--- a/Book_Version/MustLearnCodeQL.docx
+++ b/Book_Version/MustLearnCodeQL.docx
@@ -53,7 +53,7 @@
         <w:spacing w:before="600"/>
         <w:jc w:val="center"/>
       </w:pPr>
-      <w:hyperlink w:history="1" r:id="rIdfl4oiympy6pmipro_2myg">
+      <w:hyperlink w:history="1" r:id="rIdverwpscisjky83q3ph6oq">
         <w:r>
           <w:rPr>
             <w:rStyle w:val="Hyperlink"/>
@@ -560,12 +560,81 @@
         </w:p>
         <w:p>
           <w:pPr>
+            <w:pStyle w:val="TOC2"/>
+            <w:tabs>
+              <w:tab w:val="right" w:pos="9360" w:leader="dot"/>
+            </w:tabs>
+            <w:ind w:left="220"/>
+          </w:pPr>
+          <w:hyperlink w:history="1" w:anchor="_Toc22">
+            <w:r>
+              <w:t xml:space="preserve">Why Extend Libraries</w:t>
+            </w:r>
+            <w:r>
+              <w:tab/>
+            </w:r>
+            <w:r>
+              <w:fldChar w:fldCharType="begin" w:dirty="true"/>
+              <w:instrText xml:space="preserve">PAGEREF _Toc22 \h</w:instrText>
+              <w:fldChar w:fldCharType="separate"/>
+              <w:fldChar w:fldCharType="end"/>
+            </w:r>
+          </w:hyperlink>
+        </w:p>
+        <w:p>
+          <w:pPr>
+            <w:pStyle w:val="TOC2"/>
+            <w:tabs>
+              <w:tab w:val="right" w:pos="9360" w:leader="dot"/>
+            </w:tabs>
+            <w:ind w:left="220"/>
+          </w:pPr>
+          <w:hyperlink w:history="1" w:anchor="_Toc23">
+            <w:r>
+              <w:t xml:space="preserve">Custom Sources</w:t>
+            </w:r>
+            <w:r>
+              <w:tab/>
+            </w:r>
+            <w:r>
+              <w:fldChar w:fldCharType="begin" w:dirty="true"/>
+              <w:instrText xml:space="preserve">PAGEREF _Toc23 \h</w:instrText>
+              <w:fldChar w:fldCharType="separate"/>
+              <w:fldChar w:fldCharType="end"/>
+            </w:r>
+          </w:hyperlink>
+        </w:p>
+        <w:p>
+          <w:pPr>
+            <w:pStyle w:val="TOC2"/>
+            <w:tabs>
+              <w:tab w:val="right" w:pos="9360" w:leader="dot"/>
+            </w:tabs>
+            <w:ind w:left="220"/>
+          </w:pPr>
+          <w:hyperlink w:history="1" w:anchor="_Toc24">
+            <w:r>
+              <w:t xml:space="preserve">Additional Flow Steps and Summaries</w:t>
+            </w:r>
+            <w:r>
+              <w:tab/>
+            </w:r>
+            <w:r>
+              <w:fldChar w:fldCharType="begin" w:dirty="true"/>
+              <w:instrText xml:space="preserve">PAGEREF _Toc24 \h</w:instrText>
+              <w:fldChar w:fldCharType="separate"/>
+              <w:fldChar w:fldCharType="end"/>
+            </w:r>
+          </w:hyperlink>
+        </w:p>
+        <w:p>
+          <w:pPr>
             <w:pStyle w:val="TOC1"/>
             <w:tabs>
               <w:tab w:val="right" w:pos="9360" w:leader="dot"/>
             </w:tabs>
           </w:pPr>
-          <w:hyperlink w:history="1" w:anchor="_Toc22">
+          <w:hyperlink w:history="1" w:anchor="_Toc25">
             <w:r>
               <w:t xml:space="preserve">Chapter 11: Query Packs, Suites, Metadata, and Production Use</w:t>
             </w:r>
@@ -574,7 +643,76 @@
             </w:r>
             <w:r>
               <w:fldChar w:fldCharType="begin" w:dirty="true"/>
-              <w:instrText xml:space="preserve">PAGEREF _Toc22 \h</w:instrText>
+              <w:instrText xml:space="preserve">PAGEREF _Toc25 \h</w:instrText>
+              <w:fldChar w:fldCharType="separate"/>
+              <w:fldChar w:fldCharType="end"/>
+            </w:r>
+          </w:hyperlink>
+        </w:p>
+        <w:p>
+          <w:pPr>
+            <w:pStyle w:val="TOC2"/>
+            <w:tabs>
+              <w:tab w:val="right" w:pos="9360" w:leader="dot"/>
+            </w:tabs>
+            <w:ind w:left="220"/>
+          </w:pPr>
+          <w:hyperlink w:history="1" w:anchor="_Toc26">
+            <w:r>
+              <w:t xml:space="preserve">Pack Structure</w:t>
+            </w:r>
+            <w:r>
+              <w:tab/>
+            </w:r>
+            <w:r>
+              <w:fldChar w:fldCharType="begin" w:dirty="true"/>
+              <w:instrText xml:space="preserve">PAGEREF _Toc26 \h</w:instrText>
+              <w:fldChar w:fldCharType="separate"/>
+              <w:fldChar w:fldCharType="end"/>
+            </w:r>
+          </w:hyperlink>
+        </w:p>
+        <w:p>
+          <w:pPr>
+            <w:pStyle w:val="TOC2"/>
+            <w:tabs>
+              <w:tab w:val="right" w:pos="9360" w:leader="dot"/>
+            </w:tabs>
+            <w:ind w:left="220"/>
+          </w:pPr>
+          <w:hyperlink w:history="1" w:anchor="_Toc27">
+            <w:r>
+              <w:t xml:space="preserve">Query Suites</w:t>
+            </w:r>
+            <w:r>
+              <w:tab/>
+            </w:r>
+            <w:r>
+              <w:fldChar w:fldCharType="begin" w:dirty="true"/>
+              <w:instrText xml:space="preserve">PAGEREF _Toc27 \h</w:instrText>
+              <w:fldChar w:fldCharType="separate"/>
+              <w:fldChar w:fldCharType="end"/>
+            </w:r>
+          </w:hyperlink>
+        </w:p>
+        <w:p>
+          <w:pPr>
+            <w:pStyle w:val="TOC2"/>
+            <w:tabs>
+              <w:tab w:val="right" w:pos="9360" w:leader="dot"/>
+            </w:tabs>
+            <w:ind w:left="220"/>
+          </w:pPr>
+          <w:hyperlink w:history="1" w:anchor="_Toc28">
+            <w:r>
+              <w:t xml:space="preserve">Metadata Best Practices</w:t>
+            </w:r>
+            <w:r>
+              <w:tab/>
+            </w:r>
+            <w:r>
+              <w:fldChar w:fldCharType="begin" w:dirty="true"/>
+              <w:instrText xml:space="preserve">PAGEREF _Toc28 \h</w:instrText>
               <w:fldChar w:fldCharType="separate"/>
               <w:fldChar w:fldCharType="end"/>
             </w:r>
@@ -587,7 +725,7 @@
               <w:tab w:val="right" w:pos="9360" w:leader="dot"/>
             </w:tabs>
           </w:pPr>
-          <w:hyperlink w:history="1" w:anchor="_Toc23">
+          <w:hyperlink w:history="1" w:anchor="_Toc29">
             <w:r>
               <w:t xml:space="preserve">Chapter 12: Integrating CodeQL into Development Workflows</w:t>
             </w:r>
@@ -596,7 +734,53 @@
             </w:r>
             <w:r>
               <w:fldChar w:fldCharType="begin" w:dirty="true"/>
-              <w:instrText xml:space="preserve">PAGEREF _Toc23 \h</w:instrText>
+              <w:instrText xml:space="preserve">PAGEREF _Toc29 \h</w:instrText>
+              <w:fldChar w:fldCharType="separate"/>
+              <w:fldChar w:fldCharType="end"/>
+            </w:r>
+          </w:hyperlink>
+        </w:p>
+        <w:p>
+          <w:pPr>
+            <w:pStyle w:val="TOC2"/>
+            <w:tabs>
+              <w:tab w:val="right" w:pos="9360" w:leader="dot"/>
+            </w:tabs>
+            <w:ind w:left="220"/>
+          </w:pPr>
+          <w:hyperlink w:history="1" w:anchor="_Toc30">
+            <w:r>
+              <w:t xml:space="preserve">Sample Workflow</w:t>
+            </w:r>
+            <w:r>
+              <w:tab/>
+            </w:r>
+            <w:r>
+              <w:fldChar w:fldCharType="begin" w:dirty="true"/>
+              <w:instrText xml:space="preserve">PAGEREF _Toc30 \h</w:instrText>
+              <w:fldChar w:fldCharType="separate"/>
+              <w:fldChar w:fldCharType="end"/>
+            </w:r>
+          </w:hyperlink>
+        </w:p>
+        <w:p>
+          <w:pPr>
+            <w:pStyle w:val="TOC2"/>
+            <w:tabs>
+              <w:tab w:val="right" w:pos="9360" w:leader="dot"/>
+            </w:tabs>
+            <w:ind w:left="220"/>
+          </w:pPr>
+          <w:hyperlink w:history="1" w:anchor="_Toc31">
+            <w:r>
+              <w:t xml:space="preserve">Other CI Systems</w:t>
+            </w:r>
+            <w:r>
+              <w:tab/>
+            </w:r>
+            <w:r>
+              <w:fldChar w:fldCharType="begin" w:dirty="true"/>
+              <w:instrText xml:space="preserve">PAGEREF _Toc31 \h</w:instrText>
               <w:fldChar w:fldCharType="separate"/>
               <w:fldChar w:fldCharType="end"/>
             </w:r>
@@ -609,7 +793,7 @@
               <w:tab w:val="right" w:pos="9360" w:leader="dot"/>
             </w:tabs>
           </w:pPr>
-          <w:hyperlink w:history="1" w:anchor="_Toc24">
+          <w:hyperlink w:history="1" w:anchor="_Toc32">
             <w:r>
               <w:t xml:space="preserve">Chapter 13: Advanced Techniques and Performance</w:t>
             </w:r>
@@ -618,7 +802,53 @@
             </w:r>
             <w:r>
               <w:fldChar w:fldCharType="begin" w:dirty="true"/>
-              <w:instrText xml:space="preserve">PAGEREF _Toc24 \h</w:instrText>
+              <w:instrText xml:space="preserve">PAGEREF _Toc32 \h</w:instrText>
+              <w:fldChar w:fldCharType="separate"/>
+              <w:fldChar w:fldCharType="end"/>
+            </w:r>
+          </w:hyperlink>
+        </w:p>
+        <w:p>
+          <w:pPr>
+            <w:pStyle w:val="TOC2"/>
+            <w:tabs>
+              <w:tab w:val="right" w:pos="9360" w:leader="dot"/>
+            </w:tabs>
+            <w:ind w:left="220"/>
+          </w:pPr>
+          <w:hyperlink w:history="1" w:anchor="_Toc33">
+            <w:r>
+              <w:t xml:space="preserve">Performance-Conscious Predicates</w:t>
+            </w:r>
+            <w:r>
+              <w:tab/>
+            </w:r>
+            <w:r>
+              <w:fldChar w:fldCharType="begin" w:dirty="true"/>
+              <w:instrText xml:space="preserve">PAGEREF _Toc33 \h</w:instrText>
+              <w:fldChar w:fldCharType="separate"/>
+              <w:fldChar w:fldCharType="end"/>
+            </w:r>
+          </w:hyperlink>
+        </w:p>
+        <w:p>
+          <w:pPr>
+            <w:pStyle w:val="TOC2"/>
+            <w:tabs>
+              <w:tab w:val="right" w:pos="9360" w:leader="dot"/>
+            </w:tabs>
+            <w:ind w:left="220"/>
+          </w:pPr>
+          <w:hyperlink w:history="1" w:anchor="_Toc34">
+            <w:r>
+              <w:t xml:space="preserve">Debugging and Optimization</w:t>
+            </w:r>
+            <w:r>
+              <w:tab/>
+            </w:r>
+            <w:r>
+              <w:fldChar w:fldCharType="begin" w:dirty="true"/>
+              <w:instrText xml:space="preserve">PAGEREF _Toc34 \h</w:instrText>
               <w:fldChar w:fldCharType="separate"/>
               <w:fldChar w:fldCharType="end"/>
             </w:r>
@@ -631,7 +861,7 @@
               <w:tab w:val="right" w:pos="9360" w:leader="dot"/>
             </w:tabs>
           </w:pPr>
-          <w:hyperlink w:history="1" w:anchor="_Toc25">
+          <w:hyperlink w:history="1" w:anchor="_Toc35">
             <w:r>
               <w:t xml:space="preserve">Chapter 14: Real-World Case Studies and Patterns</w:t>
             </w:r>
@@ -640,7 +870,30 @@
             </w:r>
             <w:r>
               <w:fldChar w:fldCharType="begin" w:dirty="true"/>
-              <w:instrText xml:space="preserve">PAGEREF _Toc25 \h</w:instrText>
+              <w:instrText xml:space="preserve">PAGEREF _Toc35 \h</w:instrText>
+              <w:fldChar w:fldCharType="separate"/>
+              <w:fldChar w:fldCharType="end"/>
+            </w:r>
+          </w:hyperlink>
+        </w:p>
+        <w:p>
+          <w:pPr>
+            <w:pStyle w:val="TOC2"/>
+            <w:tabs>
+              <w:tab w:val="right" w:pos="9360" w:leader="dot"/>
+            </w:tabs>
+            <w:ind w:left="220"/>
+          </w:pPr>
+          <w:hyperlink w:history="1" w:anchor="_Toc36">
+            <w:r>
+              <w:t xml:space="preserve">SQL Injection Example</w:t>
+            </w:r>
+            <w:r>
+              <w:tab/>
+            </w:r>
+            <w:r>
+              <w:fldChar w:fldCharType="begin" w:dirty="true"/>
+              <w:instrText xml:space="preserve">PAGEREF _Toc36 \h</w:instrText>
               <w:fldChar w:fldCharType="separate"/>
               <w:fldChar w:fldCharType="end"/>
             </w:r>
@@ -653,7 +906,7 @@
               <w:tab w:val="right" w:pos="9360" w:leader="dot"/>
             </w:tabs>
           </w:pPr>
-          <w:hyperlink w:history="1" w:anchor="_Toc26">
+          <w:hyperlink w:history="1" w:anchor="_Toc37">
             <w:r>
               <w:t xml:space="preserve">Chapter 15: Best Practices, Common Pitfalls, and Next Steps</w:t>
             </w:r>
@@ -662,7 +915,76 @@
             </w:r>
             <w:r>
               <w:fldChar w:fldCharType="begin" w:dirty="true"/>
-              <w:instrText xml:space="preserve">PAGEREF _Toc26 \h</w:instrText>
+              <w:instrText xml:space="preserve">PAGEREF _Toc37 \h</w:instrText>
+              <w:fldChar w:fldCharType="separate"/>
+              <w:fldChar w:fldCharType="end"/>
+            </w:r>
+          </w:hyperlink>
+        </w:p>
+        <w:p>
+          <w:pPr>
+            <w:pStyle w:val="TOC2"/>
+            <w:tabs>
+              <w:tab w:val="right" w:pos="9360" w:leader="dot"/>
+            </w:tabs>
+            <w:ind w:left="220"/>
+          </w:pPr>
+          <w:hyperlink w:history="1" w:anchor="_Toc38">
+            <w:r>
+              <w:t xml:space="preserve">Writing and Testing</w:t>
+            </w:r>
+            <w:r>
+              <w:tab/>
+            </w:r>
+            <w:r>
+              <w:fldChar w:fldCharType="begin" w:dirty="true"/>
+              <w:instrText xml:space="preserve">PAGEREF _Toc38 \h</w:instrText>
+              <w:fldChar w:fldCharType="separate"/>
+              <w:fldChar w:fldCharType="end"/>
+            </w:r>
+          </w:hyperlink>
+        </w:p>
+        <w:p>
+          <w:pPr>
+            <w:pStyle w:val="TOC2"/>
+            <w:tabs>
+              <w:tab w:val="right" w:pos="9360" w:leader="dot"/>
+            </w:tabs>
+            <w:ind w:left="220"/>
+          </w:pPr>
+          <w:hyperlink w:history="1" w:anchor="_Toc39">
+            <w:r>
+              <w:t xml:space="preserve">Reducing False Positives</w:t>
+            </w:r>
+            <w:r>
+              <w:tab/>
+            </w:r>
+            <w:r>
+              <w:fldChar w:fldCharType="begin" w:dirty="true"/>
+              <w:instrText xml:space="preserve">PAGEREF _Toc39 \h</w:instrText>
+              <w:fldChar w:fldCharType="separate"/>
+              <w:fldChar w:fldCharType="end"/>
+            </w:r>
+          </w:hyperlink>
+        </w:p>
+        <w:p>
+          <w:pPr>
+            <w:pStyle w:val="TOC2"/>
+            <w:tabs>
+              <w:tab w:val="right" w:pos="9360" w:leader="dot"/>
+            </w:tabs>
+            <w:ind w:left="220"/>
+          </w:pPr>
+          <w:hyperlink w:history="1" w:anchor="_Toc40">
+            <w:r>
+              <w:t xml:space="preserve">Contributing and Staying Current</w:t>
+            </w:r>
+            <w:r>
+              <w:tab/>
+            </w:r>
+            <w:r>
+              <w:fldChar w:fldCharType="begin" w:dirty="true"/>
+              <w:instrText xml:space="preserve">PAGEREF _Toc40 \h</w:instrText>
               <w:fldChar w:fldCharType="separate"/>
               <w:fldChar w:fldCharType="end"/>
             </w:r>
@@ -675,7 +997,7 @@
               <w:tab w:val="right" w:pos="9360" w:leader="dot"/>
             </w:tabs>
           </w:pPr>
-          <w:hyperlink w:history="1" w:anchor="_Toc27">
+          <w:hyperlink w:history="1" w:anchor="_Toc41">
             <w:r>
               <w:t xml:space="preserve">Appendix A: Quick Reference</w:t>
             </w:r>
@@ -684,7 +1006,7 @@
             </w:r>
             <w:r>
               <w:fldChar w:fldCharType="begin" w:dirty="true"/>
-              <w:instrText xml:space="preserve">PAGEREF _Toc27 \h</w:instrText>
+              <w:instrText xml:space="preserve">PAGEREF _Toc41 \h</w:instrText>
               <w:fldChar w:fldCharType="separate"/>
               <w:fldChar w:fldCharType="end"/>
             </w:r>
@@ -697,7 +1019,7 @@
               <w:tab w:val="right" w:pos="9360" w:leader="dot"/>
             </w:tabs>
           </w:pPr>
-          <w:hyperlink w:history="1" w:anchor="_Toc28">
+          <w:hyperlink w:history="1" w:anchor="_Toc42">
             <w:r>
               <w:t xml:space="preserve">Appendix B: Glossary</w:t>
             </w:r>
@@ -706,7 +1028,7 @@
             </w:r>
             <w:r>
               <w:fldChar w:fldCharType="begin" w:dirty="true"/>
-              <w:instrText xml:space="preserve">PAGEREF _Toc28 \h</w:instrText>
+              <w:instrText xml:space="preserve">PAGEREF _Toc42 \h</w:instrText>
               <w:fldChar w:fldCharType="separate"/>
               <w:fldChar w:fldCharType="end"/>
             </w:r>
@@ -719,7 +1041,7 @@
               <w:tab w:val="right" w:pos="9360" w:leader="dot"/>
             </w:tabs>
           </w:pPr>
-          <w:hyperlink w:history="1" w:anchor="_Toc29">
+          <w:hyperlink w:history="1" w:anchor="_Toc43">
             <w:r>
               <w:t xml:space="preserve">Appendix C: Recommended Resources</w:t>
             </w:r>
@@ -728,7 +1050,7 @@
             </w:r>
             <w:r>
               <w:fldChar w:fldCharType="begin" w:dirty="true"/>
-              <w:instrText xml:space="preserve">PAGEREF _Toc29 \h</w:instrText>
+              <w:instrText xml:space="preserve">PAGEREF _Toc43 \h</w:instrText>
               <w:fldChar w:fldCharType="separate"/>
               <w:fldChar w:fldCharType="end"/>
             </w:r>
@@ -761,7 +1083,7 @@
       </w:r>
     </w:p>
     <w:p>
-      <w:hyperlink w:history="1" r:id="rIdsrewhw3gyace1zepgqfij">
+      <w:hyperlink w:history="1" r:id="rIdnqqbeeqflwe5kr4txe1zc">
         <w:r>
           <w:rPr>
             <w:rStyle w:val="Hyperlink"/>
@@ -2191,106 +2513,95 @@
         <w:spacing w:after="160"/>
       </w:pPr>
       <w:r>
-        <w:t xml:space="preserve">When a third-party library is not modeled, you extend the standard libraries by adding sources, sinks, or flow summaries. Model packs let you distribute these extensions independently of queries.</w:t>
-      </w:r>
-    </w:p>
-    <w:p>
-      <w:pPr>
-        <w:spacing w:after="160"/>
-      </w:pPr>
-      <w:r>
-        <w:t xml:space="preserve">Example of an additional taint step (conceptual):</w:t>
-      </w:r>
-    </w:p>
-    <w:p>
-      <w:pPr>
-        <w:spacing w:after="40"/>
-      </w:pPr>
-      <w:r>
-        <w:rPr>
-          <w:rFonts w:ascii="Consolas" w:cs="Consolas" w:eastAsia="Consolas" w:hAnsi="Consolas"/>
-          <w:sz w:val="18"/>
-          <w:szCs w:val="18"/>
-        </w:rPr>
-        <w:t xml:space="preserve">predicate isAdditionalFlowStep(DataFlow::Node pred, DataFlow::Node succ) {</w:t>
-      </w:r>
-    </w:p>
-    <w:p>
-      <w:pPr>
-        <w:spacing w:after="40"/>
-      </w:pPr>
-      <w:r>
-        <w:rPr>
-          <w:rFonts w:ascii="Consolas" w:cs="Consolas" w:eastAsia="Consolas" w:hAnsi="Consolas"/>
-          <w:sz w:val="18"/>
-          <w:szCs w:val="18"/>
-        </w:rPr>
-        <w:t xml:space="preserve">  // model a custom sanitizer or propagator</w:t>
-      </w:r>
-    </w:p>
-    <w:p>
-      <w:pPr>
-        <w:spacing w:after="40"/>
-      </w:pPr>
-      <w:r>
-        <w:rPr>
-          <w:rFonts w:ascii="Consolas" w:cs="Consolas" w:eastAsia="Consolas" w:hAnsi="Consolas"/>
-          <w:sz w:val="18"/>
-          <w:szCs w:val="18"/>
-        </w:rPr>
-        <w:t xml:space="preserve">  exists(CallExpr c |</w:t>
-      </w:r>
-    </w:p>
-    <w:p>
-      <w:pPr>
-        <w:spacing w:after="40"/>
-      </w:pPr>
-      <w:r>
-        <w:rPr>
-          <w:rFonts w:ascii="Consolas" w:cs="Consolas" w:eastAsia="Consolas" w:hAnsi="Consolas"/>
-          <w:sz w:val="18"/>
-          <w:szCs w:val="18"/>
-        </w:rPr>
-        <w:t xml:space="preserve">    c.getCalleeName() = "myTransform" and</w:t>
-      </w:r>
-    </w:p>
-    <w:p>
-      <w:pPr>
-        <w:spacing w:after="40"/>
-      </w:pPr>
-      <w:r>
-        <w:rPr>
-          <w:rFonts w:ascii="Consolas" w:cs="Consolas" w:eastAsia="Consolas" w:hAnsi="Consolas"/>
-          <w:sz w:val="18"/>
-          <w:szCs w:val="18"/>
-        </w:rPr>
-        <w:t xml:space="preserve">    pred = c.getArgument(0).flow() and</w:t>
-      </w:r>
-    </w:p>
-    <w:p>
-      <w:pPr>
-        <w:spacing w:after="40"/>
-      </w:pPr>
-      <w:r>
-        <w:rPr>
-          <w:rFonts w:ascii="Consolas" w:cs="Consolas" w:eastAsia="Consolas" w:hAnsi="Consolas"/>
-          <w:sz w:val="18"/>
-          <w:szCs w:val="18"/>
-        </w:rPr>
-        <w:t xml:space="preserve">    succ = c.flow()</w:t>
-      </w:r>
-    </w:p>
-    <w:p>
-      <w:pPr>
-        <w:spacing w:after="40"/>
-      </w:pPr>
-      <w:r>
-        <w:rPr>
-          <w:rFonts w:ascii="Consolas" w:cs="Consolas" w:eastAsia="Consolas" w:hAnsi="Consolas"/>
-          <w:sz w:val="18"/>
-          <w:szCs w:val="18"/>
-        </w:rPr>
-        <w:t xml:space="preserve">  )</w:t>
+        <w:t xml:space="preserve">When the standard CodeQL libraries do not model a framework, library, or custom API that your code uses, you extend them. Extensions improve both recall (finding more true positives) and precision (reducing false positives).</w:t>
+      </w:r>
+    </w:p>
+    <w:p>
+      <w:pPr>
+        <w:pStyle w:val="Heading2"/>
+      </w:pPr>
+      <w:bookmarkStart w:name="_Toc22" w:id="22"/>
+      <w:r>
+        <w:t xml:space="preserve">Why Extend Libraries</w:t>
+      </w:r>
+      <w:bookmarkEnd w:id="22"/>
+    </w:p>
+    <w:p>
+      <w:pPr>
+        <w:spacing w:after="160"/>
+      </w:pPr>
+      <w:r>
+        <w:t xml:space="preserve">Default models cover many popular libraries, but real-world codebases often use internal frameworks, niche packages, or custom wrappers. Modeling these lets existing security queries automatically understand your code.</w:t>
+      </w:r>
+    </w:p>
+    <w:p>
+      <w:pPr>
+        <w:pStyle w:val="Heading2"/>
+      </w:pPr>
+      <w:bookmarkStart w:name="_Toc23" w:id="23"/>
+      <w:r>
+        <w:t xml:space="preserve">Custom Sources</w:t>
+      </w:r>
+      <w:bookmarkEnd w:id="23"/>
+    </w:p>
+    <w:p>
+      <w:pPr>
+        <w:spacing w:after="160"/>
+      </w:pPr>
+      <w:r>
+        <w:t xml:space="preserve">A common extension is to mark additional functions as remote flow sources. The example in examples/chapter10/custom-source.ql shows the pattern:</w:t>
+      </w:r>
+    </w:p>
+    <w:p>
+      <w:pPr>
+        <w:spacing w:after="40"/>
+      </w:pPr>
+      <w:r>
+        <w:rPr>
+          <w:rFonts w:ascii="Consolas" w:cs="Consolas" w:eastAsia="Consolas" w:hAnsi="Consolas"/>
+          <w:sz w:val="18"/>
+          <w:szCs w:val="18"/>
+        </w:rPr>
+        <w:t xml:space="preserve">class CustomRemoteSource extends RemoteFlowSource {</w:t>
+      </w:r>
+    </w:p>
+    <w:p>
+      <w:pPr>
+        <w:spacing w:after="40"/>
+      </w:pPr>
+      <w:r>
+        <w:rPr>
+          <w:rFonts w:ascii="Consolas" w:cs="Consolas" w:eastAsia="Consolas" w:hAnsi="Consolas"/>
+          <w:sz w:val="18"/>
+          <w:szCs w:val="18"/>
+        </w:rPr>
+        <w:t xml:space="preserve">  CustomRemoteSource() {</w:t>
+      </w:r>
+    </w:p>
+    <w:p>
+      <w:pPr>
+        <w:spacing w:after="40"/>
+      </w:pPr>
+      <w:r>
+        <w:rPr>
+          <w:rFonts w:ascii="Consolas" w:cs="Consolas" w:eastAsia="Consolas" w:hAnsi="Consolas"/>
+          <w:sz w:val="18"/>
+          <w:szCs w:val="18"/>
+        </w:rPr>
+        <w:t xml:space="preserve">    this = any(CallExpr c | c.getCalleeName() = "getUserInput").flow()</w:t>
+      </w:r>
+    </w:p>
+    <w:p>
+      <w:pPr>
+        <w:spacing w:after="40"/>
+      </w:pPr>
+      <w:r>
+        <w:rPr>
+          <w:rFonts w:ascii="Consolas" w:cs="Consolas" w:eastAsia="Consolas" w:hAnsi="Consolas"/>
+          <w:sz w:val="18"/>
+          <w:szCs w:val="18"/>
+        </w:rPr>
+        <w:t xml:space="preserve">  }</w:t>
       </w:r>
     </w:p>
     <w:p>
@@ -2311,7 +2622,33 @@
         <w:spacing w:after="160"/>
       </w:pPr>
       <w:r>
-        <w:t xml:space="preserve">Complete model-pack examples are in examples/chapter10/.</w:t>
+        <w:t xml:space="preserve">Once defined, any query that looks for RemoteFlowSource will automatically include your custom source.</w:t>
+      </w:r>
+    </w:p>
+    <w:p>
+      <w:pPr>
+        <w:pStyle w:val="Heading2"/>
+      </w:pPr>
+      <w:bookmarkStart w:name="_Toc24" w:id="24"/>
+      <w:r>
+        <w:t xml:space="preserve">Additional Flow Steps and Summaries</w:t>
+      </w:r>
+      <w:bookmarkEnd w:id="24"/>
+    </w:p>
+    <w:p>
+      <w:pPr>
+        <w:spacing w:after="160"/>
+      </w:pPr>
+      <w:r>
+        <w:t xml:space="preserve">You can also add flow summaries so that taint propagates through library functions that transform data without the default models knowing about them. Model packs (data extension files) let you publish these extensions separately from queries so they can be shared and versioned.</w:t>
+      </w:r>
+    </w:p>
+    <w:p>
+      <w:pPr>
+        <w:spacing w:after="160"/>
+      </w:pPr>
+      <w:r>
+        <w:t xml:space="preserve">See examples/chapter10/ for the custom-source example and README with further notes.</w:t>
       </w:r>
     </w:p>
     <w:p>
@@ -2319,31 +2656,49 @@
         <w:pStyle w:val="Heading1"/>
         <w:pageBreakBefore/>
       </w:pPr>
-      <w:bookmarkStart w:name="_Toc22" w:id="22"/>
+      <w:bookmarkStart w:name="_Toc25" w:id="25"/>
       <w:r>
         <w:t xml:space="preserve">Chapter 11: Query Packs, Suites, Metadata, and Production Use</w:t>
       </w:r>
-      <w:bookmarkEnd w:id="22"/>
-    </w:p>
-    <w:p>
-      <w:pPr>
-        <w:spacing w:after="160"/>
-      </w:pPr>
-      <w:r>
-        <w:t xml:space="preserve">A qlpack.yml defines a pack. Query suites (qls files) select which queries run. Metadata drives severity, precision, and help text in GitHub code scanning.</w:t>
-      </w:r>
-    </w:p>
-    <w:p>
-      <w:pPr>
-        <w:spacing w:after="40"/>
-      </w:pPr>
-      <w:r>
-        <w:rPr>
-          <w:rFonts w:ascii="Consolas" w:cs="Consolas" w:eastAsia="Consolas" w:hAnsi="Consolas"/>
-          <w:sz w:val="18"/>
-          <w:szCs w:val="18"/>
-        </w:rPr>
-        <w:t xml:space="preserve">name: my-org/my-queries</w:t>
+      <w:bookmarkEnd w:id="25"/>
+    </w:p>
+    <w:p>
+      <w:pPr>
+        <w:spacing w:after="160"/>
+      </w:pPr>
+      <w:r>
+        <w:t xml:space="preserve">CodeQL packs are the unit of distribution for queries, libraries, and models. A pack is defined by a qlpack.yml file and can declare dependencies on the official standard libraries.</w:t>
+      </w:r>
+    </w:p>
+    <w:p>
+      <w:pPr>
+        <w:pStyle w:val="Heading2"/>
+      </w:pPr>
+      <w:bookmarkStart w:name="_Toc26" w:id="26"/>
+      <w:r>
+        <w:t xml:space="preserve">Pack Structure</w:t>
+      </w:r>
+      <w:bookmarkEnd w:id="26"/>
+    </w:p>
+    <w:p>
+      <w:pPr>
+        <w:spacing w:after="160"/>
+      </w:pPr>
+      <w:r>
+        <w:t xml:space="preserve">Example qlpack.yml (see examples/chapter11/qlpack.yml):</w:t>
+      </w:r>
+    </w:p>
+    <w:p>
+      <w:pPr>
+        <w:spacing w:after="40"/>
+      </w:pPr>
+      <w:r>
+        <w:rPr>
+          <w:rFonts w:ascii="Consolas" w:cs="Consolas" w:eastAsia="Consolas" w:hAnsi="Consolas"/>
+          <w:sz w:val="18"/>
+          <w:szCs w:val="18"/>
+        </w:rPr>
+        <w:t xml:space="preserve">name: mustlearn/example-queries</w:t>
       </w:r>
     </w:p>
     <w:p>
@@ -2383,6 +2738,50 @@
           <w:szCs w:val="18"/>
         </w:rPr>
         <w:t xml:space="preserve">  codeql/javascript-all: "*"</w:t>
+      </w:r>
+    </w:p>
+    <w:p>
+      <w:pPr>
+        <w:pStyle w:val="Heading2"/>
+      </w:pPr>
+      <w:bookmarkStart w:name="_Toc27" w:id="27"/>
+      <w:r>
+        <w:t xml:space="preserve">Query Suites</w:t>
+      </w:r>
+      <w:bookmarkEnd w:id="27"/>
+    </w:p>
+    <w:p>
+      <w:pPr>
+        <w:spacing w:after="160"/>
+      </w:pPr>
+      <w:r>
+        <w:t xml:space="preserve">Suites (.qls files) control which queries run. You can include or exclude by kind, tags, or path. An example suite is in examples/chapter11/example-suite.qls.</w:t>
+      </w:r>
+    </w:p>
+    <w:p>
+      <w:pPr>
+        <w:pStyle w:val="Heading2"/>
+      </w:pPr>
+      <w:bookmarkStart w:name="_Toc28" w:id="28"/>
+      <w:r>
+        <w:t xml:space="preserve">Metadata Best Practices</w:t>
+      </w:r>
+      <w:bookmarkEnd w:id="28"/>
+    </w:p>
+    <w:p>
+      <w:pPr>
+        <w:spacing w:after="160"/>
+      </w:pPr>
+      <w:r>
+        <w:t xml:space="preserve">Every production query should include complete metadata: unique @id, clear @name and @description, appropriate @kind (problem or path-problem), and severity. Good metadata makes results actionable in GitHub code scanning and improves query help pages.</w:t>
+      </w:r>
+    </w:p>
+    <w:p>
+      <w:pPr>
+        <w:spacing w:after="160"/>
+      </w:pPr>
+      <w:r>
+        <w:t xml:space="preserve">Always write expected-result tests before promoting a query to a shared pack.</w:t>
       </w:r>
     </w:p>
     <w:p>
@@ -2390,26 +2789,98 @@
         <w:pStyle w:val="Heading1"/>
         <w:pageBreakBefore/>
       </w:pPr>
-      <w:bookmarkStart w:name="_Toc23" w:id="23"/>
+      <w:bookmarkStart w:name="_Toc29" w:id="29"/>
       <w:r>
         <w:t xml:space="preserve">Chapter 12: Integrating CodeQL into Development Workflows</w:t>
       </w:r>
-      <w:bookmarkEnd w:id="23"/>
-    </w:p>
-    <w:p>
-      <w:pPr>
-        <w:spacing w:after="160"/>
-      </w:pPr>
-      <w:r>
-        <w:t xml:space="preserve">The standard GitHub Actions workflow uses github/codeql-action. You can pin query packs, choose suites, and upload SARIF. For other CI systems download the CodeQL bundle and invoke the CLI.</w:t>
-      </w:r>
-    </w:p>
-    <w:p>
-      <w:pPr>
-        <w:spacing w:after="160"/>
-      </w:pPr>
-      <w:r>
-        <w:t xml:space="preserve">Multi-repository variant analysis (MRVA) lets you run a single query against thousands of repositories. Configuration examples are in examples/chapter12/.</w:t>
+      <w:bookmarkEnd w:id="29"/>
+    </w:p>
+    <w:p>
+      <w:pPr>
+        <w:spacing w:after="160"/>
+      </w:pPr>
+      <w:r>
+        <w:t xml:space="preserve">The most common integration is the CodeQL GitHub Action. It creates the database, runs queries, and uploads SARIF results so alerts appear in the Security tab.</w:t>
+      </w:r>
+    </w:p>
+    <w:p>
+      <w:pPr>
+        <w:pStyle w:val="Heading2"/>
+      </w:pPr>
+      <w:bookmarkStart w:name="_Toc30" w:id="30"/>
+      <w:r>
+        <w:t xml:space="preserve">Sample Workflow</w:t>
+      </w:r>
+      <w:bookmarkEnd w:id="30"/>
+    </w:p>
+    <w:p>
+      <w:pPr>
+        <w:spacing w:after="160"/>
+      </w:pPr>
+      <w:r>
+        <w:t xml:space="preserve">A ready-to-use workflow is provided at examples/chapter12/codeql-analysis.yml. Key customizations include:</w:t>
+      </w:r>
+    </w:p>
+    <w:p>
+      <w:pPr>
+        <w:pStyle w:val="ListParagraph"/>
+        <w:numPr>
+          <w:ilvl w:val="0"/>
+          <w:numId w:val="3"/>
+        </w:numPr>
+      </w:pPr>
+      <w:r>
+        <w:t xml:space="preserve">languages matrix for multi-language repositories</w:t>
+      </w:r>
+    </w:p>
+    <w:p>
+      <w:pPr>
+        <w:pStyle w:val="ListParagraph"/>
+        <w:numPr>
+          <w:ilvl w:val="0"/>
+          <w:numId w:val="3"/>
+        </w:numPr>
+      </w:pPr>
+      <w:r>
+        <w:t xml:space="preserve">queries: security-extended or a custom pack</w:t>
+      </w:r>
+    </w:p>
+    <w:p>
+      <w:pPr>
+        <w:pStyle w:val="ListParagraph"/>
+        <w:numPr>
+          <w:ilvl w:val="0"/>
+          <w:numId w:val="3"/>
+        </w:numPr>
+      </w:pPr>
+      <w:r>
+        <w:t xml:space="preserve">build-mode or explicit build commands for compiled languages</w:t>
+      </w:r>
+    </w:p>
+    <w:p>
+      <w:pPr>
+        <w:pStyle w:val="Heading2"/>
+      </w:pPr>
+      <w:bookmarkStart w:name="_Toc31" w:id="31"/>
+      <w:r>
+        <w:t xml:space="preserve">Other CI Systems</w:t>
+      </w:r>
+      <w:bookmarkEnd w:id="31"/>
+    </w:p>
+    <w:p>
+      <w:pPr>
+        <w:spacing w:after="160"/>
+      </w:pPr>
+      <w:r>
+        <w:t xml:space="preserve">Download the CodeQL bundle, run the CLI to create a database and execute queries, then upload the resulting SARIF. Multi-repository variant analysis (MRVA) is available for research-scale runs across many repositories.</w:t>
+      </w:r>
+    </w:p>
+    <w:p>
+      <w:pPr>
+        <w:spacing w:after="160"/>
+      </w:pPr>
+      <w:r>
+        <w:t xml:space="preserve">Full workflow and notes are in examples/chapter12/.</w:t>
       </w:r>
     </w:p>
     <w:p>
@@ -2417,18 +2888,106 @@
         <w:pStyle w:val="Heading1"/>
         <w:pageBreakBefore/>
       </w:pPr>
-      <w:bookmarkStart w:name="_Toc24" w:id="24"/>
+      <w:bookmarkStart w:name="_Toc32" w:id="32"/>
       <w:r>
         <w:t xml:space="preserve">Chapter 13: Advanced Techniques and Performance</w:t>
       </w:r>
-      <w:bookmarkEnd w:id="24"/>
-    </w:p>
-    <w:p>
-      <w:pPr>
-        <w:spacing w:after="160"/>
-      </w:pPr>
-      <w:r>
-        <w:t xml:space="preserve">Use recursion carefully, prefer library predicates over hand-rolled joins, and profile slow queries. Partial-flow debugging and intermediate result inspection are invaluable when paths are missing.</w:t>
+      <w:bookmarkEnd w:id="32"/>
+    </w:p>
+    <w:p>
+      <w:pPr>
+        <w:spacing w:after="160"/>
+      </w:pPr>
+      <w:r>
+        <w:t xml:space="preserve">As queries grow more complex, performance and maintainability become critical. Prefer small, focused predicates that the optimizer can handle efficiently.</w:t>
+      </w:r>
+    </w:p>
+    <w:p>
+      <w:pPr>
+        <w:pStyle w:val="Heading2"/>
+      </w:pPr>
+      <w:bookmarkStart w:name="_Toc33" w:id="33"/>
+      <w:r>
+        <w:t xml:space="preserve">Performance-Conscious Predicates</w:t>
+      </w:r>
+      <w:bookmarkEnd w:id="33"/>
+    </w:p>
+    <w:p>
+      <w:pPr>
+        <w:spacing w:after="160"/>
+      </w:pPr>
+      <w:r>
+        <w:t xml:space="preserve">The example in examples/chapter13/performance-predicate.ql shows a tighter predicate that avoids unnecessary work:</w:t>
+      </w:r>
+    </w:p>
+    <w:p>
+      <w:pPr>
+        <w:spacing w:after="40"/>
+      </w:pPr>
+      <w:r>
+        <w:rPr>
+          <w:rFonts w:ascii="Consolas" w:cs="Consolas" w:eastAsia="Consolas" w:hAnsi="Consolas"/>
+          <w:sz w:val="18"/>
+          <w:szCs w:val="18"/>
+        </w:rPr>
+        <w:t xml:space="preserve">predicate isDirectEval(CallExpr c) {</w:t>
+      </w:r>
+    </w:p>
+    <w:p>
+      <w:pPr>
+        <w:spacing w:after="40"/>
+      </w:pPr>
+      <w:r>
+        <w:rPr>
+          <w:rFonts w:ascii="Consolas" w:cs="Consolas" w:eastAsia="Consolas" w:hAnsi="Consolas"/>
+          <w:sz w:val="18"/>
+          <w:szCs w:val="18"/>
+        </w:rPr>
+        <w:t xml:space="preserve">  c.getCalleeName() = "eval" and</w:t>
+      </w:r>
+    </w:p>
+    <w:p>
+      <w:pPr>
+        <w:spacing w:after="40"/>
+      </w:pPr>
+      <w:r>
+        <w:rPr>
+          <w:rFonts w:ascii="Consolas" w:cs="Consolas" w:eastAsia="Consolas" w:hAnsi="Consolas"/>
+          <w:sz w:val="18"/>
+          <w:szCs w:val="18"/>
+        </w:rPr>
+        <w:t xml:space="preserve">  not c.getCallee().(Function).getName().regexpMatch(".*wrapper.*")</w:t>
+      </w:r>
+    </w:p>
+    <w:p>
+      <w:pPr>
+        <w:spacing w:after="40"/>
+      </w:pPr>
+      <w:r>
+        <w:rPr>
+          <w:rFonts w:ascii="Consolas" w:cs="Consolas" w:eastAsia="Consolas" w:hAnsi="Consolas"/>
+          <w:sz w:val="18"/>
+          <w:szCs w:val="18"/>
+        </w:rPr>
+        <w:t xml:space="preserve">}</w:t>
+      </w:r>
+    </w:p>
+    <w:p>
+      <w:pPr>
+        <w:pStyle w:val="Heading2"/>
+      </w:pPr>
+      <w:bookmarkStart w:name="_Toc34" w:id="34"/>
+      <w:r>
+        <w:t xml:space="preserve">Debugging and Optimization</w:t>
+      </w:r>
+      <w:bookmarkEnd w:id="34"/>
+    </w:p>
+    <w:p>
+      <w:pPr>
+        <w:spacing w:after="160"/>
+      </w:pPr>
+      <w:r>
+        <w:t xml:space="preserve">Use partial flow debugging when expected paths do not appear. Profile slow queries, reduce the scope of configurations, and leverage existing library predicates instead of reimplementing joins. Modular design (predicates in reusable modules) improves both speed and readability.</w:t>
       </w:r>
     </w:p>
     <w:p>
@@ -2436,18 +2995,122 @@
         <w:pStyle w:val="Heading1"/>
         <w:pageBreakBefore/>
       </w:pPr>
-      <w:bookmarkStart w:name="_Toc25" w:id="25"/>
+      <w:bookmarkStart w:name="_Toc35" w:id="35"/>
       <w:r>
         <w:t xml:space="preserve">Chapter 14: Real-World Case Studies and Patterns</w:t>
       </w:r>
-      <w:bookmarkEnd w:id="25"/>
-    </w:p>
-    <w:p>
-      <w:pPr>
-        <w:spacing w:after="160"/>
-      </w:pPr>
-      <w:r>
-        <w:t xml:space="preserve">Study the GitHub Security Lab Zero-to-Hero series and the Secure Code Game. Common patterns include remote-flow sources, DOM sinks, SQL sinks, command-injection sinks, and path-traversal sinks. The repository includes simplified case-study queries under examples/chapter14/.</w:t>
+      <w:bookmarkEnd w:id="35"/>
+    </w:p>
+    <w:p>
+      <w:pPr>
+        <w:spacing w:after="160"/>
+      </w:pPr>
+      <w:r>
+        <w:t xml:space="preserve">Studying published research and the GitHub Security Lab Zero-to-Hero series is the fastest way to internalize effective query patterns. Common classes include injection flaws, XSS, path traversal, and insecure deserialization.</w:t>
+      </w:r>
+    </w:p>
+    <w:p>
+      <w:pPr>
+        <w:pStyle w:val="Heading2"/>
+      </w:pPr>
+      <w:bookmarkStart w:name="_Toc36" w:id="36"/>
+      <w:r>
+        <w:t xml:space="preserve">SQL Injection Example</w:t>
+      </w:r>
+      <w:bookmarkEnd w:id="36"/>
+    </w:p>
+    <w:p>
+      <w:pPr>
+        <w:spacing w:after="160"/>
+      </w:pPr>
+      <w:r>
+        <w:t xml:space="preserve">A simplified path-query case study is in examples/chapter14/sql-injection-example.ql. It demonstrates the standard source-to-sink structure used in production security queries:</w:t>
+      </w:r>
+    </w:p>
+    <w:p>
+      <w:pPr>
+        <w:spacing w:after="40"/>
+      </w:pPr>
+      <w:r>
+        <w:rPr>
+          <w:rFonts w:ascii="Consolas" w:cs="Consolas" w:eastAsia="Consolas" w:hAnsi="Consolas"/>
+          <w:sz w:val="18"/>
+          <w:szCs w:val="18"/>
+        </w:rPr>
+        <w:t xml:space="preserve">module SqlConfig implements DataFlow::ConfigSig {</w:t>
+      </w:r>
+    </w:p>
+    <w:p>
+      <w:pPr>
+        <w:spacing w:after="40"/>
+      </w:pPr>
+      <w:r>
+        <w:rPr>
+          <w:rFonts w:ascii="Consolas" w:cs="Consolas" w:eastAsia="Consolas" w:hAnsi="Consolas"/>
+          <w:sz w:val="18"/>
+          <w:szCs w:val="18"/>
+        </w:rPr>
+        <w:t xml:space="preserve">  predicate isSource(DataFlow::Node n) { n instanceof RemoteFlowSource }</w:t>
+      </w:r>
+    </w:p>
+    <w:p>
+      <w:pPr>
+        <w:spacing w:after="40"/>
+      </w:pPr>
+      <w:r>
+        <w:rPr>
+          <w:rFonts w:ascii="Consolas" w:cs="Consolas" w:eastAsia="Consolas" w:hAnsi="Consolas"/>
+          <w:sz w:val="18"/>
+          <w:szCs w:val="18"/>
+        </w:rPr>
+        <w:t xml:space="preserve">  predicate isSink(DataFlow::Node n) {</w:t>
+      </w:r>
+    </w:p>
+    <w:p>
+      <w:pPr>
+        <w:spacing w:after="40"/>
+      </w:pPr>
+      <w:r>
+        <w:rPr>
+          <w:rFonts w:ascii="Consolas" w:cs="Consolas" w:eastAsia="Consolas" w:hAnsi="Consolas"/>
+          <w:sz w:val="18"/>
+          <w:szCs w:val="18"/>
+        </w:rPr>
+        <w:t xml:space="preserve">    n.asExpr().(CallExpr).getCalleeName() = "query"</w:t>
+      </w:r>
+    </w:p>
+    <w:p>
+      <w:pPr>
+        <w:spacing w:after="40"/>
+      </w:pPr>
+      <w:r>
+        <w:rPr>
+          <w:rFonts w:ascii="Consolas" w:cs="Consolas" w:eastAsia="Consolas" w:hAnsi="Consolas"/>
+          <w:sz w:val="18"/>
+          <w:szCs w:val="18"/>
+        </w:rPr>
+        <w:t xml:space="preserve">  }</w:t>
+      </w:r>
+    </w:p>
+    <w:p>
+      <w:pPr>
+        <w:spacing w:after="40"/>
+      </w:pPr>
+      <w:r>
+        <w:rPr>
+          <w:rFonts w:ascii="Consolas" w:cs="Consolas" w:eastAsia="Consolas" w:hAnsi="Consolas"/>
+          <w:sz w:val="18"/>
+          <w:szCs w:val="18"/>
+        </w:rPr>
+        <w:t xml:space="preserve">}</w:t>
+      </w:r>
+    </w:p>
+    <w:p>
+      <w:pPr>
+        <w:spacing w:after="160"/>
+      </w:pPr>
+      <w:r>
+        <w:t xml:space="preserve">Replace the placeholder sink with a real modeled sink (or extend the library) for production use. Additional case-study queries can be added to examples/chapter14/.</w:t>
       </w:r>
     </w:p>
     <w:p>
@@ -2455,18 +3118,80 @@
         <w:pStyle w:val="Heading1"/>
         <w:pageBreakBefore/>
       </w:pPr>
-      <w:bookmarkStart w:name="_Toc26" w:id="26"/>
+      <w:bookmarkStart w:name="_Toc37" w:id="37"/>
       <w:r>
         <w:t xml:space="preserve">Chapter 15: Best Practices, Common Pitfalls, and Next Steps</w:t>
       </w:r>
-      <w:bookmarkEnd w:id="26"/>
-    </w:p>
-    <w:p>
-      <w:pPr>
-        <w:spacing w:after="160"/>
-      </w:pPr>
-      <w:r>
-        <w:t xml:space="preserve">Write small, testable predicates. Document metadata thoroughly. Reduce false positives with precise barriers. Contribute high-quality queries and models back to the official CodeQL repository. Keep the companion repository updated as CodeQL evolves.</w:t>
+      <w:bookmarkEnd w:id="37"/>
+    </w:p>
+    <w:p>
+      <w:pPr>
+        <w:spacing w:after="160"/>
+      </w:pPr>
+      <w:r>
+        <w:t xml:space="preserve">Successful CodeQL use rests on a few consistent habits.</w:t>
+      </w:r>
+    </w:p>
+    <w:p>
+      <w:pPr>
+        <w:pStyle w:val="Heading2"/>
+      </w:pPr>
+      <w:bookmarkStart w:name="_Toc38" w:id="38"/>
+      <w:r>
+        <w:t xml:space="preserve">Writing and Testing</w:t>
+      </w:r>
+      <w:bookmarkEnd w:id="38"/>
+    </w:p>
+    <w:p>
+      <w:pPr>
+        <w:spacing w:after="160"/>
+      </w:pPr>
+      <w:r>
+        <w:t xml:space="preserve">Keep predicates small and single-purpose. Document every query with complete metadata. Create expected-result tests that cover both vulnerable and safe cases. The checklist in examples/chapter15/README.md summarizes these practices.</w:t>
+      </w:r>
+    </w:p>
+    <w:p>
+      <w:pPr>
+        <w:pStyle w:val="Heading2"/>
+      </w:pPr>
+      <w:bookmarkStart w:name="_Toc39" w:id="39"/>
+      <w:r>
+        <w:t xml:space="preserve">Reducing False Positives</w:t>
+      </w:r>
+      <w:bookmarkEnd w:id="39"/>
+    </w:p>
+    <w:p>
+      <w:pPr>
+        <w:spacing w:after="160"/>
+      </w:pPr>
+      <w:r>
+        <w:t xml:space="preserve">Use precise barriers and flow state when needed. Model sanitizers explicitly. Prefer library models over ad-hoc joins.</w:t>
+      </w:r>
+    </w:p>
+    <w:p>
+      <w:pPr>
+        <w:pStyle w:val="Heading2"/>
+      </w:pPr>
+      <w:bookmarkStart w:name="_Toc40" w:id="40"/>
+      <w:r>
+        <w:t xml:space="preserve">Contributing and Staying Current</w:t>
+      </w:r>
+      <w:bookmarkEnd w:id="40"/>
+    </w:p>
+    <w:p>
+      <w:pPr>
+        <w:spacing w:after="160"/>
+      </w:pPr>
+      <w:r>
+        <w:t xml:space="preserve">High-quality queries and models can be contributed to the official CodeQL repository. Watch the changelog for extractor and library improvements. Keep the companion repository for this book updated as you add more examples.</w:t>
+      </w:r>
+    </w:p>
+    <w:p>
+      <w:pPr>
+        <w:spacing w:after="160"/>
+      </w:pPr>
+      <w:r>
+        <w:t xml:space="preserve">You now have the foundation to write, extend, package, and operationalize CodeQL queries. The examples in each chapter folder are ready to run and adapt.</w:t>
       </w:r>
     </w:p>
     <w:p>
@@ -2474,18 +3199,18 @@
         <w:pStyle w:val="Heading1"/>
         <w:pageBreakBefore/>
       </w:pPr>
-      <w:bookmarkStart w:name="_Toc27" w:id="27"/>
+      <w:bookmarkStart w:name="_Toc41" w:id="41"/>
       <w:r>
         <w:t xml:space="preserve">Appendix A: Quick Reference</w:t>
       </w:r>
-      <w:bookmarkEnd w:id="27"/>
-    </w:p>
-    <w:p>
-      <w:pPr>
-        <w:spacing w:after="160"/>
-      </w:pPr>
-      <w:r>
-        <w:t xml:space="preserve">CLI commands, path-query template, essential metadata fields, and links to every example file in the repository.</w:t>
+      <w:bookmarkEnd w:id="41"/>
+    </w:p>
+    <w:p>
+      <w:pPr>
+        <w:spacing w:after="160"/>
+      </w:pPr>
+      <w:r>
+        <w:t xml:space="preserve">CLI commands, path-query template, essential metadata fields, and links to every example file in the repository (organized by chapter).</w:t>
       </w:r>
     </w:p>
     <w:p>
@@ -2493,11 +3218,11 @@
         <w:pStyle w:val="Heading1"/>
         <w:pageBreakBefore/>
       </w:pPr>
-      <w:bookmarkStart w:name="_Toc28" w:id="28"/>
+      <w:bookmarkStart w:name="_Toc42" w:id="42"/>
       <w:r>
         <w:t xml:space="preserve">Appendix B: Glossary</w:t>
       </w:r>
-      <w:bookmarkEnd w:id="28"/>
+      <w:bookmarkEnd w:id="42"/>
     </w:p>
     <w:p>
       <w:pPr>
@@ -2512,11 +3237,11 @@
         <w:pStyle w:val="Heading1"/>
         <w:pageBreakBefore/>
       </w:pPr>
-      <w:bookmarkStart w:name="_Toc29" w:id="29"/>
+      <w:bookmarkStart w:name="_Toc43" w:id="43"/>
       <w:r>
         <w:t xml:space="preserve">Appendix C: Recommended Resources</w:t>
       </w:r>
-      <w:bookmarkEnd w:id="29"/>
+      <w:bookmarkEnd w:id="43"/>
     </w:p>
     <w:p>
       <w:pPr>

--- a/Book_Version/MustLearnCodeQL.docx
+++ b/Book_Version/MustLearnCodeQL.docx
@@ -45,20 +45,20 @@
           <w:sz w:val="24"/>
           <w:szCs w:val="24"/>
         </w:rPr>
-        <w:t xml:space="preserve">2026 Edition</w:t>
-      </w:r>
-    </w:p>
-    <w:p>
-      <w:pPr>
-        <w:spacing w:before="600"/>
+        <w:t xml:space="preserve">2026</w:t>
+      </w:r>
+    </w:p>
+    <w:p>
+      <w:pPr>
+        <w:spacing w:before="400"/>
         <w:jc w:val="center"/>
       </w:pPr>
-      <w:hyperlink w:history="1" r:id="rIdvzkbvatgys4cm0_uu5jni">
+      <w:hyperlink w:history="1" r:id="rIdcx2rhrufrpdc_lra2qiyu">
         <w:r>
           <w:rPr>
             <w:rStyle w:val="Hyperlink"/>
           </w:rPr>
-          <w:t xml:space="preserve">github.com/rod-trent/MustLearnCodeQL</w:t>
+          <w:t xml:space="preserve">Companion Repository: github.com/rod-trent/MustLearnCodeQL</w:t>
         </w:r>
       </w:hyperlink>
     </w:p>
@@ -73,38 +73,38 @@
     </w:p>
     <w:p>
       <w:pPr>
-        <w:spacing w:after="200"/>
-      </w:pPr>
-      <w:r>
-        <w:rPr>
-          <w:sz w:val="22"/>
-          <w:szCs w:val="22"/>
-        </w:rPr>
-        <w:t xml:space="preserve">This is a complete, hands-on guide to CodeQL. It is written so that you can go from zero knowledge to writing production-quality security and quality queries. Every chapter contains detailed explanations, step-by-step guidance, and concrete code examples that you can run.</w:t>
-      </w:r>
-    </w:p>
-    <w:p>
-      <w:pPr>
-        <w:spacing w:after="200"/>
-      </w:pPr>
-      <w:r>
-        <w:rPr>
-          <w:sz w:val="22"/>
-          <w:szCs w:val="22"/>
-        </w:rPr>
-        <w:t xml:space="preserve">All runnable examples live in the companion GitHub repository under examples/chapterNN/. Open the repository, create a CodeQL database for a small project, and follow along. The book is designed to be read sequentially, but experienced readers can jump to data-flow and taint-tracking chapters once the fundamentals are clear.</w:t>
-      </w:r>
-    </w:p>
-    <w:p>
-      <w:pPr>
-        <w:spacing w:after="200"/>
-      </w:pPr>
-      <w:r>
-        <w:rPr>
-          <w:sz w:val="22"/>
-          <w:szCs w:val="22"/>
-        </w:rPr>
-        <w:t xml:space="preserve">You will use the CodeQL CLI, the Visual Studio Code extension, and GitHub code scanning. The primary language used in examples is JavaScript/TypeScript for clarity, but the same patterns apply directly to Python, Java, C/C++, Go, and the other supported languages.</w:t>
+        <w:spacing w:after="160"/>
+      </w:pPr>
+      <w:r>
+        <w:rPr>
+          <w:sz w:val="22"/>
+          <w:szCs w:val="22"/>
+        </w:rPr>
+        <w:t xml:space="preserve">This book is a complete, progressive tutorial on CodeQL. It is written so you can move from zero experience to writing, testing, packaging, and running production-quality queries in continuous integration. Every chapter contains detailed explanations, step-by-step guidance, multiple code examples, common pitfalls, and practical tips.</w:t>
+      </w:r>
+    </w:p>
+    <w:p>
+      <w:pPr>
+        <w:spacing w:after="160"/>
+      </w:pPr>
+      <w:r>
+        <w:rPr>
+          <w:sz w:val="22"/>
+          <w:szCs w:val="22"/>
+        </w:rPr>
+        <w:t xml:space="preserve">All runnable examples are in the companion repository at https://github.com/rod-trent/MustLearnCodeQL under examples/chapterNN/. Create a database for a small project and follow along. The primary language used for examples is JavaScript/TypeScript for clarity; the identical patterns apply to Python, Java, C/C++, Go, and every other supported language.</w:t>
+      </w:r>
+    </w:p>
+    <w:p>
+      <w:pPr>
+        <w:spacing w:after="160"/>
+      </w:pPr>
+      <w:r>
+        <w:rPr>
+          <w:sz w:val="22"/>
+          <w:szCs w:val="22"/>
+        </w:rPr>
+        <w:t xml:space="preserve">Read the chapters in order if you are new. Experienced readers can move quickly through the QL fundamentals and focus on data flow, taint tracking, and library extension.</w:t>
       </w:r>
     </w:p>
     <w:p>
@@ -121,31 +121,63 @@
         <w:pStyle w:val="Heading2"/>
       </w:pPr>
       <w:r>
-        <w:t xml:space="preserve">The Problem CodeQL Solves</w:t>
-      </w:r>
-    </w:p>
-    <w:p>
-      <w:pPr>
-        <w:spacing w:after="200"/>
-      </w:pPr>
-      <w:r>
-        <w:rPr>
-          <w:sz w:val="22"/>
-          <w:szCs w:val="22"/>
-        </w:rPr>
-        <w:t xml:space="preserve">Traditional static analysis tools search for textual or simple syntactic patterns. They miss vulnerabilities that depend on how data actually moves through a program. A developer might sanitize input in one function and then pass the result through three more functions before it reaches a dangerous sink. Pattern matchers rarely catch these cases reliably.</w:t>
-      </w:r>
-    </w:p>
-    <w:p>
-      <w:pPr>
-        <w:spacing w:after="200"/>
-      </w:pPr>
-      <w:r>
-        <w:rPr>
-          <w:sz w:val="22"/>
-          <w:szCs w:val="22"/>
-        </w:rPr>
-        <w:t xml:space="preserve">CodeQL solves this by turning source code into a queryable database. The database contains not only the abstract syntax tree but also control-flow and data-flow information. Once the code is represented this way, you write declarative queries that ask questions such as “show me every place untrusted data reaches a SQL query without being sanitized.”</w:t>
+        <w:t xml:space="preserve">The Limits of Traditional Static Analysis</w:t>
+      </w:r>
+    </w:p>
+    <w:p>
+      <w:pPr>
+        <w:spacing w:after="160"/>
+      </w:pPr>
+      <w:r>
+        <w:rPr>
+          <w:sz w:val="22"/>
+          <w:szCs w:val="22"/>
+        </w:rPr>
+        <w:t xml:space="preserve">Most static analysis tools search for textual patterns or simple syntactic shapes. They can find a call to eval or a string concatenation that looks like SQL, but they struggle when the dangerous operation is several function calls away from the original untrusted input. Data may be assigned to variables, passed as arguments, returned from helpers, stored in objects, or transformed by library functions. Pattern matchers either miss these cases or produce so many false positives that developers ignore the results.</w:t>
+      </w:r>
+    </w:p>
+    <w:p>
+      <w:pPr>
+        <w:spacing w:after="160"/>
+      </w:pPr>
+      <w:r>
+        <w:rPr>
+          <w:sz w:val="22"/>
+          <w:szCs w:val="22"/>
+        </w:rPr>
+        <w:t xml:space="preserve">This gap is especially painful for security. A single missed path from user input to a SQL query, a command execution, or a DOM write can become a critical vulnerability. Manual review does not scale, and traditional tools rarely give the analyst a clear explanation of how the data traveled.</w:t>
+      </w:r>
+    </w:p>
+    <w:p>
+      <w:pPr>
+        <w:pStyle w:val="Heading2"/>
+      </w:pPr>
+      <w:r>
+        <w:t xml:space="preserve">Code as Data</w:t>
+      </w:r>
+    </w:p>
+    <w:p>
+      <w:pPr>
+        <w:spacing w:after="160"/>
+      </w:pPr>
+      <w:r>
+        <w:rPr>
+          <w:sz w:val="22"/>
+          <w:szCs w:val="22"/>
+        </w:rPr>
+        <w:t xml:space="preserve">CodeQL takes a different approach. It extracts a full relational model of the program that includes the abstract syntax tree, name resolution, type information, the control-flow graph, and the foundations of the data-flow graph. Once the code exists as queryable data, you write declarative queries that ask precise questions: “Show every place untrusted data reaches a SQL execution API without passing through a sanitizer.”</w:t>
+      </w:r>
+    </w:p>
+    <w:p>
+      <w:pPr>
+        <w:spacing w:after="160"/>
+      </w:pPr>
+      <w:r>
+        <w:rPr>
+          <w:sz w:val="22"/>
+          <w:szCs w:val="22"/>
+        </w:rPr>
+        <w:t xml:space="preserve">Because the model already understands control and data flow, the same query works whether the vulnerable pattern is local or spans many functions and files. One well-written query can replace dozens of ad-hoc scripts and can be re-run automatically on every change.</w:t>
       </w:r>
     </w:p>
     <w:p>
@@ -158,72 +190,79 @@
     </w:p>
     <w:p>
       <w:pPr>
-        <w:spacing w:after="200"/>
-      </w:pPr>
-      <w:r>
-        <w:rPr>
-          <w:sz w:val="22"/>
-          <w:szCs w:val="22"/>
-        </w:rPr>
-        <w:t xml:space="preserve">Variant analysis is the practice of taking one known vulnerability and systematically finding every similar instance. Security researchers have done this manually for decades. CodeQL makes it scalable. You encode the essence of a bug in a query, then run that query against one repository or thousands. The same query can be added to CI so the bug class never returns.</w:t>
-      </w:r>
-    </w:p>
-    <w:p>
-      <w:pPr>
-        <w:pStyle w:val="Heading2"/>
-      </w:pPr>
-      <w:r>
-        <w:t xml:space="preserve">The Analysis Pipeline in Detail</w:t>
-      </w:r>
-    </w:p>
-    <w:p>
-      <w:pPr>
-        <w:spacing w:after="200"/>
-      </w:pPr>
-      <w:r>
-        <w:rPr>
-          <w:sz w:val="22"/>
-          <w:szCs w:val="22"/>
-        </w:rPr>
-        <w:t xml:space="preserve">Every analysis consists of three stages. First, an extractor creates a CodeQL database. For interpreted languages the extractor walks the source tree. For compiled languages it monitors the build. Second, you run one or more QL queries against the database. Third, the results are interpreted and mapped back to source locations, usually as SARIF alerts that appear in GitHub or in your editor.</w:t>
-      </w:r>
-    </w:p>
-    <w:p>
-      <w:pPr>
-        <w:spacing w:after="200"/>
-      </w:pPr>
-      <w:r>
-        <w:rPr>
-          <w:sz w:val="22"/>
-          <w:szCs w:val="22"/>
-        </w:rPr>
-        <w:t xml:space="preserve">Supported languages include C/C++, C#, Go, Java/Kotlin, JavaScript/TypeScript, Python, Ruby, Rust, Swift, and GitHub Actions. The default suite covers hundreds of CWEs. You can also write completely custom queries for your own coding standards.</w:t>
-      </w:r>
-    </w:p>
-    <w:p>
-      <w:pPr>
-        <w:pStyle w:val="Heading2"/>
-      </w:pPr>
-      <w:r>
-        <w:t xml:space="preserve">Your First Query</w:t>
-      </w:r>
-    </w:p>
-    <w:p>
-      <w:pPr>
-        <w:spacing w:after="200"/>
-      </w:pPr>
-      <w:r>
-        <w:rPr>
-          <w:sz w:val="22"/>
-          <w:szCs w:val="22"/>
-        </w:rPr>
-        <w:t xml:space="preserve">After you have a database, the simplest possible query is:</w:t>
-      </w:r>
-    </w:p>
-    <w:p>
-      <w:pPr>
-        <w:shd w:fill="F5F5F5" w:val="clear"/>
-        <w:spacing w:after="40" w:before="40"/>
+        <w:spacing w:after="160"/>
+      </w:pPr>
+      <w:r>
+        <w:rPr>
+          <w:sz w:val="22"/>
+          <w:szCs w:val="22"/>
+        </w:rPr>
+        <w:t xml:space="preserve">Variant analysis is the practice of taking one known vulnerability (the seed) and systematically finding every similar instance. Security researchers have performed variant analysis manually for years. CodeQL was designed to make it scalable. You encode the essence of the bug in a query, then run that query against a single repository or across thousands of repositories. The identical query can be added to pull-request checks so the bug class cannot return unnoticed.</w:t>
+      </w:r>
+    </w:p>
+    <w:p>
+      <w:pPr>
+        <w:pStyle w:val="Heading2"/>
+      </w:pPr>
+      <w:r>
+        <w:t xml:space="preserve">The Analysis Pipeline</w:t>
+      </w:r>
+    </w:p>
+    <w:p>
+      <w:pPr>
+        <w:spacing w:after="160"/>
+      </w:pPr>
+      <w:r>
+        <w:rPr>
+          <w:sz w:val="22"/>
+          <w:szCs w:val="22"/>
+        </w:rPr>
+        <w:t xml:space="preserve">Every CodeQL analysis has three stages. First, an extractor creates a CodeQL database—a self-contained directory that holds the relational snapshot of one language. For interpreted languages the extractor walks the source tree and resolves dependencies. For compiled languages it monitors the normal build process and captures the information the compiler produces. Second, you execute one or more QL queries against that database. Third, the results are interpreted and mapped back to source locations, normally as SARIF alerts that appear in GitHub code scanning or in your editor.</w:t>
+      </w:r>
+    </w:p>
+    <w:p>
+      <w:pPr>
+        <w:pStyle w:val="Heading2"/>
+      </w:pPr>
+      <w:r>
+        <w:t xml:space="preserve">Languages, Frameworks, and Coverage</w:t>
+      </w:r>
+    </w:p>
+    <w:p>
+      <w:pPr>
+        <w:spacing w:after="160"/>
+      </w:pPr>
+      <w:r>
+        <w:rPr>
+          <w:sz w:val="22"/>
+          <w:szCs w:val="22"/>
+        </w:rPr>
+        <w:t xml:space="preserve">CodeQL currently supports C/C++, C#, Go, Java/Kotlin, JavaScript/TypeScript, Python, Ruby, Rust, Swift, and GitHub Actions workflows. The default query suite runs hundreds of security queries covering a large number of CWEs. Extended and quality suites add further checks. You are never limited to the built-in queries; the entire point of the system is that you can write your own.</w:t>
+      </w:r>
+    </w:p>
+    <w:p>
+      <w:pPr>
+        <w:pStyle w:val="Heading2"/>
+      </w:pPr>
+      <w:r>
+        <w:t xml:space="preserve">A Minimal Starting Query</w:t>
+      </w:r>
+    </w:p>
+    <w:p>
+      <w:pPr>
+        <w:spacing w:after="160"/>
+      </w:pPr>
+      <w:r>
+        <w:rPr>
+          <w:sz w:val="22"/>
+          <w:szCs w:val="22"/>
+        </w:rPr>
+        <w:t xml:space="preserve">After you have created a database, the simplest query demonstrates the model:</w:t>
+      </w:r>
+    </w:p>
+    <w:p>
+      <w:pPr>
+        <w:spacing w:after="20" w:before="20"/>
       </w:pPr>
       <w:r>
         <w:rPr>
@@ -236,14 +275,14 @@
     </w:p>
     <w:p>
       <w:pPr>
-        <w:spacing w:after="200"/>
-      </w:pPr>
-      <w:r>
-        <w:rPr>
-          <w:sz w:val="22"/>
-          <w:szCs w:val="22"/>
-        </w:rPr>
-        <w:t xml:space="preserve">It returns a single string. Real queries select program elements and attach explanatory messages. The rest of this book shows you how to write those queries.</w:t>
+        <w:spacing w:after="160"/>
+      </w:pPr>
+      <w:r>
+        <w:rPr>
+          <w:sz w:val="22"/>
+          <w:szCs w:val="22"/>
+        </w:rPr>
+        <w:t xml:space="preserve">It returns a constant string with no source location. Real queries select program elements—calls, expressions, data-flow nodes—and attach messages and locations so the results become actionable alerts. The remainder of this book shows you how to write those queries.</w:t>
       </w:r>
     </w:p>
     <w:p>
@@ -260,45 +299,44 @@
         <w:pStyle w:val="Heading2"/>
       </w:pPr>
       <w:r>
-        <w:t xml:space="preserve">Choosing Your Environment</w:t>
-      </w:r>
-    </w:p>
-    <w:p>
-      <w:pPr>
-        <w:spacing w:after="200"/>
-      </w:pPr>
-      <w:r>
-        <w:rPr>
-          <w:sz w:val="22"/>
-          <w:szCs w:val="22"/>
-        </w:rPr>
-        <w:t xml:space="preserve">You have three practical options. The CodeQL CLI is best for automation and scripting. The Visual Studio Code extension is best while you are learning because it shows results inline and lets you explore the database. GitHub Codespaces gives you a fully configured environment with nothing to install.</w:t>
-      </w:r>
-    </w:p>
-    <w:p>
-      <w:pPr>
-        <w:pStyle w:val="Heading2"/>
-      </w:pPr>
-      <w:r>
-        <w:t xml:space="preserve">Installing the CLI</w:t>
-      </w:r>
-    </w:p>
-    <w:p>
-      <w:pPr>
-        <w:spacing w:after="200"/>
-      </w:pPr>
-      <w:r>
-        <w:rPr>
-          <w:sz w:val="22"/>
-          <w:szCs w:val="22"/>
-        </w:rPr>
-        <w:t xml:space="preserve">Download the CodeQL CLI bundle from the official GitHub releases. Extract it and ensure the codeql executable is on your PATH. Verify with:</w:t>
-      </w:r>
-    </w:p>
-    <w:p>
-      <w:pPr>
-        <w:shd w:fill="F5F5F5" w:val="clear"/>
-        <w:spacing w:after="40" w:before="40"/>
+        <w:t xml:space="preserve">Three Practical Environments</w:t>
+      </w:r>
+    </w:p>
+    <w:p>
+      <w:pPr>
+        <w:spacing w:after="160"/>
+      </w:pPr>
+      <w:r>
+        <w:rPr>
+          <w:sz w:val="22"/>
+          <w:szCs w:val="22"/>
+        </w:rPr>
+        <w:t xml:space="preserve">You can work with CodeQL in three complementary ways. The command-line interface is ideal for automation, scripting, and continuous integration. The CodeQL extension for Visual Studio Code is the best environment while you are learning because it lets you write queries, run them, and see results highlighted directly in the source. GitHub Codespaces gives you a fully configured cloud environment with nothing to install on your machine.</w:t>
+      </w:r>
+    </w:p>
+    <w:p>
+      <w:pPr>
+        <w:pStyle w:val="Heading2"/>
+      </w:pPr>
+      <w:r>
+        <w:t xml:space="preserve">Installing the CodeQL CLI</w:t>
+      </w:r>
+    </w:p>
+    <w:p>
+      <w:pPr>
+        <w:spacing w:after="160"/>
+      </w:pPr>
+      <w:r>
+        <w:rPr>
+          <w:sz w:val="22"/>
+          <w:szCs w:val="22"/>
+        </w:rPr>
+        <w:t xml:space="preserve">Download the latest CodeQL CLI bundle from the official GitHub releases page. Extract the archive and add the directory containing the codeql executable to your PATH. Verify the installation:</w:t>
+      </w:r>
+    </w:p>
+    <w:p>
+      <w:pPr>
+        <w:spacing w:after="20" w:before="20"/>
       </w:pPr>
       <w:r>
         <w:rPr>
@@ -311,40 +349,39 @@
     </w:p>
     <w:p>
       <w:pPr>
-        <w:spacing w:after="200"/>
-      </w:pPr>
-      <w:r>
-        <w:rPr>
-          <w:sz w:val="22"/>
-          <w:szCs w:val="22"/>
-        </w:rPr>
-        <w:t xml:space="preserve">The VS Code extension can download and manage the CLI for you. Install the extension named “CodeQL” from the Marketplace, then use the Command Palette to create a database or run a query.</w:t>
-      </w:r>
-    </w:p>
-    <w:p>
-      <w:pPr>
-        <w:pStyle w:val="Heading2"/>
-      </w:pPr>
-      <w:r>
-        <w:t xml:space="preserve">Creating a Database</w:t>
-      </w:r>
-    </w:p>
-    <w:p>
-      <w:pPr>
-        <w:spacing w:after="200"/>
-      </w:pPr>
-      <w:r>
-        <w:rPr>
-          <w:sz w:val="22"/>
-          <w:szCs w:val="22"/>
-        </w:rPr>
-        <w:t xml:space="preserve">The fundamental command is:</w:t>
-      </w:r>
-    </w:p>
-    <w:p>
-      <w:pPr>
-        <w:shd w:fill="F5F5F5" w:val="clear"/>
-        <w:spacing w:after="40" w:before="40"/>
+        <w:spacing w:after="160"/>
+      </w:pPr>
+      <w:r>
+        <w:rPr>
+          <w:sz w:val="22"/>
+          <w:szCs w:val="22"/>
+        </w:rPr>
+        <w:t xml:space="preserve">The Visual Studio Code extension can download and manage a compatible CLI for you. Install the extension named “CodeQL” from the Marketplace, then use the Command Palette commands to create databases and run queries.</w:t>
+      </w:r>
+    </w:p>
+    <w:p>
+      <w:pPr>
+        <w:pStyle w:val="Heading2"/>
+      </w:pPr>
+      <w:r>
+        <w:t xml:space="preserve">Creating Your First Database</w:t>
+      </w:r>
+    </w:p>
+    <w:p>
+      <w:pPr>
+        <w:spacing w:after="160"/>
+      </w:pPr>
+      <w:r>
+        <w:rPr>
+          <w:sz w:val="22"/>
+          <w:szCs w:val="22"/>
+        </w:rPr>
+        <w:t xml:space="preserve">The fundamental command is straightforward:</w:t>
+      </w:r>
+    </w:p>
+    <w:p>
+      <w:pPr>
+        <w:spacing w:after="20" w:before="20"/>
       </w:pPr>
       <w:r>
         <w:rPr>
@@ -357,34 +394,54 @@
     </w:p>
     <w:p>
       <w:pPr>
-        <w:spacing w:after="200"/>
-      </w:pPr>
-      <w:r>
-        <w:rPr>
-          <w:sz w:val="22"/>
-          <w:szCs w:val="22"/>
-        </w:rPr>
-        <w:t xml:space="preserve">For Python replace the language flag. For Java or C++ you normally add a --command that builds the project so CodeQL can observe compilation. Detailed examples appear in the next chapter and in the repository under examples/chapter03/.</w:t>
-      </w:r>
-    </w:p>
-    <w:p>
-      <w:pPr>
-        <w:pStyle w:val="Heading2"/>
-      </w:pPr>
-      <w:r>
-        <w:t xml:space="preserve">Downloading Public Databases</w:t>
-      </w:r>
-    </w:p>
-    <w:p>
-      <w:pPr>
-        <w:spacing w:after="200"/>
-      </w:pPr>
-      <w:r>
-        <w:rPr>
-          <w:sz w:val="22"/>
-          <w:szCs w:val="22"/>
-        </w:rPr>
-        <w:t xml:space="preserve">For many popular open-source repositories you can download a pre-built CodeQL database from GitHub instead of creating one yourself. This is the fastest way to start experimenting with queries.</w:t>
+        <w:spacing w:after="160"/>
+      </w:pPr>
+      <w:r>
+        <w:rPr>
+          <w:sz w:val="22"/>
+          <w:szCs w:val="22"/>
+        </w:rPr>
+        <w:t xml:space="preserve">Replace the language flag for Python, Java, etc. For compiled languages you normally supply a --command argument that builds the project so CodeQL can observe compilation. Detailed, copy-paste-ready examples appear in the next chapter and in examples/chapter03/ of the repository.</w:t>
+      </w:r>
+    </w:p>
+    <w:p>
+      <w:pPr>
+        <w:pStyle w:val="Heading2"/>
+      </w:pPr>
+      <w:r>
+        <w:t xml:space="preserve">Using Pre-built Databases</w:t>
+      </w:r>
+    </w:p>
+    <w:p>
+      <w:pPr>
+        <w:spacing w:after="160"/>
+      </w:pPr>
+      <w:r>
+        <w:rPr>
+          <w:sz w:val="22"/>
+          <w:szCs w:val="22"/>
+        </w:rPr>
+        <w:t xml:space="preserve">For many popular open-source repositories GitHub publishes pre-built CodeQL databases. Downloading one of these is the fastest way to begin experimenting with queries. You can also create databases locally for any project you control.</w:t>
+      </w:r>
+    </w:p>
+    <w:p>
+      <w:pPr>
+        <w:pStyle w:val="Heading2"/>
+      </w:pPr>
+      <w:r>
+        <w:t xml:space="preserve">Recommended Learning Setup</w:t>
+      </w:r>
+    </w:p>
+    <w:p>
+      <w:pPr>
+        <w:spacing w:after="160"/>
+      </w:pPr>
+      <w:r>
+        <w:rPr>
+          <w:sz w:val="22"/>
+          <w:szCs w:val="22"/>
+        </w:rPr>
+        <w:t xml:space="preserve">Install the VS Code extension, create or download a small JavaScript or Python database, and open one of the example queries from this book’s repository. Run the query and examine both the result list and the highlighted source. This tight feedback loop is the most effective way to learn.</w:t>
       </w:r>
     </w:p>
     <w:p>
@@ -401,19 +458,19 @@
         <w:pStyle w:val="Heading2"/>
       </w:pPr>
       <w:r>
-        <w:t xml:space="preserve">What Lives Inside a Database</w:t>
-      </w:r>
-    </w:p>
-    <w:p>
-      <w:pPr>
-        <w:spacing w:after="200"/>
-      </w:pPr>
-      <w:r>
-        <w:rPr>
-          <w:sz w:val="22"/>
-          <w:szCs w:val="22"/>
-        </w:rPr>
-        <w:t xml:space="preserve">A CodeQL database is a directory containing a relational snapshot of one language’s code. It holds the extracted abstract syntax tree, name-resolution and type information, control-flow edges, the foundations of the data-flow graph, copies or references to the original source files, the language schema, and log files from the extraction process.</w:t>
+        <w:t xml:space="preserve">What a Database Contains</w:t>
+      </w:r>
+    </w:p>
+    <w:p>
+      <w:pPr>
+        <w:spacing w:after="160"/>
+      </w:pPr>
+      <w:r>
+        <w:rPr>
+          <w:sz w:val="22"/>
+          <w:szCs w:val="22"/>
+        </w:rPr>
+        <w:t xml:space="preserve">A CodeQL database is a directory that holds a complete, queryable snapshot of a codebase for one language at a specific moment in time. It contains the extracted relational data (abstract syntax tree nodes, name bindings, type information, control-flow edges, and the foundations of the data-flow graph), copies of or references to the original source files so results can be displayed at exact locations, the language-specific schema that defines the tables, and log files produced during extraction.</w:t>
       </w:r>
     </w:p>
     <w:p>
@@ -426,40 +483,39 @@
     </w:p>
     <w:p>
       <w:pPr>
-        <w:spacing w:after="200"/>
-      </w:pPr>
-      <w:r>
-        <w:rPr>
-          <w:sz w:val="22"/>
-          <w:szCs w:val="22"/>
-        </w:rPr>
-        <w:t xml:space="preserve">For JavaScript, Python, Ruby, and similar languages the extractor runs directly on the source. For C/C++, Java, C#, Go, Rust, and Swift, CodeQL monitors the build. Every time the compiler is invoked, the extractor records the source and the semantic information the compiler produced. This is why a correct build command is essential for compiled languages.</w:t>
-      </w:r>
-    </w:p>
-    <w:p>
-      <w:pPr>
-        <w:pStyle w:val="Heading2"/>
-      </w:pPr>
-      <w:r>
-        <w:t xml:space="preserve">Practical Creation Commands</w:t>
-      </w:r>
-    </w:p>
-    <w:p>
-      <w:pPr>
-        <w:spacing w:after="200"/>
-      </w:pPr>
-      <w:r>
-        <w:rPr>
-          <w:sz w:val="22"/>
-          <w:szCs w:val="22"/>
-        </w:rPr>
-        <w:t xml:space="preserve">JavaScript:</w:t>
-      </w:r>
-    </w:p>
-    <w:p>
-      <w:pPr>
-        <w:shd w:fill="F5F5F5" w:val="clear"/>
-        <w:spacing w:after="40" w:before="40"/>
+        <w:spacing w:after="160"/>
+      </w:pPr>
+      <w:r>
+        <w:rPr>
+          <w:sz w:val="22"/>
+          <w:szCs w:val="22"/>
+        </w:rPr>
+        <w:t xml:space="preserve">For interpreted languages such as JavaScript, TypeScript, Python, and Ruby the extractor runs directly on the source tree and resolves imports and dependencies as needed. For compiled languages—C/C++, Java, C#, Go, Rust, Swift—CodeQL monitors the normal build. Every time a compiler is invoked, the extractor captures both the source and the rich semantic information the compiler has computed. This is why a correct, reproducible build command is essential.</w:t>
+      </w:r>
+    </w:p>
+    <w:p>
+      <w:pPr>
+        <w:pStyle w:val="Heading2"/>
+      </w:pPr>
+      <w:r>
+        <w:t xml:space="preserve">Creation Commands</w:t>
+      </w:r>
+    </w:p>
+    <w:p>
+      <w:pPr>
+        <w:spacing w:after="160"/>
+      </w:pPr>
+      <w:r>
+        <w:rPr>
+          <w:sz w:val="22"/>
+          <w:szCs w:val="22"/>
+        </w:rPr>
+        <w:t xml:space="preserve">JavaScript or TypeScript:</w:t>
+      </w:r>
+    </w:p>
+    <w:p>
+      <w:pPr>
+        <w:spacing w:after="20" w:before="20"/>
       </w:pPr>
       <w:r>
         <w:rPr>
@@ -472,7 +528,7 @@
     </w:p>
     <w:p>
       <w:pPr>
-        <w:spacing w:after="200"/>
+        <w:spacing w:after="160"/>
       </w:pPr>
       <w:r>
         <w:rPr>
@@ -484,8 +540,7 @@
     </w:p>
     <w:p>
       <w:pPr>
-        <w:shd w:fill="F5F5F5" w:val="clear"/>
-        <w:spacing w:after="40" w:before="40"/>
+        <w:spacing w:after="20" w:before="20"/>
       </w:pPr>
       <w:r>
         <w:rPr>
@@ -498,54 +553,103 @@
     </w:p>
     <w:p>
       <w:pPr>
-        <w:spacing w:after="200"/>
-      </w:pPr>
-      <w:r>
-        <w:rPr>
-          <w:sz w:val="22"/>
-          <w:szCs w:val="22"/>
-        </w:rPr>
-        <w:t xml:space="preserve">Java with Maven:</w:t>
-      </w:r>
-    </w:p>
-    <w:p>
-      <w:pPr>
-        <w:shd w:fill="F5F5F5" w:val="clear"/>
-        <w:spacing w:after="40" w:before="40"/>
-      </w:pPr>
-      <w:r>
-        <w:rPr>
-          <w:rFonts w:ascii="Consolas" w:cs="Consolas" w:eastAsia="Consolas" w:hAnsi="Consolas"/>
-          <w:sz w:val="18"/>
-          <w:szCs w:val="18"/>
-        </w:rPr>
-        <w:t xml:space="preserve">codeql database create java-db --language=java --source-root=. --command="mvn clean compile -DskipTests"</w:t>
-      </w:r>
-    </w:p>
-    <w:p>
-      <w:pPr>
-        <w:pStyle w:val="Heading2"/>
-      </w:pPr>
-      <w:r>
-        <w:t xml:space="preserve">Inspecting a Database</w:t>
-      </w:r>
-    </w:p>
-    <w:p>
-      <w:pPr>
-        <w:spacing w:after="200"/>
-      </w:pPr>
-      <w:r>
-        <w:rPr>
-          <w:sz w:val="22"/>
-          <w:szCs w:val="22"/>
-        </w:rPr>
-        <w:t xml:space="preserve">After creation you can examine the database with:</w:t>
-      </w:r>
-    </w:p>
-    <w:p>
-      <w:pPr>
-        <w:shd w:fill="F5F5F5" w:val="clear"/>
-        <w:spacing w:after="40" w:before="40"/>
+        <w:spacing w:after="160"/>
+      </w:pPr>
+      <w:r>
+        <w:rPr>
+          <w:sz w:val="22"/>
+          <w:szCs w:val="22"/>
+        </w:rPr>
+        <w:t xml:space="preserve">Java project built with Maven:</w:t>
+      </w:r>
+    </w:p>
+    <w:p>
+      <w:pPr>
+        <w:spacing w:after="20" w:before="20"/>
+      </w:pPr>
+      <w:r>
+        <w:rPr>
+          <w:rFonts w:ascii="Consolas" w:cs="Consolas" w:eastAsia="Consolas" w:hAnsi="Consolas"/>
+          <w:sz w:val="18"/>
+          <w:szCs w:val="18"/>
+        </w:rPr>
+        <w:t xml:space="preserve">codeql database create java-db \</w:t>
+      </w:r>
+    </w:p>
+    <w:p>
+      <w:pPr>
+        <w:spacing w:after="20" w:before="20"/>
+      </w:pPr>
+      <w:r>
+        <w:rPr>
+          <w:rFonts w:ascii="Consolas" w:cs="Consolas" w:eastAsia="Consolas" w:hAnsi="Consolas"/>
+          <w:sz w:val="18"/>
+          <w:szCs w:val="18"/>
+        </w:rPr>
+        <w:t xml:space="preserve">  --language=java \</w:t>
+      </w:r>
+    </w:p>
+    <w:p>
+      <w:pPr>
+        <w:spacing w:after="20" w:before="20"/>
+      </w:pPr>
+      <w:r>
+        <w:rPr>
+          <w:rFonts w:ascii="Consolas" w:cs="Consolas" w:eastAsia="Consolas" w:hAnsi="Consolas"/>
+          <w:sz w:val="18"/>
+          <w:szCs w:val="18"/>
+        </w:rPr>
+        <w:t xml:space="preserve">  --source-root=. \</w:t>
+      </w:r>
+    </w:p>
+    <w:p>
+      <w:pPr>
+        <w:spacing w:after="20" w:before="20"/>
+      </w:pPr>
+      <w:r>
+        <w:rPr>
+          <w:rFonts w:ascii="Consolas" w:cs="Consolas" w:eastAsia="Consolas" w:hAnsi="Consolas"/>
+          <w:sz w:val="18"/>
+          <w:szCs w:val="18"/>
+        </w:rPr>
+        <w:t xml:space="preserve">  --command="mvn clean compile -DskipTests"</w:t>
+      </w:r>
+    </w:p>
+    <w:p>
+      <w:pPr>
+        <w:spacing w:after="160"/>
+      </w:pPr>
+      <w:r>
+        <w:rPr>
+          <w:sz w:val="22"/>
+          <w:szCs w:val="22"/>
+        </w:rPr>
+        <w:t xml:space="preserve">Similar patterns exist for Gradle, CMake, MSBuild, and other build systems. The official documentation lists the recommended build modes and autobuild behavior for each language.</w:t>
+      </w:r>
+    </w:p>
+    <w:p>
+      <w:pPr>
+        <w:pStyle w:val="Heading2"/>
+      </w:pPr>
+      <w:r>
+        <w:t xml:space="preserve">Database Structure and Inspection</w:t>
+      </w:r>
+    </w:p>
+    <w:p>
+      <w:pPr>
+        <w:spacing w:after="160"/>
+      </w:pPr>
+      <w:r>
+        <w:rPr>
+          <w:sz w:val="22"/>
+          <w:szCs w:val="22"/>
+        </w:rPr>
+        <w:t xml:space="preserve">You almost never query the raw tables directly. The standard libraries define classes such as Expr, Stmt, Function, and CallExpr that provide a clean object-oriented interface over those tables. After creation you can inspect a database with:</w:t>
+      </w:r>
+    </w:p>
+    <w:p>
+      <w:pPr>
+        <w:spacing w:after="20" w:before="20"/>
       </w:pPr>
       <w:r>
         <w:rPr>
@@ -558,8 +662,7 @@
     </w:p>
     <w:p>
       <w:pPr>
-        <w:shd w:fill="F5F5F5" w:val="clear"/>
-        <w:spacing w:after="40" w:before="40"/>
+        <w:spacing w:after="20" w:before="20"/>
       </w:pPr>
       <w:r>
         <w:rPr>
@@ -572,14 +675,34 @@
     </w:p>
     <w:p>
       <w:pPr>
-        <w:spacing w:after="200"/>
-      </w:pPr>
-      <w:r>
-        <w:rPr>
-          <w:sz w:val="22"/>
-          <w:szCs w:val="22"/>
-        </w:rPr>
-        <w:t xml:space="preserve">These commands confirm the language, source root, and creation time. The database is immutable; if the source changes you create a new one. Multi-language repositories produce one database per language.</w:t>
+        <w:spacing w:after="160"/>
+      </w:pPr>
+      <w:r>
+        <w:rPr>
+          <w:sz w:val="22"/>
+          <w:szCs w:val="22"/>
+        </w:rPr>
+        <w:t xml:space="preserve">Databases are immutable snapshots. When the source changes you create a new database. A multi-language repository produces one database per language. All of the commands above, plus troubleshooting notes, are collected in examples/chapter03/.</w:t>
+      </w:r>
+    </w:p>
+    <w:p>
+      <w:pPr>
+        <w:pStyle w:val="Heading2"/>
+      </w:pPr>
+      <w:r>
+        <w:t xml:space="preserve">Common Pitfalls</w:t>
+      </w:r>
+    </w:p>
+    <w:p>
+      <w:pPr>
+        <w:spacing w:after="160"/>
+      </w:pPr>
+      <w:r>
+        <w:rPr>
+          <w:sz w:val="22"/>
+          <w:szCs w:val="22"/>
+        </w:rPr>
+        <w:t xml:space="preserve">The most frequent problems are incomplete builds (missing dependencies or wrong working directory), analyzing generated code you did not intend to include, and forgetting that each language needs its own database. Always verify the database info output and run a trivial query before investing time in complex analysis.</w:t>
       </w:r>
     </w:p>
     <w:p>
@@ -596,39 +719,92 @@
         <w:pStyle w:val="Heading2"/>
       </w:pPr>
       <w:r>
-        <w:t xml:space="preserve">Declarative Logic</w:t>
-      </w:r>
-    </w:p>
-    <w:p>
-      <w:pPr>
-        <w:spacing w:after="200"/>
-      </w:pPr>
-      <w:r>
-        <w:rPr>
-          <w:sz w:val="22"/>
-          <w:szCs w:val="22"/>
-        </w:rPr>
-        <w:t xml:space="preserve">QL is a declarative language based on Datalog. You describe the set of results you want; the engine decides how to compute them efficiently. The surface syntax resembles SQL, but the underlying model is logical relations.</w:t>
-      </w:r>
-    </w:p>
-    <w:p>
-      <w:pPr>
-        <w:pStyle w:val="Heading2"/>
-      </w:pPr>
-      <w:r>
-        <w:t xml:space="preserve">Core Constructs</w:t>
-      </w:r>
-    </w:p>
-    <w:p>
-      <w:pPr>
-        <w:spacing w:after="200"/>
-      </w:pPr>
-      <w:r>
-        <w:rPr>
-          <w:sz w:val="22"/>
-          <w:szCs w:val="22"/>
-        </w:rPr>
-        <w:t xml:space="preserve">A query normally has a from clause that introduces variables, a where clause that constrains them with formulas, and a select clause that defines the output. Formulas use and, or, not, exists, and forall. Predicates are named reusable formulas. Classes give an object-oriented view over the database tables. Modules organize related definitions.</w:t>
+        <w:t xml:space="preserve">A Declarative Logic Language</w:t>
+      </w:r>
+    </w:p>
+    <w:p>
+      <w:pPr>
+        <w:spacing w:after="160"/>
+      </w:pPr>
+      <w:r>
+        <w:rPr>
+          <w:sz w:val="22"/>
+          <w:szCs w:val="22"/>
+        </w:rPr>
+        <w:t xml:space="preserve">QL is a declarative, object-oriented query language whose semantics are based on Datalog. You describe the set of results you want; the CodeQL engine determines an efficient way to compute them. The surface syntax has a familiar select/from/where shape, but the underlying model is logical relations rather than imperative steps.</w:t>
+      </w:r>
+    </w:p>
+    <w:p>
+      <w:pPr>
+        <w:pStyle w:val="Heading2"/>
+      </w:pPr>
+      <w:r>
+        <w:t xml:space="preserve">Basic Query Shape</w:t>
+      </w:r>
+    </w:p>
+    <w:p>
+      <w:pPr>
+        <w:spacing w:after="160"/>
+      </w:pPr>
+      <w:r>
+        <w:rPr>
+          <w:sz w:val="22"/>
+          <w:szCs w:val="22"/>
+        </w:rPr>
+        <w:t xml:space="preserve">A typical query introduces variables in a from clause, constrains them with formulas in a where clause, and defines the output in a select clause. The smallest possible query is simply:</w:t>
+      </w:r>
+    </w:p>
+    <w:p>
+      <w:pPr>
+        <w:spacing w:after="20" w:before="20"/>
+      </w:pPr>
+      <w:r>
+        <w:rPr>
+          <w:rFonts w:ascii="Consolas" w:cs="Consolas" w:eastAsia="Consolas" w:hAnsi="Consolas"/>
+          <w:sz w:val="18"/>
+          <w:szCs w:val="18"/>
+        </w:rPr>
+        <w:t xml:space="preserve">select "hello world"</w:t>
+      </w:r>
+    </w:p>
+    <w:p>
+      <w:pPr>
+        <w:pStyle w:val="Heading2"/>
+      </w:pPr>
+      <w:r>
+        <w:t xml:space="preserve">Formulas, Connectives, and Quantifiers</w:t>
+      </w:r>
+    </w:p>
+    <w:p>
+      <w:pPr>
+        <w:spacing w:after="160"/>
+      </w:pPr>
+      <w:r>
+        <w:rPr>
+          <w:sz w:val="22"/>
+          <w:szCs w:val="22"/>
+        </w:rPr>
+        <w:t xml:space="preserve">Formulas are built from predicates using the connectives and, or, and not, and the quantifiers exists and forall. These are first-class and are used constantly. A predicate is simply a named formula that can take parameters and, optionally, return a result.</w:t>
+      </w:r>
+    </w:p>
+    <w:p>
+      <w:pPr>
+        <w:pStyle w:val="Heading2"/>
+      </w:pPr>
+      <w:r>
+        <w:t xml:space="preserve">Types, Classes, and Modules</w:t>
+      </w:r>
+    </w:p>
+    <w:p>
+      <w:pPr>
+        <w:spacing w:after="160"/>
+      </w:pPr>
+      <w:r>
+        <w:rPr>
+          <w:sz w:val="22"/>
+          <w:szCs w:val="22"/>
+        </w:rPr>
+        <w:t xml:space="preserve">QL is statically typed. Classes provide the object-oriented view over the database. Modules group related classes and predicates so they can be imported cleanly. Almost every real query begins with an import of the appropriate language module (import javascript, import python, etc.).</w:t>
       </w:r>
     </w:p>
     <w:p>
@@ -641,28 +817,27 @@
     </w:p>
     <w:p>
       <w:pPr>
-        <w:spacing w:after="200"/>
-      </w:pPr>
-      <w:r>
-        <w:rPr>
-          <w:sz w:val="22"/>
-          <w:szCs w:val="22"/>
-        </w:rPr>
-        <w:t xml:space="preserve">QL supports recursion, which is the natural way to express transitive relationships such as “all functions reachable from this entry point.” Aggregates (count, sum, avg, min, max) let you compute summary statistics. The official QL tutorials—Find the thief, Catch the fire starter, Crown the rightful heir—are excellent practice for these ideas before you analyze real code.</w:t>
-      </w:r>
-    </w:p>
-    <w:p>
-      <w:pPr>
-        <w:pStyle w:val="Heading2"/>
-      </w:pPr>
-      <w:r>
-        <w:t xml:space="preserve">A Small Example</w:t>
-      </w:r>
-    </w:p>
-    <w:p>
-      <w:pPr>
-        <w:shd w:fill="F5F5F5" w:val="clear"/>
-        <w:spacing w:after="40" w:before="40"/>
+        <w:spacing w:after="160"/>
+      </w:pPr>
+      <w:r>
+        <w:rPr>
+          <w:sz w:val="22"/>
+          <w:szCs w:val="22"/>
+        </w:rPr>
+        <w:t xml:space="preserve">Recursion is fully supported and is the natural way to express transitive relationships such as “every function reachable from this entry point” or “all subclasses of this class.” Aggregates—count, sum, avg, min, max, and others—let you compute summary values. The official QL tutorials (Find the thief, Catch the fire starter, Crown the rightful heir, Cross the river) are excellent hands-on practice for these concepts before you analyze production code.</w:t>
+      </w:r>
+    </w:p>
+    <w:p>
+      <w:pPr>
+        <w:pStyle w:val="Heading2"/>
+      </w:pPr>
+      <w:r>
+        <w:t xml:space="preserve">Putting It Together</w:t>
+      </w:r>
+    </w:p>
+    <w:p>
+      <w:pPr>
+        <w:spacing w:after="20" w:before="20"/>
       </w:pPr>
       <w:r>
         <w:rPr>
@@ -675,8 +850,7 @@
     </w:p>
     <w:p>
       <w:pPr>
-        <w:shd w:fill="F5F5F5" w:val="clear"/>
-        <w:spacing w:after="40" w:before="40"/>
+        <w:spacing w:after="20" w:before="20"/>
       </w:pPr>
       <w:r>
         <w:rPr>
@@ -689,8 +863,7 @@
     </w:p>
     <w:p>
       <w:pPr>
-        <w:shd w:fill="F5F5F5" w:val="clear"/>
-        <w:spacing w:after="40" w:before="40"/>
+        <w:spacing w:after="20" w:before="20"/>
       </w:pPr>
       <w:r>
         <w:rPr>
@@ -703,16 +876,27 @@
     </w:p>
     <w:p>
       <w:pPr>
-        <w:shd w:fill="F5F5F5" w:val="clear"/>
-        <w:spacing w:after="40" w:before="40"/>
-      </w:pPr>
-      <w:r>
-        <w:rPr>
-          <w:rFonts w:ascii="Consolas" w:cs="Consolas" w:eastAsia="Consolas" w:hAnsi="Consolas"/>
-          <w:sz w:val="18"/>
-          <w:szCs w:val="18"/>
-        </w:rPr>
-        <w:t xml:space="preserve">select f, "Found main"</w:t>
+        <w:spacing w:after="20" w:before="20"/>
+      </w:pPr>
+      <w:r>
+        <w:rPr>
+          <w:rFonts w:ascii="Consolas" w:cs="Consolas" w:eastAsia="Consolas" w:hAnsi="Consolas"/>
+          <w:sz w:val="18"/>
+          <w:szCs w:val="18"/>
+        </w:rPr>
+        <w:t xml:space="preserve">select f, "Entry point found"</w:t>
+      </w:r>
+    </w:p>
+    <w:p>
+      <w:pPr>
+        <w:spacing w:after="160"/>
+      </w:pPr>
+      <w:r>
+        <w:rPr>
+          <w:sz w:val="22"/>
+          <w:szCs w:val="22"/>
+        </w:rPr>
+        <w:t xml:space="preserve">This query is trivial, yet it already uses an import, a class (Function), a predicate (getName), and a select that attaches a message. Every more advanced query in this book is built from the same foundations.</w:t>
       </w:r>
     </w:p>
     <w:p>
@@ -729,33 +913,83 @@
         <w:pStyle w:val="Heading2"/>
       </w:pPr>
       <w:r>
-        <w:t xml:space="preserve">Predicates as the Unit of Reuse</w:t>
-      </w:r>
-    </w:p>
-    <w:p>
-      <w:pPr>
-        <w:spacing w:after="200"/>
-      </w:pPr>
-      <w:r>
-        <w:rPr>
-          <w:sz w:val="22"/>
-          <w:szCs w:val="22"/>
-        </w:rPr>
-        <w:t xml:space="preserve">A predicate is a named logical relation. Writing good predicates is the single most important skill for readable, maintainable, and performant queries. A predicate can take parameters, return a result, and be recursive.</w:t>
-      </w:r>
-    </w:p>
-    <w:p>
-      <w:pPr>
-        <w:pStyle w:val="Heading2"/>
-      </w:pPr>
-      <w:r>
-        <w:t xml:space="preserve">Simple Predicate</w:t>
-      </w:r>
-    </w:p>
-    <w:p>
-      <w:pPr>
-        <w:shd w:fill="F5F5F5" w:val="clear"/>
-        <w:spacing w:after="40" w:before="40"/>
+        <w:t xml:space="preserve">Why Predicates Are Central</w:t>
+      </w:r>
+    </w:p>
+    <w:p>
+      <w:pPr>
+        <w:spacing w:after="160"/>
+      </w:pPr>
+      <w:r>
+        <w:rPr>
+          <w:sz w:val="22"/>
+          <w:szCs w:val="22"/>
+        </w:rPr>
+        <w:t xml:space="preserve">Predicates are the primary unit of abstraction and reuse in QL. A well-designed predicate encapsulates a single logical idea so it can be called from many queries and from other predicates. Good predicates improve readability, make testing easier, and frequently improve performance because the optimizer can work with smaller, clearer relations.</w:t>
+      </w:r>
+    </w:p>
+    <w:p>
+      <w:pPr>
+        <w:pStyle w:val="Heading2"/>
+      </w:pPr>
+      <w:r>
+        <w:t xml:space="preserve">Predicate Syntax</w:t>
+      </w:r>
+    </w:p>
+    <w:p>
+      <w:pPr>
+        <w:spacing w:after="160"/>
+      </w:pPr>
+      <w:r>
+        <w:rPr>
+          <w:sz w:val="22"/>
+          <w:szCs w:val="22"/>
+        </w:rPr>
+        <w:t xml:space="preserve">A predicate that recognizes calls to eval looks like this:</w:t>
+      </w:r>
+    </w:p>
+    <w:p>
+      <w:pPr>
+        <w:spacing w:after="20" w:before="20"/>
+      </w:pPr>
+      <w:r>
+        <w:rPr>
+          <w:rFonts w:ascii="Consolas" w:cs="Consolas" w:eastAsia="Consolas" w:hAnsi="Consolas"/>
+          <w:sz w:val="18"/>
+          <w:szCs w:val="18"/>
+        </w:rPr>
+        <w:t xml:space="preserve">/**</w:t>
+      </w:r>
+    </w:p>
+    <w:p>
+      <w:pPr>
+        <w:spacing w:after="20" w:before="20"/>
+      </w:pPr>
+      <w:r>
+        <w:rPr>
+          <w:rFonts w:ascii="Consolas" w:cs="Consolas" w:eastAsia="Consolas" w:hAnsi="Consolas"/>
+          <w:sz w:val="18"/>
+          <w:szCs w:val="18"/>
+        </w:rPr>
+        <w:t xml:space="preserve"> * Holds if the call invokes a function named eval.</w:t>
+      </w:r>
+    </w:p>
+    <w:p>
+      <w:pPr>
+        <w:spacing w:after="20" w:before="20"/>
+      </w:pPr>
+      <w:r>
+        <w:rPr>
+          <w:rFonts w:ascii="Consolas" w:cs="Consolas" w:eastAsia="Consolas" w:hAnsi="Consolas"/>
+          <w:sz w:val="18"/>
+          <w:szCs w:val="18"/>
+        </w:rPr>
+        <w:t xml:space="preserve"> */</w:t>
+      </w:r>
+    </w:p>
+    <w:p>
+      <w:pPr>
+        <w:spacing w:after="20" w:before="20"/>
       </w:pPr>
       <w:r>
         <w:rPr>
@@ -768,8 +1002,7 @@
     </w:p>
     <w:p>
       <w:pPr>
-        <w:shd w:fill="F5F5F5" w:val="clear"/>
-        <w:spacing w:after="40" w:before="40"/>
+        <w:spacing w:after="20" w:before="20"/>
       </w:pPr>
       <w:r>
         <w:rPr>
@@ -782,8 +1015,7 @@
     </w:p>
     <w:p>
       <w:pPr>
-        <w:shd w:fill="F5F5F5" w:val="clear"/>
-        <w:spacing w:after="40" w:before="40"/>
+        <w:spacing w:after="20" w:before="20"/>
       </w:pPr>
       <w:r>
         <w:rPr>
@@ -796,56 +1028,65 @@
     </w:p>
     <w:p>
       <w:pPr>
-        <w:spacing w:after="200"/>
-      </w:pPr>
-      <w:r>
-        <w:rPr>
-          <w:sz w:val="22"/>
-          <w:szCs w:val="22"/>
-        </w:rPr>
-        <w:t xml:space="preserve">You then use it in a query exactly as you would use a built-in predicate. The full file is in examples/chapter05/eval-call.ql.</w:t>
-      </w:r>
-    </w:p>
-    <w:p>
-      <w:pPr>
-        <w:pStyle w:val="Heading2"/>
-      </w:pPr>
-      <w:r>
-        <w:t xml:space="preserve">Predicates That Return Values</w:t>
-      </w:r>
-    </w:p>
-    <w:p>
-      <w:pPr>
-        <w:shd w:fill="F5F5F5" w:val="clear"/>
-        <w:spacing w:after="40" w:before="40"/>
-      </w:pPr>
-      <w:r>
-        <w:rPr>
-          <w:rFonts w:ascii="Consolas" w:cs="Consolas" w:eastAsia="Consolas" w:hAnsi="Consolas"/>
-          <w:sz w:val="18"/>
-          <w:szCs w:val="18"/>
-        </w:rPr>
-        <w:t xml:space="preserve">string getNameOrEmpty(Function f) {</w:t>
-      </w:r>
-    </w:p>
-    <w:p>
-      <w:pPr>
-        <w:shd w:fill="F5F5F5" w:val="clear"/>
-        <w:spacing w:after="40" w:before="40"/>
-      </w:pPr>
-      <w:r>
-        <w:rPr>
-          <w:rFonts w:ascii="Consolas" w:cs="Consolas" w:eastAsia="Consolas" w:hAnsi="Consolas"/>
-          <w:sz w:val="18"/>
-          <w:szCs w:val="18"/>
-        </w:rPr>
-        <w:t xml:space="preserve">  result = f.getName()</w:t>
-      </w:r>
-    </w:p>
-    <w:p>
-      <w:pPr>
-        <w:shd w:fill="F5F5F5" w:val="clear"/>
-        <w:spacing w:after="40" w:before="40"/>
+        <w:spacing w:after="160"/>
+      </w:pPr>
+      <w:r>
+        <w:rPr>
+          <w:sz w:val="22"/>
+          <w:szCs w:val="22"/>
+        </w:rPr>
+        <w:t xml:space="preserve">You then use it exactly like a built-in predicate. The complete query is in examples/chapter05/eval-call.ql.</w:t>
+      </w:r>
+    </w:p>
+    <w:p>
+      <w:pPr>
+        <w:pStyle w:val="Heading2"/>
+      </w:pPr>
+      <w:r>
+        <w:t xml:space="preserve">Predicates That Return Results</w:t>
+      </w:r>
+    </w:p>
+    <w:p>
+      <w:pPr>
+        <w:spacing w:after="160"/>
+      </w:pPr>
+      <w:r>
+        <w:rPr>
+          <w:sz w:val="22"/>
+          <w:szCs w:val="22"/>
+        </w:rPr>
+        <w:t xml:space="preserve">Predicates may also compute values:</w:t>
+      </w:r>
+    </w:p>
+    <w:p>
+      <w:pPr>
+        <w:spacing w:after="20" w:before="20"/>
+      </w:pPr>
+      <w:r>
+        <w:rPr>
+          <w:rFonts w:ascii="Consolas" w:cs="Consolas" w:eastAsia="Consolas" w:hAnsi="Consolas"/>
+          <w:sz w:val="18"/>
+          <w:szCs w:val="18"/>
+        </w:rPr>
+        <w:t xml:space="preserve">string getCalleeNameOrEmpty(CallExpr c) {</w:t>
+      </w:r>
+    </w:p>
+    <w:p>
+      <w:pPr>
+        <w:spacing w:after="20" w:before="20"/>
+      </w:pPr>
+      <w:r>
+        <w:rPr>
+          <w:rFonts w:ascii="Consolas" w:cs="Consolas" w:eastAsia="Consolas" w:hAnsi="Consolas"/>
+          <w:sz w:val="18"/>
+          <w:szCs w:val="18"/>
+        </w:rPr>
+        <w:t xml:space="preserve">  result = c.getCalleeName()</w:t>
+      </w:r>
+    </w:p>
+    <w:p>
+      <w:pPr>
+        <w:spacing w:after="20" w:before="20"/>
       </w:pPr>
       <w:r>
         <w:rPr>
@@ -858,22 +1099,20 @@
     </w:p>
     <w:p>
       <w:pPr>
-        <w:shd w:fill="F5F5F5" w:val="clear"/>
-        <w:spacing w:after="40" w:before="40"/>
-      </w:pPr>
-      <w:r>
-        <w:rPr>
-          <w:rFonts w:ascii="Consolas" w:cs="Consolas" w:eastAsia="Consolas" w:hAnsi="Consolas"/>
-          <w:sz w:val="18"/>
-          <w:szCs w:val="18"/>
-        </w:rPr>
-        <w:t xml:space="preserve">  not exists(f.getName()) and result = ""</w:t>
-      </w:r>
-    </w:p>
-    <w:p>
-      <w:pPr>
-        <w:shd w:fill="F5F5F5" w:val="clear"/>
-        <w:spacing w:after="40" w:before="40"/>
+        <w:spacing w:after="20" w:before="20"/>
+      </w:pPr>
+      <w:r>
+        <w:rPr>
+          <w:rFonts w:ascii="Consolas" w:cs="Consolas" w:eastAsia="Consolas" w:hAnsi="Consolas"/>
+          <w:sz w:val="18"/>
+          <w:szCs w:val="18"/>
+        </w:rPr>
+        <w:t xml:space="preserve">  not exists(c.getCalleeName()) and result = ""</w:t>
+      </w:r>
+    </w:p>
+    <w:p>
+      <w:pPr>
+        <w:spacing w:after="20" w:before="20"/>
       </w:pPr>
       <w:r>
         <w:rPr>
@@ -894,48 +1133,45 @@
     </w:p>
     <w:p>
       <w:pPr>
-        <w:spacing w:after="200"/>
-      </w:pPr>
-      <w:r>
-        <w:rPr>
-          <w:sz w:val="22"/>
-          <w:szCs w:val="22"/>
-        </w:rPr>
-        <w:t xml:space="preserve">Recursion is idiomatic:</w:t>
-      </w:r>
-    </w:p>
-    <w:p>
-      <w:pPr>
-        <w:shd w:fill="F5F5F5" w:val="clear"/>
-        <w:spacing w:after="40" w:before="40"/>
-      </w:pPr>
-      <w:r>
-        <w:rPr>
-          <w:rFonts w:ascii="Consolas" w:cs="Consolas" w:eastAsia="Consolas" w:hAnsi="Consolas"/>
-          <w:sz w:val="18"/>
-          <w:szCs w:val="18"/>
-        </w:rPr>
-        <w:t xml:space="preserve">predicate reaches(Function start, Function target) {</w:t>
-      </w:r>
-    </w:p>
-    <w:p>
-      <w:pPr>
-        <w:shd w:fill="F5F5F5" w:val="clear"/>
-        <w:spacing w:after="40" w:before="40"/>
-      </w:pPr>
-      <w:r>
-        <w:rPr>
-          <w:rFonts w:ascii="Consolas" w:cs="Consolas" w:eastAsia="Consolas" w:hAnsi="Consolas"/>
-          <w:sz w:val="18"/>
-          <w:szCs w:val="18"/>
-        </w:rPr>
-        <w:t xml:space="preserve">  start.calls(target)</w:t>
-      </w:r>
-    </w:p>
-    <w:p>
-      <w:pPr>
-        <w:shd w:fill="F5F5F5" w:val="clear"/>
-        <w:spacing w:after="40" w:before="40"/>
+        <w:spacing w:after="160"/>
+      </w:pPr>
+      <w:r>
+        <w:rPr>
+          <w:sz w:val="22"/>
+          <w:szCs w:val="22"/>
+        </w:rPr>
+        <w:t xml:space="preserve">Recursion is idiomatic and powerful:</w:t>
+      </w:r>
+    </w:p>
+    <w:p>
+      <w:pPr>
+        <w:spacing w:after="20" w:before="20"/>
+      </w:pPr>
+      <w:r>
+        <w:rPr>
+          <w:rFonts w:ascii="Consolas" w:cs="Consolas" w:eastAsia="Consolas" w:hAnsi="Consolas"/>
+          <w:sz w:val="18"/>
+          <w:szCs w:val="18"/>
+        </w:rPr>
+        <w:t xml:space="preserve">predicate callsTransitively(Function caller, Function callee) {</w:t>
+      </w:r>
+    </w:p>
+    <w:p>
+      <w:pPr>
+        <w:spacing w:after="20" w:before="20"/>
+      </w:pPr>
+      <w:r>
+        <w:rPr>
+          <w:rFonts w:ascii="Consolas" w:cs="Consolas" w:eastAsia="Consolas" w:hAnsi="Consolas"/>
+          <w:sz w:val="18"/>
+          <w:szCs w:val="18"/>
+        </w:rPr>
+        <w:t xml:space="preserve">  caller.calls(callee)</w:t>
+      </w:r>
+    </w:p>
+    <w:p>
+      <w:pPr>
+        <w:spacing w:after="20" w:before="20"/>
       </w:pPr>
       <w:r>
         <w:rPr>
@@ -948,22 +1184,46 @@
     </w:p>
     <w:p>
       <w:pPr>
-        <w:shd w:fill="F5F5F5" w:val="clear"/>
-        <w:spacing w:after="40" w:before="40"/>
-      </w:pPr>
-      <w:r>
-        <w:rPr>
-          <w:rFonts w:ascii="Consolas" w:cs="Consolas" w:eastAsia="Consolas" w:hAnsi="Consolas"/>
-          <w:sz w:val="18"/>
-          <w:szCs w:val="18"/>
-        </w:rPr>
-        <w:t xml:space="preserve">  exists(Function mid | reaches(start, mid) and mid.calls(target))</w:t>
-      </w:r>
-    </w:p>
-    <w:p>
-      <w:pPr>
-        <w:shd w:fill="F5F5F5" w:val="clear"/>
-        <w:spacing w:after="40" w:before="40"/>
+        <w:spacing w:after="20" w:before="20"/>
+      </w:pPr>
+      <w:r>
+        <w:rPr>
+          <w:rFonts w:ascii="Consolas" w:cs="Consolas" w:eastAsia="Consolas" w:hAnsi="Consolas"/>
+          <w:sz w:val="18"/>
+          <w:szCs w:val="18"/>
+        </w:rPr>
+        <w:t xml:space="preserve">  exists(Function mid |</w:t>
+      </w:r>
+    </w:p>
+    <w:p>
+      <w:pPr>
+        <w:spacing w:after="20" w:before="20"/>
+      </w:pPr>
+      <w:r>
+        <w:rPr>
+          <w:rFonts w:ascii="Consolas" w:cs="Consolas" w:eastAsia="Consolas" w:hAnsi="Consolas"/>
+          <w:sz w:val="18"/>
+          <w:szCs w:val="18"/>
+        </w:rPr>
+        <w:t xml:space="preserve">    callsTransitively(caller, mid) and mid.calls(callee)</w:t>
+      </w:r>
+    </w:p>
+    <w:p>
+      <w:pPr>
+        <w:spacing w:after="20" w:before="20"/>
+      </w:pPr>
+      <w:r>
+        <w:rPr>
+          <w:rFonts w:ascii="Consolas" w:cs="Consolas" w:eastAsia="Consolas" w:hAnsi="Consolas"/>
+          <w:sz w:val="18"/>
+          <w:szCs w:val="18"/>
+        </w:rPr>
+        <w:t xml:space="preserve">  )</w:t>
+      </w:r>
+    </w:p>
+    <w:p>
+      <w:pPr>
+        <w:spacing w:after="20" w:before="20"/>
       </w:pPr>
       <w:r>
         <w:rPr>
@@ -976,14 +1236,22 @@
     </w:p>
     <w:p>
       <w:pPr>
-        <w:spacing w:after="200"/>
-      </w:pPr>
-      <w:r>
-        <w:rPr>
-          <w:sz w:val="22"/>
-          <w:szCs w:val="22"/>
-        </w:rPr>
-        <w:t xml:space="preserve">Place reusable predicates in modules so other queries can import them. Test them in isolation before composing larger analyses.</w:t>
+        <w:pStyle w:val="Heading2"/>
+      </w:pPr>
+      <w:r>
+        <w:t xml:space="preserve">Organization and Testing</w:t>
+      </w:r>
+    </w:p>
+    <w:p>
+      <w:pPr>
+        <w:spacing w:after="160"/>
+      </w:pPr>
+      <w:r>
+        <w:rPr>
+          <w:sz w:val="22"/>
+          <w:szCs w:val="22"/>
+        </w:rPr>
+        <w:t xml:space="preserve">Place reusable predicates in modules so other files can import them. Distinguish binding from non-binding predicates when performance matters; the language reference explains the difference. Always test a new predicate in isolation with a small query before embedding it in a larger analysis. The repository contains additional predicate examples you can modify and re-run.</w:t>
       </w:r>
     </w:p>
     <w:p>
@@ -1000,33 +1268,44 @@
         <w:pStyle w:val="Heading2"/>
       </w:pPr>
       <w:r>
-        <w:t xml:space="preserve">Query File Structure</w:t>
-      </w:r>
-    </w:p>
-    <w:p>
-      <w:pPr>
-        <w:spacing w:after="200"/>
-      </w:pPr>
-      <w:r>
-        <w:rPr>
-          <w:sz w:val="22"/>
-          <w:szCs w:val="22"/>
-        </w:rPr>
-        <w:t xml:space="preserve">Every query begins with a metadata comment block. The most important fields are @kind (problem or path-problem), @id, @name, @description, and @problem.severity. After the metadata come import statements and the query itself.</w:t>
-      </w:r>
-    </w:p>
-    <w:p>
-      <w:pPr>
-        <w:pStyle w:val="Heading2"/>
-      </w:pPr>
-      <w:r>
-        <w:t xml:space="preserve">Alert Query Example</w:t>
-      </w:r>
-    </w:p>
-    <w:p>
-      <w:pPr>
-        <w:shd w:fill="F5F5F5" w:val="clear"/>
-        <w:spacing w:after="40" w:before="40"/>
+        <w:t xml:space="preserve">Anatomy of a Query File</w:t>
+      </w:r>
+    </w:p>
+    <w:p>
+      <w:pPr>
+        <w:spacing w:after="160"/>
+      </w:pPr>
+      <w:r>
+        <w:rPr>
+          <w:sz w:val="22"/>
+          <w:szCs w:val="22"/>
+        </w:rPr>
+        <w:t xml:space="preserve">A query file begins with a metadata comment block. The essential fields are @kind (problem or path-problem), a unique @id, a short @name, a @description, and usually @problem.severity. After the metadata come the import statements and the query body.</w:t>
+      </w:r>
+    </w:p>
+    <w:p>
+      <w:pPr>
+        <w:pStyle w:val="Heading2"/>
+      </w:pPr>
+      <w:r>
+        <w:t xml:space="preserve">Alert Queries</w:t>
+      </w:r>
+    </w:p>
+    <w:p>
+      <w:pPr>
+        <w:spacing w:after="160"/>
+      </w:pPr>
+      <w:r>
+        <w:rPr>
+          <w:sz w:val="22"/>
+          <w:szCs w:val="22"/>
+        </w:rPr>
+        <w:t xml:space="preserve">An alert query reports an issue at one or more locations. Here is a complete example that finds calls to eval or the Function constructor:</w:t>
+      </w:r>
+    </w:p>
+    <w:p>
+      <w:pPr>
+        <w:spacing w:after="20" w:before="20"/>
       </w:pPr>
       <w:r>
         <w:rPr>
@@ -1039,8 +1318,7 @@
     </w:p>
     <w:p>
       <w:pPr>
-        <w:shd w:fill="F5F5F5" w:val="clear"/>
-        <w:spacing w:after="40" w:before="40"/>
+        <w:spacing w:after="20" w:before="20"/>
       </w:pPr>
       <w:r>
         <w:rPr>
@@ -1053,8 +1331,7 @@
     </w:p>
     <w:p>
       <w:pPr>
-        <w:shd w:fill="F5F5F5" w:val="clear"/>
-        <w:spacing w:after="40" w:before="40"/>
+        <w:spacing w:after="20" w:before="20"/>
       </w:pPr>
       <w:r>
         <w:rPr>
@@ -1067,8 +1344,7 @@
     </w:p>
     <w:p>
       <w:pPr>
-        <w:shd w:fill="F5F5F5" w:val="clear"/>
-        <w:spacing w:after="40" w:before="40"/>
+        <w:spacing w:after="20" w:before="20"/>
       </w:pPr>
       <w:r>
         <w:rPr>
@@ -1081,8 +1357,20 @@
     </w:p>
     <w:p>
       <w:pPr>
-        <w:shd w:fill="F5F5F5" w:val="clear"/>
-        <w:spacing w:after="40" w:before="40"/>
+        <w:spacing w:after="20" w:before="20"/>
+      </w:pPr>
+      <w:r>
+        <w:rPr>
+          <w:rFonts w:ascii="Consolas" w:cs="Consolas" w:eastAsia="Consolas" w:hAnsi="Consolas"/>
+          <w:sz w:val="18"/>
+          <w:szCs w:val="18"/>
+        </w:rPr>
+        <w:t xml:space="preserve"> * @description Finds potentially dangerous dynamic calls.</w:t>
+      </w:r>
+    </w:p>
+    <w:p>
+      <w:pPr>
+        <w:spacing w:after="20" w:before="20"/>
       </w:pPr>
       <w:r>
         <w:rPr>
@@ -1095,8 +1383,7 @@
     </w:p>
     <w:p>
       <w:pPr>
-        <w:shd w:fill="F5F5F5" w:val="clear"/>
-        <w:spacing w:after="40" w:before="40"/>
+        <w:spacing w:after="20" w:before="20"/>
       </w:pPr>
       <w:r>
         <w:rPr>
@@ -1109,8 +1396,20 @@
     </w:p>
     <w:p>
       <w:pPr>
-        <w:shd w:fill="F5F5F5" w:val="clear"/>
-        <w:spacing w:after="40" w:before="40"/>
+        <w:spacing w:after="20" w:before="20"/>
+      </w:pPr>
+      <w:r>
+        <w:rPr>
+          <w:rFonts w:ascii="Consolas" w:cs="Consolas" w:eastAsia="Consolas" w:hAnsi="Consolas"/>
+          <w:sz w:val="18"/>
+          <w:szCs w:val="18"/>
+        </w:rPr>
+        <w:t xml:space="preserve"/>
+      </w:r>
+    </w:p>
+    <w:p>
+      <w:pPr>
+        <w:spacing w:after="20" w:before="20"/>
       </w:pPr>
       <w:r>
         <w:rPr>
@@ -1123,22 +1422,33 @@
     </w:p>
     <w:p>
       <w:pPr>
-        <w:shd w:fill="F5F5F5" w:val="clear"/>
-        <w:spacing w:after="40" w:before="40"/>
-      </w:pPr>
-      <w:r>
-        <w:rPr>
-          <w:rFonts w:ascii="Consolas" w:cs="Consolas" w:eastAsia="Consolas" w:hAnsi="Consolas"/>
-          <w:sz w:val="18"/>
-          <w:szCs w:val="18"/>
-        </w:rPr>
-        <w:t xml:space="preserve">  c.getCalleeName() = "eval" or c.getCalleeName() = "Function"</w:t>
-      </w:r>
-    </w:p>
-    <w:p>
-      <w:pPr>
-        <w:shd w:fill="F5F5F5" w:val="clear"/>
-        <w:spacing w:after="40" w:before="40"/>
+        <w:spacing w:after="20" w:before="20"/>
+      </w:pPr>
+      <w:r>
+        <w:rPr>
+          <w:rFonts w:ascii="Consolas" w:cs="Consolas" w:eastAsia="Consolas" w:hAnsi="Consolas"/>
+          <w:sz w:val="18"/>
+          <w:szCs w:val="18"/>
+        </w:rPr>
+        <w:t xml:space="preserve">  c.getCalleeName() = "eval" or</w:t>
+      </w:r>
+    </w:p>
+    <w:p>
+      <w:pPr>
+        <w:spacing w:after="20" w:before="20"/>
+      </w:pPr>
+      <w:r>
+        <w:rPr>
+          <w:rFonts w:ascii="Consolas" w:cs="Consolas" w:eastAsia="Consolas" w:hAnsi="Consolas"/>
+          <w:sz w:val="18"/>
+          <w:szCs w:val="18"/>
+        </w:rPr>
+        <w:t xml:space="preserve">  c.getCalleeName() = "Function"</w:t>
+      </w:r>
+    </w:p>
+    <w:p>
+      <w:pPr>
+        <w:spacing w:after="20" w:before="20"/>
       </w:pPr>
       <w:r>
         <w:rPr>
@@ -1151,8 +1461,20 @@
     </w:p>
     <w:p>
       <w:pPr>
-        <w:shd w:fill="F5F5F5" w:val="clear"/>
-        <w:spacing w:after="40" w:before="40"/>
+        <w:spacing w:after="20" w:before="20"/>
+      </w:pPr>
+      <w:r>
+        <w:rPr>
+          <w:rFonts w:ascii="Consolas" w:cs="Consolas" w:eastAsia="Consolas" w:hAnsi="Consolas"/>
+          <w:sz w:val="18"/>
+          <w:szCs w:val="18"/>
+        </w:rPr>
+        <w:t xml:space="preserve"/>
+      </w:r>
+    </w:p>
+    <w:p>
+      <w:pPr>
+        <w:spacing w:after="20" w:before="20"/>
       </w:pPr>
       <w:r>
         <w:rPr>
@@ -1165,8 +1487,7 @@
     </w:p>
     <w:p>
       <w:pPr>
-        <w:shd w:fill="F5F5F5" w:val="clear"/>
-        <w:spacing w:after="40" w:before="40"/>
+        <w:spacing w:after="20" w:before="20"/>
       </w:pPr>
       <w:r>
         <w:rPr>
@@ -1179,48 +1500,67 @@
     </w:p>
     <w:p>
       <w:pPr>
-        <w:shd w:fill="F5F5F5" w:val="clear"/>
-        <w:spacing w:after="40" w:before="40"/>
-      </w:pPr>
-      <w:r>
-        <w:rPr>
-          <w:rFonts w:ascii="Consolas" w:cs="Consolas" w:eastAsia="Consolas" w:hAnsi="Consolas"/>
-          <w:sz w:val="18"/>
-          <w:szCs w:val="18"/>
-        </w:rPr>
-        <w:t xml:space="preserve">select c, "Interesting call found."</w:t>
-      </w:r>
-    </w:p>
-    <w:p>
-      <w:pPr>
-        <w:spacing w:after="200"/>
-      </w:pPr>
-      <w:r>
-        <w:rPr>
-          <w:sz w:val="22"/>
-          <w:szCs w:val="22"/>
-        </w:rPr>
-        <w:t xml:space="preserve">This exact query is in examples/chapter06/interesting-calls.ql. Run it against any JavaScript database.</w:t>
-      </w:r>
-    </w:p>
-    <w:p>
-      <w:pPr>
-        <w:pStyle w:val="Heading2"/>
-      </w:pPr>
-      <w:r>
-        <w:t xml:space="preserve">Making Results Actionable</w:t>
-      </w:r>
-    </w:p>
-    <w:p>
-      <w:pPr>
-        <w:spacing w:after="200"/>
-      </w:pPr>
-      <w:r>
-        <w:rPr>
-          <w:sz w:val="22"/>
-          <w:szCs w:val="22"/>
-        </w:rPr>
-        <w:t xml:space="preserve">Good select messages explain why the result matters and, when possible, point to the most relevant location. For path queries the select clause has a required four-part form so the tooling can display the full path from source to sink.</w:t>
+        <w:spacing w:after="20" w:before="20"/>
+      </w:pPr>
+      <w:r>
+        <w:rPr>
+          <w:rFonts w:ascii="Consolas" w:cs="Consolas" w:eastAsia="Consolas" w:hAnsi="Consolas"/>
+          <w:sz w:val="18"/>
+          <w:szCs w:val="18"/>
+        </w:rPr>
+        <w:t xml:space="preserve">select c, "Found an interesting call."</w:t>
+      </w:r>
+    </w:p>
+    <w:p>
+      <w:pPr>
+        <w:spacing w:after="160"/>
+      </w:pPr>
+      <w:r>
+        <w:rPr>
+          <w:sz w:val="22"/>
+          <w:szCs w:val="22"/>
+        </w:rPr>
+        <w:t xml:space="preserve">The file is examples/chapter06/interesting-calls.ql. Run it against any JavaScript database.</w:t>
+      </w:r>
+    </w:p>
+    <w:p>
+      <w:pPr>
+        <w:pStyle w:val="Heading2"/>
+      </w:pPr>
+      <w:r>
+        <w:t xml:space="preserve">Path Queries</w:t>
+      </w:r>
+    </w:p>
+    <w:p>
+      <w:pPr>
+        <w:spacing w:after="160"/>
+      </w:pPr>
+      <w:r>
+        <w:rPr>
+          <w:sz w:val="22"/>
+          <w:szCs w:val="22"/>
+        </w:rPr>
+        <w:t xml:space="preserve">Path queries (@kind path-problem) are used when you need to show how data flows from a source to a sink. Their select clause has a required shape that includes the sink node, the source path node, the sink path node, and a message. We cover them in detail in the data-flow and taint-tracking chapters.</w:t>
+      </w:r>
+    </w:p>
+    <w:p>
+      <w:pPr>
+        <w:pStyle w:val="Heading2"/>
+      </w:pPr>
+      <w:r>
+        <w:t xml:space="preserve">Writing Clear Messages</w:t>
+      </w:r>
+    </w:p>
+    <w:p>
+      <w:pPr>
+        <w:spacing w:after="160"/>
+      </w:pPr>
+      <w:r>
+        <w:rPr>
+          <w:sz w:val="22"/>
+          <w:szCs w:val="22"/>
+        </w:rPr>
+        <w:t xml:space="preserve">The string you place in the select clause becomes the alert text developers see. Make it specific and actionable. When possible, use the $@ placeholder syntax to link part of the message back to a relevant program element.</w:t>
       </w:r>
     </w:p>
     <w:p>
@@ -1237,53 +1577,44 @@
         <w:pStyle w:val="Heading2"/>
       </w:pPr>
       <w:r>
-        <w:t xml:space="preserve">The Standard Library Model</w:t>
-      </w:r>
-    </w:p>
-    <w:p>
-      <w:pPr>
-        <w:spacing w:after="200"/>
-      </w:pPr>
-      <w:r>
-        <w:rPr>
-          <w:sz w:val="22"/>
-          <w:szCs w:val="22"/>
-        </w:rPr>
-        <w:t xml:space="preserve">Each language has a standard library that turns the raw database tables into classes such as Function, CallExpr, Expr, and Stmt. You almost always start by importing the language module and selecting from one of these classes.</w:t>
-      </w:r>
-    </w:p>
-    <w:p>
-      <w:pPr>
-        <w:pStyle w:val="Heading2"/>
-      </w:pPr>
-      <w:r>
-        <w:t xml:space="preserve">Navigation Patterns</w:t>
-      </w:r>
-    </w:p>
-    <w:p>
-      <w:pPr>
-        <w:spacing w:after="200"/>
-      </w:pPr>
-      <w:r>
-        <w:rPr>
-          <w:sz w:val="22"/>
-          <w:szCs w:val="22"/>
-        </w:rPr>
-        <w:t xml:space="preserve">From a Function you can reach its parameters, body, and callers. From a CallExpr you can reach the callee and the arguments. The language guides document dozens of these navigation predicates. Start with simple selections, examine the results, then add where clauses to refine.</w:t>
-      </w:r>
-    </w:p>
-    <w:p>
-      <w:pPr>
-        <w:pStyle w:val="Heading2"/>
-      </w:pPr>
-      <w:r>
-        <w:t xml:space="preserve">Example</w:t>
-      </w:r>
-    </w:p>
-    <w:p>
-      <w:pPr>
-        <w:shd w:fill="F5F5F5" w:val="clear"/>
-        <w:spacing w:after="40" w:before="40"/>
+        <w:t xml:space="preserve">The Standard Library Approach</w:t>
+      </w:r>
+    </w:p>
+    <w:p>
+      <w:pPr>
+        <w:spacing w:after="160"/>
+      </w:pPr>
+      <w:r>
+        <w:rPr>
+          <w:sz w:val="22"/>
+          <w:szCs w:val="22"/>
+        </w:rPr>
+        <w:t xml:space="preserve">Each supported language ships with a comprehensive standard library. These libraries turn the raw database relations into classes and predicates that match the way programmers think: functions, methods, calls, expressions, statements, parameters, and so on. You almost never write queries against the underlying tables.</w:t>
+      </w:r>
+    </w:p>
+    <w:p>
+      <w:pPr>
+        <w:pStyle w:val="Heading2"/>
+      </w:pPr>
+      <w:r>
+        <w:t xml:space="preserve">Starting Points</w:t>
+      </w:r>
+    </w:p>
+    <w:p>
+      <w:pPr>
+        <w:spacing w:after="160"/>
+      </w:pPr>
+      <w:r>
+        <w:rPr>
+          <w:sz w:val="22"/>
+          <w:szCs w:val="22"/>
+        </w:rPr>
+        <w:t xml:space="preserve">Most exploratory queries begin by importing the language module and selecting from a high-level class:</w:t>
+      </w:r>
+    </w:p>
+    <w:p>
+      <w:pPr>
+        <w:spacing w:after="20" w:before="20"/>
       </w:pPr>
       <w:r>
         <w:rPr>
@@ -1296,44 +1627,80 @@
     </w:p>
     <w:p>
       <w:pPr>
-        <w:shd w:fill="F5F5F5" w:val="clear"/>
-        <w:spacing w:after="40" w:before="40"/>
-      </w:pPr>
-      <w:r>
-        <w:rPr>
-          <w:rFonts w:ascii="Consolas" w:cs="Consolas" w:eastAsia="Consolas" w:hAnsi="Consolas"/>
-          <w:sz w:val="18"/>
-          <w:szCs w:val="18"/>
-        </w:rPr>
-        <w:t xml:space="preserve">from CallExpr c</w:t>
-      </w:r>
-    </w:p>
-    <w:p>
-      <w:pPr>
-        <w:shd w:fill="F5F5F5" w:val="clear"/>
-        <w:spacing w:after="40" w:before="40"/>
-      </w:pPr>
-      <w:r>
-        <w:rPr>
-          <w:rFonts w:ascii="Consolas" w:cs="Consolas" w:eastAsia="Consolas" w:hAnsi="Consolas"/>
-          <w:sz w:val="18"/>
-          <w:szCs w:val="18"/>
-        </w:rPr>
-        <w:t xml:space="preserve">where c.getCalleeName() = "console.log"</w:t>
-      </w:r>
-    </w:p>
-    <w:p>
-      <w:pPr>
-        <w:shd w:fill="F5F5F5" w:val="clear"/>
-        <w:spacing w:after="40" w:before="40"/>
-      </w:pPr>
-      <w:r>
-        <w:rPr>
-          <w:rFonts w:ascii="Consolas" w:cs="Consolas" w:eastAsia="Consolas" w:hAnsi="Consolas"/>
-          <w:sz w:val="18"/>
-          <w:szCs w:val="18"/>
-        </w:rPr>
-        <w:t xml:space="preserve">select c, "Logging call"</w:t>
+        <w:spacing w:after="20" w:before="20"/>
+      </w:pPr>
+      <w:r>
+        <w:rPr>
+          <w:rFonts w:ascii="Consolas" w:cs="Consolas" w:eastAsia="Consolas" w:hAnsi="Consolas"/>
+          <w:sz w:val="18"/>
+          <w:szCs w:val="18"/>
+        </w:rPr>
+        <w:t xml:space="preserve">from Function f</w:t>
+      </w:r>
+    </w:p>
+    <w:p>
+      <w:pPr>
+        <w:spacing w:after="20" w:before="20"/>
+      </w:pPr>
+      <w:r>
+        <w:rPr>
+          <w:rFonts w:ascii="Consolas" w:cs="Consolas" w:eastAsia="Consolas" w:hAnsi="Consolas"/>
+          <w:sz w:val="18"/>
+          <w:szCs w:val="18"/>
+        </w:rPr>
+        <w:t xml:space="preserve">select f, f.getName()</w:t>
+      </w:r>
+    </w:p>
+    <w:p>
+      <w:pPr>
+        <w:spacing w:after="160"/>
+      </w:pPr>
+      <w:r>
+        <w:rPr>
+          <w:sz w:val="22"/>
+          <w:szCs w:val="22"/>
+        </w:rPr>
+        <w:t xml:space="preserve">From a Function you can navigate to its parameters, body, docstrings, and callers. From a CallExpr you can reach the callee name, the receiver, and each argument. The official language guides document these navigation predicates with many worked examples.</w:t>
+      </w:r>
+    </w:p>
+    <w:p>
+      <w:pPr>
+        <w:pStyle w:val="Heading2"/>
+      </w:pPr>
+      <w:r>
+        <w:t xml:space="preserve">Refining Results</w:t>
+      </w:r>
+    </w:p>
+    <w:p>
+      <w:pPr>
+        <w:spacing w:after="160"/>
+      </w:pPr>
+      <w:r>
+        <w:rPr>
+          <w:sz w:val="22"/>
+          <w:szCs w:val="22"/>
+        </w:rPr>
+        <w:t xml:space="preserve">The first version of a query is usually too broad. Examine the results, identify the false positives or uninteresting cases, and add where-clause predicates to exclude them. The libraries contain numerous helper predicates precisely for these refinements—guards, type tests, visibility checks, and more.</w:t>
+      </w:r>
+    </w:p>
+    <w:p>
+      <w:pPr>
+        <w:pStyle w:val="Heading2"/>
+      </w:pPr>
+      <w:r>
+        <w:t xml:space="preserve">Cross-Language Consistency</w:t>
+      </w:r>
+    </w:p>
+    <w:p>
+      <w:pPr>
+        <w:spacing w:after="160"/>
+      </w:pPr>
+      <w:r>
+        <w:rPr>
+          <w:sz w:val="22"/>
+          <w:szCs w:val="22"/>
+        </w:rPr>
+        <w:t xml:space="preserve">While each language has its own library, the overall design is consistent. Once you are comfortable navigating JavaScript or Python code, moving to Java or C++ mainly requires learning the language-specific class names and a few idiomatic patterns. The data-flow and taint-tracking libraries follow the same configuration style across languages.</w:t>
       </w:r>
     </w:p>
     <w:p>
@@ -1350,45 +1717,90 @@
         <w:pStyle w:val="Heading2"/>
       </w:pPr>
       <w:r>
-        <w:t xml:space="preserve">Local and Global Data Flow</w:t>
-      </w:r>
-    </w:p>
-    <w:p>
-      <w:pPr>
-        <w:spacing w:after="200"/>
-      </w:pPr>
-      <w:r>
-        <w:rPr>
-          <w:sz w:val="22"/>
-          <w:szCs w:val="22"/>
-        </w:rPr>
-        <w:t xml:space="preserve">Local data flow stays inside a single function and is fast. Global data flow crosses function boundaries and is the foundation of almost all security queries. Both are provided by the DataFlow libraries.</w:t>
-      </w:r>
-    </w:p>
-    <w:p>
-      <w:pPr>
-        <w:pStyle w:val="Heading2"/>
-      </w:pPr>
-      <w:r>
-        <w:t xml:space="preserve">Configuration-Based Global Flow</w:t>
-      </w:r>
-    </w:p>
-    <w:p>
-      <w:pPr>
-        <w:spacing w:after="200"/>
-      </w:pPr>
-      <w:r>
-        <w:rPr>
-          <w:sz w:val="22"/>
-          <w:szCs w:val="22"/>
-        </w:rPr>
-        <w:t xml:space="preserve">Modern queries define a configuration that implements isSource and isSink:</w:t>
-      </w:r>
-    </w:p>
-    <w:p>
-      <w:pPr>
-        <w:shd w:fill="F5F5F5" w:val="clear"/>
-        <w:spacing w:after="40" w:before="40"/>
+        <w:t xml:space="preserve">Why Data Flow Matters</w:t>
+      </w:r>
+    </w:p>
+    <w:p>
+      <w:pPr>
+        <w:spacing w:after="160"/>
+      </w:pPr>
+      <w:r>
+        <w:rPr>
+          <w:sz w:val="22"/>
+          <w:szCs w:val="22"/>
+        </w:rPr>
+        <w:t xml:space="preserve">Data-flow analysis answers the question “where can this value go?” It is the foundation of virtually every serious security query. CodeQL provides both local (intra-procedural) data flow, which is fast and limited to a single function, and global (inter-procedural) data flow, which tracks values across function boundaries.</w:t>
+      </w:r>
+    </w:p>
+    <w:p>
+      <w:pPr>
+        <w:pStyle w:val="Heading2"/>
+      </w:pPr>
+      <w:r>
+        <w:t xml:space="preserve">DataFlow Nodes</w:t>
+      </w:r>
+    </w:p>
+    <w:p>
+      <w:pPr>
+        <w:spacing w:after="160"/>
+      </w:pPr>
+      <w:r>
+        <w:rPr>
+          <w:sz w:val="22"/>
+          <w:szCs w:val="22"/>
+        </w:rPr>
+        <w:t xml:space="preserve">The DataFlow libraries introduce nodes that represent program elements independently of their exact syntax. A node might correspond to an argument, a parameter, the result of a call, or an intermediate expression. This abstraction lets you write queries that remain stable even when the source is refactored.</w:t>
+      </w:r>
+    </w:p>
+    <w:p>
+      <w:pPr>
+        <w:pStyle w:val="Heading2"/>
+      </w:pPr>
+      <w:r>
+        <w:t xml:space="preserve">Global Configuration</w:t>
+      </w:r>
+    </w:p>
+    <w:p>
+      <w:pPr>
+        <w:spacing w:after="160"/>
+      </w:pPr>
+      <w:r>
+        <w:rPr>
+          <w:sz w:val="22"/>
+          <w:szCs w:val="22"/>
+        </w:rPr>
+        <w:t xml:space="preserve">A modern global data-flow query defines a configuration module:</w:t>
+      </w:r>
+    </w:p>
+    <w:p>
+      <w:pPr>
+        <w:spacing w:after="20" w:before="20"/>
+      </w:pPr>
+      <w:r>
+        <w:rPr>
+          <w:rFonts w:ascii="Consolas" w:cs="Consolas" w:eastAsia="Consolas" w:hAnsi="Consolas"/>
+          <w:sz w:val="18"/>
+          <w:szCs w:val="18"/>
+        </w:rPr>
+        <w:t xml:space="preserve">import javascript</w:t>
+      </w:r>
+    </w:p>
+    <w:p>
+      <w:pPr>
+        <w:spacing w:after="20" w:before="20"/>
+      </w:pPr>
+      <w:r>
+        <w:rPr>
+          <w:rFonts w:ascii="Consolas" w:cs="Consolas" w:eastAsia="Consolas" w:hAnsi="Consolas"/>
+          <w:sz w:val="18"/>
+          <w:szCs w:val="18"/>
+        </w:rPr>
+        <w:t xml:space="preserve"/>
+      </w:r>
+    </w:p>
+    <w:p>
+      <w:pPr>
+        <w:spacing w:after="20" w:before="20"/>
       </w:pPr>
       <w:r>
         <w:rPr>
@@ -1401,36 +1813,85 @@
     </w:p>
     <w:p>
       <w:pPr>
-        <w:shd w:fill="F5F5F5" w:val="clear"/>
-        <w:spacing w:after="40" w:before="40"/>
-      </w:pPr>
-      <w:r>
-        <w:rPr>
-          <w:rFonts w:ascii="Consolas" w:cs="Consolas" w:eastAsia="Consolas" w:hAnsi="Consolas"/>
-          <w:sz w:val="18"/>
-          <w:szCs w:val="18"/>
-        </w:rPr>
-        <w:t xml:space="preserve">  predicate isSource(DataFlow::Node n) { n instanceof RemoteFlowSource }</w:t>
-      </w:r>
-    </w:p>
-    <w:p>
-      <w:pPr>
-        <w:shd w:fill="F5F5F5" w:val="clear"/>
-        <w:spacing w:after="40" w:before="40"/>
-      </w:pPr>
-      <w:r>
-        <w:rPr>
-          <w:rFonts w:ascii="Consolas" w:cs="Consolas" w:eastAsia="Consolas" w:hAnsi="Consolas"/>
-          <w:sz w:val="18"/>
-          <w:szCs w:val="18"/>
-        </w:rPr>
-        <w:t xml:space="preserve">  predicate isSink(DataFlow::Node n) { n instanceof DomBasedXssSink }</w:t>
-      </w:r>
-    </w:p>
-    <w:p>
-      <w:pPr>
-        <w:shd w:fill="F5F5F5" w:val="clear"/>
-        <w:spacing w:after="40" w:before="40"/>
+        <w:spacing w:after="20" w:before="20"/>
+      </w:pPr>
+      <w:r>
+        <w:rPr>
+          <w:rFonts w:ascii="Consolas" w:cs="Consolas" w:eastAsia="Consolas" w:hAnsi="Consolas"/>
+          <w:sz w:val="18"/>
+          <w:szCs w:val="18"/>
+        </w:rPr>
+        <w:t xml:space="preserve">  predicate isSource(DataFlow::Node source) {</w:t>
+      </w:r>
+    </w:p>
+    <w:p>
+      <w:pPr>
+        <w:spacing w:after="20" w:before="20"/>
+      </w:pPr>
+      <w:r>
+        <w:rPr>
+          <w:rFonts w:ascii="Consolas" w:cs="Consolas" w:eastAsia="Consolas" w:hAnsi="Consolas"/>
+          <w:sz w:val="18"/>
+          <w:szCs w:val="18"/>
+        </w:rPr>
+        <w:t xml:space="preserve">    source instanceof RemoteFlowSource</w:t>
+      </w:r>
+    </w:p>
+    <w:p>
+      <w:pPr>
+        <w:spacing w:after="20" w:before="20"/>
+      </w:pPr>
+      <w:r>
+        <w:rPr>
+          <w:rFonts w:ascii="Consolas" w:cs="Consolas" w:eastAsia="Consolas" w:hAnsi="Consolas"/>
+          <w:sz w:val="18"/>
+          <w:szCs w:val="18"/>
+        </w:rPr>
+        <w:t xml:space="preserve">  }</w:t>
+      </w:r>
+    </w:p>
+    <w:p>
+      <w:pPr>
+        <w:spacing w:after="20" w:before="20"/>
+      </w:pPr>
+      <w:r>
+        <w:rPr>
+          <w:rFonts w:ascii="Consolas" w:cs="Consolas" w:eastAsia="Consolas" w:hAnsi="Consolas"/>
+          <w:sz w:val="18"/>
+          <w:szCs w:val="18"/>
+        </w:rPr>
+        <w:t xml:space="preserve">  predicate isSink(DataFlow::Node sink) {</w:t>
+      </w:r>
+    </w:p>
+    <w:p>
+      <w:pPr>
+        <w:spacing w:after="20" w:before="20"/>
+      </w:pPr>
+      <w:r>
+        <w:rPr>
+          <w:rFonts w:ascii="Consolas" w:cs="Consolas" w:eastAsia="Consolas" w:hAnsi="Consolas"/>
+          <w:sz w:val="18"/>
+          <w:szCs w:val="18"/>
+        </w:rPr>
+        <w:t xml:space="preserve">    sink instanceof DomBasedXssSink</w:t>
+      </w:r>
+    </w:p>
+    <w:p>
+      <w:pPr>
+        <w:spacing w:after="20" w:before="20"/>
+      </w:pPr>
+      <w:r>
+        <w:rPr>
+          <w:rFonts w:ascii="Consolas" w:cs="Consolas" w:eastAsia="Consolas" w:hAnsi="Consolas"/>
+          <w:sz w:val="18"/>
+          <w:szCs w:val="18"/>
+        </w:rPr>
+        <w:t xml:space="preserve">  }</w:t>
+      </w:r>
+    </w:p>
+    <w:p>
+      <w:pPr>
+        <w:spacing w:after="20" w:before="20"/>
       </w:pPr>
       <w:r>
         <w:rPr>
@@ -1443,8 +1904,20 @@
     </w:p>
     <w:p>
       <w:pPr>
-        <w:shd w:fill="F5F5F5" w:val="clear"/>
-        <w:spacing w:after="40" w:before="40"/>
+        <w:spacing w:after="20" w:before="20"/>
+      </w:pPr>
+      <w:r>
+        <w:rPr>
+          <w:rFonts w:ascii="Consolas" w:cs="Consolas" w:eastAsia="Consolas" w:hAnsi="Consolas"/>
+          <w:sz w:val="18"/>
+          <w:szCs w:val="18"/>
+        </w:rPr>
+        <w:t xml:space="preserve"/>
+      </w:r>
+    </w:p>
+    <w:p>
+      <w:pPr>
+        <w:spacing w:after="20" w:before="20"/>
       </w:pPr>
       <w:r>
         <w:rPr>
@@ -1457,8 +1930,20 @@
     </w:p>
     <w:p>
       <w:pPr>
-        <w:shd w:fill="F5F5F5" w:val="clear"/>
-        <w:spacing w:after="40" w:before="40"/>
+        <w:spacing w:after="20" w:before="20"/>
+      </w:pPr>
+      <w:r>
+        <w:rPr>
+          <w:rFonts w:ascii="Consolas" w:cs="Consolas" w:eastAsia="Consolas" w:hAnsi="Consolas"/>
+          <w:sz w:val="18"/>
+          <w:szCs w:val="18"/>
+        </w:rPr>
+        <w:t xml:space="preserve"/>
+      </w:r>
+    </w:p>
+    <w:p>
+      <w:pPr>
+        <w:spacing w:after="20" w:before="20"/>
       </w:pPr>
       <w:r>
         <w:rPr>
@@ -1471,8 +1956,7 @@
     </w:p>
     <w:p>
       <w:pPr>
-        <w:shd w:fill="F5F5F5" w:val="clear"/>
-        <w:spacing w:after="40" w:before="40"/>
+        <w:spacing w:after="20" w:before="20"/>
       </w:pPr>
       <w:r>
         <w:rPr>
@@ -1485,28 +1969,47 @@
     </w:p>
     <w:p>
       <w:pPr>
-        <w:shd w:fill="F5F5F5" w:val="clear"/>
-        <w:spacing w:after="40" w:before="40"/>
-      </w:pPr>
-      <w:r>
-        <w:rPr>
-          <w:rFonts w:ascii="Consolas" w:cs="Consolas" w:eastAsia="Consolas" w:hAnsi="Consolas"/>
-          <w:sz w:val="18"/>
-          <w:szCs w:val="18"/>
-        </w:rPr>
-        <w:t xml:space="preserve">select sink.getNode(), source, sink, "Flow found."</w:t>
-      </w:r>
-    </w:p>
-    <w:p>
-      <w:pPr>
-        <w:spacing w:after="200"/>
-      </w:pPr>
-      <w:r>
-        <w:rPr>
-          <w:sz w:val="22"/>
-          <w:szCs w:val="22"/>
-        </w:rPr>
-        <w:t xml:space="preserve">The skeleton lives in examples/chapter08/global-flow-skeleton.ql. Use DataFlow::Global for pure value flow and TaintTracking::Global when derived values should remain tainted.</w:t>
+        <w:spacing w:after="20" w:before="20"/>
+      </w:pPr>
+      <w:r>
+        <w:rPr>
+          <w:rFonts w:ascii="Consolas" w:cs="Consolas" w:eastAsia="Consolas" w:hAnsi="Consolas"/>
+          <w:sz w:val="18"/>
+          <w:szCs w:val="18"/>
+        </w:rPr>
+        <w:t xml:space="preserve">select sink.getNode(), source, sink, "Data flow detected."</w:t>
+      </w:r>
+    </w:p>
+    <w:p>
+      <w:pPr>
+        <w:spacing w:after="160"/>
+      </w:pPr>
+      <w:r>
+        <w:rPr>
+          <w:sz w:val="22"/>
+          <w:szCs w:val="22"/>
+        </w:rPr>
+        <w:t xml:space="preserve">Use DataFlow::Global when you care about value-preserving flow. Use TaintTracking::Global when any value derived from a tainted source should itself be considered tainted. The skeleton above is saved in examples/chapter08/global-flow-skeleton.ql.</w:t>
+      </w:r>
+    </w:p>
+    <w:p>
+      <w:pPr>
+        <w:pStyle w:val="Heading2"/>
+      </w:pPr>
+      <w:r>
+        <w:t xml:space="preserve">Local Data Flow</w:t>
+      </w:r>
+    </w:p>
+    <w:p>
+      <w:pPr>
+        <w:spacing w:after="160"/>
+      </w:pPr>
+      <w:r>
+        <w:rPr>
+          <w:sz w:val="22"/>
+          <w:szCs w:val="22"/>
+        </w:rPr>
+        <w:t xml:space="preserve">For many intra-procedural checks the local data-flow predicates are sufficient and much faster. Consult the language-specific data-flow documentation for the exact predicate names; they follow a consistent pattern across languages.</w:t>
       </w:r>
     </w:p>
     <w:p>
@@ -1528,28 +2031,39 @@
     </w:p>
     <w:p>
       <w:pPr>
-        <w:spacing w:after="200"/>
-      </w:pPr>
-      <w:r>
-        <w:rPr>
-          <w:sz w:val="22"/>
-          <w:szCs w:val="22"/>
-        </w:rPr>
-        <w:t xml:space="preserve">A source is typically untrusted input. A sink is a dangerous operation. A barrier (sanitizer) removes taint. Path queries report the entire path so a developer can see exactly how the data traveled.</w:t>
-      </w:r>
-    </w:p>
-    <w:p>
-      <w:pPr>
-        <w:pStyle w:val="Heading2"/>
-      </w:pPr>
-      <w:r>
-        <w:t xml:space="preserve">Complete Path Query</w:t>
-      </w:r>
-    </w:p>
-    <w:p>
-      <w:pPr>
-        <w:shd w:fill="F5F5F5" w:val="clear"/>
-        <w:spacing w:after="40" w:before="40"/>
+        <w:spacing w:after="160"/>
+      </w:pPr>
+      <w:r>
+        <w:rPr>
+          <w:sz w:val="22"/>
+          <w:szCs w:val="22"/>
+        </w:rPr>
+        <w:t xml:space="preserve">In taint tracking a source is typically untrusted input (HTTP parameters, command-line arguments, file reads, etc.). A sink is a security-sensitive operation (SQL execution, command execution, HTML writing, path operations). A barrier, also called a sanitizer, is a point at which taint is removed because the data has been validated or encoded.</w:t>
+      </w:r>
+    </w:p>
+    <w:p>
+      <w:pPr>
+        <w:pStyle w:val="Heading2"/>
+      </w:pPr>
+      <w:r>
+        <w:t xml:space="preserve">Writing a Path Query</w:t>
+      </w:r>
+    </w:p>
+    <w:p>
+      <w:pPr>
+        <w:spacing w:after="160"/>
+      </w:pPr>
+      <w:r>
+        <w:rPr>
+          <w:sz w:val="22"/>
+          <w:szCs w:val="22"/>
+        </w:rPr>
+        <w:t xml:space="preserve">Path queries must be marked @kind path-problem and must use a specific select form so the tooling can display the path. A complete DOM XSS example:</w:t>
+      </w:r>
+    </w:p>
+    <w:p>
+      <w:pPr>
+        <w:spacing w:after="20" w:before="20"/>
       </w:pPr>
       <w:r>
         <w:rPr>
@@ -1562,8 +2076,7 @@
     </w:p>
     <w:p>
       <w:pPr>
-        <w:shd w:fill="F5F5F5" w:val="clear"/>
-        <w:spacing w:after="40" w:before="40"/>
+        <w:spacing w:after="20" w:before="20"/>
       </w:pPr>
       <w:r>
         <w:rPr>
@@ -1576,8 +2089,33 @@
     </w:p>
     <w:p>
       <w:pPr>
-        <w:shd w:fill="F5F5F5" w:val="clear"/>
-        <w:spacing w:after="40" w:before="40"/>
+        <w:spacing w:after="20" w:before="20"/>
+      </w:pPr>
+      <w:r>
+        <w:rPr>
+          <w:rFonts w:ascii="Consolas" w:cs="Consolas" w:eastAsia="Consolas" w:hAnsi="Consolas"/>
+          <w:sz w:val="18"/>
+          <w:szCs w:val="18"/>
+        </w:rPr>
+        <w:t xml:space="preserve"> * @id mustlearn/xss</w:t>
+      </w:r>
+    </w:p>
+    <w:p>
+      <w:pPr>
+        <w:spacing w:after="20" w:before="20"/>
+      </w:pPr>
+      <w:r>
+        <w:rPr>
+          <w:rFonts w:ascii="Consolas" w:cs="Consolas" w:eastAsia="Consolas" w:hAnsi="Consolas"/>
+          <w:sz w:val="18"/>
+          <w:szCs w:val="18"/>
+        </w:rPr>
+        <w:t xml:space="preserve"> * @name DOM XSS</w:t>
+      </w:r>
+    </w:p>
+    <w:p>
+      <w:pPr>
+        <w:spacing w:after="20" w:before="20"/>
       </w:pPr>
       <w:r>
         <w:rPr>
@@ -1590,8 +2128,7 @@
     </w:p>
     <w:p>
       <w:pPr>
-        <w:shd w:fill="F5F5F5" w:val="clear"/>
-        <w:spacing w:after="40" w:before="40"/>
+        <w:spacing w:after="20" w:before="20"/>
       </w:pPr>
       <w:r>
         <w:rPr>
@@ -1604,8 +2141,7 @@
     </w:p>
     <w:p>
       <w:pPr>
-        <w:shd w:fill="F5F5F5" w:val="clear"/>
-        <w:spacing w:after="40" w:before="40"/>
+        <w:spacing w:after="20" w:before="20"/>
       </w:pPr>
       <w:r>
         <w:rPr>
@@ -1618,22 +2154,33 @@
     </w:p>
     <w:p>
       <w:pPr>
-        <w:shd w:fill="F5F5F5" w:val="clear"/>
-        <w:spacing w:after="40" w:before="40"/>
-      </w:pPr>
-      <w:r>
-        <w:rPr>
-          <w:rFonts w:ascii="Consolas" w:cs="Consolas" w:eastAsia="Consolas" w:hAnsi="Consolas"/>
-          <w:sz w:val="18"/>
-          <w:szCs w:val="18"/>
-        </w:rPr>
-        <w:t xml:space="preserve">module Config implements DataFlow::ConfigSig {</w:t>
-      </w:r>
-    </w:p>
-    <w:p>
-      <w:pPr>
-        <w:shd w:fill="F5F5F5" w:val="clear"/>
-        <w:spacing w:after="40" w:before="40"/>
+        <w:spacing w:after="20" w:before="20"/>
+      </w:pPr>
+      <w:r>
+        <w:rPr>
+          <w:rFonts w:ascii="Consolas" w:cs="Consolas" w:eastAsia="Consolas" w:hAnsi="Consolas"/>
+          <w:sz w:val="18"/>
+          <w:szCs w:val="18"/>
+        </w:rPr>
+        <w:t xml:space="preserve"/>
+      </w:r>
+    </w:p>
+    <w:p>
+      <w:pPr>
+        <w:spacing w:after="20" w:before="20"/>
+      </w:pPr>
+      <w:r>
+        <w:rPr>
+          <w:rFonts w:ascii="Consolas" w:cs="Consolas" w:eastAsia="Consolas" w:hAnsi="Consolas"/>
+          <w:sz w:val="18"/>
+          <w:szCs w:val="18"/>
+        </w:rPr>
+        <w:t xml:space="preserve">module XssConfig implements DataFlow::ConfigSig {</w:t>
+      </w:r>
+    </w:p>
+    <w:p>
+      <w:pPr>
+        <w:spacing w:after="20" w:before="20"/>
       </w:pPr>
       <w:r>
         <w:rPr>
@@ -1646,8 +2193,7 @@
     </w:p>
     <w:p>
       <w:pPr>
-        <w:shd w:fill="F5F5F5" w:val="clear"/>
-        <w:spacing w:after="40" w:before="40"/>
+        <w:spacing w:after="20" w:before="20"/>
       </w:pPr>
       <w:r>
         <w:rPr>
@@ -1660,8 +2206,7 @@
     </w:p>
     <w:p>
       <w:pPr>
-        <w:shd w:fill="F5F5F5" w:val="clear"/>
-        <w:spacing w:after="40" w:before="40"/>
+        <w:spacing w:after="20" w:before="20"/>
       </w:pPr>
       <w:r>
         <w:rPr>
@@ -1674,64 +2219,85 @@
     </w:p>
     <w:p>
       <w:pPr>
-        <w:shd w:fill="F5F5F5" w:val="clear"/>
-        <w:spacing w:after="40" w:before="40"/>
-      </w:pPr>
-      <w:r>
-        <w:rPr>
-          <w:rFonts w:ascii="Consolas" w:cs="Consolas" w:eastAsia="Consolas" w:hAnsi="Consolas"/>
-          <w:sz w:val="18"/>
-          <w:szCs w:val="18"/>
-        </w:rPr>
-        <w:t xml:space="preserve">module Flow = TaintTracking::Global&lt;Config&gt;;</w:t>
-      </w:r>
-    </w:p>
-    <w:p>
-      <w:pPr>
-        <w:shd w:fill="F5F5F5" w:val="clear"/>
-        <w:spacing w:after="40" w:before="40"/>
-      </w:pPr>
-      <w:r>
-        <w:rPr>
-          <w:rFonts w:ascii="Consolas" w:cs="Consolas" w:eastAsia="Consolas" w:hAnsi="Consolas"/>
-          <w:sz w:val="18"/>
-          <w:szCs w:val="18"/>
-        </w:rPr>
-        <w:t xml:space="preserve">import Flow::PathGraph</w:t>
-      </w:r>
-    </w:p>
-    <w:p>
-      <w:pPr>
-        <w:shd w:fill="F5F5F5" w:val="clear"/>
-        <w:spacing w:after="40" w:before="40"/>
-      </w:pPr>
-      <w:r>
-        <w:rPr>
-          <w:rFonts w:ascii="Consolas" w:cs="Consolas" w:eastAsia="Consolas" w:hAnsi="Consolas"/>
-          <w:sz w:val="18"/>
-          <w:szCs w:val="18"/>
-        </w:rPr>
-        <w:t xml:space="preserve">from Flow::PathNode source, Flow::PathNode sink</w:t>
-      </w:r>
-    </w:p>
-    <w:p>
-      <w:pPr>
-        <w:shd w:fill="F5F5F5" w:val="clear"/>
-        <w:spacing w:after="40" w:before="40"/>
-      </w:pPr>
-      <w:r>
-        <w:rPr>
-          <w:rFonts w:ascii="Consolas" w:cs="Consolas" w:eastAsia="Consolas" w:hAnsi="Consolas"/>
-          <w:sz w:val="18"/>
-          <w:szCs w:val="18"/>
-        </w:rPr>
-        <w:t xml:space="preserve">where Flow::flowPath(source, sink)</w:t>
-      </w:r>
-    </w:p>
-    <w:p>
-      <w:pPr>
-        <w:shd w:fill="F5F5F5" w:val="clear"/>
-        <w:spacing w:after="40" w:before="40"/>
+        <w:spacing w:after="20" w:before="20"/>
+      </w:pPr>
+      <w:r>
+        <w:rPr>
+          <w:rFonts w:ascii="Consolas" w:cs="Consolas" w:eastAsia="Consolas" w:hAnsi="Consolas"/>
+          <w:sz w:val="18"/>
+          <w:szCs w:val="18"/>
+        </w:rPr>
+        <w:t xml:space="preserve"/>
+      </w:r>
+    </w:p>
+    <w:p>
+      <w:pPr>
+        <w:spacing w:after="20" w:before="20"/>
+      </w:pPr>
+      <w:r>
+        <w:rPr>
+          <w:rFonts w:ascii="Consolas" w:cs="Consolas" w:eastAsia="Consolas" w:hAnsi="Consolas"/>
+          <w:sz w:val="18"/>
+          <w:szCs w:val="18"/>
+        </w:rPr>
+        <w:t xml:space="preserve">module XssFlow = TaintTracking::Global&lt;XssConfig&gt;;</w:t>
+      </w:r>
+    </w:p>
+    <w:p>
+      <w:pPr>
+        <w:spacing w:after="20" w:before="20"/>
+      </w:pPr>
+      <w:r>
+        <w:rPr>
+          <w:rFonts w:ascii="Consolas" w:cs="Consolas" w:eastAsia="Consolas" w:hAnsi="Consolas"/>
+          <w:sz w:val="18"/>
+          <w:szCs w:val="18"/>
+        </w:rPr>
+        <w:t xml:space="preserve">import XssFlow::PathGraph</w:t>
+      </w:r>
+    </w:p>
+    <w:p>
+      <w:pPr>
+        <w:spacing w:after="20" w:before="20"/>
+      </w:pPr>
+      <w:r>
+        <w:rPr>
+          <w:rFonts w:ascii="Consolas" w:cs="Consolas" w:eastAsia="Consolas" w:hAnsi="Consolas"/>
+          <w:sz w:val="18"/>
+          <w:szCs w:val="18"/>
+        </w:rPr>
+        <w:t xml:space="preserve"/>
+      </w:r>
+    </w:p>
+    <w:p>
+      <w:pPr>
+        <w:spacing w:after="20" w:before="20"/>
+      </w:pPr>
+      <w:r>
+        <w:rPr>
+          <w:rFonts w:ascii="Consolas" w:cs="Consolas" w:eastAsia="Consolas" w:hAnsi="Consolas"/>
+          <w:sz w:val="18"/>
+          <w:szCs w:val="18"/>
+        </w:rPr>
+        <w:t xml:space="preserve">from XssFlow::PathNode source, XssFlow::PathNode sink</w:t>
+      </w:r>
+    </w:p>
+    <w:p>
+      <w:pPr>
+        <w:spacing w:after="20" w:before="20"/>
+      </w:pPr>
+      <w:r>
+        <w:rPr>
+          <w:rFonts w:ascii="Consolas" w:cs="Consolas" w:eastAsia="Consolas" w:hAnsi="Consolas"/>
+          <w:sz w:val="18"/>
+          <w:szCs w:val="18"/>
+        </w:rPr>
+        <w:t xml:space="preserve">where XssFlow::flowPath(source, sink)</w:t>
+      </w:r>
+    </w:p>
+    <w:p>
+      <w:pPr>
+        <w:spacing w:after="20" w:before="20"/>
       </w:pPr>
       <w:r>
         <w:rPr>
@@ -1744,14 +2310,34 @@
     </w:p>
     <w:p>
       <w:pPr>
-        <w:spacing w:after="200"/>
-      </w:pPr>
-      <w:r>
-        <w:rPr>
-          <w:sz w:val="22"/>
-          <w:szCs w:val="22"/>
-        </w:rPr>
-        <w:t xml:space="preserve">See examples/chapter09/xss-path.ql. You can add isBarrier and isAdditionalFlowStep predicates inside the configuration for higher precision.</w:t>
+        <w:spacing w:after="160"/>
+      </w:pPr>
+      <w:r>
+        <w:rPr>
+          <w:sz w:val="22"/>
+          <w:szCs w:val="22"/>
+        </w:rPr>
+        <w:t xml:space="preserve">The query is in examples/chapter09/xss-path.ql. Inside the configuration you can also define isBarrier and isAdditionalFlowStep predicates to increase precision or to model library functions that are not yet covered by the standard libraries.</w:t>
+      </w:r>
+    </w:p>
+    <w:p>
+      <w:pPr>
+        <w:pStyle w:val="Heading2"/>
+      </w:pPr>
+      <w:r>
+        <w:t xml:space="preserve">Flow State</w:t>
+      </w:r>
+    </w:p>
+    <w:p>
+      <w:pPr>
+        <w:spacing w:after="160"/>
+      </w:pPr>
+      <w:r>
+        <w:rPr>
+          <w:sz w:val="22"/>
+          <w:szCs w:val="22"/>
+        </w:rPr>
+        <w:t xml:space="preserve">For more advanced cases you can associate flow state (sometimes called labels) with tracked values. This lets a single analysis distinguish, for example, between different kinds of taint or track whether a value has passed through a particular transformation.</w:t>
       </w:r>
     </w:p>
     <w:p>
@@ -1768,33 +2354,44 @@
         <w:pStyle w:val="Heading2"/>
       </w:pPr>
       <w:r>
-        <w:t xml:space="preserve">Extending Models</w:t>
-      </w:r>
-    </w:p>
-    <w:p>
-      <w:pPr>
-        <w:spacing w:after="200"/>
-      </w:pPr>
-      <w:r>
-        <w:rPr>
-          <w:sz w:val="22"/>
-          <w:szCs w:val="22"/>
-        </w:rPr>
-        <w:t xml:space="preserve">When a library or internal framework is not modeled, you extend the standard libraries. The most common extensions are additional sources, additional sinks, and flow summaries that describe how taint moves through a function.</w:t>
-      </w:r>
-    </w:p>
-    <w:p>
-      <w:pPr>
-        <w:pStyle w:val="Heading2"/>
-      </w:pPr>
-      <w:r>
-        <w:t xml:space="preserve">Custom Source Example</w:t>
-      </w:r>
-    </w:p>
-    <w:p>
-      <w:pPr>
-        <w:shd w:fill="F5F5F5" w:val="clear"/>
-        <w:spacing w:after="40" w:before="40"/>
+        <w:t xml:space="preserve">When Extension Is Necessary</w:t>
+      </w:r>
+    </w:p>
+    <w:p>
+      <w:pPr>
+        <w:spacing w:after="160"/>
+      </w:pPr>
+      <w:r>
+        <w:rPr>
+          <w:sz w:val="22"/>
+          <w:szCs w:val="22"/>
+        </w:rPr>
+        <w:t xml:space="preserve">The standard libraries model a large number of popular frameworks and APIs, but every real codebase uses internal libraries, niche packages, or thin wrappers. Extending the libraries lets all of the existing security queries automatically understand your code instead of forcing you to rewrite every query.</w:t>
+      </w:r>
+    </w:p>
+    <w:p>
+      <w:pPr>
+        <w:pStyle w:val="Heading2"/>
+      </w:pPr>
+      <w:r>
+        <w:t xml:space="preserve">Adding Custom Sources</w:t>
+      </w:r>
+    </w:p>
+    <w:p>
+      <w:pPr>
+        <w:spacing w:after="160"/>
+      </w:pPr>
+      <w:r>
+        <w:rPr>
+          <w:sz w:val="22"/>
+          <w:szCs w:val="22"/>
+        </w:rPr>
+        <w:t xml:space="preserve">The most common extension is to recognize additional functions as remote flow sources:</w:t>
+      </w:r>
+    </w:p>
+    <w:p>
+      <w:pPr>
+        <w:spacing w:after="20" w:before="20"/>
       </w:pPr>
       <w:r>
         <w:rPr>
@@ -1807,8 +2404,7 @@
     </w:p>
     <w:p>
       <w:pPr>
-        <w:shd w:fill="F5F5F5" w:val="clear"/>
-        <w:spacing w:after="40" w:before="40"/>
+        <w:spacing w:after="20" w:before="20"/>
       </w:pPr>
       <w:r>
         <w:rPr>
@@ -1821,8 +2417,7 @@
     </w:p>
     <w:p>
       <w:pPr>
-        <w:shd w:fill="F5F5F5" w:val="clear"/>
-        <w:spacing w:after="40" w:before="40"/>
+        <w:spacing w:after="20" w:before="20"/>
       </w:pPr>
       <w:r>
         <w:rPr>
@@ -1835,8 +2430,7 @@
     </w:p>
     <w:p>
       <w:pPr>
-        <w:shd w:fill="F5F5F5" w:val="clear"/>
-        <w:spacing w:after="40" w:before="40"/>
+        <w:spacing w:after="20" w:before="20"/>
       </w:pPr>
       <w:r>
         <w:rPr>
@@ -1849,8 +2443,7 @@
     </w:p>
     <w:p>
       <w:pPr>
-        <w:shd w:fill="F5F5F5" w:val="clear"/>
-        <w:spacing w:after="40" w:before="40"/>
+        <w:spacing w:after="20" w:before="20"/>
       </w:pPr>
       <w:r>
         <w:rPr>
@@ -1863,14 +2456,54 @@
     </w:p>
     <w:p>
       <w:pPr>
-        <w:spacing w:after="200"/>
-      </w:pPr>
-      <w:r>
-        <w:rPr>
-          <w:sz w:val="22"/>
-          <w:szCs w:val="22"/>
-        </w:rPr>
-        <w:t xml:space="preserve">The full query is in examples/chapter10/custom-source.ql. Model packs let you distribute these extensions independently of any particular query.</w:t>
+        <w:spacing w:after="160"/>
+      </w:pPr>
+      <w:r>
+        <w:rPr>
+          <w:sz w:val="22"/>
+          <w:szCs w:val="22"/>
+        </w:rPr>
+        <w:t xml:space="preserve">Once this class exists, every query that looks for RemoteFlowSource will include calls to getUserInput. The full example is in examples/chapter10/custom-source.ql.</w:t>
+      </w:r>
+    </w:p>
+    <w:p>
+      <w:pPr>
+        <w:pStyle w:val="Heading2"/>
+      </w:pPr>
+      <w:r>
+        <w:t xml:space="preserve">Flow Summaries and Additional Steps</w:t>
+      </w:r>
+    </w:p>
+    <w:p>
+      <w:pPr>
+        <w:spacing w:after="160"/>
+      </w:pPr>
+      <w:r>
+        <w:rPr>
+          <w:sz w:val="22"/>
+          <w:szCs w:val="22"/>
+        </w:rPr>
+        <w:t xml:space="preserve">You can also describe how taint propagates through a function that the default models do not know about. These summaries are often packaged in model packs (data extension files) so they can be versioned and shared independently of any particular query.</w:t>
+      </w:r>
+    </w:p>
+    <w:p>
+      <w:pPr>
+        <w:pStyle w:val="Heading2"/>
+      </w:pPr>
+      <w:r>
+        <w:t xml:space="preserve">Testing Extensions</w:t>
+      </w:r>
+    </w:p>
+    <w:p>
+      <w:pPr>
+        <w:spacing w:after="160"/>
+      </w:pPr>
+      <w:r>
+        <w:rPr>
+          <w:sz w:val="22"/>
+          <w:szCs w:val="22"/>
+        </w:rPr>
+        <w:t xml:space="preserve">Always validate an extension against both known-vulnerable and known-safe examples. Confirm that true positives appear and that false positives do not. The same expected-result testing approach used for queries applies to models.</w:t>
       </w:r>
     </w:p>
     <w:p>
@@ -1887,25 +2520,24 @@
         <w:pStyle w:val="Heading2"/>
       </w:pPr>
       <w:r>
-        <w:t xml:space="preserve">Packs and Dependencies</w:t>
-      </w:r>
-    </w:p>
-    <w:p>
-      <w:pPr>
-        <w:spacing w:after="200"/>
-      </w:pPr>
-      <w:r>
-        <w:rPr>
-          <w:sz w:val="22"/>
-          <w:szCs w:val="22"/>
-        </w:rPr>
-        <w:t xml:space="preserve">A qlpack.yml declares the pack name, version, and dependencies on the standard libraries. Packs are how you share queries and models.</w:t>
-      </w:r>
-    </w:p>
-    <w:p>
-      <w:pPr>
-        <w:shd w:fill="F5F5F5" w:val="clear"/>
-        <w:spacing w:after="40" w:before="40"/>
+        <w:t xml:space="preserve">Packs</w:t>
+      </w:r>
+    </w:p>
+    <w:p>
+      <w:pPr>
+        <w:spacing w:after="160"/>
+      </w:pPr>
+      <w:r>
+        <w:rPr>
+          <w:sz w:val="22"/>
+          <w:szCs w:val="22"/>
+        </w:rPr>
+        <w:t xml:space="preserve">A CodeQL pack is the unit of distribution for queries, libraries, and models. It is described by a qlpack.yml file that declares the pack name, version, and dependencies on the standard libraries or on other packs.</w:t>
+      </w:r>
+    </w:p>
+    <w:p>
+      <w:pPr>
+        <w:spacing w:after="20" w:before="20"/>
       </w:pPr>
       <w:r>
         <w:rPr>
@@ -1918,8 +2550,7 @@
     </w:p>
     <w:p>
       <w:pPr>
-        <w:shd w:fill="F5F5F5" w:val="clear"/>
-        <w:spacing w:after="40" w:before="40"/>
+        <w:spacing w:after="20" w:before="20"/>
       </w:pPr>
       <w:r>
         <w:rPr>
@@ -1932,8 +2563,7 @@
     </w:p>
     <w:p>
       <w:pPr>
-        <w:shd w:fill="F5F5F5" w:val="clear"/>
-        <w:spacing w:after="40" w:before="40"/>
+        <w:spacing w:after="20" w:before="20"/>
       </w:pPr>
       <w:r>
         <w:rPr>
@@ -1946,8 +2576,7 @@
     </w:p>
     <w:p>
       <w:pPr>
-        <w:shd w:fill="F5F5F5" w:val="clear"/>
-        <w:spacing w:after="40" w:before="40"/>
+        <w:spacing w:after="20" w:before="20"/>
       </w:pPr>
       <w:r>
         <w:rPr>
@@ -1960,22 +2589,54 @@
     </w:p>
     <w:p>
       <w:pPr>
-        <w:pStyle w:val="Heading2"/>
-      </w:pPr>
-      <w:r>
-        <w:t xml:space="preserve">Suites and Metadata</w:t>
-      </w:r>
-    </w:p>
-    <w:p>
-      <w:pPr>
-        <w:spacing w:after="200"/>
-      </w:pPr>
-      <w:r>
-        <w:rPr>
-          <w:sz w:val="22"/>
-          <w:szCs w:val="22"/>
-        </w:rPr>
-        <w:t xml:space="preserve">A .qls file selects which queries run. Complete metadata (@id, @name, @description, @kind, severity) makes results usable in GitHub code scanning. Always add expected-result tests before publishing a pack. Examples are in examples/chapter11/.</w:t>
+        <w:spacing w:after="160"/>
+      </w:pPr>
+      <w:r>
+        <w:rPr>
+          <w:sz w:val="22"/>
+          <w:szCs w:val="22"/>
+        </w:rPr>
+        <w:t xml:space="preserve">See examples/chapter11/qlpack.yml.</w:t>
+      </w:r>
+    </w:p>
+    <w:p>
+      <w:pPr>
+        <w:pStyle w:val="Heading2"/>
+      </w:pPr>
+      <w:r>
+        <w:t xml:space="preserve">Query Suites</w:t>
+      </w:r>
+    </w:p>
+    <w:p>
+      <w:pPr>
+        <w:spacing w:after="160"/>
+      </w:pPr>
+      <w:r>
+        <w:rPr>
+          <w:sz w:val="22"/>
+          <w:szCs w:val="22"/>
+        </w:rPr>
+        <w:t xml:space="preserve">A query suite (.qls file) selects which queries actually run. You can include or exclude queries by kind, by tags, by path, or by explicit list. Suites let you maintain one pack while offering different profiles (security-only, security-extended, quality, custom). An example suite is in examples/chapter11/example-suite.qls.</w:t>
+      </w:r>
+    </w:p>
+    <w:p>
+      <w:pPr>
+        <w:pStyle w:val="Heading2"/>
+      </w:pPr>
+      <w:r>
+        <w:t xml:space="preserve">Metadata and Testing</w:t>
+      </w:r>
+    </w:p>
+    <w:p>
+      <w:pPr>
+        <w:spacing w:after="160"/>
+      </w:pPr>
+      <w:r>
+        <w:rPr>
+          <w:sz w:val="22"/>
+          <w:szCs w:val="22"/>
+        </w:rPr>
+        <w:t xml:space="preserve">Production queries require complete, accurate metadata. The @id must be unique, the @name and @description must be clear to developers, @kind must be correct, and severity should reflect real impact. Before you publish a pack, add expected-result tests that cover both positive and negative cases. These tests become your regression suite as the libraries evolve.</w:t>
       </w:r>
     </w:p>
     <w:p>
@@ -1992,39 +2653,71 @@
         <w:pStyle w:val="Heading2"/>
       </w:pPr>
       <w:r>
-        <w:t xml:space="preserve">GitHub Actions</w:t>
-      </w:r>
-    </w:p>
-    <w:p>
-      <w:pPr>
-        <w:spacing w:after="200"/>
-      </w:pPr>
-      <w:r>
-        <w:rPr>
-          <w:sz w:val="22"/>
-          <w:szCs w:val="22"/>
-        </w:rPr>
-        <w:t xml:space="preserve">The official CodeQL Action creates the database, runs the queries, and uploads SARIF. A complete workflow is provided in examples/chapter12/codeql-analysis.yml. You can customize the language matrix, the query suite, and the build command.</w:t>
-      </w:r>
-    </w:p>
-    <w:p>
-      <w:pPr>
-        <w:pStyle w:val="Heading2"/>
-      </w:pPr>
-      <w:r>
-        <w:t xml:space="preserve">Other CI and Multi-Repository Analysis</w:t>
-      </w:r>
-    </w:p>
-    <w:p>
-      <w:pPr>
-        <w:spacing w:after="200"/>
-      </w:pPr>
-      <w:r>
-        <w:rPr>
-          <w:sz w:val="22"/>
-          <w:szCs w:val="22"/>
-        </w:rPr>
-        <w:t xml:space="preserve">For non-GitHub CI, download the CodeQL bundle and run the CLI, then upload the SARIF. Multi-repository variant analysis lets you run one query across thousands of repositories.</w:t>
+        <w:t xml:space="preserve">GitHub Code Scanning</w:t>
+      </w:r>
+    </w:p>
+    <w:p>
+      <w:pPr>
+        <w:spacing w:after="160"/>
+      </w:pPr>
+      <w:r>
+        <w:rPr>
+          <w:sz w:val="22"/>
+          <w:szCs w:val="22"/>
+        </w:rPr>
+        <w:t xml:space="preserve">The most common integration uses the official CodeQL GitHub Action. The action checks out the code, initializes CodeQL, builds if necessary, runs the selected queries, and uploads SARIF results so alerts appear directly in the repository’s Security tab.</w:t>
+      </w:r>
+    </w:p>
+    <w:p>
+      <w:pPr>
+        <w:spacing w:after="160"/>
+      </w:pPr>
+      <w:r>
+        <w:rPr>
+          <w:sz w:val="22"/>
+          <w:szCs w:val="22"/>
+        </w:rPr>
+        <w:t xml:space="preserve">A complete, ready-to-adapt workflow is provided in examples/chapter12/codeql-analysis.yml. You can customize the language matrix, choose a built-in suite or a custom pack, set build modes, and add paths-ignore rules.</w:t>
+      </w:r>
+    </w:p>
+    <w:p>
+      <w:pPr>
+        <w:pStyle w:val="Heading2"/>
+      </w:pPr>
+      <w:r>
+        <w:t xml:space="preserve">Other Continuous Integration Systems</w:t>
+      </w:r>
+    </w:p>
+    <w:p>
+      <w:pPr>
+        <w:spacing w:after="160"/>
+      </w:pPr>
+      <w:r>
+        <w:rPr>
+          <w:sz w:val="22"/>
+          <w:szCs w:val="22"/>
+        </w:rPr>
+        <w:t xml:space="preserve">If you use a different CI system, download the CodeQL bundle, invoke the CLI to create the database and run the queries, then upload the resulting SARIF file to GitHub (or to another system that consumes SARIF). The same packs and suites work unchanged.</w:t>
+      </w:r>
+    </w:p>
+    <w:p>
+      <w:pPr>
+        <w:pStyle w:val="Heading2"/>
+      </w:pPr>
+      <w:r>
+        <w:t xml:space="preserve">Multi-Repository Variant Analysis</w:t>
+      </w:r>
+    </w:p>
+    <w:p>
+      <w:pPr>
+        <w:spacing w:after="160"/>
+      </w:pPr>
+      <w:r>
+        <w:rPr>
+          <w:sz w:val="22"/>
+          <w:szCs w:val="22"/>
+        </w:rPr>
+        <w:t xml:space="preserve">For research or organization-wide hunting you can use multi-repository variant analysis (MRVA) to run a single query against a large set of repositories. This is the same mechanism security researchers use to discover new vulnerability variants at scale.</w:t>
       </w:r>
     </w:p>
     <w:p>
@@ -2046,34 +2739,66 @@
     </w:p>
     <w:p>
       <w:pPr>
-        <w:spacing w:after="200"/>
-      </w:pPr>
-      <w:r>
-        <w:rPr>
-          <w:sz w:val="22"/>
-          <w:szCs w:val="22"/>
-        </w:rPr>
-        <w:t xml:space="preserve">Keep predicates small and specific. Prefer library predicates over hand-written joins. The example in examples/chapter13/performance-predicate.ql shows a tighter formulation that avoids unnecessary work.</w:t>
-      </w:r>
-    </w:p>
-    <w:p>
-      <w:pPr>
-        <w:pStyle w:val="Heading2"/>
-      </w:pPr>
-      <w:r>
-        <w:t xml:space="preserve">Debugging Missing Paths</w:t>
-      </w:r>
-    </w:p>
-    <w:p>
-      <w:pPr>
-        <w:spacing w:after="200"/>
-      </w:pPr>
-      <w:r>
-        <w:rPr>
-          <w:sz w:val="22"/>
-          <w:szCs w:val="22"/>
-        </w:rPr>
-        <w:t xml:space="preserve">When a path you expect does not appear, use partial-flow debugging. Reduce the configuration scope, add intermediate selects, and verify that sources and sinks are modeled correctly.</w:t>
+        <w:spacing w:after="160"/>
+      </w:pPr>
+      <w:r>
+        <w:rPr>
+          <w:sz w:val="22"/>
+          <w:szCs w:val="22"/>
+        </w:rPr>
+        <w:t xml:space="preserve">As queries grow, performance becomes important. Prefer small, specific predicates. Use the predicates already provided by the standard libraries instead of re-implementing joins. Avoid unnecessary recursion and broad exists clauses when a more precise formulation exists.</w:t>
+      </w:r>
+    </w:p>
+    <w:p>
+      <w:pPr>
+        <w:spacing w:after="160"/>
+      </w:pPr>
+      <w:r>
+        <w:rPr>
+          <w:sz w:val="22"/>
+          <w:szCs w:val="22"/>
+        </w:rPr>
+        <w:t xml:space="preserve">The example in examples/chapter13/performance-predicate.ql shows a tighter version of an eval check that excludes certain wrapper functions early.</w:t>
+      </w:r>
+    </w:p>
+    <w:p>
+      <w:pPr>
+        <w:pStyle w:val="Heading2"/>
+      </w:pPr>
+      <w:r>
+        <w:t xml:space="preserve">Debugging Missing Results</w:t>
+      </w:r>
+    </w:p>
+    <w:p>
+      <w:pPr>
+        <w:spacing w:after="160"/>
+      </w:pPr>
+      <w:r>
+        <w:rPr>
+          <w:sz w:val="22"/>
+          <w:szCs w:val="22"/>
+        </w:rPr>
+        <w:t xml:space="preserve">When an expected path does not appear, use partial-flow debugging. Temporarily widen sources or sinks, select intermediate nodes, and verify that each step of the configuration is matching what you intend. Most “missing path” problems turn out to be incomplete models rather than engine bugs.</w:t>
+      </w:r>
+    </w:p>
+    <w:p>
+      <w:pPr>
+        <w:pStyle w:val="Heading2"/>
+      </w:pPr>
+      <w:r>
+        <w:t xml:space="preserve">Modular Design</w:t>
+      </w:r>
+    </w:p>
+    <w:p>
+      <w:pPr>
+        <w:spacing w:after="160"/>
+      </w:pPr>
+      <w:r>
+        <w:rPr>
+          <w:sz w:val="22"/>
+          <w:szCs w:val="22"/>
+        </w:rPr>
+        <w:t xml:space="preserve">Break complex logic into well-named predicates and modules. Modular queries are easier to test, easier to reuse, and often faster because the optimizer can see clearer boundaries.</w:t>
       </w:r>
     </w:p>
     <w:p>
@@ -2090,39 +2815,79 @@
         <w:pStyle w:val="Heading2"/>
       </w:pPr>
       <w:r>
-        <w:t xml:space="preserve">Learning from the Community</w:t>
-      </w:r>
-    </w:p>
-    <w:p>
-      <w:pPr>
-        <w:spacing w:after="200"/>
-      </w:pPr>
-      <w:r>
-        <w:rPr>
-          <w:sz w:val="22"/>
-          <w:szCs w:val="22"/>
-        </w:rPr>
-        <w:t xml:space="preserve">The GitHub Security Lab Zero-to-Hero series and the Secure Code Game contain excellent worked examples. Study how production queries model sources and sinks for SQL injection, XSS, path traversal, and command injection.</w:t>
-      </w:r>
-    </w:p>
-    <w:p>
-      <w:pPr>
-        <w:pStyle w:val="Heading2"/>
-      </w:pPr>
-      <w:r>
-        <w:t xml:space="preserve">SQL Injection Skeleton</w:t>
-      </w:r>
-    </w:p>
-    <w:p>
-      <w:pPr>
-        <w:spacing w:after="200"/>
-      </w:pPr>
-      <w:r>
-        <w:rPr>
-          <w:sz w:val="22"/>
-          <w:szCs w:val="22"/>
-        </w:rPr>
-        <w:t xml:space="preserve">A simplified case-study query is in examples/chapter14/sql-injection-example.ql. Replace the placeholder sink with a real modeled sink or an extension for production use.</w:t>
+        <w:t xml:space="preserve">Learning from Published Work</w:t>
+      </w:r>
+    </w:p>
+    <w:p>
+      <w:pPr>
+        <w:spacing w:after="160"/>
+      </w:pPr>
+      <w:r>
+        <w:rPr>
+          <w:sz w:val="22"/>
+          <w:szCs w:val="22"/>
+        </w:rPr>
+        <w:t xml:space="preserve">The fastest way to internalize effective query patterns is to study real analyses. The GitHub Security Lab Zero-to-Hero blog series, the Secure Code Game, and numerous public vulnerability write-ups show how researchers move from a seed finding to a robust query. Pay attention to how they model sources, sinks, and additional flow steps.</w:t>
+      </w:r>
+    </w:p>
+    <w:p>
+      <w:pPr>
+        <w:pStyle w:val="Heading2"/>
+      </w:pPr>
+      <w:r>
+        <w:t xml:space="preserve">Common Vulnerability Classes</w:t>
+      </w:r>
+    </w:p>
+    <w:p>
+      <w:pPr>
+        <w:spacing w:after="160"/>
+      </w:pPr>
+      <w:r>
+        <w:rPr>
+          <w:sz w:val="22"/>
+          <w:szCs w:val="22"/>
+        </w:rPr>
+        <w:t xml:space="preserve">The patterns you will see most often are injection flaws (SQL, command, LDAP), cross-site scripting, path traversal, insecure deserialization, and unsafe cryptographic usage. Each class has a characteristic set of sources and sinks; once you have modeled them, the same taint-tracking skeleton works for all of them.</w:t>
+      </w:r>
+    </w:p>
+    <w:p>
+      <w:pPr>
+        <w:pStyle w:val="Heading2"/>
+      </w:pPr>
+      <w:r>
+        <w:t xml:space="preserve">A Simplified SQL Injection Query</w:t>
+      </w:r>
+    </w:p>
+    <w:p>
+      <w:pPr>
+        <w:spacing w:after="160"/>
+      </w:pPr>
+      <w:r>
+        <w:rPr>
+          <w:sz w:val="22"/>
+          <w:szCs w:val="22"/>
+        </w:rPr>
+        <w:t xml:space="preserve">examples/chapter14/sql-injection-example.ql contains a minimal path query that demonstrates the structure. In production you would replace the placeholder sink with a properly modeled SQL execution API or with an extension that recognizes your data-access layer.</w:t>
+      </w:r>
+    </w:p>
+    <w:p>
+      <w:pPr>
+        <w:pStyle w:val="Heading2"/>
+      </w:pPr>
+      <w:r>
+        <w:t xml:space="preserve">From Seed to Variant Analysis</w:t>
+      </w:r>
+    </w:p>
+    <w:p>
+      <w:pPr>
+        <w:spacing w:after="160"/>
+      </w:pPr>
+      <w:r>
+        <w:rPr>
+          <w:sz w:val="22"/>
+          <w:szCs w:val="22"/>
+        </w:rPr>
+        <w:t xml:space="preserve">A typical research workflow is: discover one vulnerability manually, write a query that captures it, refine the query until false positives are acceptable, then run it at scale with MRVA or inside CI. The query becomes both a detector and a regression test.</w:t>
       </w:r>
     </w:p>
     <w:p>
@@ -2139,39 +2904,79 @@
         <w:pStyle w:val="Heading2"/>
       </w:pPr>
       <w:r>
-        <w:t xml:space="preserve">Habits That Produce Good Queries</w:t>
-      </w:r>
-    </w:p>
-    <w:p>
-      <w:pPr>
-        <w:spacing w:after="200"/>
-      </w:pPr>
-      <w:r>
-        <w:rPr>
-          <w:sz w:val="22"/>
-          <w:szCs w:val="22"/>
-        </w:rPr>
-        <w:t xml:space="preserve">Write small predicates. Document metadata completely. Create tests that include both vulnerable and safe examples. Prefer extending libraries over duplicating logic. Reduce false positives with precise barriers.</w:t>
-      </w:r>
-    </w:p>
-    <w:p>
-      <w:pPr>
-        <w:pStyle w:val="Heading2"/>
-      </w:pPr>
-      <w:r>
-        <w:t xml:space="preserve">Next Steps</w:t>
-      </w:r>
-    </w:p>
-    <w:p>
-      <w:pPr>
-        <w:spacing w:after="200"/>
-      </w:pPr>
-      <w:r>
-        <w:rPr>
-          <w:sz w:val="22"/>
-          <w:szCs w:val="22"/>
-        </w:rPr>
-        <w:t xml:space="preserve">Contribute high-quality queries and models to the official CodeQL repository. Watch the changelog. Keep the companion repository for this book updated with new examples. You now have the complete foundation to write, package, and operationalize CodeQL analyses.</w:t>
+        <w:t xml:space="preserve">Habits of Effective Query Authors</w:t>
+      </w:r>
+    </w:p>
+    <w:p>
+      <w:pPr>
+        <w:spacing w:after="160"/>
+      </w:pPr>
+      <w:r>
+        <w:rPr>
+          <w:sz w:val="22"/>
+          <w:szCs w:val="22"/>
+        </w:rPr>
+        <w:t xml:space="preserve">Write small, single-purpose predicates. Give every production query complete metadata. Create expected-result tests that include both vulnerable and safe examples. Prefer extending the standard libraries over duplicating logic inside individual queries. Use barriers and flow state to reduce false positives rather than adding ever-more-complex where clauses.</w:t>
+      </w:r>
+    </w:p>
+    <w:p>
+      <w:pPr>
+        <w:pStyle w:val="Heading2"/>
+      </w:pPr>
+      <w:r>
+        <w:t xml:space="preserve">Common Pitfalls</w:t>
+      </w:r>
+    </w:p>
+    <w:p>
+      <w:pPr>
+        <w:spacing w:after="160"/>
+      </w:pPr>
+      <w:r>
+        <w:rPr>
+          <w:sz w:val="22"/>
+          <w:szCs w:val="22"/>
+        </w:rPr>
+        <w:t xml:space="preserve">Incomplete database builds, missing models for internal frameworks, overly broad sources, and forgotten barriers are the most frequent sources of both false negatives and false positives. When results look wrong, first verify the database and the models before rewriting the query logic.</w:t>
+      </w:r>
+    </w:p>
+    <w:p>
+      <w:pPr>
+        <w:pStyle w:val="Heading2"/>
+      </w:pPr>
+      <w:r>
+        <w:t xml:space="preserve">Contributing and Staying Current</w:t>
+      </w:r>
+    </w:p>
+    <w:p>
+      <w:pPr>
+        <w:spacing w:after="160"/>
+      </w:pPr>
+      <w:r>
+        <w:rPr>
+          <w:sz w:val="22"/>
+          <w:szCs w:val="22"/>
+        </w:rPr>
+        <w:t xml:space="preserve">High-quality queries and models can be contributed to the official CodeQL repository. Follow the project’s testing and style guidelines. Watch the changelog for extractor improvements and new library models; they often let you delete custom code you previously needed. Keep the companion repository for this book updated as you develop new examples.</w:t>
+      </w:r>
+    </w:p>
+    <w:p>
+      <w:pPr>
+        <w:pStyle w:val="Heading2"/>
+      </w:pPr>
+      <w:r>
+        <w:t xml:space="preserve">Where to Go Next</w:t>
+      </w:r>
+    </w:p>
+    <w:p>
+      <w:pPr>
+        <w:spacing w:after="160"/>
+      </w:pPr>
+      <w:r>
+        <w:rPr>
+          <w:sz w:val="22"/>
+          <w:szCs w:val="22"/>
+        </w:rPr>
+        <w:t xml:space="preserve">You now have the complete foundation: database creation, the QL language, custom predicates, data-flow and taint-tracking queries, library extension, packaging, and CI integration. The examples in each chapter folder are ready to run and adapt. Start with a vulnerability class that matters to your codebase, write the query, test it thoroughly, and put it into your pipeline.</w:t>
       </w:r>
     </w:p>
     <w:p>
@@ -2185,14 +2990,14 @@
     </w:p>
     <w:p>
       <w:pPr>
-        <w:spacing w:after="200"/>
-      </w:pPr>
-      <w:r>
-        <w:rPr>
-          <w:sz w:val="22"/>
-          <w:szCs w:val="22"/>
-        </w:rPr>
-        <w:t xml:space="preserve">Essential CLI commands, the standard path-query template, required metadata fields, and a directory map of every example in the companion repository.</w:t>
+        <w:spacing w:after="160"/>
+      </w:pPr>
+      <w:r>
+        <w:rPr>
+          <w:sz w:val="22"/>
+          <w:szCs w:val="22"/>
+        </w:rPr>
+        <w:t xml:space="preserve">Essential CLI commands, the canonical path-query template, required metadata fields, and a chapter-by-chapter map of every example file in the companion repository.</w:t>
       </w:r>
     </w:p>
     <w:p>
@@ -2206,14 +3011,14 @@
     </w:p>
     <w:p>
       <w:pPr>
-        <w:spacing w:after="200"/>
-      </w:pPr>
-      <w:r>
-        <w:rPr>
-          <w:sz w:val="22"/>
-          <w:szCs w:val="22"/>
-        </w:rPr>
-        <w:t xml:space="preserve">Database, extractor, schema, predicate, data flow, taint tracking, path query, model pack, query suite, SARIF.</w:t>
+        <w:spacing w:after="160"/>
+      </w:pPr>
+      <w:r>
+        <w:rPr>
+          <w:sz w:val="22"/>
+          <w:szCs w:val="22"/>
+        </w:rPr>
+        <w:t xml:space="preserve">CodeQL database, extractor, schema, QL, predicate, data flow, taint tracking, path query, barrier/sanitizer, model pack, query suite, SARIF.</w:t>
       </w:r>
     </w:p>
     <w:p>
@@ -2222,12 +3027,12 @@
         <w:pageBreakBefore/>
       </w:pPr>
       <w:r>
-        <w:t xml:space="preserve">Appendix C: Resources</w:t>
-      </w:r>
-    </w:p>
-    <w:p>
-      <w:pPr>
-        <w:spacing w:after="200"/>
+        <w:t xml:space="preserve">Appendix C: Recommended Resources</w:t>
+      </w:r>
+    </w:p>
+    <w:p>
+      <w:pPr>
+        <w:spacing w:after="160"/>
       </w:pPr>
       <w:r>
         <w:rPr>
@@ -2239,7 +3044,7 @@
     </w:p>
     <w:p>
       <w:pPr>
-        <w:spacing w:after="200"/>
+        <w:spacing w:after="160"/>
       </w:pPr>
       <w:r>
         <w:rPr>
@@ -2247,6 +3052,18 @@
           <w:szCs w:val="22"/>
         </w:rPr>
         <w:t xml:space="preserve">Companion repository: https://github.com/rod-trent/MustLearnCodeQL</w:t>
+      </w:r>
+    </w:p>
+    <w:p>
+      <w:pPr>
+        <w:spacing w:after="160"/>
+      </w:pPr>
+      <w:r>
+        <w:rPr>
+          <w:sz w:val="22"/>
+          <w:szCs w:val="22"/>
+        </w:rPr>
+        <w:t xml:space="preserve">GitHub Security Lab Zero-to-Hero series, Secure Code Game, and the awesome-codeql curated list.</w:t>
       </w:r>
     </w:p>
     <w:p>
@@ -2706,7 +3523,7 @@
     <w:next w:val="Normal"/>
     <w:qFormat/>
     <w:pPr>
-      <w:spacing w:after="160" w:before="360"/>
+      <w:spacing w:after="180" w:before="360"/>
       <w:outlineLvl w:val="1"/>
     </w:pPr>
     <w:rPr>

--- a/Book_Version/MustLearnCodeQL.docx
+++ b/Book_Version/MustLearnCodeQL.docx
@@ -15,15 +15,45 @@
         <w:pStyle w:val="Subtitle"/>
       </w:pPr>
       <w:r>
-        <w:t xml:space="preserve">Data Flow, Taint Tracking, and Library Extension — with Examples and Exercises</w:t>
-      </w:r>
-    </w:p>
-    <w:p>
-      <w:pPr>
-        <w:spacing w:before="200"/>
+        <w:t xml:space="preserve">A Practical Guide to Semantic Code Analysis with Examples and Exercises</w:t>
+      </w:r>
+    </w:p>
+    <w:p>
+      <w:pPr>
+        <w:spacing w:before="300"/>
         <w:jc w:val="center"/>
       </w:pPr>
-      <w:hyperlink w:history="1" r:id="rIdg77gi8ekeg3tk7m098zli">
+      <w:r>
+        <w:rPr>
+          <w:b/>
+          <w:bCs/>
+          <w:sz w:val="28"/>
+          <w:szCs w:val="28"/>
+        </w:rPr>
+        <w:t xml:space="preserve">Rod Trent</w:t>
+      </w:r>
+    </w:p>
+    <w:p>
+      <w:pPr>
+        <w:spacing w:before="80"/>
+        <w:jc w:val="center"/>
+      </w:pPr>
+      <w:r>
+        <w:rPr>
+          <w:i/>
+          <w:iCs/>
+          <w:sz w:val="22"/>
+          <w:szCs w:val="22"/>
+        </w:rPr>
+        <w:t xml:space="preserve">2026</w:t>
+      </w:r>
+    </w:p>
+    <w:p>
+      <w:pPr>
+        <w:spacing w:before="300"/>
+        <w:jc w:val="center"/>
+      </w:pPr>
+      <w:hyperlink w:history="1" r:id="rIdze9lf6jzvcttt48pl77wt">
         <w:r>
           <w:rPr>
             <w:rStyle w:val="Hyperlink"/>
@@ -38,19 +68,31 @@
         <w:pageBreakBefore/>
       </w:pPr>
       <w:r>
-        <w:t xml:space="preserve">How to Use the Examples and Exercises</w:t>
-      </w:r>
-    </w:p>
-    <w:p>
-      <w:pPr>
-        <w:spacing w:after="120"/>
-      </w:pPr>
-      <w:r>
-        <w:rPr>
-          <w:sz w:val="22"/>
-          <w:szCs w:val="22"/>
-        </w:rPr>
-        <w:t xml:space="preserve">This edition adds concrete exercises and additional starter queries for the core chapters. All files are in the companion repository. For each exercise: read the prompt, open the starter .ql file, complete the TODO, run it against a test database, and compare your result with the expected outcome described below.</w:t>
+        <w:t xml:space="preserve">How to Use This Book</w:t>
+      </w:r>
+    </w:p>
+    <w:p>
+      <w:pPr>
+        <w:spacing w:after="130"/>
+      </w:pPr>
+      <w:r>
+        <w:rPr>
+          <w:sz w:val="22"/>
+          <w:szCs w:val="22"/>
+        </w:rPr>
+        <w:t xml:space="preserve">This book teaches CodeQL from first principles through production use, with special depth on data-flow analysis, taint tracking, and library extension. Every major topic includes explanations, complete code examples, and hands-on exercises. All starter files and solutions guidance live in the companion repository under examples/chapterNN/.</w:t>
+      </w:r>
+    </w:p>
+    <w:p>
+      <w:pPr>
+        <w:spacing w:after="130"/>
+      </w:pPr>
+      <w:r>
+        <w:rPr>
+          <w:sz w:val="22"/>
+          <w:szCs w:val="22"/>
+        </w:rPr>
+        <w:t xml:space="preserve">Create a small database, open the referenced .ql files, complete the exercises, and compare your results with the expected outcomes. JavaScript is used for most examples; the patterns transfer directly to other languages.</w:t>
       </w:r>
     </w:p>
     <w:p>
@@ -59,79 +101,87 @@
         <w:pageBreakBefore/>
       </w:pPr>
       <w:r>
-        <w:t xml:space="preserve">Chapter 8: Data Flow Analysis — Examples and Exercises</w:t>
-      </w:r>
-    </w:p>
-    <w:p>
-      <w:pPr>
-        <w:pStyle w:val="Heading2"/>
-      </w:pPr>
-      <w:r>
-        <w:t xml:space="preserve">Core Example</w:t>
-      </w:r>
-    </w:p>
-    <w:p>
-      <w:pPr>
-        <w:spacing w:after="120"/>
-      </w:pPr>
-      <w:r>
-        <w:rPr>
-          <w:sz w:val="22"/>
-          <w:szCs w:val="22"/>
-        </w:rPr>
-        <w:t xml:space="preserve">The global-flow skeleton in examples/chapter08/global-flow-skeleton.ql is your starting point. Run it, then modify the source and sink predicates.</w:t>
-      </w:r>
-    </w:p>
-    <w:p>
-      <w:pPr>
-        <w:pStyle w:val="Heading2"/>
-      </w:pPr>
-      <w:r>
-        <w:t xml:space="preserve">Exercise 8.1: Local vs Global</w:t>
-      </w:r>
-    </w:p>
-    <w:p>
-      <w:pPr>
-        <w:spacing w:after="120"/>
-      </w:pPr>
-      <w:r>
-        <w:rPr>
-          <w:sz w:val="22"/>
-          <w:szCs w:val="22"/>
-        </w:rPr>
-        <w:t xml:space="preserve">Create a small function that assigns a remote value to a local variable and passes it to a sink inside the same function. Write both a local-flow query and a global-flow query. Confirm both report the issue. Then move the sink into a helper function and observe that only the global query still reports it.</w:t>
-      </w:r>
-    </w:p>
-    <w:p>
-      <w:pPr>
-        <w:pStyle w:val="Heading2"/>
-      </w:pPr>
-      <w:r>
-        <w:t xml:space="preserve">Exercise 8.2: Additional Flow Step</w:t>
-      </w:r>
-    </w:p>
-    <w:p>
-      <w:pPr>
-        <w:spacing w:after="120"/>
-      </w:pPr>
-      <w:r>
-        <w:rPr>
-          <w:sz w:val="22"/>
-          <w:szCs w:val="22"/>
-        </w:rPr>
-        <w:t xml:space="preserve">Add an isAdditionalFlowStep that models a function called transform(data) which returns its argument unchanged. Verify that flow now continues through calls to transform.</w:t>
-      </w:r>
-    </w:p>
-    <w:p>
-      <w:pPr>
-        <w:spacing w:after="120"/>
-      </w:pPr>
-      <w:r>
-        <w:rPr>
-          <w:sz w:val="22"/>
-          <w:szCs w:val="22"/>
-        </w:rPr>
-        <w:t xml:space="preserve">Expected outcome: paths that previously stopped at transform now continue to the sink.</w:t>
+        <w:t xml:space="preserve">Chapters 1–7: Foundations</w:t>
+      </w:r>
+    </w:p>
+    <w:p>
+      <w:pPr>
+        <w:pStyle w:val="Heading2"/>
+      </w:pPr>
+      <w:r>
+        <w:t xml:space="preserve">Why CodeQL</w:t>
+      </w:r>
+    </w:p>
+    <w:p>
+      <w:pPr>
+        <w:spacing w:after="130"/>
+      </w:pPr>
+      <w:r>
+        <w:rPr>
+          <w:sz w:val="22"/>
+          <w:szCs w:val="22"/>
+        </w:rPr>
+        <w:t xml:space="preserve">CodeQL turns source code into a queryable relational database containing the AST, control flow, and data-flow foundations. This enables precise variant analysis: encode a vulnerability pattern once and find every instance, then enforce it in CI. Traditional pattern matchers miss multi-function flows; CodeQL does not.</w:t>
+      </w:r>
+    </w:p>
+    <w:p>
+      <w:pPr>
+        <w:pStyle w:val="Heading2"/>
+      </w:pPr>
+      <w:r>
+        <w:t xml:space="preserve">Setup and Databases</w:t>
+      </w:r>
+    </w:p>
+    <w:p>
+      <w:pPr>
+        <w:spacing w:after="130"/>
+      </w:pPr>
+      <w:r>
+        <w:rPr>
+          <w:sz w:val="22"/>
+          <w:szCs w:val="22"/>
+        </w:rPr>
+        <w:t xml:space="preserve">Use the CLI (codeql database create ...), the VS Code extension, or Codespaces. Databases are language-specific snapshots. Interpreted languages extract directly; compiled languages require monitoring a build. Inspect with codeql database info. Examples and commands are in examples/chapter03/.</w:t>
+      </w:r>
+    </w:p>
+    <w:p>
+      <w:pPr>
+        <w:pStyle w:val="Heading2"/>
+      </w:pPr>
+      <w:r>
+        <w:t xml:space="preserve">QL Basics and Predicates</w:t>
+      </w:r>
+    </w:p>
+    <w:p>
+      <w:pPr>
+        <w:spacing w:after="130"/>
+      </w:pPr>
+      <w:r>
+        <w:rPr>
+          <w:sz w:val="22"/>
+          <w:szCs w:val="22"/>
+        </w:rPr>
+        <w:t xml:space="preserve">QL is declarative. Queries use from/where/select. Predicates are reusable named relations and may be recursive. Custom predicates improve clarity and performance. See examples/chapter05/eval-call.ql and examples/chapter06/interesting-calls.ql.</w:t>
+      </w:r>
+    </w:p>
+    <w:p>
+      <w:pPr>
+        <w:pStyle w:val="Heading2"/>
+      </w:pPr>
+      <w:r>
+        <w:t xml:space="preserve">Language Libraries</w:t>
+      </w:r>
+    </w:p>
+    <w:p>
+      <w:pPr>
+        <w:spacing w:after="130"/>
+      </w:pPr>
+      <w:r>
+        <w:rPr>
+          <w:sz w:val="22"/>
+          <w:szCs w:val="22"/>
+        </w:rPr>
+        <w:t xml:space="preserve">Standard libraries provide classes such as Function, CallExpr, and RemoteFlowSource. Start broad, inspect results, then refine. Navigation style is consistent across languages once you learn the class names.</w:t>
       </w:r>
     </w:p>
     <w:p>
@@ -140,111 +190,231 @@
         <w:pageBreakBefore/>
       </w:pPr>
       <w:r>
-        <w:t xml:space="preserve">Chapter 9: Taint Tracking and Path Queries — Examples and Exercises</w:t>
-      </w:r>
-    </w:p>
-    <w:p>
-      <w:pPr>
-        <w:pStyle w:val="Heading2"/>
-      </w:pPr>
-      <w:r>
-        <w:t xml:space="preserve">Complete XSS Example</w:t>
-      </w:r>
-    </w:p>
-    <w:p>
-      <w:pPr>
-        <w:spacing w:after="120"/>
-      </w:pPr>
-      <w:r>
-        <w:rPr>
-          <w:sz w:val="22"/>
-          <w:szCs w:val="22"/>
-        </w:rPr>
-        <w:t xml:space="preserve">examples/chapter09/xss-path.ql is a full working path query. Study its metadata, configuration, and select clause.</w:t>
-      </w:r>
-    </w:p>
-    <w:p>
-      <w:pPr>
-        <w:pStyle w:val="Heading2"/>
-      </w:pPr>
-      <w:r>
-        <w:t xml:space="preserve">Exercise 9.1: SQL Injection Starter</w:t>
-      </w:r>
-    </w:p>
-    <w:p>
-      <w:pPr>
-        <w:spacing w:after="120"/>
-      </w:pPr>
-      <w:r>
-        <w:rPr>
-          <w:sz w:val="22"/>
-          <w:szCs w:val="22"/>
-        </w:rPr>
-        <w:t xml:space="preserve">Open examples/chapter09/exercise-sql-injection.ql. The sink is a placeholder. Replace it with a more realistic condition (or keep it and create matching sample code). Run the query and confirm paths are reported only for unsanitized inputs.</w:t>
-      </w:r>
-    </w:p>
-    <w:p>
-      <w:pPr>
-        <w:spacing w:after="120"/>
-      </w:pPr>
-      <w:r>
-        <w:rPr>
-          <w:sz w:val="22"/>
-          <w:szCs w:val="22"/>
-        </w:rPr>
-        <w:t xml:space="preserve">Expected outcome: at least one path from a RemoteFlowSource to your sink; no path when a barrier is present.</w:t>
-      </w:r>
-    </w:p>
-    <w:p>
-      <w:pPr>
-        <w:pStyle w:val="Heading2"/>
-      </w:pPr>
-      <w:r>
-        <w:t xml:space="preserve">Exercise 9.2: Add a Barrier</w:t>
-      </w:r>
-    </w:p>
-    <w:p>
-      <w:pPr>
-        <w:spacing w:after="120"/>
-      </w:pPr>
-      <w:r>
-        <w:rPr>
-          <w:sz w:val="22"/>
-          <w:szCs w:val="22"/>
-        </w:rPr>
-        <w:t xml:space="preserve">Open examples/chapter09/exercise-add-barrier.ql. Implement the isBarrier predicate so that flow stops at calls to sanitize or escapeHtml. Re-run and verify false positives disappear while true positives remain.</w:t>
-      </w:r>
-    </w:p>
-    <w:p>
-      <w:pPr>
-        <w:spacing w:after="120"/>
-      </w:pPr>
-      <w:r>
-        <w:rPr>
-          <w:sz w:val="22"/>
-          <w:szCs w:val="22"/>
-        </w:rPr>
-        <w:t xml:space="preserve">Expected outcome: paths through the sanitizer are eliminated; paths that bypass it are still reported.</w:t>
-      </w:r>
-    </w:p>
-    <w:p>
-      <w:pPr>
-        <w:pStyle w:val="Heading2"/>
-      </w:pPr>
-      <w:r>
-        <w:t xml:space="preserve">Exercise 9.3: Partial Flow Debugging</w:t>
-      </w:r>
-    </w:p>
-    <w:p>
-      <w:pPr>
-        <w:spacing w:after="120"/>
-      </w:pPr>
-      <w:r>
-        <w:rPr>
-          <w:sz w:val="22"/>
-          <w:szCs w:val="22"/>
-        </w:rPr>
-        <w:t xml:space="preserve">Intentionally break a source predicate so no full path exists. Use partial-flow features (or temporary selects) to discover the last node reached. Restore the source and confirm the full path reappears.</w:t>
+        <w:t xml:space="preserve">Chapter 8: Data Flow Analysis</w:t>
+      </w:r>
+    </w:p>
+    <w:p>
+      <w:pPr>
+        <w:pStyle w:val="Heading2"/>
+      </w:pPr>
+      <w:r>
+        <w:t xml:space="preserve">Local and Global Flow</w:t>
+      </w:r>
+    </w:p>
+    <w:p>
+      <w:pPr>
+        <w:spacing w:after="130"/>
+      </w:pPr>
+      <w:r>
+        <w:rPr>
+          <w:sz w:val="22"/>
+          <w:szCs w:val="22"/>
+        </w:rPr>
+        <w:t xml:space="preserve">Local data flow stays inside one function and is fast. Global data flow crosses calls and is required for most security queries. Both use DataFlow nodes that abstract over syntax so queries survive refactoring.</w:t>
+      </w:r>
+    </w:p>
+    <w:p>
+      <w:pPr>
+        <w:pStyle w:val="Heading2"/>
+      </w:pPr>
+      <w:r>
+        <w:t xml:space="preserve">Configuration Example</w:t>
+      </w:r>
+    </w:p>
+    <w:p>
+      <w:pPr>
+        <w:spacing w:after="10" w:before="10"/>
+      </w:pPr>
+      <w:r>
+        <w:rPr>
+          <w:rFonts w:ascii="Consolas" w:cs="Consolas" w:eastAsia="Consolas" w:hAnsi="Consolas"/>
+          <w:sz w:val="18"/>
+          <w:szCs w:val="18"/>
+        </w:rPr>
+        <w:t xml:space="preserve">module MyConfig implements DataFlow::ConfigSig {</w:t>
+      </w:r>
+    </w:p>
+    <w:p>
+      <w:pPr>
+        <w:spacing w:after="10" w:before="10"/>
+      </w:pPr>
+      <w:r>
+        <w:rPr>
+          <w:rFonts w:ascii="Consolas" w:cs="Consolas" w:eastAsia="Consolas" w:hAnsi="Consolas"/>
+          <w:sz w:val="18"/>
+          <w:szCs w:val="18"/>
+        </w:rPr>
+        <w:t xml:space="preserve">  predicate isSource(DataFlow::Node n) { n instanceof RemoteFlowSource }</w:t>
+      </w:r>
+    </w:p>
+    <w:p>
+      <w:pPr>
+        <w:spacing w:after="10" w:before="10"/>
+      </w:pPr>
+      <w:r>
+        <w:rPr>
+          <w:rFonts w:ascii="Consolas" w:cs="Consolas" w:eastAsia="Consolas" w:hAnsi="Consolas"/>
+          <w:sz w:val="18"/>
+          <w:szCs w:val="18"/>
+        </w:rPr>
+        <w:t xml:space="preserve">  predicate isSink(DataFlow::Node n) { n instanceof DomBasedXssSink }</w:t>
+      </w:r>
+    </w:p>
+    <w:p>
+      <w:pPr>
+        <w:spacing w:after="10" w:before="10"/>
+      </w:pPr>
+      <w:r>
+        <w:rPr>
+          <w:rFonts w:ascii="Consolas" w:cs="Consolas" w:eastAsia="Consolas" w:hAnsi="Consolas"/>
+          <w:sz w:val="18"/>
+          <w:szCs w:val="18"/>
+        </w:rPr>
+        <w:t xml:space="preserve">}</w:t>
+      </w:r>
+    </w:p>
+    <w:p>
+      <w:pPr>
+        <w:spacing w:after="10" w:before="10"/>
+      </w:pPr>
+      <w:r>
+        <w:rPr>
+          <w:rFonts w:ascii="Consolas" w:cs="Consolas" w:eastAsia="Consolas" w:hAnsi="Consolas"/>
+          <w:sz w:val="18"/>
+          <w:szCs w:val="18"/>
+        </w:rPr>
+        <w:t xml:space="preserve">module MyFlow = DataFlow::Global&lt;MyConfig&gt;;</w:t>
+      </w:r>
+    </w:p>
+    <w:p>
+      <w:pPr>
+        <w:spacing w:after="10" w:before="10"/>
+      </w:pPr>
+      <w:r>
+        <w:rPr>
+          <w:rFonts w:ascii="Consolas" w:cs="Consolas" w:eastAsia="Consolas" w:hAnsi="Consolas"/>
+          <w:sz w:val="18"/>
+          <w:szCs w:val="18"/>
+        </w:rPr>
+        <w:t xml:space="preserve">from MyFlow::PathNode source, MyFlow::PathNode sink</w:t>
+      </w:r>
+    </w:p>
+    <w:p>
+      <w:pPr>
+        <w:spacing w:after="10" w:before="10"/>
+      </w:pPr>
+      <w:r>
+        <w:rPr>
+          <w:rFonts w:ascii="Consolas" w:cs="Consolas" w:eastAsia="Consolas" w:hAnsi="Consolas"/>
+          <w:sz w:val="18"/>
+          <w:szCs w:val="18"/>
+        </w:rPr>
+        <w:t xml:space="preserve">where MyFlow::flowPath(source, sink)</w:t>
+      </w:r>
+    </w:p>
+    <w:p>
+      <w:pPr>
+        <w:spacing w:after="10" w:before="10"/>
+      </w:pPr>
+      <w:r>
+        <w:rPr>
+          <w:rFonts w:ascii="Consolas" w:cs="Consolas" w:eastAsia="Consolas" w:hAnsi="Consolas"/>
+          <w:sz w:val="18"/>
+          <w:szCs w:val="18"/>
+        </w:rPr>
+        <w:t xml:space="preserve">select sink.getNode(), source, sink, "Flow detected."</w:t>
+      </w:r>
+    </w:p>
+    <w:p>
+      <w:pPr>
+        <w:spacing w:after="130"/>
+      </w:pPr>
+      <w:r>
+        <w:rPr>
+          <w:sz w:val="22"/>
+          <w:szCs w:val="22"/>
+        </w:rPr>
+        <w:t xml:space="preserve">Full skeleton: examples/chapter08/global-flow-skeleton.ql. Prefer TaintTracking::Global for security work.</w:t>
+      </w:r>
+    </w:p>
+    <w:p>
+      <w:pPr>
+        <w:pStyle w:val="Heading2"/>
+      </w:pPr>
+      <w:r>
+        <w:t xml:space="preserve">Additional Steps and Barriers</w:t>
+      </w:r>
+    </w:p>
+    <w:p>
+      <w:pPr>
+        <w:spacing w:after="130"/>
+      </w:pPr>
+      <w:r>
+        <w:rPr>
+          <w:sz w:val="22"/>
+          <w:szCs w:val="22"/>
+        </w:rPr>
+        <w:t xml:space="preserve">Implement isAdditionalFlowStep to model library transformations. Implement isBarrier to stop flow at sanitizers. Add one change at a time and re-test.</w:t>
+      </w:r>
+    </w:p>
+    <w:p>
+      <w:pPr>
+        <w:pStyle w:val="Heading2"/>
+      </w:pPr>
+      <w:r>
+        <w:t xml:space="preserve">Exercise 8.1 – Local versus Global</w:t>
+      </w:r>
+    </w:p>
+    <w:p>
+      <w:pPr>
+        <w:spacing w:after="130"/>
+      </w:pPr>
+      <w:r>
+        <w:rPr>
+          <w:sz w:val="22"/>
+          <w:szCs w:val="22"/>
+        </w:rPr>
+        <w:t xml:space="preserve">Write a function that passes remote input to a sink in the same function. Confirm both local and global queries report it. Move the sink to a helper. Only the global query should still report the issue.</w:t>
+      </w:r>
+    </w:p>
+    <w:p>
+      <w:pPr>
+        <w:pStyle w:val="Heading2"/>
+      </w:pPr>
+      <w:r>
+        <w:t xml:space="preserve">Exercise 8.2 – Additional Flow Step</w:t>
+      </w:r>
+    </w:p>
+    <w:p>
+      <w:pPr>
+        <w:spacing w:after="130"/>
+      </w:pPr>
+      <w:r>
+        <w:rPr>
+          <w:sz w:val="22"/>
+          <w:szCs w:val="22"/>
+        </w:rPr>
+        <w:t xml:space="preserve">Model a pass-through function transform(data). Verify paths that previously stopped now continue. Expected: new paths appear only after the step is added.</w:t>
+      </w:r>
+    </w:p>
+    <w:p>
+      <w:pPr>
+        <w:pStyle w:val="Heading2"/>
+      </w:pPr>
+      <w:r>
+        <w:t xml:space="preserve">Debugging and Performance</w:t>
+      </w:r>
+    </w:p>
+    <w:p>
+      <w:pPr>
+        <w:spacing w:after="130"/>
+      </w:pPr>
+      <w:r>
+        <w:rPr>
+          <w:sz w:val="22"/>
+          <w:szCs w:val="22"/>
+        </w:rPr>
+        <w:t xml:space="preserve">When paths are missing, select sources and sinks independently, then use partial flow. Keep configurations precise. Local flow is always cheaper when it suffices.</w:t>
       </w:r>
     </w:p>
     <w:p>
@@ -253,99 +423,127 @@
         <w:pageBreakBefore/>
       </w:pPr>
       <w:r>
-        <w:t xml:space="preserve">Chapter 10: Library Extension — Examples and Exercises</w:t>
-      </w:r>
-    </w:p>
-    <w:p>
-      <w:pPr>
-        <w:pStyle w:val="Heading2"/>
-      </w:pPr>
-      <w:r>
-        <w:t xml:space="preserve">Custom Source Example</w:t>
-      </w:r>
-    </w:p>
-    <w:p>
-      <w:pPr>
-        <w:spacing w:after="120"/>
-      </w:pPr>
-      <w:r>
-        <w:rPr>
-          <w:sz w:val="22"/>
-          <w:szCs w:val="22"/>
-        </w:rPr>
-        <w:t xml:space="preserve">examples/chapter10/custom-source.ql shows subclassing RemoteFlowSource. Run a standard XSS or SQL query before and after adding this class and observe the new results.</w:t>
-      </w:r>
-    </w:p>
-    <w:p>
-      <w:pPr>
-        <w:pStyle w:val="Heading2"/>
-      </w:pPr>
-      <w:r>
-        <w:t xml:space="preserve">Exercise 10.1: Second Custom Source</w:t>
-      </w:r>
-    </w:p>
-    <w:p>
-      <w:pPr>
-        <w:spacing w:after="120"/>
-      </w:pPr>
-      <w:r>
-        <w:rPr>
-          <w:sz w:val="22"/>
-          <w:szCs w:val="22"/>
-        </w:rPr>
-        <w:t xml:space="preserve">Extend the custom source example with a second origin, for example calls to readUntrustedFile(). Confirm both origins are treated as sources by an existing taint-tracking query.</w:t>
-      </w:r>
-    </w:p>
-    <w:p>
-      <w:pPr>
-        <w:pStyle w:val="Heading2"/>
-      </w:pPr>
-      <w:r>
-        <w:t xml:space="preserve">Exercise 10.2: Custom Sink</w:t>
-      </w:r>
-    </w:p>
-    <w:p>
-      <w:pPr>
-        <w:spacing w:after="120"/>
-      </w:pPr>
-      <w:r>
-        <w:rPr>
-          <w:sz w:val="22"/>
-          <w:szCs w:val="22"/>
-        </w:rPr>
-        <w:t xml:space="preserve">Open examples/chapter10/exercise-custom-sink.ql. Turn the candidate into a proper modeled sink (subclass or predicate) and reference it from a taint-tracking configuration. Verify that previously invisible flows to dangerousExecute are now reported.</w:t>
-      </w:r>
-    </w:p>
-    <w:p>
-      <w:pPr>
-        <w:spacing w:after="120"/>
-      </w:pPr>
-      <w:r>
-        <w:rPr>
-          <w:sz w:val="22"/>
-          <w:szCs w:val="22"/>
-        </w:rPr>
-        <w:t xml:space="preserve">Expected outcome: the query reports paths that end at your new sink and ignores unrelated calls.</w:t>
-      </w:r>
-    </w:p>
-    <w:p>
-      <w:pPr>
-        <w:pStyle w:val="Heading2"/>
-      </w:pPr>
-      <w:r>
-        <w:t xml:space="preserve">Exercise 10.3: Model Pack Sketch</w:t>
-      </w:r>
-    </w:p>
-    <w:p>
-      <w:pPr>
-        <w:spacing w:after="120"/>
-      </w:pPr>
-      <w:r>
-        <w:rPr>
-          <w:sz w:val="22"/>
-          <w:szCs w:val="22"/>
-        </w:rPr>
-        <w:t xml:space="preserve">Create a minimal qlpack.yml that could serve as a model pack containing your custom source and sink. Document the dependency an application query pack would need. (Full publishing steps are in the packs chapter.)</w:t>
+        <w:t xml:space="preserve">Chapter 9: Taint Tracking and Path Queries</w:t>
+      </w:r>
+    </w:p>
+    <w:p>
+      <w:pPr>
+        <w:pStyle w:val="Heading2"/>
+      </w:pPr>
+      <w:r>
+        <w:t xml:space="preserve">Taint versus Pure Data Flow</w:t>
+      </w:r>
+    </w:p>
+    <w:p>
+      <w:pPr>
+        <w:spacing w:after="130"/>
+      </w:pPr>
+      <w:r>
+        <w:rPr>
+          <w:sz w:val="22"/>
+          <w:szCs w:val="22"/>
+        </w:rPr>
+        <w:t xml:space="preserve">Taint tracking propagates through derived values. It matches the security model that anything computed from untrusted input remains untrusted until sanitized. Path queries (@kind path-problem) display the full path.</w:t>
+      </w:r>
+    </w:p>
+    <w:p>
+      <w:pPr>
+        <w:pStyle w:val="Heading2"/>
+      </w:pPr>
+      <w:r>
+        <w:t xml:space="preserve">Complete XSS Path Query</w:t>
+      </w:r>
+    </w:p>
+    <w:p>
+      <w:pPr>
+        <w:spacing w:after="130"/>
+      </w:pPr>
+      <w:r>
+        <w:rPr>
+          <w:sz w:val="22"/>
+          <w:szCs w:val="22"/>
+        </w:rPr>
+        <w:t xml:space="preserve">Study examples/chapter09/xss-path.ql for metadata, configuration, PathGraph import, and the required select form.</w:t>
+      </w:r>
+    </w:p>
+    <w:p>
+      <w:pPr>
+        <w:pStyle w:val="Heading2"/>
+      </w:pPr>
+      <w:r>
+        <w:t xml:space="preserve">Exercise 9.1 – SQL Injection</w:t>
+      </w:r>
+    </w:p>
+    <w:p>
+      <w:pPr>
+        <w:spacing w:after="130"/>
+      </w:pPr>
+      <w:r>
+        <w:rPr>
+          <w:sz w:val="22"/>
+          <w:szCs w:val="22"/>
+        </w:rPr>
+        <w:t xml:space="preserve">Open examples/chapter09/exercise-sql-injection.ql. Refine the sink predicate. Create sample code with and without sanitization. Expected: paths reported only for unsanitized flows.</w:t>
+      </w:r>
+    </w:p>
+    <w:p>
+      <w:pPr>
+        <w:pStyle w:val="Heading2"/>
+      </w:pPr>
+      <w:r>
+        <w:t xml:space="preserve">Exercise 9.2 – Add a Barrier</w:t>
+      </w:r>
+    </w:p>
+    <w:p>
+      <w:pPr>
+        <w:spacing w:after="130"/>
+      </w:pPr>
+      <w:r>
+        <w:rPr>
+          <w:sz w:val="22"/>
+          <w:szCs w:val="22"/>
+        </w:rPr>
+        <w:t xml:space="preserve">Open examples/chapter09/exercise-add-barrier.ql. Implement isBarrier for sanitize or escapeHtml. Expected: paths through the sanitizer disappear; bypassing paths remain.</w:t>
+      </w:r>
+    </w:p>
+    <w:p>
+      <w:pPr>
+        <w:pStyle w:val="Heading2"/>
+      </w:pPr>
+      <w:r>
+        <w:t xml:space="preserve">Exercise 9.3 – Partial-Flow Debugging</w:t>
+      </w:r>
+    </w:p>
+    <w:p>
+      <w:pPr>
+        <w:spacing w:after="130"/>
+      </w:pPr>
+      <w:r>
+        <w:rPr>
+          <w:sz w:val="22"/>
+          <w:szCs w:val="22"/>
+        </w:rPr>
+        <w:t xml:space="preserve">Break the source predicate so no complete path exists. Use partial flow or intermediate selects to find the last reached node. Restore the source and confirm the path returns.</w:t>
+      </w:r>
+    </w:p>
+    <w:p>
+      <w:pPr>
+        <w:pStyle w:val="Heading2"/>
+      </w:pPr>
+      <w:r>
+        <w:t xml:space="preserve">Flow State and Pitfalls</w:t>
+      </w:r>
+    </w:p>
+    <w:p>
+      <w:pPr>
+        <w:spacing w:after="130"/>
+      </w:pPr>
+      <w:r>
+        <w:rPr>
+          <w:sz w:val="22"/>
+          <w:szCs w:val="22"/>
+        </w:rPr>
+        <w:t xml:space="preserve">Flow state tracks extra properties (e.g., “has been encoded”). Common pitfalls: overly broad sources, missing wrapper models, barriers that are too strong, and incomplete databases. Always maintain positive and negative tests.</w:t>
       </w:r>
     </w:p>
     <w:p>
@@ -354,67 +552,127 @@
         <w:pageBreakBefore/>
       </w:pPr>
       <w:r>
-        <w:t xml:space="preserve">Additional Practice Exercises</w:t>
-      </w:r>
-    </w:p>
-    <w:p>
-      <w:pPr>
-        <w:pStyle w:val="Heading2"/>
-      </w:pPr>
-      <w:r>
-        <w:t xml:space="preserve">Exercise A: Precision Tuning</w:t>
-      </w:r>
-    </w:p>
-    <w:p>
-      <w:pPr>
-        <w:spacing w:after="120"/>
-      </w:pPr>
-      <w:r>
-        <w:rPr>
-          <w:sz w:val="22"/>
-          <w:szCs w:val="22"/>
-        </w:rPr>
-        <w:t xml:space="preserve">Take the XSS path query. Add a barrier for one encoder. Measure (by inspection) how many alerts disappear. Remove the barrier and add an additional flow step for a wrapper function. Observe the opposite effect.</w:t>
-      </w:r>
-    </w:p>
-    <w:p>
-      <w:pPr>
-        <w:pStyle w:val="Heading2"/>
-      </w:pPr>
-      <w:r>
-        <w:t xml:space="preserve">Exercise B: Metadata and Help</w:t>
-      </w:r>
-    </w:p>
-    <w:p>
-      <w:pPr>
-        <w:spacing w:after="120"/>
-      </w:pPr>
-      <w:r>
-        <w:rPr>
-          <w:sz w:val="22"/>
-          <w:szCs w:val="22"/>
-        </w:rPr>
-        <w:t xml:space="preserve">Add complete metadata (@precision, @problem.severity, @tags) to one of your exercise queries. Generate or hand-write a short query-help markdown file explaining the issue and the remediation.</w:t>
-      </w:r>
-    </w:p>
-    <w:p>
-      <w:pPr>
-        <w:pStyle w:val="Heading2"/>
-      </w:pPr>
-      <w:r>
-        <w:t xml:space="preserve">Exercise C: Positive and Negative Tests</w:t>
-      </w:r>
-    </w:p>
-    <w:p>
-      <w:pPr>
-        <w:spacing w:after="120"/>
-      </w:pPr>
-      <w:r>
-        <w:rPr>
-          <w:sz w:val="22"/>
-          <w:szCs w:val="22"/>
-        </w:rPr>
-        <w:t xml:space="preserve">For any query you completed above, create two tiny source files: one that must alert and one that must not. Run the query against a database built from those files and record the expected results. This is the beginning of a proper test suite.</w:t>
+        <w:t xml:space="preserve">Chapter 10: CodeQL Library Extension</w:t>
+      </w:r>
+    </w:p>
+    <w:p>
+      <w:pPr>
+        <w:pStyle w:val="Heading2"/>
+      </w:pPr>
+      <w:r>
+        <w:t xml:space="preserve">Custom Sources</w:t>
+      </w:r>
+    </w:p>
+    <w:p>
+      <w:pPr>
+        <w:spacing w:after="130"/>
+      </w:pPr>
+      <w:r>
+        <w:rPr>
+          <w:sz w:val="22"/>
+          <w:szCs w:val="22"/>
+        </w:rPr>
+        <w:t xml:space="preserve">Subclass RemoteFlowSource (example: examples/chapter10/custom-source.ql). Existing queries automatically pick up the new source.</w:t>
+      </w:r>
+    </w:p>
+    <w:p>
+      <w:pPr>
+        <w:pStyle w:val="Heading2"/>
+      </w:pPr>
+      <w:r>
+        <w:t xml:space="preserve">Exercise 10.1 – Second Source</w:t>
+      </w:r>
+    </w:p>
+    <w:p>
+      <w:pPr>
+        <w:spacing w:after="130"/>
+      </w:pPr>
+      <w:r>
+        <w:rPr>
+          <w:sz w:val="22"/>
+          <w:szCs w:val="22"/>
+        </w:rPr>
+        <w:t xml:space="preserve">Add another origin such as readUntrustedFile(). Confirm a standard taint query now reports both.</w:t>
+      </w:r>
+    </w:p>
+    <w:p>
+      <w:pPr>
+        <w:pStyle w:val="Heading2"/>
+      </w:pPr>
+      <w:r>
+        <w:t xml:space="preserve">Custom Sinks and Summaries</w:t>
+      </w:r>
+    </w:p>
+    <w:p>
+      <w:pPr>
+        <w:spacing w:after="130"/>
+      </w:pPr>
+      <w:r>
+        <w:rPr>
+          <w:sz w:val="22"/>
+          <w:szCs w:val="22"/>
+        </w:rPr>
+        <w:t xml:space="preserve">Model internal APIs as sinks so standard queries understand them. Flow summaries describe simple argument-to-result relationships and are preferred when applicable.</w:t>
+      </w:r>
+    </w:p>
+    <w:p>
+      <w:pPr>
+        <w:pStyle w:val="Heading2"/>
+      </w:pPr>
+      <w:r>
+        <w:t xml:space="preserve">Exercise 10.2 – Custom Sink</w:t>
+      </w:r>
+    </w:p>
+    <w:p>
+      <w:pPr>
+        <w:spacing w:after="130"/>
+      </w:pPr>
+      <w:r>
+        <w:rPr>
+          <w:sz w:val="22"/>
+          <w:szCs w:val="22"/>
+        </w:rPr>
+        <w:t xml:space="preserve">Complete examples/chapter10/exercise-custom-sink.ql. Turn dangerousExecute into a modeled sink and reference it from a configuration. Expected: previously invisible flows are now reported; unrelated calls are ignored.</w:t>
+      </w:r>
+    </w:p>
+    <w:p>
+      <w:pPr>
+        <w:pStyle w:val="Heading2"/>
+      </w:pPr>
+      <w:r>
+        <w:t xml:space="preserve">Model Packs and Testing</w:t>
+      </w:r>
+    </w:p>
+    <w:p>
+      <w:pPr>
+        <w:spacing w:after="130"/>
+      </w:pPr>
+      <w:r>
+        <w:rPr>
+          <w:sz w:val="22"/>
+          <w:szCs w:val="22"/>
+        </w:rPr>
+        <w:t xml:space="preserve">Package extensions as model packs. Test with true-positive and true-negative cases. An incorrect model affects every dependent query, so tests are mandatory. Exercise 10.3: sketch a qlpack.yml for your models.</w:t>
+      </w:r>
+    </w:p>
+    <w:p>
+      <w:pPr>
+        <w:pStyle w:val="Heading2"/>
+      </w:pPr>
+      <w:r>
+        <w:t xml:space="preserve">Language Notes</w:t>
+      </w:r>
+    </w:p>
+    <w:p>
+      <w:pPr>
+        <w:spacing w:after="130"/>
+      </w:pPr>
+      <w:r>
+        <w:rPr>
+          <w:sz w:val="22"/>
+          <w:szCs w:val="22"/>
+        </w:rPr>
+        <w:t xml:space="preserve">JavaScript/Python often use API graphs; Java/C# subclass existing classes; C/C++ uses summaries. Copy a similar standard-library model and adapt it.</w:t>
       </w:r>
     </w:p>
     <w:p>
@@ -423,103 +681,172 @@
         <w:pageBreakBefore/>
       </w:pPr>
       <w:r>
-        <w:t xml:space="preserve">Quick Reference for the New Examples</w:t>
-      </w:r>
-    </w:p>
-    <w:p>
-      <w:pPr>
-        <w:spacing w:after="120"/>
-      </w:pPr>
-      <w:r>
-        <w:rPr>
-          <w:sz w:val="22"/>
-          <w:szCs w:val="22"/>
-        </w:rPr>
-        <w:t xml:space="preserve">examples/chapter08/global-flow-skeleton.ql — starting configuration</w:t>
-      </w:r>
-    </w:p>
-    <w:p>
-      <w:pPr>
-        <w:spacing w:after="120"/>
-      </w:pPr>
-      <w:r>
-        <w:rPr>
-          <w:sz w:val="22"/>
-          <w:szCs w:val="22"/>
-        </w:rPr>
-        <w:t xml:space="preserve">examples/chapter09/xss-path.ql — complete path query</w:t>
-      </w:r>
-    </w:p>
-    <w:p>
-      <w:pPr>
-        <w:spacing w:after="120"/>
-      </w:pPr>
-      <w:r>
-        <w:rPr>
-          <w:sz w:val="22"/>
-          <w:szCs w:val="22"/>
-        </w:rPr>
-        <w:t xml:space="preserve">examples/chapter09/exercise-sql-injection.ql — SQL exercise</w:t>
-      </w:r>
-    </w:p>
-    <w:p>
-      <w:pPr>
-        <w:spacing w:after="120"/>
-      </w:pPr>
-      <w:r>
-        <w:rPr>
-          <w:sz w:val="22"/>
-          <w:szCs w:val="22"/>
-        </w:rPr>
-        <w:t xml:space="preserve">examples/chapter09/exercise-add-barrier.ql — barrier exercise</w:t>
-      </w:r>
-    </w:p>
-    <w:p>
-      <w:pPr>
-        <w:spacing w:after="120"/>
-      </w:pPr>
-      <w:r>
-        <w:rPr>
-          <w:sz w:val="22"/>
-          <w:szCs w:val="22"/>
-        </w:rPr>
-        <w:t xml:space="preserve">examples/chapter10/custom-source.ql — custom source</w:t>
-      </w:r>
-    </w:p>
-    <w:p>
-      <w:pPr>
-        <w:spacing w:after="120"/>
-      </w:pPr>
-      <w:r>
-        <w:rPr>
-          <w:sz w:val="22"/>
-          <w:szCs w:val="22"/>
-        </w:rPr>
-        <w:t xml:space="preserve">examples/chapter10/exercise-custom-sink.ql — custom sink exercise</w:t>
-      </w:r>
-    </w:p>
-    <w:p>
-      <w:pPr>
-        <w:spacing w:after="120"/>
-      </w:pPr>
-      <w:r>
-        <w:rPr>
-          <w:sz w:val="22"/>
-          <w:szCs w:val="22"/>
-        </w:rPr>
-        <w:t xml:space="preserve">Each EXERCISES.md file in those folders repeats the prompts for offline use.</w:t>
-      </w:r>
-    </w:p>
-    <w:p>
-      <w:pPr>
-        <w:spacing w:before="300"/>
+        <w:t xml:space="preserve">Chapter 11: Packs, Suites, Metadata, and Production</w:t>
+      </w:r>
+    </w:p>
+    <w:p>
+      <w:pPr>
+        <w:spacing w:after="130"/>
+      </w:pPr>
+      <w:r>
+        <w:rPr>
+          <w:sz w:val="22"/>
+          <w:szCs w:val="22"/>
+        </w:rPr>
+        <w:t xml:space="preserve">qlpack.yml defines packs and dependencies. .qls files select queries. Complete metadata and expected-result tests are required. Examples in examples/chapter11/.</w:t>
+      </w:r>
+    </w:p>
+    <w:p>
+      <w:pPr>
+        <w:pStyle w:val="Heading1"/>
+        <w:pageBreakBefore/>
+      </w:pPr>
+      <w:r>
+        <w:t xml:space="preserve">Chapter 12: CI Integration</w:t>
+      </w:r>
+    </w:p>
+    <w:p>
+      <w:pPr>
+        <w:spacing w:after="130"/>
+      </w:pPr>
+      <w:r>
+        <w:rPr>
+          <w:sz w:val="22"/>
+          <w:szCs w:val="22"/>
+        </w:rPr>
+        <w:t xml:space="preserve">Use the CodeQL GitHub Action (examples/chapter12/codeql-analysis.yml) or the CLI bundle in other systems. Upload SARIF. MRVA supports large-scale variant analysis.</w:t>
+      </w:r>
+    </w:p>
+    <w:p>
+      <w:pPr>
+        <w:pStyle w:val="Heading1"/>
+        <w:pageBreakBefore/>
+      </w:pPr>
+      <w:r>
+        <w:t xml:space="preserve">Chapter 13: Performance and Advanced Debugging</w:t>
+      </w:r>
+    </w:p>
+    <w:p>
+      <w:pPr>
+        <w:spacing w:after="130"/>
+      </w:pPr>
+      <w:r>
+        <w:rPr>
+          <w:sz w:val="22"/>
+          <w:szCs w:val="22"/>
+        </w:rPr>
+        <w:t xml:space="preserve">Small predicates, library helpers, and partial-flow debugging solve most issues. See examples/chapter13/performance-predicate.ql.</w:t>
+      </w:r>
+    </w:p>
+    <w:p>
+      <w:pPr>
+        <w:pStyle w:val="Heading1"/>
+        <w:pageBreakBefore/>
+      </w:pPr>
+      <w:r>
+        <w:t xml:space="preserve">Chapter 14: Case Studies</w:t>
+      </w:r>
+    </w:p>
+    <w:p>
+      <w:pPr>
+        <w:spacing w:after="130"/>
+      </w:pPr>
+      <w:r>
+        <w:rPr>
+          <w:sz w:val="22"/>
+          <w:szCs w:val="22"/>
+        </w:rPr>
+        <w:t xml:space="preserve">Study Security Lab Zero-to-Hero write-ups. examples/chapter14/sql-injection-example.ql shows the skeleton. Combine with your extensions for real coverage.</w:t>
+      </w:r>
+    </w:p>
+    <w:p>
+      <w:pPr>
+        <w:pStyle w:val="Heading1"/>
+        <w:pageBreakBefore/>
+      </w:pPr>
+      <w:r>
+        <w:t xml:space="preserve">Chapter 15: Best Practices and Next Steps</w:t>
+      </w:r>
+    </w:p>
+    <w:p>
+      <w:pPr>
+        <w:spacing w:after="130"/>
+      </w:pPr>
+      <w:r>
+        <w:rPr>
+          <w:sz w:val="22"/>
+          <w:szCs w:val="22"/>
+        </w:rPr>
+        <w:t xml:space="preserve">Small tested predicates, library extension over duplication, precise barriers, and upstream contribution are the habits that scale. You now have the tools and exercises to build production queries.</w:t>
+      </w:r>
+    </w:p>
+    <w:p>
+      <w:pPr>
+        <w:pStyle w:val="Heading1"/>
+        <w:pageBreakBefore/>
+      </w:pPr>
+      <w:r>
+        <w:t xml:space="preserve">Appendix: Exercise Index</w:t>
+      </w:r>
+    </w:p>
+    <w:p>
+      <w:pPr>
+        <w:spacing w:after="130"/>
+      </w:pPr>
+      <w:r>
+        <w:rPr>
+          <w:sz w:val="22"/>
+          <w:szCs w:val="22"/>
+        </w:rPr>
+        <w:t xml:space="preserve">Chapter 8: local vs global; additional flow step.</w:t>
+      </w:r>
+    </w:p>
+    <w:p>
+      <w:pPr>
+        <w:spacing w:after="130"/>
+      </w:pPr>
+      <w:r>
+        <w:rPr>
+          <w:sz w:val="22"/>
+          <w:szCs w:val="22"/>
+        </w:rPr>
+        <w:t xml:space="preserve">Chapter 9: SQL injection starter; add barrier; partial-flow debugging.</w:t>
+      </w:r>
+    </w:p>
+    <w:p>
+      <w:pPr>
+        <w:spacing w:after="130"/>
+      </w:pPr>
+      <w:r>
+        <w:rPr>
+          <w:sz w:val="22"/>
+          <w:szCs w:val="22"/>
+        </w:rPr>
+        <w:t xml:space="preserve">Chapter 10: second source; custom sink; model-pack sketch.</w:t>
+      </w:r>
+    </w:p>
+    <w:p>
+      <w:pPr>
+        <w:spacing w:after="130"/>
+      </w:pPr>
+      <w:r>
+        <w:rPr>
+          <w:sz w:val="22"/>
+          <w:szCs w:val="22"/>
+        </w:rPr>
+        <w:t xml:space="preserve">All starter files and EXERCISES.md prompts are in the repository.</w:t>
+      </w:r>
+    </w:p>
+    <w:p>
+      <w:pPr>
+        <w:spacing w:before="400"/>
       </w:pPr>
       <w:r>
         <w:rPr>
           <w:i/>
           <w:iCs/>
         </w:rPr>
-        <w:t xml:space="preserve">End of expanded examples and exercises edition</w:t>
+        <w:t xml:space="preserve">End of Must Learn CodeQL</w:t>
       </w:r>
     </w:p>
     <w:sectPr>
@@ -578,13 +905,29 @@
       <w:jc w:val="center"/>
     </w:pPr>
     <w:r>
+      <w:rPr>
+        <w:sz w:val="18"/>
+        <w:szCs w:val="18"/>
+      </w:rPr>
       <w:t xml:space="preserve">Page </w:t>
     </w:r>
     <w:r>
+      <w:rPr>
+        <w:sz w:val="18"/>
+        <w:szCs w:val="18"/>
+      </w:rPr>
       <w:fldChar w:fldCharType="begin"/>
       <w:instrText xml:space="preserve">PAGE</w:instrText>
       <w:fldChar w:fldCharType="separate"/>
       <w:fldChar w:fldCharType="end"/>
+    </w:r>
+    <w:r>
+      <w:rPr>
+        <w:color w:val="666666"/>
+        <w:sz w:val="18"/>
+        <w:szCs w:val="18"/>
+      </w:rPr>
+      <w:t xml:space="preserve"> | github.com/rod-trent/MustLearnCodeQL</w:t>
     </w:r>
   </w:p>
 </w:ftr>
@@ -637,10 +980,11 @@
       <w:rPr>
         <w:i/>
         <w:iCs/>
-        <w:sz w:val="16"/>
-        <w:szCs w:val="16"/>
+        <w:color w:val="666666"/>
+        <w:sz w:val="18"/>
+        <w:szCs w:val="18"/>
       </w:rPr>
-      <w:t xml:space="preserve">Must Learn CodeQL — Examples &amp; Exercises</w:t>
+      <w:t xml:space="preserve">Must Learn CodeQL</w:t>
     </w:r>
   </w:p>
 </w:hdr>
@@ -917,7 +1261,7 @@
     <w:next w:val="Normal"/>
     <w:qFormat/>
     <w:pPr>
-      <w:spacing w:after="180" w:before="360"/>
+      <w:spacing w:after="160" w:before="360"/>
       <w:outlineLvl w:val="0"/>
     </w:pPr>
     <w:rPr>
@@ -935,7 +1279,7 @@
     <w:next w:val="Normal"/>
     <w:qFormat/>
     <w:pPr>
-      <w:spacing w:after="120" w:before="240"/>
+      <w:spacing w:after="100" w:before="240"/>
       <w:outlineLvl w:val="1"/>
     </w:pPr>
     <w:rPr>
@@ -959,15 +1303,15 @@
       <w:b/>
       <w:bCs/>
       <w:color w:val="1F4E79"/>
-      <w:sz w:val="44"/>
-      <w:szCs w:val="44"/>
+      <w:sz w:val="48"/>
+      <w:szCs w:val="48"/>
     </w:rPr>
   </w:style>
   <w:style w:type="paragraph" w:styleId="Subtitle">
     <w:name w:val="Subtitle"/>
     <w:basedOn w:val="Normal"/>
     <w:pPr>
-      <w:spacing w:after="200" w:before="0"/>
+      <w:spacing w:after="240" w:before="0"/>
       <w:jc w:val="center"/>
     </w:pPr>
     <w:rPr>

--- a/Book_Version/MustLearnCodeQL.docx
+++ b/Book_Version/MustLearnCodeQL.docx
@@ -15,45 +15,27 @@
         <w:pStyle w:val="Subtitle"/>
       </w:pPr>
       <w:r>
-        <w:t xml:space="preserve">A Practical Guide to Semantic Code Analysis with Examples and Exercises</w:t>
-      </w:r>
-    </w:p>
-    <w:p>
-      <w:pPr>
-        <w:spacing w:before="300"/>
+        <w:t xml:space="preserve">Complete Practical Guide</w:t>
+      </w:r>
+    </w:p>
+    <w:p>
+      <w:pPr>
+        <w:spacing w:before="200"/>
         <w:jc w:val="center"/>
       </w:pPr>
       <w:r>
         <w:rPr>
-          <w:b/>
-          <w:bCs/>
-          <w:sz w:val="28"/>
-          <w:szCs w:val="28"/>
-        </w:rPr>
-        <w:t xml:space="preserve">Rod Trent</w:t>
-      </w:r>
-    </w:p>
-    <w:p>
-      <w:pPr>
-        <w:spacing w:before="80"/>
+          <w:sz w:val="24"/>
+          <w:szCs w:val="24"/>
+        </w:rPr>
+        <w:t xml:space="preserve">Rod Trent • 2026</w:t>
+      </w:r>
+    </w:p>
+    <w:p>
+      <w:pPr>
         <w:jc w:val="center"/>
       </w:pPr>
-      <w:r>
-        <w:rPr>
-          <w:i/>
-          <w:iCs/>
-          <w:sz w:val="22"/>
-          <w:szCs w:val="22"/>
-        </w:rPr>
-        <w:t xml:space="preserve">2026</w:t>
-      </w:r>
-    </w:p>
-    <w:p>
-      <w:pPr>
-        <w:spacing w:before="300"/>
-        <w:jc w:val="center"/>
-      </w:pPr>
-      <w:hyperlink w:history="1" r:id="rIdze9lf6jzvcttt48pl77wt">
+      <w:hyperlink w:history="1" r:id="rIdm8tdbvpwmkymt_nb-wsol">
         <w:r>
           <w:rPr>
             <w:rStyle w:val="Hyperlink"/>
@@ -73,26 +55,50 @@
     </w:p>
     <w:p>
       <w:pPr>
-        <w:spacing w:after="130"/>
-      </w:pPr>
-      <w:r>
-        <w:rPr>
-          <w:sz w:val="22"/>
-          <w:szCs w:val="22"/>
-        </w:rPr>
-        <w:t xml:space="preserve">This book teaches CodeQL from first principles through production use, with special depth on data-flow analysis, taint tracking, and library extension. Every major topic includes explanations, complete code examples, and hands-on exercises. All starter files and solutions guidance live in the companion repository under examples/chapterNN/.</w:t>
-      </w:r>
-    </w:p>
-    <w:p>
-      <w:pPr>
-        <w:spacing w:after="130"/>
-      </w:pPr>
-      <w:r>
-        <w:rPr>
-          <w:sz w:val="22"/>
-          <w:szCs w:val="22"/>
-        </w:rPr>
-        <w:t xml:space="preserve">Create a small database, open the referenced .ql files, complete the exercises, and compare your results with the expected outcomes. JavaScript is used for most examples; the patterns transfer directly to other languages.</w:t>
+        <w:spacing w:after="120"/>
+      </w:pPr>
+      <w:r>
+        <w:rPr>
+          <w:sz w:val="22"/>
+          <w:szCs w:val="22"/>
+        </w:rPr>
+        <w:t xml:space="preserve">This book is a complete tutorial that takes you from installing CodeQL to writing, testing, packaging, and running production queries. Special depth is given to data-flow analysis, taint tracking, and library extension—the features that make CodeQL effective for security work. All examples and exercise starters are in the companion repository.</w:t>
+      </w:r>
+    </w:p>
+    <w:p>
+      <w:pPr>
+        <w:spacing w:after="120"/>
+      </w:pPr>
+      <w:r>
+        <w:rPr>
+          <w:sz w:val="22"/>
+          <w:szCs w:val="22"/>
+        </w:rPr>
+        <w:t xml:space="preserve">In practice this distinction matters because real codebases contain many layers of abstraction. A value may be received, validated partially, stored in a configuration object, retrieved later, and only then passed to a sink. Queries that cannot follow those steps will miss vulnerabilities that attackers can still exploit.</w:t>
+      </w:r>
+    </w:p>
+    <w:p>
+      <w:pPr>
+        <w:spacing w:after="120"/>
+      </w:pPr>
+      <w:r>
+        <w:rPr>
+          <w:sz w:val="22"/>
+          <w:szCs w:val="22"/>
+        </w:rPr>
+        <w:t xml:space="preserve">When you first run a new query the result set is often either empty or overwhelming. The disciplined response is to examine a handful of results manually, identify the common false-positive pattern, and encode that pattern as a barrier or a tighter source definition. Repeat until the remaining alerts are ones you would be willing to show a developer.</w:t>
+      </w:r>
+    </w:p>
+    <w:p>
+      <w:pPr>
+        <w:spacing w:after="120"/>
+      </w:pPr>
+      <w:r>
+        <w:rPr>
+          <w:sz w:val="22"/>
+          <w:szCs w:val="22"/>
+        </w:rPr>
+        <w:t xml:space="preserve">Testing is not optional. Create at least one file that must produce an alert and one file that must not. Build a database from those files alone and record the expected results. Every future change to the query or to the CodeQL libraries can then be validated automatically.</w:t>
       </w:r>
     </w:p>
     <w:p>
@@ -101,87 +107,67 @@
         <w:pageBreakBefore/>
       </w:pPr>
       <w:r>
-        <w:t xml:space="preserve">Chapters 1–7: Foundations</w:t>
-      </w:r>
-    </w:p>
-    <w:p>
-      <w:pPr>
-        <w:pStyle w:val="Heading2"/>
-      </w:pPr>
-      <w:r>
-        <w:t xml:space="preserve">Why CodeQL</w:t>
-      </w:r>
-    </w:p>
-    <w:p>
-      <w:pPr>
-        <w:spacing w:after="130"/>
-      </w:pPr>
-      <w:r>
-        <w:rPr>
-          <w:sz w:val="22"/>
-          <w:szCs w:val="22"/>
-        </w:rPr>
-        <w:t xml:space="preserve">CodeQL turns source code into a queryable relational database containing the AST, control flow, and data-flow foundations. This enables precise variant analysis: encode a vulnerability pattern once and find every instance, then enforce it in CI. Traditional pattern matchers miss multi-function flows; CodeQL does not.</w:t>
-      </w:r>
-    </w:p>
-    <w:p>
-      <w:pPr>
-        <w:pStyle w:val="Heading2"/>
-      </w:pPr>
-      <w:r>
-        <w:t xml:space="preserve">Setup and Databases</w:t>
-      </w:r>
-    </w:p>
-    <w:p>
-      <w:pPr>
-        <w:spacing w:after="130"/>
-      </w:pPr>
-      <w:r>
-        <w:rPr>
-          <w:sz w:val="22"/>
-          <w:szCs w:val="22"/>
-        </w:rPr>
-        <w:t xml:space="preserve">Use the CLI (codeql database create ...), the VS Code extension, or Codespaces. Databases are language-specific snapshots. Interpreted languages extract directly; compiled languages require monitoring a build. Inspect with codeql database info. Examples and commands are in examples/chapter03/.</w:t>
-      </w:r>
-    </w:p>
-    <w:p>
-      <w:pPr>
-        <w:pStyle w:val="Heading2"/>
-      </w:pPr>
-      <w:r>
-        <w:t xml:space="preserve">QL Basics and Predicates</w:t>
-      </w:r>
-    </w:p>
-    <w:p>
-      <w:pPr>
-        <w:spacing w:after="130"/>
-      </w:pPr>
-      <w:r>
-        <w:rPr>
-          <w:sz w:val="22"/>
-          <w:szCs w:val="22"/>
-        </w:rPr>
-        <w:t xml:space="preserve">QL is declarative. Queries use from/where/select. Predicates are reusable named relations and may be recursive. Custom predicates improve clarity and performance. See examples/chapter05/eval-call.ql and examples/chapter06/interesting-calls.ql.</w:t>
-      </w:r>
-    </w:p>
-    <w:p>
-      <w:pPr>
-        <w:pStyle w:val="Heading2"/>
-      </w:pPr>
-      <w:r>
-        <w:t xml:space="preserve">Language Libraries</w:t>
-      </w:r>
-    </w:p>
-    <w:p>
-      <w:pPr>
-        <w:spacing w:after="130"/>
-      </w:pPr>
-      <w:r>
-        <w:rPr>
-          <w:sz w:val="22"/>
-          <w:szCs w:val="22"/>
-        </w:rPr>
-        <w:t xml:space="preserve">Standard libraries provide classes such as Function, CallExpr, and RemoteFlowSource. Start broad, inspect results, then refine. Navigation style is consistent across languages once you learn the class names.</w:t>
+        <w:t xml:space="preserve">Chapter 1: Why CodeQL and How It Works</w:t>
+      </w:r>
+    </w:p>
+    <w:p>
+      <w:pPr>
+        <w:spacing w:after="120"/>
+      </w:pPr>
+      <w:r>
+        <w:rPr>
+          <w:sz w:val="22"/>
+          <w:szCs w:val="22"/>
+        </w:rPr>
+        <w:t xml:space="preserve">CodeQL extracts a relational model of source code that includes syntax, control flow, and data flow. Queries written against that model can find vulnerability patterns that span many functions. Variant analysis becomes systematic: encode a bug once, find every instance, and prevent its return in CI.</w:t>
+      </w:r>
+    </w:p>
+    <w:p>
+      <w:pPr>
+        <w:spacing w:after="120"/>
+      </w:pPr>
+      <w:r>
+        <w:rPr>
+          <w:sz w:val="22"/>
+          <w:szCs w:val="22"/>
+        </w:rPr>
+        <w:t xml:space="preserve">In practice this distinction matters because real codebases contain many layers of abstraction. A value may be received, validated partially, stored in a configuration object, retrieved later, and only then passed to a sink. Queries that cannot follow those steps will miss vulnerabilities that attackers can still exploit.</w:t>
+      </w:r>
+    </w:p>
+    <w:p>
+      <w:pPr>
+        <w:spacing w:after="120"/>
+      </w:pPr>
+      <w:r>
+        <w:rPr>
+          <w:sz w:val="22"/>
+          <w:szCs w:val="22"/>
+        </w:rPr>
+        <w:t xml:space="preserve">When you first run a new query the result set is often either empty or overwhelming. The disciplined response is to examine a handful of results manually, identify the common false-positive pattern, and encode that pattern as a barrier or a tighter source definition. Repeat until the remaining alerts are ones you would be willing to show a developer.</w:t>
+      </w:r>
+    </w:p>
+    <w:p>
+      <w:pPr>
+        <w:spacing w:after="120"/>
+      </w:pPr>
+      <w:r>
+        <w:rPr>
+          <w:sz w:val="22"/>
+          <w:szCs w:val="22"/>
+        </w:rPr>
+        <w:t xml:space="preserve">Testing is not optional. Create at least one file that must produce an alert and one file that must not. Build a database from those files alone and record the expected results. Every future change to the query or to the CodeQL libraries can then be validated automatically.</w:t>
+      </w:r>
+    </w:p>
+    <w:p>
+      <w:pPr>
+        <w:spacing w:after="120"/>
+      </w:pPr>
+      <w:r>
+        <w:rPr>
+          <w:sz w:val="22"/>
+          <w:szCs w:val="22"/>
+        </w:rPr>
+        <w:t xml:space="preserve">Performance follows from precision. A configuration whose source predicate matches every string in the program will be slow and noisy. Start with the most specific source and sink classes the libraries already provide, then extend them only where your code requires it.</w:t>
       </w:r>
     </w:p>
     <w:p>
@@ -190,231 +176,67 @@
         <w:pageBreakBefore/>
       </w:pPr>
       <w:r>
-        <w:t xml:space="preserve">Chapter 8: Data Flow Analysis</w:t>
-      </w:r>
-    </w:p>
-    <w:p>
-      <w:pPr>
-        <w:pStyle w:val="Heading2"/>
-      </w:pPr>
-      <w:r>
-        <w:t xml:space="preserve">Local and Global Flow</w:t>
-      </w:r>
-    </w:p>
-    <w:p>
-      <w:pPr>
-        <w:spacing w:after="130"/>
-      </w:pPr>
-      <w:r>
-        <w:rPr>
-          <w:sz w:val="22"/>
-          <w:szCs w:val="22"/>
-        </w:rPr>
-        <w:t xml:space="preserve">Local data flow stays inside one function and is fast. Global data flow crosses calls and is required for most security queries. Both use DataFlow nodes that abstract over syntax so queries survive refactoring.</w:t>
-      </w:r>
-    </w:p>
-    <w:p>
-      <w:pPr>
-        <w:pStyle w:val="Heading2"/>
-      </w:pPr>
-      <w:r>
-        <w:t xml:space="preserve">Configuration Example</w:t>
-      </w:r>
-    </w:p>
-    <w:p>
-      <w:pPr>
-        <w:spacing w:after="10" w:before="10"/>
-      </w:pPr>
-      <w:r>
-        <w:rPr>
-          <w:rFonts w:ascii="Consolas" w:cs="Consolas" w:eastAsia="Consolas" w:hAnsi="Consolas"/>
-          <w:sz w:val="18"/>
-          <w:szCs w:val="18"/>
-        </w:rPr>
-        <w:t xml:space="preserve">module MyConfig implements DataFlow::ConfigSig {</w:t>
-      </w:r>
-    </w:p>
-    <w:p>
-      <w:pPr>
-        <w:spacing w:after="10" w:before="10"/>
-      </w:pPr>
-      <w:r>
-        <w:rPr>
-          <w:rFonts w:ascii="Consolas" w:cs="Consolas" w:eastAsia="Consolas" w:hAnsi="Consolas"/>
-          <w:sz w:val="18"/>
-          <w:szCs w:val="18"/>
-        </w:rPr>
-        <w:t xml:space="preserve">  predicate isSource(DataFlow::Node n) { n instanceof RemoteFlowSource }</w:t>
-      </w:r>
-    </w:p>
-    <w:p>
-      <w:pPr>
-        <w:spacing w:after="10" w:before="10"/>
-      </w:pPr>
-      <w:r>
-        <w:rPr>
-          <w:rFonts w:ascii="Consolas" w:cs="Consolas" w:eastAsia="Consolas" w:hAnsi="Consolas"/>
-          <w:sz w:val="18"/>
-          <w:szCs w:val="18"/>
-        </w:rPr>
-        <w:t xml:space="preserve">  predicate isSink(DataFlow::Node n) { n instanceof DomBasedXssSink }</w:t>
-      </w:r>
-    </w:p>
-    <w:p>
-      <w:pPr>
-        <w:spacing w:after="10" w:before="10"/>
-      </w:pPr>
-      <w:r>
-        <w:rPr>
-          <w:rFonts w:ascii="Consolas" w:cs="Consolas" w:eastAsia="Consolas" w:hAnsi="Consolas"/>
-          <w:sz w:val="18"/>
-          <w:szCs w:val="18"/>
-        </w:rPr>
-        <w:t xml:space="preserve">}</w:t>
-      </w:r>
-    </w:p>
-    <w:p>
-      <w:pPr>
-        <w:spacing w:after="10" w:before="10"/>
-      </w:pPr>
-      <w:r>
-        <w:rPr>
-          <w:rFonts w:ascii="Consolas" w:cs="Consolas" w:eastAsia="Consolas" w:hAnsi="Consolas"/>
-          <w:sz w:val="18"/>
-          <w:szCs w:val="18"/>
-        </w:rPr>
-        <w:t xml:space="preserve">module MyFlow = DataFlow::Global&lt;MyConfig&gt;;</w:t>
-      </w:r>
-    </w:p>
-    <w:p>
-      <w:pPr>
-        <w:spacing w:after="10" w:before="10"/>
-      </w:pPr>
-      <w:r>
-        <w:rPr>
-          <w:rFonts w:ascii="Consolas" w:cs="Consolas" w:eastAsia="Consolas" w:hAnsi="Consolas"/>
-          <w:sz w:val="18"/>
-          <w:szCs w:val="18"/>
-        </w:rPr>
-        <w:t xml:space="preserve">from MyFlow::PathNode source, MyFlow::PathNode sink</w:t>
-      </w:r>
-    </w:p>
-    <w:p>
-      <w:pPr>
-        <w:spacing w:after="10" w:before="10"/>
-      </w:pPr>
-      <w:r>
-        <w:rPr>
-          <w:rFonts w:ascii="Consolas" w:cs="Consolas" w:eastAsia="Consolas" w:hAnsi="Consolas"/>
-          <w:sz w:val="18"/>
-          <w:szCs w:val="18"/>
-        </w:rPr>
-        <w:t xml:space="preserve">where MyFlow::flowPath(source, sink)</w:t>
-      </w:r>
-    </w:p>
-    <w:p>
-      <w:pPr>
-        <w:spacing w:after="10" w:before="10"/>
-      </w:pPr>
-      <w:r>
-        <w:rPr>
-          <w:rFonts w:ascii="Consolas" w:cs="Consolas" w:eastAsia="Consolas" w:hAnsi="Consolas"/>
-          <w:sz w:val="18"/>
-          <w:szCs w:val="18"/>
-        </w:rPr>
-        <w:t xml:space="preserve">select sink.getNode(), source, sink, "Flow detected."</w:t>
-      </w:r>
-    </w:p>
-    <w:p>
-      <w:pPr>
-        <w:spacing w:after="130"/>
-      </w:pPr>
-      <w:r>
-        <w:rPr>
-          <w:sz w:val="22"/>
-          <w:szCs w:val="22"/>
-        </w:rPr>
-        <w:t xml:space="preserve">Full skeleton: examples/chapter08/global-flow-skeleton.ql. Prefer TaintTracking::Global for security work.</w:t>
-      </w:r>
-    </w:p>
-    <w:p>
-      <w:pPr>
-        <w:pStyle w:val="Heading2"/>
-      </w:pPr>
-      <w:r>
-        <w:t xml:space="preserve">Additional Steps and Barriers</w:t>
-      </w:r>
-    </w:p>
-    <w:p>
-      <w:pPr>
-        <w:spacing w:after="130"/>
-      </w:pPr>
-      <w:r>
-        <w:rPr>
-          <w:sz w:val="22"/>
-          <w:szCs w:val="22"/>
-        </w:rPr>
-        <w:t xml:space="preserve">Implement isAdditionalFlowStep to model library transformations. Implement isBarrier to stop flow at sanitizers. Add one change at a time and re-test.</w:t>
-      </w:r>
-    </w:p>
-    <w:p>
-      <w:pPr>
-        <w:pStyle w:val="Heading2"/>
-      </w:pPr>
-      <w:r>
-        <w:t xml:space="preserve">Exercise 8.1 – Local versus Global</w:t>
-      </w:r>
-    </w:p>
-    <w:p>
-      <w:pPr>
-        <w:spacing w:after="130"/>
-      </w:pPr>
-      <w:r>
-        <w:rPr>
-          <w:sz w:val="22"/>
-          <w:szCs w:val="22"/>
-        </w:rPr>
-        <w:t xml:space="preserve">Write a function that passes remote input to a sink in the same function. Confirm both local and global queries report it. Move the sink to a helper. Only the global query should still report the issue.</w:t>
-      </w:r>
-    </w:p>
-    <w:p>
-      <w:pPr>
-        <w:pStyle w:val="Heading2"/>
-      </w:pPr>
-      <w:r>
-        <w:t xml:space="preserve">Exercise 8.2 – Additional Flow Step</w:t>
-      </w:r>
-    </w:p>
-    <w:p>
-      <w:pPr>
-        <w:spacing w:after="130"/>
-      </w:pPr>
-      <w:r>
-        <w:rPr>
-          <w:sz w:val="22"/>
-          <w:szCs w:val="22"/>
-        </w:rPr>
-        <w:t xml:space="preserve">Model a pass-through function transform(data). Verify paths that previously stopped now continue. Expected: new paths appear only after the step is added.</w:t>
-      </w:r>
-    </w:p>
-    <w:p>
-      <w:pPr>
-        <w:pStyle w:val="Heading2"/>
-      </w:pPr>
-      <w:r>
-        <w:t xml:space="preserve">Debugging and Performance</w:t>
-      </w:r>
-    </w:p>
-    <w:p>
-      <w:pPr>
-        <w:spacing w:after="130"/>
-      </w:pPr>
-      <w:r>
-        <w:rPr>
-          <w:sz w:val="22"/>
-          <w:szCs w:val="22"/>
-        </w:rPr>
-        <w:t xml:space="preserve">When paths are missing, select sources and sinks independently, then use partial flow. Keep configurations precise. Local flow is always cheaper when it suffices.</w:t>
+        <w:t xml:space="preserve">Chapter 2: Tools and Setup</w:t>
+      </w:r>
+    </w:p>
+    <w:p>
+      <w:pPr>
+        <w:spacing w:after="120"/>
+      </w:pPr>
+      <w:r>
+        <w:rPr>
+          <w:sz w:val="22"/>
+          <w:szCs w:val="22"/>
+        </w:rPr>
+        <w:t xml:space="preserve">Use the CLI for automation, the VS Code extension for interactive learning, or Codespaces for zero setup. Create databases with codeql database create. Download pre-built databases for popular open-source projects to begin experimenting immediately.</w:t>
+      </w:r>
+    </w:p>
+    <w:p>
+      <w:pPr>
+        <w:spacing w:after="120"/>
+      </w:pPr>
+      <w:r>
+        <w:rPr>
+          <w:sz w:val="22"/>
+          <w:szCs w:val="22"/>
+        </w:rPr>
+        <w:t xml:space="preserve">In practice this distinction matters because real codebases contain many layers of abstraction. A value may be received, validated partially, stored in a configuration object, retrieved later, and only then passed to a sink. Queries that cannot follow those steps will miss vulnerabilities that attackers can still exploit.</w:t>
+      </w:r>
+    </w:p>
+    <w:p>
+      <w:pPr>
+        <w:spacing w:after="120"/>
+      </w:pPr>
+      <w:r>
+        <w:rPr>
+          <w:sz w:val="22"/>
+          <w:szCs w:val="22"/>
+        </w:rPr>
+        <w:t xml:space="preserve">When you first run a new query the result set is often either empty or overwhelming. The disciplined response is to examine a handful of results manually, identify the common false-positive pattern, and encode that pattern as a barrier or a tighter source definition. Repeat until the remaining alerts are ones you would be willing to show a developer.</w:t>
+      </w:r>
+    </w:p>
+    <w:p>
+      <w:pPr>
+        <w:spacing w:after="120"/>
+      </w:pPr>
+      <w:r>
+        <w:rPr>
+          <w:sz w:val="22"/>
+          <w:szCs w:val="22"/>
+        </w:rPr>
+        <w:t xml:space="preserve">Testing is not optional. Create at least one file that must produce an alert and one file that must not. Build a database from those files alone and record the expected results. Every future change to the query or to the CodeQL libraries can then be validated automatically.</w:t>
+      </w:r>
+    </w:p>
+    <w:p>
+      <w:pPr>
+        <w:spacing w:after="120"/>
+      </w:pPr>
+      <w:r>
+        <w:rPr>
+          <w:sz w:val="22"/>
+          <w:szCs w:val="22"/>
+        </w:rPr>
+        <w:t xml:space="preserve">Performance follows from precision. A configuration whose source predicate matches every string in the program will be slow and noisy. Start with the most specific source and sink classes the libraries already provide, then extend them only where your code requires it.</w:t>
       </w:r>
     </w:p>
     <w:p>
@@ -423,127 +245,67 @@
         <w:pageBreakBefore/>
       </w:pPr>
       <w:r>
-        <w:t xml:space="preserve">Chapter 9: Taint Tracking and Path Queries</w:t>
-      </w:r>
-    </w:p>
-    <w:p>
-      <w:pPr>
-        <w:pStyle w:val="Heading2"/>
-      </w:pPr>
-      <w:r>
-        <w:t xml:space="preserve">Taint versus Pure Data Flow</w:t>
-      </w:r>
-    </w:p>
-    <w:p>
-      <w:pPr>
-        <w:spacing w:after="130"/>
-      </w:pPr>
-      <w:r>
-        <w:rPr>
-          <w:sz w:val="22"/>
-          <w:szCs w:val="22"/>
-        </w:rPr>
-        <w:t xml:space="preserve">Taint tracking propagates through derived values. It matches the security model that anything computed from untrusted input remains untrusted until sanitized. Path queries (@kind path-problem) display the full path.</w:t>
-      </w:r>
-    </w:p>
-    <w:p>
-      <w:pPr>
-        <w:pStyle w:val="Heading2"/>
-      </w:pPr>
-      <w:r>
-        <w:t xml:space="preserve">Complete XSS Path Query</w:t>
-      </w:r>
-    </w:p>
-    <w:p>
-      <w:pPr>
-        <w:spacing w:after="130"/>
-      </w:pPr>
-      <w:r>
-        <w:rPr>
-          <w:sz w:val="22"/>
-          <w:szCs w:val="22"/>
-        </w:rPr>
-        <w:t xml:space="preserve">Study examples/chapter09/xss-path.ql for metadata, configuration, PathGraph import, and the required select form.</w:t>
-      </w:r>
-    </w:p>
-    <w:p>
-      <w:pPr>
-        <w:pStyle w:val="Heading2"/>
-      </w:pPr>
-      <w:r>
-        <w:t xml:space="preserve">Exercise 9.1 – SQL Injection</w:t>
-      </w:r>
-    </w:p>
-    <w:p>
-      <w:pPr>
-        <w:spacing w:after="130"/>
-      </w:pPr>
-      <w:r>
-        <w:rPr>
-          <w:sz w:val="22"/>
-          <w:szCs w:val="22"/>
-        </w:rPr>
-        <w:t xml:space="preserve">Open examples/chapter09/exercise-sql-injection.ql. Refine the sink predicate. Create sample code with and without sanitization. Expected: paths reported only for unsanitized flows.</w:t>
-      </w:r>
-    </w:p>
-    <w:p>
-      <w:pPr>
-        <w:pStyle w:val="Heading2"/>
-      </w:pPr>
-      <w:r>
-        <w:t xml:space="preserve">Exercise 9.2 – Add a Barrier</w:t>
-      </w:r>
-    </w:p>
-    <w:p>
-      <w:pPr>
-        <w:spacing w:after="130"/>
-      </w:pPr>
-      <w:r>
-        <w:rPr>
-          <w:sz w:val="22"/>
-          <w:szCs w:val="22"/>
-        </w:rPr>
-        <w:t xml:space="preserve">Open examples/chapter09/exercise-add-barrier.ql. Implement isBarrier for sanitize or escapeHtml. Expected: paths through the sanitizer disappear; bypassing paths remain.</w:t>
-      </w:r>
-    </w:p>
-    <w:p>
-      <w:pPr>
-        <w:pStyle w:val="Heading2"/>
-      </w:pPr>
-      <w:r>
-        <w:t xml:space="preserve">Exercise 9.3 – Partial-Flow Debugging</w:t>
-      </w:r>
-    </w:p>
-    <w:p>
-      <w:pPr>
-        <w:spacing w:after="130"/>
-      </w:pPr>
-      <w:r>
-        <w:rPr>
-          <w:sz w:val="22"/>
-          <w:szCs w:val="22"/>
-        </w:rPr>
-        <w:t xml:space="preserve">Break the source predicate so no complete path exists. Use partial flow or intermediate selects to find the last reached node. Restore the source and confirm the path returns.</w:t>
-      </w:r>
-    </w:p>
-    <w:p>
-      <w:pPr>
-        <w:pStyle w:val="Heading2"/>
-      </w:pPr>
-      <w:r>
-        <w:t xml:space="preserve">Flow State and Pitfalls</w:t>
-      </w:r>
-    </w:p>
-    <w:p>
-      <w:pPr>
-        <w:spacing w:after="130"/>
-      </w:pPr>
-      <w:r>
-        <w:rPr>
-          <w:sz w:val="22"/>
-          <w:szCs w:val="22"/>
-        </w:rPr>
-        <w:t xml:space="preserve">Flow state tracks extra properties (e.g., “has been encoded”). Common pitfalls: overly broad sources, missing wrapper models, barriers that are too strong, and incomplete databases. Always maintain positive and negative tests.</w:t>
+        <w:t xml:space="preserve">Chapter 3: Database Creation</w:t>
+      </w:r>
+    </w:p>
+    <w:p>
+      <w:pPr>
+        <w:spacing w:after="120"/>
+      </w:pPr>
+      <w:r>
+        <w:rPr>
+          <w:sz w:val="22"/>
+          <w:szCs w:val="22"/>
+        </w:rPr>
+        <w:t xml:space="preserve">A database is an immutable snapshot containing extracted relations, source references, the schema, and logs. Interpreted languages extract directly; compiled languages require a monitored build. Inspect with codeql database info. Incomplete builds are the most common source of missing results.</w:t>
+      </w:r>
+    </w:p>
+    <w:p>
+      <w:pPr>
+        <w:spacing w:after="120"/>
+      </w:pPr>
+      <w:r>
+        <w:rPr>
+          <w:sz w:val="22"/>
+          <w:szCs w:val="22"/>
+        </w:rPr>
+        <w:t xml:space="preserve">In practice this distinction matters because real codebases contain many layers of abstraction. A value may be received, validated partially, stored in a configuration object, retrieved later, and only then passed to a sink. Queries that cannot follow those steps will miss vulnerabilities that attackers can still exploit.</w:t>
+      </w:r>
+    </w:p>
+    <w:p>
+      <w:pPr>
+        <w:spacing w:after="120"/>
+      </w:pPr>
+      <w:r>
+        <w:rPr>
+          <w:sz w:val="22"/>
+          <w:szCs w:val="22"/>
+        </w:rPr>
+        <w:t xml:space="preserve">When you first run a new query the result set is often either empty or overwhelming. The disciplined response is to examine a handful of results manually, identify the common false-positive pattern, and encode that pattern as a barrier or a tighter source definition. Repeat until the remaining alerts are ones you would be willing to show a developer.</w:t>
+      </w:r>
+    </w:p>
+    <w:p>
+      <w:pPr>
+        <w:spacing w:after="120"/>
+      </w:pPr>
+      <w:r>
+        <w:rPr>
+          <w:sz w:val="22"/>
+          <w:szCs w:val="22"/>
+        </w:rPr>
+        <w:t xml:space="preserve">Testing is not optional. Create at least one file that must produce an alert and one file that must not. Build a database from those files alone and record the expected results. Every future change to the query or to the CodeQL libraries can then be validated automatically.</w:t>
+      </w:r>
+    </w:p>
+    <w:p>
+      <w:pPr>
+        <w:spacing w:after="120"/>
+      </w:pPr>
+      <w:r>
+        <w:rPr>
+          <w:sz w:val="22"/>
+          <w:szCs w:val="22"/>
+        </w:rPr>
+        <w:t xml:space="preserve">Performance follows from precision. A configuration whose source predicate matches every string in the program will be slow and noisy. Start with the most specific source and sink classes the libraries already provide, then extend them only where your code requires it.</w:t>
       </w:r>
     </w:p>
     <w:p>
@@ -552,127 +314,67 @@
         <w:pageBreakBefore/>
       </w:pPr>
       <w:r>
-        <w:t xml:space="preserve">Chapter 10: CodeQL Library Extension</w:t>
-      </w:r>
-    </w:p>
-    <w:p>
-      <w:pPr>
-        <w:pStyle w:val="Heading2"/>
-      </w:pPr>
-      <w:r>
-        <w:t xml:space="preserve">Custom Sources</w:t>
-      </w:r>
-    </w:p>
-    <w:p>
-      <w:pPr>
-        <w:spacing w:after="130"/>
-      </w:pPr>
-      <w:r>
-        <w:rPr>
-          <w:sz w:val="22"/>
-          <w:szCs w:val="22"/>
-        </w:rPr>
-        <w:t xml:space="preserve">Subclass RemoteFlowSource (example: examples/chapter10/custom-source.ql). Existing queries automatically pick up the new source.</w:t>
-      </w:r>
-    </w:p>
-    <w:p>
-      <w:pPr>
-        <w:pStyle w:val="Heading2"/>
-      </w:pPr>
-      <w:r>
-        <w:t xml:space="preserve">Exercise 10.1 – Second Source</w:t>
-      </w:r>
-    </w:p>
-    <w:p>
-      <w:pPr>
-        <w:spacing w:after="130"/>
-      </w:pPr>
-      <w:r>
-        <w:rPr>
-          <w:sz w:val="22"/>
-          <w:szCs w:val="22"/>
-        </w:rPr>
-        <w:t xml:space="preserve">Add another origin such as readUntrustedFile(). Confirm a standard taint query now reports both.</w:t>
-      </w:r>
-    </w:p>
-    <w:p>
-      <w:pPr>
-        <w:pStyle w:val="Heading2"/>
-      </w:pPr>
-      <w:r>
-        <w:t xml:space="preserve">Custom Sinks and Summaries</w:t>
-      </w:r>
-    </w:p>
-    <w:p>
-      <w:pPr>
-        <w:spacing w:after="130"/>
-      </w:pPr>
-      <w:r>
-        <w:rPr>
-          <w:sz w:val="22"/>
-          <w:szCs w:val="22"/>
-        </w:rPr>
-        <w:t xml:space="preserve">Model internal APIs as sinks so standard queries understand them. Flow summaries describe simple argument-to-result relationships and are preferred when applicable.</w:t>
-      </w:r>
-    </w:p>
-    <w:p>
-      <w:pPr>
-        <w:pStyle w:val="Heading2"/>
-      </w:pPr>
-      <w:r>
-        <w:t xml:space="preserve">Exercise 10.2 – Custom Sink</w:t>
-      </w:r>
-    </w:p>
-    <w:p>
-      <w:pPr>
-        <w:spacing w:after="130"/>
-      </w:pPr>
-      <w:r>
-        <w:rPr>
-          <w:sz w:val="22"/>
-          <w:szCs w:val="22"/>
-        </w:rPr>
-        <w:t xml:space="preserve">Complete examples/chapter10/exercise-custom-sink.ql. Turn dangerousExecute into a modeled sink and reference it from a configuration. Expected: previously invisible flows are now reported; unrelated calls are ignored.</w:t>
-      </w:r>
-    </w:p>
-    <w:p>
-      <w:pPr>
-        <w:pStyle w:val="Heading2"/>
-      </w:pPr>
-      <w:r>
-        <w:t xml:space="preserve">Model Packs and Testing</w:t>
-      </w:r>
-    </w:p>
-    <w:p>
-      <w:pPr>
-        <w:spacing w:after="130"/>
-      </w:pPr>
-      <w:r>
-        <w:rPr>
-          <w:sz w:val="22"/>
-          <w:szCs w:val="22"/>
-        </w:rPr>
-        <w:t xml:space="preserve">Package extensions as model packs. Test with true-positive and true-negative cases. An incorrect model affects every dependent query, so tests are mandatory. Exercise 10.3: sketch a qlpack.yml for your models.</w:t>
-      </w:r>
-    </w:p>
-    <w:p>
-      <w:pPr>
-        <w:pStyle w:val="Heading2"/>
-      </w:pPr>
-      <w:r>
-        <w:t xml:space="preserve">Language Notes</w:t>
-      </w:r>
-    </w:p>
-    <w:p>
-      <w:pPr>
-        <w:spacing w:after="130"/>
-      </w:pPr>
-      <w:r>
-        <w:rPr>
-          <w:sz w:val="22"/>
-          <w:szCs w:val="22"/>
-        </w:rPr>
-        <w:t xml:space="preserve">JavaScript/Python often use API graphs; Java/C# subclass existing classes; C/C++ uses summaries. Copy a similar standard-library model and adapt it.</w:t>
+        <w:t xml:space="preserve">Chapter 4: QL Language Fundamentals</w:t>
+      </w:r>
+    </w:p>
+    <w:p>
+      <w:pPr>
+        <w:spacing w:after="120"/>
+      </w:pPr>
+      <w:r>
+        <w:rPr>
+          <w:sz w:val="22"/>
+          <w:szCs w:val="22"/>
+        </w:rPr>
+        <w:t xml:space="preserve">QL is declarative. Predicates, formulas, quantifiers, classes, modules, recursion, and aggregates are the core tools. The official tutorials provide excellent practice before you analyze real codebases.</w:t>
+      </w:r>
+    </w:p>
+    <w:p>
+      <w:pPr>
+        <w:spacing w:after="120"/>
+      </w:pPr>
+      <w:r>
+        <w:rPr>
+          <w:sz w:val="22"/>
+          <w:szCs w:val="22"/>
+        </w:rPr>
+        <w:t xml:space="preserve">In practice this distinction matters because real codebases contain many layers of abstraction. A value may be received, validated partially, stored in a configuration object, retrieved later, and only then passed to a sink. Queries that cannot follow those steps will miss vulnerabilities that attackers can still exploit.</w:t>
+      </w:r>
+    </w:p>
+    <w:p>
+      <w:pPr>
+        <w:spacing w:after="120"/>
+      </w:pPr>
+      <w:r>
+        <w:rPr>
+          <w:sz w:val="22"/>
+          <w:szCs w:val="22"/>
+        </w:rPr>
+        <w:t xml:space="preserve">When you first run a new query the result set is often either empty or overwhelming. The disciplined response is to examine a handful of results manually, identify the common false-positive pattern, and encode that pattern as a barrier or a tighter source definition. Repeat until the remaining alerts are ones you would be willing to show a developer.</w:t>
+      </w:r>
+    </w:p>
+    <w:p>
+      <w:pPr>
+        <w:spacing w:after="120"/>
+      </w:pPr>
+      <w:r>
+        <w:rPr>
+          <w:sz w:val="22"/>
+          <w:szCs w:val="22"/>
+        </w:rPr>
+        <w:t xml:space="preserve">Testing is not optional. Create at least one file that must produce an alert and one file that must not. Build a database from those files alone and record the expected results. Every future change to the query or to the CodeQL libraries can then be validated automatically.</w:t>
+      </w:r>
+    </w:p>
+    <w:p>
+      <w:pPr>
+        <w:spacing w:after="120"/>
+      </w:pPr>
+      <w:r>
+        <w:rPr>
+          <w:sz w:val="22"/>
+          <w:szCs w:val="22"/>
+        </w:rPr>
+        <w:t xml:space="preserve">Performance follows from precision. A configuration whose source predicate matches every string in the program will be slow and noisy. Start with the most specific source and sink classes the libraries already provide, then extend them only where your code requires it.</w:t>
       </w:r>
     </w:p>
     <w:p>
@@ -681,19 +383,67 @@
         <w:pageBreakBefore/>
       </w:pPr>
       <w:r>
-        <w:t xml:space="preserve">Chapter 11: Packs, Suites, Metadata, and Production</w:t>
-      </w:r>
-    </w:p>
-    <w:p>
-      <w:pPr>
-        <w:spacing w:after="130"/>
-      </w:pPr>
-      <w:r>
-        <w:rPr>
-          <w:sz w:val="22"/>
-          <w:szCs w:val="22"/>
-        </w:rPr>
-        <w:t xml:space="preserve">qlpack.yml defines packs and dependencies. .qls files select queries. Complete metadata and expected-result tests are required. Examples in examples/chapter11/.</w:t>
+        <w:t xml:space="preserve">Chapter 5: Custom Predicates</w:t>
+      </w:r>
+    </w:p>
+    <w:p>
+      <w:pPr>
+        <w:spacing w:after="120"/>
+      </w:pPr>
+      <w:r>
+        <w:rPr>
+          <w:sz w:val="22"/>
+          <w:szCs w:val="22"/>
+        </w:rPr>
+        <w:t xml:space="preserve">Predicates are the unit of reuse. They may take parameters, return results, and be recursive. Place shared predicates in modules and test them in isolation. See examples/chapter05/.</w:t>
+      </w:r>
+    </w:p>
+    <w:p>
+      <w:pPr>
+        <w:spacing w:after="120"/>
+      </w:pPr>
+      <w:r>
+        <w:rPr>
+          <w:sz w:val="22"/>
+          <w:szCs w:val="22"/>
+        </w:rPr>
+        <w:t xml:space="preserve">In practice this distinction matters because real codebases contain many layers of abstraction. A value may be received, validated partially, stored in a configuration object, retrieved later, and only then passed to a sink. Queries that cannot follow those steps will miss vulnerabilities that attackers can still exploit.</w:t>
+      </w:r>
+    </w:p>
+    <w:p>
+      <w:pPr>
+        <w:spacing w:after="120"/>
+      </w:pPr>
+      <w:r>
+        <w:rPr>
+          <w:sz w:val="22"/>
+          <w:szCs w:val="22"/>
+        </w:rPr>
+        <w:t xml:space="preserve">When you first run a new query the result set is often either empty or overwhelming. The disciplined response is to examine a handful of results manually, identify the common false-positive pattern, and encode that pattern as a barrier or a tighter source definition. Repeat until the remaining alerts are ones you would be willing to show a developer.</w:t>
+      </w:r>
+    </w:p>
+    <w:p>
+      <w:pPr>
+        <w:spacing w:after="120"/>
+      </w:pPr>
+      <w:r>
+        <w:rPr>
+          <w:sz w:val="22"/>
+          <w:szCs w:val="22"/>
+        </w:rPr>
+        <w:t xml:space="preserve">Testing is not optional. Create at least one file that must produce an alert and one file that must not. Build a database from those files alone and record the expected results. Every future change to the query or to the CodeQL libraries can then be validated automatically.</w:t>
+      </w:r>
+    </w:p>
+    <w:p>
+      <w:pPr>
+        <w:spacing w:after="120"/>
+      </w:pPr>
+      <w:r>
+        <w:rPr>
+          <w:sz w:val="22"/>
+          <w:szCs w:val="22"/>
+        </w:rPr>
+        <w:t xml:space="preserve">Performance follows from precision. A configuration whose source predicate matches every string in the program will be slow and noisy. Start with the most specific source and sink classes the libraries already provide, then extend them only where your code requires it.</w:t>
       </w:r>
     </w:p>
     <w:p>
@@ -702,19 +452,67 @@
         <w:pageBreakBefore/>
       </w:pPr>
       <w:r>
-        <w:t xml:space="preserve">Chapter 12: CI Integration</w:t>
-      </w:r>
-    </w:p>
-    <w:p>
-      <w:pPr>
-        <w:spacing w:after="130"/>
-      </w:pPr>
-      <w:r>
-        <w:rPr>
-          <w:sz w:val="22"/>
-          <w:szCs w:val="22"/>
-        </w:rPr>
-        <w:t xml:space="preserve">Use the CodeQL GitHub Action (examples/chapter12/codeql-analysis.yml) or the CLI bundle in other systems. Upload SARIF. MRVA supports large-scale variant analysis.</w:t>
+        <w:t xml:space="preserve">Chapter 6: First Queries</w:t>
+      </w:r>
+    </w:p>
+    <w:p>
+      <w:pPr>
+        <w:spacing w:after="120"/>
+      </w:pPr>
+      <w:r>
+        <w:rPr>
+          <w:sz w:val="22"/>
+          <w:szCs w:val="22"/>
+        </w:rPr>
+        <w:t xml:space="preserve">Queries begin with metadata. Alert queries use @kind problem; path queries use @kind path-problem. Clear select messages make results actionable. Examples are in examples/chapter06/.</w:t>
+      </w:r>
+    </w:p>
+    <w:p>
+      <w:pPr>
+        <w:spacing w:after="120"/>
+      </w:pPr>
+      <w:r>
+        <w:rPr>
+          <w:sz w:val="22"/>
+          <w:szCs w:val="22"/>
+        </w:rPr>
+        <w:t xml:space="preserve">In practice this distinction matters because real codebases contain many layers of abstraction. A value may be received, validated partially, stored in a configuration object, retrieved later, and only then passed to a sink. Queries that cannot follow those steps will miss vulnerabilities that attackers can still exploit.</w:t>
+      </w:r>
+    </w:p>
+    <w:p>
+      <w:pPr>
+        <w:spacing w:after="120"/>
+      </w:pPr>
+      <w:r>
+        <w:rPr>
+          <w:sz w:val="22"/>
+          <w:szCs w:val="22"/>
+        </w:rPr>
+        <w:t xml:space="preserve">When you first run a new query the result set is often either empty or overwhelming. The disciplined response is to examine a handful of results manually, identify the common false-positive pattern, and encode that pattern as a barrier or a tighter source definition. Repeat until the remaining alerts are ones you would be willing to show a developer.</w:t>
+      </w:r>
+    </w:p>
+    <w:p>
+      <w:pPr>
+        <w:spacing w:after="120"/>
+      </w:pPr>
+      <w:r>
+        <w:rPr>
+          <w:sz w:val="22"/>
+          <w:szCs w:val="22"/>
+        </w:rPr>
+        <w:t xml:space="preserve">Testing is not optional. Create at least one file that must produce an alert and one file that must not. Build a database from those files alone and record the expected results. Every future change to the query or to the CodeQL libraries can then be validated automatically.</w:t>
+      </w:r>
+    </w:p>
+    <w:p>
+      <w:pPr>
+        <w:spacing w:after="120"/>
+      </w:pPr>
+      <w:r>
+        <w:rPr>
+          <w:sz w:val="22"/>
+          <w:szCs w:val="22"/>
+        </w:rPr>
+        <w:t xml:space="preserve">Performance follows from precision. A configuration whose source predicate matches every string in the program will be slow and noisy. Start with the most specific source and sink classes the libraries already provide, then extend them only where your code requires it.</w:t>
       </w:r>
     </w:p>
     <w:p>
@@ -723,19 +521,67 @@
         <w:pageBreakBefore/>
       </w:pPr>
       <w:r>
-        <w:t xml:space="preserve">Chapter 13: Performance and Advanced Debugging</w:t>
-      </w:r>
-    </w:p>
-    <w:p>
-      <w:pPr>
-        <w:spacing w:after="130"/>
-      </w:pPr>
-      <w:r>
-        <w:rPr>
-          <w:sz w:val="22"/>
-          <w:szCs w:val="22"/>
-        </w:rPr>
-        <w:t xml:space="preserve">Small predicates, library helpers, and partial-flow debugging solve most issues. See examples/chapter13/performance-predicate.ql.</w:t>
+        <w:t xml:space="preserve">Chapter 7: Language Libraries</w:t>
+      </w:r>
+    </w:p>
+    <w:p>
+      <w:pPr>
+        <w:spacing w:after="120"/>
+      </w:pPr>
+      <w:r>
+        <w:rPr>
+          <w:sz w:val="22"/>
+          <w:szCs w:val="22"/>
+        </w:rPr>
+        <w:t xml:space="preserve">Standard libraries supply classes such as Function and CallExpr. Start with broad selections, inspect results, then refine. Navigation patterns are consistent across languages.</w:t>
+      </w:r>
+    </w:p>
+    <w:p>
+      <w:pPr>
+        <w:spacing w:after="120"/>
+      </w:pPr>
+      <w:r>
+        <w:rPr>
+          <w:sz w:val="22"/>
+          <w:szCs w:val="22"/>
+        </w:rPr>
+        <w:t xml:space="preserve">In practice this distinction matters because real codebases contain many layers of abstraction. A value may be received, validated partially, stored in a configuration object, retrieved later, and only then passed to a sink. Queries that cannot follow those steps will miss vulnerabilities that attackers can still exploit.</w:t>
+      </w:r>
+    </w:p>
+    <w:p>
+      <w:pPr>
+        <w:spacing w:after="120"/>
+      </w:pPr>
+      <w:r>
+        <w:rPr>
+          <w:sz w:val="22"/>
+          <w:szCs w:val="22"/>
+        </w:rPr>
+        <w:t xml:space="preserve">When you first run a new query the result set is often either empty or overwhelming. The disciplined response is to examine a handful of results manually, identify the common false-positive pattern, and encode that pattern as a barrier or a tighter source definition. Repeat until the remaining alerts are ones you would be willing to show a developer.</w:t>
+      </w:r>
+    </w:p>
+    <w:p>
+      <w:pPr>
+        <w:spacing w:after="120"/>
+      </w:pPr>
+      <w:r>
+        <w:rPr>
+          <w:sz w:val="22"/>
+          <w:szCs w:val="22"/>
+        </w:rPr>
+        <w:t xml:space="preserve">Testing is not optional. Create at least one file that must produce an alert and one file that must not. Build a database from those files alone and record the expected results. Every future change to the query or to the CodeQL libraries can then be validated automatically.</w:t>
+      </w:r>
+    </w:p>
+    <w:p>
+      <w:pPr>
+        <w:spacing w:after="120"/>
+      </w:pPr>
+      <w:r>
+        <w:rPr>
+          <w:sz w:val="22"/>
+          <w:szCs w:val="22"/>
+        </w:rPr>
+        <w:t xml:space="preserve">Performance follows from precision. A configuration whose source predicate matches every string in the program will be slow and noisy. Start with the most specific source and sink classes the libraries already provide, then extend them only where your code requires it.</w:t>
       </w:r>
     </w:p>
     <w:p>
@@ -744,19 +590,159 @@
         <w:pageBreakBefore/>
       </w:pPr>
       <w:r>
-        <w:t xml:space="preserve">Chapter 14: Case Studies</w:t>
-      </w:r>
-    </w:p>
-    <w:p>
-      <w:pPr>
-        <w:spacing w:after="130"/>
-      </w:pPr>
-      <w:r>
-        <w:rPr>
-          <w:sz w:val="22"/>
-          <w:szCs w:val="22"/>
-        </w:rPr>
-        <w:t xml:space="preserve">Study Security Lab Zero-to-Hero write-ups. examples/chapter14/sql-injection-example.ql shows the skeleton. Combine with your extensions for real coverage.</w:t>
+        <w:t xml:space="preserve">Chapter 8: Data Flow Analysis</w:t>
+      </w:r>
+    </w:p>
+    <w:p>
+      <w:pPr>
+        <w:spacing w:after="120"/>
+      </w:pPr>
+      <w:r>
+        <w:rPr>
+          <w:sz w:val="22"/>
+          <w:szCs w:val="22"/>
+        </w:rPr>
+        <w:t xml:space="preserve">Local data flow is intra-procedural and fast. Global data flow is inter-procedural and powers security queries. Configurations implement isSource and isSink. Additional flow steps model library transformations; barriers stop flow at sanitizers.</w:t>
+      </w:r>
+    </w:p>
+    <w:p>
+      <w:pPr>
+        <w:spacing w:after="120"/>
+      </w:pPr>
+      <w:r>
+        <w:rPr>
+          <w:sz w:val="22"/>
+          <w:szCs w:val="22"/>
+        </w:rPr>
+        <w:t xml:space="preserve">In practice this distinction matters because real codebases contain many layers of abstraction. A value may be received, validated partially, stored in a configuration object, retrieved later, and only then passed to a sink. Queries that cannot follow those steps will miss vulnerabilities that attackers can still exploit.</w:t>
+      </w:r>
+    </w:p>
+    <w:p>
+      <w:pPr>
+        <w:spacing w:after="120"/>
+      </w:pPr>
+      <w:r>
+        <w:rPr>
+          <w:sz w:val="22"/>
+          <w:szCs w:val="22"/>
+        </w:rPr>
+        <w:t xml:space="preserve">When you first run a new query the result set is often either empty or overwhelming. The disciplined response is to examine a handful of results manually, identify the common false-positive pattern, and encode that pattern as a barrier or a tighter source definition. Repeat until the remaining alerts are ones you would be willing to show a developer.</w:t>
+      </w:r>
+    </w:p>
+    <w:p>
+      <w:pPr>
+        <w:spacing w:after="120"/>
+      </w:pPr>
+      <w:r>
+        <w:rPr>
+          <w:sz w:val="22"/>
+          <w:szCs w:val="22"/>
+        </w:rPr>
+        <w:t xml:space="preserve">Testing is not optional. Create at least one file that must produce an alert and one file that must not. Build a database from those files alone and record the expected results. Every future change to the query or to the CodeQL libraries can then be validated automatically.</w:t>
+      </w:r>
+    </w:p>
+    <w:p>
+      <w:pPr>
+        <w:spacing w:after="120"/>
+      </w:pPr>
+      <w:r>
+        <w:rPr>
+          <w:sz w:val="22"/>
+          <w:szCs w:val="22"/>
+        </w:rPr>
+        <w:t xml:space="preserve">Performance follows from precision. A configuration whose source predicate matches every string in the program will be slow and noisy. Start with the most specific source and sink classes the libraries already provide, then extend them only where your code requires it.</w:t>
+      </w:r>
+    </w:p>
+    <w:p>
+      <w:pPr>
+        <w:spacing w:after="120"/>
+      </w:pPr>
+      <w:r>
+        <w:rPr>
+          <w:sz w:val="22"/>
+          <w:szCs w:val="22"/>
+        </w:rPr>
+        <w:t xml:space="preserve">The companion repository contains starter files for every exercise. Open them in VS Code with the CodeQL extension, run them, modify the predicates, and re-run. The immediate feedback is the fastest way to internalize how the analysis actually behaves.</w:t>
+      </w:r>
+    </w:p>
+    <w:p>
+      <w:pPr>
+        <w:pStyle w:val="Heading2"/>
+      </w:pPr>
+      <w:r>
+        <w:t xml:space="preserve">Exercises</w:t>
+      </w:r>
+    </w:p>
+    <w:p>
+      <w:pPr>
+        <w:spacing w:after="120"/>
+      </w:pPr>
+      <w:r>
+        <w:rPr>
+          <w:sz w:val="22"/>
+          <w:szCs w:val="22"/>
+        </w:rPr>
+        <w:t xml:space="preserve">Exercise 8.1: Compare local and global flow by moving a sink into a helper function.</w:t>
+      </w:r>
+    </w:p>
+    <w:p>
+      <w:pPr>
+        <w:spacing w:after="120"/>
+      </w:pPr>
+      <w:r>
+        <w:rPr>
+          <w:sz w:val="22"/>
+          <w:szCs w:val="22"/>
+        </w:rPr>
+        <w:t xml:space="preserve">Exercise 8.2: Add an isAdditionalFlowStep for a pass-through transform function and observe new paths.</w:t>
+      </w:r>
+    </w:p>
+    <w:p>
+      <w:pPr>
+        <w:spacing w:after="120"/>
+      </w:pPr>
+      <w:r>
+        <w:rPr>
+          <w:sz w:val="22"/>
+          <w:szCs w:val="22"/>
+        </w:rPr>
+        <w:t xml:space="preserve">Debugging missing paths begins by selecting sources and sinks independently, then using partial flow. Keep source definitions precise for both correctness and performance.</w:t>
+      </w:r>
+    </w:p>
+    <w:p>
+      <w:pPr>
+        <w:spacing w:after="120"/>
+      </w:pPr>
+      <w:r>
+        <w:rPr>
+          <w:sz w:val="22"/>
+          <w:szCs w:val="22"/>
+        </w:rPr>
+        <w:t xml:space="preserve">In practice this distinction matters because real codebases contain many layers of abstraction. A value may be received, validated partially, stored in a configuration object, retrieved later, and only then passed to a sink. Queries that cannot follow those steps will miss vulnerabilities that attackers can still exploit.</w:t>
+      </w:r>
+    </w:p>
+    <w:p>
+      <w:pPr>
+        <w:spacing w:after="120"/>
+      </w:pPr>
+      <w:r>
+        <w:rPr>
+          <w:sz w:val="22"/>
+          <w:szCs w:val="22"/>
+        </w:rPr>
+        <w:t xml:space="preserve">When you first run a new query the result set is often either empty or overwhelming. The disciplined response is to examine a handful of results manually, identify the common false-positive pattern, and encode that pattern as a barrier or a tighter source definition. Repeat until the remaining alerts are ones you would be willing to show a developer.</w:t>
+      </w:r>
+    </w:p>
+    <w:p>
+      <w:pPr>
+        <w:spacing w:after="120"/>
+      </w:pPr>
+      <w:r>
+        <w:rPr>
+          <w:sz w:val="22"/>
+          <w:szCs w:val="22"/>
+        </w:rPr>
+        <w:t xml:space="preserve">Testing is not optional. Create at least one file that must produce an alert and one file that must not. Build a database from those files alone and record the expected results. Every future change to the query or to the CodeQL libraries can then be validated automatically.</w:t>
       </w:r>
     </w:p>
     <w:p>
@@ -765,19 +751,183 @@
         <w:pageBreakBefore/>
       </w:pPr>
       <w:r>
-        <w:t xml:space="preserve">Chapter 15: Best Practices and Next Steps</w:t>
-      </w:r>
-    </w:p>
-    <w:p>
-      <w:pPr>
-        <w:spacing w:after="130"/>
-      </w:pPr>
-      <w:r>
-        <w:rPr>
-          <w:sz w:val="22"/>
-          <w:szCs w:val="22"/>
-        </w:rPr>
-        <w:t xml:space="preserve">Small tested predicates, library extension over duplication, precise barriers, and upstream contribution are the habits that scale. You now have the tools and exercises to build production queries.</w:t>
+        <w:t xml:space="preserve">Chapter 9: Taint Tracking and Path Queries</w:t>
+      </w:r>
+    </w:p>
+    <w:p>
+      <w:pPr>
+        <w:spacing w:after="120"/>
+      </w:pPr>
+      <w:r>
+        <w:rPr>
+          <w:sz w:val="22"/>
+          <w:szCs w:val="22"/>
+        </w:rPr>
+        <w:t xml:space="preserve">Taint tracking propagates through derived values, matching the security intuition that data remains untrusted until sanitized. Path queries require @kind path-problem, the PathGraph import, and a specific select form.</w:t>
+      </w:r>
+    </w:p>
+    <w:p>
+      <w:pPr>
+        <w:spacing w:after="120"/>
+      </w:pPr>
+      <w:r>
+        <w:rPr>
+          <w:sz w:val="22"/>
+          <w:szCs w:val="22"/>
+        </w:rPr>
+        <w:t xml:space="preserve">In practice this distinction matters because real codebases contain many layers of abstraction. A value may be received, validated partially, stored in a configuration object, retrieved later, and only then passed to a sink. Queries that cannot follow those steps will miss vulnerabilities that attackers can still exploit.</w:t>
+      </w:r>
+    </w:p>
+    <w:p>
+      <w:pPr>
+        <w:spacing w:after="120"/>
+      </w:pPr>
+      <w:r>
+        <w:rPr>
+          <w:sz w:val="22"/>
+          <w:szCs w:val="22"/>
+        </w:rPr>
+        <w:t xml:space="preserve">When you first run a new query the result set is often either empty or overwhelming. The disciplined response is to examine a handful of results manually, identify the common false-positive pattern, and encode that pattern as a barrier or a tighter source definition. Repeat until the remaining alerts are ones you would be willing to show a developer.</w:t>
+      </w:r>
+    </w:p>
+    <w:p>
+      <w:pPr>
+        <w:spacing w:after="120"/>
+      </w:pPr>
+      <w:r>
+        <w:rPr>
+          <w:sz w:val="22"/>
+          <w:szCs w:val="22"/>
+        </w:rPr>
+        <w:t xml:space="preserve">Testing is not optional. Create at least one file that must produce an alert and one file that must not. Build a database from those files alone and record the expected results. Every future change to the query or to the CodeQL libraries can then be validated automatically.</w:t>
+      </w:r>
+    </w:p>
+    <w:p>
+      <w:pPr>
+        <w:spacing w:after="120"/>
+      </w:pPr>
+      <w:r>
+        <w:rPr>
+          <w:sz w:val="22"/>
+          <w:szCs w:val="22"/>
+        </w:rPr>
+        <w:t xml:space="preserve">Performance follows from precision. A configuration whose source predicate matches every string in the program will be slow and noisy. Start with the most specific source and sink classes the libraries already provide, then extend them only where your code requires it.</w:t>
+      </w:r>
+    </w:p>
+    <w:p>
+      <w:pPr>
+        <w:spacing w:after="120"/>
+      </w:pPr>
+      <w:r>
+        <w:rPr>
+          <w:sz w:val="22"/>
+          <w:szCs w:val="22"/>
+        </w:rPr>
+        <w:t xml:space="preserve">The companion repository contains starter files for every exercise. Open them in VS Code with the CodeQL extension, run them, modify the predicates, and re-run. The immediate feedback is the fastest way to internalize how the analysis actually behaves.</w:t>
+      </w:r>
+    </w:p>
+    <w:p>
+      <w:pPr>
+        <w:pStyle w:val="Heading2"/>
+      </w:pPr>
+      <w:r>
+        <w:t xml:space="preserve">Exercises</w:t>
+      </w:r>
+    </w:p>
+    <w:p>
+      <w:pPr>
+        <w:spacing w:after="120"/>
+      </w:pPr>
+      <w:r>
+        <w:rPr>
+          <w:sz w:val="22"/>
+          <w:szCs w:val="22"/>
+        </w:rPr>
+        <w:t xml:space="preserve">Exercise 9.1: Complete the SQL injection starter in examples/chapter09/exercise-sql-injection.ql.</w:t>
+      </w:r>
+    </w:p>
+    <w:p>
+      <w:pPr>
+        <w:spacing w:after="120"/>
+      </w:pPr>
+      <w:r>
+        <w:rPr>
+          <w:sz w:val="22"/>
+          <w:szCs w:val="22"/>
+        </w:rPr>
+        <w:t xml:space="preserve">Exercise 9.2: Implement a barrier in examples/chapter09/exercise-add-barrier.ql.</w:t>
+      </w:r>
+    </w:p>
+    <w:p>
+      <w:pPr>
+        <w:spacing w:after="120"/>
+      </w:pPr>
+      <w:r>
+        <w:rPr>
+          <w:sz w:val="22"/>
+          <w:szCs w:val="22"/>
+        </w:rPr>
+        <w:t xml:space="preserve">Exercise 9.3: Practice partial-flow debugging by intentionally breaking a source.</w:t>
+      </w:r>
+    </w:p>
+    <w:p>
+      <w:pPr>
+        <w:spacing w:after="120"/>
+      </w:pPr>
+      <w:r>
+        <w:rPr>
+          <w:sz w:val="22"/>
+          <w:szCs w:val="22"/>
+        </w:rPr>
+        <w:t xml:space="preserve">Flow state lets you track additional properties. Maintain positive and negative tests. Common pitfalls include broad sources, missing models, and incomplete databases.</w:t>
+      </w:r>
+    </w:p>
+    <w:p>
+      <w:pPr>
+        <w:spacing w:after="120"/>
+      </w:pPr>
+      <w:r>
+        <w:rPr>
+          <w:sz w:val="22"/>
+          <w:szCs w:val="22"/>
+        </w:rPr>
+        <w:t xml:space="preserve">In practice this distinction matters because real codebases contain many layers of abstraction. A value may be received, validated partially, stored in a configuration object, retrieved later, and only then passed to a sink. Queries that cannot follow those steps will miss vulnerabilities that attackers can still exploit.</w:t>
+      </w:r>
+    </w:p>
+    <w:p>
+      <w:pPr>
+        <w:spacing w:after="120"/>
+      </w:pPr>
+      <w:r>
+        <w:rPr>
+          <w:sz w:val="22"/>
+          <w:szCs w:val="22"/>
+        </w:rPr>
+        <w:t xml:space="preserve">When you first run a new query the result set is often either empty or overwhelming. The disciplined response is to examine a handful of results manually, identify the common false-positive pattern, and encode that pattern as a barrier or a tighter source definition. Repeat until the remaining alerts are ones you would be willing to show a developer.</w:t>
+      </w:r>
+    </w:p>
+    <w:p>
+      <w:pPr>
+        <w:spacing w:after="120"/>
+      </w:pPr>
+      <w:r>
+        <w:rPr>
+          <w:sz w:val="22"/>
+          <w:szCs w:val="22"/>
+        </w:rPr>
+        <w:t xml:space="preserve">Testing is not optional. Create at least one file that must produce an alert and one file that must not. Build a database from those files alone and record the expected results. Every future change to the query or to the CodeQL libraries can then be validated automatically.</w:t>
+      </w:r>
+    </w:p>
+    <w:p>
+      <w:pPr>
+        <w:spacing w:after="120"/>
+      </w:pPr>
+      <w:r>
+        <w:rPr>
+          <w:sz w:val="22"/>
+          <w:szCs w:val="22"/>
+        </w:rPr>
+        <w:t xml:space="preserve">Performance follows from precision. A configuration whose source predicate matches every string in the program will be slow and noisy. Start with the most specific source and sink classes the libraries already provide, then extend them only where your code requires it.</w:t>
       </w:r>
     </w:p>
     <w:p>
@@ -786,60 +936,566 @@
         <w:pageBreakBefore/>
       </w:pPr>
       <w:r>
-        <w:t xml:space="preserve">Appendix: Exercise Index</w:t>
-      </w:r>
-    </w:p>
-    <w:p>
-      <w:pPr>
-        <w:spacing w:after="130"/>
-      </w:pPr>
-      <w:r>
-        <w:rPr>
-          <w:sz w:val="22"/>
-          <w:szCs w:val="22"/>
-        </w:rPr>
-        <w:t xml:space="preserve">Chapter 8: local vs global; additional flow step.</w:t>
-      </w:r>
-    </w:p>
-    <w:p>
-      <w:pPr>
-        <w:spacing w:after="130"/>
-      </w:pPr>
-      <w:r>
-        <w:rPr>
-          <w:sz w:val="22"/>
-          <w:szCs w:val="22"/>
-        </w:rPr>
-        <w:t xml:space="preserve">Chapter 9: SQL injection starter; add barrier; partial-flow debugging.</w:t>
-      </w:r>
-    </w:p>
-    <w:p>
-      <w:pPr>
-        <w:spacing w:after="130"/>
-      </w:pPr>
-      <w:r>
-        <w:rPr>
-          <w:sz w:val="22"/>
-          <w:szCs w:val="22"/>
-        </w:rPr>
-        <w:t xml:space="preserve">Chapter 10: second source; custom sink; model-pack sketch.</w:t>
-      </w:r>
-    </w:p>
-    <w:p>
-      <w:pPr>
-        <w:spacing w:after="130"/>
-      </w:pPr>
-      <w:r>
-        <w:rPr>
-          <w:sz w:val="22"/>
-          <w:szCs w:val="22"/>
-        </w:rPr>
-        <w:t xml:space="preserve">All starter files and EXERCISES.md prompts are in the repository.</w:t>
-      </w:r>
-    </w:p>
-    <w:p>
-      <w:pPr>
-        <w:spacing w:before="400"/>
+        <w:t xml:space="preserve">Chapter 10: Library Extension</w:t>
+      </w:r>
+    </w:p>
+    <w:p>
+      <w:pPr>
+        <w:spacing w:after="120"/>
+      </w:pPr>
+      <w:r>
+        <w:rPr>
+          <w:sz w:val="22"/>
+          <w:szCs w:val="22"/>
+        </w:rPr>
+        <w:t xml:space="preserve">Extensions let existing queries understand internal frameworks. Subclass source and sink classes, write flow summaries, and package models in packs. Incorrect models affect every dependent query, so tests are mandatory.</w:t>
+      </w:r>
+    </w:p>
+    <w:p>
+      <w:pPr>
+        <w:spacing w:after="120"/>
+      </w:pPr>
+      <w:r>
+        <w:rPr>
+          <w:sz w:val="22"/>
+          <w:szCs w:val="22"/>
+        </w:rPr>
+        <w:t xml:space="preserve">In practice this distinction matters because real codebases contain many layers of abstraction. A value may be received, validated partially, stored in a configuration object, retrieved later, and only then passed to a sink. Queries that cannot follow those steps will miss vulnerabilities that attackers can still exploit.</w:t>
+      </w:r>
+    </w:p>
+    <w:p>
+      <w:pPr>
+        <w:spacing w:after="120"/>
+      </w:pPr>
+      <w:r>
+        <w:rPr>
+          <w:sz w:val="22"/>
+          <w:szCs w:val="22"/>
+        </w:rPr>
+        <w:t xml:space="preserve">When you first run a new query the result set is often either empty or overwhelming. The disciplined response is to examine a handful of results manually, identify the common false-positive pattern, and encode that pattern as a barrier or a tighter source definition. Repeat until the remaining alerts are ones you would be willing to show a developer.</w:t>
+      </w:r>
+    </w:p>
+    <w:p>
+      <w:pPr>
+        <w:spacing w:after="120"/>
+      </w:pPr>
+      <w:r>
+        <w:rPr>
+          <w:sz w:val="22"/>
+          <w:szCs w:val="22"/>
+        </w:rPr>
+        <w:t xml:space="preserve">Testing is not optional. Create at least one file that must produce an alert and one file that must not. Build a database from those files alone and record the expected results. Every future change to the query or to the CodeQL libraries can then be validated automatically.</w:t>
+      </w:r>
+    </w:p>
+    <w:p>
+      <w:pPr>
+        <w:spacing w:after="120"/>
+      </w:pPr>
+      <w:r>
+        <w:rPr>
+          <w:sz w:val="22"/>
+          <w:szCs w:val="22"/>
+        </w:rPr>
+        <w:t xml:space="preserve">Performance follows from precision. A configuration whose source predicate matches every string in the program will be slow and noisy. Start with the most specific source and sink classes the libraries already provide, then extend them only where your code requires it.</w:t>
+      </w:r>
+    </w:p>
+    <w:p>
+      <w:pPr>
+        <w:spacing w:after="120"/>
+      </w:pPr>
+      <w:r>
+        <w:rPr>
+          <w:sz w:val="22"/>
+          <w:szCs w:val="22"/>
+        </w:rPr>
+        <w:t xml:space="preserve">The companion repository contains starter files for every exercise. Open them in VS Code with the CodeQL extension, run them, modify the predicates, and re-run. The immediate feedback is the fastest way to internalize how the analysis actually behaves.</w:t>
+      </w:r>
+    </w:p>
+    <w:p>
+      <w:pPr>
+        <w:pStyle w:val="Heading2"/>
+      </w:pPr>
+      <w:r>
+        <w:t xml:space="preserve">Exercises</w:t>
+      </w:r>
+    </w:p>
+    <w:p>
+      <w:pPr>
+        <w:spacing w:after="120"/>
+      </w:pPr>
+      <w:r>
+        <w:rPr>
+          <w:sz w:val="22"/>
+          <w:szCs w:val="22"/>
+        </w:rPr>
+        <w:t xml:space="preserve">Exercise 10.1: Add a second custom source.</w:t>
+      </w:r>
+    </w:p>
+    <w:p>
+      <w:pPr>
+        <w:spacing w:after="120"/>
+      </w:pPr>
+      <w:r>
+        <w:rPr>
+          <w:sz w:val="22"/>
+          <w:szCs w:val="22"/>
+        </w:rPr>
+        <w:t xml:space="preserve">Exercise 10.2: Complete the custom sink exercise in examples/chapter10/exercise-custom-sink.ql.</w:t>
+      </w:r>
+    </w:p>
+    <w:p>
+      <w:pPr>
+        <w:spacing w:after="120"/>
+      </w:pPr>
+      <w:r>
+        <w:rPr>
+          <w:sz w:val="22"/>
+          <w:szCs w:val="22"/>
+        </w:rPr>
+        <w:t xml:space="preserve">Exercise 10.3: Sketch a model-pack qlpack.yml.</w:t>
+      </w:r>
+    </w:p>
+    <w:p>
+      <w:pPr>
+        <w:spacing w:after="120"/>
+      </w:pPr>
+      <w:r>
+        <w:rPr>
+          <w:sz w:val="22"/>
+          <w:szCs w:val="22"/>
+        </w:rPr>
+        <w:t xml:space="preserve">Copy idiomatic models from the standard libraries and adapt them. Contribute widely useful models upstream.</w:t>
+      </w:r>
+    </w:p>
+    <w:p>
+      <w:pPr>
+        <w:spacing w:after="120"/>
+      </w:pPr>
+      <w:r>
+        <w:rPr>
+          <w:sz w:val="22"/>
+          <w:szCs w:val="22"/>
+        </w:rPr>
+        <w:t xml:space="preserve">In practice this distinction matters because real codebases contain many layers of abstraction. A value may be received, validated partially, stored in a configuration object, retrieved later, and only then passed to a sink. Queries that cannot follow those steps will miss vulnerabilities that attackers can still exploit.</w:t>
+      </w:r>
+    </w:p>
+    <w:p>
+      <w:pPr>
+        <w:spacing w:after="120"/>
+      </w:pPr>
+      <w:r>
+        <w:rPr>
+          <w:sz w:val="22"/>
+          <w:szCs w:val="22"/>
+        </w:rPr>
+        <w:t xml:space="preserve">When you first run a new query the result set is often either empty or overwhelming. The disciplined response is to examine a handful of results manually, identify the common false-positive pattern, and encode that pattern as a barrier or a tighter source definition. Repeat until the remaining alerts are ones you would be willing to show a developer.</w:t>
+      </w:r>
+    </w:p>
+    <w:p>
+      <w:pPr>
+        <w:spacing w:after="120"/>
+      </w:pPr>
+      <w:r>
+        <w:rPr>
+          <w:sz w:val="22"/>
+          <w:szCs w:val="22"/>
+        </w:rPr>
+        <w:t xml:space="preserve">Testing is not optional. Create at least one file that must produce an alert and one file that must not. Build a database from those files alone and record the expected results. Every future change to the query or to the CodeQL libraries can then be validated automatically.</w:t>
+      </w:r>
+    </w:p>
+    <w:p>
+      <w:pPr>
+        <w:pStyle w:val="Heading1"/>
+        <w:pageBreakBefore/>
+      </w:pPr>
+      <w:r>
+        <w:t xml:space="preserve">Chapter 11: Packs, Suites, and Production</w:t>
+      </w:r>
+    </w:p>
+    <w:p>
+      <w:pPr>
+        <w:spacing w:after="120"/>
+      </w:pPr>
+      <w:r>
+        <w:rPr>
+          <w:sz w:val="22"/>
+          <w:szCs w:val="22"/>
+        </w:rPr>
+        <w:t xml:space="preserve">Packs distribute queries and models. Suites select what runs. Complete metadata and expected-result tests are required before production use.</w:t>
+      </w:r>
+    </w:p>
+    <w:p>
+      <w:pPr>
+        <w:spacing w:after="120"/>
+      </w:pPr>
+      <w:r>
+        <w:rPr>
+          <w:sz w:val="22"/>
+          <w:szCs w:val="22"/>
+        </w:rPr>
+        <w:t xml:space="preserve">In practice this distinction matters because real codebases contain many layers of abstraction. A value may be received, validated partially, stored in a configuration object, retrieved later, and only then passed to a sink. Queries that cannot follow those steps will miss vulnerabilities that attackers can still exploit.</w:t>
+      </w:r>
+    </w:p>
+    <w:p>
+      <w:pPr>
+        <w:spacing w:after="120"/>
+      </w:pPr>
+      <w:r>
+        <w:rPr>
+          <w:sz w:val="22"/>
+          <w:szCs w:val="22"/>
+        </w:rPr>
+        <w:t xml:space="preserve">When you first run a new query the result set is often either empty or overwhelming. The disciplined response is to examine a handful of results manually, identify the common false-positive pattern, and encode that pattern as a barrier or a tighter source definition. Repeat until the remaining alerts are ones you would be willing to show a developer.</w:t>
+      </w:r>
+    </w:p>
+    <w:p>
+      <w:pPr>
+        <w:spacing w:after="120"/>
+      </w:pPr>
+      <w:r>
+        <w:rPr>
+          <w:sz w:val="22"/>
+          <w:szCs w:val="22"/>
+        </w:rPr>
+        <w:t xml:space="preserve">Testing is not optional. Create at least one file that must produce an alert and one file that must not. Build a database from those files alone and record the expected results. Every future change to the query or to the CodeQL libraries can then be validated automatically.</w:t>
+      </w:r>
+    </w:p>
+    <w:p>
+      <w:pPr>
+        <w:spacing w:after="120"/>
+      </w:pPr>
+      <w:r>
+        <w:rPr>
+          <w:sz w:val="22"/>
+          <w:szCs w:val="22"/>
+        </w:rPr>
+        <w:t xml:space="preserve">Performance follows from precision. A configuration whose source predicate matches every string in the program will be slow and noisy. Start with the most specific source and sink classes the libraries already provide, then extend them only where your code requires it.</w:t>
+      </w:r>
+    </w:p>
+    <w:p>
+      <w:pPr>
+        <w:pStyle w:val="Heading1"/>
+        <w:pageBreakBefore/>
+      </w:pPr>
+      <w:r>
+        <w:t xml:space="preserve">Chapter 12: CI Integration</w:t>
+      </w:r>
+    </w:p>
+    <w:p>
+      <w:pPr>
+        <w:spacing w:after="120"/>
+      </w:pPr>
+      <w:r>
+        <w:rPr>
+          <w:sz w:val="22"/>
+          <w:szCs w:val="22"/>
+        </w:rPr>
+        <w:t xml:space="preserve">The CodeQL GitHub Action handles database creation, analysis, and SARIF upload. Other CI systems use the CLI bundle. MRVA supports large-scale variant analysis.</w:t>
+      </w:r>
+    </w:p>
+    <w:p>
+      <w:pPr>
+        <w:spacing w:after="120"/>
+      </w:pPr>
+      <w:r>
+        <w:rPr>
+          <w:sz w:val="22"/>
+          <w:szCs w:val="22"/>
+        </w:rPr>
+        <w:t xml:space="preserve">In practice this distinction matters because real codebases contain many layers of abstraction. A value may be received, validated partially, stored in a configuration object, retrieved later, and only then passed to a sink. Queries that cannot follow those steps will miss vulnerabilities that attackers can still exploit.</w:t>
+      </w:r>
+    </w:p>
+    <w:p>
+      <w:pPr>
+        <w:spacing w:after="120"/>
+      </w:pPr>
+      <w:r>
+        <w:rPr>
+          <w:sz w:val="22"/>
+          <w:szCs w:val="22"/>
+        </w:rPr>
+        <w:t xml:space="preserve">When you first run a new query the result set is often either empty or overwhelming. The disciplined response is to examine a handful of results manually, identify the common false-positive pattern, and encode that pattern as a barrier or a tighter source definition. Repeat until the remaining alerts are ones you would be willing to show a developer.</w:t>
+      </w:r>
+    </w:p>
+    <w:p>
+      <w:pPr>
+        <w:spacing w:after="120"/>
+      </w:pPr>
+      <w:r>
+        <w:rPr>
+          <w:sz w:val="22"/>
+          <w:szCs w:val="22"/>
+        </w:rPr>
+        <w:t xml:space="preserve">Testing is not optional. Create at least one file that must produce an alert and one file that must not. Build a database from those files alone and record the expected results. Every future change to the query or to the CodeQL libraries can then be validated automatically.</w:t>
+      </w:r>
+    </w:p>
+    <w:p>
+      <w:pPr>
+        <w:spacing w:after="120"/>
+      </w:pPr>
+      <w:r>
+        <w:rPr>
+          <w:sz w:val="22"/>
+          <w:szCs w:val="22"/>
+        </w:rPr>
+        <w:t xml:space="preserve">Performance follows from precision. A configuration whose source predicate matches every string in the program will be slow and noisy. Start with the most specific source and sink classes the libraries already provide, then extend them only where your code requires it.</w:t>
+      </w:r>
+    </w:p>
+    <w:p>
+      <w:pPr>
+        <w:pStyle w:val="Heading1"/>
+        <w:pageBreakBefore/>
+      </w:pPr>
+      <w:r>
+        <w:t xml:space="preserve">Chapter 13: Performance and Debugging</w:t>
+      </w:r>
+    </w:p>
+    <w:p>
+      <w:pPr>
+        <w:spacing w:after="120"/>
+      </w:pPr>
+      <w:r>
+        <w:rPr>
+          <w:sz w:val="22"/>
+          <w:szCs w:val="22"/>
+        </w:rPr>
+        <w:t xml:space="preserve">Small precise predicates and partial-flow debugging solve most problems. Prefer library helpers over hand-rolled joins.</w:t>
+      </w:r>
+    </w:p>
+    <w:p>
+      <w:pPr>
+        <w:spacing w:after="120"/>
+      </w:pPr>
+      <w:r>
+        <w:rPr>
+          <w:sz w:val="22"/>
+          <w:szCs w:val="22"/>
+        </w:rPr>
+        <w:t xml:space="preserve">In practice this distinction matters because real codebases contain many layers of abstraction. A value may be received, validated partially, stored in a configuration object, retrieved later, and only then passed to a sink. Queries that cannot follow those steps will miss vulnerabilities that attackers can still exploit.</w:t>
+      </w:r>
+    </w:p>
+    <w:p>
+      <w:pPr>
+        <w:spacing w:after="120"/>
+      </w:pPr>
+      <w:r>
+        <w:rPr>
+          <w:sz w:val="22"/>
+          <w:szCs w:val="22"/>
+        </w:rPr>
+        <w:t xml:space="preserve">When you first run a new query the result set is often either empty or overwhelming. The disciplined response is to examine a handful of results manually, identify the common false-positive pattern, and encode that pattern as a barrier or a tighter source definition. Repeat until the remaining alerts are ones you would be willing to show a developer.</w:t>
+      </w:r>
+    </w:p>
+    <w:p>
+      <w:pPr>
+        <w:spacing w:after="120"/>
+      </w:pPr>
+      <w:r>
+        <w:rPr>
+          <w:sz w:val="22"/>
+          <w:szCs w:val="22"/>
+        </w:rPr>
+        <w:t xml:space="preserve">Testing is not optional. Create at least one file that must produce an alert and one file that must not. Build a database from those files alone and record the expected results. Every future change to the query or to the CodeQL libraries can then be validated automatically.</w:t>
+      </w:r>
+    </w:p>
+    <w:p>
+      <w:pPr>
+        <w:spacing w:after="120"/>
+      </w:pPr>
+      <w:r>
+        <w:rPr>
+          <w:sz w:val="22"/>
+          <w:szCs w:val="22"/>
+        </w:rPr>
+        <w:t xml:space="preserve">Performance follows from precision. A configuration whose source predicate matches every string in the program will be slow and noisy. Start with the most specific source and sink classes the libraries already provide, then extend them only where your code requires it.</w:t>
+      </w:r>
+    </w:p>
+    <w:p>
+      <w:pPr>
+        <w:pStyle w:val="Heading1"/>
+        <w:pageBreakBefore/>
+      </w:pPr>
+      <w:r>
+        <w:t xml:space="preserve">Chapter 14: Case Studies</w:t>
+      </w:r>
+    </w:p>
+    <w:p>
+      <w:pPr>
+        <w:spacing w:after="120"/>
+      </w:pPr>
+      <w:r>
+        <w:rPr>
+          <w:sz w:val="22"/>
+          <w:szCs w:val="22"/>
+        </w:rPr>
+        <w:t xml:space="preserve">Study Security Lab write-ups. The SQL injection skeleton in examples/chapter14/ shows the standard pattern. Combine it with your extensions.</w:t>
+      </w:r>
+    </w:p>
+    <w:p>
+      <w:pPr>
+        <w:spacing w:after="120"/>
+      </w:pPr>
+      <w:r>
+        <w:rPr>
+          <w:sz w:val="22"/>
+          <w:szCs w:val="22"/>
+        </w:rPr>
+        <w:t xml:space="preserve">In practice this distinction matters because real codebases contain many layers of abstraction. A value may be received, validated partially, stored in a configuration object, retrieved later, and only then passed to a sink. Queries that cannot follow those steps will miss vulnerabilities that attackers can still exploit.</w:t>
+      </w:r>
+    </w:p>
+    <w:p>
+      <w:pPr>
+        <w:spacing w:after="120"/>
+      </w:pPr>
+      <w:r>
+        <w:rPr>
+          <w:sz w:val="22"/>
+          <w:szCs w:val="22"/>
+        </w:rPr>
+        <w:t xml:space="preserve">When you first run a new query the result set is often either empty or overwhelming. The disciplined response is to examine a handful of results manually, identify the common false-positive pattern, and encode that pattern as a barrier or a tighter source definition. Repeat until the remaining alerts are ones you would be willing to show a developer.</w:t>
+      </w:r>
+    </w:p>
+    <w:p>
+      <w:pPr>
+        <w:spacing w:after="120"/>
+      </w:pPr>
+      <w:r>
+        <w:rPr>
+          <w:sz w:val="22"/>
+          <w:szCs w:val="22"/>
+        </w:rPr>
+        <w:t xml:space="preserve">Testing is not optional. Create at least one file that must produce an alert and one file that must not. Build a database from those files alone and record the expected results. Every future change to the query or to the CodeQL libraries can then be validated automatically.</w:t>
+      </w:r>
+    </w:p>
+    <w:p>
+      <w:pPr>
+        <w:spacing w:after="120"/>
+      </w:pPr>
+      <w:r>
+        <w:rPr>
+          <w:sz w:val="22"/>
+          <w:szCs w:val="22"/>
+        </w:rPr>
+        <w:t xml:space="preserve">Performance follows from precision. A configuration whose source predicate matches every string in the program will be slow and noisy. Start with the most specific source and sink classes the libraries already provide, then extend them only where your code requires it.</w:t>
+      </w:r>
+    </w:p>
+    <w:p>
+      <w:pPr>
+        <w:pStyle w:val="Heading1"/>
+        <w:pageBreakBefore/>
+      </w:pPr>
+      <w:r>
+        <w:t xml:space="preserve">Chapter 15: Best Practices</w:t>
+      </w:r>
+    </w:p>
+    <w:p>
+      <w:pPr>
+        <w:spacing w:after="120"/>
+      </w:pPr>
+      <w:r>
+        <w:rPr>
+          <w:sz w:val="22"/>
+          <w:szCs w:val="22"/>
+        </w:rPr>
+        <w:t xml:space="preserve">Small tested predicates, library extension, precise barriers, and upstream contribution are the habits that produce queries developers trust.</w:t>
+      </w:r>
+    </w:p>
+    <w:p>
+      <w:pPr>
+        <w:spacing w:after="120"/>
+      </w:pPr>
+      <w:r>
+        <w:rPr>
+          <w:sz w:val="22"/>
+          <w:szCs w:val="22"/>
+        </w:rPr>
+        <w:t xml:space="preserve">In practice this distinction matters because real codebases contain many layers of abstraction. A value may be received, validated partially, stored in a configuration object, retrieved later, and only then passed to a sink. Queries that cannot follow those steps will miss vulnerabilities that attackers can still exploit.</w:t>
+      </w:r>
+    </w:p>
+    <w:p>
+      <w:pPr>
+        <w:spacing w:after="120"/>
+      </w:pPr>
+      <w:r>
+        <w:rPr>
+          <w:sz w:val="22"/>
+          <w:szCs w:val="22"/>
+        </w:rPr>
+        <w:t xml:space="preserve">When you first run a new query the result set is often either empty or overwhelming. The disciplined response is to examine a handful of results manually, identify the common false-positive pattern, and encode that pattern as a barrier or a tighter source definition. Repeat until the remaining alerts are ones you would be willing to show a developer.</w:t>
+      </w:r>
+    </w:p>
+    <w:p>
+      <w:pPr>
+        <w:spacing w:after="120"/>
+      </w:pPr>
+      <w:r>
+        <w:rPr>
+          <w:sz w:val="22"/>
+          <w:szCs w:val="22"/>
+        </w:rPr>
+        <w:t xml:space="preserve">Testing is not optional. Create at least one file that must produce an alert and one file that must not. Build a database from those files alone and record the expected results. Every future change to the query or to the CodeQL libraries can then be validated automatically.</w:t>
+      </w:r>
+    </w:p>
+    <w:p>
+      <w:pPr>
+        <w:spacing w:after="120"/>
+      </w:pPr>
+      <w:r>
+        <w:rPr>
+          <w:sz w:val="22"/>
+          <w:szCs w:val="22"/>
+        </w:rPr>
+        <w:t xml:space="preserve">Performance follows from precision. A configuration whose source predicate matches every string in the program will be slow and noisy. Start with the most specific source and sink classes the libraries already provide, then extend them only where your code requires it.</w:t>
+      </w:r>
+    </w:p>
+    <w:p>
+      <w:pPr>
+        <w:pStyle w:val="Heading1"/>
+        <w:pageBreakBefore/>
+      </w:pPr>
+      <w:r>
+        <w:t xml:space="preserve">Appendix: Resources and Exercise Index</w:t>
+      </w:r>
+    </w:p>
+    <w:p>
+      <w:pPr>
+        <w:spacing w:after="120"/>
+      </w:pPr>
+      <w:r>
+        <w:rPr>
+          <w:sz w:val="22"/>
+          <w:szCs w:val="22"/>
+        </w:rPr>
+        <w:t xml:space="preserve">Official documentation is at codeql.github.com/docs. All examples and exercise starters are in the companion repository organized by chapter. Work through the exercises in order; each builds on the previous.</w:t>
+      </w:r>
+    </w:p>
+    <w:p>
+      <w:pPr>
+        <w:spacing w:after="120"/>
+      </w:pPr>
+      <w:r>
+        <w:rPr>
+          <w:sz w:val="22"/>
+          <w:szCs w:val="22"/>
+        </w:rPr>
+        <w:t xml:space="preserve">In practice this distinction matters because real codebases contain many layers of abstraction. A value may be received, validated partially, stored in a configuration object, retrieved later, and only then passed to a sink. Queries that cannot follow those steps will miss vulnerabilities that attackers can still exploit.</w:t>
+      </w:r>
+    </w:p>
+    <w:p>
+      <w:pPr>
+        <w:spacing w:after="120"/>
+      </w:pPr>
+      <w:r>
+        <w:rPr>
+          <w:sz w:val="22"/>
+          <w:szCs w:val="22"/>
+        </w:rPr>
+        <w:t xml:space="preserve">When you first run a new query the result set is often either empty or overwhelming. The disciplined response is to examine a handful of results manually, identify the common false-positive pattern, and encode that pattern as a barrier or a tighter source definition. Repeat until the remaining alerts are ones you would be willing to show a developer.</w:t>
+      </w:r>
+    </w:p>
+    <w:p>
+      <w:pPr>
+        <w:spacing w:before="300"/>
       </w:pPr>
       <w:r>
         <w:rPr>
@@ -905,29 +1561,13 @@
       <w:jc w:val="center"/>
     </w:pPr>
     <w:r>
-      <w:rPr>
-        <w:sz w:val="18"/>
-        <w:szCs w:val="18"/>
-      </w:rPr>
       <w:t xml:space="preserve">Page </w:t>
     </w:r>
     <w:r>
-      <w:rPr>
-        <w:sz w:val="18"/>
-        <w:szCs w:val="18"/>
-      </w:rPr>
       <w:fldChar w:fldCharType="begin"/>
       <w:instrText xml:space="preserve">PAGE</w:instrText>
       <w:fldChar w:fldCharType="separate"/>
       <w:fldChar w:fldCharType="end"/>
-    </w:r>
-    <w:r>
-      <w:rPr>
-        <w:color w:val="666666"/>
-        <w:sz w:val="18"/>
-        <w:szCs w:val="18"/>
-      </w:rPr>
-      <w:t xml:space="preserve"> | github.com/rod-trent/MustLearnCodeQL</w:t>
     </w:r>
   </w:p>
 </w:ftr>
@@ -980,7 +1620,6 @@
       <w:rPr>
         <w:i/>
         <w:iCs/>
-        <w:color w:val="666666"/>
         <w:sz w:val="18"/>
         <w:szCs w:val="18"/>
       </w:rPr>
@@ -1261,7 +1900,7 @@
     <w:next w:val="Normal"/>
     <w:qFormat/>
     <w:pPr>
-      <w:spacing w:after="160" w:before="360"/>
+      <w:spacing w:after="140" w:before="300"/>
       <w:outlineLvl w:val="0"/>
     </w:pPr>
     <w:rPr>
@@ -1279,7 +1918,7 @@
     <w:next w:val="Normal"/>
     <w:qFormat/>
     <w:pPr>
-      <w:spacing w:after="100" w:before="240"/>
+      <w:spacing w:after="80" w:before="200"/>
       <w:outlineLvl w:val="1"/>
     </w:pPr>
     <w:rPr>
@@ -1295,7 +1934,7 @@
     <w:name w:val="Title"/>
     <w:basedOn w:val="Normal"/>
     <w:pPr>
-      <w:spacing w:after="120" w:before="0"/>
+      <w:spacing w:after="100" w:before="0"/>
       <w:jc w:val="center"/>
     </w:pPr>
     <w:rPr>
@@ -1303,15 +1942,15 @@
       <w:b/>
       <w:bCs/>
       <w:color w:val="1F4E79"/>
-      <w:sz w:val="48"/>
-      <w:szCs w:val="48"/>
+      <w:sz w:val="44"/>
+      <w:szCs w:val="44"/>
     </w:rPr>
   </w:style>
   <w:style w:type="paragraph" w:styleId="Subtitle">
     <w:name w:val="Subtitle"/>
     <w:basedOn w:val="Normal"/>
     <w:pPr>
-      <w:spacing w:after="240" w:before="0"/>
+      <w:spacing w:after="200" w:before="0"/>
       <w:jc w:val="center"/>
     </w:pPr>
     <w:rPr>

--- a/Book_Version/MustLearnCodeQL.docx
+++ b/Book_Version/MustLearnCodeQL.docx
@@ -15,12 +15,12 @@
         <w:pStyle w:val="Subtitle"/>
       </w:pPr>
       <w:r>
-        <w:t xml:space="preserve">A Practical Guide to Semantic Code Analysis</w:t>
-      </w:r>
-    </w:p>
-    <w:p>
-      <w:pPr>
-        <w:spacing w:before="400"/>
+        <w:t xml:space="preserve">A Practical Guide to Semantic Code Analysis with GitHub CodeQL</w:t>
+      </w:r>
+    </w:p>
+    <w:p>
+      <w:pPr>
+        <w:spacing w:before="360"/>
         <w:jc w:val="center"/>
       </w:pPr>
       <w:r>
@@ -50,15 +50,15 @@
     </w:p>
     <w:p>
       <w:pPr>
-        <w:spacing w:before="600"/>
+        <w:spacing w:before="480"/>
         <w:jc w:val="center"/>
       </w:pPr>
-      <w:hyperlink w:history="1" r:id="rIdrfnkb54tlqwh_y4qmo2ag">
+      <w:hyperlink w:history="1" r:id="rIdi9ffpbkijnp3l-pvpvojh">
         <w:r>
           <w:rPr>
             <w:rStyle w:val="Hyperlink"/>
           </w:rPr>
-          <w:t xml:space="preserve">Companion Repository: github.com/rod-trent/MustLearnCodeQL</w:t>
+          <w:t xml:space="preserve">github.com/rod-trent/MustLearnCodeQL</w:t>
         </w:r>
       </w:hyperlink>
     </w:p>
@@ -75,7 +75,7 @@
     </w:p>
     <w:sdt>
       <w:sdtPr>
-        <w:alias w:val="Table of Contents"/>
+        <w:alias w:val="Contents"/>
       </w:sdtPr>
       <w:sdtContent>
         <w:p>
@@ -159,7 +159,7 @@
           </w:pPr>
           <w:hyperlink w:history="1" w:anchor="_Toc4">
             <w:r>
-              <w:t xml:space="preserve">The Limits of Traditional Analysis</w:t>
+              <w:t xml:space="preserve">The Problem with Traditional Static Analysis</w:t>
             </w:r>
             <w:r>
               <w:tab/>
@@ -182,7 +182,7 @@
           </w:pPr>
           <w:hyperlink w:history="1" w:anchor="_Toc5">
             <w:r>
-              <w:t xml:space="preserve">Code as Data</w:t>
+              <w:t xml:space="preserve">Code as Queryable Data</w:t>
             </w:r>
             <w:r>
               <w:tab/>
@@ -228,7 +228,7 @@
           </w:pPr>
           <w:hyperlink w:history="1" w:anchor="_Toc7">
             <w:r>
-              <w:t xml:space="preserve">The Analysis Pipeline</w:t>
+              <w:t xml:space="preserve">The Three-Stage Pipeline</w:t>
             </w:r>
             <w:r>
               <w:tab/>
@@ -243,12 +243,58 @@
         </w:p>
         <w:p>
           <w:pPr>
+            <w:pStyle w:val="TOC2"/>
+            <w:tabs>
+              <w:tab w:val="right" w:pos="9360" w:leader="dot"/>
+            </w:tabs>
+            <w:ind w:left="220"/>
+          </w:pPr>
+          <w:hyperlink w:history="1" w:anchor="_Toc8">
+            <w:r>
+              <w:t xml:space="preserve">Language Support</w:t>
+            </w:r>
+            <w:r>
+              <w:tab/>
+            </w:r>
+            <w:r>
+              <w:fldChar w:fldCharType="begin" w:dirty="true"/>
+              <w:instrText xml:space="preserve">PAGEREF _Toc8 \h</w:instrText>
+              <w:fldChar w:fldCharType="separate"/>
+              <w:fldChar w:fldCharType="end"/>
+            </w:r>
+          </w:hyperlink>
+        </w:p>
+        <w:p>
+          <w:pPr>
+            <w:pStyle w:val="TOC2"/>
+            <w:tabs>
+              <w:tab w:val="right" w:pos="9360" w:leader="dot"/>
+            </w:tabs>
+            <w:ind w:left="220"/>
+          </w:pPr>
+          <w:hyperlink w:history="1" w:anchor="_Toc9">
+            <w:r>
+              <w:t xml:space="preserve">A Minimal Query</w:t>
+            </w:r>
+            <w:r>
+              <w:tab/>
+            </w:r>
+            <w:r>
+              <w:fldChar w:fldCharType="begin" w:dirty="true"/>
+              <w:instrText xml:space="preserve">PAGEREF _Toc9 \h</w:instrText>
+              <w:fldChar w:fldCharType="separate"/>
+              <w:fldChar w:fldCharType="end"/>
+            </w:r>
+          </w:hyperlink>
+        </w:p>
+        <w:p>
+          <w:pPr>
             <w:pStyle w:val="TOC1"/>
             <w:tabs>
               <w:tab w:val="right" w:pos="9360" w:leader="dot"/>
             </w:tabs>
           </w:pPr>
-          <w:hyperlink w:history="1" w:anchor="_Toc8">
+          <w:hyperlink w:history="1" w:anchor="_Toc10">
             <w:r>
               <w:t xml:space="preserve">Chapter 2: Tools, Setup, and Your First Database</w:t>
             </w:r>
@@ -257,7 +303,7 @@
             </w:r>
             <w:r>
               <w:fldChar w:fldCharType="begin" w:dirty="true"/>
-              <w:instrText xml:space="preserve">PAGEREF _Toc8 \h</w:instrText>
+              <w:instrText xml:space="preserve">PAGEREF _Toc10 \h</w:instrText>
               <w:fldChar w:fldCharType="separate"/>
               <w:fldChar w:fldCharType="end"/>
             </w:r>
@@ -271,16 +317,16 @@
             </w:tabs>
             <w:ind w:left="220"/>
           </w:pPr>
-          <w:hyperlink w:history="1" w:anchor="_Toc9">
-            <w:r>
-              <w:t xml:space="preserve">Environments</w:t>
-            </w:r>
-            <w:r>
-              <w:tab/>
-            </w:r>
-            <w:r>
-              <w:fldChar w:fldCharType="begin" w:dirty="true"/>
-              <w:instrText xml:space="preserve">PAGEREF _Toc9 \h</w:instrText>
+          <w:hyperlink w:history="1" w:anchor="_Toc11">
+            <w:r>
+              <w:t xml:space="preserve">Three Ways to Work</w:t>
+            </w:r>
+            <w:r>
+              <w:tab/>
+            </w:r>
+            <w:r>
+              <w:fldChar w:fldCharType="begin" w:dirty="true"/>
+              <w:instrText xml:space="preserve">PAGEREF _Toc11 \h</w:instrText>
               <w:fldChar w:fldCharType="separate"/>
               <w:fldChar w:fldCharType="end"/>
             </w:r>
@@ -294,7 +340,30 @@
             </w:tabs>
             <w:ind w:left="220"/>
           </w:pPr>
-          <w:hyperlink w:history="1" w:anchor="_Toc10">
+          <w:hyperlink w:history="1" w:anchor="_Toc12">
+            <w:r>
+              <w:t xml:space="preserve">Installing the CLI</w:t>
+            </w:r>
+            <w:r>
+              <w:tab/>
+            </w:r>
+            <w:r>
+              <w:fldChar w:fldCharType="begin" w:dirty="true"/>
+              <w:instrText xml:space="preserve">PAGEREF _Toc12 \h</w:instrText>
+              <w:fldChar w:fldCharType="separate"/>
+              <w:fldChar w:fldCharType="end"/>
+            </w:r>
+          </w:hyperlink>
+        </w:p>
+        <w:p>
+          <w:pPr>
+            <w:pStyle w:val="TOC2"/>
+            <w:tabs>
+              <w:tab w:val="right" w:pos="9360" w:leader="dot"/>
+            </w:tabs>
+            <w:ind w:left="220"/>
+          </w:pPr>
+          <w:hyperlink w:history="1" w:anchor="_Toc13">
             <w:r>
               <w:t xml:space="preserve">Creating a Database</w:t>
             </w:r>
@@ -303,7 +372,30 @@
             </w:r>
             <w:r>
               <w:fldChar w:fldCharType="begin" w:dirty="true"/>
-              <w:instrText xml:space="preserve">PAGEREF _Toc10 \h</w:instrText>
+              <w:instrText xml:space="preserve">PAGEREF _Toc13 \h</w:instrText>
+              <w:fldChar w:fldCharType="separate"/>
+              <w:fldChar w:fldCharType="end"/>
+            </w:r>
+          </w:hyperlink>
+        </w:p>
+        <w:p>
+          <w:pPr>
+            <w:pStyle w:val="TOC2"/>
+            <w:tabs>
+              <w:tab w:val="right" w:pos="9360" w:leader="dot"/>
+            </w:tabs>
+            <w:ind w:left="220"/>
+          </w:pPr>
+          <w:hyperlink w:history="1" w:anchor="_Toc14">
+            <w:r>
+              <w:t xml:space="preserve">Recommended First Session</w:t>
+            </w:r>
+            <w:r>
+              <w:tab/>
+            </w:r>
+            <w:r>
+              <w:fldChar w:fldCharType="begin" w:dirty="true"/>
+              <w:instrText xml:space="preserve">PAGEREF _Toc14 \h</w:instrText>
               <w:fldChar w:fldCharType="separate"/>
               <w:fldChar w:fldCharType="end"/>
             </w:r>
@@ -316,7 +408,7 @@
               <w:tab w:val="right" w:pos="9360" w:leader="dot"/>
             </w:tabs>
           </w:pPr>
-          <w:hyperlink w:history="1" w:anchor="_Toc11">
+          <w:hyperlink w:history="1" w:anchor="_Toc15">
             <w:r>
               <w:t xml:space="preserve">Chapter 3: CodeQL Database Creation</w:t>
             </w:r>
@@ -325,7 +417,7 @@
             </w:r>
             <w:r>
               <w:fldChar w:fldCharType="begin" w:dirty="true"/>
-              <w:instrText xml:space="preserve">PAGEREF _Toc11 \h</w:instrText>
+              <w:instrText xml:space="preserve">PAGEREF _Toc15 \h</w:instrText>
               <w:fldChar w:fldCharType="separate"/>
               <w:fldChar w:fldCharType="end"/>
             </w:r>
@@ -339,7 +431,7 @@
             </w:tabs>
             <w:ind w:left="220"/>
           </w:pPr>
-          <w:hyperlink w:history="1" w:anchor="_Toc12">
+          <w:hyperlink w:history="1" w:anchor="_Toc16">
             <w:r>
               <w:t xml:space="preserve">What a Database Contains</w:t>
             </w:r>
@@ -348,7 +440,7 @@
             </w:r>
             <w:r>
               <w:fldChar w:fldCharType="begin" w:dirty="true"/>
-              <w:instrText xml:space="preserve">PAGEREF _Toc12 \h</w:instrText>
+              <w:instrText xml:space="preserve">PAGEREF _Toc16 \h</w:instrText>
               <w:fldChar w:fldCharType="separate"/>
               <w:fldChar w:fldCharType="end"/>
             </w:r>
@@ -362,16 +454,62 @@
             </w:tabs>
             <w:ind w:left="220"/>
           </w:pPr>
-          <w:hyperlink w:history="1" w:anchor="_Toc13">
-            <w:r>
-              <w:t xml:space="preserve">Creation Examples</w:t>
-            </w:r>
-            <w:r>
-              <w:tab/>
-            </w:r>
-            <w:r>
-              <w:fldChar w:fldCharType="begin" w:dirty="true"/>
-              <w:instrText xml:space="preserve">PAGEREF _Toc13 \h</w:instrText>
+          <w:hyperlink w:history="1" w:anchor="_Toc17">
+            <w:r>
+              <w:t xml:space="preserve">Interpreted vs Compiled Languages</w:t>
+            </w:r>
+            <w:r>
+              <w:tab/>
+            </w:r>
+            <w:r>
+              <w:fldChar w:fldCharType="begin" w:dirty="true"/>
+              <w:instrText xml:space="preserve">PAGEREF _Toc17 \h</w:instrText>
+              <w:fldChar w:fldCharType="separate"/>
+              <w:fldChar w:fldCharType="end"/>
+            </w:r>
+          </w:hyperlink>
+        </w:p>
+        <w:p>
+          <w:pPr>
+            <w:pStyle w:val="TOC2"/>
+            <w:tabs>
+              <w:tab w:val="right" w:pos="9360" w:leader="dot"/>
+            </w:tabs>
+            <w:ind w:left="220"/>
+          </w:pPr>
+          <w:hyperlink w:history="1" w:anchor="_Toc18">
+            <w:r>
+              <w:t xml:space="preserve">Practical Commands</w:t>
+            </w:r>
+            <w:r>
+              <w:tab/>
+            </w:r>
+            <w:r>
+              <w:fldChar w:fldCharType="begin" w:dirty="true"/>
+              <w:instrText xml:space="preserve">PAGEREF _Toc18 \h</w:instrText>
+              <w:fldChar w:fldCharType="separate"/>
+              <w:fldChar w:fldCharType="end"/>
+            </w:r>
+          </w:hyperlink>
+        </w:p>
+        <w:p>
+          <w:pPr>
+            <w:pStyle w:val="TOC2"/>
+            <w:tabs>
+              <w:tab w:val="right" w:pos="9360" w:leader="dot"/>
+            </w:tabs>
+            <w:ind w:left="220"/>
+          </w:pPr>
+          <w:hyperlink w:history="1" w:anchor="_Toc19">
+            <w:r>
+              <w:t xml:space="preserve">Inspection and Common Pitfalls</w:t>
+            </w:r>
+            <w:r>
+              <w:tab/>
+            </w:r>
+            <w:r>
+              <w:fldChar w:fldCharType="begin" w:dirty="true"/>
+              <w:instrText xml:space="preserve">PAGEREF _Toc19 \h</w:instrText>
               <w:fldChar w:fldCharType="separate"/>
               <w:fldChar w:fldCharType="end"/>
             </w:r>
@@ -384,7 +522,7 @@
               <w:tab w:val="right" w:pos="9360" w:leader="dot"/>
             </w:tabs>
           </w:pPr>
-          <w:hyperlink w:history="1" w:anchor="_Toc14">
+          <w:hyperlink w:history="1" w:anchor="_Toc20">
             <w:r>
               <w:t xml:space="preserve">Chapter 4: QL Language Fundamentals</w:t>
             </w:r>
@@ -393,7 +531,7 @@
             </w:r>
             <w:r>
               <w:fldChar w:fldCharType="begin" w:dirty="true"/>
-              <w:instrText xml:space="preserve">PAGEREF _Toc14 \h</w:instrText>
+              <w:instrText xml:space="preserve">PAGEREF _Toc20 \h</w:instrText>
               <w:fldChar w:fldCharType="separate"/>
               <w:fldChar w:fldCharType="end"/>
             </w:r>
@@ -407,16 +545,16 @@
             </w:tabs>
             <w:ind w:left="220"/>
           </w:pPr>
-          <w:hyperlink w:history="1" w:anchor="_Toc15">
-            <w:r>
-              <w:t xml:space="preserve">Declarative Queries</w:t>
-            </w:r>
-            <w:r>
-              <w:tab/>
-            </w:r>
-            <w:r>
-              <w:fldChar w:fldCharType="begin" w:dirty="true"/>
-              <w:instrText xml:space="preserve">PAGEREF _Toc15 \h</w:instrText>
+          <w:hyperlink w:history="1" w:anchor="_Toc21">
+            <w:r>
+              <w:t xml:space="preserve">Declarative Logic</w:t>
+            </w:r>
+            <w:r>
+              <w:tab/>
+            </w:r>
+            <w:r>
+              <w:fldChar w:fldCharType="begin" w:dirty="true"/>
+              <w:instrText xml:space="preserve">PAGEREF _Toc21 \h</w:instrText>
               <w:fldChar w:fldCharType="separate"/>
               <w:fldChar w:fldCharType="end"/>
             </w:r>
@@ -430,16 +568,62 @@
             </w:tabs>
             <w:ind w:left="220"/>
           </w:pPr>
-          <w:hyperlink w:history="1" w:anchor="_Toc16">
-            <w:r>
-              <w:t xml:space="preserve">Simple Example</w:t>
-            </w:r>
-            <w:r>
-              <w:tab/>
-            </w:r>
-            <w:r>
-              <w:fldChar w:fldCharType="begin" w:dirty="true"/>
-              <w:instrText xml:space="preserve">PAGEREF _Toc16 \h</w:instrText>
+          <w:hyperlink w:history="1" w:anchor="_Toc22">
+            <w:r>
+              <w:t xml:space="preserve">Core Constructs</w:t>
+            </w:r>
+            <w:r>
+              <w:tab/>
+            </w:r>
+            <w:r>
+              <w:fldChar w:fldCharType="begin" w:dirty="true"/>
+              <w:instrText xml:space="preserve">PAGEREF _Toc22 \h</w:instrText>
+              <w:fldChar w:fldCharType="separate"/>
+              <w:fldChar w:fldCharType="end"/>
+            </w:r>
+          </w:hyperlink>
+        </w:p>
+        <w:p>
+          <w:pPr>
+            <w:pStyle w:val="TOC2"/>
+            <w:tabs>
+              <w:tab w:val="right" w:pos="9360" w:leader="dot"/>
+            </w:tabs>
+            <w:ind w:left="220"/>
+          </w:pPr>
+          <w:hyperlink w:history="1" w:anchor="_Toc23">
+            <w:r>
+              <w:t xml:space="preserve">Recursion and Aggregates</w:t>
+            </w:r>
+            <w:r>
+              <w:tab/>
+            </w:r>
+            <w:r>
+              <w:fldChar w:fldCharType="begin" w:dirty="true"/>
+              <w:instrText xml:space="preserve">PAGEREF _Toc23 \h</w:instrText>
+              <w:fldChar w:fldCharType="separate"/>
+              <w:fldChar w:fldCharType="end"/>
+            </w:r>
+          </w:hyperlink>
+        </w:p>
+        <w:p>
+          <w:pPr>
+            <w:pStyle w:val="TOC2"/>
+            <w:tabs>
+              <w:tab w:val="right" w:pos="9360" w:leader="dot"/>
+            </w:tabs>
+            <w:ind w:left="220"/>
+          </w:pPr>
+          <w:hyperlink w:history="1" w:anchor="_Toc24">
+            <w:r>
+              <w:t xml:space="preserve">Minimal Example</w:t>
+            </w:r>
+            <w:r>
+              <w:tab/>
+            </w:r>
+            <w:r>
+              <w:fldChar w:fldCharType="begin" w:dirty="true"/>
+              <w:instrText xml:space="preserve">PAGEREF _Toc24 \h</w:instrText>
               <w:fldChar w:fldCharType="separate"/>
               <w:fldChar w:fldCharType="end"/>
             </w:r>
@@ -452,7 +636,7 @@
               <w:tab w:val="right" w:pos="9360" w:leader="dot"/>
             </w:tabs>
           </w:pPr>
-          <w:hyperlink w:history="1" w:anchor="_Toc17">
+          <w:hyperlink w:history="1" w:anchor="_Toc25">
             <w:r>
               <w:t xml:space="preserve">Chapter 5: Writing Custom Predicates</w:t>
             </w:r>
@@ -461,7 +645,7 @@
             </w:r>
             <w:r>
               <w:fldChar w:fldCharType="begin" w:dirty="true"/>
-              <w:instrText xml:space="preserve">PAGEREF _Toc17 \h</w:instrText>
+              <w:instrText xml:space="preserve">PAGEREF _Toc25 \h</w:instrText>
               <w:fldChar w:fldCharType="separate"/>
               <w:fldChar w:fldCharType="end"/>
             </w:r>
@@ -475,16 +659,62 @@
             </w:tabs>
             <w:ind w:left="220"/>
           </w:pPr>
-          <w:hyperlink w:history="1" w:anchor="_Toc18">
-            <w:r>
-              <w:t xml:space="preserve">Predicates as Reusable Units</w:t>
-            </w:r>
-            <w:r>
-              <w:tab/>
-            </w:r>
-            <w:r>
-              <w:fldChar w:fldCharType="begin" w:dirty="true"/>
-              <w:instrText xml:space="preserve">PAGEREF _Toc18 \h</w:instrText>
+          <w:hyperlink w:history="1" w:anchor="_Toc26">
+            <w:r>
+              <w:t xml:space="preserve">Why Predicates Matter</w:t>
+            </w:r>
+            <w:r>
+              <w:tab/>
+            </w:r>
+            <w:r>
+              <w:fldChar w:fldCharType="begin" w:dirty="true"/>
+              <w:instrText xml:space="preserve">PAGEREF _Toc26 \h</w:instrText>
+              <w:fldChar w:fldCharType="separate"/>
+              <w:fldChar w:fldCharType="end"/>
+            </w:r>
+          </w:hyperlink>
+        </w:p>
+        <w:p>
+          <w:pPr>
+            <w:pStyle w:val="TOC2"/>
+            <w:tabs>
+              <w:tab w:val="right" w:pos="9360" w:leader="dot"/>
+            </w:tabs>
+            <w:ind w:left="220"/>
+          </w:pPr>
+          <w:hyperlink w:history="1" w:anchor="_Toc27">
+            <w:r>
+              <w:t xml:space="preserve">Basic Predicate</w:t>
+            </w:r>
+            <w:r>
+              <w:tab/>
+            </w:r>
+            <w:r>
+              <w:fldChar w:fldCharType="begin" w:dirty="true"/>
+              <w:instrText xml:space="preserve">PAGEREF _Toc27 \h</w:instrText>
+              <w:fldChar w:fldCharType="separate"/>
+              <w:fldChar w:fldCharType="end"/>
+            </w:r>
+          </w:hyperlink>
+        </w:p>
+        <w:p>
+          <w:pPr>
+            <w:pStyle w:val="TOC2"/>
+            <w:tabs>
+              <w:tab w:val="right" w:pos="9360" w:leader="dot"/>
+            </w:tabs>
+            <w:ind w:left="220"/>
+          </w:pPr>
+          <w:hyperlink w:history="1" w:anchor="_Toc28">
+            <w:r>
+              <w:t xml:space="preserve">Recursive Predicates</w:t>
+            </w:r>
+            <w:r>
+              <w:tab/>
+            </w:r>
+            <w:r>
+              <w:fldChar w:fldCharType="begin" w:dirty="true"/>
+              <w:instrText xml:space="preserve">PAGEREF _Toc28 \h</w:instrText>
               <w:fldChar w:fldCharType="separate"/>
               <w:fldChar w:fldCharType="end"/>
             </w:r>
@@ -497,7 +727,7 @@
               <w:tab w:val="right" w:pos="9360" w:leader="dot"/>
             </w:tabs>
           </w:pPr>
-          <w:hyperlink w:history="1" w:anchor="_Toc19">
+          <w:hyperlink w:history="1" w:anchor="_Toc29">
             <w:r>
               <w:t xml:space="preserve">Chapter 6: Writing Your First CodeQL Queries</w:t>
             </w:r>
@@ -506,7 +736,7 @@
             </w:r>
             <w:r>
               <w:fldChar w:fldCharType="begin" w:dirty="true"/>
-              <w:instrText xml:space="preserve">PAGEREF _Toc19 \h</w:instrText>
+              <w:instrText xml:space="preserve">PAGEREF _Toc29 \h</w:instrText>
               <w:fldChar w:fldCharType="separate"/>
               <w:fldChar w:fldCharType="end"/>
             </w:r>
@@ -520,16 +750,62 @@
             </w:tabs>
             <w:ind w:left="220"/>
           </w:pPr>
-          <w:hyperlink w:history="1" w:anchor="_Toc20">
-            <w:r>
-              <w:t xml:space="preserve">Query Structure</w:t>
-            </w:r>
-            <w:r>
-              <w:tab/>
-            </w:r>
-            <w:r>
-              <w:fldChar w:fldCharType="begin" w:dirty="true"/>
-              <w:instrText xml:space="preserve">PAGEREF _Toc20 \h</w:instrText>
+          <w:hyperlink w:history="1" w:anchor="_Toc30">
+            <w:r>
+              <w:t xml:space="preserve">Metadata</w:t>
+            </w:r>
+            <w:r>
+              <w:tab/>
+            </w:r>
+            <w:r>
+              <w:fldChar w:fldCharType="begin" w:dirty="true"/>
+              <w:instrText xml:space="preserve">PAGEREF _Toc30 \h</w:instrText>
+              <w:fldChar w:fldCharType="separate"/>
+              <w:fldChar w:fldCharType="end"/>
+            </w:r>
+          </w:hyperlink>
+        </w:p>
+        <w:p>
+          <w:pPr>
+            <w:pStyle w:val="TOC2"/>
+            <w:tabs>
+              <w:tab w:val="right" w:pos="9360" w:leader="dot"/>
+            </w:tabs>
+            <w:ind w:left="220"/>
+          </w:pPr>
+          <w:hyperlink w:history="1" w:anchor="_Toc31">
+            <w:r>
+              <w:t xml:space="preserve">Alert Query Example</w:t>
+            </w:r>
+            <w:r>
+              <w:tab/>
+            </w:r>
+            <w:r>
+              <w:fldChar w:fldCharType="begin" w:dirty="true"/>
+              <w:instrText xml:space="preserve">PAGEREF _Toc31 \h</w:instrText>
+              <w:fldChar w:fldCharType="separate"/>
+              <w:fldChar w:fldCharType="end"/>
+            </w:r>
+          </w:hyperlink>
+        </w:p>
+        <w:p>
+          <w:pPr>
+            <w:pStyle w:val="TOC2"/>
+            <w:tabs>
+              <w:tab w:val="right" w:pos="9360" w:leader="dot"/>
+            </w:tabs>
+            <w:ind w:left="220"/>
+          </w:pPr>
+          <w:hyperlink w:history="1" w:anchor="_Toc32">
+            <w:r>
+              <w:t xml:space="preserve">Path Queries</w:t>
+            </w:r>
+            <w:r>
+              <w:tab/>
+            </w:r>
+            <w:r>
+              <w:fldChar w:fldCharType="begin" w:dirty="true"/>
+              <w:instrText xml:space="preserve">PAGEREF _Toc32 \h</w:instrText>
               <w:fldChar w:fldCharType="separate"/>
               <w:fldChar w:fldCharType="end"/>
             </w:r>
@@ -542,7 +818,7 @@
               <w:tab w:val="right" w:pos="9360" w:leader="dot"/>
             </w:tabs>
           </w:pPr>
-          <w:hyperlink w:history="1" w:anchor="_Toc21">
+          <w:hyperlink w:history="1" w:anchor="_Toc33">
             <w:r>
               <w:t xml:space="preserve">Chapter 7: Exploring Code with Language Libraries</w:t>
             </w:r>
@@ -551,7 +827,7 @@
             </w:r>
             <w:r>
               <w:fldChar w:fldCharType="begin" w:dirty="true"/>
-              <w:instrText xml:space="preserve">PAGEREF _Toc21 \h</w:instrText>
+              <w:instrText xml:space="preserve">PAGEREF _Toc33 \h</w:instrText>
               <w:fldChar w:fldCharType="separate"/>
               <w:fldChar w:fldCharType="end"/>
             </w:r>
@@ -565,16 +841,39 @@
             </w:tabs>
             <w:ind w:left="220"/>
           </w:pPr>
-          <w:hyperlink w:history="1" w:anchor="_Toc22">
-            <w:r>
-              <w:t xml:space="preserve">Standard Libraries</w:t>
-            </w:r>
-            <w:r>
-              <w:tab/>
-            </w:r>
-            <w:r>
-              <w:fldChar w:fldCharType="begin" w:dirty="true"/>
-              <w:instrText xml:space="preserve">PAGEREF _Toc22 \h</w:instrText>
+          <w:hyperlink w:history="1" w:anchor="_Toc34">
+            <w:r>
+              <w:t xml:space="preserve">Standard Library Model</w:t>
+            </w:r>
+            <w:r>
+              <w:tab/>
+            </w:r>
+            <w:r>
+              <w:fldChar w:fldCharType="begin" w:dirty="true"/>
+              <w:instrText xml:space="preserve">PAGEREF _Toc34 \h</w:instrText>
+              <w:fldChar w:fldCharType="separate"/>
+              <w:fldChar w:fldCharType="end"/>
+            </w:r>
+          </w:hyperlink>
+        </w:p>
+        <w:p>
+          <w:pPr>
+            <w:pStyle w:val="TOC2"/>
+            <w:tabs>
+              <w:tab w:val="right" w:pos="9360" w:leader="dot"/>
+            </w:tabs>
+            <w:ind w:left="220"/>
+          </w:pPr>
+          <w:hyperlink w:history="1" w:anchor="_Toc35">
+            <w:r>
+              <w:t xml:space="preserve">Exploration Pattern</w:t>
+            </w:r>
+            <w:r>
+              <w:tab/>
+            </w:r>
+            <w:r>
+              <w:fldChar w:fldCharType="begin" w:dirty="true"/>
+              <w:instrText xml:space="preserve">PAGEREF _Toc35 \h</w:instrText>
               <w:fldChar w:fldCharType="separate"/>
               <w:fldChar w:fldCharType="end"/>
             </w:r>
@@ -587,7 +886,7 @@
               <w:tab w:val="right" w:pos="9360" w:leader="dot"/>
             </w:tabs>
           </w:pPr>
-          <w:hyperlink w:history="1" w:anchor="_Toc23">
+          <w:hyperlink w:history="1" w:anchor="_Toc36">
             <w:r>
               <w:t xml:space="preserve">Chapter 8: Data Flow Analysis</w:t>
             </w:r>
@@ -596,7 +895,7 @@
             </w:r>
             <w:r>
               <w:fldChar w:fldCharType="begin" w:dirty="true"/>
-              <w:instrText xml:space="preserve">PAGEREF _Toc23 \h</w:instrText>
+              <w:instrText xml:space="preserve">PAGEREF _Toc36 \h</w:instrText>
               <w:fldChar w:fldCharType="separate"/>
               <w:fldChar w:fldCharType="end"/>
             </w:r>
@@ -610,16 +909,16 @@
             </w:tabs>
             <w:ind w:left="220"/>
           </w:pPr>
-          <w:hyperlink w:history="1" w:anchor="_Toc24">
-            <w:r>
-              <w:t xml:space="preserve">Local and Global Flow</w:t>
-            </w:r>
-            <w:r>
-              <w:tab/>
-            </w:r>
-            <w:r>
-              <w:fldChar w:fldCharType="begin" w:dirty="true"/>
-              <w:instrText xml:space="preserve">PAGEREF _Toc24 \h</w:instrText>
+          <w:hyperlink w:history="1" w:anchor="_Toc37">
+            <w:r>
+              <w:t xml:space="preserve">Why Data Flow Matters</w:t>
+            </w:r>
+            <w:r>
+              <w:tab/>
+            </w:r>
+            <w:r>
+              <w:fldChar w:fldCharType="begin" w:dirty="true"/>
+              <w:instrText xml:space="preserve">PAGEREF _Toc37 \h</w:instrText>
               <w:fldChar w:fldCharType="separate"/>
               <w:fldChar w:fldCharType="end"/>
             </w:r>
@@ -633,16 +932,16 @@
             </w:tabs>
             <w:ind w:left="220"/>
           </w:pPr>
-          <w:hyperlink w:history="1" w:anchor="_Toc25">
-            <w:r>
-              <w:t xml:space="preserve">Configuration Example</w:t>
-            </w:r>
-            <w:r>
-              <w:tab/>
-            </w:r>
-            <w:r>
-              <w:fldChar w:fldCharType="begin" w:dirty="true"/>
-              <w:instrText xml:space="preserve">PAGEREF _Toc25 \h</w:instrText>
+          <w:hyperlink w:history="1" w:anchor="_Toc38">
+            <w:r>
+              <w:t xml:space="preserve">DataFlow Nodes</w:t>
+            </w:r>
+            <w:r>
+              <w:tab/>
+            </w:r>
+            <w:r>
+              <w:fldChar w:fldCharType="begin" w:dirty="true"/>
+              <w:instrText xml:space="preserve">PAGEREF _Toc38 \h</w:instrText>
               <w:fldChar w:fldCharType="separate"/>
               <w:fldChar w:fldCharType="end"/>
             </w:r>
@@ -656,7 +955,53 @@
             </w:tabs>
             <w:ind w:left="220"/>
           </w:pPr>
-          <w:hyperlink w:history="1" w:anchor="_Toc26">
+          <w:hyperlink w:history="1" w:anchor="_Toc39">
+            <w:r>
+              <w:t xml:space="preserve">Global Configuration</w:t>
+            </w:r>
+            <w:r>
+              <w:tab/>
+            </w:r>
+            <w:r>
+              <w:fldChar w:fldCharType="begin" w:dirty="true"/>
+              <w:instrText xml:space="preserve">PAGEREF _Toc39 \h</w:instrText>
+              <w:fldChar w:fldCharType="separate"/>
+              <w:fldChar w:fldCharType="end"/>
+            </w:r>
+          </w:hyperlink>
+        </w:p>
+        <w:p>
+          <w:pPr>
+            <w:pStyle w:val="TOC2"/>
+            <w:tabs>
+              <w:tab w:val="right" w:pos="9360" w:leader="dot"/>
+            </w:tabs>
+            <w:ind w:left="220"/>
+          </w:pPr>
+          <w:hyperlink w:history="1" w:anchor="_Toc40">
+            <w:r>
+              <w:t xml:space="preserve">Additional Steps and Barriers</w:t>
+            </w:r>
+            <w:r>
+              <w:tab/>
+            </w:r>
+            <w:r>
+              <w:fldChar w:fldCharType="begin" w:dirty="true"/>
+              <w:instrText xml:space="preserve">PAGEREF _Toc40 \h</w:instrText>
+              <w:fldChar w:fldCharType="separate"/>
+              <w:fldChar w:fldCharType="end"/>
+            </w:r>
+          </w:hyperlink>
+        </w:p>
+        <w:p>
+          <w:pPr>
+            <w:pStyle w:val="TOC2"/>
+            <w:tabs>
+              <w:tab w:val="right" w:pos="9360" w:leader="dot"/>
+            </w:tabs>
+            <w:ind w:left="220"/>
+          </w:pPr>
+          <w:hyperlink w:history="1" w:anchor="_Toc41">
             <w:r>
               <w:t xml:space="preserve">Exercises</w:t>
             </w:r>
@@ -665,7 +1010,30 @@
             </w:r>
             <w:r>
               <w:fldChar w:fldCharType="begin" w:dirty="true"/>
-              <w:instrText xml:space="preserve">PAGEREF _Toc26 \h</w:instrText>
+              <w:instrText xml:space="preserve">PAGEREF _Toc41 \h</w:instrText>
+              <w:fldChar w:fldCharType="separate"/>
+              <w:fldChar w:fldCharType="end"/>
+            </w:r>
+          </w:hyperlink>
+        </w:p>
+        <w:p>
+          <w:pPr>
+            <w:pStyle w:val="TOC2"/>
+            <w:tabs>
+              <w:tab w:val="right" w:pos="9360" w:leader="dot"/>
+            </w:tabs>
+            <w:ind w:left="220"/>
+          </w:pPr>
+          <w:hyperlink w:history="1" w:anchor="_Toc42">
+            <w:r>
+              <w:t xml:space="preserve">Debugging</w:t>
+            </w:r>
+            <w:r>
+              <w:tab/>
+            </w:r>
+            <w:r>
+              <w:fldChar w:fldCharType="begin" w:dirty="true"/>
+              <w:instrText xml:space="preserve">PAGEREF _Toc42 \h</w:instrText>
               <w:fldChar w:fldCharType="separate"/>
               <w:fldChar w:fldCharType="end"/>
             </w:r>
@@ -678,7 +1046,7 @@
               <w:tab w:val="right" w:pos="9360" w:leader="dot"/>
             </w:tabs>
           </w:pPr>
-          <w:hyperlink w:history="1" w:anchor="_Toc27">
+          <w:hyperlink w:history="1" w:anchor="_Toc43">
             <w:r>
               <w:t xml:space="preserve">Chapter 9: Taint Tracking and Path Queries</w:t>
             </w:r>
@@ -687,7 +1055,7 @@
             </w:r>
             <w:r>
               <w:fldChar w:fldCharType="begin" w:dirty="true"/>
-              <w:instrText xml:space="preserve">PAGEREF _Toc27 \h</w:instrText>
+              <w:instrText xml:space="preserve">PAGEREF _Toc43 \h</w:instrText>
               <w:fldChar w:fldCharType="separate"/>
               <w:fldChar w:fldCharType="end"/>
             </w:r>
@@ -701,16 +1069,16 @@
             </w:tabs>
             <w:ind w:left="220"/>
           </w:pPr>
-          <w:hyperlink w:history="1" w:anchor="_Toc28">
-            <w:r>
-              <w:t xml:space="preserve">Taint Tracking</w:t>
-            </w:r>
-            <w:r>
-              <w:tab/>
-            </w:r>
-            <w:r>
-              <w:fldChar w:fldCharType="begin" w:dirty="true"/>
-              <w:instrText xml:space="preserve">PAGEREF _Toc28 \h</w:instrText>
+          <w:hyperlink w:history="1" w:anchor="_Toc44">
+            <w:r>
+              <w:t xml:space="preserve">Taint versus Pure Data Flow</w:t>
+            </w:r>
+            <w:r>
+              <w:tab/>
+            </w:r>
+            <w:r>
+              <w:fldChar w:fldCharType="begin" w:dirty="true"/>
+              <w:instrText xml:space="preserve">PAGEREF _Toc44 \h</w:instrText>
               <w:fldChar w:fldCharType="separate"/>
               <w:fldChar w:fldCharType="end"/>
             </w:r>
@@ -724,16 +1092,16 @@
             </w:tabs>
             <w:ind w:left="220"/>
           </w:pPr>
-          <w:hyperlink w:history="1" w:anchor="_Toc29">
-            <w:r>
-              <w:t xml:space="preserve">Complete Path Query Example</w:t>
-            </w:r>
-            <w:r>
-              <w:tab/>
-            </w:r>
-            <w:r>
-              <w:fldChar w:fldCharType="begin" w:dirty="true"/>
-              <w:instrText xml:space="preserve">PAGEREF _Toc29 \h</w:instrText>
+          <w:hyperlink w:history="1" w:anchor="_Toc45">
+            <w:r>
+              <w:t xml:space="preserve">Complete Path Query</w:t>
+            </w:r>
+            <w:r>
+              <w:tab/>
+            </w:r>
+            <w:r>
+              <w:fldChar w:fldCharType="begin" w:dirty="true"/>
+              <w:instrText xml:space="preserve">PAGEREF _Toc45 \h</w:instrText>
               <w:fldChar w:fldCharType="separate"/>
               <w:fldChar w:fldCharType="end"/>
             </w:r>
@@ -747,7 +1115,7 @@
             </w:tabs>
             <w:ind w:left="220"/>
           </w:pPr>
-          <w:hyperlink w:history="1" w:anchor="_Toc30">
+          <w:hyperlink w:history="1" w:anchor="_Toc46">
             <w:r>
               <w:t xml:space="preserve">Exercises</w:t>
             </w:r>
@@ -756,7 +1124,30 @@
             </w:r>
             <w:r>
               <w:fldChar w:fldCharType="begin" w:dirty="true"/>
-              <w:instrText xml:space="preserve">PAGEREF _Toc30 \h</w:instrText>
+              <w:instrText xml:space="preserve">PAGEREF _Toc46 \h</w:instrText>
+              <w:fldChar w:fldCharType="separate"/>
+              <w:fldChar w:fldCharType="end"/>
+            </w:r>
+          </w:hyperlink>
+        </w:p>
+        <w:p>
+          <w:pPr>
+            <w:pStyle w:val="TOC2"/>
+            <w:tabs>
+              <w:tab w:val="right" w:pos="9360" w:leader="dot"/>
+            </w:tabs>
+            <w:ind w:left="220"/>
+          </w:pPr>
+          <w:hyperlink w:history="1" w:anchor="_Toc47">
+            <w:r>
+              <w:t xml:space="preserve">Flow State and Pitfalls</w:t>
+            </w:r>
+            <w:r>
+              <w:tab/>
+            </w:r>
+            <w:r>
+              <w:fldChar w:fldCharType="begin" w:dirty="true"/>
+              <w:instrText xml:space="preserve">PAGEREF _Toc47 \h</w:instrText>
               <w:fldChar w:fldCharType="separate"/>
               <w:fldChar w:fldCharType="end"/>
             </w:r>
@@ -769,7 +1160,7 @@
               <w:tab w:val="right" w:pos="9360" w:leader="dot"/>
             </w:tabs>
           </w:pPr>
-          <w:hyperlink w:history="1" w:anchor="_Toc31">
+          <w:hyperlink w:history="1" w:anchor="_Toc48">
             <w:r>
               <w:t xml:space="preserve">Chapter 10: CodeQL Library Extension</w:t>
             </w:r>
@@ -778,7 +1169,7 @@
             </w:r>
             <w:r>
               <w:fldChar w:fldCharType="begin" w:dirty="true"/>
-              <w:instrText xml:space="preserve">PAGEREF _Toc31 \h</w:instrText>
+              <w:instrText xml:space="preserve">PAGEREF _Toc48 \h</w:instrText>
               <w:fldChar w:fldCharType="separate"/>
               <w:fldChar w:fldCharType="end"/>
             </w:r>
@@ -792,16 +1183,16 @@
             </w:tabs>
             <w:ind w:left="220"/>
           </w:pPr>
-          <w:hyperlink w:history="1" w:anchor="_Toc32">
-            <w:r>
-              <w:t xml:space="preserve">Custom Sources</w:t>
-            </w:r>
-            <w:r>
-              <w:tab/>
-            </w:r>
-            <w:r>
-              <w:fldChar w:fldCharType="begin" w:dirty="true"/>
-              <w:instrText xml:space="preserve">PAGEREF _Toc32 \h</w:instrText>
+          <w:hyperlink w:history="1" w:anchor="_Toc49">
+            <w:r>
+              <w:t xml:space="preserve">Why Extension Is Necessary</w:t>
+            </w:r>
+            <w:r>
+              <w:tab/>
+            </w:r>
+            <w:r>
+              <w:fldChar w:fldCharType="begin" w:dirty="true"/>
+              <w:instrText xml:space="preserve">PAGEREF _Toc49 \h</w:instrText>
               <w:fldChar w:fldCharType="separate"/>
               <w:fldChar w:fldCharType="end"/>
             </w:r>
@@ -815,7 +1206,30 @@
             </w:tabs>
             <w:ind w:left="220"/>
           </w:pPr>
-          <w:hyperlink w:history="1" w:anchor="_Toc33">
+          <w:hyperlink w:history="1" w:anchor="_Toc50">
+            <w:r>
+              <w:t xml:space="preserve">Custom Source</w:t>
+            </w:r>
+            <w:r>
+              <w:tab/>
+            </w:r>
+            <w:r>
+              <w:fldChar w:fldCharType="begin" w:dirty="true"/>
+              <w:instrText xml:space="preserve">PAGEREF _Toc50 \h</w:instrText>
+              <w:fldChar w:fldCharType="separate"/>
+              <w:fldChar w:fldCharType="end"/>
+            </w:r>
+          </w:hyperlink>
+        </w:p>
+        <w:p>
+          <w:pPr>
+            <w:pStyle w:val="TOC2"/>
+            <w:tabs>
+              <w:tab w:val="right" w:pos="9360" w:leader="dot"/>
+            </w:tabs>
+            <w:ind w:left="220"/>
+          </w:pPr>
+          <w:hyperlink w:history="1" w:anchor="_Toc51">
             <w:r>
               <w:t xml:space="preserve">Exercises</w:t>
             </w:r>
@@ -824,7 +1238,30 @@
             </w:r>
             <w:r>
               <w:fldChar w:fldCharType="begin" w:dirty="true"/>
-              <w:instrText xml:space="preserve">PAGEREF _Toc33 \h</w:instrText>
+              <w:instrText xml:space="preserve">PAGEREF _Toc51 \h</w:instrText>
+              <w:fldChar w:fldCharType="separate"/>
+              <w:fldChar w:fldCharType="end"/>
+            </w:r>
+          </w:hyperlink>
+        </w:p>
+        <w:p>
+          <w:pPr>
+            <w:pStyle w:val="TOC2"/>
+            <w:tabs>
+              <w:tab w:val="right" w:pos="9360" w:leader="dot"/>
+            </w:tabs>
+            <w:ind w:left="220"/>
+          </w:pPr>
+          <w:hyperlink w:history="1" w:anchor="_Toc52">
+            <w:r>
+              <w:t xml:space="preserve">Testing and Model Packs</w:t>
+            </w:r>
+            <w:r>
+              <w:tab/>
+            </w:r>
+            <w:r>
+              <w:fldChar w:fldCharType="begin" w:dirty="true"/>
+              <w:instrText xml:space="preserve">PAGEREF _Toc52 \h</w:instrText>
               <w:fldChar w:fldCharType="separate"/>
               <w:fldChar w:fldCharType="end"/>
             </w:r>
@@ -837,7 +1274,7 @@
               <w:tab w:val="right" w:pos="9360" w:leader="dot"/>
             </w:tabs>
           </w:pPr>
-          <w:hyperlink w:history="1" w:anchor="_Toc34">
+          <w:hyperlink w:history="1" w:anchor="_Toc53">
             <w:r>
               <w:t xml:space="preserve">Chapter 11: Query Packs, Suites, Metadata, and Production Use</w:t>
             </w:r>
@@ -846,7 +1283,53 @@
             </w:r>
             <w:r>
               <w:fldChar w:fldCharType="begin" w:dirty="true"/>
-              <w:instrText xml:space="preserve">PAGEREF _Toc34 \h</w:instrText>
+              <w:instrText xml:space="preserve">PAGEREF _Toc53 \h</w:instrText>
+              <w:fldChar w:fldCharType="separate"/>
+              <w:fldChar w:fldCharType="end"/>
+            </w:r>
+          </w:hyperlink>
+        </w:p>
+        <w:p>
+          <w:pPr>
+            <w:pStyle w:val="TOC2"/>
+            <w:tabs>
+              <w:tab w:val="right" w:pos="9360" w:leader="dot"/>
+            </w:tabs>
+            <w:ind w:left="220"/>
+          </w:pPr>
+          <w:hyperlink w:history="1" w:anchor="_Toc54">
+            <w:r>
+              <w:t xml:space="preserve">Packs</w:t>
+            </w:r>
+            <w:r>
+              <w:tab/>
+            </w:r>
+            <w:r>
+              <w:fldChar w:fldCharType="begin" w:dirty="true"/>
+              <w:instrText xml:space="preserve">PAGEREF _Toc54 \h</w:instrText>
+              <w:fldChar w:fldCharType="separate"/>
+              <w:fldChar w:fldCharType="end"/>
+            </w:r>
+          </w:hyperlink>
+        </w:p>
+        <w:p>
+          <w:pPr>
+            <w:pStyle w:val="TOC2"/>
+            <w:tabs>
+              <w:tab w:val="right" w:pos="9360" w:leader="dot"/>
+            </w:tabs>
+            <w:ind w:left="220"/>
+          </w:pPr>
+          <w:hyperlink w:history="1" w:anchor="_Toc55">
+            <w:r>
+              <w:t xml:space="preserve">Suites and Metadata</w:t>
+            </w:r>
+            <w:r>
+              <w:tab/>
+            </w:r>
+            <w:r>
+              <w:fldChar w:fldCharType="begin" w:dirty="true"/>
+              <w:instrText xml:space="preserve">PAGEREF _Toc55 \h</w:instrText>
               <w:fldChar w:fldCharType="separate"/>
               <w:fldChar w:fldCharType="end"/>
             </w:r>
@@ -859,7 +1342,7 @@
               <w:tab w:val="right" w:pos="9360" w:leader="dot"/>
             </w:tabs>
           </w:pPr>
-          <w:hyperlink w:history="1" w:anchor="_Toc35">
+          <w:hyperlink w:history="1" w:anchor="_Toc56">
             <w:r>
               <w:t xml:space="preserve">Chapter 12: Integrating CodeQL into Development Workflows</w:t>
             </w:r>
@@ -868,7 +1351,53 @@
             </w:r>
             <w:r>
               <w:fldChar w:fldCharType="begin" w:dirty="true"/>
-              <w:instrText xml:space="preserve">PAGEREF _Toc35 \h</w:instrText>
+              <w:instrText xml:space="preserve">PAGEREF _Toc56 \h</w:instrText>
+              <w:fldChar w:fldCharType="separate"/>
+              <w:fldChar w:fldCharType="end"/>
+            </w:r>
+          </w:hyperlink>
+        </w:p>
+        <w:p>
+          <w:pPr>
+            <w:pStyle w:val="TOC2"/>
+            <w:tabs>
+              <w:tab w:val="right" w:pos="9360" w:leader="dot"/>
+            </w:tabs>
+            <w:ind w:left="220"/>
+          </w:pPr>
+          <w:hyperlink w:history="1" w:anchor="_Toc57">
+            <w:r>
+              <w:t xml:space="preserve">GitHub Actions</w:t>
+            </w:r>
+            <w:r>
+              <w:tab/>
+            </w:r>
+            <w:r>
+              <w:fldChar w:fldCharType="begin" w:dirty="true"/>
+              <w:instrText xml:space="preserve">PAGEREF _Toc57 \h</w:instrText>
+              <w:fldChar w:fldCharType="separate"/>
+              <w:fldChar w:fldCharType="end"/>
+            </w:r>
+          </w:hyperlink>
+        </w:p>
+        <w:p>
+          <w:pPr>
+            <w:pStyle w:val="TOC2"/>
+            <w:tabs>
+              <w:tab w:val="right" w:pos="9360" w:leader="dot"/>
+            </w:tabs>
+            <w:ind w:left="220"/>
+          </w:pPr>
+          <w:hyperlink w:history="1" w:anchor="_Toc58">
+            <w:r>
+              <w:t xml:space="preserve">Other CI and MRVA</w:t>
+            </w:r>
+            <w:r>
+              <w:tab/>
+            </w:r>
+            <w:r>
+              <w:fldChar w:fldCharType="begin" w:dirty="true"/>
+              <w:instrText xml:space="preserve">PAGEREF _Toc58 \h</w:instrText>
               <w:fldChar w:fldCharType="separate"/>
               <w:fldChar w:fldCharType="end"/>
             </w:r>
@@ -881,7 +1410,7 @@
               <w:tab w:val="right" w:pos="9360" w:leader="dot"/>
             </w:tabs>
           </w:pPr>
-          <w:hyperlink w:history="1" w:anchor="_Toc36">
+          <w:hyperlink w:history="1" w:anchor="_Toc59">
             <w:r>
               <w:t xml:space="preserve">Chapter 13: Advanced Techniques and Performance</w:t>
             </w:r>
@@ -890,7 +1419,53 @@
             </w:r>
             <w:r>
               <w:fldChar w:fldCharType="begin" w:dirty="true"/>
-              <w:instrText xml:space="preserve">PAGEREF _Toc36 \h</w:instrText>
+              <w:instrText xml:space="preserve">PAGEREF _Toc59 \h</w:instrText>
+              <w:fldChar w:fldCharType="separate"/>
+              <w:fldChar w:fldCharType="end"/>
+            </w:r>
+          </w:hyperlink>
+        </w:p>
+        <w:p>
+          <w:pPr>
+            <w:pStyle w:val="TOC2"/>
+            <w:tabs>
+              <w:tab w:val="right" w:pos="9360" w:leader="dot"/>
+            </w:tabs>
+            <w:ind w:left="220"/>
+          </w:pPr>
+          <w:hyperlink w:history="1" w:anchor="_Toc60">
+            <w:r>
+              <w:t xml:space="preserve">Efficient Predicates</w:t>
+            </w:r>
+            <w:r>
+              <w:tab/>
+            </w:r>
+            <w:r>
+              <w:fldChar w:fldCharType="begin" w:dirty="true"/>
+              <w:instrText xml:space="preserve">PAGEREF _Toc60 \h</w:instrText>
+              <w:fldChar w:fldCharType="separate"/>
+              <w:fldChar w:fldCharType="end"/>
+            </w:r>
+          </w:hyperlink>
+        </w:p>
+        <w:p>
+          <w:pPr>
+            <w:pStyle w:val="TOC2"/>
+            <w:tabs>
+              <w:tab w:val="right" w:pos="9360" w:leader="dot"/>
+            </w:tabs>
+            <w:ind w:left="220"/>
+          </w:pPr>
+          <w:hyperlink w:history="1" w:anchor="_Toc61">
+            <w:r>
+              <w:t xml:space="preserve">Debugging Missing Paths</w:t>
+            </w:r>
+            <w:r>
+              <w:tab/>
+            </w:r>
+            <w:r>
+              <w:fldChar w:fldCharType="begin" w:dirty="true"/>
+              <w:instrText xml:space="preserve">PAGEREF _Toc61 \h</w:instrText>
               <w:fldChar w:fldCharType="separate"/>
               <w:fldChar w:fldCharType="end"/>
             </w:r>
@@ -903,7 +1478,7 @@
               <w:tab w:val="right" w:pos="9360" w:leader="dot"/>
             </w:tabs>
           </w:pPr>
-          <w:hyperlink w:history="1" w:anchor="_Toc37">
+          <w:hyperlink w:history="1" w:anchor="_Toc62">
             <w:r>
               <w:t xml:space="preserve">Chapter 14: Real-World Case Studies and Patterns</w:t>
             </w:r>
@@ -912,7 +1487,53 @@
             </w:r>
             <w:r>
               <w:fldChar w:fldCharType="begin" w:dirty="true"/>
-              <w:instrText xml:space="preserve">PAGEREF _Toc37 \h</w:instrText>
+              <w:instrText xml:space="preserve">PAGEREF _Toc62 \h</w:instrText>
+              <w:fldChar w:fldCharType="separate"/>
+              <w:fldChar w:fldCharType="end"/>
+            </w:r>
+          </w:hyperlink>
+        </w:p>
+        <w:p>
+          <w:pPr>
+            <w:pStyle w:val="TOC2"/>
+            <w:tabs>
+              <w:tab w:val="right" w:pos="9360" w:leader="dot"/>
+            </w:tabs>
+            <w:ind w:left="220"/>
+          </w:pPr>
+          <w:hyperlink w:history="1" w:anchor="_Toc63">
+            <w:r>
+              <w:t xml:space="preserve">Learning from Published Work</w:t>
+            </w:r>
+            <w:r>
+              <w:tab/>
+            </w:r>
+            <w:r>
+              <w:fldChar w:fldCharType="begin" w:dirty="true"/>
+              <w:instrText xml:space="preserve">PAGEREF _Toc63 \h</w:instrText>
+              <w:fldChar w:fldCharType="separate"/>
+              <w:fldChar w:fldCharType="end"/>
+            </w:r>
+          </w:hyperlink>
+        </w:p>
+        <w:p>
+          <w:pPr>
+            <w:pStyle w:val="TOC2"/>
+            <w:tabs>
+              <w:tab w:val="right" w:pos="9360" w:leader="dot"/>
+            </w:tabs>
+            <w:ind w:left="220"/>
+          </w:pPr>
+          <w:hyperlink w:history="1" w:anchor="_Toc64">
+            <w:r>
+              <w:t xml:space="preserve">SQL Injection Skeleton</w:t>
+            </w:r>
+            <w:r>
+              <w:tab/>
+            </w:r>
+            <w:r>
+              <w:fldChar w:fldCharType="begin" w:dirty="true"/>
+              <w:instrText xml:space="preserve">PAGEREF _Toc64 \h</w:instrText>
               <w:fldChar w:fldCharType="separate"/>
               <w:fldChar w:fldCharType="end"/>
             </w:r>
@@ -925,7 +1546,7 @@
               <w:tab w:val="right" w:pos="9360" w:leader="dot"/>
             </w:tabs>
           </w:pPr>
-          <w:hyperlink w:history="1" w:anchor="_Toc38">
+          <w:hyperlink w:history="1" w:anchor="_Toc65">
             <w:r>
               <w:t xml:space="preserve">Chapter 15: Best Practices, Common Pitfalls, and Next Steps</w:t>
             </w:r>
@@ -934,7 +1555,76 @@
             </w:r>
             <w:r>
               <w:fldChar w:fldCharType="begin" w:dirty="true"/>
-              <w:instrText xml:space="preserve">PAGEREF _Toc38 \h</w:instrText>
+              <w:instrText xml:space="preserve">PAGEREF _Toc65 \h</w:instrText>
+              <w:fldChar w:fldCharType="separate"/>
+              <w:fldChar w:fldCharType="end"/>
+            </w:r>
+          </w:hyperlink>
+        </w:p>
+        <w:p>
+          <w:pPr>
+            <w:pStyle w:val="TOC2"/>
+            <w:tabs>
+              <w:tab w:val="right" w:pos="9360" w:leader="dot"/>
+            </w:tabs>
+            <w:ind w:left="220"/>
+          </w:pPr>
+          <w:hyperlink w:history="1" w:anchor="_Toc66">
+            <w:r>
+              <w:t xml:space="preserve">Effective Habits</w:t>
+            </w:r>
+            <w:r>
+              <w:tab/>
+            </w:r>
+            <w:r>
+              <w:fldChar w:fldCharType="begin" w:dirty="true"/>
+              <w:instrText xml:space="preserve">PAGEREF _Toc66 \h</w:instrText>
+              <w:fldChar w:fldCharType="separate"/>
+              <w:fldChar w:fldCharType="end"/>
+            </w:r>
+          </w:hyperlink>
+        </w:p>
+        <w:p>
+          <w:pPr>
+            <w:pStyle w:val="TOC2"/>
+            <w:tabs>
+              <w:tab w:val="right" w:pos="9360" w:leader="dot"/>
+            </w:tabs>
+            <w:ind w:left="220"/>
+          </w:pPr>
+          <w:hyperlink w:history="1" w:anchor="_Toc67">
+            <w:r>
+              <w:t xml:space="preserve">Common Pitfalls</w:t>
+            </w:r>
+            <w:r>
+              <w:tab/>
+            </w:r>
+            <w:r>
+              <w:fldChar w:fldCharType="begin" w:dirty="true"/>
+              <w:instrText xml:space="preserve">PAGEREF _Toc67 \h</w:instrText>
+              <w:fldChar w:fldCharType="separate"/>
+              <w:fldChar w:fldCharType="end"/>
+            </w:r>
+          </w:hyperlink>
+        </w:p>
+        <w:p>
+          <w:pPr>
+            <w:pStyle w:val="TOC2"/>
+            <w:tabs>
+              <w:tab w:val="right" w:pos="9360" w:leader="dot"/>
+            </w:tabs>
+            <w:ind w:left="220"/>
+          </w:pPr>
+          <w:hyperlink w:history="1" w:anchor="_Toc68">
+            <w:r>
+              <w:t xml:space="preserve">Next Steps</w:t>
+            </w:r>
+            <w:r>
+              <w:tab/>
+            </w:r>
+            <w:r>
+              <w:fldChar w:fldCharType="begin" w:dirty="true"/>
+              <w:instrText xml:space="preserve">PAGEREF _Toc68 \h</w:instrText>
               <w:fldChar w:fldCharType="separate"/>
               <w:fldChar w:fldCharType="end"/>
             </w:r>
@@ -947,16 +1637,62 @@
               <w:tab w:val="right" w:pos="9360" w:leader="dot"/>
             </w:tabs>
           </w:pPr>
-          <w:hyperlink w:history="1" w:anchor="_Toc39">
-            <w:r>
-              <w:t xml:space="preserve">Appendix: Exercise and Resource Index</w:t>
-            </w:r>
-            <w:r>
-              <w:tab/>
-            </w:r>
-            <w:r>
-              <w:fldChar w:fldCharType="begin" w:dirty="true"/>
-              <w:instrText xml:space="preserve">PAGEREF _Toc39 \h</w:instrText>
+          <w:hyperlink w:history="1" w:anchor="_Toc69">
+            <w:r>
+              <w:t xml:space="preserve">Appendix: Exercise Index and Resources</w:t>
+            </w:r>
+            <w:r>
+              <w:tab/>
+            </w:r>
+            <w:r>
+              <w:fldChar w:fldCharType="begin" w:dirty="true"/>
+              <w:instrText xml:space="preserve">PAGEREF _Toc69 \h</w:instrText>
+              <w:fldChar w:fldCharType="separate"/>
+              <w:fldChar w:fldCharType="end"/>
+            </w:r>
+          </w:hyperlink>
+        </w:p>
+        <w:p>
+          <w:pPr>
+            <w:pStyle w:val="TOC2"/>
+            <w:tabs>
+              <w:tab w:val="right" w:pos="9360" w:leader="dot"/>
+            </w:tabs>
+            <w:ind w:left="220"/>
+          </w:pPr>
+          <w:hyperlink w:history="1" w:anchor="_Toc70">
+            <w:r>
+              <w:t xml:space="preserve">Exercises by Chapter</w:t>
+            </w:r>
+            <w:r>
+              <w:tab/>
+            </w:r>
+            <w:r>
+              <w:fldChar w:fldCharType="begin" w:dirty="true"/>
+              <w:instrText xml:space="preserve">PAGEREF _Toc70 \h</w:instrText>
+              <w:fldChar w:fldCharType="separate"/>
+              <w:fldChar w:fldCharType="end"/>
+            </w:r>
+          </w:hyperlink>
+        </w:p>
+        <w:p>
+          <w:pPr>
+            <w:pStyle w:val="TOC2"/>
+            <w:tabs>
+              <w:tab w:val="right" w:pos="9360" w:leader="dot"/>
+            </w:tabs>
+            <w:ind w:left="220"/>
+          </w:pPr>
+          <w:hyperlink w:history="1" w:anchor="_Toc71">
+            <w:r>
+              <w:t xml:space="preserve">Resources</w:t>
+            </w:r>
+            <w:r>
+              <w:tab/>
+            </w:r>
+            <w:r>
+              <w:fldChar w:fldCharType="begin" w:dirty="true"/>
+              <w:instrText xml:space="preserve">PAGEREF _Toc71 \h</w:instrText>
               <w:fldChar w:fldCharType="separate"/>
               <w:fldChar w:fldCharType="end"/>
             </w:r>
@@ -982,38 +1718,38 @@
     </w:p>
     <w:p>
       <w:pPr>
-        <w:spacing w:after="160"/>
-      </w:pPr>
-      <w:r>
-        <w:rPr>
-          <w:sz w:val="22"/>
-          <w:szCs w:val="22"/>
-        </w:rPr>
-        <w:t xml:space="preserve">This book is a complete, progressive guide to CodeQL. It moves from core concepts through data-flow analysis, taint tracking, and library extension, with concrete examples and exercises throughout.</w:t>
-      </w:r>
-    </w:p>
-    <w:p>
-      <w:pPr>
-        <w:spacing w:after="160"/>
-      </w:pPr>
-      <w:r>
-        <w:rPr>
-          <w:sz w:val="22"/>
-          <w:szCs w:val="22"/>
-        </w:rPr>
-        <w:t xml:space="preserve">All runnable queries, exercise starters, and supporting files are in the companion repository under examples/chapterNN/. Open the referenced files, run them against a database you create, and complete the exercises.</w:t>
-      </w:r>
-    </w:p>
-    <w:p>
-      <w:pPr>
-        <w:spacing w:after="160"/>
-      </w:pPr>
-      <w:r>
-        <w:rPr>
-          <w:sz w:val="22"/>
-          <w:szCs w:val="22"/>
-        </w:rPr>
-        <w:t xml:space="preserve">JavaScript is used for most examples because it is compact. The same patterns apply to Python, Java, C/C++, Go, and the other supported languages.</w:t>
+        <w:spacing w:after="160" w:line="276"/>
+      </w:pPr>
+      <w:r>
+        <w:rPr>
+          <w:sz w:val="22"/>
+          <w:szCs w:val="22"/>
+        </w:rPr>
+        <w:t xml:space="preserve">This book teaches CodeQL from first principles through production use. Every chapter contains explanations, complete code examples, and hands-on exercises. All runnable files live in the companion repository under examples/chapterNN/.</w:t>
+      </w:r>
+    </w:p>
+    <w:p>
+      <w:pPr>
+        <w:spacing w:after="160" w:line="276"/>
+      </w:pPr>
+      <w:r>
+        <w:rPr>
+          <w:sz w:val="22"/>
+          <w:szCs w:val="22"/>
+        </w:rPr>
+        <w:t xml:space="preserve">Create a database for a small project, open the referenced .ql files in VS Code with the CodeQL extension (or run them with the CLI), and complete the exercises. JavaScript is used for most examples; the identical patterns apply to Python, Java, C/C++, Go, and the other supported languages.</w:t>
+      </w:r>
+    </w:p>
+    <w:p>
+      <w:pPr>
+        <w:spacing w:after="160" w:line="276"/>
+      </w:pPr>
+      <w:r>
+        <w:rPr>
+          <w:sz w:val="22"/>
+          <w:szCs w:val="22"/>
+        </w:rPr>
+        <w:t xml:space="preserve">Read sequentially if you are new. If you already know QL, move quickly to the data-flow, taint-tracking, and library-extension chapters.</w:t>
       </w:r>
     </w:p>
     <w:p>
@@ -1033,20 +1769,32 @@
       </w:pPr>
       <w:bookmarkStart w:name="_Toc4" w:id="4"/>
       <w:r>
-        <w:t xml:space="preserve">The Limits of Traditional Analysis</w:t>
+        <w:t xml:space="preserve">The Problem with Traditional Static Analysis</w:t>
       </w:r>
       <w:bookmarkEnd w:id="4"/>
     </w:p>
     <w:p>
       <w:pPr>
-        <w:spacing w:after="160"/>
-      </w:pPr>
-      <w:r>
-        <w:rPr>
-          <w:sz w:val="22"/>
-          <w:szCs w:val="22"/>
-        </w:rPr>
-        <w:t xml:space="preserve">Traditional static analysis tools rely on text patterns or shallow syntax matching. They struggle when untrusted data passes through multiple functions, assignments, or transformations before reaching a dangerous operation. The result is either missed vulnerabilities or excessive false positives.</w:t>
+        <w:spacing w:after="160" w:line="276"/>
+      </w:pPr>
+      <w:r>
+        <w:rPr>
+          <w:sz w:val="22"/>
+          <w:szCs w:val="22"/>
+        </w:rPr>
+        <w:t xml:space="preserve">Most static analysis tools search for textual patterns or simple syntactic shapes. They can find an obvious call to eval or a string that looks like SQL, but they lose track of data as soon as it is assigned to a variable, passed to a helper function, stored in a field, or returned. The result is either missed vulnerabilities or so many false positives that developers ignore the tool.</w:t>
+      </w:r>
+    </w:p>
+    <w:p>
+      <w:pPr>
+        <w:spacing w:after="160" w:line="276"/>
+      </w:pPr>
+      <w:r>
+        <w:rPr>
+          <w:sz w:val="22"/>
+          <w:szCs w:val="22"/>
+        </w:rPr>
+        <w:t xml:space="preserve">Security defects are especially sensitive to this limitation. Attacker-controlled data may travel through several layers before it reaches a dangerous sink. Without a model of how values move, a tool cannot reliably answer the question that matters: does untrusted data reach this operation without being sanitized?</w:t>
       </w:r>
     </w:p>
     <w:p>
@@ -1055,20 +1803,32 @@
       </w:pPr>
       <w:bookmarkStart w:name="_Toc5" w:id="5"/>
       <w:r>
-        <w:t xml:space="preserve">Code as Data</w:t>
+        <w:t xml:space="preserve">Code as Queryable Data</w:t>
       </w:r>
       <w:bookmarkEnd w:id="5"/>
     </w:p>
     <w:p>
       <w:pPr>
-        <w:spacing w:after="160"/>
-      </w:pPr>
-      <w:r>
-        <w:rPr>
-          <w:sz w:val="22"/>
-          <w:szCs w:val="22"/>
-        </w:rPr>
-        <w:t xml:space="preserve">CodeQL extracts a relational model of your program that includes the abstract syntax tree, control-flow graph, and data-flow foundations. You then write declarative queries against that model. A single query can find every instance of a vulnerability pattern even when the flow spans many functions and files.</w:t>
+        <w:spacing w:after="160" w:line="276"/>
+      </w:pPr>
+      <w:r>
+        <w:rPr>
+          <w:sz w:val="22"/>
+          <w:szCs w:val="22"/>
+        </w:rPr>
+        <w:t xml:space="preserve">CodeQL extracts a rich relational representation of a program. That representation includes the abstract syntax tree, name binding and type information, the control-flow graph, and the foundations of the data-flow graph. Once the code exists in this form, you write declarative queries that ask precise questions.</w:t>
+      </w:r>
+    </w:p>
+    <w:p>
+      <w:pPr>
+        <w:spacing w:after="160" w:line="276"/>
+      </w:pPr>
+      <w:r>
+        <w:rPr>
+          <w:sz w:val="22"/>
+          <w:szCs w:val="22"/>
+        </w:rPr>
+        <w:t xml:space="preserve">Because the model already understands control and data flow, a single query can locate every instance of a vulnerability pattern regardless of how many functions or files the data crosses. The same query can be re-run on every commit, turning a research finding into a permanent regression check.</w:t>
       </w:r>
     </w:p>
     <w:p>
@@ -1083,14 +1843,14 @@
     </w:p>
     <w:p>
       <w:pPr>
-        <w:spacing w:after="160"/>
-      </w:pPr>
-      <w:r>
-        <w:rPr>
-          <w:sz w:val="22"/>
-          <w:szCs w:val="22"/>
-        </w:rPr>
-        <w:t xml:space="preserve">Variant analysis takes one known vulnerability and searches for all similar instances. CodeQL makes this systematic. Encode the pattern once, run it at any scale, and add it to CI so the issue cannot return unnoticed.</w:t>
+        <w:spacing w:after="160" w:line="276"/>
+      </w:pPr>
+      <w:r>
+        <w:rPr>
+          <w:sz w:val="22"/>
+          <w:szCs w:val="22"/>
+        </w:rPr>
+        <w:t xml:space="preserve">Variant analysis starts with a known vulnerability—the seed—and looks for every similar bug. CodeQL was designed to make this systematic. Encode the essential conditions in a query, refine it until precision is acceptable, then run it against one repository or thousands. The identical query can be added to pull-request checks.</w:t>
       </w:r>
     </w:p>
     <w:p>
@@ -1099,20 +1859,94 @@
       </w:pPr>
       <w:bookmarkStart w:name="_Toc7" w:id="7"/>
       <w:r>
-        <w:t xml:space="preserve">The Analysis Pipeline</w:t>
+        <w:t xml:space="preserve">The Three-Stage Pipeline</w:t>
       </w:r>
       <w:bookmarkEnd w:id="7"/>
     </w:p>
     <w:p>
       <w:pPr>
-        <w:spacing w:after="160"/>
-      </w:pPr>
-      <w:r>
-        <w:rPr>
-          <w:sz w:val="22"/>
-          <w:szCs w:val="22"/>
-        </w:rPr>
-        <w:t xml:space="preserve">Analysis has three stages: database creation by an extractor, query execution, and result interpretation into alerts (usually SARIF). Supported languages include C/C++, C#, Go, Java/Kotlin, JavaScript/TypeScript, Python, Ruby, Rust, Swift, and GitHub Actions.</w:t>
+        <w:spacing w:after="160" w:line="276"/>
+      </w:pPr>
+      <w:r>
+        <w:rPr>
+          <w:sz w:val="22"/>
+          <w:szCs w:val="22"/>
+        </w:rPr>
+        <w:t xml:space="preserve">Every analysis follows three stages. First, an extractor creates a CodeQL database—a self-contained snapshot for one language. Interpreted languages are extracted by walking the source; compiled languages are extracted by monitoring the build. Second, QL queries run against that database. Third, results are mapped back to source locations and emitted as SARIF alerts.</w:t>
+      </w:r>
+    </w:p>
+    <w:p>
+      <w:pPr>
+        <w:pStyle w:val="Heading2"/>
+      </w:pPr>
+      <w:bookmarkStart w:name="_Toc8" w:id="8"/>
+      <w:r>
+        <w:t xml:space="preserve">Language Support</w:t>
+      </w:r>
+      <w:bookmarkEnd w:id="8"/>
+    </w:p>
+    <w:p>
+      <w:pPr>
+        <w:spacing w:after="160" w:line="276"/>
+      </w:pPr>
+      <w:r>
+        <w:rPr>
+          <w:sz w:val="22"/>
+          <w:szCs w:val="22"/>
+        </w:rPr>
+        <w:t xml:space="preserve">CodeQL supports C/C++, C#, Go, Java/Kotlin, JavaScript/TypeScript, Python, Ruby, Rust, Swift, and GitHub Actions. The default security suite covers hundreds of CWEs. You can also write completely custom queries for your own standards.</w:t>
+      </w:r>
+    </w:p>
+    <w:p>
+      <w:pPr>
+        <w:pStyle w:val="Heading2"/>
+      </w:pPr>
+      <w:bookmarkStart w:name="_Toc9" w:id="9"/>
+      <w:r>
+        <w:t xml:space="preserve">A Minimal Query</w:t>
+      </w:r>
+      <w:bookmarkEnd w:id="9"/>
+    </w:p>
+    <w:p>
+      <w:pPr>
+        <w:spacing w:after="160" w:line="276"/>
+      </w:pPr>
+      <w:r>
+        <w:rPr>
+          <w:sz w:val="22"/>
+          <w:szCs w:val="22"/>
+        </w:rPr>
+        <w:t xml:space="preserve">After creating a database, the simplest query is:</w:t>
+      </w:r>
+    </w:p>
+    <w:p>
+      <w:pPr>
+        <w:pBdr>
+          <w:left w:val="single" w:color="2E75B6" w:sz="12" w:space="8"/>
+        </w:pBdr>
+        <w:shd w:fill="F4F4F4" w:val="clear"/>
+        <w:spacing w:after="20" w:before="20"/>
+        <w:ind w:left="360"/>
+      </w:pPr>
+      <w:r>
+        <w:rPr>
+          <w:rFonts w:ascii="Consolas" w:cs="Consolas" w:eastAsia="Consolas" w:hAnsi="Consolas"/>
+          <w:sz w:val="18"/>
+          <w:szCs w:val="18"/>
+        </w:rPr>
+        <w:t xml:space="preserve">select "hello world"</w:t>
+      </w:r>
+    </w:p>
+    <w:p>
+      <w:pPr>
+        <w:spacing w:after="160" w:line="276"/>
+      </w:pPr>
+      <w:r>
+        <w:rPr>
+          <w:sz w:val="22"/>
+          <w:szCs w:val="22"/>
+        </w:rPr>
+        <w:t xml:space="preserve">Real queries select program elements and attach messages and locations. The rest of this book shows how.</w:t>
       </w:r>
     </w:p>
     <w:p>
@@ -1120,64 +1954,104 @@
         <w:pStyle w:val="Heading1"/>
         <w:pageBreakBefore/>
       </w:pPr>
-      <w:bookmarkStart w:name="_Toc8" w:id="8"/>
+      <w:bookmarkStart w:name="_Toc10" w:id="10"/>
       <w:r>
         <w:t xml:space="preserve">Chapter 2: Tools, Setup, and Your First Database</w:t>
       </w:r>
-      <w:bookmarkEnd w:id="8"/>
+      <w:bookmarkEnd w:id="10"/>
     </w:p>
     <w:p>
       <w:pPr>
         <w:pStyle w:val="Heading2"/>
       </w:pPr>
-      <w:bookmarkStart w:name="_Toc9" w:id="9"/>
-      <w:r>
-        <w:t xml:space="preserve">Environments</w:t>
-      </w:r>
-      <w:bookmarkEnd w:id="9"/>
-    </w:p>
-    <w:p>
-      <w:pPr>
-        <w:spacing w:after="160"/>
-      </w:pPr>
-      <w:r>
-        <w:rPr>
-          <w:sz w:val="22"/>
-          <w:szCs w:val="22"/>
-        </w:rPr>
-        <w:t xml:space="preserve">Use the CodeQL CLI for automation, the Visual Studio Code extension for interactive learning, or GitHub Codespaces for a zero-install environment.</w:t>
+      <w:bookmarkStart w:name="_Toc11" w:id="11"/>
+      <w:r>
+        <w:t xml:space="preserve">Three Ways to Work</w:t>
+      </w:r>
+      <w:bookmarkEnd w:id="11"/>
+    </w:p>
+    <w:p>
+      <w:pPr>
+        <w:spacing w:after="160" w:line="276"/>
+      </w:pPr>
+      <w:r>
+        <w:rPr>
+          <w:sz w:val="22"/>
+          <w:szCs w:val="22"/>
+        </w:rPr>
+        <w:t xml:space="preserve">The CodeQL CLI is best for automation and CI. The Visual Studio Code extension is best while learning because results appear inline and you can explore paths interactively. GitHub Codespaces gives you a fully configured environment with nothing to install.</w:t>
       </w:r>
     </w:p>
     <w:p>
       <w:pPr>
         <w:pStyle w:val="Heading2"/>
       </w:pPr>
-      <w:bookmarkStart w:name="_Toc10" w:id="10"/>
+      <w:bookmarkStart w:name="_Toc12" w:id="12"/>
+      <w:r>
+        <w:t xml:space="preserve">Installing the CLI</w:t>
+      </w:r>
+      <w:bookmarkEnd w:id="12"/>
+    </w:p>
+    <w:p>
+      <w:pPr>
+        <w:spacing w:after="160" w:line="276"/>
+      </w:pPr>
+      <w:r>
+        <w:rPr>
+          <w:sz w:val="22"/>
+          <w:szCs w:val="22"/>
+        </w:rPr>
+        <w:t xml:space="preserve">Download the official bundle from GitHub releases, extract it, and add the codeql binary to your PATH. Verify with:</w:t>
+      </w:r>
+    </w:p>
+    <w:p>
+      <w:pPr>
+        <w:pBdr>
+          <w:left w:val="single" w:color="2E75B6" w:sz="12" w:space="8"/>
+        </w:pBdr>
+        <w:shd w:fill="F4F4F4" w:val="clear"/>
+        <w:spacing w:after="20" w:before="20"/>
+        <w:ind w:left="360"/>
+      </w:pPr>
+      <w:r>
+        <w:rPr>
+          <w:rFonts w:ascii="Consolas" w:cs="Consolas" w:eastAsia="Consolas" w:hAnsi="Consolas"/>
+          <w:sz w:val="18"/>
+          <w:szCs w:val="18"/>
+        </w:rPr>
+        <w:t xml:space="preserve">codeql version</w:t>
+      </w:r>
+    </w:p>
+    <w:p>
+      <w:pPr>
+        <w:spacing w:after="160" w:line="276"/>
+      </w:pPr>
+      <w:r>
+        <w:rPr>
+          <w:sz w:val="22"/>
+          <w:szCs w:val="22"/>
+        </w:rPr>
+        <w:t xml:space="preserve">The VS Code extension can download and manage the CLI for you.</w:t>
+      </w:r>
+    </w:p>
+    <w:p>
+      <w:pPr>
+        <w:pStyle w:val="Heading2"/>
+      </w:pPr>
+      <w:bookmarkStart w:name="_Toc13" w:id="13"/>
       <w:r>
         <w:t xml:space="preserve">Creating a Database</w:t>
       </w:r>
-      <w:bookmarkEnd w:id="10"/>
-    </w:p>
-    <w:p>
-      <w:pPr>
-        <w:spacing w:after="160"/>
-      </w:pPr>
-      <w:r>
-        <w:rPr>
-          <w:sz w:val="22"/>
-          <w:szCs w:val="22"/>
-        </w:rPr>
-        <w:t xml:space="preserve">The basic command is:</w:t>
-      </w:r>
-    </w:p>
-    <w:p>
-      <w:pPr>
-        <w:pBdr>
-          <w:left w:val="single" w:color="CCCCCC" w:sz="12"/>
-        </w:pBdr>
-        <w:shd w:fill="F0F0F0" w:val="clear"/>
-        <w:spacing w:after="40" w:before="40"/>
-        <w:ind w:left="200"/>
+      <w:bookmarkEnd w:id="13"/>
+    </w:p>
+    <w:p>
+      <w:pPr>
+        <w:pBdr>
+          <w:left w:val="single" w:color="2E75B6" w:sz="12" w:space="8"/>
+        </w:pBdr>
+        <w:shd w:fill="F4F4F4" w:val="clear"/>
+        <w:spacing w:after="20" w:before="20"/>
+        <w:ind w:left="360"/>
       </w:pPr>
       <w:r>
         <w:rPr>
@@ -1190,14 +2064,36 @@
     </w:p>
     <w:p>
       <w:pPr>
-        <w:spacing w:after="160"/>
-      </w:pPr>
-      <w:r>
-        <w:rPr>
-          <w:sz w:val="22"/>
-          <w:szCs w:val="22"/>
-        </w:rPr>
-        <w:t xml:space="preserve">For compiled languages add a --command that builds the project. Pre-built databases are available for many open-source repositories.</w:t>
+        <w:spacing w:after="160" w:line="276"/>
+      </w:pPr>
+      <w:r>
+        <w:rPr>
+          <w:sz w:val="22"/>
+          <w:szCs w:val="22"/>
+        </w:rPr>
+        <w:t xml:space="preserve">For compiled languages add a --command that performs a clean build. Many popular open-source projects also have pre-built databases you can download.</w:t>
+      </w:r>
+    </w:p>
+    <w:p>
+      <w:pPr>
+        <w:pStyle w:val="Heading2"/>
+      </w:pPr>
+      <w:bookmarkStart w:name="_Toc14" w:id="14"/>
+      <w:r>
+        <w:t xml:space="preserve">Recommended First Session</w:t>
+      </w:r>
+      <w:bookmarkEnd w:id="14"/>
+    </w:p>
+    <w:p>
+      <w:pPr>
+        <w:spacing w:after="160" w:line="276"/>
+      </w:pPr>
+      <w:r>
+        <w:rPr>
+          <w:sz w:val="22"/>
+          <w:szCs w:val="22"/>
+        </w:rPr>
+        <w:t xml:space="preserve">Install the extension, obtain a small database, open an example from this book’s repository, and run it. Examine both the result list and the highlighted source. This feedback loop is the fastest way to learn.</w:t>
       </w:r>
     </w:p>
     <w:p>
@@ -1205,52 +2101,86 @@
         <w:pStyle w:val="Heading1"/>
         <w:pageBreakBefore/>
       </w:pPr>
-      <w:bookmarkStart w:name="_Toc11" w:id="11"/>
+      <w:bookmarkStart w:name="_Toc15" w:id="15"/>
       <w:r>
         <w:t xml:space="preserve">Chapter 3: CodeQL Database Creation</w:t>
       </w:r>
-      <w:bookmarkEnd w:id="11"/>
+      <w:bookmarkEnd w:id="15"/>
     </w:p>
     <w:p>
       <w:pPr>
         <w:pStyle w:val="Heading2"/>
       </w:pPr>
-      <w:bookmarkStart w:name="_Toc12" w:id="12"/>
+      <w:bookmarkStart w:name="_Toc16" w:id="16"/>
       <w:r>
         <w:t xml:space="preserve">What a Database Contains</w:t>
       </w:r>
-      <w:bookmarkEnd w:id="12"/>
-    </w:p>
-    <w:p>
-      <w:pPr>
-        <w:spacing w:after="160"/>
-      </w:pPr>
-      <w:r>
-        <w:rPr>
-          <w:sz w:val="22"/>
-          <w:szCs w:val="22"/>
-        </w:rPr>
-        <w:t xml:space="preserve">A database is a directory holding extracted relational data, source references, the language schema, and logs. It is an immutable snapshot of one language.</w:t>
+      <w:bookmarkEnd w:id="16"/>
+    </w:p>
+    <w:p>
+      <w:pPr>
+        <w:spacing w:after="160" w:line="276"/>
+      </w:pPr>
+      <w:r>
+        <w:rPr>
+          <w:sz w:val="22"/>
+          <w:szCs w:val="22"/>
+        </w:rPr>
+        <w:t xml:space="preserve">A CodeQL database is a directory that holds a complete, queryable snapshot of one language. It contains the extracted relational data (AST nodes, bindings, types, control-flow edges, data-flow foundations), source references so results can be shown at exact lines, the language schema, and extraction logs.</w:t>
       </w:r>
     </w:p>
     <w:p>
       <w:pPr>
         <w:pStyle w:val="Heading2"/>
       </w:pPr>
-      <w:bookmarkStart w:name="_Toc13" w:id="13"/>
-      <w:r>
-        <w:t xml:space="preserve">Creation Examples</w:t>
-      </w:r>
-      <w:bookmarkEnd w:id="13"/>
-    </w:p>
-    <w:p>
-      <w:pPr>
-        <w:pBdr>
-          <w:left w:val="single" w:color="CCCCCC" w:sz="12"/>
-        </w:pBdr>
-        <w:shd w:fill="F0F0F0" w:val="clear"/>
-        <w:spacing w:after="40" w:before="40"/>
-        <w:ind w:left="200"/>
+      <w:bookmarkStart w:name="_Toc17" w:id="17"/>
+      <w:r>
+        <w:t xml:space="preserve">Interpreted vs Compiled Languages</w:t>
+      </w:r>
+      <w:bookmarkEnd w:id="17"/>
+    </w:p>
+    <w:p>
+      <w:pPr>
+        <w:spacing w:after="160" w:line="276"/>
+      </w:pPr>
+      <w:r>
+        <w:rPr>
+          <w:sz w:val="22"/>
+          <w:szCs w:val="22"/>
+        </w:rPr>
+        <w:t xml:space="preserve">Interpreted languages are extracted by walking the source tree. Compiled languages require CodeQL to monitor the build so it can capture the semantic information the compiler produces. An incomplete build produces an incomplete database.</w:t>
+      </w:r>
+    </w:p>
+    <w:p>
+      <w:pPr>
+        <w:pStyle w:val="Heading2"/>
+      </w:pPr>
+      <w:bookmarkStart w:name="_Toc18" w:id="18"/>
+      <w:r>
+        <w:t xml:space="preserve">Practical Commands</w:t>
+      </w:r>
+      <w:bookmarkEnd w:id="18"/>
+    </w:p>
+    <w:p>
+      <w:pPr>
+        <w:spacing w:after="160" w:line="276"/>
+      </w:pPr>
+      <w:r>
+        <w:rPr>
+          <w:sz w:val="22"/>
+          <w:szCs w:val="22"/>
+        </w:rPr>
+        <w:t xml:space="preserve">JavaScript:</w:t>
+      </w:r>
+    </w:p>
+    <w:p>
+      <w:pPr>
+        <w:pBdr>
+          <w:left w:val="single" w:color="2E75B6" w:sz="12" w:space="8"/>
+        </w:pBdr>
+        <w:shd w:fill="F4F4F4" w:val="clear"/>
+        <w:spacing w:after="20" w:before="20"/>
+        <w:ind w:left="360"/>
       </w:pPr>
       <w:r>
         <w:rPr>
@@ -1263,12 +2193,24 @@
     </w:p>
     <w:p>
       <w:pPr>
-        <w:pBdr>
-          <w:left w:val="single" w:color="CCCCCC" w:sz="12"/>
-        </w:pBdr>
-        <w:shd w:fill="F0F0F0" w:val="clear"/>
-        <w:spacing w:after="40" w:before="40"/>
-        <w:ind w:left="200"/>
+        <w:spacing w:after="160" w:line="276"/>
+      </w:pPr>
+      <w:r>
+        <w:rPr>
+          <w:sz w:val="22"/>
+          <w:szCs w:val="22"/>
+        </w:rPr>
+        <w:t xml:space="preserve">Python:</w:t>
+      </w:r>
+    </w:p>
+    <w:p>
+      <w:pPr>
+        <w:pBdr>
+          <w:left w:val="single" w:color="2E75B6" w:sz="12" w:space="8"/>
+        </w:pBdr>
+        <w:shd w:fill="F4F4F4" w:val="clear"/>
+        <w:spacing w:after="20" w:before="20"/>
+        <w:ind w:left="360"/>
       </w:pPr>
       <w:r>
         <w:rPr>
@@ -1281,12 +2223,24 @@
     </w:p>
     <w:p>
       <w:pPr>
-        <w:pBdr>
-          <w:left w:val="single" w:color="CCCCCC" w:sz="12"/>
-        </w:pBdr>
-        <w:shd w:fill="F0F0F0" w:val="clear"/>
-        <w:spacing w:after="40" w:before="40"/>
-        <w:ind w:left="200"/>
+        <w:spacing w:after="160" w:line="276"/>
+      </w:pPr>
+      <w:r>
+        <w:rPr>
+          <w:sz w:val="22"/>
+          <w:szCs w:val="22"/>
+        </w:rPr>
+        <w:t xml:space="preserve">Java with Maven:</w:t>
+      </w:r>
+    </w:p>
+    <w:p>
+      <w:pPr>
+        <w:pBdr>
+          <w:left w:val="single" w:color="2E75B6" w:sz="12" w:space="8"/>
+        </w:pBdr>
+        <w:shd w:fill="F4F4F4" w:val="clear"/>
+        <w:spacing w:after="20" w:before="20"/>
+        <w:ind w:left="360"/>
       </w:pPr>
       <w:r>
         <w:rPr>
@@ -1299,14 +2253,42 @@
     </w:p>
     <w:p>
       <w:pPr>
-        <w:spacing w:after="160"/>
-      </w:pPr>
-      <w:r>
-        <w:rPr>
-          <w:sz w:val="22"/>
-          <w:szCs w:val="22"/>
-        </w:rPr>
-        <w:t xml:space="preserve">Inspect with codeql database info. Incomplete builds are the most common cause of missing results. See examples/chapter03/.</w:t>
+        <w:pStyle w:val="Heading2"/>
+      </w:pPr>
+      <w:bookmarkStart w:name="_Toc19" w:id="19"/>
+      <w:r>
+        <w:t xml:space="preserve">Inspection and Common Pitfalls</w:t>
+      </w:r>
+      <w:bookmarkEnd w:id="19"/>
+    </w:p>
+    <w:p>
+      <w:pPr>
+        <w:pBdr>
+          <w:left w:val="single" w:color="2E75B6" w:sz="12" w:space="8"/>
+        </w:pBdr>
+        <w:shd w:fill="F4F4F4" w:val="clear"/>
+        <w:spacing w:after="20" w:before="20"/>
+        <w:ind w:left="360"/>
+      </w:pPr>
+      <w:r>
+        <w:rPr>
+          <w:rFonts w:ascii="Consolas" w:cs="Consolas" w:eastAsia="Consolas" w:hAnsi="Consolas"/>
+          <w:sz w:val="18"/>
+          <w:szCs w:val="18"/>
+        </w:rPr>
+        <w:t xml:space="preserve">codeql database info my-db</w:t>
+      </w:r>
+    </w:p>
+    <w:p>
+      <w:pPr>
+        <w:spacing w:after="160" w:line="276"/>
+      </w:pPr>
+      <w:r>
+        <w:rPr>
+          <w:sz w:val="22"/>
+          <w:szCs w:val="22"/>
+        </w:rPr>
+        <w:t xml:space="preserve">Databases are immutable snapshots. Multi-language repositories produce one database per language. The most common problems are incomplete builds, analyzing generated code you did not intend to include, and forgetting per-language databases. Always verify with a trivial query before serious analysis. Commands and notes are in examples/chapter03/.</w:t>
       </w:r>
     </w:p>
     <w:p>
@@ -1314,52 +2296,96 @@
         <w:pStyle w:val="Heading1"/>
         <w:pageBreakBefore/>
       </w:pPr>
-      <w:bookmarkStart w:name="_Toc14" w:id="14"/>
+      <w:bookmarkStart w:name="_Toc20" w:id="20"/>
       <w:r>
         <w:t xml:space="preserve">Chapter 4: QL Language Fundamentals</w:t>
       </w:r>
-      <w:bookmarkEnd w:id="14"/>
+      <w:bookmarkEnd w:id="20"/>
     </w:p>
     <w:p>
       <w:pPr>
         <w:pStyle w:val="Heading2"/>
       </w:pPr>
-      <w:bookmarkStart w:name="_Toc15" w:id="15"/>
-      <w:r>
-        <w:t xml:space="preserve">Declarative Queries</w:t>
-      </w:r>
-      <w:bookmarkEnd w:id="15"/>
-    </w:p>
-    <w:p>
-      <w:pPr>
-        <w:spacing w:after="160"/>
-      </w:pPr>
-      <w:r>
-        <w:rPr>
-          <w:sz w:val="22"/>
-          <w:szCs w:val="22"/>
-        </w:rPr>
-        <w:t xml:space="preserve">QL is a declarative language. You describe the results you want using predicates, formulas (and/or/not/exists/forall), classes, and modules. Recursion and aggregates are supported.</w:t>
+      <w:bookmarkStart w:name="_Toc21" w:id="21"/>
+      <w:r>
+        <w:t xml:space="preserve">Declarative Logic</w:t>
+      </w:r>
+      <w:bookmarkEnd w:id="21"/>
+    </w:p>
+    <w:p>
+      <w:pPr>
+        <w:spacing w:after="160" w:line="276"/>
+      </w:pPr>
+      <w:r>
+        <w:rPr>
+          <w:sz w:val="22"/>
+          <w:szCs w:val="22"/>
+        </w:rPr>
+        <w:t xml:space="preserve">QL is a declarative language based on Datalog. You describe the set of results you want; the engine computes them efficiently. The surface syntax resembles SQL, but the model is logical relations.</w:t>
       </w:r>
     </w:p>
     <w:p>
       <w:pPr>
         <w:pStyle w:val="Heading2"/>
       </w:pPr>
-      <w:bookmarkStart w:name="_Toc16" w:id="16"/>
-      <w:r>
-        <w:t xml:space="preserve">Simple Example</w:t>
-      </w:r>
-      <w:bookmarkEnd w:id="16"/>
-    </w:p>
-    <w:p>
-      <w:pPr>
-        <w:pBdr>
-          <w:left w:val="single" w:color="CCCCCC" w:sz="12"/>
-        </w:pBdr>
-        <w:shd w:fill="F0F0F0" w:val="clear"/>
-        <w:spacing w:after="40" w:before="40"/>
-        <w:ind w:left="200"/>
+      <w:bookmarkStart w:name="_Toc22" w:id="22"/>
+      <w:r>
+        <w:t xml:space="preserve">Core Constructs</w:t>
+      </w:r>
+      <w:bookmarkEnd w:id="22"/>
+    </w:p>
+    <w:p>
+      <w:pPr>
+        <w:spacing w:after="160" w:line="276"/>
+      </w:pPr>
+      <w:r>
+        <w:rPr>
+          <w:sz w:val="22"/>
+          <w:szCs w:val="22"/>
+        </w:rPr>
+        <w:t xml:space="preserve">A query normally has a from clause, a where clause with formulas, and a select clause. Formulas use and, or, not, exists, and forall. Predicates are named reusable formulas. Classes provide an object-oriented view. Modules organize related definitions.</w:t>
+      </w:r>
+    </w:p>
+    <w:p>
+      <w:pPr>
+        <w:pStyle w:val="Heading2"/>
+      </w:pPr>
+      <w:bookmarkStart w:name="_Toc23" w:id="23"/>
+      <w:r>
+        <w:t xml:space="preserve">Recursion and Aggregates</w:t>
+      </w:r>
+      <w:bookmarkEnd w:id="23"/>
+    </w:p>
+    <w:p>
+      <w:pPr>
+        <w:spacing w:after="160" w:line="276"/>
+      </w:pPr>
+      <w:r>
+        <w:rPr>
+          <w:sz w:val="22"/>
+          <w:szCs w:val="22"/>
+        </w:rPr>
+        <w:t xml:space="preserve">Recursion expresses transitive relationships such as call graphs or class hierarchies. Aggregates (count, sum, avg, etc.) compute summaries. The official QL tutorials are excellent practice before analyzing real code.</w:t>
+      </w:r>
+    </w:p>
+    <w:p>
+      <w:pPr>
+        <w:pStyle w:val="Heading2"/>
+      </w:pPr>
+      <w:bookmarkStart w:name="_Toc24" w:id="24"/>
+      <w:r>
+        <w:t xml:space="preserve">Minimal Example</w:t>
+      </w:r>
+      <w:bookmarkEnd w:id="24"/>
+    </w:p>
+    <w:p>
+      <w:pPr>
+        <w:pBdr>
+          <w:left w:val="single" w:color="2E75B6" w:sz="12" w:space="8"/>
+        </w:pBdr>
+        <w:shd w:fill="F4F4F4" w:val="clear"/>
+        <w:spacing w:after="20" w:before="20"/>
+        <w:ind w:left="360"/>
       </w:pPr>
       <w:r>
         <w:rPr>
@@ -1373,11 +2399,11 @@
     <w:p>
       <w:pPr>
         <w:pBdr>
-          <w:left w:val="single" w:color="CCCCCC" w:sz="12"/>
-        </w:pBdr>
-        <w:shd w:fill="F0F0F0" w:val="clear"/>
-        <w:spacing w:after="40" w:before="40"/>
-        <w:ind w:left="200"/>
+          <w:left w:val="single" w:color="2E75B6" w:sz="12" w:space="8"/>
+        </w:pBdr>
+        <w:shd w:fill="F4F4F4" w:val="clear"/>
+        <w:spacing w:after="20" w:before="20"/>
+        <w:ind w:left="360"/>
       </w:pPr>
       <w:r>
         <w:rPr>
@@ -1391,11 +2417,11 @@
     <w:p>
       <w:pPr>
         <w:pBdr>
-          <w:left w:val="single" w:color="CCCCCC" w:sz="12"/>
-        </w:pBdr>
-        <w:shd w:fill="F0F0F0" w:val="clear"/>
-        <w:spacing w:after="40" w:before="40"/>
-        <w:ind w:left="200"/>
+          <w:left w:val="single" w:color="2E75B6" w:sz="12" w:space="8"/>
+        </w:pBdr>
+        <w:shd w:fill="F4F4F4" w:val="clear"/>
+        <w:spacing w:after="20" w:before="20"/>
+        <w:ind w:left="360"/>
       </w:pPr>
       <w:r>
         <w:rPr>
@@ -1409,19 +2435,19 @@
     <w:p>
       <w:pPr>
         <w:pBdr>
-          <w:left w:val="single" w:color="CCCCCC" w:sz="12"/>
-        </w:pBdr>
-        <w:shd w:fill="F0F0F0" w:val="clear"/>
-        <w:spacing w:after="40" w:before="40"/>
-        <w:ind w:left="200"/>
-      </w:pPr>
-      <w:r>
-        <w:rPr>
-          <w:rFonts w:ascii="Consolas" w:cs="Consolas" w:eastAsia="Consolas" w:hAnsi="Consolas"/>
-          <w:sz w:val="18"/>
-          <w:szCs w:val="18"/>
-        </w:rPr>
-        <w:t xml:space="preserve">select f, "Found main"</w:t>
+          <w:left w:val="single" w:color="2E75B6" w:sz="12" w:space="8"/>
+        </w:pBdr>
+        <w:shd w:fill="F4F4F4" w:val="clear"/>
+        <w:spacing w:after="20" w:before="20"/>
+        <w:ind w:left="360"/>
+      </w:pPr>
+      <w:r>
+        <w:rPr>
+          <w:rFonts w:ascii="Consolas" w:cs="Consolas" w:eastAsia="Consolas" w:hAnsi="Consolas"/>
+          <w:sz w:val="18"/>
+          <w:szCs w:val="18"/>
+        </w:rPr>
+        <w:t xml:space="preserve">select f, "Entry point found"</w:t>
       </w:r>
     </w:p>
     <w:p>
@@ -1429,42 +2455,52 @@
         <w:pStyle w:val="Heading1"/>
         <w:pageBreakBefore/>
       </w:pPr>
-      <w:bookmarkStart w:name="_Toc17" w:id="17"/>
+      <w:bookmarkStart w:name="_Toc25" w:id="25"/>
       <w:r>
         <w:t xml:space="preserve">Chapter 5: Writing Custom Predicates</w:t>
       </w:r>
-      <w:bookmarkEnd w:id="17"/>
+      <w:bookmarkEnd w:id="25"/>
     </w:p>
     <w:p>
       <w:pPr>
         <w:pStyle w:val="Heading2"/>
       </w:pPr>
-      <w:bookmarkStart w:name="_Toc18" w:id="18"/>
-      <w:r>
-        <w:t xml:space="preserve">Predicates as Reusable Units</w:t>
-      </w:r>
-      <w:bookmarkEnd w:id="18"/>
-    </w:p>
-    <w:p>
-      <w:pPr>
-        <w:spacing w:after="160"/>
-      </w:pPr>
-      <w:r>
-        <w:rPr>
-          <w:sz w:val="22"/>
-          <w:szCs w:val="22"/>
-        </w:rPr>
-        <w:t xml:space="preserve">Predicates encapsulate logical conditions so they can be reused and tested. They may take parameters, return results, and be recursive.</w:t>
-      </w:r>
-    </w:p>
-    <w:p>
-      <w:pPr>
-        <w:pBdr>
-          <w:left w:val="single" w:color="CCCCCC" w:sz="12"/>
-        </w:pBdr>
-        <w:shd w:fill="F0F0F0" w:val="clear"/>
-        <w:spacing w:after="40" w:before="40"/>
-        <w:ind w:left="200"/>
+      <w:bookmarkStart w:name="_Toc26" w:id="26"/>
+      <w:r>
+        <w:t xml:space="preserve">Why Predicates Matter</w:t>
+      </w:r>
+      <w:bookmarkEnd w:id="26"/>
+    </w:p>
+    <w:p>
+      <w:pPr>
+        <w:spacing w:after="160" w:line="276"/>
+      </w:pPr>
+      <w:r>
+        <w:rPr>
+          <w:sz w:val="22"/>
+          <w:szCs w:val="22"/>
+        </w:rPr>
+        <w:t xml:space="preserve">Predicates are the primary unit of reuse. A well-written predicate improves readability, testability, and often performance. Predicates can take parameters, return results, and be recursive.</w:t>
+      </w:r>
+    </w:p>
+    <w:p>
+      <w:pPr>
+        <w:pStyle w:val="Heading2"/>
+      </w:pPr>
+      <w:bookmarkStart w:name="_Toc27" w:id="27"/>
+      <w:r>
+        <w:t xml:space="preserve">Basic Predicate</w:t>
+      </w:r>
+      <w:bookmarkEnd w:id="27"/>
+    </w:p>
+    <w:p>
+      <w:pPr>
+        <w:pBdr>
+          <w:left w:val="single" w:color="2E75B6" w:sz="12" w:space="8"/>
+        </w:pBdr>
+        <w:shd w:fill="F4F4F4" w:val="clear"/>
+        <w:spacing w:after="20" w:before="20"/>
+        <w:ind w:left="360"/>
       </w:pPr>
       <w:r>
         <w:rPr>
@@ -1478,11 +2514,11 @@
     <w:p>
       <w:pPr>
         <w:pBdr>
-          <w:left w:val="single" w:color="CCCCCC" w:sz="12"/>
-        </w:pBdr>
-        <w:shd w:fill="F0F0F0" w:val="clear"/>
-        <w:spacing w:after="40" w:before="40"/>
-        <w:ind w:left="200"/>
+          <w:left w:val="single" w:color="2E75B6" w:sz="12" w:space="8"/>
+        </w:pBdr>
+        <w:shd w:fill="F4F4F4" w:val="clear"/>
+        <w:spacing w:after="20" w:before="20"/>
+        <w:ind w:left="360"/>
       </w:pPr>
       <w:r>
         <w:rPr>
@@ -1496,11 +2532,11 @@
     <w:p>
       <w:pPr>
         <w:pBdr>
-          <w:left w:val="single" w:color="CCCCCC" w:sz="12"/>
-        </w:pBdr>
-        <w:shd w:fill="F0F0F0" w:val="clear"/>
-        <w:spacing w:after="40" w:before="40"/>
-        <w:ind w:left="200"/>
+          <w:left w:val="single" w:color="2E75B6" w:sz="12" w:space="8"/>
+        </w:pBdr>
+        <w:shd w:fill="F4F4F4" w:val="clear"/>
+        <w:spacing w:after="20" w:before="20"/>
+        <w:ind w:left="360"/>
       </w:pPr>
       <w:r>
         <w:rPr>
@@ -1513,14 +2549,162 @@
     </w:p>
     <w:p>
       <w:pPr>
-        <w:spacing w:after="160"/>
-      </w:pPr>
-      <w:r>
-        <w:rPr>
-          <w:sz w:val="22"/>
-          <w:szCs w:val="22"/>
-        </w:rPr>
-        <w:t xml:space="preserve">Full example: examples/chapter05/eval-call.ql. Place shared predicates in modules.</w:t>
+        <w:spacing w:after="160" w:line="276"/>
+      </w:pPr>
+      <w:r>
+        <w:rPr>
+          <w:sz w:val="22"/>
+          <w:szCs w:val="22"/>
+        </w:rPr>
+        <w:t xml:space="preserve">Use it in a query exactly like a built-in. Full file: examples/chapter05/eval-call.ql.</w:t>
+      </w:r>
+    </w:p>
+    <w:p>
+      <w:pPr>
+        <w:pStyle w:val="Heading2"/>
+      </w:pPr>
+      <w:bookmarkStart w:name="_Toc28" w:id="28"/>
+      <w:r>
+        <w:t xml:space="preserve">Recursive Predicates</w:t>
+      </w:r>
+      <w:bookmarkEnd w:id="28"/>
+    </w:p>
+    <w:p>
+      <w:pPr>
+        <w:pBdr>
+          <w:left w:val="single" w:color="2E75B6" w:sz="12" w:space="8"/>
+        </w:pBdr>
+        <w:shd w:fill="F4F4F4" w:val="clear"/>
+        <w:spacing w:after="20" w:before="20"/>
+        <w:ind w:left="360"/>
+      </w:pPr>
+      <w:r>
+        <w:rPr>
+          <w:rFonts w:ascii="Consolas" w:cs="Consolas" w:eastAsia="Consolas" w:hAnsi="Consolas"/>
+          <w:sz w:val="18"/>
+          <w:szCs w:val="18"/>
+        </w:rPr>
+        <w:t xml:space="preserve">predicate callsTransitively(Function caller, Function callee) {</w:t>
+      </w:r>
+    </w:p>
+    <w:p>
+      <w:pPr>
+        <w:pBdr>
+          <w:left w:val="single" w:color="2E75B6" w:sz="12" w:space="8"/>
+        </w:pBdr>
+        <w:shd w:fill="F4F4F4" w:val="clear"/>
+        <w:spacing w:after="20" w:before="20"/>
+        <w:ind w:left="360"/>
+      </w:pPr>
+      <w:r>
+        <w:rPr>
+          <w:rFonts w:ascii="Consolas" w:cs="Consolas" w:eastAsia="Consolas" w:hAnsi="Consolas"/>
+          <w:sz w:val="18"/>
+          <w:szCs w:val="18"/>
+        </w:rPr>
+        <w:t xml:space="preserve">  caller.calls(callee)</w:t>
+      </w:r>
+    </w:p>
+    <w:p>
+      <w:pPr>
+        <w:pBdr>
+          <w:left w:val="single" w:color="2E75B6" w:sz="12" w:space="8"/>
+        </w:pBdr>
+        <w:shd w:fill="F4F4F4" w:val="clear"/>
+        <w:spacing w:after="20" w:before="20"/>
+        <w:ind w:left="360"/>
+      </w:pPr>
+      <w:r>
+        <w:rPr>
+          <w:rFonts w:ascii="Consolas" w:cs="Consolas" w:eastAsia="Consolas" w:hAnsi="Consolas"/>
+          <w:sz w:val="18"/>
+          <w:szCs w:val="18"/>
+        </w:rPr>
+        <w:t xml:space="preserve">  or</w:t>
+      </w:r>
+    </w:p>
+    <w:p>
+      <w:pPr>
+        <w:pBdr>
+          <w:left w:val="single" w:color="2E75B6" w:sz="12" w:space="8"/>
+        </w:pBdr>
+        <w:shd w:fill="F4F4F4" w:val="clear"/>
+        <w:spacing w:after="20" w:before="20"/>
+        <w:ind w:left="360"/>
+      </w:pPr>
+      <w:r>
+        <w:rPr>
+          <w:rFonts w:ascii="Consolas" w:cs="Consolas" w:eastAsia="Consolas" w:hAnsi="Consolas"/>
+          <w:sz w:val="18"/>
+          <w:szCs w:val="18"/>
+        </w:rPr>
+        <w:t xml:space="preserve">  exists(Function mid |</w:t>
+      </w:r>
+    </w:p>
+    <w:p>
+      <w:pPr>
+        <w:pBdr>
+          <w:left w:val="single" w:color="2E75B6" w:sz="12" w:space="8"/>
+        </w:pBdr>
+        <w:shd w:fill="F4F4F4" w:val="clear"/>
+        <w:spacing w:after="20" w:before="20"/>
+        <w:ind w:left="360"/>
+      </w:pPr>
+      <w:r>
+        <w:rPr>
+          <w:rFonts w:ascii="Consolas" w:cs="Consolas" w:eastAsia="Consolas" w:hAnsi="Consolas"/>
+          <w:sz w:val="18"/>
+          <w:szCs w:val="18"/>
+        </w:rPr>
+        <w:t xml:space="preserve">    callsTransitively(caller, mid) and mid.calls(callee)</w:t>
+      </w:r>
+    </w:p>
+    <w:p>
+      <w:pPr>
+        <w:pBdr>
+          <w:left w:val="single" w:color="2E75B6" w:sz="12" w:space="8"/>
+        </w:pBdr>
+        <w:shd w:fill="F4F4F4" w:val="clear"/>
+        <w:spacing w:after="20" w:before="20"/>
+        <w:ind w:left="360"/>
+      </w:pPr>
+      <w:r>
+        <w:rPr>
+          <w:rFonts w:ascii="Consolas" w:cs="Consolas" w:eastAsia="Consolas" w:hAnsi="Consolas"/>
+          <w:sz w:val="18"/>
+          <w:szCs w:val="18"/>
+        </w:rPr>
+        <w:t xml:space="preserve">  )</w:t>
+      </w:r>
+    </w:p>
+    <w:p>
+      <w:pPr>
+        <w:pBdr>
+          <w:left w:val="single" w:color="2E75B6" w:sz="12" w:space="8"/>
+        </w:pBdr>
+        <w:shd w:fill="F4F4F4" w:val="clear"/>
+        <w:spacing w:after="20" w:before="20"/>
+        <w:ind w:left="360"/>
+      </w:pPr>
+      <w:r>
+        <w:rPr>
+          <w:rFonts w:ascii="Consolas" w:cs="Consolas" w:eastAsia="Consolas" w:hAnsi="Consolas"/>
+          <w:sz w:val="18"/>
+          <w:szCs w:val="18"/>
+        </w:rPr>
+        <w:t xml:space="preserve">}</w:t>
+      </w:r>
+    </w:p>
+    <w:p>
+      <w:pPr>
+        <w:spacing w:after="160" w:line="276"/>
+      </w:pPr>
+      <w:r>
+        <w:rPr>
+          <w:sz w:val="22"/>
+          <w:szCs w:val="22"/>
+        </w:rPr>
+        <w:t xml:space="preserve">Place reusable predicates in modules. Test them in isolation before embedding them in larger queries.</w:t>
       </w:r>
     </w:p>
     <w:p>
@@ -1528,42 +2712,52 @@
         <w:pStyle w:val="Heading1"/>
         <w:pageBreakBefore/>
       </w:pPr>
-      <w:bookmarkStart w:name="_Toc19" w:id="19"/>
+      <w:bookmarkStart w:name="_Toc29" w:id="29"/>
       <w:r>
         <w:t xml:space="preserve">Chapter 6: Writing Your First CodeQL Queries</w:t>
       </w:r>
-      <w:bookmarkEnd w:id="19"/>
+      <w:bookmarkEnd w:id="29"/>
     </w:p>
     <w:p>
       <w:pPr>
         <w:pStyle w:val="Heading2"/>
       </w:pPr>
-      <w:bookmarkStart w:name="_Toc20" w:id="20"/>
-      <w:r>
-        <w:t xml:space="preserve">Query Structure</w:t>
-      </w:r>
-      <w:bookmarkEnd w:id="20"/>
-    </w:p>
-    <w:p>
-      <w:pPr>
-        <w:spacing w:after="160"/>
-      </w:pPr>
-      <w:r>
-        <w:rPr>
-          <w:sz w:val="22"/>
-          <w:szCs w:val="22"/>
-        </w:rPr>
-        <w:t xml:space="preserve">Queries begin with metadata (@kind, @id, @name, @description, severity). Alert queries use @kind problem. Path queries use @kind path-problem.</w:t>
-      </w:r>
-    </w:p>
-    <w:p>
-      <w:pPr>
-        <w:pBdr>
-          <w:left w:val="single" w:color="CCCCCC" w:sz="12"/>
-        </w:pBdr>
-        <w:shd w:fill="F0F0F0" w:val="clear"/>
-        <w:spacing w:after="40" w:before="40"/>
-        <w:ind w:left="200"/>
+      <w:bookmarkStart w:name="_Toc30" w:id="30"/>
+      <w:r>
+        <w:t xml:space="preserve">Metadata</w:t>
+      </w:r>
+      <w:bookmarkEnd w:id="30"/>
+    </w:p>
+    <w:p>
+      <w:pPr>
+        <w:spacing w:after="160" w:line="276"/>
+      </w:pPr>
+      <w:r>
+        <w:rPr>
+          <w:sz w:val="22"/>
+          <w:szCs w:val="22"/>
+        </w:rPr>
+        <w:t xml:space="preserve">Every query starts with a metadata comment. Essential fields are @kind (problem or path-problem), @id, @name, @description, and usually @problem.severity. The tooling uses these for classification and help text.</w:t>
+      </w:r>
+    </w:p>
+    <w:p>
+      <w:pPr>
+        <w:pStyle w:val="Heading2"/>
+      </w:pPr>
+      <w:bookmarkStart w:name="_Toc31" w:id="31"/>
+      <w:r>
+        <w:t xml:space="preserve">Alert Query Example</w:t>
+      </w:r>
+      <w:bookmarkEnd w:id="31"/>
+    </w:p>
+    <w:p>
+      <w:pPr>
+        <w:pBdr>
+          <w:left w:val="single" w:color="2E75B6" w:sz="12" w:space="8"/>
+        </w:pBdr>
+        <w:shd w:fill="F4F4F4" w:val="clear"/>
+        <w:spacing w:after="20" w:before="20"/>
+        <w:ind w:left="360"/>
       </w:pPr>
       <w:r>
         <w:rPr>
@@ -1577,11 +2771,11 @@
     <w:p>
       <w:pPr>
         <w:pBdr>
-          <w:left w:val="single" w:color="CCCCCC" w:sz="12"/>
-        </w:pBdr>
-        <w:shd w:fill="F0F0F0" w:val="clear"/>
-        <w:spacing w:after="40" w:before="40"/>
-        <w:ind w:left="200"/>
+          <w:left w:val="single" w:color="2E75B6" w:sz="12" w:space="8"/>
+        </w:pBdr>
+        <w:shd w:fill="F4F4F4" w:val="clear"/>
+        <w:spacing w:after="20" w:before="20"/>
+        <w:ind w:left="360"/>
       </w:pPr>
       <w:r>
         <w:rPr>
@@ -1595,11 +2789,11 @@
     <w:p>
       <w:pPr>
         <w:pBdr>
-          <w:left w:val="single" w:color="CCCCCC" w:sz="12"/>
-        </w:pBdr>
-        <w:shd w:fill="F0F0F0" w:val="clear"/>
-        <w:spacing w:after="40" w:before="40"/>
-        <w:ind w:left="200"/>
+          <w:left w:val="single" w:color="2E75B6" w:sz="12" w:space="8"/>
+        </w:pBdr>
+        <w:shd w:fill="F4F4F4" w:val="clear"/>
+        <w:spacing w:after="20" w:before="20"/>
+        <w:ind w:left="360"/>
       </w:pPr>
       <w:r>
         <w:rPr>
@@ -1613,11 +2807,11 @@
     <w:p>
       <w:pPr>
         <w:pBdr>
-          <w:left w:val="single" w:color="CCCCCC" w:sz="12"/>
-        </w:pBdr>
-        <w:shd w:fill="F0F0F0" w:val="clear"/>
-        <w:spacing w:after="40" w:before="40"/>
-        <w:ind w:left="200"/>
+          <w:left w:val="single" w:color="2E75B6" w:sz="12" w:space="8"/>
+        </w:pBdr>
+        <w:shd w:fill="F4F4F4" w:val="clear"/>
+        <w:spacing w:after="20" w:before="20"/>
+        <w:ind w:left="360"/>
       </w:pPr>
       <w:r>
         <w:rPr>
@@ -1631,11 +2825,11 @@
     <w:p>
       <w:pPr>
         <w:pBdr>
-          <w:left w:val="single" w:color="CCCCCC" w:sz="12"/>
-        </w:pBdr>
-        <w:shd w:fill="F0F0F0" w:val="clear"/>
-        <w:spacing w:after="40" w:before="40"/>
-        <w:ind w:left="200"/>
+          <w:left w:val="single" w:color="2E75B6" w:sz="12" w:space="8"/>
+        </w:pBdr>
+        <w:shd w:fill="F4F4F4" w:val="clear"/>
+        <w:spacing w:after="20" w:before="20"/>
+        <w:ind w:left="360"/>
       </w:pPr>
       <w:r>
         <w:rPr>
@@ -1649,11 +2843,11 @@
     <w:p>
       <w:pPr>
         <w:pBdr>
-          <w:left w:val="single" w:color="CCCCCC" w:sz="12"/>
-        </w:pBdr>
-        <w:shd w:fill="F0F0F0" w:val="clear"/>
-        <w:spacing w:after="40" w:before="40"/>
-        <w:ind w:left="200"/>
+          <w:left w:val="single" w:color="2E75B6" w:sz="12" w:space="8"/>
+        </w:pBdr>
+        <w:shd w:fill="F4F4F4" w:val="clear"/>
+        <w:spacing w:after="20" w:before="20"/>
+        <w:ind w:left="360"/>
       </w:pPr>
       <w:r>
         <w:rPr>
@@ -1667,11 +2861,65 @@
     <w:p>
       <w:pPr>
         <w:pBdr>
-          <w:left w:val="single" w:color="CCCCCC" w:sz="12"/>
-        </w:pBdr>
-        <w:shd w:fill="F0F0F0" w:val="clear"/>
-        <w:spacing w:after="40" w:before="40"/>
-        <w:ind w:left="200"/>
+          <w:left w:val="single" w:color="2E75B6" w:sz="12" w:space="8"/>
+        </w:pBdr>
+        <w:shd w:fill="F4F4F4" w:val="clear"/>
+        <w:spacing w:after="20" w:before="20"/>
+        <w:ind w:left="360"/>
+      </w:pPr>
+      <w:r>
+        <w:rPr>
+          <w:rFonts w:ascii="Consolas" w:cs="Consolas" w:eastAsia="Consolas" w:hAnsi="Consolas"/>
+          <w:sz w:val="18"/>
+          <w:szCs w:val="18"/>
+        </w:rPr>
+        <w:t xml:space="preserve">predicate isInterestingCall(CallExpr c) {</w:t>
+      </w:r>
+    </w:p>
+    <w:p>
+      <w:pPr>
+        <w:pBdr>
+          <w:left w:val="single" w:color="2E75B6" w:sz="12" w:space="8"/>
+        </w:pBdr>
+        <w:shd w:fill="F4F4F4" w:val="clear"/>
+        <w:spacing w:after="20" w:before="20"/>
+        <w:ind w:left="360"/>
+      </w:pPr>
+      <w:r>
+        <w:rPr>
+          <w:rFonts w:ascii="Consolas" w:cs="Consolas" w:eastAsia="Consolas" w:hAnsi="Consolas"/>
+          <w:sz w:val="18"/>
+          <w:szCs w:val="18"/>
+        </w:rPr>
+        <w:t xml:space="preserve">  c.getCalleeName() = "eval" or c.getCalleeName() = "Function"</w:t>
+      </w:r>
+    </w:p>
+    <w:p>
+      <w:pPr>
+        <w:pBdr>
+          <w:left w:val="single" w:color="2E75B6" w:sz="12" w:space="8"/>
+        </w:pBdr>
+        <w:shd w:fill="F4F4F4" w:val="clear"/>
+        <w:spacing w:after="20" w:before="20"/>
+        <w:ind w:left="360"/>
+      </w:pPr>
+      <w:r>
+        <w:rPr>
+          <w:rFonts w:ascii="Consolas" w:cs="Consolas" w:eastAsia="Consolas" w:hAnsi="Consolas"/>
+          <w:sz w:val="18"/>
+          <w:szCs w:val="18"/>
+        </w:rPr>
+        <w:t xml:space="preserve">}</w:t>
+      </w:r>
+    </w:p>
+    <w:p>
+      <w:pPr>
+        <w:pBdr>
+          <w:left w:val="single" w:color="2E75B6" w:sz="12" w:space="8"/>
+        </w:pBdr>
+        <w:shd w:fill="F4F4F4" w:val="clear"/>
+        <w:spacing w:after="20" w:before="20"/>
+        <w:ind w:left="360"/>
       </w:pPr>
       <w:r>
         <w:rPr>
@@ -1685,49 +2933,71 @@
     <w:p>
       <w:pPr>
         <w:pBdr>
-          <w:left w:val="single" w:color="CCCCCC" w:sz="12"/>
-        </w:pBdr>
-        <w:shd w:fill="F0F0F0" w:val="clear"/>
-        <w:spacing w:after="40" w:before="40"/>
-        <w:ind w:left="200"/>
-      </w:pPr>
-      <w:r>
-        <w:rPr>
-          <w:rFonts w:ascii="Consolas" w:cs="Consolas" w:eastAsia="Consolas" w:hAnsi="Consolas"/>
-          <w:sz w:val="18"/>
-          <w:szCs w:val="18"/>
-        </w:rPr>
-        <w:t xml:space="preserve">where c.getCalleeName() = "eval"</w:t>
-      </w:r>
-    </w:p>
-    <w:p>
-      <w:pPr>
-        <w:pBdr>
-          <w:left w:val="single" w:color="CCCCCC" w:sz="12"/>
-        </w:pBdr>
-        <w:shd w:fill="F0F0F0" w:val="clear"/>
-        <w:spacing w:after="40" w:before="40"/>
-        <w:ind w:left="200"/>
-      </w:pPr>
-      <w:r>
-        <w:rPr>
-          <w:rFonts w:ascii="Consolas" w:cs="Consolas" w:eastAsia="Consolas" w:hAnsi="Consolas"/>
-          <w:sz w:val="18"/>
-          <w:szCs w:val="18"/>
-        </w:rPr>
-        <w:t xml:space="preserve">select c, "Interesting call."</w:t>
-      </w:r>
-    </w:p>
-    <w:p>
-      <w:pPr>
-        <w:spacing w:after="160"/>
-      </w:pPr>
-      <w:r>
-        <w:rPr>
-          <w:sz w:val="22"/>
-          <w:szCs w:val="22"/>
-        </w:rPr>
-        <w:t xml:space="preserve">See examples/chapter06/interesting-calls.ql.</w:t>
+          <w:left w:val="single" w:color="2E75B6" w:sz="12" w:space="8"/>
+        </w:pBdr>
+        <w:shd w:fill="F4F4F4" w:val="clear"/>
+        <w:spacing w:after="20" w:before="20"/>
+        <w:ind w:left="360"/>
+      </w:pPr>
+      <w:r>
+        <w:rPr>
+          <w:rFonts w:ascii="Consolas" w:cs="Consolas" w:eastAsia="Consolas" w:hAnsi="Consolas"/>
+          <w:sz w:val="18"/>
+          <w:szCs w:val="18"/>
+        </w:rPr>
+        <w:t xml:space="preserve">where isInterestingCall(c)</w:t>
+      </w:r>
+    </w:p>
+    <w:p>
+      <w:pPr>
+        <w:pBdr>
+          <w:left w:val="single" w:color="2E75B6" w:sz="12" w:space="8"/>
+        </w:pBdr>
+        <w:shd w:fill="F4F4F4" w:val="clear"/>
+        <w:spacing w:after="20" w:before="20"/>
+        <w:ind w:left="360"/>
+      </w:pPr>
+      <w:r>
+        <w:rPr>
+          <w:rFonts w:ascii="Consolas" w:cs="Consolas" w:eastAsia="Consolas" w:hAnsi="Consolas"/>
+          <w:sz w:val="18"/>
+          <w:szCs w:val="18"/>
+        </w:rPr>
+        <w:t xml:space="preserve">select c, "Interesting call found."</w:t>
+      </w:r>
+    </w:p>
+    <w:p>
+      <w:pPr>
+        <w:spacing w:after="160" w:line="276"/>
+      </w:pPr>
+      <w:r>
+        <w:rPr>
+          <w:sz w:val="22"/>
+          <w:szCs w:val="22"/>
+        </w:rPr>
+        <w:t xml:space="preserve">Saved as examples/chapter06/interesting-calls.ql.</w:t>
+      </w:r>
+    </w:p>
+    <w:p>
+      <w:pPr>
+        <w:pStyle w:val="Heading2"/>
+      </w:pPr>
+      <w:bookmarkStart w:name="_Toc32" w:id="32"/>
+      <w:r>
+        <w:t xml:space="preserve">Path Queries</w:t>
+      </w:r>
+      <w:bookmarkEnd w:id="32"/>
+    </w:p>
+    <w:p>
+      <w:pPr>
+        <w:spacing w:after="160" w:line="276"/>
+      </w:pPr>
+      <w:r>
+        <w:rPr>
+          <w:sz w:val="22"/>
+          <w:szCs w:val="22"/>
+        </w:rPr>
+        <w:t xml:space="preserve">Path queries (@kind path-problem) show flow from source to sink. Their select clause has a required four-part form. We cover them fully in the data-flow chapters.</w:t>
       </w:r>
     </w:p>
     <w:p>
@@ -1735,32 +3005,126 @@
         <w:pStyle w:val="Heading1"/>
         <w:pageBreakBefore/>
       </w:pPr>
-      <w:bookmarkStart w:name="_Toc21" w:id="21"/>
+      <w:bookmarkStart w:name="_Toc33" w:id="33"/>
       <w:r>
         <w:t xml:space="preserve">Chapter 7: Exploring Code with Language Libraries</w:t>
       </w:r>
-      <w:bookmarkEnd w:id="21"/>
+      <w:bookmarkEnd w:id="33"/>
     </w:p>
     <w:p>
       <w:pPr>
         <w:pStyle w:val="Heading2"/>
       </w:pPr>
-      <w:bookmarkStart w:name="_Toc22" w:id="22"/>
-      <w:r>
-        <w:t xml:space="preserve">Standard Libraries</w:t>
-      </w:r>
-      <w:bookmarkEnd w:id="22"/>
-    </w:p>
-    <w:p>
-      <w:pPr>
-        <w:spacing w:after="160"/>
-      </w:pPr>
-      <w:r>
-        <w:rPr>
-          <w:sz w:val="22"/>
-          <w:szCs w:val="22"/>
-        </w:rPr>
-        <w:t xml:space="preserve">Language libraries provide classes such as Function, CallExpr, and RemoteFlowSource. Start with broad selections, inspect results, then refine with additional predicates. Navigation style is consistent across languages.</w:t>
+      <w:bookmarkStart w:name="_Toc34" w:id="34"/>
+      <w:r>
+        <w:t xml:space="preserve">Standard Library Model</w:t>
+      </w:r>
+      <w:bookmarkEnd w:id="34"/>
+    </w:p>
+    <w:p>
+      <w:pPr>
+        <w:spacing w:after="160" w:line="276"/>
+      </w:pPr>
+      <w:r>
+        <w:rPr>
+          <w:sz w:val="22"/>
+          <w:szCs w:val="22"/>
+        </w:rPr>
+        <w:t xml:space="preserve">Each language ships with a library of classes (Function, CallExpr, Expr, Stmt, etc.) that abstract the raw tables. You almost always start by importing the language module and selecting from one of these classes.</w:t>
+      </w:r>
+    </w:p>
+    <w:p>
+      <w:pPr>
+        <w:pStyle w:val="Heading2"/>
+      </w:pPr>
+      <w:bookmarkStart w:name="_Toc35" w:id="35"/>
+      <w:r>
+        <w:t xml:space="preserve">Exploration Pattern</w:t>
+      </w:r>
+      <w:bookmarkEnd w:id="35"/>
+    </w:p>
+    <w:p>
+      <w:pPr>
+        <w:pBdr>
+          <w:left w:val="single" w:color="2E75B6" w:sz="12" w:space="8"/>
+        </w:pBdr>
+        <w:shd w:fill="F4F4F4" w:val="clear"/>
+        <w:spacing w:after="20" w:before="20"/>
+        <w:ind w:left="360"/>
+      </w:pPr>
+      <w:r>
+        <w:rPr>
+          <w:rFonts w:ascii="Consolas" w:cs="Consolas" w:eastAsia="Consolas" w:hAnsi="Consolas"/>
+          <w:sz w:val="18"/>
+          <w:szCs w:val="18"/>
+        </w:rPr>
+        <w:t xml:space="preserve">import javascript</w:t>
+      </w:r>
+    </w:p>
+    <w:p>
+      <w:pPr>
+        <w:pBdr>
+          <w:left w:val="single" w:color="2E75B6" w:sz="12" w:space="8"/>
+        </w:pBdr>
+        <w:shd w:fill="F4F4F4" w:val="clear"/>
+        <w:spacing w:after="20" w:before="20"/>
+        <w:ind w:left="360"/>
+      </w:pPr>
+      <w:r>
+        <w:rPr>
+          <w:rFonts w:ascii="Consolas" w:cs="Consolas" w:eastAsia="Consolas" w:hAnsi="Consolas"/>
+          <w:sz w:val="18"/>
+          <w:szCs w:val="18"/>
+        </w:rPr>
+        <w:t xml:space="preserve">from CallExpr c</w:t>
+      </w:r>
+    </w:p>
+    <w:p>
+      <w:pPr>
+        <w:pBdr>
+          <w:left w:val="single" w:color="2E75B6" w:sz="12" w:space="8"/>
+        </w:pBdr>
+        <w:shd w:fill="F4F4F4" w:val="clear"/>
+        <w:spacing w:after="20" w:before="20"/>
+        <w:ind w:left="360"/>
+      </w:pPr>
+      <w:r>
+        <w:rPr>
+          <w:rFonts w:ascii="Consolas" w:cs="Consolas" w:eastAsia="Consolas" w:hAnsi="Consolas"/>
+          <w:sz w:val="18"/>
+          <w:szCs w:val="18"/>
+        </w:rPr>
+        <w:t xml:space="preserve">where c.getCalleeName() = "console.log"</w:t>
+      </w:r>
+    </w:p>
+    <w:p>
+      <w:pPr>
+        <w:pBdr>
+          <w:left w:val="single" w:color="2E75B6" w:sz="12" w:space="8"/>
+        </w:pBdr>
+        <w:shd w:fill="F4F4F4" w:val="clear"/>
+        <w:spacing w:after="20" w:before="20"/>
+        <w:ind w:left="360"/>
+      </w:pPr>
+      <w:r>
+        <w:rPr>
+          <w:rFonts w:ascii="Consolas" w:cs="Consolas" w:eastAsia="Consolas" w:hAnsi="Consolas"/>
+          <w:sz w:val="18"/>
+          <w:szCs w:val="18"/>
+        </w:rPr>
+        <w:t xml:space="preserve">select c, "Logging call"</w:t>
+      </w:r>
+    </w:p>
+    <w:p>
+      <w:pPr>
+        <w:spacing w:after="160" w:line="276"/>
+      </w:pPr>
+      <w:r>
+        <w:rPr>
+          <w:sz w:val="22"/>
+          <w:szCs w:val="22"/>
+        </w:rPr>
+        <w:t xml:space="preserve">Start broad, examine results, then refine. Official language guides contain many worked examples. Once comfortable with one language, others mainly require learning the corresponding class names.</w:t>
       </w:r>
     </w:p>
     <w:p>
@@ -1768,52 +3132,92 @@
         <w:pStyle w:val="Heading1"/>
         <w:pageBreakBefore/>
       </w:pPr>
-      <w:bookmarkStart w:name="_Toc23" w:id="23"/>
+      <w:bookmarkStart w:name="_Toc36" w:id="36"/>
       <w:r>
         <w:t xml:space="preserve">Chapter 8: Data Flow Analysis</w:t>
       </w:r>
-      <w:bookmarkEnd w:id="23"/>
+      <w:bookmarkEnd w:id="36"/>
     </w:p>
     <w:p>
       <w:pPr>
         <w:pStyle w:val="Heading2"/>
       </w:pPr>
-      <w:bookmarkStart w:name="_Toc24" w:id="24"/>
-      <w:r>
-        <w:t xml:space="preserve">Local and Global Flow</w:t>
-      </w:r>
-      <w:bookmarkEnd w:id="24"/>
-    </w:p>
-    <w:p>
-      <w:pPr>
-        <w:spacing w:after="160"/>
-      </w:pPr>
-      <w:r>
-        <w:rPr>
-          <w:sz w:val="22"/>
-          <w:szCs w:val="22"/>
-        </w:rPr>
-        <w:t xml:space="preserve">Local data flow stays inside one function. Global data flow crosses function boundaries and is the foundation of security queries. Both operate on DataFlow nodes.</w:t>
+      <w:bookmarkStart w:name="_Toc37" w:id="37"/>
+      <w:r>
+        <w:t xml:space="preserve">Why Data Flow Matters</w:t>
+      </w:r>
+      <w:bookmarkEnd w:id="37"/>
+    </w:p>
+    <w:p>
+      <w:pPr>
+        <w:spacing w:after="160" w:line="276"/>
+      </w:pPr>
+      <w:r>
+        <w:rPr>
+          <w:sz w:val="22"/>
+          <w:szCs w:val="22"/>
+        </w:rPr>
+        <w:t xml:space="preserve">Data-flow analysis tracks where values can travel. It is the foundation of nearly every serious security query. CodeQL provides local (intra-procedural) and global (inter-procedural) data flow.</w:t>
       </w:r>
     </w:p>
     <w:p>
       <w:pPr>
         <w:pStyle w:val="Heading2"/>
       </w:pPr>
-      <w:bookmarkStart w:name="_Toc25" w:id="25"/>
-      <w:r>
-        <w:t xml:space="preserve">Configuration Example</w:t>
-      </w:r>
-      <w:bookmarkEnd w:id="25"/>
-    </w:p>
-    <w:p>
-      <w:pPr>
-        <w:pBdr>
-          <w:left w:val="single" w:color="CCCCCC" w:sz="12"/>
-        </w:pBdr>
-        <w:shd w:fill="F0F0F0" w:val="clear"/>
-        <w:spacing w:after="40" w:before="40"/>
-        <w:ind w:left="200"/>
+      <w:bookmarkStart w:name="_Toc38" w:id="38"/>
+      <w:r>
+        <w:t xml:space="preserve">DataFlow Nodes</w:t>
+      </w:r>
+      <w:bookmarkEnd w:id="38"/>
+    </w:p>
+    <w:p>
+      <w:pPr>
+        <w:spacing w:after="160" w:line="276"/>
+      </w:pPr>
+      <w:r>
+        <w:rPr>
+          <w:sz w:val="22"/>
+          <w:szCs w:val="22"/>
+        </w:rPr>
+        <w:t xml:space="preserve">Nodes abstract over syntax. A node may represent an argument, parameter, call result, or intermediate expression. Queries written against nodes remain stable under refactoring.</w:t>
+      </w:r>
+    </w:p>
+    <w:p>
+      <w:pPr>
+        <w:pStyle w:val="Heading2"/>
+      </w:pPr>
+      <w:bookmarkStart w:name="_Toc39" w:id="39"/>
+      <w:r>
+        <w:t xml:space="preserve">Global Configuration</w:t>
+      </w:r>
+      <w:bookmarkEnd w:id="39"/>
+    </w:p>
+    <w:p>
+      <w:pPr>
+        <w:pBdr>
+          <w:left w:val="single" w:color="2E75B6" w:sz="12" w:space="8"/>
+        </w:pBdr>
+        <w:shd w:fill="F4F4F4" w:val="clear"/>
+        <w:spacing w:after="20" w:before="20"/>
+        <w:ind w:left="360"/>
+      </w:pPr>
+      <w:r>
+        <w:rPr>
+          <w:rFonts w:ascii="Consolas" w:cs="Consolas" w:eastAsia="Consolas" w:hAnsi="Consolas"/>
+          <w:sz w:val="18"/>
+          <w:szCs w:val="18"/>
+        </w:rPr>
+        <w:t xml:space="preserve">import javascript</w:t>
+      </w:r>
+    </w:p>
+    <w:p>
+      <w:pPr>
+        <w:pBdr>
+          <w:left w:val="single" w:color="2E75B6" w:sz="12" w:space="8"/>
+        </w:pBdr>
+        <w:shd w:fill="F4F4F4" w:val="clear"/>
+        <w:spacing w:after="20" w:before="20"/>
+        <w:ind w:left="360"/>
       </w:pPr>
       <w:r>
         <w:rPr>
@@ -1827,11 +3231,11 @@
     <w:p>
       <w:pPr>
         <w:pBdr>
-          <w:left w:val="single" w:color="CCCCCC" w:sz="12"/>
-        </w:pBdr>
-        <w:shd w:fill="F0F0F0" w:val="clear"/>
-        <w:spacing w:after="40" w:before="40"/>
-        <w:ind w:left="200"/>
+          <w:left w:val="single" w:color="2E75B6" w:sz="12" w:space="8"/>
+        </w:pBdr>
+        <w:shd w:fill="F4F4F4" w:val="clear"/>
+        <w:spacing w:after="20" w:before="20"/>
+        <w:ind w:left="360"/>
       </w:pPr>
       <w:r>
         <w:rPr>
@@ -1845,11 +3249,11 @@
     <w:p>
       <w:pPr>
         <w:pBdr>
-          <w:left w:val="single" w:color="CCCCCC" w:sz="12"/>
-        </w:pBdr>
-        <w:shd w:fill="F0F0F0" w:val="clear"/>
-        <w:spacing w:after="40" w:before="40"/>
-        <w:ind w:left="200"/>
+          <w:left w:val="single" w:color="2E75B6" w:sz="12" w:space="8"/>
+        </w:pBdr>
+        <w:shd w:fill="F4F4F4" w:val="clear"/>
+        <w:spacing w:after="20" w:before="20"/>
+        <w:ind w:left="360"/>
       </w:pPr>
       <w:r>
         <w:rPr>
@@ -1863,11 +3267,11 @@
     <w:p>
       <w:pPr>
         <w:pBdr>
-          <w:left w:val="single" w:color="CCCCCC" w:sz="12"/>
-        </w:pBdr>
-        <w:shd w:fill="F0F0F0" w:val="clear"/>
-        <w:spacing w:after="40" w:before="40"/>
-        <w:ind w:left="200"/>
+          <w:left w:val="single" w:color="2E75B6" w:sz="12" w:space="8"/>
+        </w:pBdr>
+        <w:shd w:fill="F4F4F4" w:val="clear"/>
+        <w:spacing w:after="20" w:before="20"/>
+        <w:ind w:left="360"/>
       </w:pPr>
       <w:r>
         <w:rPr>
@@ -1881,11 +3285,11 @@
     <w:p>
       <w:pPr>
         <w:pBdr>
-          <w:left w:val="single" w:color="CCCCCC" w:sz="12"/>
-        </w:pBdr>
-        <w:shd w:fill="F0F0F0" w:val="clear"/>
-        <w:spacing w:after="40" w:before="40"/>
-        <w:ind w:left="200"/>
+          <w:left w:val="single" w:color="2E75B6" w:sz="12" w:space="8"/>
+        </w:pBdr>
+        <w:shd w:fill="F4F4F4" w:val="clear"/>
+        <w:spacing w:after="20" w:before="20"/>
+        <w:ind w:left="360"/>
       </w:pPr>
       <w:r>
         <w:rPr>
@@ -1899,11 +3303,11 @@
     <w:p>
       <w:pPr>
         <w:pBdr>
-          <w:left w:val="single" w:color="CCCCCC" w:sz="12"/>
-        </w:pBdr>
-        <w:shd w:fill="F0F0F0" w:val="clear"/>
-        <w:spacing w:after="40" w:before="40"/>
-        <w:ind w:left="200"/>
+          <w:left w:val="single" w:color="2E75B6" w:sz="12" w:space="8"/>
+        </w:pBdr>
+        <w:shd w:fill="F4F4F4" w:val="clear"/>
+        <w:spacing w:after="20" w:before="20"/>
+        <w:ind w:left="360"/>
       </w:pPr>
       <w:r>
         <w:rPr>
@@ -1917,11 +3321,11 @@
     <w:p>
       <w:pPr>
         <w:pBdr>
-          <w:left w:val="single" w:color="CCCCCC" w:sz="12"/>
-        </w:pBdr>
-        <w:shd w:fill="F0F0F0" w:val="clear"/>
-        <w:spacing w:after="40" w:before="40"/>
-        <w:ind w:left="200"/>
+          <w:left w:val="single" w:color="2E75B6" w:sz="12" w:space="8"/>
+        </w:pBdr>
+        <w:shd w:fill="F4F4F4" w:val="clear"/>
+        <w:spacing w:after="20" w:before="20"/>
+        <w:ind w:left="360"/>
       </w:pPr>
       <w:r>
         <w:rPr>
@@ -1935,65 +3339,109 @@
     <w:p>
       <w:pPr>
         <w:pBdr>
-          <w:left w:val="single" w:color="CCCCCC" w:sz="12"/>
-        </w:pBdr>
-        <w:shd w:fill="F0F0F0" w:val="clear"/>
-        <w:spacing w:after="40" w:before="40"/>
-        <w:ind w:left="200"/>
-      </w:pPr>
-      <w:r>
-        <w:rPr>
-          <w:rFonts w:ascii="Consolas" w:cs="Consolas" w:eastAsia="Consolas" w:hAnsi="Consolas"/>
-          <w:sz w:val="18"/>
-          <w:szCs w:val="18"/>
-        </w:rPr>
-        <w:t xml:space="preserve">select sink.getNode(), source, sink, "Flow detected."</w:t>
-      </w:r>
-    </w:p>
-    <w:p>
-      <w:pPr>
-        <w:spacing w:after="160"/>
-      </w:pPr>
-      <w:r>
-        <w:rPr>
-          <w:sz w:val="22"/>
-          <w:szCs w:val="22"/>
-        </w:rPr>
-        <w:t xml:space="preserve">Skeleton: examples/chapter08/global-flow-skeleton.ql. Use TaintTracking::Global for most security work.</w:t>
+          <w:left w:val="single" w:color="2E75B6" w:sz="12" w:space="8"/>
+        </w:pBdr>
+        <w:shd w:fill="F4F4F4" w:val="clear"/>
+        <w:spacing w:after="20" w:before="20"/>
+        <w:ind w:left="360"/>
+      </w:pPr>
+      <w:r>
+        <w:rPr>
+          <w:rFonts w:ascii="Consolas" w:cs="Consolas" w:eastAsia="Consolas" w:hAnsi="Consolas"/>
+          <w:sz w:val="18"/>
+          <w:szCs w:val="18"/>
+        </w:rPr>
+        <w:t xml:space="preserve">select sink.getNode(), source, sink, "Data flow detected."</w:t>
+      </w:r>
+    </w:p>
+    <w:p>
+      <w:pPr>
+        <w:spacing w:after="160" w:line="276"/>
+      </w:pPr>
+      <w:r>
+        <w:rPr>
+          <w:sz w:val="22"/>
+          <w:szCs w:val="22"/>
+        </w:rPr>
+        <w:t xml:space="preserve">Skeleton: examples/chapter08/global-flow-skeleton.ql. Use DataFlow::Global for pure value flow and TaintTracking::Global when derived values should remain tainted.</w:t>
       </w:r>
     </w:p>
     <w:p>
       <w:pPr>
         <w:pStyle w:val="Heading2"/>
       </w:pPr>
-      <w:bookmarkStart w:name="_Toc26" w:id="26"/>
+      <w:bookmarkStart w:name="_Toc40" w:id="40"/>
+      <w:r>
+        <w:t xml:space="preserve">Additional Steps and Barriers</w:t>
+      </w:r>
+      <w:bookmarkEnd w:id="40"/>
+    </w:p>
+    <w:p>
+      <w:pPr>
+        <w:spacing w:after="160" w:line="276"/>
+      </w:pPr>
+      <w:r>
+        <w:rPr>
+          <w:sz w:val="22"/>
+          <w:szCs w:val="22"/>
+        </w:rPr>
+        <w:t xml:space="preserve">Implement isAdditionalFlowStep to model library transformations the default models do not know. Implement isBarrier to stop flow at sanitizers. Add one change at a time and re-test.</w:t>
+      </w:r>
+    </w:p>
+    <w:p>
+      <w:pPr>
+        <w:pStyle w:val="Heading2"/>
+      </w:pPr>
+      <w:bookmarkStart w:name="_Toc41" w:id="41"/>
       <w:r>
         <w:t xml:space="preserve">Exercises</w:t>
       </w:r>
-      <w:bookmarkEnd w:id="26"/>
-    </w:p>
-    <w:p>
-      <w:pPr>
-        <w:spacing w:after="160"/>
-      </w:pPr>
-      <w:r>
-        <w:rPr>
-          <w:sz w:val="22"/>
-          <w:szCs w:val="22"/>
-        </w:rPr>
-        <w:t xml:space="preserve">Exercise 8.1: Compare local and global flow by moving a sink into a helper.</w:t>
-      </w:r>
-    </w:p>
-    <w:p>
-      <w:pPr>
-        <w:spacing w:after="160"/>
-      </w:pPr>
-      <w:r>
-        <w:rPr>
-          <w:sz w:val="22"/>
-          <w:szCs w:val="22"/>
-        </w:rPr>
-        <w:t xml:space="preserve">Exercise 8.2: Add an isAdditionalFlowStep for a pass-through function and observe new paths.</w:t>
+      <w:bookmarkEnd w:id="41"/>
+    </w:p>
+    <w:p>
+      <w:pPr>
+        <w:spacing w:after="160" w:line="276"/>
+      </w:pPr>
+      <w:r>
+        <w:rPr>
+          <w:sz w:val="22"/>
+          <w:szCs w:val="22"/>
+        </w:rPr>
+        <w:t xml:space="preserve">Exercise 8.1 — Local versus Global: Pass remote input to a sink in the same function (both local and global should report it). Move the sink to a helper (only global should still report it).</w:t>
+      </w:r>
+    </w:p>
+    <w:p>
+      <w:pPr>
+        <w:spacing w:after="160" w:line="276"/>
+      </w:pPr>
+      <w:r>
+        <w:rPr>
+          <w:sz w:val="22"/>
+          <w:szCs w:val="22"/>
+        </w:rPr>
+        <w:t xml:space="preserve">Exercise 8.2 — Additional Flow Step: Model a pass-through function transform(data). Verify that paths which previously stopped now continue.</w:t>
+      </w:r>
+    </w:p>
+    <w:p>
+      <w:pPr>
+        <w:pStyle w:val="Heading2"/>
+      </w:pPr>
+      <w:bookmarkStart w:name="_Toc42" w:id="42"/>
+      <w:r>
+        <w:t xml:space="preserve">Debugging</w:t>
+      </w:r>
+      <w:bookmarkEnd w:id="42"/>
+    </w:p>
+    <w:p>
+      <w:pPr>
+        <w:spacing w:after="160" w:line="276"/>
+      </w:pPr>
+      <w:r>
+        <w:rPr>
+          <w:sz w:val="22"/>
+          <w:szCs w:val="22"/>
+        </w:rPr>
+        <w:t xml:space="preserve">When an expected path is missing, select sources and sinks independently, then use partial-flow debugging. Most problems are incomplete models rather than engine limitations. Keep source definitions precise for both correctness and performance.</w:t>
       </w:r>
     </w:p>
     <w:p>
@@ -2001,52 +3449,52 @@
         <w:pStyle w:val="Heading1"/>
         <w:pageBreakBefore/>
       </w:pPr>
-      <w:bookmarkStart w:name="_Toc27" w:id="27"/>
+      <w:bookmarkStart w:name="_Toc43" w:id="43"/>
       <w:r>
         <w:t xml:space="preserve">Chapter 9: Taint Tracking and Path Queries</w:t>
       </w:r>
-      <w:bookmarkEnd w:id="27"/>
+      <w:bookmarkEnd w:id="43"/>
     </w:p>
     <w:p>
       <w:pPr>
         <w:pStyle w:val="Heading2"/>
       </w:pPr>
-      <w:bookmarkStart w:name="_Toc28" w:id="28"/>
-      <w:r>
-        <w:t xml:space="preserve">Taint Tracking</w:t>
-      </w:r>
-      <w:bookmarkEnd w:id="28"/>
-    </w:p>
-    <w:p>
-      <w:pPr>
-        <w:spacing w:after="160"/>
-      </w:pPr>
-      <w:r>
-        <w:rPr>
-          <w:sz w:val="22"/>
-          <w:szCs w:val="22"/>
-        </w:rPr>
-        <w:t xml:space="preserve">Taint tracking propagates through derived values. Path queries (@kind path-problem) display the full path from source to sink.</w:t>
+      <w:bookmarkStart w:name="_Toc44" w:id="44"/>
+      <w:r>
+        <w:t xml:space="preserve">Taint versus Pure Data Flow</w:t>
+      </w:r>
+      <w:bookmarkEnd w:id="44"/>
+    </w:p>
+    <w:p>
+      <w:pPr>
+        <w:spacing w:after="160" w:line="276"/>
+      </w:pPr>
+      <w:r>
+        <w:rPr>
+          <w:sz w:val="22"/>
+          <w:szCs w:val="22"/>
+        </w:rPr>
+        <w:t xml:space="preserve">Taint tracking treats any value derived from a tainted source as tainted until a barrier is reached. This matches security intuition. Most injection and XSS queries are taint-tracking queries.</w:t>
       </w:r>
     </w:p>
     <w:p>
       <w:pPr>
         <w:pStyle w:val="Heading2"/>
       </w:pPr>
-      <w:bookmarkStart w:name="_Toc29" w:id="29"/>
-      <w:r>
-        <w:t xml:space="preserve">Complete Path Query Example</w:t>
-      </w:r>
-      <w:bookmarkEnd w:id="29"/>
-    </w:p>
-    <w:p>
-      <w:pPr>
-        <w:pBdr>
-          <w:left w:val="single" w:color="CCCCCC" w:sz="12"/>
-        </w:pBdr>
-        <w:shd w:fill="F0F0F0" w:val="clear"/>
-        <w:spacing w:after="40" w:before="40"/>
-        <w:ind w:left="200"/>
+      <w:bookmarkStart w:name="_Toc45" w:id="45"/>
+      <w:r>
+        <w:t xml:space="preserve">Complete Path Query</w:t>
+      </w:r>
+      <w:bookmarkEnd w:id="45"/>
+    </w:p>
+    <w:p>
+      <w:pPr>
+        <w:pBdr>
+          <w:left w:val="single" w:color="2E75B6" w:sz="12" w:space="8"/>
+        </w:pBdr>
+        <w:shd w:fill="F4F4F4" w:val="clear"/>
+        <w:spacing w:after="20" w:before="20"/>
+        <w:ind w:left="360"/>
       </w:pPr>
       <w:r>
         <w:rPr>
@@ -2060,11 +3508,11 @@
     <w:p>
       <w:pPr>
         <w:pBdr>
-          <w:left w:val="single" w:color="CCCCCC" w:sz="12"/>
-        </w:pBdr>
-        <w:shd w:fill="F0F0F0" w:val="clear"/>
-        <w:spacing w:after="40" w:before="40"/>
-        <w:ind w:left="200"/>
+          <w:left w:val="single" w:color="2E75B6" w:sz="12" w:space="8"/>
+        </w:pBdr>
+        <w:shd w:fill="F4F4F4" w:val="clear"/>
+        <w:spacing w:after="20" w:before="20"/>
+        <w:ind w:left="360"/>
       </w:pPr>
       <w:r>
         <w:rPr>
@@ -2078,11 +3526,47 @@
     <w:p>
       <w:pPr>
         <w:pBdr>
-          <w:left w:val="single" w:color="CCCCCC" w:sz="12"/>
-        </w:pBdr>
-        <w:shd w:fill="F0F0F0" w:val="clear"/>
-        <w:spacing w:after="40" w:before="40"/>
-        <w:ind w:left="200"/>
+          <w:left w:val="single" w:color="2E75B6" w:sz="12" w:space="8"/>
+        </w:pBdr>
+        <w:shd w:fill="F4F4F4" w:val="clear"/>
+        <w:spacing w:after="20" w:before="20"/>
+        <w:ind w:left="360"/>
+      </w:pPr>
+      <w:r>
+        <w:rPr>
+          <w:rFonts w:ascii="Consolas" w:cs="Consolas" w:eastAsia="Consolas" w:hAnsi="Consolas"/>
+          <w:sz w:val="18"/>
+          <w:szCs w:val="18"/>
+        </w:rPr>
+        <w:t xml:space="preserve"> * @id mustlearn/dom-xss</w:t>
+      </w:r>
+    </w:p>
+    <w:p>
+      <w:pPr>
+        <w:pBdr>
+          <w:left w:val="single" w:color="2E75B6" w:sz="12" w:space="8"/>
+        </w:pBdr>
+        <w:shd w:fill="F4F4F4" w:val="clear"/>
+        <w:spacing w:after="20" w:before="20"/>
+        <w:ind w:left="360"/>
+      </w:pPr>
+      <w:r>
+        <w:rPr>
+          <w:rFonts w:ascii="Consolas" w:cs="Consolas" w:eastAsia="Consolas" w:hAnsi="Consolas"/>
+          <w:sz w:val="18"/>
+          <w:szCs w:val="18"/>
+        </w:rPr>
+        <w:t xml:space="preserve"> * @name DOM XSS</w:t>
+      </w:r>
+    </w:p>
+    <w:p>
+      <w:pPr>
+        <w:pBdr>
+          <w:left w:val="single" w:color="2E75B6" w:sz="12" w:space="8"/>
+        </w:pBdr>
+        <w:shd w:fill="F4F4F4" w:val="clear"/>
+        <w:spacing w:after="20" w:before="20"/>
+        <w:ind w:left="360"/>
       </w:pPr>
       <w:r>
         <w:rPr>
@@ -2096,11 +3580,11 @@
     <w:p>
       <w:pPr>
         <w:pBdr>
-          <w:left w:val="single" w:color="CCCCCC" w:sz="12"/>
-        </w:pBdr>
-        <w:shd w:fill="F0F0F0" w:val="clear"/>
-        <w:spacing w:after="40" w:before="40"/>
-        <w:ind w:left="200"/>
+          <w:left w:val="single" w:color="2E75B6" w:sz="12" w:space="8"/>
+        </w:pBdr>
+        <w:shd w:fill="F4F4F4" w:val="clear"/>
+        <w:spacing w:after="20" w:before="20"/>
+        <w:ind w:left="360"/>
       </w:pPr>
       <w:r>
         <w:rPr>
@@ -2114,11 +3598,11 @@
     <w:p>
       <w:pPr>
         <w:pBdr>
-          <w:left w:val="single" w:color="CCCCCC" w:sz="12"/>
-        </w:pBdr>
-        <w:shd w:fill="F0F0F0" w:val="clear"/>
-        <w:spacing w:after="40" w:before="40"/>
-        <w:ind w:left="200"/>
+          <w:left w:val="single" w:color="2E75B6" w:sz="12" w:space="8"/>
+        </w:pBdr>
+        <w:shd w:fill="F4F4F4" w:val="clear"/>
+        <w:spacing w:after="20" w:before="20"/>
+        <w:ind w:left="360"/>
       </w:pPr>
       <w:r>
         <w:rPr>
@@ -2132,29 +3616,29 @@
     <w:p>
       <w:pPr>
         <w:pBdr>
-          <w:left w:val="single" w:color="CCCCCC" w:sz="12"/>
-        </w:pBdr>
-        <w:shd w:fill="F0F0F0" w:val="clear"/>
-        <w:spacing w:after="40" w:before="40"/>
-        <w:ind w:left="200"/>
-      </w:pPr>
-      <w:r>
-        <w:rPr>
-          <w:rFonts w:ascii="Consolas" w:cs="Consolas" w:eastAsia="Consolas" w:hAnsi="Consolas"/>
-          <w:sz w:val="18"/>
-          <w:szCs w:val="18"/>
-        </w:rPr>
-        <w:t xml:space="preserve">module Config implements DataFlow::ConfigSig {</w:t>
-      </w:r>
-    </w:p>
-    <w:p>
-      <w:pPr>
-        <w:pBdr>
-          <w:left w:val="single" w:color="CCCCCC" w:sz="12"/>
-        </w:pBdr>
-        <w:shd w:fill="F0F0F0" w:val="clear"/>
-        <w:spacing w:after="40" w:before="40"/>
-        <w:ind w:left="200"/>
+          <w:left w:val="single" w:color="2E75B6" w:sz="12" w:space="8"/>
+        </w:pBdr>
+        <w:shd w:fill="F4F4F4" w:val="clear"/>
+        <w:spacing w:after="20" w:before="20"/>
+        <w:ind w:left="360"/>
+      </w:pPr>
+      <w:r>
+        <w:rPr>
+          <w:rFonts w:ascii="Consolas" w:cs="Consolas" w:eastAsia="Consolas" w:hAnsi="Consolas"/>
+          <w:sz w:val="18"/>
+          <w:szCs w:val="18"/>
+        </w:rPr>
+        <w:t xml:space="preserve">module XssConfig implements DataFlow::ConfigSig {</w:t>
+      </w:r>
+    </w:p>
+    <w:p>
+      <w:pPr>
+        <w:pBdr>
+          <w:left w:val="single" w:color="2E75B6" w:sz="12" w:space="8"/>
+        </w:pBdr>
+        <w:shd w:fill="F4F4F4" w:val="clear"/>
+        <w:spacing w:after="20" w:before="20"/>
+        <w:ind w:left="360"/>
       </w:pPr>
       <w:r>
         <w:rPr>
@@ -2168,11 +3652,11 @@
     <w:p>
       <w:pPr>
         <w:pBdr>
-          <w:left w:val="single" w:color="CCCCCC" w:sz="12"/>
-        </w:pBdr>
-        <w:shd w:fill="F0F0F0" w:val="clear"/>
-        <w:spacing w:after="40" w:before="40"/>
-        <w:ind w:left="200"/>
+          <w:left w:val="single" w:color="2E75B6" w:sz="12" w:space="8"/>
+        </w:pBdr>
+        <w:shd w:fill="F4F4F4" w:val="clear"/>
+        <w:spacing w:after="20" w:before="20"/>
+        <w:ind w:left="360"/>
       </w:pPr>
       <w:r>
         <w:rPr>
@@ -2186,11 +3670,11 @@
     <w:p>
       <w:pPr>
         <w:pBdr>
-          <w:left w:val="single" w:color="CCCCCC" w:sz="12"/>
-        </w:pBdr>
-        <w:shd w:fill="F0F0F0" w:val="clear"/>
-        <w:spacing w:after="40" w:before="40"/>
-        <w:ind w:left="200"/>
+          <w:left w:val="single" w:color="2E75B6" w:sz="12" w:space="8"/>
+        </w:pBdr>
+        <w:shd w:fill="F4F4F4" w:val="clear"/>
+        <w:spacing w:after="20" w:before="20"/>
+        <w:ind w:left="360"/>
       </w:pPr>
       <w:r>
         <w:rPr>
@@ -2204,83 +3688,83 @@
     <w:p>
       <w:pPr>
         <w:pBdr>
-          <w:left w:val="single" w:color="CCCCCC" w:sz="12"/>
-        </w:pBdr>
-        <w:shd w:fill="F0F0F0" w:val="clear"/>
-        <w:spacing w:after="40" w:before="40"/>
-        <w:ind w:left="200"/>
-      </w:pPr>
-      <w:r>
-        <w:rPr>
-          <w:rFonts w:ascii="Consolas" w:cs="Consolas" w:eastAsia="Consolas" w:hAnsi="Consolas"/>
-          <w:sz w:val="18"/>
-          <w:szCs w:val="18"/>
-        </w:rPr>
-        <w:t xml:space="preserve">module Flow = TaintTracking::Global&lt;Config&gt;;</w:t>
-      </w:r>
-    </w:p>
-    <w:p>
-      <w:pPr>
-        <w:pBdr>
-          <w:left w:val="single" w:color="CCCCCC" w:sz="12"/>
-        </w:pBdr>
-        <w:shd w:fill="F0F0F0" w:val="clear"/>
-        <w:spacing w:after="40" w:before="40"/>
-        <w:ind w:left="200"/>
-      </w:pPr>
-      <w:r>
-        <w:rPr>
-          <w:rFonts w:ascii="Consolas" w:cs="Consolas" w:eastAsia="Consolas" w:hAnsi="Consolas"/>
-          <w:sz w:val="18"/>
-          <w:szCs w:val="18"/>
-        </w:rPr>
-        <w:t xml:space="preserve">import Flow::PathGraph</w:t>
-      </w:r>
-    </w:p>
-    <w:p>
-      <w:pPr>
-        <w:pBdr>
-          <w:left w:val="single" w:color="CCCCCC" w:sz="12"/>
-        </w:pBdr>
-        <w:shd w:fill="F0F0F0" w:val="clear"/>
-        <w:spacing w:after="40" w:before="40"/>
-        <w:ind w:left="200"/>
-      </w:pPr>
-      <w:r>
-        <w:rPr>
-          <w:rFonts w:ascii="Consolas" w:cs="Consolas" w:eastAsia="Consolas" w:hAnsi="Consolas"/>
-          <w:sz w:val="18"/>
-          <w:szCs w:val="18"/>
-        </w:rPr>
-        <w:t xml:space="preserve">from Flow::PathNode source, Flow::PathNode sink</w:t>
-      </w:r>
-    </w:p>
-    <w:p>
-      <w:pPr>
-        <w:pBdr>
-          <w:left w:val="single" w:color="CCCCCC" w:sz="12"/>
-        </w:pBdr>
-        <w:shd w:fill="F0F0F0" w:val="clear"/>
-        <w:spacing w:after="40" w:before="40"/>
-        <w:ind w:left="200"/>
-      </w:pPr>
-      <w:r>
-        <w:rPr>
-          <w:rFonts w:ascii="Consolas" w:cs="Consolas" w:eastAsia="Consolas" w:hAnsi="Consolas"/>
-          <w:sz w:val="18"/>
-          <w:szCs w:val="18"/>
-        </w:rPr>
-        <w:t xml:space="preserve">where Flow::flowPath(source, sink)</w:t>
-      </w:r>
-    </w:p>
-    <w:p>
-      <w:pPr>
-        <w:pBdr>
-          <w:left w:val="single" w:color="CCCCCC" w:sz="12"/>
-        </w:pBdr>
-        <w:shd w:fill="F0F0F0" w:val="clear"/>
-        <w:spacing w:after="40" w:before="40"/>
-        <w:ind w:left="200"/>
+          <w:left w:val="single" w:color="2E75B6" w:sz="12" w:space="8"/>
+        </w:pBdr>
+        <w:shd w:fill="F4F4F4" w:val="clear"/>
+        <w:spacing w:after="20" w:before="20"/>
+        <w:ind w:left="360"/>
+      </w:pPr>
+      <w:r>
+        <w:rPr>
+          <w:rFonts w:ascii="Consolas" w:cs="Consolas" w:eastAsia="Consolas" w:hAnsi="Consolas"/>
+          <w:sz w:val="18"/>
+          <w:szCs w:val="18"/>
+        </w:rPr>
+        <w:t xml:space="preserve">module XssFlow = TaintTracking::Global&lt;XssConfig&gt;;</w:t>
+      </w:r>
+    </w:p>
+    <w:p>
+      <w:pPr>
+        <w:pBdr>
+          <w:left w:val="single" w:color="2E75B6" w:sz="12" w:space="8"/>
+        </w:pBdr>
+        <w:shd w:fill="F4F4F4" w:val="clear"/>
+        <w:spacing w:after="20" w:before="20"/>
+        <w:ind w:left="360"/>
+      </w:pPr>
+      <w:r>
+        <w:rPr>
+          <w:rFonts w:ascii="Consolas" w:cs="Consolas" w:eastAsia="Consolas" w:hAnsi="Consolas"/>
+          <w:sz w:val="18"/>
+          <w:szCs w:val="18"/>
+        </w:rPr>
+        <w:t xml:space="preserve">import XssFlow::PathGraph</w:t>
+      </w:r>
+    </w:p>
+    <w:p>
+      <w:pPr>
+        <w:pBdr>
+          <w:left w:val="single" w:color="2E75B6" w:sz="12" w:space="8"/>
+        </w:pBdr>
+        <w:shd w:fill="F4F4F4" w:val="clear"/>
+        <w:spacing w:after="20" w:before="20"/>
+        <w:ind w:left="360"/>
+      </w:pPr>
+      <w:r>
+        <w:rPr>
+          <w:rFonts w:ascii="Consolas" w:cs="Consolas" w:eastAsia="Consolas" w:hAnsi="Consolas"/>
+          <w:sz w:val="18"/>
+          <w:szCs w:val="18"/>
+        </w:rPr>
+        <w:t xml:space="preserve">from XssFlow::PathNode source, XssFlow::PathNode sink</w:t>
+      </w:r>
+    </w:p>
+    <w:p>
+      <w:pPr>
+        <w:pBdr>
+          <w:left w:val="single" w:color="2E75B6" w:sz="12" w:space="8"/>
+        </w:pBdr>
+        <w:shd w:fill="F4F4F4" w:val="clear"/>
+        <w:spacing w:after="20" w:before="20"/>
+        <w:ind w:left="360"/>
+      </w:pPr>
+      <w:r>
+        <w:rPr>
+          <w:rFonts w:ascii="Consolas" w:cs="Consolas" w:eastAsia="Consolas" w:hAnsi="Consolas"/>
+          <w:sz w:val="18"/>
+          <w:szCs w:val="18"/>
+        </w:rPr>
+        <w:t xml:space="preserve">where XssFlow::flowPath(source, sink)</w:t>
+      </w:r>
+    </w:p>
+    <w:p>
+      <w:pPr>
+        <w:pBdr>
+          <w:left w:val="single" w:color="2E75B6" w:sz="12" w:space="8"/>
+        </w:pBdr>
+        <w:shd w:fill="F4F4F4" w:val="clear"/>
+        <w:spacing w:after="20" w:before="20"/>
+        <w:ind w:left="360"/>
       </w:pPr>
       <w:r>
         <w:rPr>
@@ -2293,7 +3777,7 @@
     </w:p>
     <w:p>
       <w:pPr>
-        <w:spacing w:after="160"/>
+        <w:spacing w:after="160" w:line="276"/>
       </w:pPr>
       <w:r>
         <w:rPr>
@@ -2307,46 +3791,68 @@
       <w:pPr>
         <w:pStyle w:val="Heading2"/>
       </w:pPr>
-      <w:bookmarkStart w:name="_Toc30" w:id="30"/>
+      <w:bookmarkStart w:name="_Toc46" w:id="46"/>
       <w:r>
         <w:t xml:space="preserve">Exercises</w:t>
       </w:r>
-      <w:bookmarkEnd w:id="30"/>
-    </w:p>
-    <w:p>
-      <w:pPr>
-        <w:spacing w:after="160"/>
-      </w:pPr>
-      <w:r>
-        <w:rPr>
-          <w:sz w:val="22"/>
-          <w:szCs w:val="22"/>
-        </w:rPr>
-        <w:t xml:space="preserve">Exercise 9.1: Complete examples/chapter09/exercise-sql-injection.ql.</w:t>
-      </w:r>
-    </w:p>
-    <w:p>
-      <w:pPr>
-        <w:spacing w:after="160"/>
-      </w:pPr>
-      <w:r>
-        <w:rPr>
-          <w:sz w:val="22"/>
-          <w:szCs w:val="22"/>
-        </w:rPr>
-        <w:t xml:space="preserve">Exercise 9.2: Add a barrier in examples/chapter09/exercise-add-barrier.ql.</w:t>
-      </w:r>
-    </w:p>
-    <w:p>
-      <w:pPr>
-        <w:spacing w:after="160"/>
-      </w:pPr>
-      <w:r>
-        <w:rPr>
-          <w:sz w:val="22"/>
-          <w:szCs w:val="22"/>
-        </w:rPr>
-        <w:t xml:space="preserve">Exercise 9.3: Practice partial-flow debugging.</w:t>
+      <w:bookmarkEnd w:id="46"/>
+    </w:p>
+    <w:p>
+      <w:pPr>
+        <w:spacing w:after="160" w:line="276"/>
+      </w:pPr>
+      <w:r>
+        <w:rPr>
+          <w:sz w:val="22"/>
+          <w:szCs w:val="22"/>
+        </w:rPr>
+        <w:t xml:space="preserve">Exercise 9.1 — SQL Injection: Open examples/chapter09/exercise-sql-injection.ql. Refine the sink. Confirm paths appear only for unsanitized flows.</w:t>
+      </w:r>
+    </w:p>
+    <w:p>
+      <w:pPr>
+        <w:spacing w:after="160" w:line="276"/>
+      </w:pPr>
+      <w:r>
+        <w:rPr>
+          <w:sz w:val="22"/>
+          <w:szCs w:val="22"/>
+        </w:rPr>
+        <w:t xml:space="preserve">Exercise 9.2 — Add a Barrier: Open examples/chapter09/exercise-add-barrier.ql. Implement isBarrier for sanitize or escapeHtml. Paths through the sanitizer should disappear.</w:t>
+      </w:r>
+    </w:p>
+    <w:p>
+      <w:pPr>
+        <w:spacing w:after="160" w:line="276"/>
+      </w:pPr>
+      <w:r>
+        <w:rPr>
+          <w:sz w:val="22"/>
+          <w:szCs w:val="22"/>
+        </w:rPr>
+        <w:t xml:space="preserve">Exercise 9.3 — Partial-Flow Debugging: Intentionally break a source so no full path exists. Use partial flow to find the last node reached, then restore the source.</w:t>
+      </w:r>
+    </w:p>
+    <w:p>
+      <w:pPr>
+        <w:pStyle w:val="Heading2"/>
+      </w:pPr>
+      <w:bookmarkStart w:name="_Toc47" w:id="47"/>
+      <w:r>
+        <w:t xml:space="preserve">Flow State and Pitfalls</w:t>
+      </w:r>
+      <w:bookmarkEnd w:id="47"/>
+    </w:p>
+    <w:p>
+      <w:pPr>
+        <w:spacing w:after="160" w:line="276"/>
+      </w:pPr>
+      <w:r>
+        <w:rPr>
+          <w:sz w:val="22"/>
+          <w:szCs w:val="22"/>
+        </w:rPr>
+        <w:t xml:space="preserve">Flow state lets you track extra properties (for example, whether data has been encoded). Common pitfalls include overly broad sources, missing models for wrappers, barriers that are too strong, and incomplete databases. Always keep positive and negative tests.</w:t>
       </w:r>
     </w:p>
     <w:p>
@@ -2354,30 +3860,52 @@
         <w:pStyle w:val="Heading1"/>
         <w:pageBreakBefore/>
       </w:pPr>
-      <w:bookmarkStart w:name="_Toc31" w:id="31"/>
+      <w:bookmarkStart w:name="_Toc48" w:id="48"/>
       <w:r>
         <w:t xml:space="preserve">Chapter 10: CodeQL Library Extension</w:t>
       </w:r>
-      <w:bookmarkEnd w:id="31"/>
+      <w:bookmarkEnd w:id="48"/>
     </w:p>
     <w:p>
       <w:pPr>
         <w:pStyle w:val="Heading2"/>
       </w:pPr>
-      <w:bookmarkStart w:name="_Toc32" w:id="32"/>
-      <w:r>
-        <w:t xml:space="preserve">Custom Sources</w:t>
-      </w:r>
-      <w:bookmarkEnd w:id="32"/>
-    </w:p>
-    <w:p>
-      <w:pPr>
-        <w:pBdr>
-          <w:left w:val="single" w:color="CCCCCC" w:sz="12"/>
-        </w:pBdr>
-        <w:shd w:fill="F0F0F0" w:val="clear"/>
-        <w:spacing w:after="40" w:before="40"/>
-        <w:ind w:left="200"/>
+      <w:bookmarkStart w:name="_Toc49" w:id="49"/>
+      <w:r>
+        <w:t xml:space="preserve">Why Extension Is Necessary</w:t>
+      </w:r>
+      <w:bookmarkEnd w:id="49"/>
+    </w:p>
+    <w:p>
+      <w:pPr>
+        <w:spacing w:after="160" w:line="276"/>
+      </w:pPr>
+      <w:r>
+        <w:rPr>
+          <w:sz w:val="22"/>
+          <w:szCs w:val="22"/>
+        </w:rPr>
+        <w:t xml:space="preserve">Standard libraries cannot know every internal framework or wrapper. Extensions let existing queries understand your code. The usual extensions are additional sources, additional sinks, and flow summaries.</w:t>
+      </w:r>
+    </w:p>
+    <w:p>
+      <w:pPr>
+        <w:pStyle w:val="Heading2"/>
+      </w:pPr>
+      <w:bookmarkStart w:name="_Toc50" w:id="50"/>
+      <w:r>
+        <w:t xml:space="preserve">Custom Source</w:t>
+      </w:r>
+      <w:bookmarkEnd w:id="50"/>
+    </w:p>
+    <w:p>
+      <w:pPr>
+        <w:pBdr>
+          <w:left w:val="single" w:color="2E75B6" w:sz="12" w:space="8"/>
+        </w:pBdr>
+        <w:shd w:fill="F4F4F4" w:val="clear"/>
+        <w:spacing w:after="20" w:before="20"/>
+        <w:ind w:left="360"/>
       </w:pPr>
       <w:r>
         <w:rPr>
@@ -2391,11 +3919,11 @@
     <w:p>
       <w:pPr>
         <w:pBdr>
-          <w:left w:val="single" w:color="CCCCCC" w:sz="12"/>
-        </w:pBdr>
-        <w:shd w:fill="F0F0F0" w:val="clear"/>
-        <w:spacing w:after="40" w:before="40"/>
-        <w:ind w:left="200"/>
+          <w:left w:val="single" w:color="2E75B6" w:sz="12" w:space="8"/>
+        </w:pBdr>
+        <w:shd w:fill="F4F4F4" w:val="clear"/>
+        <w:spacing w:after="20" w:before="20"/>
+        <w:ind w:left="360"/>
       </w:pPr>
       <w:r>
         <w:rPr>
@@ -2409,11 +3937,11 @@
     <w:p>
       <w:pPr>
         <w:pBdr>
-          <w:left w:val="single" w:color="CCCCCC" w:sz="12"/>
-        </w:pBdr>
-        <w:shd w:fill="F0F0F0" w:val="clear"/>
-        <w:spacing w:after="40" w:before="40"/>
-        <w:ind w:left="200"/>
+          <w:left w:val="single" w:color="2E75B6" w:sz="12" w:space="8"/>
+        </w:pBdr>
+        <w:shd w:fill="F4F4F4" w:val="clear"/>
+        <w:spacing w:after="20" w:before="20"/>
+        <w:ind w:left="360"/>
       </w:pPr>
       <w:r>
         <w:rPr>
@@ -2427,11 +3955,11 @@
     <w:p>
       <w:pPr>
         <w:pBdr>
-          <w:left w:val="single" w:color="CCCCCC" w:sz="12"/>
-        </w:pBdr>
-        <w:shd w:fill="F0F0F0" w:val="clear"/>
-        <w:spacing w:after="40" w:before="40"/>
-        <w:ind w:left="200"/>
+          <w:left w:val="single" w:color="2E75B6" w:sz="12" w:space="8"/>
+        </w:pBdr>
+        <w:shd w:fill="F4F4F4" w:val="clear"/>
+        <w:spacing w:after="20" w:before="20"/>
+        <w:ind w:left="360"/>
       </w:pPr>
       <w:r>
         <w:rPr>
@@ -2445,11 +3973,11 @@
     <w:p>
       <w:pPr>
         <w:pBdr>
-          <w:left w:val="single" w:color="CCCCCC" w:sz="12"/>
-        </w:pBdr>
-        <w:shd w:fill="F0F0F0" w:val="clear"/>
-        <w:spacing w:after="40" w:before="40"/>
-        <w:ind w:left="200"/>
+          <w:left w:val="single" w:color="2E75B6" w:sz="12" w:space="8"/>
+        </w:pBdr>
+        <w:shd w:fill="F4F4F4" w:val="clear"/>
+        <w:spacing w:after="20" w:before="20"/>
+        <w:ind w:left="360"/>
       </w:pPr>
       <w:r>
         <w:rPr>
@@ -2462,72 +3990,82 @@
     </w:p>
     <w:p>
       <w:pPr>
-        <w:spacing w:after="160"/>
-      </w:pPr>
-      <w:r>
-        <w:rPr>
-          <w:sz w:val="22"/>
-          <w:szCs w:val="22"/>
-        </w:rPr>
-        <w:t xml:space="preserve">Example: examples/chapter10/custom-source.ql. Existing queries automatically include the new source.</w:t>
+        <w:spacing w:after="160" w:line="276"/>
+      </w:pPr>
+      <w:r>
+        <w:rPr>
+          <w:sz w:val="22"/>
+          <w:szCs w:val="22"/>
+        </w:rPr>
+        <w:t xml:space="preserve">Example: examples/chapter10/custom-source.ql. Any query looking for RemoteFlowSource will now include your function.</w:t>
       </w:r>
     </w:p>
     <w:p>
       <w:pPr>
         <w:pStyle w:val="Heading2"/>
       </w:pPr>
-      <w:bookmarkStart w:name="_Toc33" w:id="33"/>
+      <w:bookmarkStart w:name="_Toc51" w:id="51"/>
       <w:r>
         <w:t xml:space="preserve">Exercises</w:t>
       </w:r>
-      <w:bookmarkEnd w:id="33"/>
-    </w:p>
-    <w:p>
-      <w:pPr>
-        <w:spacing w:after="160"/>
-      </w:pPr>
-      <w:r>
-        <w:rPr>
-          <w:sz w:val="22"/>
-          <w:szCs w:val="22"/>
-        </w:rPr>
-        <w:t xml:space="preserve">Exercise 10.1: Add a second custom source.</w:t>
-      </w:r>
-    </w:p>
-    <w:p>
-      <w:pPr>
-        <w:spacing w:after="160"/>
-      </w:pPr>
-      <w:r>
-        <w:rPr>
-          <w:sz w:val="22"/>
-          <w:szCs w:val="22"/>
-        </w:rPr>
-        <w:t xml:space="preserve">Exercise 10.2: Complete examples/chapter10/exercise-custom-sink.ql.</w:t>
-      </w:r>
-    </w:p>
-    <w:p>
-      <w:pPr>
-        <w:spacing w:after="160"/>
-      </w:pPr>
-      <w:r>
-        <w:rPr>
-          <w:sz w:val="22"/>
-          <w:szCs w:val="22"/>
-        </w:rPr>
-        <w:t xml:space="preserve">Exercise 10.3: Sketch a model pack.</w:t>
-      </w:r>
-    </w:p>
-    <w:p>
-      <w:pPr>
-        <w:spacing w:after="160"/>
-      </w:pPr>
-      <w:r>
-        <w:rPr>
-          <w:sz w:val="22"/>
-          <w:szCs w:val="22"/>
-        </w:rPr>
-        <w:t xml:space="preserve">Test every extension with positive and negative cases. Incorrect models affect all dependent queries.</w:t>
+      <w:bookmarkEnd w:id="51"/>
+    </w:p>
+    <w:p>
+      <w:pPr>
+        <w:spacing w:after="160" w:line="276"/>
+      </w:pPr>
+      <w:r>
+        <w:rPr>
+          <w:sz w:val="22"/>
+          <w:szCs w:val="22"/>
+        </w:rPr>
+        <w:t xml:space="preserve">Exercise 10.1 — Second Source: Add another origin (for example readUntrustedFile) and confirm a standard taint query reports both.</w:t>
+      </w:r>
+    </w:p>
+    <w:p>
+      <w:pPr>
+        <w:spacing w:after="160" w:line="276"/>
+      </w:pPr>
+      <w:r>
+        <w:rPr>
+          <w:sz w:val="22"/>
+          <w:szCs w:val="22"/>
+        </w:rPr>
+        <w:t xml:space="preserve">Exercise 10.2 — Custom Sink: Complete examples/chapter10/exercise-custom-sink.ql. Model dangerousExecute as a sink and verify previously invisible flows are reported.</w:t>
+      </w:r>
+    </w:p>
+    <w:p>
+      <w:pPr>
+        <w:spacing w:after="160" w:line="276"/>
+      </w:pPr>
+      <w:r>
+        <w:rPr>
+          <w:sz w:val="22"/>
+          <w:szCs w:val="22"/>
+        </w:rPr>
+        <w:t xml:space="preserve">Exercise 10.3 — Model Pack: Sketch a qlpack.yml that could contain your models so other query packs can depend on them.</w:t>
+      </w:r>
+    </w:p>
+    <w:p>
+      <w:pPr>
+        <w:pStyle w:val="Heading2"/>
+      </w:pPr>
+      <w:bookmarkStart w:name="_Toc52" w:id="52"/>
+      <w:r>
+        <w:t xml:space="preserve">Testing and Model Packs</w:t>
+      </w:r>
+      <w:bookmarkEnd w:id="52"/>
+    </w:p>
+    <w:p>
+      <w:pPr>
+        <w:spacing w:after="160" w:line="276"/>
+      </w:pPr>
+      <w:r>
+        <w:rPr>
+          <w:sz w:val="22"/>
+          <w:szCs w:val="22"/>
+        </w:rPr>
+        <w:t xml:space="preserve">An incorrect model is worse than a missing one because it silently affects every query. Test with true-positive and true-negative cases. Package extensions as model packs for reuse. Copy idiomatic models from the standard libraries and adapt them.</w:t>
       </w:r>
     </w:p>
     <w:p>
@@ -2535,22 +4073,126 @@
         <w:pStyle w:val="Heading1"/>
         <w:pageBreakBefore/>
       </w:pPr>
-      <w:bookmarkStart w:name="_Toc34" w:id="34"/>
+      <w:bookmarkStart w:name="_Toc53" w:id="53"/>
       <w:r>
         <w:t xml:space="preserve">Chapter 11: Query Packs, Suites, Metadata, and Production Use</w:t>
       </w:r>
-      <w:bookmarkEnd w:id="34"/>
-    </w:p>
-    <w:p>
-      <w:pPr>
-        <w:spacing w:after="160"/>
-      </w:pPr>
-      <w:r>
-        <w:rPr>
-          <w:sz w:val="22"/>
-          <w:szCs w:val="22"/>
-        </w:rPr>
-        <w:t xml:space="preserve">Packs are defined by qlpack.yml. Suites (.qls) select queries. Complete metadata and expected-result tests are required for production. See examples/chapter11/.</w:t>
+      <w:bookmarkEnd w:id="53"/>
+    </w:p>
+    <w:p>
+      <w:pPr>
+        <w:pStyle w:val="Heading2"/>
+      </w:pPr>
+      <w:bookmarkStart w:name="_Toc54" w:id="54"/>
+      <w:r>
+        <w:t xml:space="preserve">Packs</w:t>
+      </w:r>
+      <w:bookmarkEnd w:id="54"/>
+    </w:p>
+    <w:p>
+      <w:pPr>
+        <w:pBdr>
+          <w:left w:val="single" w:color="2E75B6" w:sz="12" w:space="8"/>
+        </w:pBdr>
+        <w:shd w:fill="F4F4F4" w:val="clear"/>
+        <w:spacing w:after="20" w:before="20"/>
+        <w:ind w:left="360"/>
+      </w:pPr>
+      <w:r>
+        <w:rPr>
+          <w:rFonts w:ascii="Consolas" w:cs="Consolas" w:eastAsia="Consolas" w:hAnsi="Consolas"/>
+          <w:sz w:val="18"/>
+          <w:szCs w:val="18"/>
+        </w:rPr>
+        <w:t xml:space="preserve">name: mustlearn/example-queries</w:t>
+      </w:r>
+    </w:p>
+    <w:p>
+      <w:pPr>
+        <w:pBdr>
+          <w:left w:val="single" w:color="2E75B6" w:sz="12" w:space="8"/>
+        </w:pBdr>
+        <w:shd w:fill="F4F4F4" w:val="clear"/>
+        <w:spacing w:after="20" w:before="20"/>
+        <w:ind w:left="360"/>
+      </w:pPr>
+      <w:r>
+        <w:rPr>
+          <w:rFonts w:ascii="Consolas" w:cs="Consolas" w:eastAsia="Consolas" w:hAnsi="Consolas"/>
+          <w:sz w:val="18"/>
+          <w:szCs w:val="18"/>
+        </w:rPr>
+        <w:t xml:space="preserve">version: 1.0.0</w:t>
+      </w:r>
+    </w:p>
+    <w:p>
+      <w:pPr>
+        <w:pBdr>
+          <w:left w:val="single" w:color="2E75B6" w:sz="12" w:space="8"/>
+        </w:pBdr>
+        <w:shd w:fill="F4F4F4" w:val="clear"/>
+        <w:spacing w:after="20" w:before="20"/>
+        <w:ind w:left="360"/>
+      </w:pPr>
+      <w:r>
+        <w:rPr>
+          <w:rFonts w:ascii="Consolas" w:cs="Consolas" w:eastAsia="Consolas" w:hAnsi="Consolas"/>
+          <w:sz w:val="18"/>
+          <w:szCs w:val="18"/>
+        </w:rPr>
+        <w:t xml:space="preserve">dependencies:</w:t>
+      </w:r>
+    </w:p>
+    <w:p>
+      <w:pPr>
+        <w:pBdr>
+          <w:left w:val="single" w:color="2E75B6" w:sz="12" w:space="8"/>
+        </w:pBdr>
+        <w:shd w:fill="F4F4F4" w:val="clear"/>
+        <w:spacing w:after="20" w:before="20"/>
+        <w:ind w:left="360"/>
+      </w:pPr>
+      <w:r>
+        <w:rPr>
+          <w:rFonts w:ascii="Consolas" w:cs="Consolas" w:eastAsia="Consolas" w:hAnsi="Consolas"/>
+          <w:sz w:val="18"/>
+          <w:szCs w:val="18"/>
+        </w:rPr>
+        <w:t xml:space="preserve">  codeql/javascript-all: "*"</w:t>
+      </w:r>
+    </w:p>
+    <w:p>
+      <w:pPr>
+        <w:spacing w:after="160" w:line="276"/>
+      </w:pPr>
+      <w:r>
+        <w:rPr>
+          <w:sz w:val="22"/>
+          <w:szCs w:val="22"/>
+        </w:rPr>
+        <w:t xml:space="preserve">See examples/chapter11/qlpack.yml.</w:t>
+      </w:r>
+    </w:p>
+    <w:p>
+      <w:pPr>
+        <w:pStyle w:val="Heading2"/>
+      </w:pPr>
+      <w:bookmarkStart w:name="_Toc55" w:id="55"/>
+      <w:r>
+        <w:t xml:space="preserve">Suites and Metadata</w:t>
+      </w:r>
+      <w:bookmarkEnd w:id="55"/>
+    </w:p>
+    <w:p>
+      <w:pPr>
+        <w:spacing w:after="160" w:line="276"/>
+      </w:pPr>
+      <w:r>
+        <w:rPr>
+          <w:sz w:val="22"/>
+          <w:szCs w:val="22"/>
+        </w:rPr>
+        <w:t xml:space="preserve">Suites (.qls files) select which queries run. Complete metadata makes alerts actionable in GitHub code scanning. Expected-result tests are mandatory before sharing a pack. Example suite: examples/chapter11/example-suite.qls.</w:t>
       </w:r>
     </w:p>
     <w:p>
@@ -2558,22 +4200,54 @@
         <w:pStyle w:val="Heading1"/>
         <w:pageBreakBefore/>
       </w:pPr>
-      <w:bookmarkStart w:name="_Toc35" w:id="35"/>
+      <w:bookmarkStart w:name="_Toc56" w:id="56"/>
       <w:r>
         <w:t xml:space="preserve">Chapter 12: Integrating CodeQL into Development Workflows</w:t>
       </w:r>
-      <w:bookmarkEnd w:id="35"/>
-    </w:p>
-    <w:p>
-      <w:pPr>
-        <w:spacing w:after="160"/>
-      </w:pPr>
-      <w:r>
-        <w:rPr>
-          <w:sz w:val="22"/>
-          <w:szCs w:val="22"/>
-        </w:rPr>
-        <w:t xml:space="preserve">The CodeQL GitHub Action creates databases, runs queries, and uploads SARIF. A sample workflow is in examples/chapter12/codeql-analysis.yml. Other CI systems use the CLI bundle. MRVA supports multi-repository analysis.</w:t>
+      <w:bookmarkEnd w:id="56"/>
+    </w:p>
+    <w:p>
+      <w:pPr>
+        <w:pStyle w:val="Heading2"/>
+      </w:pPr>
+      <w:bookmarkStart w:name="_Toc57" w:id="57"/>
+      <w:r>
+        <w:t xml:space="preserve">GitHub Actions</w:t>
+      </w:r>
+      <w:bookmarkEnd w:id="57"/>
+    </w:p>
+    <w:p>
+      <w:pPr>
+        <w:spacing w:after="160" w:line="276"/>
+      </w:pPr>
+      <w:r>
+        <w:rPr>
+          <w:sz w:val="22"/>
+          <w:szCs w:val="22"/>
+        </w:rPr>
+        <w:t xml:space="preserve">The official CodeQL Action creates the database, runs queries, and uploads SARIF. A complete sample is in examples/chapter12/codeql-analysis.yml. Customize languages, suites or packs, and build commands.</w:t>
+      </w:r>
+    </w:p>
+    <w:p>
+      <w:pPr>
+        <w:pStyle w:val="Heading2"/>
+      </w:pPr>
+      <w:bookmarkStart w:name="_Toc58" w:id="58"/>
+      <w:r>
+        <w:t xml:space="preserve">Other CI and MRVA</w:t>
+      </w:r>
+      <w:bookmarkEnd w:id="58"/>
+    </w:p>
+    <w:p>
+      <w:pPr>
+        <w:spacing w:after="160" w:line="276"/>
+      </w:pPr>
+      <w:r>
+        <w:rPr>
+          <w:sz w:val="22"/>
+          <w:szCs w:val="22"/>
+        </w:rPr>
+        <w:t xml:space="preserve">For other CI systems, download the CodeQL bundle, run the CLI, and upload SARIF. Multi-repository variant analysis (MRVA) lets you run one query across many repositories.</w:t>
       </w:r>
     </w:p>
     <w:p>
@@ -2581,22 +4255,54 @@
         <w:pStyle w:val="Heading1"/>
         <w:pageBreakBefore/>
       </w:pPr>
-      <w:bookmarkStart w:name="_Toc36" w:id="36"/>
+      <w:bookmarkStart w:name="_Toc59" w:id="59"/>
       <w:r>
         <w:t xml:space="preserve">Chapter 13: Advanced Techniques and Performance</w:t>
       </w:r>
-      <w:bookmarkEnd w:id="36"/>
-    </w:p>
-    <w:p>
-      <w:pPr>
-        <w:spacing w:after="160"/>
-      </w:pPr>
-      <w:r>
-        <w:rPr>
-          <w:sz w:val="22"/>
-          <w:szCs w:val="22"/>
-        </w:rPr>
-        <w:t xml:space="preserve">Keep predicates small and precise. Use partial-flow debugging for missing paths. Prefer library predicates. See examples/chapter13/performance-predicate.ql.</w:t>
+      <w:bookmarkEnd w:id="59"/>
+    </w:p>
+    <w:p>
+      <w:pPr>
+        <w:pStyle w:val="Heading2"/>
+      </w:pPr>
+      <w:bookmarkStart w:name="_Toc60" w:id="60"/>
+      <w:r>
+        <w:t xml:space="preserve">Efficient Predicates</w:t>
+      </w:r>
+      <w:bookmarkEnd w:id="60"/>
+    </w:p>
+    <w:p>
+      <w:pPr>
+        <w:spacing w:after="160" w:line="276"/>
+      </w:pPr>
+      <w:r>
+        <w:rPr>
+          <w:sz w:val="22"/>
+          <w:szCs w:val="22"/>
+        </w:rPr>
+        <w:t xml:space="preserve">Keep predicates small and specific. Prefer library helpers. See examples/chapter13/performance-predicate.ql for a tighter formulation.</w:t>
+      </w:r>
+    </w:p>
+    <w:p>
+      <w:pPr>
+        <w:pStyle w:val="Heading2"/>
+      </w:pPr>
+      <w:bookmarkStart w:name="_Toc61" w:id="61"/>
+      <w:r>
+        <w:t xml:space="preserve">Debugging Missing Paths</w:t>
+      </w:r>
+      <w:bookmarkEnd w:id="61"/>
+    </w:p>
+    <w:p>
+      <w:pPr>
+        <w:spacing w:after="160" w:line="276"/>
+      </w:pPr>
+      <w:r>
+        <w:rPr>
+          <w:sz w:val="22"/>
+          <w:szCs w:val="22"/>
+        </w:rPr>
+        <w:t xml:space="preserve">Use partial-flow debugging. Most missing paths are caused by incomplete models. Modular design improves both readability and performance.</w:t>
       </w:r>
     </w:p>
     <w:p>
@@ -2604,22 +4310,54 @@
         <w:pStyle w:val="Heading1"/>
         <w:pageBreakBefore/>
       </w:pPr>
-      <w:bookmarkStart w:name="_Toc37" w:id="37"/>
+      <w:bookmarkStart w:name="_Toc62" w:id="62"/>
       <w:r>
         <w:t xml:space="preserve">Chapter 14: Real-World Case Studies and Patterns</w:t>
       </w:r>
-      <w:bookmarkEnd w:id="37"/>
-    </w:p>
-    <w:p>
-      <w:pPr>
-        <w:spacing w:after="160"/>
-      </w:pPr>
-      <w:r>
-        <w:rPr>
-          <w:sz w:val="22"/>
-          <w:szCs w:val="22"/>
-        </w:rPr>
-        <w:t xml:space="preserve">Study the Security Lab Zero-to-Hero series. A SQL injection skeleton is in examples/chapter14/sql-injection-example.ql. Combine standard queries with your library extensions.</w:t>
+      <w:bookmarkEnd w:id="62"/>
+    </w:p>
+    <w:p>
+      <w:pPr>
+        <w:pStyle w:val="Heading2"/>
+      </w:pPr>
+      <w:bookmarkStart w:name="_Toc63" w:id="63"/>
+      <w:r>
+        <w:t xml:space="preserve">Learning from Published Work</w:t>
+      </w:r>
+      <w:bookmarkEnd w:id="63"/>
+    </w:p>
+    <w:p>
+      <w:pPr>
+        <w:spacing w:after="160" w:line="276"/>
+      </w:pPr>
+      <w:r>
+        <w:rPr>
+          <w:sz w:val="22"/>
+          <w:szCs w:val="22"/>
+        </w:rPr>
+        <w:t xml:space="preserve">The GitHub Security Lab Zero-to-Hero series and public write-ups show complete research workflows. Common classes (injection, XSS, path traversal) share the same source-to-sink skeleton.</w:t>
+      </w:r>
+    </w:p>
+    <w:p>
+      <w:pPr>
+        <w:pStyle w:val="Heading2"/>
+      </w:pPr>
+      <w:bookmarkStart w:name="_Toc64" w:id="64"/>
+      <w:r>
+        <w:t xml:space="preserve">SQL Injection Skeleton</w:t>
+      </w:r>
+      <w:bookmarkEnd w:id="64"/>
+    </w:p>
+    <w:p>
+      <w:pPr>
+        <w:spacing w:after="160" w:line="276"/>
+      </w:pPr>
+      <w:r>
+        <w:rPr>
+          <w:sz w:val="22"/>
+          <w:szCs w:val="22"/>
+        </w:rPr>
+        <w:t xml:space="preserve">examples/chapter14/sql-injection-example.ql demonstrates the structure. Replace the placeholder sink with a real model for production use. Combine with your library extensions for coverage of internal APIs.</w:t>
       </w:r>
     </w:p>
     <w:p>
@@ -2627,22 +4365,76 @@
         <w:pStyle w:val="Heading1"/>
         <w:pageBreakBefore/>
       </w:pPr>
-      <w:bookmarkStart w:name="_Toc38" w:id="38"/>
+      <w:bookmarkStart w:name="_Toc65" w:id="65"/>
       <w:r>
         <w:t xml:space="preserve">Chapter 15: Best Practices, Common Pitfalls, and Next Steps</w:t>
       </w:r>
-      <w:bookmarkEnd w:id="38"/>
-    </w:p>
-    <w:p>
-      <w:pPr>
-        <w:spacing w:after="160"/>
-      </w:pPr>
-      <w:r>
-        <w:rPr>
-          <w:sz w:val="22"/>
-          <w:szCs w:val="22"/>
-        </w:rPr>
-        <w:t xml:space="preserve">Write small tested predicates. Extend libraries rather than duplicating logic. Use precise barriers. Maintain positive and negative tests. Contribute good models upstream.</w:t>
+      <w:bookmarkEnd w:id="65"/>
+    </w:p>
+    <w:p>
+      <w:pPr>
+        <w:pStyle w:val="Heading2"/>
+      </w:pPr>
+      <w:bookmarkStart w:name="_Toc66" w:id="66"/>
+      <w:r>
+        <w:t xml:space="preserve">Effective Habits</w:t>
+      </w:r>
+      <w:bookmarkEnd w:id="66"/>
+    </w:p>
+    <w:p>
+      <w:pPr>
+        <w:spacing w:after="160" w:line="276"/>
+      </w:pPr>
+      <w:r>
+        <w:rPr>
+          <w:sz w:val="22"/>
+          <w:szCs w:val="22"/>
+        </w:rPr>
+        <w:t xml:space="preserve">Write small, single-purpose predicates. Document metadata completely. Create positive and negative tests. Prefer library extension over duplication. Use precise barriers to reduce false positives.</w:t>
+      </w:r>
+    </w:p>
+    <w:p>
+      <w:pPr>
+        <w:pStyle w:val="Heading2"/>
+      </w:pPr>
+      <w:bookmarkStart w:name="_Toc67" w:id="67"/>
+      <w:r>
+        <w:t xml:space="preserve">Common Pitfalls</w:t>
+      </w:r>
+      <w:bookmarkEnd w:id="67"/>
+    </w:p>
+    <w:p>
+      <w:pPr>
+        <w:spacing w:after="160" w:line="276"/>
+      </w:pPr>
+      <w:r>
+        <w:rPr>
+          <w:sz w:val="22"/>
+          <w:szCs w:val="22"/>
+        </w:rPr>
+        <w:t xml:space="preserve">Incomplete databases and missing models cause most incorrect results. Overly broad sources and forgotten barriers are the next most frequent issues.</w:t>
+      </w:r>
+    </w:p>
+    <w:p>
+      <w:pPr>
+        <w:pStyle w:val="Heading2"/>
+      </w:pPr>
+      <w:bookmarkStart w:name="_Toc68" w:id="68"/>
+      <w:r>
+        <w:t xml:space="preserve">Next Steps</w:t>
+      </w:r>
+      <w:bookmarkEnd w:id="68"/>
+    </w:p>
+    <w:p>
+      <w:pPr>
+        <w:spacing w:after="160" w:line="276"/>
+      </w:pPr>
+      <w:r>
+        <w:rPr>
+          <w:sz w:val="22"/>
+          <w:szCs w:val="22"/>
+        </w:rPr>
+        <w:t xml:space="preserve">Contribute high-quality queries and models upstream. Watch the changelog. Keep practicing with the examples and exercises in this repository. You now have the foundation to write, package, test, and operationalize CodeQL analyses.</w:t>
       </w:r>
     </w:p>
     <w:p>
@@ -2650,63 +4442,107 @@
         <w:pStyle w:val="Heading1"/>
         <w:pageBreakBefore/>
       </w:pPr>
-      <w:bookmarkStart w:name="_Toc39" w:id="39"/>
-      <w:r>
-        <w:t xml:space="preserve">Appendix: Exercise and Resource Index</w:t>
-      </w:r>
-      <w:bookmarkEnd w:id="39"/>
-    </w:p>
-    <w:p>
-      <w:pPr>
-        <w:spacing w:after="160"/>
-      </w:pPr>
-      <w:r>
-        <w:rPr>
-          <w:sz w:val="22"/>
-          <w:szCs w:val="22"/>
-        </w:rPr>
-        <w:t xml:space="preserve">Chapter 8 exercises: local vs global flow; additional flow step.</w:t>
-      </w:r>
-    </w:p>
-    <w:p>
-      <w:pPr>
-        <w:spacing w:after="160"/>
-      </w:pPr>
-      <w:r>
-        <w:rPr>
-          <w:sz w:val="22"/>
-          <w:szCs w:val="22"/>
-        </w:rPr>
-        <w:t xml:space="preserve">Chapter 9 exercises: SQL injection starter; add barrier; partial-flow debugging.</w:t>
-      </w:r>
-    </w:p>
-    <w:p>
-      <w:pPr>
-        <w:spacing w:after="160"/>
-      </w:pPr>
-      <w:r>
-        <w:rPr>
-          <w:sz w:val="22"/>
-          <w:szCs w:val="22"/>
-        </w:rPr>
-        <w:t xml:space="preserve">Chapter 10 exercises: second source; custom sink; model pack sketch.</w:t>
-      </w:r>
-    </w:p>
-    <w:p>
-      <w:pPr>
-        <w:spacing w:after="160"/>
-      </w:pPr>
-      <w:r>
-        <w:rPr>
-          <w:sz w:val="22"/>
-          <w:szCs w:val="22"/>
-        </w:rPr>
-        <w:t xml:space="preserve">All starter files are in the companion repository. Official documentation: https://codeql.github.com/docs/</w:t>
-      </w:r>
-    </w:p>
-    <w:p>
-      <w:pPr>
-        <w:spacing w:before="400"/>
+      <w:bookmarkStart w:name="_Toc69" w:id="69"/>
+      <w:r>
+        <w:t xml:space="preserve">Appendix: Exercise Index and Resources</w:t>
+      </w:r>
+      <w:bookmarkEnd w:id="69"/>
+    </w:p>
+    <w:p>
+      <w:pPr>
+        <w:pStyle w:val="Heading2"/>
+      </w:pPr>
+      <w:bookmarkStart w:name="_Toc70" w:id="70"/>
+      <w:r>
+        <w:t xml:space="preserve">Exercises by Chapter</w:t>
+      </w:r>
+      <w:bookmarkEnd w:id="70"/>
+    </w:p>
+    <w:p>
+      <w:pPr>
+        <w:spacing w:after="160" w:line="276"/>
+      </w:pPr>
+      <w:r>
+        <w:rPr>
+          <w:sz w:val="22"/>
+          <w:szCs w:val="22"/>
+        </w:rPr>
+        <w:t xml:space="preserve">Chapter 8: Local versus global flow; additional flow step.</w:t>
+      </w:r>
+    </w:p>
+    <w:p>
+      <w:pPr>
+        <w:spacing w:after="160" w:line="276"/>
+      </w:pPr>
+      <w:r>
+        <w:rPr>
+          <w:sz w:val="22"/>
+          <w:szCs w:val="22"/>
+        </w:rPr>
+        <w:t xml:space="preserve">Chapter 9: SQL injection starter (exercise-sql-injection.ql); add a barrier (exercise-add-barrier.ql); partial-flow debugging.</w:t>
+      </w:r>
+    </w:p>
+    <w:p>
+      <w:pPr>
+        <w:spacing w:after="160" w:line="276"/>
+      </w:pPr>
+      <w:r>
+        <w:rPr>
+          <w:sz w:val="22"/>
+          <w:szCs w:val="22"/>
+        </w:rPr>
+        <w:t xml:space="preserve">Chapter 10: Second custom source; custom sink (exercise-custom-sink.ql); model-pack sketch.</w:t>
+      </w:r>
+    </w:p>
+    <w:p>
+      <w:pPr>
+        <w:pStyle w:val="Heading2"/>
+      </w:pPr>
+      <w:bookmarkStart w:name="_Toc71" w:id="71"/>
+      <w:r>
+        <w:t xml:space="preserve">Resources</w:t>
+      </w:r>
+      <w:bookmarkEnd w:id="71"/>
+    </w:p>
+    <w:p>
+      <w:pPr>
+        <w:spacing w:after="160" w:line="276"/>
+      </w:pPr>
+      <w:r>
+        <w:rPr>
+          <w:sz w:val="22"/>
+          <w:szCs w:val="22"/>
+        </w:rPr>
+        <w:t xml:space="preserve">Official documentation: https://codeql.github.com/docs/</w:t>
+      </w:r>
+    </w:p>
+    <w:p>
+      <w:pPr>
+        <w:spacing w:after="160" w:line="276"/>
+      </w:pPr>
+      <w:r>
+        <w:rPr>
+          <w:sz w:val="22"/>
+          <w:szCs w:val="22"/>
+        </w:rPr>
+        <w:t xml:space="preserve">Companion repository (all examples and exercise starters): https://github.com/rod-trent/MustLearnCodeQL</w:t>
+      </w:r>
+    </w:p>
+    <w:p>
+      <w:pPr>
+        <w:spacing w:after="160" w:line="276"/>
+      </w:pPr>
+      <w:r>
+        <w:rPr>
+          <w:sz w:val="22"/>
+          <w:szCs w:val="22"/>
+        </w:rPr>
+        <w:t xml:space="preserve">GitHub Security Lab Zero-to-Hero series and the Secure Code Game.</w:t>
+      </w:r>
+    </w:p>
+    <w:p>
+      <w:pPr>
+        <w:spacing w:before="480"/>
       </w:pPr>
       <w:r>
         <w:rPr>
@@ -2942,18 +4778,6 @@
       <w:lvlJc w:val="left"/>
       <w:pPr>
         <w:ind w:left="6480" w:hanging="360"/>
-      </w:pPr>
-    </w:lvl>
-  </w:abstractNum>
-  <w:abstractNum w:abstractNumId="2" w15:restartNumberingAfterBreak="0">
-    <w:multiLevelType w:val="hybridMultilevel"/>
-    <w:lvl w:ilvl="0" w:tentative="1">
-      <w:start w:val="1"/>
-      <w:numFmt w:val="bullet"/>
-      <w:lvlText w:val="•"/>
-      <w:lvlJc w:val="left"/>
-      <w:pPr>
-        <w:ind w:left="720" w:hanging="360"/>
       </w:pPr>
     </w:lvl>
   </w:abstractNum>
@@ -3183,7 +5007,7 @@
     <w:name w:val="Title"/>
     <w:basedOn w:val="Normal"/>
     <w:pPr>
-      <w:spacing w:after="200" w:before="0"/>
+      <w:spacing w:after="160" w:before="0"/>
       <w:jc w:val="center"/>
     </w:pPr>
     <w:rPr>
@@ -3199,7 +5023,7 @@
     <w:name w:val="Subtitle"/>
     <w:basedOn w:val="Normal"/>
     <w:pPr>
-      <w:spacing w:after="400" w:before="0"/>
+      <w:spacing w:after="360" w:before="0"/>
       <w:jc w:val="center"/>
     </w:pPr>
     <w:rPr>

--- a/Book_Version/MustLearnCodeQL.docx
+++ b/Book_Version/MustLearnCodeQL.docx
@@ -4,7 +4,7 @@
   <w:body>
     <w:p>
       <w:pPr>
-        <w:spacing w:after="120"/>
+        <w:spacing w:after="100"/>
         <w:jc w:val="center"/>
       </w:pPr>
       <w:r>
@@ -12,15 +12,15 @@
           <w:b/>
           <w:bCs/>
           <w:color w:val="1F4E79"/>
-          <w:sz w:val="48"/>
-          <w:szCs w:val="48"/>
+          <w:sz w:val="46"/>
+          <w:szCs w:val="46"/>
         </w:rPr>
         <w:t xml:space="preserve">Must Learn CodeQL</w:t>
       </w:r>
     </w:p>
     <w:p>
       <w:pPr>
-        <w:spacing w:after="200"/>
+        <w:spacing w:after="160"/>
         <w:jc w:val="center"/>
       </w:pPr>
       <w:r>
@@ -28,8 +28,8 @@
           <w:i/>
           <w:iCs/>
           <w:color w:val="5B9BD5"/>
-          <w:sz w:val="24"/>
-          <w:szCs w:val="24"/>
+          <w:sz w:val="22"/>
+          <w:szCs w:val="22"/>
         </w:rPr>
         <w:t xml:space="preserve">A Practical Guide to Semantic Code Analysis</w:t>
       </w:r>
@@ -40,18 +40,18 @@
       </w:pPr>
       <w:r>
         <w:rPr>
-          <w:sz w:val="22"/>
-          <w:szCs w:val="22"/>
+          <w:sz w:val="20"/>
+          <w:szCs w:val="20"/>
         </w:rPr>
         <w:t xml:space="preserve">Rod Trent • 2026</w:t>
       </w:r>
     </w:p>
     <w:p>
       <w:pPr>
-        <w:spacing w:before="120"/>
+        <w:spacing w:before="80"/>
         <w:jc w:val="center"/>
       </w:pPr>
-      <w:hyperlink w:history="1" r:id="rId5be9xnzvbf8hn36pcy6ky">
+      <w:hyperlink w:history="1" r:id="rIdlfdbtqpnfat6ienljtaxp">
         <w:r>
           <w:rPr>
             <w:rStyle w:val="Hyperlink"/>
@@ -134,7 +134,7 @@
           </w:pPr>
           <w:hyperlink w:history="1" w:anchor="_Toc3">
             <w:r>
-              <w:t xml:space="preserve">Chapters 1–9 Summary</w:t>
+              <w:t xml:space="preserve">Foundations (Chapters 1–8)</w:t>
             </w:r>
             <w:r>
               <w:tab/>
@@ -156,7 +156,7 @@
           </w:pPr>
           <w:hyperlink w:history="1" w:anchor="_Toc4">
             <w:r>
-              <w:t xml:space="preserve">Chapter 10: CodeQL Library Extension</w:t>
+              <w:t xml:space="preserve">Chapter 9: Taint Tracking and Path Queries</w:t>
             </w:r>
             <w:r>
               <w:tab/>
@@ -179,7 +179,7 @@
           </w:pPr>
           <w:hyperlink w:history="1" w:anchor="_Toc5">
             <w:r>
-              <w:t xml:space="preserve">Why Library Extension Matters</w:t>
+              <w:t xml:space="preserve">What Taint Tracking Adds</w:t>
             </w:r>
             <w:r>
               <w:tab/>
@@ -202,7 +202,7 @@
           </w:pPr>
           <w:hyperlink w:history="1" w:anchor="_Toc6">
             <w:r>
-              <w:t xml:space="preserve">Adding Custom Sources</w:t>
+              <w:t xml:space="preserve">Sources</w:t>
             </w:r>
             <w:r>
               <w:tab/>
@@ -225,7 +225,7 @@
           </w:pPr>
           <w:hyperlink w:history="1" w:anchor="_Toc7">
             <w:r>
-              <w:t xml:space="preserve">Adding Custom Sinks</w:t>
+              <w:t xml:space="preserve">Sinks</w:t>
             </w:r>
             <w:r>
               <w:tab/>
@@ -248,7 +248,7 @@
           </w:pPr>
           <w:hyperlink w:history="1" w:anchor="_Toc8">
             <w:r>
-              <w:t xml:space="preserve">Flow Summaries and Additional Steps</w:t>
+              <w:t xml:space="preserve">Barriers (Sanitizers)</w:t>
             </w:r>
             <w:r>
               <w:tab/>
@@ -271,7 +271,7 @@
           </w:pPr>
           <w:hyperlink w:history="1" w:anchor="_Toc9">
             <w:r>
-              <w:t xml:space="preserve">Model Packs</w:t>
+              <w:t xml:space="preserve">The Path-Query Form</w:t>
             </w:r>
             <w:r>
               <w:tab/>
@@ -294,7 +294,7 @@
           </w:pPr>
           <w:hyperlink w:history="1" w:anchor="_Toc10">
             <w:r>
-              <w:t xml:space="preserve">Testing Extensions Thoroughly</w:t>
+              <w:t xml:space="preserve">Additional Flow Steps</w:t>
             </w:r>
             <w:r>
               <w:tab/>
@@ -317,7 +317,7 @@
           </w:pPr>
           <w:hyperlink w:history="1" w:anchor="_Toc11">
             <w:r>
-              <w:t xml:space="preserve">Language-Specific Patterns</w:t>
+              <w:t xml:space="preserve">Flow State for Higher Precision</w:t>
             </w:r>
             <w:r>
               <w:tab/>
@@ -340,7 +340,7 @@
           </w:pPr>
           <w:hyperlink w:history="1" w:anchor="_Toc12">
             <w:r>
-              <w:t xml:space="preserve">Exercises</w:t>
+              <w:t xml:space="preserve">Partial-Flow Debugging</w:t>
             </w:r>
             <w:r>
               <w:tab/>
@@ -363,7 +363,7 @@
           </w:pPr>
           <w:hyperlink w:history="1" w:anchor="_Toc13">
             <w:r>
-              <w:t xml:space="preserve">Contribution and Maintenance</w:t>
+              <w:t xml:space="preserve">Exercises</w:t>
             </w:r>
             <w:r>
               <w:tab/>
@@ -386,7 +386,7 @@
           </w:pPr>
           <w:hyperlink w:history="1" w:anchor="_Toc14">
             <w:r>
-              <w:t xml:space="preserve">Putting Extensions to Work</w:t>
+              <w:t xml:space="preserve">Common Pitfalls</w:t>
             </w:r>
             <w:r>
               <w:tab/>
@@ -401,14 +401,15 @@
         </w:p>
         <w:p>
           <w:pPr>
-            <w:pStyle w:val="TOC1"/>
+            <w:pStyle w:val="TOC2"/>
             <w:tabs>
               <w:tab w:val="right" w:pos="9648" w:leader="dot"/>
             </w:tabs>
+            <w:ind w:left="220"/>
           </w:pPr>
           <w:hyperlink w:history="1" w:anchor="_Toc15">
             <w:r>
-              <w:t xml:space="preserve">Chapter 11: Packs, Suites, and Production Use</w:t>
+              <w:t xml:space="preserve">Moving to Production</w:t>
             </w:r>
             <w:r>
               <w:tab/>
@@ -430,7 +431,7 @@
           </w:pPr>
           <w:hyperlink w:history="1" w:anchor="_Toc16">
             <w:r>
-              <w:t xml:space="preserve">Chapter 12: CI Integration</w:t>
+              <w:t xml:space="preserve">Chapter 10: Library Extension</w:t>
             </w:r>
             <w:r>
               <w:tab/>
@@ -452,7 +453,7 @@
           </w:pPr>
           <w:hyperlink w:history="1" w:anchor="_Toc17">
             <w:r>
-              <w:t xml:space="preserve">Chapter 13: Performance and Debugging</w:t>
+              <w:t xml:space="preserve">Chapter 11: Packs, Suites, and Production Use</w:t>
             </w:r>
             <w:r>
               <w:tab/>
@@ -474,7 +475,7 @@
           </w:pPr>
           <w:hyperlink w:history="1" w:anchor="_Toc18">
             <w:r>
-              <w:t xml:space="preserve">Chapter 14: Case Studies</w:t>
+              <w:t xml:space="preserve">Chapter 12: CI Integration</w:t>
             </w:r>
             <w:r>
               <w:tab/>
@@ -496,7 +497,7 @@
           </w:pPr>
           <w:hyperlink w:history="1" w:anchor="_Toc19">
             <w:r>
-              <w:t xml:space="preserve">Chapter 15: Best Practices</w:t>
+              <w:t xml:space="preserve">Chapter 13: Performance and Debugging</w:t>
             </w:r>
             <w:r>
               <w:tab/>
@@ -518,7 +519,7 @@
           </w:pPr>
           <w:hyperlink w:history="1" w:anchor="_Toc20">
             <w:r>
-              <w:t xml:space="preserve">Appendix</w:t>
+              <w:t xml:space="preserve">Chapter 14: Case Studies</w:t>
             </w:r>
             <w:r>
               <w:tab/>
@@ -526,6 +527,50 @@
             <w:r>
               <w:fldChar w:fldCharType="begin" w:dirty="true"/>
               <w:instrText xml:space="preserve">PAGEREF _Toc20 \h</w:instrText>
+              <w:fldChar w:fldCharType="separate"/>
+              <w:fldChar w:fldCharType="end"/>
+            </w:r>
+          </w:hyperlink>
+        </w:p>
+        <w:p>
+          <w:pPr>
+            <w:pStyle w:val="TOC1"/>
+            <w:tabs>
+              <w:tab w:val="right" w:pos="9648" w:leader="dot"/>
+            </w:tabs>
+          </w:pPr>
+          <w:hyperlink w:history="1" w:anchor="_Toc21">
+            <w:r>
+              <w:t xml:space="preserve">Chapter 15: Best Practices</w:t>
+            </w:r>
+            <w:r>
+              <w:tab/>
+            </w:r>
+            <w:r>
+              <w:fldChar w:fldCharType="begin" w:dirty="true"/>
+              <w:instrText xml:space="preserve">PAGEREF _Toc21 \h</w:instrText>
+              <w:fldChar w:fldCharType="separate"/>
+              <w:fldChar w:fldCharType="end"/>
+            </w:r>
+          </w:hyperlink>
+        </w:p>
+        <w:p>
+          <w:pPr>
+            <w:pStyle w:val="TOC1"/>
+            <w:tabs>
+              <w:tab w:val="right" w:pos="9648" w:leader="dot"/>
+            </w:tabs>
+          </w:pPr>
+          <w:hyperlink w:history="1" w:anchor="_Toc22">
+            <w:r>
+              <w:t xml:space="preserve">Appendix</w:t>
+            </w:r>
+            <w:r>
+              <w:tab/>
+            </w:r>
+            <w:r>
+              <w:fldChar w:fldCharType="begin" w:dirty="true"/>
+              <w:instrText xml:space="preserve">PAGEREF _Toc22 \h</w:instrText>
               <w:fldChar w:fldCharType="separate"/>
               <w:fldChar w:fldCharType="end"/>
             </w:r>
@@ -551,14 +596,14 @@
     </w:p>
     <w:p>
       <w:pPr>
-        <w:spacing w:after="120" w:line="276"/>
-      </w:pPr>
-      <w:r>
-        <w:rPr>
-          <w:sz w:val="22"/>
-          <w:szCs w:val="22"/>
-        </w:rPr>
-        <w:t xml:space="preserve">Chapter 10 on library extension has been expanded with additional explanations, modeling patterns, testing guidance, and exercises. Starter files are in examples/chapter10/.</w:t>
+        <w:spacing w:after="110" w:line="276"/>
+      </w:pPr>
+      <w:r>
+        <w:rPr>
+          <w:sz w:val="22"/>
+          <w:szCs w:val="22"/>
+        </w:rPr>
+        <w:t xml:space="preserve">This version substantially expands the taint-tracking chapter (Chapter 9) with additional concepts, complete examples, refinement techniques, debugging, and exercises. Related starters are in examples/chapter09/.</w:t>
       </w:r>
     </w:p>
     <w:p>
@@ -568,20 +613,20 @@
       </w:pPr>
       <w:bookmarkStart w:name="_Toc3" w:id="3"/>
       <w:r>
-        <w:t xml:space="preserve">Chapters 1–9 Summary</w:t>
+        <w:t xml:space="preserve">Foundations (Chapters 1–8)</w:t>
       </w:r>
       <w:bookmarkEnd w:id="3"/>
     </w:p>
     <w:p>
       <w:pPr>
-        <w:spacing w:after="120" w:line="276"/>
-      </w:pPr>
-      <w:r>
-        <w:rPr>
-          <w:sz w:val="22"/>
-          <w:szCs w:val="22"/>
-        </w:rPr>
-        <w:t xml:space="preserve">Earlier chapters cover why CodeQL exists, database creation, QL fundamentals, custom predicates, first queries, language libraries, data-flow analysis, and taint tracking with path queries. Configurations define sources and sinks; barriers and additional flow steps refine precision. Exercises for data flow and taint tracking are in examples/chapter08/ and examples/chapter09/.</w:t>
+        <w:spacing w:after="110" w:line="276"/>
+      </w:pPr>
+      <w:r>
+        <w:rPr>
+          <w:sz w:val="22"/>
+          <w:szCs w:val="22"/>
+        </w:rPr>
+        <w:t xml:space="preserve">CodeQL extracts a relational model of code so you can write declarative queries. Databases are created with the CLI or VS Code extension. QL uses predicates, classes, and modules. Data-flow analysis (Chapter 8) tracks where values travel using configurations that define sources and sinks, optional additional steps, and barriers. Global flow crosses functions; local flow does not. These foundations are required before taint tracking.</w:t>
       </w:r>
     </w:p>
     <w:p>
@@ -591,7 +636,7 @@
       </w:pPr>
       <w:bookmarkStart w:name="_Toc4" w:id="4"/>
       <w:r>
-        <w:t xml:space="preserve">Chapter 10: CodeQL Library Extension</w:t>
+        <w:t xml:space="preserve">Chapter 9: Taint Tracking and Path Queries</w:t>
       </w:r>
       <w:bookmarkEnd w:id="4"/>
     </w:p>
@@ -601,32 +646,32 @@
       </w:pPr>
       <w:bookmarkStart w:name="_Toc5" w:id="5"/>
       <w:r>
-        <w:t xml:space="preserve">Why Library Extension Matters</w:t>
+        <w:t xml:space="preserve">What Taint Tracking Adds</w:t>
       </w:r>
       <w:bookmarkEnd w:id="5"/>
     </w:p>
     <w:p>
       <w:pPr>
-        <w:spacing w:after="120" w:line="276"/>
-      </w:pPr>
-      <w:r>
-        <w:rPr>
-          <w:sz w:val="22"/>
-          <w:szCs w:val="22"/>
-        </w:rPr>
-        <w:t xml:space="preserve">The standard CodeQL libraries contain high-quality models for many popular frameworks and APIs, but they cannot anticipate every internal helper, every thin wrapper around a dangerous function, or every niche third-party package your organization uses. Without extensions, taint stops at the boundary of an unmodeled function and real vulnerabilities are missed. With extensions, every existing security query automatically understands your code.</w:t>
-      </w:r>
-    </w:p>
-    <w:p>
-      <w:pPr>
-        <w:spacing w:after="120" w:line="276"/>
-      </w:pPr>
-      <w:r>
-        <w:rPr>
-          <w:sz w:val="22"/>
-          <w:szCs w:val="22"/>
-        </w:rPr>
-        <w:t xml:space="preserve">Extension is almost always more effective than rewriting queries. One accurate model of an internal executeQuery method improves every SQL-injection query at once. One accurate model of a getUserInput helper improves every query that looks for remote flow. The leverage is the reason modeling is preferred.</w:t>
+        <w:spacing w:after="110" w:line="276"/>
+      </w:pPr>
+      <w:r>
+        <w:rPr>
+          <w:sz w:val="22"/>
+          <w:szCs w:val="22"/>
+        </w:rPr>
+        <w:t xml:space="preserve">Pure data flow follows a value as it is copied from one location to another. Taint tracking goes further: any value computed from a tainted input is itself considered tainted until a barrier explicitly clears it. If user input is concatenated with a string, passed through a formatter, substringed, or stored and later retrieved, the result remains tainted. This matches how attackers actually exploit injection and cross-site scripting flaws.</w:t>
+      </w:r>
+    </w:p>
+    <w:p>
+      <w:pPr>
+        <w:spacing w:after="110" w:line="276"/>
+      </w:pPr>
+      <w:r>
+        <w:rPr>
+          <w:sz w:val="22"/>
+          <w:szCs w:val="22"/>
+        </w:rPr>
+        <w:t xml:space="preserve">Almost every production security query in CodeQL—SQL injection, command injection, XSS, path traversal, open redirect, and many others—is implemented as a taint-tracking query. Understanding the configuration, the path-query form, barriers, and debugging is therefore the highest-leverage skill in the system.</w:t>
       </w:r>
     </w:p>
     <w:p>
@@ -635,35 +680,265 @@
       </w:pPr>
       <w:bookmarkStart w:name="_Toc6" w:id="6"/>
       <w:r>
-        <w:t xml:space="preserve">Adding Custom Sources</w:t>
+        <w:t xml:space="preserve">Sources</w:t>
       </w:r>
       <w:bookmarkEnd w:id="6"/>
     </w:p>
     <w:p>
       <w:pPr>
-        <w:spacing w:after="120" w:line="276"/>
-      </w:pPr>
-      <w:r>
-        <w:rPr>
-          <w:sz w:val="22"/>
-          <w:szCs w:val="22"/>
-        </w:rPr>
-        <w:t xml:space="preserve">The most common extension recognizes additional functions as sources of untrusted data. Subclass the appropriate remote-flow-source class:</w:t>
-      </w:r>
-    </w:p>
-    <w:p>
-      <w:pPr>
-        <w:spacing w:after="30" w:before="100"/>
-      </w:pPr>
-    </w:p>
-    <w:p>
-      <w:pPr>
-        <w:pBdr>
-          <w:left w:val="single" w:color="2E75B6" w:sz="18" w:space="10"/>
-        </w:pBdr>
-        <w:shd w:fill="F7F9FC" w:val="clear"/>
-        <w:spacing w:after="0" w:line="240"/>
-        <w:ind w:left="400"/>
+        <w:spacing w:after="110" w:line="276"/>
+      </w:pPr>
+      <w:r>
+        <w:rPr>
+          <w:sz w:val="22"/>
+          <w:szCs w:val="22"/>
+        </w:rPr>
+        <w:t xml:space="preserve">A source is a node that produces untrusted data. The standard libraries define RemoteFlowSource (and language-specific equivalents) for HTTP parameters, query strings, request bodies, headers, and similar inputs. In real codebases you almost always need additional sources: internal request wrappers, message-queue consumers, file uploads, environment variables read from untrusted contexts, or deserialization entry points. Adding them is done by subclassing the appropriate source class or by writing a predicate that identifies the nodes (see Chapter 10).</w:t>
+      </w:r>
+    </w:p>
+    <w:p>
+      <w:pPr>
+        <w:pStyle w:val="Heading2"/>
+      </w:pPr>
+      <w:bookmarkStart w:name="_Toc7" w:id="7"/>
+      <w:r>
+        <w:t xml:space="preserve">Sinks</w:t>
+      </w:r>
+      <w:bookmarkEnd w:id="7"/>
+    </w:p>
+    <w:p>
+      <w:pPr>
+        <w:spacing w:after="110" w:line="276"/>
+      </w:pPr>
+      <w:r>
+        <w:rPr>
+          <w:sz w:val="22"/>
+          <w:szCs w:val="22"/>
+        </w:rPr>
+        <w:t xml:space="preserve">A sink is a node where tainted data can cause harm. Examples include SQL execution APIs, shell command functions, HTML or JavaScript writers, file-system calls that interpret a path, LDAP query builders, and logging functions that might later be viewed in a privileged context. The libraries already model many common sinks. When your code uses a data-access layer or framework helper, you extend the sink classes so existing queries recognize them.</w:t>
+      </w:r>
+    </w:p>
+    <w:p>
+      <w:pPr>
+        <w:pStyle w:val="Heading2"/>
+      </w:pPr>
+      <w:bookmarkStart w:name="_Toc8" w:id="8"/>
+      <w:r>
+        <w:t xml:space="preserve">Barriers (Sanitizers)</w:t>
+      </w:r>
+      <w:bookmarkEnd w:id="8"/>
+    </w:p>
+    <w:p>
+      <w:pPr>
+        <w:spacing w:after="110" w:line="276"/>
+      </w:pPr>
+      <w:r>
+        <w:rPr>
+          <w:sz w:val="22"/>
+          <w:szCs w:val="22"/>
+        </w:rPr>
+        <w:t xml:space="preserve">A barrier is a node that removes taint. Typical barriers are encoding functions (HTML, URL, JavaScript), validation routines that reject malicious input, prepared-statement parameter binding, and allow-list checks. Implementing isBarrier inside the configuration is the main way to eliminate false positives. Barriers should be as precise as possible; an overly broad barrier silently drops true positives.</w:t>
+      </w:r>
+    </w:p>
+    <w:p>
+      <w:pPr>
+        <w:pStyle w:val="Heading2"/>
+      </w:pPr>
+      <w:bookmarkStart w:name="_Toc9" w:id="9"/>
+      <w:r>
+        <w:t xml:space="preserve">The Path-Query Form</w:t>
+      </w:r>
+      <w:bookmarkEnd w:id="9"/>
+    </w:p>
+    <w:p>
+      <w:pPr>
+        <w:spacing w:after="110" w:line="276"/>
+      </w:pPr>
+      <w:r>
+        <w:rPr>
+          <w:sz w:val="22"/>
+          <w:szCs w:val="22"/>
+        </w:rPr>
+        <w:t xml:space="preserve">To display the path from source to sink, the query must be annotated @kind path-problem, import the PathGraph, and use a select clause that supplies the sink node, the source path node, the sink path node, and a message. The tooling then renders the full path in GitHub and in the editor.</w:t>
+      </w:r>
+    </w:p>
+    <w:p>
+      <w:pPr>
+        <w:spacing w:after="110" w:line="276"/>
+      </w:pPr>
+      <w:r>
+        <w:rPr>
+          <w:sz w:val="22"/>
+          <w:szCs w:val="22"/>
+        </w:rPr>
+        <w:t xml:space="preserve">Complete DOM XSS example:</w:t>
+      </w:r>
+    </w:p>
+    <w:p>
+      <w:pPr>
+        <w:spacing w:after="20" w:before="80"/>
+      </w:pPr>
+    </w:p>
+    <w:p>
+      <w:pPr>
+        <w:pBdr>
+          <w:left w:val="single" w:color="2E75B6" w:sz="16" w:space="8"/>
+        </w:pBdr>
+        <w:shd w:fill="F7F9FC" w:val="clear"/>
+        <w:spacing w:after="0" w:line="240"/>
+        <w:ind w:left="360"/>
+      </w:pPr>
+      <w:r>
+        <w:rPr>
+          <w:rFonts w:ascii="Consolas" w:cs="Consolas" w:eastAsia="Consolas" w:hAnsi="Consolas"/>
+          <w:color w:val="1E293B"/>
+          <w:sz w:val="18"/>
+          <w:szCs w:val="18"/>
+        </w:rPr>
+        <w:t xml:space="preserve">/**</w:t>
+      </w:r>
+    </w:p>
+    <w:p>
+      <w:pPr>
+        <w:pBdr>
+          <w:left w:val="single" w:color="2E75B6" w:sz="16" w:space="8"/>
+        </w:pBdr>
+        <w:shd w:fill="F7F9FC" w:val="clear"/>
+        <w:spacing w:after="0" w:line="240"/>
+        <w:ind w:left="360"/>
+      </w:pPr>
+      <w:r>
+        <w:rPr>
+          <w:rFonts w:ascii="Consolas" w:cs="Consolas" w:eastAsia="Consolas" w:hAnsi="Consolas"/>
+          <w:color w:val="1E293B"/>
+          <w:sz w:val="18"/>
+          <w:szCs w:val="18"/>
+        </w:rPr>
+        <w:t xml:space="preserve"> * @kind path-problem</w:t>
+      </w:r>
+    </w:p>
+    <w:p>
+      <w:pPr>
+        <w:pBdr>
+          <w:left w:val="single" w:color="2E75B6" w:sz="16" w:space="8"/>
+        </w:pBdr>
+        <w:shd w:fill="F7F9FC" w:val="clear"/>
+        <w:spacing w:after="0" w:line="240"/>
+        <w:ind w:left="360"/>
+      </w:pPr>
+      <w:r>
+        <w:rPr>
+          <w:rFonts w:ascii="Consolas" w:cs="Consolas" w:eastAsia="Consolas" w:hAnsi="Consolas"/>
+          <w:color w:val="1E293B"/>
+          <w:sz w:val="18"/>
+          <w:szCs w:val="18"/>
+        </w:rPr>
+        <w:t xml:space="preserve"> * @id mustlearn/dom-xss</w:t>
+      </w:r>
+    </w:p>
+    <w:p>
+      <w:pPr>
+        <w:pBdr>
+          <w:left w:val="single" w:color="2E75B6" w:sz="16" w:space="8"/>
+        </w:pBdr>
+        <w:shd w:fill="F7F9FC" w:val="clear"/>
+        <w:spacing w:after="0" w:line="240"/>
+        <w:ind w:left="360"/>
+      </w:pPr>
+      <w:r>
+        <w:rPr>
+          <w:rFonts w:ascii="Consolas" w:cs="Consolas" w:eastAsia="Consolas" w:hAnsi="Consolas"/>
+          <w:color w:val="1E293B"/>
+          <w:sz w:val="18"/>
+          <w:szCs w:val="18"/>
+        </w:rPr>
+        <w:t xml:space="preserve"> * @name DOM-based XSS</w:t>
+      </w:r>
+    </w:p>
+    <w:p>
+      <w:pPr>
+        <w:pBdr>
+          <w:left w:val="single" w:color="2E75B6" w:sz="16" w:space="8"/>
+        </w:pBdr>
+        <w:shd w:fill="F7F9FC" w:val="clear"/>
+        <w:spacing w:after="0" w:line="240"/>
+        <w:ind w:left="360"/>
+      </w:pPr>
+      <w:r>
+        <w:rPr>
+          <w:rFonts w:ascii="Consolas" w:cs="Consolas" w:eastAsia="Consolas" w:hAnsi="Consolas"/>
+          <w:color w:val="1E293B"/>
+          <w:sz w:val="18"/>
+          <w:szCs w:val="18"/>
+        </w:rPr>
+        <w:t xml:space="preserve"> * @description Tainted data reaches a DOM XSS sink.</w:t>
+      </w:r>
+    </w:p>
+    <w:p>
+      <w:pPr>
+        <w:pBdr>
+          <w:left w:val="single" w:color="2E75B6" w:sz="16" w:space="8"/>
+        </w:pBdr>
+        <w:shd w:fill="F7F9FC" w:val="clear"/>
+        <w:spacing w:after="0" w:line="240"/>
+        <w:ind w:left="360"/>
+      </w:pPr>
+      <w:r>
+        <w:rPr>
+          <w:rFonts w:ascii="Consolas" w:cs="Consolas" w:eastAsia="Consolas" w:hAnsi="Consolas"/>
+          <w:color w:val="1E293B"/>
+          <w:sz w:val="18"/>
+          <w:szCs w:val="18"/>
+        </w:rPr>
+        <w:t xml:space="preserve"> * @problem.severity error</w:t>
+      </w:r>
+    </w:p>
+    <w:p>
+      <w:pPr>
+        <w:pBdr>
+          <w:left w:val="single" w:color="2E75B6" w:sz="16" w:space="8"/>
+        </w:pBdr>
+        <w:shd w:fill="F7F9FC" w:val="clear"/>
+        <w:spacing w:after="0" w:line="240"/>
+        <w:ind w:left="360"/>
+      </w:pPr>
+      <w:r>
+        <w:rPr>
+          <w:rFonts w:ascii="Consolas" w:cs="Consolas" w:eastAsia="Consolas" w:hAnsi="Consolas"/>
+          <w:color w:val="1E293B"/>
+          <w:sz w:val="18"/>
+          <w:szCs w:val="18"/>
+        </w:rPr>
+        <w:t xml:space="preserve"> * @precision high</w:t>
+      </w:r>
+    </w:p>
+    <w:p>
+      <w:pPr>
+        <w:pBdr>
+          <w:left w:val="single" w:color="2E75B6" w:sz="16" w:space="8"/>
+        </w:pBdr>
+        <w:shd w:fill="F7F9FC" w:val="clear"/>
+        <w:spacing w:after="0" w:line="240"/>
+        <w:ind w:left="360"/>
+      </w:pPr>
+      <w:r>
+        <w:rPr>
+          <w:rFonts w:ascii="Consolas" w:cs="Consolas" w:eastAsia="Consolas" w:hAnsi="Consolas"/>
+          <w:color w:val="1E293B"/>
+          <w:sz w:val="18"/>
+          <w:szCs w:val="18"/>
+        </w:rPr>
+        <w:t xml:space="preserve"> */</w:t>
+      </w:r>
+    </w:p>
+    <w:p>
+      <w:pPr>
+        <w:pBdr>
+          <w:left w:val="single" w:color="2E75B6" w:sz="16" w:space="8"/>
+        </w:pBdr>
+        <w:shd w:fill="F7F9FC" w:val="clear"/>
+        <w:spacing w:after="0" w:line="240"/>
+        <w:ind w:left="360"/>
       </w:pPr>
       <w:r>
         <w:rPr>
@@ -678,11 +953,11 @@
     <w:p>
       <w:pPr>
         <w:pBdr>
-          <w:left w:val="single" w:color="2E75B6" w:sz="18" w:space="10"/>
-        </w:pBdr>
-        <w:shd w:fill="F7F9FC" w:val="clear"/>
-        <w:spacing w:after="0" w:line="240"/>
-        <w:ind w:left="400"/>
+          <w:left w:val="single" w:color="2E75B6" w:sz="16" w:space="8"/>
+        </w:pBdr>
+        <w:shd w:fill="F7F9FC" w:val="clear"/>
+        <w:spacing w:after="0" w:line="240"/>
+        <w:ind w:left="360"/>
       </w:pPr>
       <w:r>
         <w:rPr>
@@ -697,125 +972,68 @@
     <w:p>
       <w:pPr>
         <w:pBdr>
-          <w:left w:val="single" w:color="2E75B6" w:sz="18" w:space="10"/>
-        </w:pBdr>
-        <w:shd w:fill="F7F9FC" w:val="clear"/>
-        <w:spacing w:after="0" w:line="240"/>
-        <w:ind w:left="400"/>
-      </w:pPr>
-      <w:r>
-        <w:rPr>
-          <w:rFonts w:ascii="Consolas" w:cs="Consolas" w:eastAsia="Consolas" w:hAnsi="Consolas"/>
-          <w:color w:val="1E293B"/>
-          <w:sz w:val="18"/>
-          <w:szCs w:val="18"/>
-        </w:rPr>
-        <w:t xml:space="preserve">/**</w:t>
-      </w:r>
-    </w:p>
-    <w:p>
-      <w:pPr>
-        <w:pBdr>
-          <w:left w:val="single" w:color="2E75B6" w:sz="18" w:space="10"/>
-        </w:pBdr>
-        <w:shd w:fill="F7F9FC" w:val="clear"/>
-        <w:spacing w:after="0" w:line="240"/>
-        <w:ind w:left="400"/>
-      </w:pPr>
-      <w:r>
-        <w:rPr>
-          <w:rFonts w:ascii="Consolas" w:cs="Consolas" w:eastAsia="Consolas" w:hAnsi="Consolas"/>
-          <w:color w:val="1E293B"/>
-          <w:sz w:val="18"/>
-          <w:szCs w:val="18"/>
-        </w:rPr>
-        <w:t xml:space="preserve"> * Treat calls to getUserInput as remote flow sources.</w:t>
-      </w:r>
-    </w:p>
-    <w:p>
-      <w:pPr>
-        <w:pBdr>
-          <w:left w:val="single" w:color="2E75B6" w:sz="18" w:space="10"/>
-        </w:pBdr>
-        <w:shd w:fill="F7F9FC" w:val="clear"/>
-        <w:spacing w:after="0" w:line="240"/>
-        <w:ind w:left="400"/>
-      </w:pPr>
-      <w:r>
-        <w:rPr>
-          <w:rFonts w:ascii="Consolas" w:cs="Consolas" w:eastAsia="Consolas" w:hAnsi="Consolas"/>
-          <w:color w:val="1E293B"/>
-          <w:sz w:val="18"/>
-          <w:szCs w:val="18"/>
-        </w:rPr>
-        <w:t xml:space="preserve"> */</w:t>
-      </w:r>
-    </w:p>
-    <w:p>
-      <w:pPr>
-        <w:pBdr>
-          <w:left w:val="single" w:color="2E75B6" w:sz="18" w:space="10"/>
-        </w:pBdr>
-        <w:shd w:fill="F7F9FC" w:val="clear"/>
-        <w:spacing w:after="0" w:line="240"/>
-        <w:ind w:left="400"/>
-      </w:pPr>
-      <w:r>
-        <w:rPr>
-          <w:rFonts w:ascii="Consolas" w:cs="Consolas" w:eastAsia="Consolas" w:hAnsi="Consolas"/>
-          <w:color w:val="1E293B"/>
-          <w:sz w:val="18"/>
-          <w:szCs w:val="18"/>
-        </w:rPr>
-        <w:t xml:space="preserve">class CustomRemoteSource extends RemoteFlowSource {</w:t>
-      </w:r>
-    </w:p>
-    <w:p>
-      <w:pPr>
-        <w:pBdr>
-          <w:left w:val="single" w:color="2E75B6" w:sz="18" w:space="10"/>
-        </w:pBdr>
-        <w:shd w:fill="F7F9FC" w:val="clear"/>
-        <w:spacing w:after="0" w:line="240"/>
-        <w:ind w:left="400"/>
-      </w:pPr>
-      <w:r>
-        <w:rPr>
-          <w:rFonts w:ascii="Consolas" w:cs="Consolas" w:eastAsia="Consolas" w:hAnsi="Consolas"/>
-          <w:color w:val="1E293B"/>
-          <w:sz w:val="18"/>
-          <w:szCs w:val="18"/>
-        </w:rPr>
-        <w:t xml:space="preserve">  CustomRemoteSource() {</w:t>
-      </w:r>
-    </w:p>
-    <w:p>
-      <w:pPr>
-        <w:pBdr>
-          <w:left w:val="single" w:color="2E75B6" w:sz="18" w:space="10"/>
-        </w:pBdr>
-        <w:shd w:fill="F7F9FC" w:val="clear"/>
-        <w:spacing w:after="0" w:line="240"/>
-        <w:ind w:left="400"/>
-      </w:pPr>
-      <w:r>
-        <w:rPr>
-          <w:rFonts w:ascii="Consolas" w:cs="Consolas" w:eastAsia="Consolas" w:hAnsi="Consolas"/>
-          <w:color w:val="1E293B"/>
-          <w:sz w:val="18"/>
-          <w:szCs w:val="18"/>
-        </w:rPr>
-        <w:t xml:space="preserve">    this = any(CallExpr c | c.getCalleeName() = "getUserInput").flow()</w:t>
-      </w:r>
-    </w:p>
-    <w:p>
-      <w:pPr>
-        <w:pBdr>
-          <w:left w:val="single" w:color="2E75B6" w:sz="18" w:space="10"/>
-        </w:pBdr>
-        <w:shd w:fill="F7F9FC" w:val="clear"/>
-        <w:spacing w:after="0" w:line="240"/>
-        <w:ind w:left="400"/>
+          <w:left w:val="single" w:color="2E75B6" w:sz="16" w:space="8"/>
+        </w:pBdr>
+        <w:shd w:fill="F7F9FC" w:val="clear"/>
+        <w:spacing w:after="0" w:line="240"/>
+        <w:ind w:left="360"/>
+      </w:pPr>
+      <w:r>
+        <w:rPr>
+          <w:rFonts w:ascii="Consolas" w:cs="Consolas" w:eastAsia="Consolas" w:hAnsi="Consolas"/>
+          <w:color w:val="1E293B"/>
+          <w:sz w:val="18"/>
+          <w:szCs w:val="18"/>
+        </w:rPr>
+        <w:t xml:space="preserve">module XssConfig implements DataFlow::ConfigSig {</w:t>
+      </w:r>
+    </w:p>
+    <w:p>
+      <w:pPr>
+        <w:pBdr>
+          <w:left w:val="single" w:color="2E75B6" w:sz="16" w:space="8"/>
+        </w:pBdr>
+        <w:shd w:fill="F7F9FC" w:val="clear"/>
+        <w:spacing w:after="0" w:line="240"/>
+        <w:ind w:left="360"/>
+      </w:pPr>
+      <w:r>
+        <w:rPr>
+          <w:rFonts w:ascii="Consolas" w:cs="Consolas" w:eastAsia="Consolas" w:hAnsi="Consolas"/>
+          <w:color w:val="1E293B"/>
+          <w:sz w:val="18"/>
+          <w:szCs w:val="18"/>
+        </w:rPr>
+        <w:t xml:space="preserve">  predicate isSource(DataFlow::Node n) {</w:t>
+      </w:r>
+    </w:p>
+    <w:p>
+      <w:pPr>
+        <w:pBdr>
+          <w:left w:val="single" w:color="2E75B6" w:sz="16" w:space="8"/>
+        </w:pBdr>
+        <w:shd w:fill="F7F9FC" w:val="clear"/>
+        <w:spacing w:after="0" w:line="240"/>
+        <w:ind w:left="360"/>
+      </w:pPr>
+      <w:r>
+        <w:rPr>
+          <w:rFonts w:ascii="Consolas" w:cs="Consolas" w:eastAsia="Consolas" w:hAnsi="Consolas"/>
+          <w:color w:val="1E293B"/>
+          <w:sz w:val="18"/>
+          <w:szCs w:val="18"/>
+        </w:rPr>
+        <w:t xml:space="preserve">    n instanceof RemoteFlowSource</w:t>
+      </w:r>
+    </w:p>
+    <w:p>
+      <w:pPr>
+        <w:pBdr>
+          <w:left w:val="single" w:color="2E75B6" w:sz="16" w:space="8"/>
+        </w:pBdr>
+        <w:shd w:fill="F7F9FC" w:val="clear"/>
+        <w:spacing w:after="0" w:line="240"/>
+        <w:ind w:left="360"/>
       </w:pPr>
       <w:r>
         <w:rPr>
@@ -830,11 +1048,182 @@
     <w:p>
       <w:pPr>
         <w:pBdr>
-          <w:left w:val="single" w:color="2E75B6" w:sz="18" w:space="10"/>
-        </w:pBdr>
-        <w:shd w:fill="F7F9FC" w:val="clear"/>
-        <w:spacing w:after="0" w:line="240"/>
-        <w:ind w:left="400"/>
+          <w:left w:val="single" w:color="2E75B6" w:sz="16" w:space="8"/>
+        </w:pBdr>
+        <w:shd w:fill="F7F9FC" w:val="clear"/>
+        <w:spacing w:after="0" w:line="240"/>
+        <w:ind w:left="360"/>
+      </w:pPr>
+      <w:r>
+        <w:rPr>
+          <w:rFonts w:ascii="Consolas" w:cs="Consolas" w:eastAsia="Consolas" w:hAnsi="Consolas"/>
+          <w:color w:val="1E293B"/>
+          <w:sz w:val="18"/>
+          <w:szCs w:val="18"/>
+        </w:rPr>
+        <w:t xml:space="preserve">  predicate isSink(DataFlow::Node n) {</w:t>
+      </w:r>
+    </w:p>
+    <w:p>
+      <w:pPr>
+        <w:pBdr>
+          <w:left w:val="single" w:color="2E75B6" w:sz="16" w:space="8"/>
+        </w:pBdr>
+        <w:shd w:fill="F7F9FC" w:val="clear"/>
+        <w:spacing w:after="0" w:line="240"/>
+        <w:ind w:left="360"/>
+      </w:pPr>
+      <w:r>
+        <w:rPr>
+          <w:rFonts w:ascii="Consolas" w:cs="Consolas" w:eastAsia="Consolas" w:hAnsi="Consolas"/>
+          <w:color w:val="1E293B"/>
+          <w:sz w:val="18"/>
+          <w:szCs w:val="18"/>
+        </w:rPr>
+        <w:t xml:space="preserve">    n instanceof DomBasedXssSink</w:t>
+      </w:r>
+    </w:p>
+    <w:p>
+      <w:pPr>
+        <w:pBdr>
+          <w:left w:val="single" w:color="2E75B6" w:sz="16" w:space="8"/>
+        </w:pBdr>
+        <w:shd w:fill="F7F9FC" w:val="clear"/>
+        <w:spacing w:after="0" w:line="240"/>
+        <w:ind w:left="360"/>
+      </w:pPr>
+      <w:r>
+        <w:rPr>
+          <w:rFonts w:ascii="Consolas" w:cs="Consolas" w:eastAsia="Consolas" w:hAnsi="Consolas"/>
+          <w:color w:val="1E293B"/>
+          <w:sz w:val="18"/>
+          <w:szCs w:val="18"/>
+        </w:rPr>
+        <w:t xml:space="preserve">  }</w:t>
+      </w:r>
+    </w:p>
+    <w:p>
+      <w:pPr>
+        <w:pBdr>
+          <w:left w:val="single" w:color="2E75B6" w:sz="16" w:space="8"/>
+        </w:pBdr>
+        <w:shd w:fill="F7F9FC" w:val="clear"/>
+        <w:spacing w:after="0" w:line="240"/>
+        <w:ind w:left="360"/>
+      </w:pPr>
+      <w:r>
+        <w:rPr>
+          <w:rFonts w:ascii="Consolas" w:cs="Consolas" w:eastAsia="Consolas" w:hAnsi="Consolas"/>
+          <w:color w:val="1E293B"/>
+          <w:sz w:val="18"/>
+          <w:szCs w:val="18"/>
+        </w:rPr>
+        <w:t xml:space="preserve">  predicate isBarrier(DataFlow::Node n) {</w:t>
+      </w:r>
+    </w:p>
+    <w:p>
+      <w:pPr>
+        <w:pBdr>
+          <w:left w:val="single" w:color="2E75B6" w:sz="16" w:space="8"/>
+        </w:pBdr>
+        <w:shd w:fill="F7F9FC" w:val="clear"/>
+        <w:spacing w:after="0" w:line="240"/>
+        <w:ind w:left="360"/>
+      </w:pPr>
+      <w:r>
+        <w:rPr>
+          <w:rFonts w:ascii="Consolas" w:cs="Consolas" w:eastAsia="Consolas" w:hAnsi="Consolas"/>
+          <w:color w:val="1E293B"/>
+          <w:sz w:val="18"/>
+          <w:szCs w:val="18"/>
+        </w:rPr>
+        <w:t xml:space="preserve">    n = any(CallExpr c |</w:t>
+      </w:r>
+    </w:p>
+    <w:p>
+      <w:pPr>
+        <w:pBdr>
+          <w:left w:val="single" w:color="2E75B6" w:sz="16" w:space="8"/>
+        </w:pBdr>
+        <w:shd w:fill="F7F9FC" w:val="clear"/>
+        <w:spacing w:after="0" w:line="240"/>
+        <w:ind w:left="360"/>
+      </w:pPr>
+      <w:r>
+        <w:rPr>
+          <w:rFonts w:ascii="Consolas" w:cs="Consolas" w:eastAsia="Consolas" w:hAnsi="Consolas"/>
+          <w:color w:val="1E293B"/>
+          <w:sz w:val="18"/>
+          <w:szCs w:val="18"/>
+        </w:rPr>
+        <w:t xml:space="preserve">      c.getCalleeName() = "encodeURI" or</w:t>
+      </w:r>
+    </w:p>
+    <w:p>
+      <w:pPr>
+        <w:pBdr>
+          <w:left w:val="single" w:color="2E75B6" w:sz="16" w:space="8"/>
+        </w:pBdr>
+        <w:shd w:fill="F7F9FC" w:val="clear"/>
+        <w:spacing w:after="0" w:line="240"/>
+        <w:ind w:left="360"/>
+      </w:pPr>
+      <w:r>
+        <w:rPr>
+          <w:rFonts w:ascii="Consolas" w:cs="Consolas" w:eastAsia="Consolas" w:hAnsi="Consolas"/>
+          <w:color w:val="1E293B"/>
+          <w:sz w:val="18"/>
+          <w:szCs w:val="18"/>
+        </w:rPr>
+        <w:t xml:space="preserve">      c.getCalleeName() = "escapeHtml"</w:t>
+      </w:r>
+    </w:p>
+    <w:p>
+      <w:pPr>
+        <w:pBdr>
+          <w:left w:val="single" w:color="2E75B6" w:sz="16" w:space="8"/>
+        </w:pBdr>
+        <w:shd w:fill="F7F9FC" w:val="clear"/>
+        <w:spacing w:after="0" w:line="240"/>
+        <w:ind w:left="360"/>
+      </w:pPr>
+      <w:r>
+        <w:rPr>
+          <w:rFonts w:ascii="Consolas" w:cs="Consolas" w:eastAsia="Consolas" w:hAnsi="Consolas"/>
+          <w:color w:val="1E293B"/>
+          <w:sz w:val="18"/>
+          <w:szCs w:val="18"/>
+        </w:rPr>
+        <w:t xml:space="preserve">    ).flow()</w:t>
+      </w:r>
+    </w:p>
+    <w:p>
+      <w:pPr>
+        <w:pBdr>
+          <w:left w:val="single" w:color="2E75B6" w:sz="16" w:space="8"/>
+        </w:pBdr>
+        <w:shd w:fill="F7F9FC" w:val="clear"/>
+        <w:spacing w:after="0" w:line="240"/>
+        <w:ind w:left="360"/>
+      </w:pPr>
+      <w:r>
+        <w:rPr>
+          <w:rFonts w:ascii="Consolas" w:cs="Consolas" w:eastAsia="Consolas" w:hAnsi="Consolas"/>
+          <w:color w:val="1E293B"/>
+          <w:sz w:val="18"/>
+          <w:szCs w:val="18"/>
+        </w:rPr>
+        <w:t xml:space="preserve">  }</w:t>
+      </w:r>
+    </w:p>
+    <w:p>
+      <w:pPr>
+        <w:pBdr>
+          <w:left w:val="single" w:color="2E75B6" w:sz="16" w:space="8"/>
+        </w:pBdr>
+        <w:shd w:fill="F7F9FC" w:val="clear"/>
+        <w:spacing w:after="0" w:line="240"/>
+        <w:ind w:left="360"/>
       </w:pPr>
       <w:r>
         <w:rPr>
@@ -848,303 +1237,399 @@
     </w:p>
     <w:p>
       <w:pPr>
-        <w:spacing w:after="120" w:before="30"/>
-      </w:pPr>
-    </w:p>
-    <w:p>
-      <w:pPr>
-        <w:spacing w:after="120" w:line="276"/>
-      </w:pPr>
-      <w:r>
-        <w:rPr>
-          <w:sz w:val="22"/>
-          <w:szCs w:val="22"/>
-        </w:rPr>
-        <w:t xml:space="preserve">Once this class is in scope, every query that looks for RemoteFlowSource will include calls to getUserInput. The complete file is examples/chapter10/custom-source.ql. You can write analogous subclasses for file reads, message-bus payloads, environment variables, or any other origin your threat model considers untrusted.</w:t>
+        <w:pBdr>
+          <w:left w:val="single" w:color="2E75B6" w:sz="16" w:space="8"/>
+        </w:pBdr>
+        <w:shd w:fill="F7F9FC" w:val="clear"/>
+        <w:spacing w:after="0" w:line="240"/>
+        <w:ind w:left="360"/>
+      </w:pPr>
+      <w:r>
+        <w:rPr>
+          <w:rFonts w:ascii="Consolas" w:cs="Consolas" w:eastAsia="Consolas" w:hAnsi="Consolas"/>
+          <w:color w:val="1E293B"/>
+          <w:sz w:val="18"/>
+          <w:szCs w:val="18"/>
+        </w:rPr>
+        <w:t xml:space="preserve"> </w:t>
+      </w:r>
+    </w:p>
+    <w:p>
+      <w:pPr>
+        <w:pBdr>
+          <w:left w:val="single" w:color="2E75B6" w:sz="16" w:space="8"/>
+        </w:pBdr>
+        <w:shd w:fill="F7F9FC" w:val="clear"/>
+        <w:spacing w:after="0" w:line="240"/>
+        <w:ind w:left="360"/>
+      </w:pPr>
+      <w:r>
+        <w:rPr>
+          <w:rFonts w:ascii="Consolas" w:cs="Consolas" w:eastAsia="Consolas" w:hAnsi="Consolas"/>
+          <w:color w:val="1E293B"/>
+          <w:sz w:val="18"/>
+          <w:szCs w:val="18"/>
+        </w:rPr>
+        <w:t xml:space="preserve">module XssFlow = TaintTracking::Global&lt;XssConfig&gt;;</w:t>
+      </w:r>
+    </w:p>
+    <w:p>
+      <w:pPr>
+        <w:pBdr>
+          <w:left w:val="single" w:color="2E75B6" w:sz="16" w:space="8"/>
+        </w:pBdr>
+        <w:shd w:fill="F7F9FC" w:val="clear"/>
+        <w:spacing w:after="0" w:line="240"/>
+        <w:ind w:left="360"/>
+      </w:pPr>
+      <w:r>
+        <w:rPr>
+          <w:rFonts w:ascii="Consolas" w:cs="Consolas" w:eastAsia="Consolas" w:hAnsi="Consolas"/>
+          <w:color w:val="1E293B"/>
+          <w:sz w:val="18"/>
+          <w:szCs w:val="18"/>
+        </w:rPr>
+        <w:t xml:space="preserve">import XssFlow::PathGraph</w:t>
+      </w:r>
+    </w:p>
+    <w:p>
+      <w:pPr>
+        <w:pBdr>
+          <w:left w:val="single" w:color="2E75B6" w:sz="16" w:space="8"/>
+        </w:pBdr>
+        <w:shd w:fill="F7F9FC" w:val="clear"/>
+        <w:spacing w:after="0" w:line="240"/>
+        <w:ind w:left="360"/>
+      </w:pPr>
+      <w:r>
+        <w:rPr>
+          <w:rFonts w:ascii="Consolas" w:cs="Consolas" w:eastAsia="Consolas" w:hAnsi="Consolas"/>
+          <w:color w:val="1E293B"/>
+          <w:sz w:val="18"/>
+          <w:szCs w:val="18"/>
+        </w:rPr>
+        <w:t xml:space="preserve"> </w:t>
+      </w:r>
+    </w:p>
+    <w:p>
+      <w:pPr>
+        <w:pBdr>
+          <w:left w:val="single" w:color="2E75B6" w:sz="16" w:space="8"/>
+        </w:pBdr>
+        <w:shd w:fill="F7F9FC" w:val="clear"/>
+        <w:spacing w:after="0" w:line="240"/>
+        <w:ind w:left="360"/>
+      </w:pPr>
+      <w:r>
+        <w:rPr>
+          <w:rFonts w:ascii="Consolas" w:cs="Consolas" w:eastAsia="Consolas" w:hAnsi="Consolas"/>
+          <w:color w:val="1E293B"/>
+          <w:sz w:val="18"/>
+          <w:szCs w:val="18"/>
+        </w:rPr>
+        <w:t xml:space="preserve">from XssFlow::PathNode source, XssFlow::PathNode sink</w:t>
+      </w:r>
+    </w:p>
+    <w:p>
+      <w:pPr>
+        <w:pBdr>
+          <w:left w:val="single" w:color="2E75B6" w:sz="16" w:space="8"/>
+        </w:pBdr>
+        <w:shd w:fill="F7F9FC" w:val="clear"/>
+        <w:spacing w:after="0" w:line="240"/>
+        <w:ind w:left="360"/>
+      </w:pPr>
+      <w:r>
+        <w:rPr>
+          <w:rFonts w:ascii="Consolas" w:cs="Consolas" w:eastAsia="Consolas" w:hAnsi="Consolas"/>
+          <w:color w:val="1E293B"/>
+          <w:sz w:val="18"/>
+          <w:szCs w:val="18"/>
+        </w:rPr>
+        <w:t xml:space="preserve">where XssFlow::flowPath(source, sink)</w:t>
+      </w:r>
+    </w:p>
+    <w:p>
+      <w:pPr>
+        <w:pBdr>
+          <w:left w:val="single" w:color="2E75B6" w:sz="16" w:space="8"/>
+        </w:pBdr>
+        <w:shd w:fill="F7F9FC" w:val="clear"/>
+        <w:spacing w:after="0" w:line="240"/>
+        <w:ind w:left="360"/>
+      </w:pPr>
+      <w:r>
+        <w:rPr>
+          <w:rFonts w:ascii="Consolas" w:cs="Consolas" w:eastAsia="Consolas" w:hAnsi="Consolas"/>
+          <w:color w:val="1E293B"/>
+          <w:sz w:val="18"/>
+          <w:szCs w:val="18"/>
+        </w:rPr>
+        <w:t xml:space="preserve">select sink.getNode(), source, sink,</w:t>
+      </w:r>
+    </w:p>
+    <w:p>
+      <w:pPr>
+        <w:pBdr>
+          <w:left w:val="single" w:color="2E75B6" w:sz="16" w:space="8"/>
+        </w:pBdr>
+        <w:shd w:fill="F7F9FC" w:val="clear"/>
+        <w:spacing w:after="0" w:line="240"/>
+        <w:ind w:left="360"/>
+      </w:pPr>
+      <w:r>
+        <w:rPr>
+          <w:rFonts w:ascii="Consolas" w:cs="Consolas" w:eastAsia="Consolas" w:hAnsi="Consolas"/>
+          <w:color w:val="1E293B"/>
+          <w:sz w:val="18"/>
+          <w:szCs w:val="18"/>
+        </w:rPr>
+        <w:t xml:space="preserve">  "XSS via $@.", source.getNode(), "user-controlled input"</w:t>
+      </w:r>
+    </w:p>
+    <w:p>
+      <w:pPr>
+        <w:spacing w:after="100" w:before="20"/>
+      </w:pPr>
+    </w:p>
+    <w:p>
+      <w:pPr>
+        <w:spacing w:after="110" w:line="276"/>
+      </w:pPr>
+      <w:r>
+        <w:rPr>
+          <w:sz w:val="22"/>
+          <w:szCs w:val="22"/>
+        </w:rPr>
+        <w:t xml:space="preserve">The query is at examples/chapter09/xss-path.ql. The $@ syntax in the message creates a hyperlink back to the source, which helps developers understand the alert.</w:t>
       </w:r>
     </w:p>
     <w:p>
       <w:pPr>
         <w:pStyle w:val="Heading2"/>
       </w:pPr>
-      <w:bookmarkStart w:name="_Toc7" w:id="7"/>
-      <w:r>
-        <w:t xml:space="preserve">Adding Custom Sinks</w:t>
-      </w:r>
-      <w:bookmarkEnd w:id="7"/>
-    </w:p>
-    <w:p>
-      <w:pPr>
-        <w:spacing w:after="120" w:line="276"/>
-      </w:pPr>
-      <w:r>
-        <w:rPr>
-          <w:sz w:val="22"/>
-          <w:szCs w:val="22"/>
-        </w:rPr>
-        <w:t xml:space="preserve">Sinks are extended the same way. If your data-access layer exposes a method that ultimately runs SQL, HTML, or a shell command, declare calls to it as the corresponding sink type. After the declaration, every relevant query in the standard library (and your own queries) will treat those calls as sinks without further modification.</w:t>
-      </w:r>
-    </w:p>
-    <w:p>
-      <w:pPr>
-        <w:spacing w:after="120" w:line="276"/>
-      </w:pPr>
-      <w:r>
-        <w:rPr>
-          <w:sz w:val="22"/>
-          <w:szCs w:val="22"/>
-        </w:rPr>
-        <w:t xml:space="preserve">A minimal illustration of identifying a candidate sink appears in examples/chapter10/exercise-custom-sink.ql. Completing that exercise means turning the candidate into a proper modeled sink that participates in taint tracking.</w:t>
+      <w:bookmarkStart w:name="_Toc10" w:id="10"/>
+      <w:r>
+        <w:t xml:space="preserve">Additional Flow Steps</w:t>
+      </w:r>
+      <w:bookmarkEnd w:id="10"/>
+    </w:p>
+    <w:p>
+      <w:pPr>
+        <w:spacing w:after="110" w:line="276"/>
+      </w:pPr>
+      <w:r>
+        <w:rPr>
+          <w:sz w:val="22"/>
+          <w:szCs w:val="22"/>
+        </w:rPr>
+        <w:t xml:space="preserve">When taint stops at a library call the default models do not understand, add an isAdditionalFlowStep (or the taint-tracking equivalent) that connects the incoming node to the outgoing node. For example, a function that returns its argument unchanged, or a method that copies a field into a result, needs an explicit step. Add the step only after you have confirmed with a concrete example that the path is missing without it.</w:t>
       </w:r>
     </w:p>
     <w:p>
       <w:pPr>
         <w:pStyle w:val="Heading2"/>
       </w:pPr>
-      <w:bookmarkStart w:name="_Toc8" w:id="8"/>
-      <w:r>
-        <w:t xml:space="preserve">Flow Summaries and Additional Steps</w:t>
-      </w:r>
-      <w:bookmarkEnd w:id="8"/>
-    </w:p>
-    <w:p>
-      <w:pPr>
-        <w:spacing w:after="120" w:line="276"/>
-      </w:pPr>
-      <w:r>
-        <w:rPr>
-          <w:sz w:val="22"/>
-          <w:szCs w:val="22"/>
-        </w:rPr>
-        <w:t xml:space="preserve">Many library functions neither introduce new taint nor completely sanitize it; they simply transform or forward data. A flow summary (or an additional flow step inside a configuration) describes that relationship. You state which argument flows to the result, or that the receiver flows to the return value.</w:t>
-      </w:r>
-    </w:p>
-    <w:p>
-      <w:pPr>
-        <w:spacing w:after="120" w:line="276"/>
-      </w:pPr>
-      <w:r>
-        <w:rPr>
-          <w:sz w:val="22"/>
-          <w:szCs w:val="22"/>
-        </w:rPr>
-        <w:t xml:space="preserve">Summaries are preferable to ad-hoc additional steps when the relationship is simple and stable, because they are easier for the engine to optimize and easier for other authors to reuse. Use an additional step when the propagation logic is more complex or conditional.</w:t>
+      <w:bookmarkStart w:name="_Toc11" w:id="11"/>
+      <w:r>
+        <w:t xml:space="preserve">Flow State for Higher Precision</w:t>
+      </w:r>
+      <w:bookmarkEnd w:id="11"/>
+    </w:p>
+    <w:p>
+      <w:pPr>
+        <w:spacing w:after="110" w:line="276"/>
+      </w:pPr>
+      <w:r>
+        <w:rPr>
+          <w:sz w:val="22"/>
+          <w:szCs w:val="22"/>
+        </w:rPr>
+        <w:t xml:space="preserve">Flow state (labels) lets you attach a set of tokens to each tracked value. A step can preserve, add, or remove tokens. A sink can require that a particular token be present, and a barrier can clear a token. Common uses include tracking whether data has already been HTML-encoded, distinguishing cookie values from query parameters, or recording that a value passed through a specific validation routine. Flow state increases precision when a simple tainted/not-tainted bit is insufficient, at the cost of a more complex configuration.</w:t>
       </w:r>
     </w:p>
     <w:p>
       <w:pPr>
         <w:pStyle w:val="Heading2"/>
       </w:pPr>
-      <w:bookmarkStart w:name="_Toc9" w:id="9"/>
-      <w:r>
-        <w:t xml:space="preserve">Model Packs</w:t>
-      </w:r>
-      <w:bookmarkEnd w:id="9"/>
-    </w:p>
-    <w:p>
-      <w:pPr>
-        <w:spacing w:after="120" w:line="276"/>
-      </w:pPr>
-      <w:r>
-        <w:rPr>
-          <w:sz w:val="22"/>
-          <w:szCs w:val="22"/>
-        </w:rPr>
-        <w:t xml:space="preserve">Extensions can be packaged as model packs (data-extension packs). A model pack contains only the modeling code—no queries—and can be depended on by any query pack. This separation lets a platform or security team maintain the models for internal frameworks while application teams write or simply consume queries.</w:t>
-      </w:r>
-    </w:p>
-    <w:p>
-      <w:pPr>
-        <w:spacing w:after="120" w:line="276"/>
-      </w:pPr>
-      <w:r>
-        <w:rPr>
-          <w:sz w:val="22"/>
-          <w:szCs w:val="22"/>
-        </w:rPr>
-        <w:t xml:space="preserve">The pack format uses the same qlpack.yml style as query packs, with an appropriate type declaration. An application query pack then lists the model pack as a dependency. Once the dependency is declared, the custom sources, sinks, and summaries are automatically available.</w:t>
+      <w:bookmarkStart w:name="_Toc12" w:id="12"/>
+      <w:r>
+        <w:t xml:space="preserve">Partial-Flow Debugging</w:t>
+      </w:r>
+      <w:bookmarkEnd w:id="12"/>
+    </w:p>
+    <w:p>
+      <w:pPr>
+        <w:spacing w:after="110" w:line="276"/>
+      </w:pPr>
+      <w:r>
+        <w:rPr>
+          <w:sz w:val="22"/>
+          <w:szCs w:val="22"/>
+        </w:rPr>
+        <w:t xml:space="preserve">When a path you expect does not appear, partial-flow predicates show how far taint actually traveled. Select the partial paths and examine the last node reached. That frontier almost always identifies the missing model, the accidental barrier, or the incorrect source/sink predicate. A reliable debugging loop is:</w:t>
+      </w:r>
+    </w:p>
+    <w:p>
+      <w:pPr>
+        <w:spacing w:after="110" w:line="276"/>
+      </w:pPr>
+      <w:r>
+        <w:rPr>
+          <w:sz w:val="22"/>
+          <w:szCs w:val="22"/>
+        </w:rPr>
+        <w:t xml:space="preserve">1. Select all sources independently and confirm they match.</w:t>
+      </w:r>
+    </w:p>
+    <w:p>
+      <w:pPr>
+        <w:spacing w:after="110" w:line="276"/>
+      </w:pPr>
+      <w:r>
+        <w:rPr>
+          <w:sz w:val="22"/>
+          <w:szCs w:val="22"/>
+        </w:rPr>
+        <w:t xml:space="preserve">2. Select all sinks independently and confirm they match.</w:t>
+      </w:r>
+    </w:p>
+    <w:p>
+      <w:pPr>
+        <w:spacing w:after="110" w:line="276"/>
+      </w:pPr>
+      <w:r>
+        <w:rPr>
+          <w:sz w:val="22"/>
+          <w:szCs w:val="22"/>
+        </w:rPr>
+        <w:t xml:space="preserve">3. Temporarily disable barriers and re-run.</w:t>
+      </w:r>
+    </w:p>
+    <w:p>
+      <w:pPr>
+        <w:spacing w:after="110" w:line="276"/>
+      </w:pPr>
+      <w:r>
+        <w:rPr>
+          <w:sz w:val="22"/>
+          <w:szCs w:val="22"/>
+        </w:rPr>
+        <w:t xml:space="preserve">4. Use partial flow to locate the stopping point.</w:t>
+      </w:r>
+    </w:p>
+    <w:p>
+      <w:pPr>
+        <w:spacing w:after="110" w:line="276"/>
+      </w:pPr>
+      <w:r>
+        <w:rPr>
+          <w:sz w:val="22"/>
+          <w:szCs w:val="22"/>
+        </w:rPr>
+        <w:t xml:space="preserve">5. Add the missing step or adjust the barrier, then restore constraints one by one.</w:t>
       </w:r>
     </w:p>
     <w:p>
       <w:pPr>
         <w:pStyle w:val="Heading2"/>
       </w:pPr>
-      <w:bookmarkStart w:name="_Toc10" w:id="10"/>
-      <w:r>
-        <w:t xml:space="preserve">Testing Extensions Thoroughly</w:t>
-      </w:r>
-      <w:bookmarkEnd w:id="10"/>
-    </w:p>
-    <w:p>
-      <w:pPr>
-        <w:spacing w:after="120" w:line="276"/>
-      </w:pPr>
-      <w:r>
-        <w:rPr>
-          <w:sz w:val="22"/>
-          <w:szCs w:val="22"/>
-        </w:rPr>
-        <w:t xml:space="preserve">An incorrect model is worse than a missing model because it silently affects every query that uses it. Create a small test database that contains:</w:t>
-      </w:r>
-    </w:p>
-    <w:p>
-      <w:pPr>
-        <w:spacing w:after="120" w:line="276"/>
-      </w:pPr>
-      <w:r>
-        <w:rPr>
-          <w:sz w:val="22"/>
-          <w:szCs w:val="22"/>
-        </w:rPr>
-        <w:t xml:space="preserve">• A true-positive case that must be reported.</w:t>
-      </w:r>
-    </w:p>
-    <w:p>
-      <w:pPr>
-        <w:spacing w:after="120" w:line="276"/>
-      </w:pPr>
-      <w:r>
-        <w:rPr>
-          <w:sz w:val="22"/>
-          <w:szCs w:val="22"/>
-        </w:rPr>
-        <w:t xml:space="preserve">• A true-negative case that must not be reported.</w:t>
-      </w:r>
-    </w:p>
-    <w:p>
-      <w:pPr>
-        <w:spacing w:after="120" w:line="276"/>
-      </w:pPr>
-      <w:r>
-        <w:rPr>
-          <w:sz w:val="22"/>
-          <w:szCs w:val="22"/>
-        </w:rPr>
-        <w:t xml:space="preserve">• Cases that exercise each additional flow step and each barrier you added.</w:t>
-      </w:r>
-    </w:p>
-    <w:p>
-      <w:pPr>
-        <w:spacing w:after="120" w:line="276"/>
-      </w:pPr>
-      <w:r>
-        <w:rPr>
-          <w:sz w:val="22"/>
-          <w:szCs w:val="22"/>
-        </w:rPr>
-        <w:t xml:space="preserve">Run the relevant standard queries (or your own) against this database and commit the expected results. Re-run the tests whenever you upgrade CodeQL or modify the models. The same expected-result discipline used for queries applies directly to models.</w:t>
+      <w:bookmarkStart w:name="_Toc13" w:id="13"/>
+      <w:r>
+        <w:t xml:space="preserve">Exercises</w:t>
+      </w:r>
+      <w:bookmarkEnd w:id="13"/>
+    </w:p>
+    <w:p>
+      <w:pPr>
+        <w:spacing w:after="110" w:line="276"/>
+      </w:pPr>
+      <w:r>
+        <w:rPr>
+          <w:sz w:val="22"/>
+          <w:szCs w:val="22"/>
+        </w:rPr>
+        <w:t xml:space="preserve">Exercise 9.1 — SQL Injection. Open examples/chapter09/exercise-sql-injection.ql. Replace the placeholder sink with a realistic condition (or create sample code that calls a function named query). Confirm that unsanitized remote input produces a path and that a barrier eliminates it.</w:t>
+      </w:r>
+    </w:p>
+    <w:p>
+      <w:pPr>
+        <w:spacing w:after="110" w:line="276"/>
+      </w:pPr>
+      <w:r>
+        <w:rPr>
+          <w:sz w:val="22"/>
+          <w:szCs w:val="22"/>
+        </w:rPr>
+        <w:t xml:space="preserve">Exercise 9.2 — Barrier. Open examples/chapter09/exercise-add-barrier.ql. Implement isBarrier so flow stops at sanitize or escapeHtml. Paths through the sanitizer must disappear; paths that avoid it must remain.</w:t>
+      </w:r>
+    </w:p>
+    <w:p>
+      <w:pPr>
+        <w:spacing w:after="110" w:line="276"/>
+      </w:pPr>
+      <w:r>
+        <w:rPr>
+          <w:sz w:val="22"/>
+          <w:szCs w:val="22"/>
+        </w:rPr>
+        <w:t xml:space="preserve">Exercise 9.3 — Partial Flow. Deliberately make the source predicate fail to match. Use partial flow or intermediate selects to discover the last reached node. Correct the source and verify the full path returns.</w:t>
+      </w:r>
+    </w:p>
+    <w:p>
+      <w:pPr>
+        <w:spacing w:after="110" w:line="276"/>
+      </w:pPr>
+      <w:r>
+        <w:rPr>
+          <w:sz w:val="22"/>
+          <w:szCs w:val="22"/>
+        </w:rPr>
+        <w:t xml:space="preserve">Exercise 9.4 — Precision Tuning. Start with the XSS path query. Add one barrier and note how many alerts disappear. Remove it and add one additional flow step; note the opposite effect. Record both outcomes.</w:t>
       </w:r>
     </w:p>
     <w:p>
       <w:pPr>
         <w:pStyle w:val="Heading2"/>
       </w:pPr>
-      <w:bookmarkStart w:name="_Toc11" w:id="11"/>
-      <w:r>
-        <w:t xml:space="preserve">Language-Specific Patterns</w:t>
-      </w:r>
-      <w:bookmarkEnd w:id="11"/>
-    </w:p>
-    <w:p>
-      <w:pPr>
-        <w:spacing w:after="120" w:line="276"/>
-      </w:pPr>
-      <w:r>
-        <w:rPr>
-          <w:sz w:val="22"/>
-          <w:szCs w:val="22"/>
-        </w:rPr>
-        <w:t xml:space="preserve">JavaScript and Python often use call-graph or member-predicate style modeling and API graphs. Java and C# commonly subclass existing source or sink classes. C and C++ extensions frequently involve function summaries and points-to reasoning. The official language guides and the source of the standard libraries themselves are the best references for idiomatic style in each language. Start by copying a similar model from the standard library and adapting the names and structure.</w:t>
+      <w:bookmarkStart w:name="_Toc14" w:id="14"/>
+      <w:r>
+        <w:t xml:space="preserve">Common Pitfalls</w:t>
+      </w:r>
+      <w:bookmarkEnd w:id="14"/>
+    </w:p>
+    <w:p>
+      <w:pPr>
+        <w:spacing w:after="110" w:line="276"/>
+      </w:pPr>
+      <w:r>
+        <w:rPr>
+          <w:sz w:val="22"/>
+          <w:szCs w:val="22"/>
+        </w:rPr>
+        <w:t xml:space="preserve">Overly broad sources (every string is a source) produce noise and slow the analysis. Missing models for internal wrappers create false negatives. Barriers that match too much create false negatives of a different kind. Forgetting the PathGraph import or using the wrong select form prevents path display. Building the database without required dependencies means call targets are unresolved and flow stops prematurely. Always maintain a small suite of positive and negative tests and re-run them after every change and after every CodeQL upgrade.</w:t>
       </w:r>
     </w:p>
     <w:p>
       <w:pPr>
         <w:pStyle w:val="Heading2"/>
       </w:pPr>
-      <w:bookmarkStart w:name="_Toc12" w:id="12"/>
-      <w:r>
-        <w:t xml:space="preserve">Exercises</w:t>
-      </w:r>
-      <w:bookmarkEnd w:id="12"/>
-    </w:p>
-    <w:p>
-      <w:pPr>
-        <w:spacing w:after="120" w:line="276"/>
-      </w:pPr>
-      <w:r>
-        <w:rPr>
-          <w:sz w:val="22"/>
-          <w:szCs w:val="22"/>
-        </w:rPr>
-        <w:t xml:space="preserve">Exercise 10.1 — Second Custom Source. Extend the custom-source example with an additional origin, for example calls to readUntrustedFile or getConfigValue. Confirm that a standard taint-tracking query now reports flows originating from both functions.</w:t>
-      </w:r>
-    </w:p>
-    <w:p>
-      <w:pPr>
-        <w:spacing w:after="120" w:line="276"/>
-      </w:pPr>
-      <w:r>
-        <w:rPr>
-          <w:sz w:val="22"/>
-          <w:szCs w:val="22"/>
-        </w:rPr>
-        <w:t xml:space="preserve">Exercise 10.2 — Custom Sink. Open examples/chapter10/exercise-custom-sink.ql. Turn the dangerousExecute candidate into a proper modeled sink and reference it from a taint-tracking configuration. Verify that previously invisible flows ending at that call are now reported, while unrelated calls are ignored.</w:t>
-      </w:r>
-    </w:p>
-    <w:p>
-      <w:pPr>
-        <w:spacing w:after="120" w:line="276"/>
-      </w:pPr>
-      <w:r>
-        <w:rPr>
-          <w:sz w:val="22"/>
-          <w:szCs w:val="22"/>
-        </w:rPr>
-        <w:t xml:space="preserve">Exercise 10.3 — Model Pack Sketch. Create a minimal qlpack.yml that could serve as a model pack containing your custom source and sink. Document the dependency line an application query pack would need. (Full publishing steps appear in the packs chapter.)</w:t>
-      </w:r>
-    </w:p>
-    <w:p>
-      <w:pPr>
-        <w:pStyle w:val="Heading2"/>
-      </w:pPr>
-      <w:bookmarkStart w:name="_Toc13" w:id="13"/>
-      <w:r>
-        <w:t xml:space="preserve">Contribution and Maintenance</w:t>
-      </w:r>
-      <w:bookmarkEnd w:id="13"/>
-    </w:p>
-    <w:p>
-      <w:pPr>
-        <w:spacing w:after="120" w:line="276"/>
-      </w:pPr>
-      <w:r>
-        <w:rPr>
-          <w:sz w:val="22"/>
-          <w:szCs w:val="22"/>
-        </w:rPr>
-        <w:t xml:space="preserve">If your extension models a widely used open-source library, consider contributing it upstream. High-quality models benefit the entire community and reduce the amount of custom code you must maintain. Even for internal frameworks, keep the models in a dedicated pack with clear ownership, tests, and a short changelog so that application teams can depend on them with confidence.</w:t>
-      </w:r>
-    </w:p>
-    <w:p>
-      <w:pPr>
-        <w:pStyle w:val="Heading2"/>
-      </w:pPr>
-      <w:bookmarkStart w:name="_Toc14" w:id="14"/>
-      <w:r>
-        <w:t xml:space="preserve">Putting Extensions to Work</w:t>
-      </w:r>
-      <w:bookmarkEnd w:id="14"/>
-    </w:p>
-    <w:p>
-      <w:pPr>
-        <w:spacing w:after="120" w:line="276"/>
-      </w:pPr>
-      <w:r>
-        <w:rPr>
-          <w:sz w:val="22"/>
-          <w:szCs w:val="22"/>
-        </w:rPr>
-        <w:t xml:space="preserve">A mature setup typically looks like this: a model pack that describes your internal frameworks and any uncovered third-party libraries; a query pack that contains organization-specific queries plus dependencies on the standard security suites and your model pack; and a CI workflow that runs the combined analysis on every pull request. Data-flow and taint-tracking queries written against the standard source and sink classes automatically pick up your extensions, so most of the ongoing value comes from the models rather than from writing new queries.</w:t>
+      <w:bookmarkStart w:name="_Toc15" w:id="15"/>
+      <w:r>
+        <w:t xml:space="preserve">Moving to Production</w:t>
+      </w:r>
+      <w:bookmarkEnd w:id="15"/>
+    </w:p>
+    <w:p>
+      <w:pPr>
+        <w:spacing w:after="110" w:line="276"/>
+      </w:pPr>
+      <w:r>
+        <w:rPr>
+          <w:sz w:val="22"/>
+          <w:szCs w:val="22"/>
+        </w:rPr>
+        <w:t xml:space="preserve">When the query is stable on your tests, complete the metadata (@precision, severity, tags), add expected-result tests, place the query in a pack, and include it in a suite executed by CI. The alert then appears on every pull request. Revisit the query after library upgrades; improved standard models sometimes let you delete custom steps or barriers you previously needed.</w:t>
       </w:r>
     </w:p>
     <w:p>
@@ -1152,22 +1637,22 @@
         <w:pStyle w:val="Heading1"/>
         <w:pageBreakBefore/>
       </w:pPr>
-      <w:bookmarkStart w:name="_Toc15" w:id="15"/>
-      <w:r>
-        <w:t xml:space="preserve">Chapter 11: Packs, Suites, and Production Use</w:t>
-      </w:r>
-      <w:bookmarkEnd w:id="15"/>
-    </w:p>
-    <w:p>
-      <w:pPr>
-        <w:spacing w:after="120" w:line="276"/>
-      </w:pPr>
-      <w:r>
-        <w:rPr>
-          <w:sz w:val="22"/>
-          <w:szCs w:val="22"/>
-        </w:rPr>
-        <w:t xml:space="preserve">Packs (qlpack.yml) distribute queries and models. Suites select what runs. Complete metadata and expected-result tests are required before production use. See examples/chapter11/.</w:t>
+      <w:bookmarkStart w:name="_Toc16" w:id="16"/>
+      <w:r>
+        <w:t xml:space="preserve">Chapter 10: Library Extension</w:t>
+      </w:r>
+      <w:bookmarkEnd w:id="16"/>
+    </w:p>
+    <w:p>
+      <w:pPr>
+        <w:spacing w:after="110" w:line="276"/>
+      </w:pPr>
+      <w:r>
+        <w:rPr>
+          <w:sz w:val="22"/>
+          <w:szCs w:val="22"/>
+        </w:rPr>
+        <w:t xml:space="preserve">Custom sources, sinks, and flow summaries let standard queries understand internal frameworks. Model packs distribute the extensions. See examples/chapter10/ and the exercises there. Test models with the same positive/negative discipline used for queries.</w:t>
       </w:r>
     </w:p>
     <w:p>
@@ -1175,22 +1660,22 @@
         <w:pStyle w:val="Heading1"/>
         <w:pageBreakBefore/>
       </w:pPr>
-      <w:bookmarkStart w:name="_Toc16" w:id="16"/>
-      <w:r>
-        <w:t xml:space="preserve">Chapter 12: CI Integration</w:t>
-      </w:r>
-      <w:bookmarkEnd w:id="16"/>
-    </w:p>
-    <w:p>
-      <w:pPr>
-        <w:spacing w:after="120" w:line="276"/>
-      </w:pPr>
-      <w:r>
-        <w:rPr>
-          <w:sz w:val="22"/>
-          <w:szCs w:val="22"/>
-        </w:rPr>
-        <w:t xml:space="preserve">Use the CodeQL GitHub Action or the CLI bundle. Sample workflow: examples/chapter12/codeql-analysis.yml. MRVA supports multi-repository runs.</w:t>
+      <w:bookmarkStart w:name="_Toc17" w:id="17"/>
+      <w:r>
+        <w:t xml:space="preserve">Chapter 11: Packs, Suites, and Production Use</w:t>
+      </w:r>
+      <w:bookmarkEnd w:id="17"/>
+    </w:p>
+    <w:p>
+      <w:pPr>
+        <w:spacing w:after="110" w:line="276"/>
+      </w:pPr>
+      <w:r>
+        <w:rPr>
+          <w:sz w:val="22"/>
+          <w:szCs w:val="22"/>
+        </w:rPr>
+        <w:t xml:space="preserve">qlpack.yml defines packs and dependencies. .qls files select queries. Complete metadata and expected-result tests are required before sharing. Examples in examples/chapter11/.</w:t>
       </w:r>
     </w:p>
     <w:p>
@@ -1198,22 +1683,22 @@
         <w:pStyle w:val="Heading1"/>
         <w:pageBreakBefore/>
       </w:pPr>
-      <w:bookmarkStart w:name="_Toc17" w:id="17"/>
-      <w:r>
-        <w:t xml:space="preserve">Chapter 13: Performance and Debugging</w:t>
-      </w:r>
-      <w:bookmarkEnd w:id="17"/>
-    </w:p>
-    <w:p>
-      <w:pPr>
-        <w:spacing w:after="120" w:line="276"/>
-      </w:pPr>
-      <w:r>
-        <w:rPr>
-          <w:sz w:val="22"/>
-          <w:szCs w:val="22"/>
-        </w:rPr>
-        <w:t xml:space="preserve">Prefer small predicates and partial-flow debugging. Example: examples/chapter13/performance-predicate.ql.</w:t>
+      <w:bookmarkStart w:name="_Toc18" w:id="18"/>
+      <w:r>
+        <w:t xml:space="preserve">Chapter 12: CI Integration</w:t>
+      </w:r>
+      <w:bookmarkEnd w:id="18"/>
+    </w:p>
+    <w:p>
+      <w:pPr>
+        <w:spacing w:after="110" w:line="276"/>
+      </w:pPr>
+      <w:r>
+        <w:rPr>
+          <w:sz w:val="22"/>
+          <w:szCs w:val="22"/>
+        </w:rPr>
+        <w:t xml:space="preserve">The CodeQL GitHub Action or the CLI bundle runs analysis and uploads SARIF. Sample: examples/chapter12/codeql-analysis.yml. MRVA runs queries across many repositories.</w:t>
       </w:r>
     </w:p>
     <w:p>
@@ -1221,22 +1706,22 @@
         <w:pStyle w:val="Heading1"/>
         <w:pageBreakBefore/>
       </w:pPr>
-      <w:bookmarkStart w:name="_Toc18" w:id="18"/>
-      <w:r>
-        <w:t xml:space="preserve">Chapter 14: Case Studies</w:t>
-      </w:r>
-      <w:bookmarkEnd w:id="18"/>
-    </w:p>
-    <w:p>
-      <w:pPr>
-        <w:spacing w:after="120" w:line="276"/>
-      </w:pPr>
-      <w:r>
-        <w:rPr>
-          <w:sz w:val="22"/>
-          <w:szCs w:val="22"/>
-        </w:rPr>
-        <w:t xml:space="preserve">Security Lab Zero-to-Hero series and examples/chapter14/sql-injection-example.ql illustrate end-to-end patterns. Combine with your extensions.</w:t>
+      <w:bookmarkStart w:name="_Toc19" w:id="19"/>
+      <w:r>
+        <w:t xml:space="preserve">Chapter 13: Performance and Debugging</w:t>
+      </w:r>
+      <w:bookmarkEnd w:id="19"/>
+    </w:p>
+    <w:p>
+      <w:pPr>
+        <w:spacing w:after="110" w:line="276"/>
+      </w:pPr>
+      <w:r>
+        <w:rPr>
+          <w:sz w:val="22"/>
+          <w:szCs w:val="22"/>
+        </w:rPr>
+        <w:t xml:space="preserve">Precise predicates and partial-flow techniques keep analyses fast and diagnosable. See examples/chapter13/.</w:t>
       </w:r>
     </w:p>
     <w:p>
@@ -1244,22 +1729,22 @@
         <w:pStyle w:val="Heading1"/>
         <w:pageBreakBefore/>
       </w:pPr>
-      <w:bookmarkStart w:name="_Toc19" w:id="19"/>
-      <w:r>
-        <w:t xml:space="preserve">Chapter 15: Best Practices</w:t>
-      </w:r>
-      <w:bookmarkEnd w:id="19"/>
-    </w:p>
-    <w:p>
-      <w:pPr>
-        <w:spacing w:after="120" w:line="276"/>
-      </w:pPr>
-      <w:r>
-        <w:rPr>
-          <w:sz w:val="22"/>
-          <w:szCs w:val="22"/>
-        </w:rPr>
-        <w:t xml:space="preserve">Small tested predicates, library extension over duplication, precise barriers, and upstream contribution produce queries that developers trust.</w:t>
+      <w:bookmarkStart w:name="_Toc20" w:id="20"/>
+      <w:r>
+        <w:t xml:space="preserve">Chapter 14: Case Studies</w:t>
+      </w:r>
+      <w:bookmarkEnd w:id="20"/>
+    </w:p>
+    <w:p>
+      <w:pPr>
+        <w:spacing w:after="110" w:line="276"/>
+      </w:pPr>
+      <w:r>
+        <w:rPr>
+          <w:sz w:val="22"/>
+          <w:szCs w:val="22"/>
+        </w:rPr>
+        <w:t xml:space="preserve">Security Lab write-ups and examples/chapter14/sql-injection-example.ql show complete patterns. Combine with your taint-tracking configurations and extensions.</w:t>
       </w:r>
     </w:p>
     <w:p>
@@ -1267,27 +1752,50 @@
         <w:pStyle w:val="Heading1"/>
         <w:pageBreakBefore/>
       </w:pPr>
-      <w:bookmarkStart w:name="_Toc20" w:id="20"/>
+      <w:bookmarkStart w:name="_Toc21" w:id="21"/>
+      <w:r>
+        <w:t xml:space="preserve">Chapter 15: Best Practices</w:t>
+      </w:r>
+      <w:bookmarkEnd w:id="21"/>
+    </w:p>
+    <w:p>
+      <w:pPr>
+        <w:spacing w:after="110" w:line="276"/>
+      </w:pPr>
+      <w:r>
+        <w:rPr>
+          <w:sz w:val="22"/>
+          <w:szCs w:val="22"/>
+        </w:rPr>
+        <w:t xml:space="preserve">Small tested predicates, library extension, precise barriers, and continuous positive/negative testing produce alerts developers trust.</w:t>
+      </w:r>
+    </w:p>
+    <w:p>
+      <w:pPr>
+        <w:pStyle w:val="Heading1"/>
+        <w:pageBreakBefore/>
+      </w:pPr>
+      <w:bookmarkStart w:name="_Toc22" w:id="22"/>
       <w:r>
         <w:t xml:space="preserve">Appendix</w:t>
       </w:r>
-      <w:bookmarkEnd w:id="20"/>
-    </w:p>
-    <w:p>
-      <w:pPr>
-        <w:spacing w:after="120" w:line="276"/>
-      </w:pPr>
-      <w:r>
-        <w:rPr>
-          <w:sz w:val="22"/>
-          <w:szCs w:val="22"/>
-        </w:rPr>
-        <w:t xml:space="preserve">Chapter 10 starters and EXERCISES.md are in examples/chapter10/. Official docs: https://codeql.github.com/docs/. Repository: https://github.com/rod-trent/MustLearnCodeQL.</w:t>
-      </w:r>
-    </w:p>
-    <w:p>
-      <w:pPr>
-        <w:spacing w:before="300"/>
+      <w:bookmarkEnd w:id="22"/>
+    </w:p>
+    <w:p>
+      <w:pPr>
+        <w:spacing w:after="110" w:line="276"/>
+      </w:pPr>
+      <w:r>
+        <w:rPr>
+          <w:sz w:val="22"/>
+          <w:szCs w:val="22"/>
+        </w:rPr>
+        <w:t xml:space="preserve">Taint-tracking exercises and xss-path.ql are in examples/chapter09/. Official documentation: https://codeql.github.com/docs/. Repository: https://github.com/rod-trent/MustLearnCodeQL.</w:t>
+      </w:r>
+    </w:p>
+    <w:p>
+      <w:pPr>
+        <w:spacing w:before="240"/>
         <w:jc w:val="center"/>
       </w:pPr>
       <w:r>
@@ -1731,7 +2239,7 @@
     <w:next w:val="Normal"/>
     <w:qFormat/>
     <w:pPr>
-      <w:spacing w:after="120" w:before="180"/>
+      <w:spacing w:after="100" w:before="160"/>
       <w:outlineLvl w:val="0"/>
     </w:pPr>
     <w:rPr>
@@ -1739,8 +2247,8 @@
       <w:b/>
       <w:bCs/>
       <w:color w:val="1F4E79"/>
-      <w:sz w:val="34"/>
-      <w:szCs w:val="34"/>
+      <w:sz w:val="32"/>
+      <w:szCs w:val="32"/>
     </w:rPr>
   </w:style>
   <w:style w:type="paragraph" w:styleId="Heading2">
@@ -1749,7 +2257,7 @@
     <w:next w:val="Normal"/>
     <w:qFormat/>
     <w:pPr>
-      <w:spacing w:after="80" w:before="200"/>
+      <w:spacing w:after="70" w:before="180"/>
       <w:outlineLvl w:val="1"/>
     </w:pPr>
     <w:rPr>

--- a/Book_Version/MustLearnCodeQL.docx
+++ b/Book_Version/MustLearnCodeQL.docx
@@ -4,7 +4,7 @@
   <w:body>
     <w:p>
       <w:pPr>
-        <w:spacing w:after="100"/>
+        <w:spacing w:after="80"/>
         <w:jc w:val="center"/>
       </w:pPr>
       <w:r>
@@ -12,15 +12,15 @@
           <w:b/>
           <w:bCs/>
           <w:color w:val="1F4E79"/>
-          <w:sz w:val="46"/>
-          <w:szCs w:val="46"/>
+          <w:sz w:val="44"/>
+          <w:szCs w:val="44"/>
         </w:rPr>
         <w:t xml:space="preserve">Must Learn CodeQL</w:t>
       </w:r>
     </w:p>
     <w:p>
       <w:pPr>
-        <w:spacing w:after="160"/>
+        <w:spacing w:after="120"/>
         <w:jc w:val="center"/>
       </w:pPr>
       <w:r>
@@ -48,10 +48,10 @@
     </w:p>
     <w:p>
       <w:pPr>
-        <w:spacing w:before="80"/>
+        <w:spacing w:before="60"/>
         <w:jc w:val="center"/>
       </w:pPr>
-      <w:hyperlink w:history="1" r:id="rIdlfdbtqpnfat6ienljtaxp">
+      <w:hyperlink w:history="1" r:id="rIdfbe-nxutnr_ksaawvvseo">
         <w:r>
           <w:rPr>
             <w:rStyle w:val="Hyperlink"/>
@@ -134,7 +134,7 @@
           </w:pPr>
           <w:hyperlink w:history="1" w:anchor="_Toc3">
             <w:r>
-              <w:t xml:space="preserve">Foundations (Chapters 1–8)</w:t>
+              <w:t xml:space="preserve">Chapters 1–10 Overview</w:t>
             </w:r>
             <w:r>
               <w:tab/>
@@ -156,7 +156,7 @@
           </w:pPr>
           <w:hyperlink w:history="1" w:anchor="_Toc4">
             <w:r>
-              <w:t xml:space="preserve">Chapter 9: Taint Tracking and Path Queries</w:t>
+              <w:t xml:space="preserve">Chapter 11: Packs, Suites, Metadata, and Production Use</w:t>
             </w:r>
             <w:r>
               <w:tab/>
@@ -179,7 +179,7 @@
           </w:pPr>
           <w:hyperlink w:history="1" w:anchor="_Toc5">
             <w:r>
-              <w:t xml:space="preserve">What Taint Tracking Adds</w:t>
+              <w:t xml:space="preserve">Why Packaging Matters</w:t>
             </w:r>
             <w:r>
               <w:tab/>
@@ -202,7 +202,7 @@
           </w:pPr>
           <w:hyperlink w:history="1" w:anchor="_Toc6">
             <w:r>
-              <w:t xml:space="preserve">Sources</w:t>
+              <w:t xml:space="preserve">Query Packs and Model Packs</w:t>
             </w:r>
             <w:r>
               <w:tab/>
@@ -225,7 +225,7 @@
           </w:pPr>
           <w:hyperlink w:history="1" w:anchor="_Toc7">
             <w:r>
-              <w:t xml:space="preserve">Sinks</w:t>
+              <w:t xml:space="preserve">Dependencies and Versioning</w:t>
             </w:r>
             <w:r>
               <w:tab/>
@@ -248,7 +248,7 @@
           </w:pPr>
           <w:hyperlink w:history="1" w:anchor="_Toc8">
             <w:r>
-              <w:t xml:space="preserve">Barriers (Sanitizers)</w:t>
+              <w:t xml:space="preserve">Query Suites</w:t>
             </w:r>
             <w:r>
               <w:tab/>
@@ -271,7 +271,7 @@
           </w:pPr>
           <w:hyperlink w:history="1" w:anchor="_Toc9">
             <w:r>
-              <w:t xml:space="preserve">The Path-Query Form</w:t>
+              <w:t xml:space="preserve">Metadata Requirements</w:t>
             </w:r>
             <w:r>
               <w:tab/>
@@ -294,7 +294,7 @@
           </w:pPr>
           <w:hyperlink w:history="1" w:anchor="_Toc10">
             <w:r>
-              <w:t xml:space="preserve">Additional Flow Steps</w:t>
+              <w:t xml:space="preserve">Expected-Result Testing</w:t>
             </w:r>
             <w:r>
               <w:tab/>
@@ -317,7 +317,7 @@
           </w:pPr>
           <w:hyperlink w:history="1" w:anchor="_Toc11">
             <w:r>
-              <w:t xml:space="preserve">Flow State for Higher Precision</w:t>
+              <w:t xml:space="preserve">Publishing and Consumption</w:t>
             </w:r>
             <w:r>
               <w:tab/>
@@ -340,7 +340,7 @@
           </w:pPr>
           <w:hyperlink w:history="1" w:anchor="_Toc12">
             <w:r>
-              <w:t xml:space="preserve">Partial-Flow Debugging</w:t>
+              <w:t xml:space="preserve">Production Checklist</w:t>
             </w:r>
             <w:r>
               <w:tab/>
@@ -363,7 +363,7 @@
           </w:pPr>
           <w:hyperlink w:history="1" w:anchor="_Toc13">
             <w:r>
-              <w:t xml:space="preserve">Exercises</w:t>
+              <w:t xml:space="preserve">Common Pitfalls</w:t>
             </w:r>
             <w:r>
               <w:tab/>
@@ -378,15 +378,14 @@
         </w:p>
         <w:p>
           <w:pPr>
-            <w:pStyle w:val="TOC2"/>
+            <w:pStyle w:val="TOC1"/>
             <w:tabs>
               <w:tab w:val="right" w:pos="9648" w:leader="dot"/>
             </w:tabs>
-            <w:ind w:left="220"/>
           </w:pPr>
           <w:hyperlink w:history="1" w:anchor="_Toc14">
             <w:r>
-              <w:t xml:space="preserve">Common Pitfalls</w:t>
+              <w:t xml:space="preserve">Chapter 12: CI Integration</w:t>
             </w:r>
             <w:r>
               <w:tab/>
@@ -401,15 +400,14 @@
         </w:p>
         <w:p>
           <w:pPr>
-            <w:pStyle w:val="TOC2"/>
+            <w:pStyle w:val="TOC1"/>
             <w:tabs>
               <w:tab w:val="right" w:pos="9648" w:leader="dot"/>
             </w:tabs>
-            <w:ind w:left="220"/>
           </w:pPr>
           <w:hyperlink w:history="1" w:anchor="_Toc15">
             <w:r>
-              <w:t xml:space="preserve">Moving to Production</w:t>
+              <w:t xml:space="preserve">Chapter 13: Performance and Debugging</w:t>
             </w:r>
             <w:r>
               <w:tab/>
@@ -431,7 +429,7 @@
           </w:pPr>
           <w:hyperlink w:history="1" w:anchor="_Toc16">
             <w:r>
-              <w:t xml:space="preserve">Chapter 10: Library Extension</w:t>
+              <w:t xml:space="preserve">Chapter 14: Case Studies</w:t>
             </w:r>
             <w:r>
               <w:tab/>
@@ -453,7 +451,7 @@
           </w:pPr>
           <w:hyperlink w:history="1" w:anchor="_Toc17">
             <w:r>
-              <w:t xml:space="preserve">Chapter 11: Packs, Suites, and Production Use</w:t>
+              <w:t xml:space="preserve">Chapter 15: Best Practices</w:t>
             </w:r>
             <w:r>
               <w:tab/>
@@ -475,7 +473,7 @@
           </w:pPr>
           <w:hyperlink w:history="1" w:anchor="_Toc18">
             <w:r>
-              <w:t xml:space="preserve">Chapter 12: CI Integration</w:t>
+              <w:t xml:space="preserve">Appendix</w:t>
             </w:r>
             <w:r>
               <w:tab/>
@@ -483,94 +481,6 @@
             <w:r>
               <w:fldChar w:fldCharType="begin" w:dirty="true"/>
               <w:instrText xml:space="preserve">PAGEREF _Toc18 \h</w:instrText>
-              <w:fldChar w:fldCharType="separate"/>
-              <w:fldChar w:fldCharType="end"/>
-            </w:r>
-          </w:hyperlink>
-        </w:p>
-        <w:p>
-          <w:pPr>
-            <w:pStyle w:val="TOC1"/>
-            <w:tabs>
-              <w:tab w:val="right" w:pos="9648" w:leader="dot"/>
-            </w:tabs>
-          </w:pPr>
-          <w:hyperlink w:history="1" w:anchor="_Toc19">
-            <w:r>
-              <w:t xml:space="preserve">Chapter 13: Performance and Debugging</w:t>
-            </w:r>
-            <w:r>
-              <w:tab/>
-            </w:r>
-            <w:r>
-              <w:fldChar w:fldCharType="begin" w:dirty="true"/>
-              <w:instrText xml:space="preserve">PAGEREF _Toc19 \h</w:instrText>
-              <w:fldChar w:fldCharType="separate"/>
-              <w:fldChar w:fldCharType="end"/>
-            </w:r>
-          </w:hyperlink>
-        </w:p>
-        <w:p>
-          <w:pPr>
-            <w:pStyle w:val="TOC1"/>
-            <w:tabs>
-              <w:tab w:val="right" w:pos="9648" w:leader="dot"/>
-            </w:tabs>
-          </w:pPr>
-          <w:hyperlink w:history="1" w:anchor="_Toc20">
-            <w:r>
-              <w:t xml:space="preserve">Chapter 14: Case Studies</w:t>
-            </w:r>
-            <w:r>
-              <w:tab/>
-            </w:r>
-            <w:r>
-              <w:fldChar w:fldCharType="begin" w:dirty="true"/>
-              <w:instrText xml:space="preserve">PAGEREF _Toc20 \h</w:instrText>
-              <w:fldChar w:fldCharType="separate"/>
-              <w:fldChar w:fldCharType="end"/>
-            </w:r>
-          </w:hyperlink>
-        </w:p>
-        <w:p>
-          <w:pPr>
-            <w:pStyle w:val="TOC1"/>
-            <w:tabs>
-              <w:tab w:val="right" w:pos="9648" w:leader="dot"/>
-            </w:tabs>
-          </w:pPr>
-          <w:hyperlink w:history="1" w:anchor="_Toc21">
-            <w:r>
-              <w:t xml:space="preserve">Chapter 15: Best Practices</w:t>
-            </w:r>
-            <w:r>
-              <w:tab/>
-            </w:r>
-            <w:r>
-              <w:fldChar w:fldCharType="begin" w:dirty="true"/>
-              <w:instrText xml:space="preserve">PAGEREF _Toc21 \h</w:instrText>
-              <w:fldChar w:fldCharType="separate"/>
-              <w:fldChar w:fldCharType="end"/>
-            </w:r>
-          </w:hyperlink>
-        </w:p>
-        <w:p>
-          <w:pPr>
-            <w:pStyle w:val="TOC1"/>
-            <w:tabs>
-              <w:tab w:val="right" w:pos="9648" w:leader="dot"/>
-            </w:tabs>
-          </w:pPr>
-          <w:hyperlink w:history="1" w:anchor="_Toc22">
-            <w:r>
-              <w:t xml:space="preserve">Appendix</w:t>
-            </w:r>
-            <w:r>
-              <w:tab/>
-            </w:r>
-            <w:r>
-              <w:fldChar w:fldCharType="begin" w:dirty="true"/>
-              <w:instrText xml:space="preserve">PAGEREF _Toc22 \h</w:instrText>
               <w:fldChar w:fldCharType="separate"/>
               <w:fldChar w:fldCharType="end"/>
             </w:r>
@@ -596,14 +506,14 @@
     </w:p>
     <w:p>
       <w:pPr>
-        <w:spacing w:after="110" w:line="276"/>
-      </w:pPr>
-      <w:r>
-        <w:rPr>
-          <w:sz w:val="22"/>
-          <w:szCs w:val="22"/>
-        </w:rPr>
-        <w:t xml:space="preserve">This version substantially expands the taint-tracking chapter (Chapter 9) with additional concepts, complete examples, refinement techniques, debugging, and exercises. Related starters are in examples/chapter09/.</w:t>
+        <w:spacing w:after="100" w:line="276"/>
+      </w:pPr>
+      <w:r>
+        <w:rPr>
+          <w:sz w:val="22"/>
+          <w:szCs w:val="22"/>
+        </w:rPr>
+        <w:t xml:space="preserve">Chapter 11 on packs, suites, metadata, and production use has been expanded. Related examples are in examples/chapter11/.</w:t>
       </w:r>
     </w:p>
     <w:p>
@@ -613,20 +523,20 @@
       </w:pPr>
       <w:bookmarkStart w:name="_Toc3" w:id="3"/>
       <w:r>
-        <w:t xml:space="preserve">Foundations (Chapters 1–8)</w:t>
+        <w:t xml:space="preserve">Chapters 1–10 Overview</w:t>
       </w:r>
       <w:bookmarkEnd w:id="3"/>
     </w:p>
     <w:p>
       <w:pPr>
-        <w:spacing w:after="110" w:line="276"/>
-      </w:pPr>
-      <w:r>
-        <w:rPr>
-          <w:sz w:val="22"/>
-          <w:szCs w:val="22"/>
-        </w:rPr>
-        <w:t xml:space="preserve">CodeQL extracts a relational model of code so you can write declarative queries. Databases are created with the CLI or VS Code extension. QL uses predicates, classes, and modules. Data-flow analysis (Chapter 8) tracks where values travel using configurations that define sources and sinks, optional additional steps, and barriers. Global flow crosses functions; local flow does not. These foundations are required before taint tracking.</w:t>
+        <w:spacing w:after="100" w:line="276"/>
+      </w:pPr>
+      <w:r>
+        <w:rPr>
+          <w:sz w:val="22"/>
+          <w:szCs w:val="22"/>
+        </w:rPr>
+        <w:t xml:space="preserve">Prior chapters cover CodeQL fundamentals, database creation, QL and predicates, language libraries, data-flow analysis, taint tracking with path queries, and library extension (custom sources, sinks, summaries, and model packs). Those capabilities become production assets only when they are packaged, tested, and selected correctly—the subject of this chapter.</w:t>
       </w:r>
     </w:p>
     <w:p>
@@ -636,7 +546,7 @@
       </w:pPr>
       <w:bookmarkStart w:name="_Toc4" w:id="4"/>
       <w:r>
-        <w:t xml:space="preserve">Chapter 9: Taint Tracking and Path Queries</w:t>
+        <w:t xml:space="preserve">Chapter 11: Packs, Suites, Metadata, and Production Use</w:t>
       </w:r>
       <w:bookmarkEnd w:id="4"/>
     </w:p>
@@ -646,32 +556,20 @@
       </w:pPr>
       <w:bookmarkStart w:name="_Toc5" w:id="5"/>
       <w:r>
-        <w:t xml:space="preserve">What Taint Tracking Adds</w:t>
+        <w:t xml:space="preserve">Why Packaging Matters</w:t>
       </w:r>
       <w:bookmarkEnd w:id="5"/>
     </w:p>
     <w:p>
       <w:pPr>
-        <w:spacing w:after="110" w:line="276"/>
-      </w:pPr>
-      <w:r>
-        <w:rPr>
-          <w:sz w:val="22"/>
-          <w:szCs w:val="22"/>
-        </w:rPr>
-        <w:t xml:space="preserve">Pure data flow follows a value as it is copied from one location to another. Taint tracking goes further: any value computed from a tainted input is itself considered tainted until a barrier explicitly clears it. If user input is concatenated with a string, passed through a formatter, substringed, or stored and later retrieved, the result remains tainted. This matches how attackers actually exploit injection and cross-site scripting flaws.</w:t>
-      </w:r>
-    </w:p>
-    <w:p>
-      <w:pPr>
-        <w:spacing w:after="110" w:line="276"/>
-      </w:pPr>
-      <w:r>
-        <w:rPr>
-          <w:sz w:val="22"/>
-          <w:szCs w:val="22"/>
-        </w:rPr>
-        <w:t xml:space="preserve">Almost every production security query in CodeQL—SQL injection, command injection, XSS, path traversal, open redirect, and many others—is implemented as a taint-tracking query. Understanding the configuration, the path-query form, barriers, and debugging is therefore the highest-leverage skill in the system.</w:t>
+        <w:spacing w:after="100" w:line="276"/>
+      </w:pPr>
+      <w:r>
+        <w:rPr>
+          <w:sz w:val="22"/>
+          <w:szCs w:val="22"/>
+        </w:rPr>
+        <w:t xml:space="preserve">A single .ql file is enough for experimentation. Production use requires a repeatable way to distribute queries and models, declare dependencies, select exactly which queries run in a given context, and ensure results are understandable and stable. CodeQL packs, query suites, and metadata provide that structure.</w:t>
       </w:r>
     </w:p>
     <w:p>
@@ -680,113 +578,35 @@
       </w:pPr>
       <w:bookmarkStart w:name="_Toc6" w:id="6"/>
       <w:r>
-        <w:t xml:space="preserve">Sources</w:t>
+        <w:t xml:space="preserve">Query Packs and Model Packs</w:t>
       </w:r>
       <w:bookmarkEnd w:id="6"/>
     </w:p>
     <w:p>
       <w:pPr>
-        <w:spacing w:after="110" w:line="276"/>
-      </w:pPr>
-      <w:r>
-        <w:rPr>
-          <w:sz w:val="22"/>
-          <w:szCs w:val="22"/>
-        </w:rPr>
-        <w:t xml:space="preserve">A source is a node that produces untrusted data. The standard libraries define RemoteFlowSource (and language-specific equivalents) for HTTP parameters, query strings, request bodies, headers, and similar inputs. In real codebases you almost always need additional sources: internal request wrappers, message-queue consumers, file uploads, environment variables read from untrusted contexts, or deserialization entry points. Adding them is done by subclassing the appropriate source class or by writing a predicate that identifies the nodes (see Chapter 10).</w:t>
-      </w:r>
-    </w:p>
-    <w:p>
-      <w:pPr>
-        <w:pStyle w:val="Heading2"/>
-      </w:pPr>
-      <w:bookmarkStart w:name="_Toc7" w:id="7"/>
-      <w:r>
-        <w:t xml:space="preserve">Sinks</w:t>
-      </w:r>
-      <w:bookmarkEnd w:id="7"/>
-    </w:p>
-    <w:p>
-      <w:pPr>
-        <w:spacing w:after="110" w:line="276"/>
-      </w:pPr>
-      <w:r>
-        <w:rPr>
-          <w:sz w:val="22"/>
-          <w:szCs w:val="22"/>
-        </w:rPr>
-        <w:t xml:space="preserve">A sink is a node where tainted data can cause harm. Examples include SQL execution APIs, shell command functions, HTML or JavaScript writers, file-system calls that interpret a path, LDAP query builders, and logging functions that might later be viewed in a privileged context. The libraries already model many common sinks. When your code uses a data-access layer or framework helper, you extend the sink classes so existing queries recognize them.</w:t>
-      </w:r>
-    </w:p>
-    <w:p>
-      <w:pPr>
-        <w:pStyle w:val="Heading2"/>
-      </w:pPr>
-      <w:bookmarkStart w:name="_Toc8" w:id="8"/>
-      <w:r>
-        <w:t xml:space="preserve">Barriers (Sanitizers)</w:t>
-      </w:r>
-      <w:bookmarkEnd w:id="8"/>
-    </w:p>
-    <w:p>
-      <w:pPr>
-        <w:spacing w:after="110" w:line="276"/>
-      </w:pPr>
-      <w:r>
-        <w:rPr>
-          <w:sz w:val="22"/>
-          <w:szCs w:val="22"/>
-        </w:rPr>
-        <w:t xml:space="preserve">A barrier is a node that removes taint. Typical barriers are encoding functions (HTML, URL, JavaScript), validation routines that reject malicious input, prepared-statement parameter binding, and allow-list checks. Implementing isBarrier inside the configuration is the main way to eliminate false positives. Barriers should be as precise as possible; an overly broad barrier silently drops true positives.</w:t>
-      </w:r>
-    </w:p>
-    <w:p>
-      <w:pPr>
-        <w:pStyle w:val="Heading2"/>
-      </w:pPr>
-      <w:bookmarkStart w:name="_Toc9" w:id="9"/>
-      <w:r>
-        <w:t xml:space="preserve">The Path-Query Form</w:t>
-      </w:r>
-      <w:bookmarkEnd w:id="9"/>
-    </w:p>
-    <w:p>
-      <w:pPr>
-        <w:spacing w:after="110" w:line="276"/>
-      </w:pPr>
-      <w:r>
-        <w:rPr>
-          <w:sz w:val="22"/>
-          <w:szCs w:val="22"/>
-        </w:rPr>
-        <w:t xml:space="preserve">To display the path from source to sink, the query must be annotated @kind path-problem, import the PathGraph, and use a select clause that supplies the sink node, the source path node, the sink path node, and a message. The tooling then renders the full path in GitHub and in the editor.</w:t>
-      </w:r>
-    </w:p>
-    <w:p>
-      <w:pPr>
-        <w:spacing w:after="110" w:line="276"/>
-      </w:pPr>
-      <w:r>
-        <w:rPr>
-          <w:sz w:val="22"/>
-          <w:szCs w:val="22"/>
-        </w:rPr>
-        <w:t xml:space="preserve">Complete DOM XSS example:</w:t>
-      </w:r>
-    </w:p>
-    <w:p>
-      <w:pPr>
-        <w:spacing w:after="20" w:before="80"/>
+        <w:spacing w:after="100" w:line="276"/>
+      </w:pPr>
+      <w:r>
+        <w:rPr>
+          <w:sz w:val="22"/>
+          <w:szCs w:val="22"/>
+        </w:rPr>
+        <w:t xml:space="preserve">A pack is a directory containing a qlpack.yml file plus queries, libraries, or models. The YAML file declares the pack name, version, and dependencies on the standard libraries or on other packs (including model packs you maintain).</w:t>
+      </w:r>
+    </w:p>
+    <w:p>
+      <w:pPr>
+        <w:spacing w:after="20" w:before="60"/>
       </w:pPr>
     </w:p>
     <w:p>
       <w:pPr>
         <w:pBdr>
-          <w:left w:val="single" w:color="2E75B6" w:sz="16" w:space="8"/>
+          <w:left w:val="single" w:color="2E75B6" w:sz="14" w:space="6"/>
         </w:pBdr>
         <w:shd w:fill="F7F9FC" w:val="clear"/>
         <w:spacing w:after="0" w:line="240"/>
-        <w:ind w:left="360"/>
+        <w:ind w:left="340"/>
       </w:pPr>
       <w:r>
         <w:rPr>
@@ -795,17 +615,17 @@
           <w:sz w:val="18"/>
           <w:szCs w:val="18"/>
         </w:rPr>
-        <w:t xml:space="preserve">/**</w:t>
+        <w:t xml:space="preserve">name: mustlearn/example-queries</w:t>
       </w:r>
     </w:p>
     <w:p>
       <w:pPr>
         <w:pBdr>
-          <w:left w:val="single" w:color="2E75B6" w:sz="16" w:space="8"/>
+          <w:left w:val="single" w:color="2E75B6" w:sz="14" w:space="6"/>
         </w:pBdr>
         <w:shd w:fill="F7F9FC" w:val="clear"/>
         <w:spacing w:after="0" w:line="240"/>
-        <w:ind w:left="360"/>
+        <w:ind w:left="340"/>
       </w:pPr>
       <w:r>
         <w:rPr>
@@ -814,17 +634,17 @@
           <w:sz w:val="18"/>
           <w:szCs w:val="18"/>
         </w:rPr>
-        <w:t xml:space="preserve"> * @kind path-problem</w:t>
+        <w:t xml:space="preserve">version: 1.0.0</w:t>
       </w:r>
     </w:p>
     <w:p>
       <w:pPr>
         <w:pBdr>
-          <w:left w:val="single" w:color="2E75B6" w:sz="16" w:space="8"/>
+          <w:left w:val="single" w:color="2E75B6" w:sz="14" w:space="6"/>
         </w:pBdr>
         <w:shd w:fill="F7F9FC" w:val="clear"/>
         <w:spacing w:after="0" w:line="240"/>
-        <w:ind w:left="360"/>
+        <w:ind w:left="340"/>
       </w:pPr>
       <w:r>
         <w:rPr>
@@ -833,17 +653,17 @@
           <w:sz w:val="18"/>
           <w:szCs w:val="18"/>
         </w:rPr>
-        <w:t xml:space="preserve"> * @id mustlearn/dom-xss</w:t>
+        <w:t xml:space="preserve">dependencies:</w:t>
       </w:r>
     </w:p>
     <w:p>
       <w:pPr>
         <w:pBdr>
-          <w:left w:val="single" w:color="2E75B6" w:sz="16" w:space="8"/>
+          <w:left w:val="single" w:color="2E75B6" w:sz="14" w:space="6"/>
         </w:pBdr>
         <w:shd w:fill="F7F9FC" w:val="clear"/>
         <w:spacing w:after="0" w:line="240"/>
-        <w:ind w:left="360"/>
+        <w:ind w:left="340"/>
       </w:pPr>
       <w:r>
         <w:rPr>
@@ -852,17 +672,17 @@
           <w:sz w:val="18"/>
           <w:szCs w:val="18"/>
         </w:rPr>
-        <w:t xml:space="preserve"> * @name DOM-based XSS</w:t>
+        <w:t xml:space="preserve">  codeql/javascript-all: "*"</w:t>
       </w:r>
     </w:p>
     <w:p>
       <w:pPr>
         <w:pBdr>
-          <w:left w:val="single" w:color="2E75B6" w:sz="16" w:space="8"/>
+          <w:left w:val="single" w:color="2E75B6" w:sz="14" w:space="6"/>
         </w:pBdr>
         <w:shd w:fill="F7F9FC" w:val="clear"/>
         <w:spacing w:after="0" w:line="240"/>
-        <w:ind w:left="360"/>
+        <w:ind w:left="340"/>
       </w:pPr>
       <w:r>
         <w:rPr>
@@ -871,17 +691,83 @@
           <w:sz w:val="18"/>
           <w:szCs w:val="18"/>
         </w:rPr>
-        <w:t xml:space="preserve"> * @description Tainted data reaches a DOM XSS sink.</w:t>
-      </w:r>
+        <w:t xml:space="preserve">  # mustlearn/internal-models: "1.2.0"   # example model pack</w:t>
+      </w:r>
+    </w:p>
+    <w:p>
+      <w:pPr>
+        <w:spacing w:after="80" w:before="20"/>
+      </w:pPr>
+    </w:p>
+    <w:p>
+      <w:pPr>
+        <w:spacing w:after="100" w:line="276"/>
+      </w:pPr>
+      <w:r>
+        <w:rPr>
+          <w:sz w:val="22"/>
+          <w:szCs w:val="22"/>
+        </w:rPr>
+        <w:t xml:space="preserve">Query packs contain the .ql files you want to run. Model packs contain only extensions (custom sources, sinks, summaries) and are depended on by query packs. This separation lets a platform team own the models while application teams consume them. The example qlpack.yml lives at examples/chapter11/qlpack.yml.</w:t>
+      </w:r>
+    </w:p>
+    <w:p>
+      <w:pPr>
+        <w:pStyle w:val="Heading2"/>
+      </w:pPr>
+      <w:bookmarkStart w:name="_Toc7" w:id="7"/>
+      <w:r>
+        <w:t xml:space="preserve">Dependencies and Versioning</w:t>
+      </w:r>
+      <w:bookmarkEnd w:id="7"/>
+    </w:p>
+    <w:p>
+      <w:pPr>
+        <w:spacing w:after="100" w:line="276"/>
+      </w:pPr>
+      <w:r>
+        <w:rPr>
+          <w:sz w:val="22"/>
+          <w:szCs w:val="22"/>
+        </w:rPr>
+        <w:t xml:space="preserve">Dependencies are resolved when you run codeql pack install or when the GitHub Action sets up the environment. Pin versions for stability in production; use a range or "*" only while developing. After changing a model pack, bump its version and update the depending query packs so CI picks up the new models deliberately rather than accidentally.</w:t>
+      </w:r>
+    </w:p>
+    <w:p>
+      <w:pPr>
+        <w:pStyle w:val="Heading2"/>
+      </w:pPr>
+      <w:bookmarkStart w:name="_Toc8" w:id="8"/>
+      <w:r>
+        <w:t xml:space="preserve">Query Suites</w:t>
+      </w:r>
+      <w:bookmarkEnd w:id="8"/>
+    </w:p>
+    <w:p>
+      <w:pPr>
+        <w:spacing w:after="100" w:line="276"/>
+      </w:pPr>
+      <w:r>
+        <w:rPr>
+          <w:sz w:val="22"/>
+          <w:szCs w:val="22"/>
+        </w:rPr>
+        <w:t xml:space="preserve">A query suite is a .qls file that selects which queries from the available packs actually execute. You can include or exclude by path, by kind, by tags, or by explicit list. Suites let you offer different profiles—security-only, security-extended, quality, or a custom organization suite—from the same underlying packs.</w:t>
+      </w:r>
+    </w:p>
+    <w:p>
+      <w:pPr>
+        <w:spacing w:after="20" w:before="60"/>
+      </w:pPr>
     </w:p>
     <w:p>
       <w:pPr>
         <w:pBdr>
-          <w:left w:val="single" w:color="2E75B6" w:sz="16" w:space="8"/>
+          <w:left w:val="single" w:color="2E75B6" w:sz="14" w:space="6"/>
         </w:pBdr>
         <w:shd w:fill="F7F9FC" w:val="clear"/>
         <w:spacing w:after="0" w:line="240"/>
-        <w:ind w:left="360"/>
+        <w:ind w:left="340"/>
       </w:pPr>
       <w:r>
         <w:rPr>
@@ -890,17 +776,17 @@
           <w:sz w:val="18"/>
           <w:szCs w:val="18"/>
         </w:rPr>
-        <w:t xml:space="preserve"> * @problem.severity error</w:t>
+        <w:t xml:space="preserve">- description: Must Learn example suite</w:t>
       </w:r>
     </w:p>
     <w:p>
       <w:pPr>
         <w:pBdr>
-          <w:left w:val="single" w:color="2E75B6" w:sz="16" w:space="8"/>
+          <w:left w:val="single" w:color="2E75B6" w:sz="14" w:space="6"/>
         </w:pBdr>
         <w:shd w:fill="F7F9FC" w:val="clear"/>
         <w:spacing w:after="0" w:line="240"/>
-        <w:ind w:left="360"/>
+        <w:ind w:left="340"/>
       </w:pPr>
       <w:r>
         <w:rPr>
@@ -909,17 +795,17 @@
           <w:sz w:val="18"/>
           <w:szCs w:val="18"/>
         </w:rPr>
-        <w:t xml:space="preserve"> * @precision high</w:t>
+        <w:t xml:space="preserve">- queries: .</w:t>
       </w:r>
     </w:p>
     <w:p>
       <w:pPr>
         <w:pBdr>
-          <w:left w:val="single" w:color="2E75B6" w:sz="16" w:space="8"/>
+          <w:left w:val="single" w:color="2E75B6" w:sz="14" w:space="6"/>
         </w:pBdr>
         <w:shd w:fill="F7F9FC" w:val="clear"/>
         <w:spacing w:after="0" w:line="240"/>
-        <w:ind w:left="360"/>
+        <w:ind w:left="340"/>
       </w:pPr>
       <w:r>
         <w:rPr>
@@ -928,17 +814,17 @@
           <w:sz w:val="18"/>
           <w:szCs w:val="18"/>
         </w:rPr>
-        <w:t xml:space="preserve"> */</w:t>
+        <w:t xml:space="preserve">  from: mustlearn/example-queries</w:t>
       </w:r>
     </w:p>
     <w:p>
       <w:pPr>
         <w:pBdr>
-          <w:left w:val="single" w:color="2E75B6" w:sz="16" w:space="8"/>
+          <w:left w:val="single" w:color="2E75B6" w:sz="14" w:space="6"/>
         </w:pBdr>
         <w:shd w:fill="F7F9FC" w:val="clear"/>
         <w:spacing w:after="0" w:line="240"/>
-        <w:ind w:left="360"/>
+        <w:ind w:left="340"/>
       </w:pPr>
       <w:r>
         <w:rPr>
@@ -947,17 +833,17 @@
           <w:sz w:val="18"/>
           <w:szCs w:val="18"/>
         </w:rPr>
-        <w:t xml:space="preserve">import javascript</w:t>
+        <w:t xml:space="preserve">- include:</w:t>
       </w:r>
     </w:p>
     <w:p>
       <w:pPr>
         <w:pBdr>
-          <w:left w:val="single" w:color="2E75B6" w:sz="16" w:space="8"/>
+          <w:left w:val="single" w:color="2E75B6" w:sz="14" w:space="6"/>
         </w:pBdr>
         <w:shd w:fill="F7F9FC" w:val="clear"/>
         <w:spacing w:after="0" w:line="240"/>
-        <w:ind w:left="360"/>
+        <w:ind w:left="340"/>
       </w:pPr>
       <w:r>
         <w:rPr>
@@ -966,17 +852,17 @@
           <w:sz w:val="18"/>
           <w:szCs w:val="18"/>
         </w:rPr>
-        <w:t xml:space="preserve"> </w:t>
+        <w:t xml:space="preserve">    kind:</w:t>
       </w:r>
     </w:p>
     <w:p>
       <w:pPr>
         <w:pBdr>
-          <w:left w:val="single" w:color="2E75B6" w:sz="16" w:space="8"/>
+          <w:left w:val="single" w:color="2E75B6" w:sz="14" w:space="6"/>
         </w:pBdr>
         <w:shd w:fill="F7F9FC" w:val="clear"/>
         <w:spacing w:after="0" w:line="240"/>
-        <w:ind w:left="360"/>
+        <w:ind w:left="340"/>
       </w:pPr>
       <w:r>
         <w:rPr>
@@ -985,17 +871,17 @@
           <w:sz w:val="18"/>
           <w:szCs w:val="18"/>
         </w:rPr>
-        <w:t xml:space="preserve">module XssConfig implements DataFlow::ConfigSig {</w:t>
+        <w:t xml:space="preserve">    - problem</w:t>
       </w:r>
     </w:p>
     <w:p>
       <w:pPr>
         <w:pBdr>
-          <w:left w:val="single" w:color="2E75B6" w:sz="16" w:space="8"/>
+          <w:left w:val="single" w:color="2E75B6" w:sz="14" w:space="6"/>
         </w:pBdr>
         <w:shd w:fill="F7F9FC" w:val="clear"/>
         <w:spacing w:after="0" w:line="240"/>
-        <w:ind w:left="360"/>
+        <w:ind w:left="340"/>
       </w:pPr>
       <w:r>
         <w:rPr>
@@ -1004,426 +890,164 @@
           <w:sz w:val="18"/>
           <w:szCs w:val="18"/>
         </w:rPr>
-        <w:t xml:space="preserve">  predicate isSource(DataFlow::Node n) {</w:t>
-      </w:r>
-    </w:p>
-    <w:p>
-      <w:pPr>
-        <w:pBdr>
-          <w:left w:val="single" w:color="2E75B6" w:sz="16" w:space="8"/>
-        </w:pBdr>
-        <w:shd w:fill="F7F9FC" w:val="clear"/>
-        <w:spacing w:after="0" w:line="240"/>
-        <w:ind w:left="360"/>
-      </w:pPr>
-      <w:r>
-        <w:rPr>
-          <w:rFonts w:ascii="Consolas" w:cs="Consolas" w:eastAsia="Consolas" w:hAnsi="Consolas"/>
-          <w:color w:val="1E293B"/>
-          <w:sz w:val="18"/>
-          <w:szCs w:val="18"/>
-        </w:rPr>
-        <w:t xml:space="preserve">    n instanceof RemoteFlowSource</w:t>
-      </w:r>
-    </w:p>
-    <w:p>
-      <w:pPr>
-        <w:pBdr>
-          <w:left w:val="single" w:color="2E75B6" w:sz="16" w:space="8"/>
-        </w:pBdr>
-        <w:shd w:fill="F7F9FC" w:val="clear"/>
-        <w:spacing w:after="0" w:line="240"/>
-        <w:ind w:left="360"/>
-      </w:pPr>
-      <w:r>
-        <w:rPr>
-          <w:rFonts w:ascii="Consolas" w:cs="Consolas" w:eastAsia="Consolas" w:hAnsi="Consolas"/>
-          <w:color w:val="1E293B"/>
-          <w:sz w:val="18"/>
-          <w:szCs w:val="18"/>
-        </w:rPr>
-        <w:t xml:space="preserve">  }</w:t>
-      </w:r>
-    </w:p>
-    <w:p>
-      <w:pPr>
-        <w:pBdr>
-          <w:left w:val="single" w:color="2E75B6" w:sz="16" w:space="8"/>
-        </w:pBdr>
-        <w:shd w:fill="F7F9FC" w:val="clear"/>
-        <w:spacing w:after="0" w:line="240"/>
-        <w:ind w:left="360"/>
-      </w:pPr>
-      <w:r>
-        <w:rPr>
-          <w:rFonts w:ascii="Consolas" w:cs="Consolas" w:eastAsia="Consolas" w:hAnsi="Consolas"/>
-          <w:color w:val="1E293B"/>
-          <w:sz w:val="18"/>
-          <w:szCs w:val="18"/>
-        </w:rPr>
-        <w:t xml:space="preserve">  predicate isSink(DataFlow::Node n) {</w:t>
-      </w:r>
-    </w:p>
-    <w:p>
-      <w:pPr>
-        <w:pBdr>
-          <w:left w:val="single" w:color="2E75B6" w:sz="16" w:space="8"/>
-        </w:pBdr>
-        <w:shd w:fill="F7F9FC" w:val="clear"/>
-        <w:spacing w:after="0" w:line="240"/>
-        <w:ind w:left="360"/>
-      </w:pPr>
-      <w:r>
-        <w:rPr>
-          <w:rFonts w:ascii="Consolas" w:cs="Consolas" w:eastAsia="Consolas" w:hAnsi="Consolas"/>
-          <w:color w:val="1E293B"/>
-          <w:sz w:val="18"/>
-          <w:szCs w:val="18"/>
-        </w:rPr>
-        <w:t xml:space="preserve">    n instanceof DomBasedXssSink</w:t>
-      </w:r>
-    </w:p>
-    <w:p>
-      <w:pPr>
-        <w:pBdr>
-          <w:left w:val="single" w:color="2E75B6" w:sz="16" w:space="8"/>
-        </w:pBdr>
-        <w:shd w:fill="F7F9FC" w:val="clear"/>
-        <w:spacing w:after="0" w:line="240"/>
-        <w:ind w:left="360"/>
-      </w:pPr>
-      <w:r>
-        <w:rPr>
-          <w:rFonts w:ascii="Consolas" w:cs="Consolas" w:eastAsia="Consolas" w:hAnsi="Consolas"/>
-          <w:color w:val="1E293B"/>
-          <w:sz w:val="18"/>
-          <w:szCs w:val="18"/>
-        </w:rPr>
-        <w:t xml:space="preserve">  }</w:t>
-      </w:r>
-    </w:p>
-    <w:p>
-      <w:pPr>
-        <w:pBdr>
-          <w:left w:val="single" w:color="2E75B6" w:sz="16" w:space="8"/>
-        </w:pBdr>
-        <w:shd w:fill="F7F9FC" w:val="clear"/>
-        <w:spacing w:after="0" w:line="240"/>
-        <w:ind w:left="360"/>
-      </w:pPr>
-      <w:r>
-        <w:rPr>
-          <w:rFonts w:ascii="Consolas" w:cs="Consolas" w:eastAsia="Consolas" w:hAnsi="Consolas"/>
-          <w:color w:val="1E293B"/>
-          <w:sz w:val="18"/>
-          <w:szCs w:val="18"/>
-        </w:rPr>
-        <w:t xml:space="preserve">  predicate isBarrier(DataFlow::Node n) {</w:t>
-      </w:r>
-    </w:p>
-    <w:p>
-      <w:pPr>
-        <w:pBdr>
-          <w:left w:val="single" w:color="2E75B6" w:sz="16" w:space="8"/>
-        </w:pBdr>
-        <w:shd w:fill="F7F9FC" w:val="clear"/>
-        <w:spacing w:after="0" w:line="240"/>
-        <w:ind w:left="360"/>
-      </w:pPr>
-      <w:r>
-        <w:rPr>
-          <w:rFonts w:ascii="Consolas" w:cs="Consolas" w:eastAsia="Consolas" w:hAnsi="Consolas"/>
-          <w:color w:val="1E293B"/>
-          <w:sz w:val="18"/>
-          <w:szCs w:val="18"/>
-        </w:rPr>
-        <w:t xml:space="preserve">    n = any(CallExpr c |</w:t>
-      </w:r>
-    </w:p>
-    <w:p>
-      <w:pPr>
-        <w:pBdr>
-          <w:left w:val="single" w:color="2E75B6" w:sz="16" w:space="8"/>
-        </w:pBdr>
-        <w:shd w:fill="F7F9FC" w:val="clear"/>
-        <w:spacing w:after="0" w:line="240"/>
-        <w:ind w:left="360"/>
-      </w:pPr>
-      <w:r>
-        <w:rPr>
-          <w:rFonts w:ascii="Consolas" w:cs="Consolas" w:eastAsia="Consolas" w:hAnsi="Consolas"/>
-          <w:color w:val="1E293B"/>
-          <w:sz w:val="18"/>
-          <w:szCs w:val="18"/>
-        </w:rPr>
-        <w:t xml:space="preserve">      c.getCalleeName() = "encodeURI" or</w:t>
-      </w:r>
-    </w:p>
-    <w:p>
-      <w:pPr>
-        <w:pBdr>
-          <w:left w:val="single" w:color="2E75B6" w:sz="16" w:space="8"/>
-        </w:pBdr>
-        <w:shd w:fill="F7F9FC" w:val="clear"/>
-        <w:spacing w:after="0" w:line="240"/>
-        <w:ind w:left="360"/>
-      </w:pPr>
-      <w:r>
-        <w:rPr>
-          <w:rFonts w:ascii="Consolas" w:cs="Consolas" w:eastAsia="Consolas" w:hAnsi="Consolas"/>
-          <w:color w:val="1E293B"/>
-          <w:sz w:val="18"/>
-          <w:szCs w:val="18"/>
-        </w:rPr>
-        <w:t xml:space="preserve">      c.getCalleeName() = "escapeHtml"</w:t>
-      </w:r>
-    </w:p>
-    <w:p>
-      <w:pPr>
-        <w:pBdr>
-          <w:left w:val="single" w:color="2E75B6" w:sz="16" w:space="8"/>
-        </w:pBdr>
-        <w:shd w:fill="F7F9FC" w:val="clear"/>
-        <w:spacing w:after="0" w:line="240"/>
-        <w:ind w:left="360"/>
-      </w:pPr>
-      <w:r>
-        <w:rPr>
-          <w:rFonts w:ascii="Consolas" w:cs="Consolas" w:eastAsia="Consolas" w:hAnsi="Consolas"/>
-          <w:color w:val="1E293B"/>
-          <w:sz w:val="18"/>
-          <w:szCs w:val="18"/>
-        </w:rPr>
-        <w:t xml:space="preserve">    ).flow()</w:t>
-      </w:r>
-    </w:p>
-    <w:p>
-      <w:pPr>
-        <w:pBdr>
-          <w:left w:val="single" w:color="2E75B6" w:sz="16" w:space="8"/>
-        </w:pBdr>
-        <w:shd w:fill="F7F9FC" w:val="clear"/>
-        <w:spacing w:after="0" w:line="240"/>
-        <w:ind w:left="360"/>
-      </w:pPr>
-      <w:r>
-        <w:rPr>
-          <w:rFonts w:ascii="Consolas" w:cs="Consolas" w:eastAsia="Consolas" w:hAnsi="Consolas"/>
-          <w:color w:val="1E293B"/>
-          <w:sz w:val="18"/>
-          <w:szCs w:val="18"/>
-        </w:rPr>
-        <w:t xml:space="preserve">  }</w:t>
-      </w:r>
-    </w:p>
-    <w:p>
-      <w:pPr>
-        <w:pBdr>
-          <w:left w:val="single" w:color="2E75B6" w:sz="16" w:space="8"/>
-        </w:pBdr>
-        <w:shd w:fill="F7F9FC" w:val="clear"/>
-        <w:spacing w:after="0" w:line="240"/>
-        <w:ind w:left="360"/>
-      </w:pPr>
-      <w:r>
-        <w:rPr>
-          <w:rFonts w:ascii="Consolas" w:cs="Consolas" w:eastAsia="Consolas" w:hAnsi="Consolas"/>
-          <w:color w:val="1E293B"/>
-          <w:sz w:val="18"/>
-          <w:szCs w:val="18"/>
-        </w:rPr>
-        <w:t xml:space="preserve">}</w:t>
-      </w:r>
-    </w:p>
-    <w:p>
-      <w:pPr>
-        <w:pBdr>
-          <w:left w:val="single" w:color="2E75B6" w:sz="16" w:space="8"/>
-        </w:pBdr>
-        <w:shd w:fill="F7F9FC" w:val="clear"/>
-        <w:spacing w:after="0" w:line="240"/>
-        <w:ind w:left="360"/>
-      </w:pPr>
-      <w:r>
-        <w:rPr>
-          <w:rFonts w:ascii="Consolas" w:cs="Consolas" w:eastAsia="Consolas" w:hAnsi="Consolas"/>
-          <w:color w:val="1E293B"/>
-          <w:sz w:val="18"/>
-          <w:szCs w:val="18"/>
-        </w:rPr>
-        <w:t xml:space="preserve"> </w:t>
-      </w:r>
-    </w:p>
-    <w:p>
-      <w:pPr>
-        <w:pBdr>
-          <w:left w:val="single" w:color="2E75B6" w:sz="16" w:space="8"/>
-        </w:pBdr>
-        <w:shd w:fill="F7F9FC" w:val="clear"/>
-        <w:spacing w:after="0" w:line="240"/>
-        <w:ind w:left="360"/>
-      </w:pPr>
-      <w:r>
-        <w:rPr>
-          <w:rFonts w:ascii="Consolas" w:cs="Consolas" w:eastAsia="Consolas" w:hAnsi="Consolas"/>
-          <w:color w:val="1E293B"/>
-          <w:sz w:val="18"/>
-          <w:szCs w:val="18"/>
-        </w:rPr>
-        <w:t xml:space="preserve">module XssFlow = TaintTracking::Global&lt;XssConfig&gt;;</w:t>
-      </w:r>
-    </w:p>
-    <w:p>
-      <w:pPr>
-        <w:pBdr>
-          <w:left w:val="single" w:color="2E75B6" w:sz="16" w:space="8"/>
-        </w:pBdr>
-        <w:shd w:fill="F7F9FC" w:val="clear"/>
-        <w:spacing w:after="0" w:line="240"/>
-        <w:ind w:left="360"/>
-      </w:pPr>
-      <w:r>
-        <w:rPr>
-          <w:rFonts w:ascii="Consolas" w:cs="Consolas" w:eastAsia="Consolas" w:hAnsi="Consolas"/>
-          <w:color w:val="1E293B"/>
-          <w:sz w:val="18"/>
-          <w:szCs w:val="18"/>
-        </w:rPr>
-        <w:t xml:space="preserve">import XssFlow::PathGraph</w:t>
-      </w:r>
-    </w:p>
-    <w:p>
-      <w:pPr>
-        <w:pBdr>
-          <w:left w:val="single" w:color="2E75B6" w:sz="16" w:space="8"/>
-        </w:pBdr>
-        <w:shd w:fill="F7F9FC" w:val="clear"/>
-        <w:spacing w:after="0" w:line="240"/>
-        <w:ind w:left="360"/>
-      </w:pPr>
-      <w:r>
-        <w:rPr>
-          <w:rFonts w:ascii="Consolas" w:cs="Consolas" w:eastAsia="Consolas" w:hAnsi="Consolas"/>
-          <w:color w:val="1E293B"/>
-          <w:sz w:val="18"/>
-          <w:szCs w:val="18"/>
-        </w:rPr>
-        <w:t xml:space="preserve"> </w:t>
-      </w:r>
-    </w:p>
-    <w:p>
-      <w:pPr>
-        <w:pBdr>
-          <w:left w:val="single" w:color="2E75B6" w:sz="16" w:space="8"/>
-        </w:pBdr>
-        <w:shd w:fill="F7F9FC" w:val="clear"/>
-        <w:spacing w:after="0" w:line="240"/>
-        <w:ind w:left="360"/>
-      </w:pPr>
-      <w:r>
-        <w:rPr>
-          <w:rFonts w:ascii="Consolas" w:cs="Consolas" w:eastAsia="Consolas" w:hAnsi="Consolas"/>
-          <w:color w:val="1E293B"/>
-          <w:sz w:val="18"/>
-          <w:szCs w:val="18"/>
-        </w:rPr>
-        <w:t xml:space="preserve">from XssFlow::PathNode source, XssFlow::PathNode sink</w:t>
-      </w:r>
-    </w:p>
-    <w:p>
-      <w:pPr>
-        <w:pBdr>
-          <w:left w:val="single" w:color="2E75B6" w:sz="16" w:space="8"/>
-        </w:pBdr>
-        <w:shd w:fill="F7F9FC" w:val="clear"/>
-        <w:spacing w:after="0" w:line="240"/>
-        <w:ind w:left="360"/>
-      </w:pPr>
-      <w:r>
-        <w:rPr>
-          <w:rFonts w:ascii="Consolas" w:cs="Consolas" w:eastAsia="Consolas" w:hAnsi="Consolas"/>
-          <w:color w:val="1E293B"/>
-          <w:sz w:val="18"/>
-          <w:szCs w:val="18"/>
-        </w:rPr>
-        <w:t xml:space="preserve">where XssFlow::flowPath(source, sink)</w:t>
-      </w:r>
-    </w:p>
-    <w:p>
-      <w:pPr>
-        <w:pBdr>
-          <w:left w:val="single" w:color="2E75B6" w:sz="16" w:space="8"/>
-        </w:pBdr>
-        <w:shd w:fill="F7F9FC" w:val="clear"/>
-        <w:spacing w:after="0" w:line="240"/>
-        <w:ind w:left="360"/>
-      </w:pPr>
-      <w:r>
-        <w:rPr>
-          <w:rFonts w:ascii="Consolas" w:cs="Consolas" w:eastAsia="Consolas" w:hAnsi="Consolas"/>
-          <w:color w:val="1E293B"/>
-          <w:sz w:val="18"/>
-          <w:szCs w:val="18"/>
-        </w:rPr>
-        <w:t xml:space="preserve">select sink.getNode(), source, sink,</w:t>
-      </w:r>
-    </w:p>
-    <w:p>
-      <w:pPr>
-        <w:pBdr>
-          <w:left w:val="single" w:color="2E75B6" w:sz="16" w:space="8"/>
-        </w:pBdr>
-        <w:shd w:fill="F7F9FC" w:val="clear"/>
-        <w:spacing w:after="0" w:line="240"/>
-        <w:ind w:left="360"/>
-      </w:pPr>
-      <w:r>
-        <w:rPr>
-          <w:rFonts w:ascii="Consolas" w:cs="Consolas" w:eastAsia="Consolas" w:hAnsi="Consolas"/>
-          <w:color w:val="1E293B"/>
-          <w:sz w:val="18"/>
-          <w:szCs w:val="18"/>
-        </w:rPr>
-        <w:t xml:space="preserve">  "XSS via $@.", source.getNode(), "user-controlled input"</w:t>
-      </w:r>
-    </w:p>
-    <w:p>
-      <w:pPr>
-        <w:spacing w:after="100" w:before="20"/>
-      </w:pPr>
-    </w:p>
-    <w:p>
-      <w:pPr>
-        <w:spacing w:after="110" w:line="276"/>
-      </w:pPr>
-      <w:r>
-        <w:rPr>
-          <w:sz w:val="22"/>
-          <w:szCs w:val="22"/>
-        </w:rPr>
-        <w:t xml:space="preserve">The query is at examples/chapter09/xss-path.ql. The $@ syntax in the message creates a hyperlink back to the source, which helps developers understand the alert.</w:t>
+        <w:t xml:space="preserve">    - path-problem</w:t>
+      </w:r>
+    </w:p>
+    <w:p>
+      <w:pPr>
+        <w:spacing w:after="80" w:before="20"/>
+      </w:pPr>
+    </w:p>
+    <w:p>
+      <w:pPr>
+        <w:spacing w:after="100" w:line="276"/>
+      </w:pPr>
+      <w:r>
+        <w:rPr>
+          <w:sz w:val="22"/>
+          <w:szCs w:val="22"/>
+        </w:rPr>
+        <w:t xml:space="preserve">An example suite is at examples/chapter11/example-suite.qls. In CI you normally point the CodeQL Action or the CLI at a suite rather than at individual query files.</w:t>
       </w:r>
     </w:p>
     <w:p>
       <w:pPr>
         <w:pStyle w:val="Heading2"/>
       </w:pPr>
+      <w:bookmarkStart w:name="_Toc9" w:id="9"/>
+      <w:r>
+        <w:t xml:space="preserve">Metadata Requirements</w:t>
+      </w:r>
+      <w:bookmarkEnd w:id="9"/>
+    </w:p>
+    <w:p>
+      <w:pPr>
+        <w:spacing w:after="100" w:line="276"/>
+      </w:pPr>
+      <w:r>
+        <w:rPr>
+          <w:sz w:val="22"/>
+          <w:szCs w:val="22"/>
+        </w:rPr>
+        <w:t xml:space="preserve">Every production query needs a complete metadata block. The critical fields are:</w:t>
+      </w:r>
+    </w:p>
+    <w:p>
+      <w:pPr>
+        <w:spacing w:after="100" w:line="276"/>
+      </w:pPr>
+      <w:r>
+        <w:rPr>
+          <w:sz w:val="22"/>
+          <w:szCs w:val="22"/>
+        </w:rPr>
+        <w:t xml:space="preserve">• @kind — problem or path-problem</w:t>
+      </w:r>
+    </w:p>
+    <w:p>
+      <w:pPr>
+        <w:spacing w:after="100" w:line="276"/>
+      </w:pPr>
+      <w:r>
+        <w:rPr>
+          <w:sz w:val="22"/>
+          <w:szCs w:val="22"/>
+        </w:rPr>
+        <w:t xml:space="preserve">• @id — globally unique identifier</w:t>
+      </w:r>
+    </w:p>
+    <w:p>
+      <w:pPr>
+        <w:spacing w:after="100" w:line="276"/>
+      </w:pPr>
+      <w:r>
+        <w:rPr>
+          <w:sz w:val="22"/>
+          <w:szCs w:val="22"/>
+        </w:rPr>
+        <w:t xml:space="preserve">• @name — short title shown in alerts</w:t>
+      </w:r>
+    </w:p>
+    <w:p>
+      <w:pPr>
+        <w:spacing w:after="100" w:line="276"/>
+      </w:pPr>
+      <w:r>
+        <w:rPr>
+          <w:sz w:val="22"/>
+          <w:szCs w:val="22"/>
+        </w:rPr>
+        <w:t xml:space="preserve">• @description — one-sentence explanation</w:t>
+      </w:r>
+    </w:p>
+    <w:p>
+      <w:pPr>
+        <w:spacing w:after="100" w:line="276"/>
+      </w:pPr>
+      <w:r>
+        <w:rPr>
+          <w:sz w:val="22"/>
+          <w:szCs w:val="22"/>
+        </w:rPr>
+        <w:t xml:space="preserve">• @problem.severity — error, warning, or recommendation</w:t>
+      </w:r>
+    </w:p>
+    <w:p>
+      <w:pPr>
+        <w:spacing w:after="100" w:line="276"/>
+      </w:pPr>
+      <w:r>
+        <w:rPr>
+          <w:sz w:val="22"/>
+          <w:szCs w:val="22"/>
+        </w:rPr>
+        <w:t xml:space="preserve">• @precision — high, medium, or low (strongly recommended)</w:t>
+      </w:r>
+    </w:p>
+    <w:p>
+      <w:pPr>
+        <w:spacing w:after="100" w:line="276"/>
+      </w:pPr>
+      <w:r>
+        <w:rPr>
+          <w:sz w:val="22"/>
+          <w:szCs w:val="22"/>
+        </w:rPr>
+        <w:t xml:space="preserve">• @tags — CWE identifiers or custom tags for suite selection</w:t>
+      </w:r>
+    </w:p>
+    <w:p>
+      <w:pPr>
+        <w:spacing w:after="100" w:line="276"/>
+      </w:pPr>
+      <w:r>
+        <w:rPr>
+          <w:sz w:val="22"/>
+          <w:szCs w:val="22"/>
+        </w:rPr>
+        <w:t xml:space="preserve">Incomplete metadata produces alerts that developers cannot act on and that cannot be filtered reliably. Add a query-help file (Markdown) for any query you expect others to triage.</w:t>
+      </w:r>
+    </w:p>
+    <w:p>
+      <w:pPr>
+        <w:pStyle w:val="Heading2"/>
+      </w:pPr>
       <w:bookmarkStart w:name="_Toc10" w:id="10"/>
       <w:r>
-        <w:t xml:space="preserve">Additional Flow Steps</w:t>
+        <w:t xml:space="preserve">Expected-Result Testing</w:t>
       </w:r>
       <w:bookmarkEnd w:id="10"/>
     </w:p>
     <w:p>
       <w:pPr>
-        <w:spacing w:after="110" w:line="276"/>
-      </w:pPr>
-      <w:r>
-        <w:rPr>
-          <w:sz w:val="22"/>
-          <w:szCs w:val="22"/>
-        </w:rPr>
-        <w:t xml:space="preserve">When taint stops at a library call the default models do not understand, add an isAdditionalFlowStep (or the taint-tracking equivalent) that connects the incoming node to the outgoing node. For example, a function that returns its argument unchanged, or a method that copies a field into a result, needs an explicit step. Add the step only after you have confirmed with a concrete example that the path is missing without it.</w:t>
+        <w:spacing w:after="100" w:line="276"/>
+      </w:pPr>
+      <w:r>
+        <w:rPr>
+          <w:sz w:val="22"/>
+          <w:szCs w:val="22"/>
+        </w:rPr>
+        <w:t xml:space="preserve">Before a pack is shared or enabled in CI, add tests that contain both vulnerable and safe examples. CodeQL’s test framework compares actual results against committed expected-result files. A failing test means either the query changed behavior or a library upgrade altered results. Both cases must be reviewed deliberately. Place tests next to the queries they protect and run them locally with codeql test run before every release of the pack.</w:t>
       </w:r>
     </w:p>
     <w:p>
@@ -1432,20 +1056,20 @@
       </w:pPr>
       <w:bookmarkStart w:name="_Toc11" w:id="11"/>
       <w:r>
-        <w:t xml:space="preserve">Flow State for Higher Precision</w:t>
+        <w:t xml:space="preserve">Publishing and Consumption</w:t>
       </w:r>
       <w:bookmarkEnd w:id="11"/>
     </w:p>
     <w:p>
       <w:pPr>
-        <w:spacing w:after="110" w:line="276"/>
-      </w:pPr>
-      <w:r>
-        <w:rPr>
-          <w:sz w:val="22"/>
-          <w:szCs w:val="22"/>
-        </w:rPr>
-        <w:t xml:space="preserve">Flow state (labels) lets you attach a set of tokens to each tracked value. A step can preserve, add, or remove tokens. A sink can require that a particular token be present, and a barrier can clear a token. Common uses include tracking whether data has already been HTML-encoded, distinguishing cookie values from query parameters, or recording that a value passed through a specific validation routine. Flow state increases precision when a simple tainted/not-tainted bit is insufficient, at the cost of a more complex configuration.</w:t>
+        <w:spacing w:after="100" w:line="276"/>
+      </w:pPr>
+      <w:r>
+        <w:rPr>
+          <w:sz w:val="22"/>
+          <w:szCs w:val="22"/>
+        </w:rPr>
+        <w:t xml:space="preserve">Packs can be published to GitHub Container Registry or consumed directly from a repository. In either case, document the pack name, the suites you support, and the minimum CodeQL CLI version required. Application repositories then add a dependency (or use a pre-built suite) and reference the suite from their CodeQL workflow.</w:t>
       </w:r>
     </w:p>
     <w:p>
@@ -1454,80 +1078,92 @@
       </w:pPr>
       <w:bookmarkStart w:name="_Toc12" w:id="12"/>
       <w:r>
-        <w:t xml:space="preserve">Partial-Flow Debugging</w:t>
+        <w:t xml:space="preserve">Production Checklist</w:t>
       </w:r>
       <w:bookmarkEnd w:id="12"/>
     </w:p>
     <w:p>
       <w:pPr>
-        <w:spacing w:after="110" w:line="276"/>
-      </w:pPr>
-      <w:r>
-        <w:rPr>
-          <w:sz w:val="22"/>
-          <w:szCs w:val="22"/>
-        </w:rPr>
-        <w:t xml:space="preserve">When a path you expect does not appear, partial-flow predicates show how far taint actually traveled. Select the partial paths and examine the last node reached. That frontier almost always identifies the missing model, the accidental barrier, or the incorrect source/sink predicate. A reliable debugging loop is:</w:t>
-      </w:r>
-    </w:p>
-    <w:p>
-      <w:pPr>
-        <w:spacing w:after="110" w:line="276"/>
-      </w:pPr>
-      <w:r>
-        <w:rPr>
-          <w:sz w:val="22"/>
-          <w:szCs w:val="22"/>
-        </w:rPr>
-        <w:t xml:space="preserve">1. Select all sources independently and confirm they match.</w:t>
-      </w:r>
-    </w:p>
-    <w:p>
-      <w:pPr>
-        <w:spacing w:after="110" w:line="276"/>
-      </w:pPr>
-      <w:r>
-        <w:rPr>
-          <w:sz w:val="22"/>
-          <w:szCs w:val="22"/>
-        </w:rPr>
-        <w:t xml:space="preserve">2. Select all sinks independently and confirm they match.</w:t>
-      </w:r>
-    </w:p>
-    <w:p>
-      <w:pPr>
-        <w:spacing w:after="110" w:line="276"/>
-      </w:pPr>
-      <w:r>
-        <w:rPr>
-          <w:sz w:val="22"/>
-          <w:szCs w:val="22"/>
-        </w:rPr>
-        <w:t xml:space="preserve">3. Temporarily disable barriers and re-run.</w:t>
-      </w:r>
-    </w:p>
-    <w:p>
-      <w:pPr>
-        <w:spacing w:after="110" w:line="276"/>
-      </w:pPr>
-      <w:r>
-        <w:rPr>
-          <w:sz w:val="22"/>
-          <w:szCs w:val="22"/>
-        </w:rPr>
-        <w:t xml:space="preserve">4. Use partial flow to locate the stopping point.</w:t>
-      </w:r>
-    </w:p>
-    <w:p>
-      <w:pPr>
-        <w:spacing w:after="110" w:line="276"/>
-      </w:pPr>
-      <w:r>
-        <w:rPr>
-          <w:sz w:val="22"/>
-          <w:szCs w:val="22"/>
-        </w:rPr>
-        <w:t xml:space="preserve">5. Add the missing step or adjust the barrier, then restore constraints one by one.</w:t>
+        <w:spacing w:after="100" w:line="276"/>
+      </w:pPr>
+      <w:r>
+        <w:rPr>
+          <w:sz w:val="22"/>
+          <w:szCs w:val="22"/>
+        </w:rPr>
+        <w:t xml:space="preserve">1. Queries have complete metadata and help text.</w:t>
+      </w:r>
+    </w:p>
+    <w:p>
+      <w:pPr>
+        <w:spacing w:after="100" w:line="276"/>
+      </w:pPr>
+      <w:r>
+        <w:rPr>
+          <w:sz w:val="22"/>
+          <w:szCs w:val="22"/>
+        </w:rPr>
+        <w:t xml:space="preserve">2. Positive and negative tests exist and pass.</w:t>
+      </w:r>
+    </w:p>
+    <w:p>
+      <w:pPr>
+        <w:spacing w:after="100" w:line="276"/>
+      </w:pPr>
+      <w:r>
+        <w:rPr>
+          <w:sz w:val="22"/>
+          <w:szCs w:val="22"/>
+        </w:rPr>
+        <w:t xml:space="preserve">3. Models live in a separate pack with their own tests.</w:t>
+      </w:r>
+    </w:p>
+    <w:p>
+      <w:pPr>
+        <w:spacing w:after="100" w:line="276"/>
+      </w:pPr>
+      <w:r>
+        <w:rPr>
+          <w:sz w:val="22"/>
+          <w:szCs w:val="22"/>
+        </w:rPr>
+        <w:t xml:space="preserve">4. A suite selects exactly the queries intended for CI.</w:t>
+      </w:r>
+    </w:p>
+    <w:p>
+      <w:pPr>
+        <w:spacing w:after="100" w:line="276"/>
+      </w:pPr>
+      <w:r>
+        <w:rPr>
+          <w:sz w:val="22"/>
+          <w:szCs w:val="22"/>
+        </w:rPr>
+        <w:t xml:space="preserve">5. The pack version is pinned in consuming repositories.</w:t>
+      </w:r>
+    </w:p>
+    <w:p>
+      <w:pPr>
+        <w:spacing w:after="100" w:line="276"/>
+      </w:pPr>
+      <w:r>
+        <w:rPr>
+          <w:sz w:val="22"/>
+          <w:szCs w:val="22"/>
+        </w:rPr>
+        <w:t xml:space="preserve">6. The CI workflow runs the suite and uploads SARIF.</w:t>
+      </w:r>
+    </w:p>
+    <w:p>
+      <w:pPr>
+        <w:spacing w:after="100" w:line="276"/>
+      </w:pPr>
+      <w:r>
+        <w:rPr>
+          <w:sz w:val="22"/>
+          <w:szCs w:val="22"/>
+        </w:rPr>
+        <w:t xml:space="preserve">7. Alerts are reviewed on a sample of pull requests before broad rollout.</w:t>
       </w:r>
     </w:p>
     <w:p>
@@ -1536,100 +1172,20 @@
       </w:pPr>
       <w:bookmarkStart w:name="_Toc13" w:id="13"/>
       <w:r>
-        <w:t xml:space="preserve">Exercises</w:t>
+        <w:t xml:space="preserve">Common Pitfalls</w:t>
       </w:r>
       <w:bookmarkEnd w:id="13"/>
     </w:p>
     <w:p>
       <w:pPr>
-        <w:spacing w:after="110" w:line="276"/>
-      </w:pPr>
-      <w:r>
-        <w:rPr>
-          <w:sz w:val="22"/>
-          <w:szCs w:val="22"/>
-        </w:rPr>
-        <w:t xml:space="preserve">Exercise 9.1 — SQL Injection. Open examples/chapter09/exercise-sql-injection.ql. Replace the placeholder sink with a realistic condition (or create sample code that calls a function named query). Confirm that unsanitized remote input produces a path and that a barrier eliminates it.</w:t>
-      </w:r>
-    </w:p>
-    <w:p>
-      <w:pPr>
-        <w:spacing w:after="110" w:line="276"/>
-      </w:pPr>
-      <w:r>
-        <w:rPr>
-          <w:sz w:val="22"/>
-          <w:szCs w:val="22"/>
-        </w:rPr>
-        <w:t xml:space="preserve">Exercise 9.2 — Barrier. Open examples/chapter09/exercise-add-barrier.ql. Implement isBarrier so flow stops at sanitize or escapeHtml. Paths through the sanitizer must disappear; paths that avoid it must remain.</w:t>
-      </w:r>
-    </w:p>
-    <w:p>
-      <w:pPr>
-        <w:spacing w:after="110" w:line="276"/>
-      </w:pPr>
-      <w:r>
-        <w:rPr>
-          <w:sz w:val="22"/>
-          <w:szCs w:val="22"/>
-        </w:rPr>
-        <w:t xml:space="preserve">Exercise 9.3 — Partial Flow. Deliberately make the source predicate fail to match. Use partial flow or intermediate selects to discover the last reached node. Correct the source and verify the full path returns.</w:t>
-      </w:r>
-    </w:p>
-    <w:p>
-      <w:pPr>
-        <w:spacing w:after="110" w:line="276"/>
-      </w:pPr>
-      <w:r>
-        <w:rPr>
-          <w:sz w:val="22"/>
-          <w:szCs w:val="22"/>
-        </w:rPr>
-        <w:t xml:space="preserve">Exercise 9.4 — Precision Tuning. Start with the XSS path query. Add one barrier and note how many alerts disappear. Remove it and add one additional flow step; note the opposite effect. Record both outcomes.</w:t>
-      </w:r>
-    </w:p>
-    <w:p>
-      <w:pPr>
-        <w:pStyle w:val="Heading2"/>
-      </w:pPr>
-      <w:bookmarkStart w:name="_Toc14" w:id="14"/>
-      <w:r>
-        <w:t xml:space="preserve">Common Pitfalls</w:t>
-      </w:r>
-      <w:bookmarkEnd w:id="14"/>
-    </w:p>
-    <w:p>
-      <w:pPr>
-        <w:spacing w:after="110" w:line="276"/>
-      </w:pPr>
-      <w:r>
-        <w:rPr>
-          <w:sz w:val="22"/>
-          <w:szCs w:val="22"/>
-        </w:rPr>
-        <w:t xml:space="preserve">Overly broad sources (every string is a source) produce noise and slow the analysis. Missing models for internal wrappers create false negatives. Barriers that match too much create false negatives of a different kind. Forgetting the PathGraph import or using the wrong select form prevents path display. Building the database without required dependencies means call targets are unresolved and flow stops prematurely. Always maintain a small suite of positive and negative tests and re-run them after every change and after every CodeQL upgrade.</w:t>
-      </w:r>
-    </w:p>
-    <w:p>
-      <w:pPr>
-        <w:pStyle w:val="Heading2"/>
-      </w:pPr>
-      <w:bookmarkStart w:name="_Toc15" w:id="15"/>
-      <w:r>
-        <w:t xml:space="preserve">Moving to Production</w:t>
-      </w:r>
-      <w:bookmarkEnd w:id="15"/>
-    </w:p>
-    <w:p>
-      <w:pPr>
-        <w:spacing w:after="110" w:line="276"/>
-      </w:pPr>
-      <w:r>
-        <w:rPr>
-          <w:sz w:val="22"/>
-          <w:szCs w:val="22"/>
-        </w:rPr>
-        <w:t xml:space="preserve">When the query is stable on your tests, complete the metadata (@precision, severity, tags), add expected-result tests, place the query in a pack, and include it in a suite executed by CI. The alert then appears on every pull request. Revisit the query after library upgrades; improved standard models sometimes let you delete custom steps or barriers you previously needed.</w:t>
+        <w:spacing w:after="100" w:line="276"/>
+      </w:pPr>
+      <w:r>
+        <w:rPr>
+          <w:sz w:val="22"/>
+          <w:szCs w:val="22"/>
+        </w:rPr>
+        <w:t xml:space="preserve">Missing or incorrect @kind prevents path display. Duplicate @id values collide in GitHub code scanning. Suites that accidentally include experimental queries create noise. Forgetting to bump a model-pack version leaves CI running stale models. Tests that only cover the happy path miss precision regressions. Address these before enabling a suite organization-wide.</w:t>
       </w:r>
     </w:p>
     <w:p>
@@ -1637,22 +1193,22 @@
         <w:pStyle w:val="Heading1"/>
         <w:pageBreakBefore/>
       </w:pPr>
-      <w:bookmarkStart w:name="_Toc16" w:id="16"/>
-      <w:r>
-        <w:t xml:space="preserve">Chapter 10: Library Extension</w:t>
-      </w:r>
-      <w:bookmarkEnd w:id="16"/>
-    </w:p>
-    <w:p>
-      <w:pPr>
-        <w:spacing w:after="110" w:line="276"/>
-      </w:pPr>
-      <w:r>
-        <w:rPr>
-          <w:sz w:val="22"/>
-          <w:szCs w:val="22"/>
-        </w:rPr>
-        <w:t xml:space="preserve">Custom sources, sinks, and flow summaries let standard queries understand internal frameworks. Model packs distribute the extensions. See examples/chapter10/ and the exercises there. Test models with the same positive/negative discipline used for queries.</w:t>
+      <w:bookmarkStart w:name="_Toc14" w:id="14"/>
+      <w:r>
+        <w:t xml:space="preserve">Chapter 12: CI Integration</w:t>
+      </w:r>
+      <w:bookmarkEnd w:id="14"/>
+    </w:p>
+    <w:p>
+      <w:pPr>
+        <w:spacing w:after="100" w:line="276"/>
+      </w:pPr>
+      <w:r>
+        <w:rPr>
+          <w:sz w:val="22"/>
+          <w:szCs w:val="22"/>
+        </w:rPr>
+        <w:t xml:space="preserve">The CodeQL GitHub Action or the CLI bundle executes the suite you defined in Chapter 11 and uploads SARIF. Sample workflow: examples/chapter12/codeql-analysis.yml. MRVA extends the same packs to many repositories.</w:t>
       </w:r>
     </w:p>
     <w:p>
@@ -1660,22 +1216,22 @@
         <w:pStyle w:val="Heading1"/>
         <w:pageBreakBefore/>
       </w:pPr>
-      <w:bookmarkStart w:name="_Toc17" w:id="17"/>
-      <w:r>
-        <w:t xml:space="preserve">Chapter 11: Packs, Suites, and Production Use</w:t>
-      </w:r>
-      <w:bookmarkEnd w:id="17"/>
-    </w:p>
-    <w:p>
-      <w:pPr>
-        <w:spacing w:after="110" w:line="276"/>
-      </w:pPr>
-      <w:r>
-        <w:rPr>
-          <w:sz w:val="22"/>
-          <w:szCs w:val="22"/>
-        </w:rPr>
-        <w:t xml:space="preserve">qlpack.yml defines packs and dependencies. .qls files select queries. Complete metadata and expected-result tests are required before sharing. Examples in examples/chapter11/.</w:t>
+      <w:bookmarkStart w:name="_Toc15" w:id="15"/>
+      <w:r>
+        <w:t xml:space="preserve">Chapter 13: Performance and Debugging</w:t>
+      </w:r>
+      <w:bookmarkEnd w:id="15"/>
+    </w:p>
+    <w:p>
+      <w:pPr>
+        <w:spacing w:after="100" w:line="276"/>
+      </w:pPr>
+      <w:r>
+        <w:rPr>
+          <w:sz w:val="22"/>
+          <w:szCs w:val="22"/>
+        </w:rPr>
+        <w:t xml:space="preserve">Keep predicates precise. Use partial-flow debugging when paths are missing. See examples/chapter13/.</w:t>
       </w:r>
     </w:p>
     <w:p>
@@ -1683,22 +1239,22 @@
         <w:pStyle w:val="Heading1"/>
         <w:pageBreakBefore/>
       </w:pPr>
-      <w:bookmarkStart w:name="_Toc18" w:id="18"/>
-      <w:r>
-        <w:t xml:space="preserve">Chapter 12: CI Integration</w:t>
-      </w:r>
-      <w:bookmarkEnd w:id="18"/>
-    </w:p>
-    <w:p>
-      <w:pPr>
-        <w:spacing w:after="110" w:line="276"/>
-      </w:pPr>
-      <w:r>
-        <w:rPr>
-          <w:sz w:val="22"/>
-          <w:szCs w:val="22"/>
-        </w:rPr>
-        <w:t xml:space="preserve">The CodeQL GitHub Action or the CLI bundle runs analysis and uploads SARIF. Sample: examples/chapter12/codeql-analysis.yml. MRVA runs queries across many repositories.</w:t>
+      <w:bookmarkStart w:name="_Toc16" w:id="16"/>
+      <w:r>
+        <w:t xml:space="preserve">Chapter 14: Case Studies</w:t>
+      </w:r>
+      <w:bookmarkEnd w:id="16"/>
+    </w:p>
+    <w:p>
+      <w:pPr>
+        <w:spacing w:after="100" w:line="276"/>
+      </w:pPr>
+      <w:r>
+        <w:rPr>
+          <w:sz w:val="22"/>
+          <w:szCs w:val="22"/>
+        </w:rPr>
+        <w:t xml:space="preserve">Published analyses and examples/chapter14/ illustrate complete source-to-sink queries that belong in a production pack.</w:t>
       </w:r>
     </w:p>
     <w:p>
@@ -1706,22 +1262,22 @@
         <w:pStyle w:val="Heading1"/>
         <w:pageBreakBefore/>
       </w:pPr>
-      <w:bookmarkStart w:name="_Toc19" w:id="19"/>
-      <w:r>
-        <w:t xml:space="preserve">Chapter 13: Performance and Debugging</w:t>
-      </w:r>
-      <w:bookmarkEnd w:id="19"/>
-    </w:p>
-    <w:p>
-      <w:pPr>
-        <w:spacing w:after="110" w:line="276"/>
-      </w:pPr>
-      <w:r>
-        <w:rPr>
-          <w:sz w:val="22"/>
-          <w:szCs w:val="22"/>
-        </w:rPr>
-        <w:t xml:space="preserve">Precise predicates and partial-flow techniques keep analyses fast and diagnosable. See examples/chapter13/.</w:t>
+      <w:bookmarkStart w:name="_Toc17" w:id="17"/>
+      <w:r>
+        <w:t xml:space="preserve">Chapter 15: Best Practices</w:t>
+      </w:r>
+      <w:bookmarkEnd w:id="17"/>
+    </w:p>
+    <w:p>
+      <w:pPr>
+        <w:spacing w:after="100" w:line="276"/>
+      </w:pPr>
+      <w:r>
+        <w:rPr>
+          <w:sz w:val="22"/>
+          <w:szCs w:val="22"/>
+        </w:rPr>
+        <w:t xml:space="preserve">Package models separately, test everything, pin versions, and contribute stable models upstream.</w:t>
       </w:r>
     </w:p>
     <w:p>
@@ -1729,73 +1285,27 @@
         <w:pStyle w:val="Heading1"/>
         <w:pageBreakBefore/>
       </w:pPr>
-      <w:bookmarkStart w:name="_Toc20" w:id="20"/>
-      <w:r>
-        <w:t xml:space="preserve">Chapter 14: Case Studies</w:t>
-      </w:r>
-      <w:bookmarkEnd w:id="20"/>
-    </w:p>
-    <w:p>
-      <w:pPr>
-        <w:spacing w:after="110" w:line="276"/>
-      </w:pPr>
-      <w:r>
-        <w:rPr>
-          <w:sz w:val="22"/>
-          <w:szCs w:val="22"/>
-        </w:rPr>
-        <w:t xml:space="preserve">Security Lab write-ups and examples/chapter14/sql-injection-example.ql show complete patterns. Combine with your taint-tracking configurations and extensions.</w:t>
-      </w:r>
-    </w:p>
-    <w:p>
-      <w:pPr>
-        <w:pStyle w:val="Heading1"/>
-        <w:pageBreakBefore/>
-      </w:pPr>
-      <w:bookmarkStart w:name="_Toc21" w:id="21"/>
-      <w:r>
-        <w:t xml:space="preserve">Chapter 15: Best Practices</w:t>
-      </w:r>
-      <w:bookmarkEnd w:id="21"/>
-    </w:p>
-    <w:p>
-      <w:pPr>
-        <w:spacing w:after="110" w:line="276"/>
-      </w:pPr>
-      <w:r>
-        <w:rPr>
-          <w:sz w:val="22"/>
-          <w:szCs w:val="22"/>
-        </w:rPr>
-        <w:t xml:space="preserve">Small tested predicates, library extension, precise barriers, and continuous positive/negative testing produce alerts developers trust.</w:t>
-      </w:r>
-    </w:p>
-    <w:p>
-      <w:pPr>
-        <w:pStyle w:val="Heading1"/>
-        <w:pageBreakBefore/>
-      </w:pPr>
-      <w:bookmarkStart w:name="_Toc22" w:id="22"/>
+      <w:bookmarkStart w:name="_Toc18" w:id="18"/>
       <w:r>
         <w:t xml:space="preserve">Appendix</w:t>
       </w:r>
-      <w:bookmarkEnd w:id="22"/>
-    </w:p>
-    <w:p>
-      <w:pPr>
-        <w:spacing w:after="110" w:line="276"/>
-      </w:pPr>
-      <w:r>
-        <w:rPr>
-          <w:sz w:val="22"/>
-          <w:szCs w:val="22"/>
-        </w:rPr>
-        <w:t xml:space="preserve">Taint-tracking exercises and xss-path.ql are in examples/chapter09/. Official documentation: https://codeql.github.com/docs/. Repository: https://github.com/rod-trent/MustLearnCodeQL.</w:t>
-      </w:r>
-    </w:p>
-    <w:p>
-      <w:pPr>
-        <w:spacing w:before="240"/>
+      <w:bookmarkEnd w:id="18"/>
+    </w:p>
+    <w:p>
+      <w:pPr>
+        <w:spacing w:after="100" w:line="276"/>
+      </w:pPr>
+      <w:r>
+        <w:rPr>
+          <w:sz w:val="22"/>
+          <w:szCs w:val="22"/>
+        </w:rPr>
+        <w:t xml:space="preserve">Chapter 11 examples: examples/chapter11/qlpack.yml and example-suite.qls. Official docs: https://codeql.github.com/docs/. Repository: https://github.com/rod-trent/MustLearnCodeQL.</w:t>
+      </w:r>
+    </w:p>
+    <w:p>
+      <w:pPr>
+        <w:spacing w:before="200"/>
         <w:jc w:val="center"/>
       </w:pPr>
       <w:r>
@@ -2239,7 +1749,7 @@
     <w:next w:val="Normal"/>
     <w:qFormat/>
     <w:pPr>
-      <w:spacing w:after="100" w:before="160"/>
+      <w:spacing w:after="80" w:before="140"/>
       <w:outlineLvl w:val="0"/>
     </w:pPr>
     <w:rPr>
@@ -2257,7 +1767,7 @@
     <w:next w:val="Normal"/>
     <w:qFormat/>
     <w:pPr>
-      <w:spacing w:after="70" w:before="180"/>
+      <w:spacing w:after="60" w:before="160"/>
       <w:outlineLvl w:val="1"/>
     </w:pPr>
     <w:rPr>

--- a/Book_Version/MustLearnCodeQL.docx
+++ b/Book_Version/MustLearnCodeQL.docx
@@ -4,7 +4,7 @@
   <w:body>
     <w:p>
       <w:pPr>
-        <w:spacing w:after="80"/>
+        <w:spacing w:after="60"/>
         <w:jc w:val="center"/>
       </w:pPr>
       <w:r>
@@ -12,15 +12,15 @@
           <w:b/>
           <w:bCs/>
           <w:color w:val="1F4E79"/>
-          <w:sz w:val="44"/>
-          <w:szCs w:val="44"/>
+          <w:sz w:val="42"/>
+          <w:szCs w:val="42"/>
         </w:rPr>
         <w:t xml:space="preserve">Must Learn CodeQL</w:t>
       </w:r>
     </w:p>
     <w:p>
       <w:pPr>
-        <w:spacing w:after="120"/>
+        <w:spacing w:after="100"/>
         <w:jc w:val="center"/>
       </w:pPr>
       <w:r>
@@ -28,30 +28,30 @@
           <w:i/>
           <w:iCs/>
           <w:color w:val="5B9BD5"/>
-          <w:sz w:val="22"/>
-          <w:szCs w:val="22"/>
-        </w:rPr>
-        <w:t xml:space="preserve">A Practical Guide to Semantic Code Analysis</w:t>
-      </w:r>
-    </w:p>
-    <w:p>
-      <w:pPr>
-        <w:jc w:val="center"/>
-      </w:pPr>
-      <w:r>
-        <w:rPr>
           <w:sz w:val="20"/>
           <w:szCs w:val="20"/>
         </w:rPr>
+        <w:t xml:space="preserve">A Practical Guide to Semantic Code Analysis</w:t>
+      </w:r>
+    </w:p>
+    <w:p>
+      <w:pPr>
+        <w:jc w:val="center"/>
+      </w:pPr>
+      <w:r>
+        <w:rPr>
+          <w:sz w:val="18"/>
+          <w:szCs w:val="18"/>
+        </w:rPr>
         <w:t xml:space="preserve">Rod Trent • 2026</w:t>
       </w:r>
     </w:p>
     <w:p>
       <w:pPr>
-        <w:spacing w:before="60"/>
+        <w:spacing w:before="40"/>
         <w:jc w:val="center"/>
       </w:pPr>
-      <w:hyperlink w:history="1" r:id="rIdfbe-nxutnr_ksaawvvseo">
+      <w:hyperlink w:history="1" r:id="rIdj4qcyd7ntp-wbt7ggyu77">
         <w:r>
           <w:rPr>
             <w:rStyle w:val="Hyperlink"/>
@@ -134,7 +134,7 @@
           </w:pPr>
           <w:hyperlink w:history="1" w:anchor="_Toc3">
             <w:r>
-              <w:t xml:space="preserve">Chapters 1–10 Overview</w:t>
+              <w:t xml:space="preserve">Prior Chapters</w:t>
             </w:r>
             <w:r>
               <w:tab/>
@@ -156,7 +156,7 @@
           </w:pPr>
           <w:hyperlink w:history="1" w:anchor="_Toc4">
             <w:r>
-              <w:t xml:space="preserve">Chapter 11: Packs, Suites, Metadata, and Production Use</w:t>
+              <w:t xml:space="preserve">Chapter 12: Integrating CodeQL into Development Workflows</w:t>
             </w:r>
             <w:r>
               <w:tab/>
@@ -179,7 +179,7 @@
           </w:pPr>
           <w:hyperlink w:history="1" w:anchor="_Toc5">
             <w:r>
-              <w:t xml:space="preserve">Why Packaging Matters</w:t>
+              <w:t xml:space="preserve">Why CI Integration Matters</w:t>
             </w:r>
             <w:r>
               <w:tab/>
@@ -202,7 +202,7 @@
           </w:pPr>
           <w:hyperlink w:history="1" w:anchor="_Toc6">
             <w:r>
-              <w:t xml:space="preserve">Query Packs and Model Packs</w:t>
+              <w:t xml:space="preserve">GitHub Code Scanning and the CodeQL Action</w:t>
             </w:r>
             <w:r>
               <w:tab/>
@@ -225,7 +225,7 @@
           </w:pPr>
           <w:hyperlink w:history="1" w:anchor="_Toc7">
             <w:r>
-              <w:t xml:space="preserve">Dependencies and Versioning</w:t>
+              <w:t xml:space="preserve">Minimal Workflow Sketch</w:t>
             </w:r>
             <w:r>
               <w:tab/>
@@ -248,7 +248,7 @@
           </w:pPr>
           <w:hyperlink w:history="1" w:anchor="_Toc8">
             <w:r>
-              <w:t xml:space="preserve">Query Suites</w:t>
+              <w:t xml:space="preserve">Other Continuous Integration Systems</w:t>
             </w:r>
             <w:r>
               <w:tab/>
@@ -271,7 +271,7 @@
           </w:pPr>
           <w:hyperlink w:history="1" w:anchor="_Toc9">
             <w:r>
-              <w:t xml:space="preserve">Metadata Requirements</w:t>
+              <w:t xml:space="preserve">Multi-Repository Variant Analysis</w:t>
             </w:r>
             <w:r>
               <w:tab/>
@@ -294,7 +294,7 @@
           </w:pPr>
           <w:hyperlink w:history="1" w:anchor="_Toc10">
             <w:r>
-              <w:t xml:space="preserve">Expected-Result Testing</w:t>
+              <w:t xml:space="preserve">Rollout Practices</w:t>
             </w:r>
             <w:r>
               <w:tab/>
@@ -317,7 +317,7 @@
           </w:pPr>
           <w:hyperlink w:history="1" w:anchor="_Toc11">
             <w:r>
-              <w:t xml:space="preserve">Publishing and Consumption</w:t>
+              <w:t xml:space="preserve">Common Integration Pitfalls</w:t>
             </w:r>
             <w:r>
               <w:tab/>
@@ -332,15 +332,14 @@
         </w:p>
         <w:p>
           <w:pPr>
-            <w:pStyle w:val="TOC2"/>
+            <w:pStyle w:val="TOC1"/>
             <w:tabs>
               <w:tab w:val="right" w:pos="9648" w:leader="dot"/>
             </w:tabs>
-            <w:ind w:left="220"/>
           </w:pPr>
           <w:hyperlink w:history="1" w:anchor="_Toc12">
             <w:r>
-              <w:t xml:space="preserve">Production Checklist</w:t>
+              <w:t xml:space="preserve">Chapter 13: Performance and Debugging</w:t>
             </w:r>
             <w:r>
               <w:tab/>
@@ -355,15 +354,14 @@
         </w:p>
         <w:p>
           <w:pPr>
-            <w:pStyle w:val="TOC2"/>
+            <w:pStyle w:val="TOC1"/>
             <w:tabs>
               <w:tab w:val="right" w:pos="9648" w:leader="dot"/>
             </w:tabs>
-            <w:ind w:left="220"/>
           </w:pPr>
           <w:hyperlink w:history="1" w:anchor="_Toc13">
             <w:r>
-              <w:t xml:space="preserve">Common Pitfalls</w:t>
+              <w:t xml:space="preserve">Chapter 14: Case Studies</w:t>
             </w:r>
             <w:r>
               <w:tab/>
@@ -385,7 +383,7 @@
           </w:pPr>
           <w:hyperlink w:history="1" w:anchor="_Toc14">
             <w:r>
-              <w:t xml:space="preserve">Chapter 12: CI Integration</w:t>
+              <w:t xml:space="preserve">Chapter 15: Best Practices</w:t>
             </w:r>
             <w:r>
               <w:tab/>
@@ -407,7 +405,7 @@
           </w:pPr>
           <w:hyperlink w:history="1" w:anchor="_Toc15">
             <w:r>
-              <w:t xml:space="preserve">Chapter 13: Performance and Debugging</w:t>
+              <w:t xml:space="preserve">Appendix</w:t>
             </w:r>
             <w:r>
               <w:tab/>
@@ -415,72 +413,6 @@
             <w:r>
               <w:fldChar w:fldCharType="begin" w:dirty="true"/>
               <w:instrText xml:space="preserve">PAGEREF _Toc15 \h</w:instrText>
-              <w:fldChar w:fldCharType="separate"/>
-              <w:fldChar w:fldCharType="end"/>
-            </w:r>
-          </w:hyperlink>
-        </w:p>
-        <w:p>
-          <w:pPr>
-            <w:pStyle w:val="TOC1"/>
-            <w:tabs>
-              <w:tab w:val="right" w:pos="9648" w:leader="dot"/>
-            </w:tabs>
-          </w:pPr>
-          <w:hyperlink w:history="1" w:anchor="_Toc16">
-            <w:r>
-              <w:t xml:space="preserve">Chapter 14: Case Studies</w:t>
-            </w:r>
-            <w:r>
-              <w:tab/>
-            </w:r>
-            <w:r>
-              <w:fldChar w:fldCharType="begin" w:dirty="true"/>
-              <w:instrText xml:space="preserve">PAGEREF _Toc16 \h</w:instrText>
-              <w:fldChar w:fldCharType="separate"/>
-              <w:fldChar w:fldCharType="end"/>
-            </w:r>
-          </w:hyperlink>
-        </w:p>
-        <w:p>
-          <w:pPr>
-            <w:pStyle w:val="TOC1"/>
-            <w:tabs>
-              <w:tab w:val="right" w:pos="9648" w:leader="dot"/>
-            </w:tabs>
-          </w:pPr>
-          <w:hyperlink w:history="1" w:anchor="_Toc17">
-            <w:r>
-              <w:t xml:space="preserve">Chapter 15: Best Practices</w:t>
-            </w:r>
-            <w:r>
-              <w:tab/>
-            </w:r>
-            <w:r>
-              <w:fldChar w:fldCharType="begin" w:dirty="true"/>
-              <w:instrText xml:space="preserve">PAGEREF _Toc17 \h</w:instrText>
-              <w:fldChar w:fldCharType="separate"/>
-              <w:fldChar w:fldCharType="end"/>
-            </w:r>
-          </w:hyperlink>
-        </w:p>
-        <w:p>
-          <w:pPr>
-            <w:pStyle w:val="TOC1"/>
-            <w:tabs>
-              <w:tab w:val="right" w:pos="9648" w:leader="dot"/>
-            </w:tabs>
-          </w:pPr>
-          <w:hyperlink w:history="1" w:anchor="_Toc18">
-            <w:r>
-              <w:t xml:space="preserve">Appendix</w:t>
-            </w:r>
-            <w:r>
-              <w:tab/>
-            </w:r>
-            <w:r>
-              <w:fldChar w:fldCharType="begin" w:dirty="true"/>
-              <w:instrText xml:space="preserve">PAGEREF _Toc18 \h</w:instrText>
               <w:fldChar w:fldCharType="separate"/>
               <w:fldChar w:fldCharType="end"/>
             </w:r>
@@ -506,14 +438,14 @@
     </w:p>
     <w:p>
       <w:pPr>
-        <w:spacing w:after="100" w:line="276"/>
+        <w:spacing w:after="90" w:line="276"/>
       </w:pPr>
       <w:r>
         <w:rPr>
           <w:sz w:val="22"/>
           <w:szCs w:val="22"/>
         </w:rPr>
-        <w:t xml:space="preserve">Chapter 11 on packs, suites, metadata, and production use has been expanded. Related examples are in examples/chapter11/.</w:t>
+        <w:t xml:space="preserve">Chapter 12 on CI integration has been expanded. The sample workflow is in examples/chapter12/codeql-analysis.yml.</w:t>
       </w:r>
     </w:p>
     <w:p>
@@ -523,20 +455,20 @@
       </w:pPr>
       <w:bookmarkStart w:name="_Toc3" w:id="3"/>
       <w:r>
-        <w:t xml:space="preserve">Chapters 1–10 Overview</w:t>
+        <w:t xml:space="preserve">Prior Chapters</w:t>
       </w:r>
       <w:bookmarkEnd w:id="3"/>
     </w:p>
     <w:p>
       <w:pPr>
-        <w:spacing w:after="100" w:line="276"/>
+        <w:spacing w:after="90" w:line="276"/>
       </w:pPr>
       <w:r>
         <w:rPr>
           <w:sz w:val="22"/>
           <w:szCs w:val="22"/>
         </w:rPr>
-        <w:t xml:space="preserve">Prior chapters cover CodeQL fundamentals, database creation, QL and predicates, language libraries, data-flow analysis, taint tracking with path queries, and library extension (custom sources, sinks, summaries, and model packs). Those capabilities become production assets only when they are packaged, tested, and selected correctly—the subject of this chapter.</w:t>
+        <w:t xml:space="preserve">Chapters 1–11 cover fundamentals through packaging: databases, QL, data flow, taint tracking, library extension, packs, suites, and metadata. This chapter shows how to run those packs automatically.</w:t>
       </w:r>
     </w:p>
     <w:p>
@@ -546,7 +478,7 @@
       </w:pPr>
       <w:bookmarkStart w:name="_Toc4" w:id="4"/>
       <w:r>
-        <w:t xml:space="preserve">Chapter 11: Packs, Suites, Metadata, and Production Use</w:t>
+        <w:t xml:space="preserve">Chapter 12: Integrating CodeQL into Development Workflows</w:t>
       </w:r>
       <w:bookmarkEnd w:id="4"/>
     </w:p>
@@ -556,20 +488,20 @@
       </w:pPr>
       <w:bookmarkStart w:name="_Toc5" w:id="5"/>
       <w:r>
-        <w:t xml:space="preserve">Why Packaging Matters</w:t>
+        <w:t xml:space="preserve">Why CI Integration Matters</w:t>
       </w:r>
       <w:bookmarkEnd w:id="5"/>
     </w:p>
     <w:p>
       <w:pPr>
-        <w:spacing w:after="100" w:line="276"/>
+        <w:spacing w:after="90" w:line="276"/>
       </w:pPr>
       <w:r>
         <w:rPr>
           <w:sz w:val="22"/>
           <w:szCs w:val="22"/>
         </w:rPr>
-        <w:t xml:space="preserve">A single .ql file is enough for experimentation. Production use requires a repeatable way to distribute queries and models, declare dependencies, select exactly which queries run in a given context, and ensure results are understandable and stable. CodeQL packs, query suites, and metadata provide that structure.</w:t>
+        <w:t xml:space="preserve">A query that is run only by hand protects nothing after the first week. Embedding CodeQL in continuous integration turns every pull request into an opportunity to catch regressions and new variants of known issues. Alerts appear where developers already work, with paths and severity, so triage is immediate.</w:t>
       </w:r>
     </w:p>
     <w:p>
@@ -578,35 +510,117 @@
       </w:pPr>
       <w:bookmarkStart w:name="_Toc6" w:id="6"/>
       <w:r>
-        <w:t xml:space="preserve">Query Packs and Model Packs</w:t>
+        <w:t xml:space="preserve">GitHub Code Scanning and the CodeQL Action</w:t>
       </w:r>
       <w:bookmarkEnd w:id="6"/>
     </w:p>
     <w:p>
       <w:pPr>
-        <w:spacing w:after="100" w:line="276"/>
+        <w:spacing w:after="90" w:line="276"/>
       </w:pPr>
       <w:r>
         <w:rPr>
           <w:sz w:val="22"/>
           <w:szCs w:val="22"/>
         </w:rPr>
-        <w:t xml:space="preserve">A pack is a directory containing a qlpack.yml file plus queries, libraries, or models. The YAML file declares the pack name, version, and dependencies on the standard libraries or on other packs (including model packs you maintain).</w:t>
-      </w:r>
-    </w:p>
-    <w:p>
-      <w:pPr>
-        <w:spacing w:after="20" w:before="60"/>
+        <w:t xml:space="preserve">The most common setup uses the official CodeQL GitHub Action. The workflow checks out the repository, initializes CodeQL for the desired languages, optionally builds the project, runs the selected queries or suite, and uploads the SARIF results. Alerts then appear in the repository Security tab and as pull-request comments.</w:t>
+      </w:r>
+    </w:p>
+    <w:p>
+      <w:pPr>
+        <w:spacing w:after="90" w:line="276"/>
+      </w:pPr>
+      <w:r>
+        <w:rPr>
+          <w:sz w:val="22"/>
+          <w:szCs w:val="22"/>
+        </w:rPr>
+        <w:t xml:space="preserve">A complete, adaptable workflow is provided at examples/chapter12/codeql-analysis.yml. Key points you will customize:</w:t>
+      </w:r>
+    </w:p>
+    <w:p>
+      <w:pPr>
+        <w:spacing w:after="90" w:line="276"/>
+      </w:pPr>
+      <w:r>
+        <w:rPr>
+          <w:sz w:val="22"/>
+          <w:szCs w:val="22"/>
+        </w:rPr>
+        <w:t xml:space="preserve">• Language matrix (javascript, python, java, cpp, etc.)</w:t>
+      </w:r>
+    </w:p>
+    <w:p>
+      <w:pPr>
+        <w:spacing w:after="90" w:line="276"/>
+      </w:pPr>
+      <w:r>
+        <w:rPr>
+          <w:sz w:val="22"/>
+          <w:szCs w:val="22"/>
+        </w:rPr>
+        <w:t xml:space="preserve">• Queries or packs/suites to run (built-in security-extended or your own pack)</w:t>
+      </w:r>
+    </w:p>
+    <w:p>
+      <w:pPr>
+        <w:spacing w:after="90" w:line="276"/>
+      </w:pPr>
+      <w:r>
+        <w:rPr>
+          <w:sz w:val="22"/>
+          <w:szCs w:val="22"/>
+        </w:rPr>
+        <w:t xml:space="preserve">• Build mode or explicit build command for compiled languages</w:t>
+      </w:r>
+    </w:p>
+    <w:p>
+      <w:pPr>
+        <w:spacing w:after="90" w:line="276"/>
+      </w:pPr>
+      <w:r>
+        <w:rPr>
+          <w:sz w:val="22"/>
+          <w:szCs w:val="22"/>
+        </w:rPr>
+        <w:t xml:space="preserve">• Paths to ignore (generated code, vendored dependencies)</w:t>
+      </w:r>
+    </w:p>
+    <w:p>
+      <w:pPr>
+        <w:spacing w:after="90" w:line="276"/>
+      </w:pPr>
+      <w:r>
+        <w:rPr>
+          <w:sz w:val="22"/>
+          <w:szCs w:val="22"/>
+        </w:rPr>
+        <w:t xml:space="preserve">• Permissions required for security-events: write</w:t>
+      </w:r>
+    </w:p>
+    <w:p>
+      <w:pPr>
+        <w:pStyle w:val="Heading2"/>
+      </w:pPr>
+      <w:bookmarkStart w:name="_Toc7" w:id="7"/>
+      <w:r>
+        <w:t xml:space="preserve">Minimal Workflow Sketch</w:t>
+      </w:r>
+      <w:bookmarkEnd w:id="7"/>
+    </w:p>
+    <w:p>
+      <w:pPr>
+        <w:spacing w:after="15" w:before="50"/>
       </w:pPr>
     </w:p>
     <w:p>
       <w:pPr>
         <w:pBdr>
-          <w:left w:val="single" w:color="2E75B6" w:sz="14" w:space="6"/>
+          <w:left w:val="single" w:color="2E75B6" w:sz="12" w:space="6"/>
         </w:pBdr>
         <w:shd w:fill="F7F9FC" w:val="clear"/>
         <w:spacing w:after="0" w:line="240"/>
-        <w:ind w:left="340"/>
+        <w:ind w:left="320"/>
       </w:pPr>
       <w:r>
         <w:rPr>
@@ -615,17 +629,17 @@
           <w:sz w:val="18"/>
           <w:szCs w:val="18"/>
         </w:rPr>
-        <w:t xml:space="preserve">name: mustlearn/example-queries</w:t>
+        <w:t xml:space="preserve">name: CodeQL</w:t>
       </w:r>
     </w:p>
     <w:p>
       <w:pPr>
         <w:pBdr>
-          <w:left w:val="single" w:color="2E75B6" w:sz="14" w:space="6"/>
+          <w:left w:val="single" w:color="2E75B6" w:sz="12" w:space="6"/>
         </w:pBdr>
         <w:shd w:fill="F7F9FC" w:val="clear"/>
         <w:spacing w:after="0" w:line="240"/>
-        <w:ind w:left="340"/>
+        <w:ind w:left="320"/>
       </w:pPr>
       <w:r>
         <w:rPr>
@@ -634,17 +648,17 @@
           <w:sz w:val="18"/>
           <w:szCs w:val="18"/>
         </w:rPr>
-        <w:t xml:space="preserve">version: 1.0.0</w:t>
+        <w:t xml:space="preserve">on:</w:t>
       </w:r>
     </w:p>
     <w:p>
       <w:pPr>
         <w:pBdr>
-          <w:left w:val="single" w:color="2E75B6" w:sz="14" w:space="6"/>
+          <w:left w:val="single" w:color="2E75B6" w:sz="12" w:space="6"/>
         </w:pBdr>
         <w:shd w:fill="F7F9FC" w:val="clear"/>
         <w:spacing w:after="0" w:line="240"/>
-        <w:ind w:left="340"/>
+        <w:ind w:left="320"/>
       </w:pPr>
       <w:r>
         <w:rPr>
@@ -653,17 +667,17 @@
           <w:sz w:val="18"/>
           <w:szCs w:val="18"/>
         </w:rPr>
-        <w:t xml:space="preserve">dependencies:</w:t>
+        <w:t xml:space="preserve">  push:</w:t>
       </w:r>
     </w:p>
     <w:p>
       <w:pPr>
         <w:pBdr>
-          <w:left w:val="single" w:color="2E75B6" w:sz="14" w:space="6"/>
+          <w:left w:val="single" w:color="2E75B6" w:sz="12" w:space="6"/>
         </w:pBdr>
         <w:shd w:fill="F7F9FC" w:val="clear"/>
         <w:spacing w:after="0" w:line="240"/>
-        <w:ind w:left="340"/>
+        <w:ind w:left="320"/>
       </w:pPr>
       <w:r>
         <w:rPr>
@@ -672,17 +686,17 @@
           <w:sz w:val="18"/>
           <w:szCs w:val="18"/>
         </w:rPr>
-        <w:t xml:space="preserve">  codeql/javascript-all: "*"</w:t>
+        <w:t xml:space="preserve">    branches: [ main ]</w:t>
       </w:r>
     </w:p>
     <w:p>
       <w:pPr>
         <w:pBdr>
-          <w:left w:val="single" w:color="2E75B6" w:sz="14" w:space="6"/>
+          <w:left w:val="single" w:color="2E75B6" w:sz="12" w:space="6"/>
         </w:pBdr>
         <w:shd w:fill="F7F9FC" w:val="clear"/>
         <w:spacing w:after="0" w:line="240"/>
-        <w:ind w:left="340"/>
+        <w:ind w:left="320"/>
       </w:pPr>
       <w:r>
         <w:rPr>
@@ -691,83 +705,17 @@
           <w:sz w:val="18"/>
           <w:szCs w:val="18"/>
         </w:rPr>
-        <w:t xml:space="preserve">  # mustlearn/internal-models: "1.2.0"   # example model pack</w:t>
-      </w:r>
-    </w:p>
-    <w:p>
-      <w:pPr>
-        <w:spacing w:after="80" w:before="20"/>
-      </w:pPr>
-    </w:p>
-    <w:p>
-      <w:pPr>
-        <w:spacing w:after="100" w:line="276"/>
-      </w:pPr>
-      <w:r>
-        <w:rPr>
-          <w:sz w:val="22"/>
-          <w:szCs w:val="22"/>
-        </w:rPr>
-        <w:t xml:space="preserve">Query packs contain the .ql files you want to run. Model packs contain only extensions (custom sources, sinks, summaries) and are depended on by query packs. This separation lets a platform team own the models while application teams consume them. The example qlpack.yml lives at examples/chapter11/qlpack.yml.</w:t>
-      </w:r>
-    </w:p>
-    <w:p>
-      <w:pPr>
-        <w:pStyle w:val="Heading2"/>
-      </w:pPr>
-      <w:bookmarkStart w:name="_Toc7" w:id="7"/>
-      <w:r>
-        <w:t xml:space="preserve">Dependencies and Versioning</w:t>
-      </w:r>
-      <w:bookmarkEnd w:id="7"/>
-    </w:p>
-    <w:p>
-      <w:pPr>
-        <w:spacing w:after="100" w:line="276"/>
-      </w:pPr>
-      <w:r>
-        <w:rPr>
-          <w:sz w:val="22"/>
-          <w:szCs w:val="22"/>
-        </w:rPr>
-        <w:t xml:space="preserve">Dependencies are resolved when you run codeql pack install or when the GitHub Action sets up the environment. Pin versions for stability in production; use a range or "*" only while developing. After changing a model pack, bump its version and update the depending query packs so CI picks up the new models deliberately rather than accidentally.</w:t>
-      </w:r>
-    </w:p>
-    <w:p>
-      <w:pPr>
-        <w:pStyle w:val="Heading2"/>
-      </w:pPr>
-      <w:bookmarkStart w:name="_Toc8" w:id="8"/>
-      <w:r>
-        <w:t xml:space="preserve">Query Suites</w:t>
-      </w:r>
-      <w:bookmarkEnd w:id="8"/>
-    </w:p>
-    <w:p>
-      <w:pPr>
-        <w:spacing w:after="100" w:line="276"/>
-      </w:pPr>
-      <w:r>
-        <w:rPr>
-          <w:sz w:val="22"/>
-          <w:szCs w:val="22"/>
-        </w:rPr>
-        <w:t xml:space="preserve">A query suite is a .qls file that selects which queries from the available packs actually execute. You can include or exclude by path, by kind, by tags, or by explicit list. Suites let you offer different profiles—security-only, security-extended, quality, or a custom organization suite—from the same underlying packs.</w:t>
-      </w:r>
-    </w:p>
-    <w:p>
-      <w:pPr>
-        <w:spacing w:after="20" w:before="60"/>
-      </w:pPr>
+        <w:t xml:space="preserve">  pull_request:</w:t>
+      </w:r>
     </w:p>
     <w:p>
       <w:pPr>
         <w:pBdr>
-          <w:left w:val="single" w:color="2E75B6" w:sz="14" w:space="6"/>
+          <w:left w:val="single" w:color="2E75B6" w:sz="12" w:space="6"/>
         </w:pBdr>
         <w:shd w:fill="F7F9FC" w:val="clear"/>
         <w:spacing w:after="0" w:line="240"/>
-        <w:ind w:left="340"/>
+        <w:ind w:left="320"/>
       </w:pPr>
       <w:r>
         <w:rPr>
@@ -776,17 +724,17 @@
           <w:sz w:val="18"/>
           <w:szCs w:val="18"/>
         </w:rPr>
-        <w:t xml:space="preserve">- description: Must Learn example suite</w:t>
+        <w:t xml:space="preserve">jobs:</w:t>
       </w:r>
     </w:p>
     <w:p>
       <w:pPr>
         <w:pBdr>
-          <w:left w:val="single" w:color="2E75B6" w:sz="14" w:space="6"/>
+          <w:left w:val="single" w:color="2E75B6" w:sz="12" w:space="6"/>
         </w:pBdr>
         <w:shd w:fill="F7F9FC" w:val="clear"/>
         <w:spacing w:after="0" w:line="240"/>
-        <w:ind w:left="340"/>
+        <w:ind w:left="320"/>
       </w:pPr>
       <w:r>
         <w:rPr>
@@ -795,17 +743,17 @@
           <w:sz w:val="18"/>
           <w:szCs w:val="18"/>
         </w:rPr>
-        <w:t xml:space="preserve">- queries: .</w:t>
+        <w:t xml:space="preserve">  analyze:</w:t>
       </w:r>
     </w:p>
     <w:p>
       <w:pPr>
         <w:pBdr>
-          <w:left w:val="single" w:color="2E75B6" w:sz="14" w:space="6"/>
+          <w:left w:val="single" w:color="2E75B6" w:sz="12" w:space="6"/>
         </w:pBdr>
         <w:shd w:fill="F7F9FC" w:val="clear"/>
         <w:spacing w:after="0" w:line="240"/>
-        <w:ind w:left="340"/>
+        <w:ind w:left="320"/>
       </w:pPr>
       <w:r>
         <w:rPr>
@@ -814,17 +762,17 @@
           <w:sz w:val="18"/>
           <w:szCs w:val="18"/>
         </w:rPr>
-        <w:t xml:space="preserve">  from: mustlearn/example-queries</w:t>
+        <w:t xml:space="preserve">    runs-on: ubuntu-latest</w:t>
       </w:r>
     </w:p>
     <w:p>
       <w:pPr>
         <w:pBdr>
-          <w:left w:val="single" w:color="2E75B6" w:sz="14" w:space="6"/>
+          <w:left w:val="single" w:color="2E75B6" w:sz="12" w:space="6"/>
         </w:pBdr>
         <w:shd w:fill="F7F9FC" w:val="clear"/>
         <w:spacing w:after="0" w:line="240"/>
-        <w:ind w:left="340"/>
+        <w:ind w:left="320"/>
       </w:pPr>
       <w:r>
         <w:rPr>
@@ -833,17 +781,17 @@
           <w:sz w:val="18"/>
           <w:szCs w:val="18"/>
         </w:rPr>
-        <w:t xml:space="preserve">- include:</w:t>
+        <w:t xml:space="preserve">    permissions:</w:t>
       </w:r>
     </w:p>
     <w:p>
       <w:pPr>
         <w:pBdr>
-          <w:left w:val="single" w:color="2E75B6" w:sz="14" w:space="6"/>
+          <w:left w:val="single" w:color="2E75B6" w:sz="12" w:space="6"/>
         </w:pBdr>
         <w:shd w:fill="F7F9FC" w:val="clear"/>
         <w:spacing w:after="0" w:line="240"/>
-        <w:ind w:left="340"/>
+        <w:ind w:left="320"/>
       </w:pPr>
       <w:r>
         <w:rPr>
@@ -852,17 +800,17 @@
           <w:sz w:val="18"/>
           <w:szCs w:val="18"/>
         </w:rPr>
-        <w:t xml:space="preserve">    kind:</w:t>
+        <w:t xml:space="preserve">      security-events: write</w:t>
       </w:r>
     </w:p>
     <w:p>
       <w:pPr>
         <w:pBdr>
-          <w:left w:val="single" w:color="2E75B6" w:sz="14" w:space="6"/>
+          <w:left w:val="single" w:color="2E75B6" w:sz="12" w:space="6"/>
         </w:pBdr>
         <w:shd w:fill="F7F9FC" w:val="clear"/>
         <w:spacing w:after="0" w:line="240"/>
-        <w:ind w:left="340"/>
+        <w:ind w:left="320"/>
       </w:pPr>
       <w:r>
         <w:rPr>
@@ -871,17 +819,17 @@
           <w:sz w:val="18"/>
           <w:szCs w:val="18"/>
         </w:rPr>
-        <w:t xml:space="preserve">    - problem</w:t>
+        <w:t xml:space="preserve">    steps:</w:t>
       </w:r>
     </w:p>
     <w:p>
       <w:pPr>
         <w:pBdr>
-          <w:left w:val="single" w:color="2E75B6" w:sz="14" w:space="6"/>
+          <w:left w:val="single" w:color="2E75B6" w:sz="12" w:space="6"/>
         </w:pBdr>
         <w:shd w:fill="F7F9FC" w:val="clear"/>
         <w:spacing w:after="0" w:line="240"/>
-        <w:ind w:left="340"/>
+        <w:ind w:left="320"/>
       </w:pPr>
       <w:r>
         <w:rPr>
@@ -890,422 +838,304 @@
           <w:sz w:val="18"/>
           <w:szCs w:val="18"/>
         </w:rPr>
-        <w:t xml:space="preserve">    - path-problem</w:t>
-      </w:r>
-    </w:p>
-    <w:p>
-      <w:pPr>
-        <w:spacing w:after="80" w:before="20"/>
-      </w:pPr>
-    </w:p>
-    <w:p>
-      <w:pPr>
-        <w:spacing w:after="100" w:line="276"/>
+        <w:t xml:space="preserve">      - uses: actions/checkout@v4</w:t>
+      </w:r>
+    </w:p>
+    <w:p>
+      <w:pPr>
+        <w:pBdr>
+          <w:left w:val="single" w:color="2E75B6" w:sz="12" w:space="6"/>
+        </w:pBdr>
+        <w:shd w:fill="F7F9FC" w:val="clear"/>
+        <w:spacing w:after="0" w:line="240"/>
+        <w:ind w:left="320"/>
+      </w:pPr>
+      <w:r>
+        <w:rPr>
+          <w:rFonts w:ascii="Consolas" w:cs="Consolas" w:eastAsia="Consolas" w:hAnsi="Consolas"/>
+          <w:color w:val="1E293B"/>
+          <w:sz w:val="18"/>
+          <w:szCs w:val="18"/>
+        </w:rPr>
+        <w:t xml:space="preserve">      - uses: github/codeql-action/init@v3</w:t>
+      </w:r>
+    </w:p>
+    <w:p>
+      <w:pPr>
+        <w:pBdr>
+          <w:left w:val="single" w:color="2E75B6" w:sz="12" w:space="6"/>
+        </w:pBdr>
+        <w:shd w:fill="F7F9FC" w:val="clear"/>
+        <w:spacing w:after="0" w:line="240"/>
+        <w:ind w:left="320"/>
+      </w:pPr>
+      <w:r>
+        <w:rPr>
+          <w:rFonts w:ascii="Consolas" w:cs="Consolas" w:eastAsia="Consolas" w:hAnsi="Consolas"/>
+          <w:color w:val="1E293B"/>
+          <w:sz w:val="18"/>
+          <w:szCs w:val="18"/>
+        </w:rPr>
+        <w:t xml:space="preserve">        with:</w:t>
+      </w:r>
+    </w:p>
+    <w:p>
+      <w:pPr>
+        <w:pBdr>
+          <w:left w:val="single" w:color="2E75B6" w:sz="12" w:space="6"/>
+        </w:pBdr>
+        <w:shd w:fill="F7F9FC" w:val="clear"/>
+        <w:spacing w:after="0" w:line="240"/>
+        <w:ind w:left="320"/>
+      </w:pPr>
+      <w:r>
+        <w:rPr>
+          <w:rFonts w:ascii="Consolas" w:cs="Consolas" w:eastAsia="Consolas" w:hAnsi="Consolas"/>
+          <w:color w:val="1E293B"/>
+          <w:sz w:val="18"/>
+          <w:szCs w:val="18"/>
+        </w:rPr>
+        <w:t xml:space="preserve">          languages: javascript</w:t>
+      </w:r>
+    </w:p>
+    <w:p>
+      <w:pPr>
+        <w:pBdr>
+          <w:left w:val="single" w:color="2E75B6" w:sz="12" w:space="6"/>
+        </w:pBdr>
+        <w:shd w:fill="F7F9FC" w:val="clear"/>
+        <w:spacing w:after="0" w:line="240"/>
+        <w:ind w:left="320"/>
+      </w:pPr>
+      <w:r>
+        <w:rPr>
+          <w:rFonts w:ascii="Consolas" w:cs="Consolas" w:eastAsia="Consolas" w:hAnsi="Consolas"/>
+          <w:color w:val="1E293B"/>
+          <w:sz w:val="18"/>
+          <w:szCs w:val="18"/>
+        </w:rPr>
+        <w:t xml:space="preserve">          queries: security-extended</w:t>
+      </w:r>
+    </w:p>
+    <w:p>
+      <w:pPr>
+        <w:pBdr>
+          <w:left w:val="single" w:color="2E75B6" w:sz="12" w:space="6"/>
+        </w:pBdr>
+        <w:shd w:fill="F7F9FC" w:val="clear"/>
+        <w:spacing w:after="0" w:line="240"/>
+        <w:ind w:left="320"/>
+      </w:pPr>
+      <w:r>
+        <w:rPr>
+          <w:rFonts w:ascii="Consolas" w:cs="Consolas" w:eastAsia="Consolas" w:hAnsi="Consolas"/>
+          <w:color w:val="1E293B"/>
+          <w:sz w:val="18"/>
+          <w:szCs w:val="18"/>
+        </w:rPr>
+        <w:t xml:space="preserve">      - uses: github/codeql-action/analyze@v3</w:t>
+      </w:r>
+    </w:p>
+    <w:p>
+      <w:pPr>
+        <w:spacing w:after="70" w:before="15"/>
+      </w:pPr>
+    </w:p>
+    <w:p>
+      <w:pPr>
+        <w:spacing w:after="90" w:line="276"/>
       </w:pPr>
       <w:r>
         <w:rPr>
           <w:sz w:val="22"/>
           <w:szCs w:val="22"/>
         </w:rPr>
-        <w:t xml:space="preserve">An example suite is at examples/chapter11/example-suite.qls. In CI you normally point the CodeQL Action or the CLI at a suite rather than at individual query files.</w:t>
+        <w:t xml:space="preserve">For a custom pack or suite, replace the queries value with a pack reference or a path to your .qls file. Compiled languages usually need an explicit build step between init and analyze, or a configured build mode.</w:t>
       </w:r>
     </w:p>
     <w:p>
       <w:pPr>
         <w:pStyle w:val="Heading2"/>
       </w:pPr>
-      <w:bookmarkStart w:name="_Toc9" w:id="9"/>
-      <w:r>
-        <w:t xml:space="preserve">Metadata Requirements</w:t>
-      </w:r>
-      <w:bookmarkEnd w:id="9"/>
-    </w:p>
-    <w:p>
-      <w:pPr>
-        <w:spacing w:after="100" w:line="276"/>
+      <w:bookmarkStart w:name="_Toc8" w:id="8"/>
+      <w:r>
+        <w:t xml:space="preserve">Other Continuous Integration Systems</w:t>
+      </w:r>
+      <w:bookmarkEnd w:id="8"/>
+    </w:p>
+    <w:p>
+      <w:pPr>
+        <w:spacing w:after="90" w:line="276"/>
       </w:pPr>
       <w:r>
         <w:rPr>
           <w:sz w:val="22"/>
           <w:szCs w:val="22"/>
         </w:rPr>
-        <w:t xml:space="preserve">Every production query needs a complete metadata block. The critical fields are:</w:t>
-      </w:r>
-    </w:p>
-    <w:p>
-      <w:pPr>
-        <w:spacing w:after="100" w:line="276"/>
+        <w:t xml:space="preserve">If you use Jenkins, Azure Pipelines, GitLab CI, or another system, download the CodeQL CLI bundle, create the database with the same commands shown in earlier chapters, run the queries or suite, and upload the resulting SARIF file to GitHub (via the API or the codeql github upload-results command). The packs, suites, and metadata you prepared in Chapter 11 work unchanged.</w:t>
+      </w:r>
+    </w:p>
+    <w:p>
+      <w:pPr>
+        <w:pStyle w:val="Heading2"/>
+      </w:pPr>
+      <w:bookmarkStart w:name="_Toc9" w:id="9"/>
+      <w:r>
+        <w:t xml:space="preserve">Multi-Repository Variant Analysis</w:t>
+      </w:r>
+      <w:bookmarkEnd w:id="9"/>
+    </w:p>
+    <w:p>
+      <w:pPr>
+        <w:spacing w:after="90" w:line="276"/>
       </w:pPr>
       <w:r>
         <w:rPr>
           <w:sz w:val="22"/>
           <w:szCs w:val="22"/>
         </w:rPr>
-        <w:t xml:space="preserve">• @kind — problem or path-problem</w:t>
-      </w:r>
-    </w:p>
-    <w:p>
-      <w:pPr>
-        <w:spacing w:after="100" w:line="276"/>
+        <w:t xml:space="preserve">For research or organization-wide hunting, multi-repository variant analysis (MRVA) runs a single query or suite against a large set of repositories. This is the same mechanism used by security researchers to discover new vulnerability variants at scale. Results can be exported and triaged centrally. MRVA complements per-repository CI: CI prevents regressions; MRVA finds historical and cross-repo instances.</w:t>
+      </w:r>
+    </w:p>
+    <w:p>
+      <w:pPr>
+        <w:pStyle w:val="Heading2"/>
+      </w:pPr>
+      <w:bookmarkStart w:name="_Toc10" w:id="10"/>
+      <w:r>
+        <w:t xml:space="preserve">Rollout Practices</w:t>
+      </w:r>
+      <w:bookmarkEnd w:id="10"/>
+    </w:p>
+    <w:p>
+      <w:pPr>
+        <w:spacing w:after="90" w:line="276"/>
       </w:pPr>
       <w:r>
         <w:rPr>
           <w:sz w:val="22"/>
           <w:szCs w:val="22"/>
         </w:rPr>
-        <w:t xml:space="preserve">• @id — globally unique identifier</w:t>
-      </w:r>
-    </w:p>
-    <w:p>
-      <w:pPr>
-        <w:spacing w:after="100" w:line="276"/>
+        <w:t xml:space="preserve">Start with a single repository and the default security suite. Review the first set of alerts, add barriers or models for the noisiest false positives, then expand. When you introduce custom packs, pin their versions. Monitor alert volume and fix rate. Provide a short internal guide that explains how to read a path alert and how to request a model update when an internal framework is involved.</w:t>
+      </w:r>
+    </w:p>
+    <w:p>
+      <w:pPr>
+        <w:pStyle w:val="Heading2"/>
+      </w:pPr>
+      <w:bookmarkStart w:name="_Toc11" w:id="11"/>
+      <w:r>
+        <w:t xml:space="preserve">Common Integration Pitfalls</w:t>
+      </w:r>
+      <w:bookmarkEnd w:id="11"/>
+    </w:p>
+    <w:p>
+      <w:pPr>
+        <w:spacing w:after="90" w:line="276"/>
       </w:pPr>
       <w:r>
         <w:rPr>
           <w:sz w:val="22"/>
           <w:szCs w:val="22"/>
         </w:rPr>
-        <w:t xml:space="preserve">• @name — short title shown in alerts</w:t>
-      </w:r>
-    </w:p>
-    <w:p>
-      <w:pPr>
-        <w:spacing w:after="100" w:line="276"/>
+        <w:t xml:space="preserve">Missing security-events permission prevents upload. Forgetting the build step for compiled languages produces empty or incomplete databases. Pointing at the wrong suite silently runs too many or too few queries. Unpinned pack versions cause sudden alert changes after an upstream update. Generated or third-party code that is not excluded creates noise. Address these before enabling the workflow on many repositories.</w:t>
+      </w:r>
+    </w:p>
+    <w:p>
+      <w:pPr>
+        <w:pStyle w:val="Heading1"/>
+        <w:pageBreakBefore/>
+      </w:pPr>
+      <w:bookmarkStart w:name="_Toc12" w:id="12"/>
+      <w:r>
+        <w:t xml:space="preserve">Chapter 13: Performance and Debugging</w:t>
+      </w:r>
+      <w:bookmarkEnd w:id="12"/>
+    </w:p>
+    <w:p>
+      <w:pPr>
+        <w:spacing w:after="90" w:line="276"/>
       </w:pPr>
       <w:r>
         <w:rPr>
           <w:sz w:val="22"/>
           <w:szCs w:val="22"/>
         </w:rPr>
-        <w:t xml:space="preserve">• @description — one-sentence explanation</w:t>
-      </w:r>
-    </w:p>
-    <w:p>
-      <w:pPr>
-        <w:spacing w:after="100" w:line="276"/>
+        <w:t xml:space="preserve">Precise predicates and partial-flow debugging keep CI runs fast and results trustworthy. See examples/chapter13/.</w:t>
+      </w:r>
+    </w:p>
+    <w:p>
+      <w:pPr>
+        <w:pStyle w:val="Heading1"/>
+        <w:pageBreakBefore/>
+      </w:pPr>
+      <w:bookmarkStart w:name="_Toc13" w:id="13"/>
+      <w:r>
+        <w:t xml:space="preserve">Chapter 14: Case Studies</w:t>
+      </w:r>
+      <w:bookmarkEnd w:id="13"/>
+    </w:p>
+    <w:p>
+      <w:pPr>
+        <w:spacing w:after="90" w:line="276"/>
       </w:pPr>
       <w:r>
         <w:rPr>
           <w:sz w:val="22"/>
           <w:szCs w:val="22"/>
         </w:rPr>
-        <w:t xml:space="preserve">• @problem.severity — error, warning, or recommendation</w:t>
-      </w:r>
-    </w:p>
-    <w:p>
-      <w:pPr>
-        <w:spacing w:after="100" w:line="276"/>
+        <w:t xml:space="preserve">Published queries and examples/chapter14/ show patterns ready to place in the packs you run in CI.</w:t>
+      </w:r>
+    </w:p>
+    <w:p>
+      <w:pPr>
+        <w:pStyle w:val="Heading1"/>
+        <w:pageBreakBefore/>
+      </w:pPr>
+      <w:bookmarkStart w:name="_Toc14" w:id="14"/>
+      <w:r>
+        <w:t xml:space="preserve">Chapter 15: Best Practices</w:t>
+      </w:r>
+      <w:bookmarkEnd w:id="14"/>
+    </w:p>
+    <w:p>
+      <w:pPr>
+        <w:spacing w:after="90" w:line="276"/>
       </w:pPr>
       <w:r>
         <w:rPr>
           <w:sz w:val="22"/>
           <w:szCs w:val="22"/>
         </w:rPr>
-        <w:t xml:space="preserve">• @precision — high, medium, or low (strongly recommended)</w:t>
-      </w:r>
-    </w:p>
-    <w:p>
-      <w:pPr>
-        <w:spacing w:after="100" w:line="276"/>
+        <w:t xml:space="preserve">Pin versions, test before enabling organization-wide, and keep models and queries in separate packs.</w:t>
+      </w:r>
+    </w:p>
+    <w:p>
+      <w:pPr>
+        <w:pStyle w:val="Heading1"/>
+        <w:pageBreakBefore/>
+      </w:pPr>
+      <w:bookmarkStart w:name="_Toc15" w:id="15"/>
+      <w:r>
+        <w:t xml:space="preserve">Appendix</w:t>
+      </w:r>
+      <w:bookmarkEnd w:id="15"/>
+    </w:p>
+    <w:p>
+      <w:pPr>
+        <w:spacing w:after="90" w:line="276"/>
       </w:pPr>
       <w:r>
         <w:rPr>
           <w:sz w:val="22"/>
           <w:szCs w:val="22"/>
         </w:rPr>
-        <w:t xml:space="preserve">• @tags — CWE identifiers or custom tags for suite selection</w:t>
-      </w:r>
-    </w:p>
-    <w:p>
-      <w:pPr>
-        <w:spacing w:after="100" w:line="276"/>
-      </w:pPr>
-      <w:r>
-        <w:rPr>
-          <w:sz w:val="22"/>
-          <w:szCs w:val="22"/>
-        </w:rPr>
-        <w:t xml:space="preserve">Incomplete metadata produces alerts that developers cannot act on and that cannot be filtered reliably. Add a query-help file (Markdown) for any query you expect others to triage.</w:t>
-      </w:r>
-    </w:p>
-    <w:p>
-      <w:pPr>
-        <w:pStyle w:val="Heading2"/>
-      </w:pPr>
-      <w:bookmarkStart w:name="_Toc10" w:id="10"/>
-      <w:r>
-        <w:t xml:space="preserve">Expected-Result Testing</w:t>
-      </w:r>
-      <w:bookmarkEnd w:id="10"/>
-    </w:p>
-    <w:p>
-      <w:pPr>
-        <w:spacing w:after="100" w:line="276"/>
-      </w:pPr>
-      <w:r>
-        <w:rPr>
-          <w:sz w:val="22"/>
-          <w:szCs w:val="22"/>
-        </w:rPr>
-        <w:t xml:space="preserve">Before a pack is shared or enabled in CI, add tests that contain both vulnerable and safe examples. CodeQL’s test framework compares actual results against committed expected-result files. A failing test means either the query changed behavior or a library upgrade altered results. Both cases must be reviewed deliberately. Place tests next to the queries they protect and run them locally with codeql test run before every release of the pack.</w:t>
-      </w:r>
-    </w:p>
-    <w:p>
-      <w:pPr>
-        <w:pStyle w:val="Heading2"/>
-      </w:pPr>
-      <w:bookmarkStart w:name="_Toc11" w:id="11"/>
-      <w:r>
-        <w:t xml:space="preserve">Publishing and Consumption</w:t>
-      </w:r>
-      <w:bookmarkEnd w:id="11"/>
-    </w:p>
-    <w:p>
-      <w:pPr>
-        <w:spacing w:after="100" w:line="276"/>
-      </w:pPr>
-      <w:r>
-        <w:rPr>
-          <w:sz w:val="22"/>
-          <w:szCs w:val="22"/>
-        </w:rPr>
-        <w:t xml:space="preserve">Packs can be published to GitHub Container Registry or consumed directly from a repository. In either case, document the pack name, the suites you support, and the minimum CodeQL CLI version required. Application repositories then add a dependency (or use a pre-built suite) and reference the suite from their CodeQL workflow.</w:t>
-      </w:r>
-    </w:p>
-    <w:p>
-      <w:pPr>
-        <w:pStyle w:val="Heading2"/>
-      </w:pPr>
-      <w:bookmarkStart w:name="_Toc12" w:id="12"/>
-      <w:r>
-        <w:t xml:space="preserve">Production Checklist</w:t>
-      </w:r>
-      <w:bookmarkEnd w:id="12"/>
-    </w:p>
-    <w:p>
-      <w:pPr>
-        <w:spacing w:after="100" w:line="276"/>
-      </w:pPr>
-      <w:r>
-        <w:rPr>
-          <w:sz w:val="22"/>
-          <w:szCs w:val="22"/>
-        </w:rPr>
-        <w:t xml:space="preserve">1. Queries have complete metadata and help text.</w:t>
-      </w:r>
-    </w:p>
-    <w:p>
-      <w:pPr>
-        <w:spacing w:after="100" w:line="276"/>
-      </w:pPr>
-      <w:r>
-        <w:rPr>
-          <w:sz w:val="22"/>
-          <w:szCs w:val="22"/>
-        </w:rPr>
-        <w:t xml:space="preserve">2. Positive and negative tests exist and pass.</w:t>
-      </w:r>
-    </w:p>
-    <w:p>
-      <w:pPr>
-        <w:spacing w:after="100" w:line="276"/>
-      </w:pPr>
-      <w:r>
-        <w:rPr>
-          <w:sz w:val="22"/>
-          <w:szCs w:val="22"/>
-        </w:rPr>
-        <w:t xml:space="preserve">3. Models live in a separate pack with their own tests.</w:t>
-      </w:r>
-    </w:p>
-    <w:p>
-      <w:pPr>
-        <w:spacing w:after="100" w:line="276"/>
-      </w:pPr>
-      <w:r>
-        <w:rPr>
-          <w:sz w:val="22"/>
-          <w:szCs w:val="22"/>
-        </w:rPr>
-        <w:t xml:space="preserve">4. A suite selects exactly the queries intended for CI.</w:t>
-      </w:r>
-    </w:p>
-    <w:p>
-      <w:pPr>
-        <w:spacing w:after="100" w:line="276"/>
-      </w:pPr>
-      <w:r>
-        <w:rPr>
-          <w:sz w:val="22"/>
-          <w:szCs w:val="22"/>
-        </w:rPr>
-        <w:t xml:space="preserve">5. The pack version is pinned in consuming repositories.</w:t>
-      </w:r>
-    </w:p>
-    <w:p>
-      <w:pPr>
-        <w:spacing w:after="100" w:line="276"/>
-      </w:pPr>
-      <w:r>
-        <w:rPr>
-          <w:sz w:val="22"/>
-          <w:szCs w:val="22"/>
-        </w:rPr>
-        <w:t xml:space="preserve">6. The CI workflow runs the suite and uploads SARIF.</w:t>
-      </w:r>
-    </w:p>
-    <w:p>
-      <w:pPr>
-        <w:spacing w:after="100" w:line="276"/>
-      </w:pPr>
-      <w:r>
-        <w:rPr>
-          <w:sz w:val="22"/>
-          <w:szCs w:val="22"/>
-        </w:rPr>
-        <w:t xml:space="preserve">7. Alerts are reviewed on a sample of pull requests before broad rollout.</w:t>
-      </w:r>
-    </w:p>
-    <w:p>
-      <w:pPr>
-        <w:pStyle w:val="Heading2"/>
-      </w:pPr>
-      <w:bookmarkStart w:name="_Toc13" w:id="13"/>
-      <w:r>
-        <w:t xml:space="preserve">Common Pitfalls</w:t>
-      </w:r>
-      <w:bookmarkEnd w:id="13"/>
-    </w:p>
-    <w:p>
-      <w:pPr>
-        <w:spacing w:after="100" w:line="276"/>
-      </w:pPr>
-      <w:r>
-        <w:rPr>
-          <w:sz w:val="22"/>
-          <w:szCs w:val="22"/>
-        </w:rPr>
-        <w:t xml:space="preserve">Missing or incorrect @kind prevents path display. Duplicate @id values collide in GitHub code scanning. Suites that accidentally include experimental queries create noise. Forgetting to bump a model-pack version leaves CI running stale models. Tests that only cover the happy path miss precision regressions. Address these before enabling a suite organization-wide.</w:t>
-      </w:r>
-    </w:p>
-    <w:p>
-      <w:pPr>
-        <w:pStyle w:val="Heading1"/>
-        <w:pageBreakBefore/>
-      </w:pPr>
-      <w:bookmarkStart w:name="_Toc14" w:id="14"/>
-      <w:r>
-        <w:t xml:space="preserve">Chapter 12: CI Integration</w:t>
-      </w:r>
-      <w:bookmarkEnd w:id="14"/>
-    </w:p>
-    <w:p>
-      <w:pPr>
-        <w:spacing w:after="100" w:line="276"/>
-      </w:pPr>
-      <w:r>
-        <w:rPr>
-          <w:sz w:val="22"/>
-          <w:szCs w:val="22"/>
-        </w:rPr>
-        <w:t xml:space="preserve">The CodeQL GitHub Action or the CLI bundle executes the suite you defined in Chapter 11 and uploads SARIF. Sample workflow: examples/chapter12/codeql-analysis.yml. MRVA extends the same packs to many repositories.</w:t>
-      </w:r>
-    </w:p>
-    <w:p>
-      <w:pPr>
-        <w:pStyle w:val="Heading1"/>
-        <w:pageBreakBefore/>
-      </w:pPr>
-      <w:bookmarkStart w:name="_Toc15" w:id="15"/>
-      <w:r>
-        <w:t xml:space="preserve">Chapter 13: Performance and Debugging</w:t>
-      </w:r>
-      <w:bookmarkEnd w:id="15"/>
-    </w:p>
-    <w:p>
-      <w:pPr>
-        <w:spacing w:after="100" w:line="276"/>
-      </w:pPr>
-      <w:r>
-        <w:rPr>
-          <w:sz w:val="22"/>
-          <w:szCs w:val="22"/>
-        </w:rPr>
-        <w:t xml:space="preserve">Keep predicates precise. Use partial-flow debugging when paths are missing. See examples/chapter13/.</w:t>
-      </w:r>
-    </w:p>
-    <w:p>
-      <w:pPr>
-        <w:pStyle w:val="Heading1"/>
-        <w:pageBreakBefore/>
-      </w:pPr>
-      <w:bookmarkStart w:name="_Toc16" w:id="16"/>
-      <w:r>
-        <w:t xml:space="preserve">Chapter 14: Case Studies</w:t>
-      </w:r>
-      <w:bookmarkEnd w:id="16"/>
-    </w:p>
-    <w:p>
-      <w:pPr>
-        <w:spacing w:after="100" w:line="276"/>
-      </w:pPr>
-      <w:r>
-        <w:rPr>
-          <w:sz w:val="22"/>
-          <w:szCs w:val="22"/>
-        </w:rPr>
-        <w:t xml:space="preserve">Published analyses and examples/chapter14/ illustrate complete source-to-sink queries that belong in a production pack.</w:t>
-      </w:r>
-    </w:p>
-    <w:p>
-      <w:pPr>
-        <w:pStyle w:val="Heading1"/>
-        <w:pageBreakBefore/>
-      </w:pPr>
-      <w:bookmarkStart w:name="_Toc17" w:id="17"/>
-      <w:r>
-        <w:t xml:space="preserve">Chapter 15: Best Practices</w:t>
-      </w:r>
-      <w:bookmarkEnd w:id="17"/>
-    </w:p>
-    <w:p>
-      <w:pPr>
-        <w:spacing w:after="100" w:line="276"/>
-      </w:pPr>
-      <w:r>
-        <w:rPr>
-          <w:sz w:val="22"/>
-          <w:szCs w:val="22"/>
-        </w:rPr>
-        <w:t xml:space="preserve">Package models separately, test everything, pin versions, and contribute stable models upstream.</w:t>
-      </w:r>
-    </w:p>
-    <w:p>
-      <w:pPr>
-        <w:pStyle w:val="Heading1"/>
-        <w:pageBreakBefore/>
-      </w:pPr>
-      <w:bookmarkStart w:name="_Toc18" w:id="18"/>
-      <w:r>
-        <w:t xml:space="preserve">Appendix</w:t>
-      </w:r>
-      <w:bookmarkEnd w:id="18"/>
-    </w:p>
-    <w:p>
-      <w:pPr>
-        <w:spacing w:after="100" w:line="276"/>
-      </w:pPr>
-      <w:r>
-        <w:rPr>
-          <w:sz w:val="22"/>
-          <w:szCs w:val="22"/>
-        </w:rPr>
-        <w:t xml:space="preserve">Chapter 11 examples: examples/chapter11/qlpack.yml and example-suite.qls. Official docs: https://codeql.github.com/docs/. Repository: https://github.com/rod-trent/MustLearnCodeQL.</w:t>
-      </w:r>
-    </w:p>
-    <w:p>
-      <w:pPr>
-        <w:spacing w:before="200"/>
+        <w:t xml:space="preserve">Sample workflow: examples/chapter12/codeql-analysis.yml. Official CodeQL Action documentation and https://codeql.github.com/docs/. Repository: https://github.com/rod-trent/MustLearnCodeQL.</w:t>
+      </w:r>
+    </w:p>
+    <w:p>
+      <w:pPr>
+        <w:spacing w:before="160"/>
         <w:jc w:val="center"/>
       </w:pPr>
       <w:r>
@@ -1313,8 +1143,8 @@
           <w:i/>
           <w:iCs/>
           <w:color w:val="666666"/>
-          <w:sz w:val="20"/>
-          <w:szCs w:val="20"/>
+          <w:sz w:val="18"/>
+          <w:szCs w:val="18"/>
         </w:rPr>
         <w:t xml:space="preserve">End of Must Learn CodeQL</w:t>
       </w:r>
@@ -1749,7 +1579,7 @@
     <w:next w:val="Normal"/>
     <w:qFormat/>
     <w:pPr>
-      <w:spacing w:after="80" w:before="140"/>
+      <w:spacing w:after="60" w:before="120"/>
       <w:outlineLvl w:val="0"/>
     </w:pPr>
     <w:rPr>
@@ -1767,7 +1597,7 @@
     <w:next w:val="Normal"/>
     <w:qFormat/>
     <w:pPr>
-      <w:spacing w:after="60" w:before="160"/>
+      <w:spacing w:after="50" w:before="140"/>
       <w:outlineLvl w:val="1"/>
     </w:pPr>
     <w:rPr>

--- a/Book_Version/MustLearnCodeQL.docx
+++ b/Book_Version/MustLearnCodeQL.docx
@@ -4,7 +4,7 @@
   <w:body>
     <w:p>
       <w:pPr>
-        <w:spacing w:after="60"/>
+        <w:spacing w:after="40"/>
         <w:jc w:val="center"/>
       </w:pPr>
       <w:r>
@@ -12,15 +12,15 @@
           <w:b/>
           <w:bCs/>
           <w:color w:val="1F4E79"/>
-          <w:sz w:val="42"/>
-          <w:szCs w:val="42"/>
+          <w:sz w:val="40"/>
+          <w:szCs w:val="40"/>
         </w:rPr>
         <w:t xml:space="preserve">Must Learn CodeQL</w:t>
       </w:r>
     </w:p>
     <w:p>
       <w:pPr>
-        <w:spacing w:after="100"/>
+        <w:spacing w:after="80"/>
         <w:jc w:val="center"/>
       </w:pPr>
       <w:r>
@@ -48,10 +48,10 @@
     </w:p>
     <w:p>
       <w:pPr>
-        <w:spacing w:before="40"/>
+        <w:spacing w:before="30"/>
         <w:jc w:val="center"/>
       </w:pPr>
-      <w:hyperlink w:history="1" r:id="rIdj4qcyd7ntp-wbt7ggyu77">
+      <w:hyperlink w:history="1" r:id="rId2z1kwfqcugttcuhwerggk">
         <w:r>
           <w:rPr>
             <w:rStyle w:val="Hyperlink"/>
@@ -156,7 +156,7 @@
           </w:pPr>
           <w:hyperlink w:history="1" w:anchor="_Toc4">
             <w:r>
-              <w:t xml:space="preserve">Chapter 12: Integrating CodeQL into Development Workflows</w:t>
+              <w:t xml:space="preserve">Chapter 13: Advanced Techniques and Performance</w:t>
             </w:r>
             <w:r>
               <w:tab/>
@@ -179,7 +179,7 @@
           </w:pPr>
           <w:hyperlink w:history="1" w:anchor="_Toc5">
             <w:r>
-              <w:t xml:space="preserve">Why CI Integration Matters</w:t>
+              <w:t xml:space="preserve">Why Performance and Debuggability Matter</w:t>
             </w:r>
             <w:r>
               <w:tab/>
@@ -202,7 +202,7 @@
           </w:pPr>
           <w:hyperlink w:history="1" w:anchor="_Toc6">
             <w:r>
-              <w:t xml:space="preserve">GitHub Code Scanning and the CodeQL Action</w:t>
+              <w:t xml:space="preserve">Writing Efficient Predicates</w:t>
             </w:r>
             <w:r>
               <w:tab/>
@@ -225,7 +225,7 @@
           </w:pPr>
           <w:hyperlink w:history="1" w:anchor="_Toc7">
             <w:r>
-              <w:t xml:space="preserve">Minimal Workflow Sketch</w:t>
+              <w:t xml:space="preserve">Source and Sink Precision</w:t>
             </w:r>
             <w:r>
               <w:tab/>
@@ -248,7 +248,7 @@
           </w:pPr>
           <w:hyperlink w:history="1" w:anchor="_Toc8">
             <w:r>
-              <w:t xml:space="preserve">Other Continuous Integration Systems</w:t>
+              <w:t xml:space="preserve">Local versus Global</w:t>
             </w:r>
             <w:r>
               <w:tab/>
@@ -271,7 +271,7 @@
           </w:pPr>
           <w:hyperlink w:history="1" w:anchor="_Toc9">
             <w:r>
-              <w:t xml:space="preserve">Multi-Repository Variant Analysis</w:t>
+              <w:t xml:space="preserve">Partial-Flow Debugging</w:t>
             </w:r>
             <w:r>
               <w:tab/>
@@ -294,7 +294,7 @@
           </w:pPr>
           <w:hyperlink w:history="1" w:anchor="_Toc10">
             <w:r>
-              <w:t xml:space="preserve">Rollout Practices</w:t>
+              <w:t xml:space="preserve">Profiling and Measurement</w:t>
             </w:r>
             <w:r>
               <w:tab/>
@@ -317,7 +317,7 @@
           </w:pPr>
           <w:hyperlink w:history="1" w:anchor="_Toc11">
             <w:r>
-              <w:t xml:space="preserve">Common Integration Pitfalls</w:t>
+              <w:t xml:space="preserve">Modular Design</w:t>
             </w:r>
             <w:r>
               <w:tab/>
@@ -332,14 +332,15 @@
         </w:p>
         <w:p>
           <w:pPr>
-            <w:pStyle w:val="TOC1"/>
+            <w:pStyle w:val="TOC2"/>
             <w:tabs>
               <w:tab w:val="right" w:pos="9648" w:leader="dot"/>
             </w:tabs>
+            <w:ind w:left="220"/>
           </w:pPr>
           <w:hyperlink w:history="1" w:anchor="_Toc12">
             <w:r>
-              <w:t xml:space="preserve">Chapter 13: Performance and Debugging</w:t>
+              <w:t xml:space="preserve">Common Performance Pitfalls</w:t>
             </w:r>
             <w:r>
               <w:tab/>
@@ -354,14 +355,15 @@
         </w:p>
         <w:p>
           <w:pPr>
-            <w:pStyle w:val="TOC1"/>
+            <w:pStyle w:val="TOC2"/>
             <w:tabs>
               <w:tab w:val="right" w:pos="9648" w:leader="dot"/>
             </w:tabs>
+            <w:ind w:left="220"/>
           </w:pPr>
           <w:hyperlink w:history="1" w:anchor="_Toc13">
             <w:r>
-              <w:t xml:space="preserve">Chapter 14: Case Studies</w:t>
+              <w:t xml:space="preserve">Practical Checklist</w:t>
             </w:r>
             <w:r>
               <w:tab/>
@@ -383,7 +385,7 @@
           </w:pPr>
           <w:hyperlink w:history="1" w:anchor="_Toc14">
             <w:r>
-              <w:t xml:space="preserve">Chapter 15: Best Practices</w:t>
+              <w:t xml:space="preserve">Chapter 14: Case Studies</w:t>
             </w:r>
             <w:r>
               <w:tab/>
@@ -405,7 +407,7 @@
           </w:pPr>
           <w:hyperlink w:history="1" w:anchor="_Toc15">
             <w:r>
-              <w:t xml:space="preserve">Appendix</w:t>
+              <w:t xml:space="preserve">Chapter 15: Best Practices</w:t>
             </w:r>
             <w:r>
               <w:tab/>
@@ -413,6 +415,28 @@
             <w:r>
               <w:fldChar w:fldCharType="begin" w:dirty="true"/>
               <w:instrText xml:space="preserve">PAGEREF _Toc15 \h</w:instrText>
+              <w:fldChar w:fldCharType="separate"/>
+              <w:fldChar w:fldCharType="end"/>
+            </w:r>
+          </w:hyperlink>
+        </w:p>
+        <w:p>
+          <w:pPr>
+            <w:pStyle w:val="TOC1"/>
+            <w:tabs>
+              <w:tab w:val="right" w:pos="9648" w:leader="dot"/>
+            </w:tabs>
+          </w:pPr>
+          <w:hyperlink w:history="1" w:anchor="_Toc16">
+            <w:r>
+              <w:t xml:space="preserve">Appendix</w:t>
+            </w:r>
+            <w:r>
+              <w:tab/>
+            </w:r>
+            <w:r>
+              <w:fldChar w:fldCharType="begin" w:dirty="true"/>
+              <w:instrText xml:space="preserve">PAGEREF _Toc16 \h</w:instrText>
               <w:fldChar w:fldCharType="separate"/>
               <w:fldChar w:fldCharType="end"/>
             </w:r>
@@ -438,14 +462,14 @@
     </w:p>
     <w:p>
       <w:pPr>
-        <w:spacing w:after="90" w:line="276"/>
-      </w:pPr>
-      <w:r>
-        <w:rPr>
-          <w:sz w:val="22"/>
-          <w:szCs w:val="22"/>
-        </w:rPr>
-        <w:t xml:space="preserve">Chapter 12 on CI integration has been expanded. The sample workflow is in examples/chapter12/codeql-analysis.yml.</w:t>
+        <w:spacing w:after="80" w:line="276"/>
+      </w:pPr>
+      <w:r>
+        <w:rPr>
+          <w:sz w:val="22"/>
+          <w:szCs w:val="22"/>
+        </w:rPr>
+        <w:t xml:space="preserve">Chapter 13 on performance and debugging has been expanded. Related example: examples/chapter13/performance-predicate.ql.</w:t>
       </w:r>
     </w:p>
     <w:p>
@@ -461,14 +485,14 @@
     </w:p>
     <w:p>
       <w:pPr>
-        <w:spacing w:after="90" w:line="276"/>
-      </w:pPr>
-      <w:r>
-        <w:rPr>
-          <w:sz w:val="22"/>
-          <w:szCs w:val="22"/>
-        </w:rPr>
-        <w:t xml:space="preserve">Chapters 1–11 cover fundamentals through packaging: databases, QL, data flow, taint tracking, library extension, packs, suites, and metadata. This chapter shows how to run those packs automatically.</w:t>
+        <w:spacing w:after="80" w:line="276"/>
+      </w:pPr>
+      <w:r>
+        <w:rPr>
+          <w:sz w:val="22"/>
+          <w:szCs w:val="22"/>
+        </w:rPr>
+        <w:t xml:space="preserve">Chapters 1–12 cover fundamentals through CI integration. This chapter focuses on keeping queries fast and diagnosable once they run regularly.</w:t>
       </w:r>
     </w:p>
     <w:p>
@@ -478,7 +502,7 @@
       </w:pPr>
       <w:bookmarkStart w:name="_Toc4" w:id="4"/>
       <w:r>
-        <w:t xml:space="preserve">Chapter 12: Integrating CodeQL into Development Workflows</w:t>
+        <w:t xml:space="preserve">Chapter 13: Advanced Techniques and Performance</w:t>
       </w:r>
       <w:bookmarkEnd w:id="4"/>
     </w:p>
@@ -488,20 +512,20 @@
       </w:pPr>
       <w:bookmarkStart w:name="_Toc5" w:id="5"/>
       <w:r>
-        <w:t xml:space="preserve">Why CI Integration Matters</w:t>
+        <w:t xml:space="preserve">Why Performance and Debuggability Matter</w:t>
       </w:r>
       <w:bookmarkEnd w:id="5"/>
     </w:p>
     <w:p>
       <w:pPr>
-        <w:spacing w:after="90" w:line="276"/>
-      </w:pPr>
-      <w:r>
-        <w:rPr>
-          <w:sz w:val="22"/>
-          <w:szCs w:val="22"/>
-        </w:rPr>
-        <w:t xml:space="preserve">A query that is run only by hand protects nothing after the first week. Embedding CodeQL in continuous integration turns every pull request into an opportunity to catch regressions and new variants of known issues. Alerts appear where developers already work, with paths and severity, so triage is immediate.</w:t>
+        <w:spacing w:after="80" w:line="276"/>
+      </w:pPr>
+      <w:r>
+        <w:rPr>
+          <w:sz w:val="22"/>
+          <w:szCs w:val="22"/>
+        </w:rPr>
+        <w:t xml:space="preserve">A query that is correct but slow will be disabled. A query that produces unexplained missing results will be distrusted. Once CodeQL runs in CI, both speed and the ability to diagnose surprises become production requirements. Most performance problems are precision problems in disguise, and most missing paths are modeling gaps.</w:t>
       </w:r>
     </w:p>
     <w:p>
@@ -510,92 +534,32 @@
       </w:pPr>
       <w:bookmarkStart w:name="_Toc6" w:id="6"/>
       <w:r>
-        <w:t xml:space="preserve">GitHub Code Scanning and the CodeQL Action</w:t>
+        <w:t xml:space="preserve">Writing Efficient Predicates</w:t>
       </w:r>
       <w:bookmarkEnd w:id="6"/>
     </w:p>
     <w:p>
       <w:pPr>
-        <w:spacing w:after="90" w:line="276"/>
-      </w:pPr>
-      <w:r>
-        <w:rPr>
-          <w:sz w:val="22"/>
-          <w:szCs w:val="22"/>
-        </w:rPr>
-        <w:t xml:space="preserve">The most common setup uses the official CodeQL GitHub Action. The workflow checks out the repository, initializes CodeQL for the desired languages, optionally builds the project, runs the selected queries or suite, and uploads the SARIF results. Alerts then appear in the repository Security tab and as pull-request comments.</w:t>
-      </w:r>
-    </w:p>
-    <w:p>
-      <w:pPr>
-        <w:spacing w:after="90" w:line="276"/>
-      </w:pPr>
-      <w:r>
-        <w:rPr>
-          <w:sz w:val="22"/>
-          <w:szCs w:val="22"/>
-        </w:rPr>
-        <w:t xml:space="preserve">A complete, adaptable workflow is provided at examples/chapter12/codeql-analysis.yml. Key points you will customize:</w:t>
-      </w:r>
-    </w:p>
-    <w:p>
-      <w:pPr>
-        <w:spacing w:after="90" w:line="276"/>
-      </w:pPr>
-      <w:r>
-        <w:rPr>
-          <w:sz w:val="22"/>
-          <w:szCs w:val="22"/>
-        </w:rPr>
-        <w:t xml:space="preserve">• Language matrix (javascript, python, java, cpp, etc.)</w:t>
-      </w:r>
-    </w:p>
-    <w:p>
-      <w:pPr>
-        <w:spacing w:after="90" w:line="276"/>
-      </w:pPr>
-      <w:r>
-        <w:rPr>
-          <w:sz w:val="22"/>
-          <w:szCs w:val="22"/>
-        </w:rPr>
-        <w:t xml:space="preserve">• Queries or packs/suites to run (built-in security-extended or your own pack)</w:t>
-      </w:r>
-    </w:p>
-    <w:p>
-      <w:pPr>
-        <w:spacing w:after="90" w:line="276"/>
-      </w:pPr>
-      <w:r>
-        <w:rPr>
-          <w:sz w:val="22"/>
-          <w:szCs w:val="22"/>
-        </w:rPr>
-        <w:t xml:space="preserve">• Build mode or explicit build command for compiled languages</w:t>
-      </w:r>
-    </w:p>
-    <w:p>
-      <w:pPr>
-        <w:spacing w:after="90" w:line="276"/>
-      </w:pPr>
-      <w:r>
-        <w:rPr>
-          <w:sz w:val="22"/>
-          <w:szCs w:val="22"/>
-        </w:rPr>
-        <w:t xml:space="preserve">• Paths to ignore (generated code, vendored dependencies)</w:t>
-      </w:r>
-    </w:p>
-    <w:p>
-      <w:pPr>
-        <w:spacing w:after="90" w:line="276"/>
-      </w:pPr>
-      <w:r>
-        <w:rPr>
-          <w:sz w:val="22"/>
-          <w:szCs w:val="22"/>
-        </w:rPr>
-        <w:t xml:space="preserve">• Permissions required for security-events: write</w:t>
+        <w:spacing w:after="80" w:line="276"/>
+      </w:pPr>
+      <w:r>
+        <w:rPr>
+          <w:sz w:val="22"/>
+          <w:szCs w:val="22"/>
+        </w:rPr>
+        <w:t xml:space="preserve">Keep predicates small and specific. The optimizer works better with clear, narrow relations than with large, overlapping ones. Prefer predicates already provided by the standard libraries over hand-written joins. Avoid unnecessary recursion and broad exists clauses when a more precise formulation exists.</w:t>
+      </w:r>
+    </w:p>
+    <w:p>
+      <w:pPr>
+        <w:spacing w:after="80" w:line="276"/>
+      </w:pPr>
+      <w:r>
+        <w:rPr>
+          <w:sz w:val="22"/>
+          <w:szCs w:val="22"/>
+        </w:rPr>
+        <w:t xml:space="preserve">A tighter formulation of an eval check (excluding certain wrappers early) is shown in examples/chapter13/performance-predicate.ql. Compare it with a naïve version that selects every call and filters later; the early filter reduces work.</w:t>
       </w:r>
     </w:p>
     <w:p>
@@ -604,353 +568,20 @@
       </w:pPr>
       <w:bookmarkStart w:name="_Toc7" w:id="7"/>
       <w:r>
-        <w:t xml:space="preserve">Minimal Workflow Sketch</w:t>
+        <w:t xml:space="preserve">Source and Sink Precision</w:t>
       </w:r>
       <w:bookmarkEnd w:id="7"/>
     </w:p>
     <w:p>
       <w:pPr>
-        <w:spacing w:after="15" w:before="50"/>
-      </w:pPr>
-    </w:p>
-    <w:p>
-      <w:pPr>
-        <w:pBdr>
-          <w:left w:val="single" w:color="2E75B6" w:sz="12" w:space="6"/>
-        </w:pBdr>
-        <w:shd w:fill="F7F9FC" w:val="clear"/>
-        <w:spacing w:after="0" w:line="240"/>
-        <w:ind w:left="320"/>
-      </w:pPr>
-      <w:r>
-        <w:rPr>
-          <w:rFonts w:ascii="Consolas" w:cs="Consolas" w:eastAsia="Consolas" w:hAnsi="Consolas"/>
-          <w:color w:val="1E293B"/>
-          <w:sz w:val="18"/>
-          <w:szCs w:val="18"/>
-        </w:rPr>
-        <w:t xml:space="preserve">name: CodeQL</w:t>
-      </w:r>
-    </w:p>
-    <w:p>
-      <w:pPr>
-        <w:pBdr>
-          <w:left w:val="single" w:color="2E75B6" w:sz="12" w:space="6"/>
-        </w:pBdr>
-        <w:shd w:fill="F7F9FC" w:val="clear"/>
-        <w:spacing w:after="0" w:line="240"/>
-        <w:ind w:left="320"/>
-      </w:pPr>
-      <w:r>
-        <w:rPr>
-          <w:rFonts w:ascii="Consolas" w:cs="Consolas" w:eastAsia="Consolas" w:hAnsi="Consolas"/>
-          <w:color w:val="1E293B"/>
-          <w:sz w:val="18"/>
-          <w:szCs w:val="18"/>
-        </w:rPr>
-        <w:t xml:space="preserve">on:</w:t>
-      </w:r>
-    </w:p>
-    <w:p>
-      <w:pPr>
-        <w:pBdr>
-          <w:left w:val="single" w:color="2E75B6" w:sz="12" w:space="6"/>
-        </w:pBdr>
-        <w:shd w:fill="F7F9FC" w:val="clear"/>
-        <w:spacing w:after="0" w:line="240"/>
-        <w:ind w:left="320"/>
-      </w:pPr>
-      <w:r>
-        <w:rPr>
-          <w:rFonts w:ascii="Consolas" w:cs="Consolas" w:eastAsia="Consolas" w:hAnsi="Consolas"/>
-          <w:color w:val="1E293B"/>
-          <w:sz w:val="18"/>
-          <w:szCs w:val="18"/>
-        </w:rPr>
-        <w:t xml:space="preserve">  push:</w:t>
-      </w:r>
-    </w:p>
-    <w:p>
-      <w:pPr>
-        <w:pBdr>
-          <w:left w:val="single" w:color="2E75B6" w:sz="12" w:space="6"/>
-        </w:pBdr>
-        <w:shd w:fill="F7F9FC" w:val="clear"/>
-        <w:spacing w:after="0" w:line="240"/>
-        <w:ind w:left="320"/>
-      </w:pPr>
-      <w:r>
-        <w:rPr>
-          <w:rFonts w:ascii="Consolas" w:cs="Consolas" w:eastAsia="Consolas" w:hAnsi="Consolas"/>
-          <w:color w:val="1E293B"/>
-          <w:sz w:val="18"/>
-          <w:szCs w:val="18"/>
-        </w:rPr>
-        <w:t xml:space="preserve">    branches: [ main ]</w:t>
-      </w:r>
-    </w:p>
-    <w:p>
-      <w:pPr>
-        <w:pBdr>
-          <w:left w:val="single" w:color="2E75B6" w:sz="12" w:space="6"/>
-        </w:pBdr>
-        <w:shd w:fill="F7F9FC" w:val="clear"/>
-        <w:spacing w:after="0" w:line="240"/>
-        <w:ind w:left="320"/>
-      </w:pPr>
-      <w:r>
-        <w:rPr>
-          <w:rFonts w:ascii="Consolas" w:cs="Consolas" w:eastAsia="Consolas" w:hAnsi="Consolas"/>
-          <w:color w:val="1E293B"/>
-          <w:sz w:val="18"/>
-          <w:szCs w:val="18"/>
-        </w:rPr>
-        <w:t xml:space="preserve">  pull_request:</w:t>
-      </w:r>
-    </w:p>
-    <w:p>
-      <w:pPr>
-        <w:pBdr>
-          <w:left w:val="single" w:color="2E75B6" w:sz="12" w:space="6"/>
-        </w:pBdr>
-        <w:shd w:fill="F7F9FC" w:val="clear"/>
-        <w:spacing w:after="0" w:line="240"/>
-        <w:ind w:left="320"/>
-      </w:pPr>
-      <w:r>
-        <w:rPr>
-          <w:rFonts w:ascii="Consolas" w:cs="Consolas" w:eastAsia="Consolas" w:hAnsi="Consolas"/>
-          <w:color w:val="1E293B"/>
-          <w:sz w:val="18"/>
-          <w:szCs w:val="18"/>
-        </w:rPr>
-        <w:t xml:space="preserve">jobs:</w:t>
-      </w:r>
-    </w:p>
-    <w:p>
-      <w:pPr>
-        <w:pBdr>
-          <w:left w:val="single" w:color="2E75B6" w:sz="12" w:space="6"/>
-        </w:pBdr>
-        <w:shd w:fill="F7F9FC" w:val="clear"/>
-        <w:spacing w:after="0" w:line="240"/>
-        <w:ind w:left="320"/>
-      </w:pPr>
-      <w:r>
-        <w:rPr>
-          <w:rFonts w:ascii="Consolas" w:cs="Consolas" w:eastAsia="Consolas" w:hAnsi="Consolas"/>
-          <w:color w:val="1E293B"/>
-          <w:sz w:val="18"/>
-          <w:szCs w:val="18"/>
-        </w:rPr>
-        <w:t xml:space="preserve">  analyze:</w:t>
-      </w:r>
-    </w:p>
-    <w:p>
-      <w:pPr>
-        <w:pBdr>
-          <w:left w:val="single" w:color="2E75B6" w:sz="12" w:space="6"/>
-        </w:pBdr>
-        <w:shd w:fill="F7F9FC" w:val="clear"/>
-        <w:spacing w:after="0" w:line="240"/>
-        <w:ind w:left="320"/>
-      </w:pPr>
-      <w:r>
-        <w:rPr>
-          <w:rFonts w:ascii="Consolas" w:cs="Consolas" w:eastAsia="Consolas" w:hAnsi="Consolas"/>
-          <w:color w:val="1E293B"/>
-          <w:sz w:val="18"/>
-          <w:szCs w:val="18"/>
-        </w:rPr>
-        <w:t xml:space="preserve">    runs-on: ubuntu-latest</w:t>
-      </w:r>
-    </w:p>
-    <w:p>
-      <w:pPr>
-        <w:pBdr>
-          <w:left w:val="single" w:color="2E75B6" w:sz="12" w:space="6"/>
-        </w:pBdr>
-        <w:shd w:fill="F7F9FC" w:val="clear"/>
-        <w:spacing w:after="0" w:line="240"/>
-        <w:ind w:left="320"/>
-      </w:pPr>
-      <w:r>
-        <w:rPr>
-          <w:rFonts w:ascii="Consolas" w:cs="Consolas" w:eastAsia="Consolas" w:hAnsi="Consolas"/>
-          <w:color w:val="1E293B"/>
-          <w:sz w:val="18"/>
-          <w:szCs w:val="18"/>
-        </w:rPr>
-        <w:t xml:space="preserve">    permissions:</w:t>
-      </w:r>
-    </w:p>
-    <w:p>
-      <w:pPr>
-        <w:pBdr>
-          <w:left w:val="single" w:color="2E75B6" w:sz="12" w:space="6"/>
-        </w:pBdr>
-        <w:shd w:fill="F7F9FC" w:val="clear"/>
-        <w:spacing w:after="0" w:line="240"/>
-        <w:ind w:left="320"/>
-      </w:pPr>
-      <w:r>
-        <w:rPr>
-          <w:rFonts w:ascii="Consolas" w:cs="Consolas" w:eastAsia="Consolas" w:hAnsi="Consolas"/>
-          <w:color w:val="1E293B"/>
-          <w:sz w:val="18"/>
-          <w:szCs w:val="18"/>
-        </w:rPr>
-        <w:t xml:space="preserve">      security-events: write</w:t>
-      </w:r>
-    </w:p>
-    <w:p>
-      <w:pPr>
-        <w:pBdr>
-          <w:left w:val="single" w:color="2E75B6" w:sz="12" w:space="6"/>
-        </w:pBdr>
-        <w:shd w:fill="F7F9FC" w:val="clear"/>
-        <w:spacing w:after="0" w:line="240"/>
-        <w:ind w:left="320"/>
-      </w:pPr>
-      <w:r>
-        <w:rPr>
-          <w:rFonts w:ascii="Consolas" w:cs="Consolas" w:eastAsia="Consolas" w:hAnsi="Consolas"/>
-          <w:color w:val="1E293B"/>
-          <w:sz w:val="18"/>
-          <w:szCs w:val="18"/>
-        </w:rPr>
-        <w:t xml:space="preserve">    steps:</w:t>
-      </w:r>
-    </w:p>
-    <w:p>
-      <w:pPr>
-        <w:pBdr>
-          <w:left w:val="single" w:color="2E75B6" w:sz="12" w:space="6"/>
-        </w:pBdr>
-        <w:shd w:fill="F7F9FC" w:val="clear"/>
-        <w:spacing w:after="0" w:line="240"/>
-        <w:ind w:left="320"/>
-      </w:pPr>
-      <w:r>
-        <w:rPr>
-          <w:rFonts w:ascii="Consolas" w:cs="Consolas" w:eastAsia="Consolas" w:hAnsi="Consolas"/>
-          <w:color w:val="1E293B"/>
-          <w:sz w:val="18"/>
-          <w:szCs w:val="18"/>
-        </w:rPr>
-        <w:t xml:space="preserve">      - uses: actions/checkout@v4</w:t>
-      </w:r>
-    </w:p>
-    <w:p>
-      <w:pPr>
-        <w:pBdr>
-          <w:left w:val="single" w:color="2E75B6" w:sz="12" w:space="6"/>
-        </w:pBdr>
-        <w:shd w:fill="F7F9FC" w:val="clear"/>
-        <w:spacing w:after="0" w:line="240"/>
-        <w:ind w:left="320"/>
-      </w:pPr>
-      <w:r>
-        <w:rPr>
-          <w:rFonts w:ascii="Consolas" w:cs="Consolas" w:eastAsia="Consolas" w:hAnsi="Consolas"/>
-          <w:color w:val="1E293B"/>
-          <w:sz w:val="18"/>
-          <w:szCs w:val="18"/>
-        </w:rPr>
-        <w:t xml:space="preserve">      - uses: github/codeql-action/init@v3</w:t>
-      </w:r>
-    </w:p>
-    <w:p>
-      <w:pPr>
-        <w:pBdr>
-          <w:left w:val="single" w:color="2E75B6" w:sz="12" w:space="6"/>
-        </w:pBdr>
-        <w:shd w:fill="F7F9FC" w:val="clear"/>
-        <w:spacing w:after="0" w:line="240"/>
-        <w:ind w:left="320"/>
-      </w:pPr>
-      <w:r>
-        <w:rPr>
-          <w:rFonts w:ascii="Consolas" w:cs="Consolas" w:eastAsia="Consolas" w:hAnsi="Consolas"/>
-          <w:color w:val="1E293B"/>
-          <w:sz w:val="18"/>
-          <w:szCs w:val="18"/>
-        </w:rPr>
-        <w:t xml:space="preserve">        with:</w:t>
-      </w:r>
-    </w:p>
-    <w:p>
-      <w:pPr>
-        <w:pBdr>
-          <w:left w:val="single" w:color="2E75B6" w:sz="12" w:space="6"/>
-        </w:pBdr>
-        <w:shd w:fill="F7F9FC" w:val="clear"/>
-        <w:spacing w:after="0" w:line="240"/>
-        <w:ind w:left="320"/>
-      </w:pPr>
-      <w:r>
-        <w:rPr>
-          <w:rFonts w:ascii="Consolas" w:cs="Consolas" w:eastAsia="Consolas" w:hAnsi="Consolas"/>
-          <w:color w:val="1E293B"/>
-          <w:sz w:val="18"/>
-          <w:szCs w:val="18"/>
-        </w:rPr>
-        <w:t xml:space="preserve">          languages: javascript</w:t>
-      </w:r>
-    </w:p>
-    <w:p>
-      <w:pPr>
-        <w:pBdr>
-          <w:left w:val="single" w:color="2E75B6" w:sz="12" w:space="6"/>
-        </w:pBdr>
-        <w:shd w:fill="F7F9FC" w:val="clear"/>
-        <w:spacing w:after="0" w:line="240"/>
-        <w:ind w:left="320"/>
-      </w:pPr>
-      <w:r>
-        <w:rPr>
-          <w:rFonts w:ascii="Consolas" w:cs="Consolas" w:eastAsia="Consolas" w:hAnsi="Consolas"/>
-          <w:color w:val="1E293B"/>
-          <w:sz w:val="18"/>
-          <w:szCs w:val="18"/>
-        </w:rPr>
-        <w:t xml:space="preserve">          queries: security-extended</w:t>
-      </w:r>
-    </w:p>
-    <w:p>
-      <w:pPr>
-        <w:pBdr>
-          <w:left w:val="single" w:color="2E75B6" w:sz="12" w:space="6"/>
-        </w:pBdr>
-        <w:shd w:fill="F7F9FC" w:val="clear"/>
-        <w:spacing w:after="0" w:line="240"/>
-        <w:ind w:left="320"/>
-      </w:pPr>
-      <w:r>
-        <w:rPr>
-          <w:rFonts w:ascii="Consolas" w:cs="Consolas" w:eastAsia="Consolas" w:hAnsi="Consolas"/>
-          <w:color w:val="1E293B"/>
-          <w:sz w:val="18"/>
-          <w:szCs w:val="18"/>
-        </w:rPr>
-        <w:t xml:space="preserve">      - uses: github/codeql-action/analyze@v3</w:t>
-      </w:r>
-    </w:p>
-    <w:p>
-      <w:pPr>
-        <w:spacing w:after="70" w:before="15"/>
-      </w:pPr>
-    </w:p>
-    <w:p>
-      <w:pPr>
-        <w:spacing w:after="90" w:line="276"/>
-      </w:pPr>
-      <w:r>
-        <w:rPr>
-          <w:sz w:val="22"/>
-          <w:szCs w:val="22"/>
-        </w:rPr>
-        <w:t xml:space="preserve">For a custom pack or suite, replace the queries value with a pack reference or a path to your .qls file. Compiled languages usually need an explicit build step between init and analyze, or a configured build mode.</w:t>
+        <w:spacing w:after="80" w:line="276"/>
+      </w:pPr>
+      <w:r>
+        <w:rPr>
+          <w:sz w:val="22"/>
+          <w:szCs w:val="22"/>
+        </w:rPr>
+        <w:t xml:space="preserve">Global data-flow and taint-tracking configurations are expensive when sources or sinks match too much. A source predicate that matches every string forces the engine to explore a huge graph. Start with the most specific library classes available (RemoteFlowSource, language-specific sink classes), then extend only where required. The same discipline applies to barriers: precise barriers both improve results and can prune search space.</w:t>
       </w:r>
     </w:p>
     <w:p>
@@ -959,20 +590,20 @@
       </w:pPr>
       <w:bookmarkStart w:name="_Toc8" w:id="8"/>
       <w:r>
-        <w:t xml:space="preserve">Other Continuous Integration Systems</w:t>
+        <w:t xml:space="preserve">Local versus Global</w:t>
       </w:r>
       <w:bookmarkEnd w:id="8"/>
     </w:p>
     <w:p>
       <w:pPr>
-        <w:spacing w:after="90" w:line="276"/>
-      </w:pPr>
-      <w:r>
-        <w:rPr>
-          <w:sz w:val="22"/>
-          <w:szCs w:val="22"/>
-        </w:rPr>
-        <w:t xml:space="preserve">If you use Jenkins, Azure Pipelines, GitLab CI, or another system, download the CodeQL CLI bundle, create the database with the same commands shown in earlier chapters, run the queries or suite, and upload the resulting SARIF file to GitHub (via the API or the codeql github upload-results command). The packs, suites, and metadata you prepared in Chapter 11 work unchanged.</w:t>
+        <w:spacing w:after="80" w:line="276"/>
+      </w:pPr>
+      <w:r>
+        <w:rPr>
+          <w:sz w:val="22"/>
+          <w:szCs w:val="22"/>
+        </w:rPr>
+        <w:t xml:space="preserve">Use local data flow whenever the check does not need to cross function boundaries. Local analysis is dramatically cheaper. Only promote a query to global flow when you have confirmed that inter-procedural tracking is required for the vulnerability class you care about.</w:t>
       </w:r>
     </w:p>
     <w:p>
@@ -981,20 +612,80 @@
       </w:pPr>
       <w:bookmarkStart w:name="_Toc9" w:id="9"/>
       <w:r>
-        <w:t xml:space="preserve">Multi-Repository Variant Analysis</w:t>
+        <w:t xml:space="preserve">Partial-Flow Debugging</w:t>
       </w:r>
       <w:bookmarkEnd w:id="9"/>
     </w:p>
     <w:p>
       <w:pPr>
-        <w:spacing w:after="90" w:line="276"/>
-      </w:pPr>
-      <w:r>
-        <w:rPr>
-          <w:sz w:val="22"/>
-          <w:szCs w:val="22"/>
-        </w:rPr>
-        <w:t xml:space="preserve">For research or organization-wide hunting, multi-repository variant analysis (MRVA) runs a single query or suite against a large set of repositories. This is the same mechanism used by security researchers to discover new vulnerability variants at scale. Results can be exported and triaged centrally. MRVA complements per-repository CI: CI prevents regressions; MRVA finds historical and cross-repo instances.</w:t>
+        <w:spacing w:after="80" w:line="276"/>
+      </w:pPr>
+      <w:r>
+        <w:rPr>
+          <w:sz w:val="22"/>
+          <w:szCs w:val="22"/>
+        </w:rPr>
+        <w:t xml:space="preserve">When an expected path is absent, partial-flow predicates show the frontier—the last nodes taint actually reached. That frontier almost always identifies a missing additional flow step, an accidental barrier, or a source/sink predicate that does not match the nodes you intended. Debugging sequence:</w:t>
+      </w:r>
+    </w:p>
+    <w:p>
+      <w:pPr>
+        <w:spacing w:after="80" w:line="276"/>
+      </w:pPr>
+      <w:r>
+        <w:rPr>
+          <w:sz w:val="22"/>
+          <w:szCs w:val="22"/>
+        </w:rPr>
+        <w:t xml:space="preserve">1. Select sources alone and verify.</w:t>
+      </w:r>
+    </w:p>
+    <w:p>
+      <w:pPr>
+        <w:spacing w:after="80" w:line="276"/>
+      </w:pPr>
+      <w:r>
+        <w:rPr>
+          <w:sz w:val="22"/>
+          <w:szCs w:val="22"/>
+        </w:rPr>
+        <w:t xml:space="preserve">2. Select sinks alone and verify.</w:t>
+      </w:r>
+    </w:p>
+    <w:p>
+      <w:pPr>
+        <w:spacing w:after="80" w:line="276"/>
+      </w:pPr>
+      <w:r>
+        <w:rPr>
+          <w:sz w:val="22"/>
+          <w:szCs w:val="22"/>
+        </w:rPr>
+        <w:t xml:space="preserve">3. Disable barriers temporarily.</w:t>
+      </w:r>
+    </w:p>
+    <w:p>
+      <w:pPr>
+        <w:spacing w:after="80" w:line="276"/>
+      </w:pPr>
+      <w:r>
+        <w:rPr>
+          <w:sz w:val="22"/>
+          <w:szCs w:val="22"/>
+        </w:rPr>
+        <w:t xml:space="preserve">4. Inspect partial paths to find the stopping node.</w:t>
+      </w:r>
+    </w:p>
+    <w:p>
+      <w:pPr>
+        <w:spacing w:after="80" w:line="276"/>
+      </w:pPr>
+      <w:r>
+        <w:rPr>
+          <w:sz w:val="22"/>
+          <w:szCs w:val="22"/>
+        </w:rPr>
+        <w:t xml:space="preserve">5. Add the missing model or adjust the barrier, then re-enable constraints one at a time.</w:t>
       </w:r>
     </w:p>
     <w:p>
@@ -1003,20 +694,20 @@
       </w:pPr>
       <w:bookmarkStart w:name="_Toc10" w:id="10"/>
       <w:r>
-        <w:t xml:space="preserve">Rollout Practices</w:t>
+        <w:t xml:space="preserve">Profiling and Measurement</w:t>
       </w:r>
       <w:bookmarkEnd w:id="10"/>
     </w:p>
     <w:p>
       <w:pPr>
-        <w:spacing w:after="90" w:line="276"/>
-      </w:pPr>
-      <w:r>
-        <w:rPr>
-          <w:sz w:val="22"/>
-          <w:szCs w:val="22"/>
-        </w:rPr>
-        <w:t xml:space="preserve">Start with a single repository and the default security suite. Review the first set of alerts, add barriers or models for the noisiest false positives, then expand. When you introduce custom packs, pin their versions. Monitor alert volume and fix rate. Provide a short internal guide that explains how to read a path alert and how to request a model update when an internal framework is involved.</w:t>
+        <w:spacing w:after="80" w:line="276"/>
+      </w:pPr>
+      <w:r>
+        <w:rPr>
+          <w:sz w:val="22"/>
+          <w:szCs w:val="22"/>
+        </w:rPr>
+        <w:t xml:space="preserve">Use the CodeQL CLI timing and diagnostic options, or the VS Code extension’s performance views, to see which predicates dominate runtime. Focus optimization effort on the hottest predicates. After a change, re-measure on a representative database rather than assuming the edit helped.</w:t>
       </w:r>
     </w:p>
     <w:p>
@@ -1025,20 +716,124 @@
       </w:pPr>
       <w:bookmarkStart w:name="_Toc11" w:id="11"/>
       <w:r>
-        <w:t xml:space="preserve">Common Integration Pitfalls</w:t>
+        <w:t xml:space="preserve">Modular Design</w:t>
       </w:r>
       <w:bookmarkEnd w:id="11"/>
     </w:p>
     <w:p>
       <w:pPr>
-        <w:spacing w:after="90" w:line="276"/>
-      </w:pPr>
-      <w:r>
-        <w:rPr>
-          <w:sz w:val="22"/>
-          <w:szCs w:val="22"/>
-        </w:rPr>
-        <w:t xml:space="preserve">Missing security-events permission prevents upload. Forgetting the build step for compiled languages produces empty or incomplete databases. Pointing at the wrong suite silently runs too many or too few queries. Unpinned pack versions cause sudden alert changes after an upstream update. Generated or third-party code that is not excluded creates noise. Address these before enabling the workflow on many repositories.</w:t>
+        <w:spacing w:after="80" w:line="276"/>
+      </w:pPr>
+      <w:r>
+        <w:rPr>
+          <w:sz w:val="22"/>
+          <w:szCs w:val="22"/>
+        </w:rPr>
+        <w:t xml:space="preserve">Break complex logic into well-named predicates and modules. Modular queries are easier to test, easier to reuse, and often faster because the optimizer sees clearer boundaries. They also make partial-flow debugging simpler, because you can select intermediate predicates directly.</w:t>
+      </w:r>
+    </w:p>
+    <w:p>
+      <w:pPr>
+        <w:pStyle w:val="Heading2"/>
+      </w:pPr>
+      <w:bookmarkStart w:name="_Toc12" w:id="12"/>
+      <w:r>
+        <w:t xml:space="preserve">Common Performance Pitfalls</w:t>
+      </w:r>
+      <w:bookmarkEnd w:id="12"/>
+    </w:p>
+    <w:p>
+      <w:pPr>
+        <w:spacing w:after="80" w:line="276"/>
+      </w:pPr>
+      <w:r>
+        <w:rPr>
+          <w:sz w:val="22"/>
+          <w:szCs w:val="22"/>
+        </w:rPr>
+        <w:t xml:space="preserve">Selecting from every expression or every call without early filters. Recursive predicates that explore large graphs without bounding conditions. Configurations that start from overly broad sources. Analyzing generated or vendored code that should have been excluded at database-creation time. Fixing the database scope is frequently more effective than micro-optimizing a query.</w:t>
+      </w:r>
+    </w:p>
+    <w:p>
+      <w:pPr>
+        <w:pStyle w:val="Heading2"/>
+      </w:pPr>
+      <w:bookmarkStart w:name="_Toc13" w:id="13"/>
+      <w:r>
+        <w:t xml:space="preserve">Practical Checklist</w:t>
+      </w:r>
+      <w:bookmarkEnd w:id="13"/>
+    </w:p>
+    <w:p>
+      <w:pPr>
+        <w:spacing w:after="80" w:line="276"/>
+      </w:pPr>
+      <w:r>
+        <w:rPr>
+          <w:sz w:val="22"/>
+          <w:szCs w:val="22"/>
+        </w:rPr>
+        <w:t xml:space="preserve">• Prefer library predicates.</w:t>
+      </w:r>
+    </w:p>
+    <w:p>
+      <w:pPr>
+        <w:spacing w:after="80" w:line="276"/>
+      </w:pPr>
+      <w:r>
+        <w:rPr>
+          <w:sz w:val="22"/>
+          <w:szCs w:val="22"/>
+        </w:rPr>
+        <w:t xml:space="preserve">• Keep sources and sinks as narrow as correctness allows.</w:t>
+      </w:r>
+    </w:p>
+    <w:p>
+      <w:pPr>
+        <w:spacing w:after="80" w:line="276"/>
+      </w:pPr>
+      <w:r>
+        <w:rPr>
+          <w:sz w:val="22"/>
+          <w:szCs w:val="22"/>
+        </w:rPr>
+        <w:t xml:space="preserve">• Use local flow when sufficient.</w:t>
+      </w:r>
+    </w:p>
+    <w:p>
+      <w:pPr>
+        <w:spacing w:after="80" w:line="276"/>
+      </w:pPr>
+      <w:r>
+        <w:rPr>
+          <w:sz w:val="22"/>
+          <w:szCs w:val="22"/>
+        </w:rPr>
+        <w:t xml:space="preserve">• Add tests that cover both presence and absence of results.</w:t>
+      </w:r>
+    </w:p>
+    <w:p>
+      <w:pPr>
+        <w:spacing w:after="80" w:line="276"/>
+      </w:pPr>
+      <w:r>
+        <w:rPr>
+          <w:sz w:val="22"/>
+          <w:szCs w:val="22"/>
+        </w:rPr>
+        <w:t xml:space="preserve">• Measure before and after optimization changes.</w:t>
+      </w:r>
+    </w:p>
+    <w:p>
+      <w:pPr>
+        <w:spacing w:after="80" w:line="276"/>
+      </w:pPr>
+      <w:r>
+        <w:rPr>
+          <w:sz w:val="22"/>
+          <w:szCs w:val="22"/>
+        </w:rPr>
+        <w:t xml:space="preserve">• Exclude irrelevant code at database build time.</w:t>
       </w:r>
     </w:p>
     <w:p>
@@ -1046,22 +841,22 @@
         <w:pStyle w:val="Heading1"/>
         <w:pageBreakBefore/>
       </w:pPr>
-      <w:bookmarkStart w:name="_Toc12" w:id="12"/>
-      <w:r>
-        <w:t xml:space="preserve">Chapter 13: Performance and Debugging</w:t>
-      </w:r>
-      <w:bookmarkEnd w:id="12"/>
-    </w:p>
-    <w:p>
-      <w:pPr>
-        <w:spacing w:after="90" w:line="276"/>
-      </w:pPr>
-      <w:r>
-        <w:rPr>
-          <w:sz w:val="22"/>
-          <w:szCs w:val="22"/>
-        </w:rPr>
-        <w:t xml:space="preserve">Precise predicates and partial-flow debugging keep CI runs fast and results trustworthy. See examples/chapter13/.</w:t>
+      <w:bookmarkStart w:name="_Toc14" w:id="14"/>
+      <w:r>
+        <w:t xml:space="preserve">Chapter 14: Case Studies</w:t>
+      </w:r>
+      <w:bookmarkEnd w:id="14"/>
+    </w:p>
+    <w:p>
+      <w:pPr>
+        <w:spacing w:after="80" w:line="276"/>
+      </w:pPr>
+      <w:r>
+        <w:rPr>
+          <w:sz w:val="22"/>
+          <w:szCs w:val="22"/>
+        </w:rPr>
+        <w:t xml:space="preserve">Real analyses in the Security Lab series and examples/chapter14/ demonstrate efficient source-to-sink patterns you can adapt.</w:t>
       </w:r>
     </w:p>
     <w:p>
@@ -1069,22 +864,22 @@
         <w:pStyle w:val="Heading1"/>
         <w:pageBreakBefore/>
       </w:pPr>
-      <w:bookmarkStart w:name="_Toc13" w:id="13"/>
-      <w:r>
-        <w:t xml:space="preserve">Chapter 14: Case Studies</w:t>
-      </w:r>
-      <w:bookmarkEnd w:id="13"/>
-    </w:p>
-    <w:p>
-      <w:pPr>
-        <w:spacing w:after="90" w:line="276"/>
-      </w:pPr>
-      <w:r>
-        <w:rPr>
-          <w:sz w:val="22"/>
-          <w:szCs w:val="22"/>
-        </w:rPr>
-        <w:t xml:space="preserve">Published queries and examples/chapter14/ show patterns ready to place in the packs you run in CI.</w:t>
+      <w:bookmarkStart w:name="_Toc15" w:id="15"/>
+      <w:r>
+        <w:t xml:space="preserve">Chapter 15: Best Practices</w:t>
+      </w:r>
+      <w:bookmarkEnd w:id="15"/>
+    </w:p>
+    <w:p>
+      <w:pPr>
+        <w:spacing w:after="80" w:line="276"/>
+      </w:pPr>
+      <w:r>
+        <w:rPr>
+          <w:sz w:val="22"/>
+          <w:szCs w:val="22"/>
+        </w:rPr>
+        <w:t xml:space="preserve">Precise, modular, tested predicates plus good models keep both results and runtime acceptable in CI.</w:t>
       </w:r>
     </w:p>
     <w:p>
@@ -1092,50 +887,27 @@
         <w:pStyle w:val="Heading1"/>
         <w:pageBreakBefore/>
       </w:pPr>
-      <w:bookmarkStart w:name="_Toc14" w:id="14"/>
-      <w:r>
-        <w:t xml:space="preserve">Chapter 15: Best Practices</w:t>
-      </w:r>
-      <w:bookmarkEnd w:id="14"/>
-    </w:p>
-    <w:p>
-      <w:pPr>
-        <w:spacing w:after="90" w:line="276"/>
-      </w:pPr>
-      <w:r>
-        <w:rPr>
-          <w:sz w:val="22"/>
-          <w:szCs w:val="22"/>
-        </w:rPr>
-        <w:t xml:space="preserve">Pin versions, test before enabling organization-wide, and keep models and queries in separate packs.</w:t>
-      </w:r>
-    </w:p>
-    <w:p>
-      <w:pPr>
-        <w:pStyle w:val="Heading1"/>
-        <w:pageBreakBefore/>
-      </w:pPr>
-      <w:bookmarkStart w:name="_Toc15" w:id="15"/>
+      <w:bookmarkStart w:name="_Toc16" w:id="16"/>
       <w:r>
         <w:t xml:space="preserve">Appendix</w:t>
       </w:r>
-      <w:bookmarkEnd w:id="15"/>
-    </w:p>
-    <w:p>
-      <w:pPr>
-        <w:spacing w:after="90" w:line="276"/>
-      </w:pPr>
-      <w:r>
-        <w:rPr>
-          <w:sz w:val="22"/>
-          <w:szCs w:val="22"/>
-        </w:rPr>
-        <w:t xml:space="preserve">Sample workflow: examples/chapter12/codeql-analysis.yml. Official CodeQL Action documentation and https://codeql.github.com/docs/. Repository: https://github.com/rod-trent/MustLearnCodeQL.</w:t>
-      </w:r>
-    </w:p>
-    <w:p>
-      <w:pPr>
-        <w:spacing w:before="160"/>
+      <w:bookmarkEnd w:id="16"/>
+    </w:p>
+    <w:p>
+      <w:pPr>
+        <w:spacing w:after="80" w:line="276"/>
+      </w:pPr>
+      <w:r>
+        <w:rPr>
+          <w:sz w:val="22"/>
+          <w:szCs w:val="22"/>
+        </w:rPr>
+        <w:t xml:space="preserve">Performance example: examples/chapter13/performance-predicate.ql. Official performance guidance is in the CodeQL documentation. Repository: https://github.com/rod-trent/MustLearnCodeQL.</w:t>
+      </w:r>
+    </w:p>
+    <w:p>
+      <w:pPr>
+        <w:spacing w:before="120"/>
         <w:jc w:val="center"/>
       </w:pPr>
       <w:r>
@@ -1579,7 +1351,7 @@
     <w:next w:val="Normal"/>
     <w:qFormat/>
     <w:pPr>
-      <w:spacing w:after="60" w:before="120"/>
+      <w:spacing w:after="50" w:before="100"/>
       <w:outlineLvl w:val="0"/>
     </w:pPr>
     <w:rPr>
@@ -1597,7 +1369,7 @@
     <w:next w:val="Normal"/>
     <w:qFormat/>
     <w:pPr>
-      <w:spacing w:after="50" w:before="140"/>
+      <w:spacing w:after="40" w:before="120"/>
       <w:outlineLvl w:val="1"/>
     </w:pPr>
     <w:rPr>

--- a/Book_Version/MustLearnCodeQL.docx
+++ b/Book_Version/MustLearnCodeQL.docx
@@ -4,7 +4,7 @@
   <w:body>
     <w:p>
       <w:pPr>
-        <w:spacing w:after="40"/>
+        <w:spacing w:after="30"/>
         <w:jc w:val="center"/>
       </w:pPr>
       <w:r>
@@ -12,15 +12,15 @@
           <w:b/>
           <w:bCs/>
           <w:color w:val="1F4E79"/>
-          <w:sz w:val="40"/>
-          <w:szCs w:val="40"/>
+          <w:sz w:val="38"/>
+          <w:szCs w:val="38"/>
         </w:rPr>
         <w:t xml:space="preserve">Must Learn CodeQL</w:t>
       </w:r>
     </w:p>
     <w:p>
       <w:pPr>
-        <w:spacing w:after="80"/>
+        <w:spacing w:after="60"/>
         <w:jc w:val="center"/>
       </w:pPr>
       <w:r>
@@ -28,30 +28,30 @@
           <w:i/>
           <w:iCs/>
           <w:color w:val="5B9BD5"/>
-          <w:sz w:val="20"/>
-          <w:szCs w:val="20"/>
-        </w:rPr>
-        <w:t xml:space="preserve">A Practical Guide to Semantic Code Analysis</w:t>
-      </w:r>
-    </w:p>
-    <w:p>
-      <w:pPr>
-        <w:jc w:val="center"/>
-      </w:pPr>
-      <w:r>
-        <w:rPr>
           <w:sz w:val="18"/>
           <w:szCs w:val="18"/>
         </w:rPr>
+        <w:t xml:space="preserve">A Practical Guide to Semantic Code Analysis</w:t>
+      </w:r>
+    </w:p>
+    <w:p>
+      <w:pPr>
+        <w:jc w:val="center"/>
+      </w:pPr>
+      <w:r>
+        <w:rPr>
+          <w:sz w:val="16"/>
+          <w:szCs w:val="16"/>
+        </w:rPr>
         <w:t xml:space="preserve">Rod Trent • 2026</w:t>
       </w:r>
     </w:p>
     <w:p>
       <w:pPr>
-        <w:spacing w:before="30"/>
+        <w:spacing w:before="20"/>
         <w:jc w:val="center"/>
       </w:pPr>
-      <w:hyperlink w:history="1" r:id="rId2z1kwfqcugttcuhwerggk">
+      <w:hyperlink w:history="1" r:id="rIdhd7m76vakir2j9bl2vfrp">
         <w:r>
           <w:rPr>
             <w:rStyle w:val="Hyperlink"/>
@@ -156,7 +156,7 @@
           </w:pPr>
           <w:hyperlink w:history="1" w:anchor="_Toc4">
             <w:r>
-              <w:t xml:space="preserve">Chapter 13: Advanced Techniques and Performance</w:t>
+              <w:t xml:space="preserve">Chapter 14: Real-World Case Studies and Patterns</w:t>
             </w:r>
             <w:r>
               <w:tab/>
@@ -179,7 +179,7 @@
           </w:pPr>
           <w:hyperlink w:history="1" w:anchor="_Toc5">
             <w:r>
-              <w:t xml:space="preserve">Why Performance and Debuggability Matter</w:t>
+              <w:t xml:space="preserve">Learning from Published Analyses</w:t>
             </w:r>
             <w:r>
               <w:tab/>
@@ -202,7 +202,7 @@
           </w:pPr>
           <w:hyperlink w:history="1" w:anchor="_Toc6">
             <w:r>
-              <w:t xml:space="preserve">Writing Efficient Predicates</w:t>
+              <w:t xml:space="preserve">Common Vulnerability Classes</w:t>
             </w:r>
             <w:r>
               <w:tab/>
@@ -225,7 +225,7 @@
           </w:pPr>
           <w:hyperlink w:history="1" w:anchor="_Toc7">
             <w:r>
-              <w:t xml:space="preserve">Source and Sink Precision</w:t>
+              <w:t xml:space="preserve">SQL Injection Skeleton</w:t>
             </w:r>
             <w:r>
               <w:tab/>
@@ -248,7 +248,7 @@
           </w:pPr>
           <w:hyperlink w:history="1" w:anchor="_Toc8">
             <w:r>
-              <w:t xml:space="preserve">Local versus Global</w:t>
+              <w:t xml:space="preserve">From Seed to Variant Analysis</w:t>
             </w:r>
             <w:r>
               <w:tab/>
@@ -271,7 +271,7 @@
           </w:pPr>
           <w:hyperlink w:history="1" w:anchor="_Toc9">
             <w:r>
-              <w:t xml:space="preserve">Partial-Flow Debugging</w:t>
+              <w:t xml:space="preserve">Studying Standard Library Queries</w:t>
             </w:r>
             <w:r>
               <w:tab/>
@@ -294,7 +294,7 @@
           </w:pPr>
           <w:hyperlink w:history="1" w:anchor="_Toc10">
             <w:r>
-              <w:t xml:space="preserve">Profiling and Measurement</w:t>
+              <w:t xml:space="preserve">Adapting a Case Study</w:t>
             </w:r>
             <w:r>
               <w:tab/>
@@ -317,7 +317,7 @@
           </w:pPr>
           <w:hyperlink w:history="1" w:anchor="_Toc11">
             <w:r>
-              <w:t xml:space="preserve">Modular Design</w:t>
+              <w:t xml:space="preserve">What Good Case Studies Share</w:t>
             </w:r>
             <w:r>
               <w:tab/>
@@ -325,52 +325,6 @@
             <w:r>
               <w:fldChar w:fldCharType="begin" w:dirty="true"/>
               <w:instrText xml:space="preserve">PAGEREF _Toc11 \h</w:instrText>
-              <w:fldChar w:fldCharType="separate"/>
-              <w:fldChar w:fldCharType="end"/>
-            </w:r>
-          </w:hyperlink>
-        </w:p>
-        <w:p>
-          <w:pPr>
-            <w:pStyle w:val="TOC2"/>
-            <w:tabs>
-              <w:tab w:val="right" w:pos="9648" w:leader="dot"/>
-            </w:tabs>
-            <w:ind w:left="220"/>
-          </w:pPr>
-          <w:hyperlink w:history="1" w:anchor="_Toc12">
-            <w:r>
-              <w:t xml:space="preserve">Common Performance Pitfalls</w:t>
-            </w:r>
-            <w:r>
-              <w:tab/>
-            </w:r>
-            <w:r>
-              <w:fldChar w:fldCharType="begin" w:dirty="true"/>
-              <w:instrText xml:space="preserve">PAGEREF _Toc12 \h</w:instrText>
-              <w:fldChar w:fldCharType="separate"/>
-              <w:fldChar w:fldCharType="end"/>
-            </w:r>
-          </w:hyperlink>
-        </w:p>
-        <w:p>
-          <w:pPr>
-            <w:pStyle w:val="TOC2"/>
-            <w:tabs>
-              <w:tab w:val="right" w:pos="9648" w:leader="dot"/>
-            </w:tabs>
-            <w:ind w:left="220"/>
-          </w:pPr>
-          <w:hyperlink w:history="1" w:anchor="_Toc13">
-            <w:r>
-              <w:t xml:space="preserve">Practical Checklist</w:t>
-            </w:r>
-            <w:r>
-              <w:tab/>
-            </w:r>
-            <w:r>
-              <w:fldChar w:fldCharType="begin" w:dirty="true"/>
-              <w:instrText xml:space="preserve">PAGEREF _Toc13 \h</w:instrText>
               <w:fldChar w:fldCharType="separate"/>
               <w:fldChar w:fldCharType="end"/>
             </w:r>
@@ -383,16 +337,16 @@
               <w:tab w:val="right" w:pos="9648" w:leader="dot"/>
             </w:tabs>
           </w:pPr>
-          <w:hyperlink w:history="1" w:anchor="_Toc14">
-            <w:r>
-              <w:t xml:space="preserve">Chapter 14: Case Studies</w:t>
+          <w:hyperlink w:history="1" w:anchor="_Toc12">
+            <w:r>
+              <w:t xml:space="preserve">Chapter 15: Best Practices</w:t>
             </w:r>
             <w:r>
               <w:tab/>
             </w:r>
             <w:r>
               <w:fldChar w:fldCharType="begin" w:dirty="true"/>
-              <w:instrText xml:space="preserve">PAGEREF _Toc14 \h</w:instrText>
+              <w:instrText xml:space="preserve">PAGEREF _Toc12 \h</w:instrText>
               <w:fldChar w:fldCharType="separate"/>
               <w:fldChar w:fldCharType="end"/>
             </w:r>
@@ -405,38 +359,16 @@
               <w:tab w:val="right" w:pos="9648" w:leader="dot"/>
             </w:tabs>
           </w:pPr>
-          <w:hyperlink w:history="1" w:anchor="_Toc15">
-            <w:r>
-              <w:t xml:space="preserve">Chapter 15: Best Practices</w:t>
+          <w:hyperlink w:history="1" w:anchor="_Toc13">
+            <w:r>
+              <w:t xml:space="preserve">Appendix</w:t>
             </w:r>
             <w:r>
               <w:tab/>
             </w:r>
             <w:r>
               <w:fldChar w:fldCharType="begin" w:dirty="true"/>
-              <w:instrText xml:space="preserve">PAGEREF _Toc15 \h</w:instrText>
-              <w:fldChar w:fldCharType="separate"/>
-              <w:fldChar w:fldCharType="end"/>
-            </w:r>
-          </w:hyperlink>
-        </w:p>
-        <w:p>
-          <w:pPr>
-            <w:pStyle w:val="TOC1"/>
-            <w:tabs>
-              <w:tab w:val="right" w:pos="9648" w:leader="dot"/>
-            </w:tabs>
-          </w:pPr>
-          <w:hyperlink w:history="1" w:anchor="_Toc16">
-            <w:r>
-              <w:t xml:space="preserve">Appendix</w:t>
-            </w:r>
-            <w:r>
-              <w:tab/>
-            </w:r>
-            <w:r>
-              <w:fldChar w:fldCharType="begin" w:dirty="true"/>
-              <w:instrText xml:space="preserve">PAGEREF _Toc16 \h</w:instrText>
+              <w:instrText xml:space="preserve">PAGEREF _Toc13 \h</w:instrText>
               <w:fldChar w:fldCharType="separate"/>
               <w:fldChar w:fldCharType="end"/>
             </w:r>
@@ -462,14 +394,14 @@
     </w:p>
     <w:p>
       <w:pPr>
-        <w:spacing w:after="80" w:line="276"/>
-      </w:pPr>
-      <w:r>
-        <w:rPr>
-          <w:sz w:val="22"/>
-          <w:szCs w:val="22"/>
-        </w:rPr>
-        <w:t xml:space="preserve">Chapter 13 on performance and debugging has been expanded. Related example: examples/chapter13/performance-predicate.ql.</w:t>
+        <w:spacing w:after="70" w:line="276"/>
+      </w:pPr>
+      <w:r>
+        <w:rPr>
+          <w:sz w:val="22"/>
+          <w:szCs w:val="22"/>
+        </w:rPr>
+        <w:t xml:space="preserve">Chapter 14 on case studies and patterns has been expanded. Related example: examples/chapter14/sql-injection-example.ql.</w:t>
       </w:r>
     </w:p>
     <w:p>
@@ -485,14 +417,14 @@
     </w:p>
     <w:p>
       <w:pPr>
-        <w:spacing w:after="80" w:line="276"/>
-      </w:pPr>
-      <w:r>
-        <w:rPr>
-          <w:sz w:val="22"/>
-          <w:szCs w:val="22"/>
-        </w:rPr>
-        <w:t xml:space="preserve">Chapters 1–12 cover fundamentals through CI integration. This chapter focuses on keeping queries fast and diagnosable once they run regularly.</w:t>
+        <w:spacing w:after="70" w:line="276"/>
+      </w:pPr>
+      <w:r>
+        <w:rPr>
+          <w:sz w:val="22"/>
+          <w:szCs w:val="22"/>
+        </w:rPr>
+        <w:t xml:space="preserve">Chapters 1–13 cover fundamentals through performance and debugging. This chapter shows how those techniques appear in real analyses.</w:t>
       </w:r>
     </w:p>
     <w:p>
@@ -502,7 +434,7 @@
       </w:pPr>
       <w:bookmarkStart w:name="_Toc4" w:id="4"/>
       <w:r>
-        <w:t xml:space="preserve">Chapter 13: Advanced Techniques and Performance</w:t>
+        <w:t xml:space="preserve">Chapter 14: Real-World Case Studies and Patterns</w:t>
       </w:r>
       <w:bookmarkEnd w:id="4"/>
     </w:p>
@@ -512,20 +444,20 @@
       </w:pPr>
       <w:bookmarkStart w:name="_Toc5" w:id="5"/>
       <w:r>
-        <w:t xml:space="preserve">Why Performance and Debuggability Matter</w:t>
+        <w:t xml:space="preserve">Learning from Published Analyses</w:t>
       </w:r>
       <w:bookmarkEnd w:id="5"/>
     </w:p>
     <w:p>
       <w:pPr>
-        <w:spacing w:after="80" w:line="276"/>
-      </w:pPr>
-      <w:r>
-        <w:rPr>
-          <w:sz w:val="22"/>
-          <w:szCs w:val="22"/>
-        </w:rPr>
-        <w:t xml:space="preserve">A query that is correct but slow will be disabled. A query that produces unexplained missing results will be distrusted. Once CodeQL runs in CI, both speed and the ability to diagnose surprises become production requirements. Most performance problems are precision problems in disguise, and most missing paths are modeling gaps.</w:t>
+        <w:spacing w:after="70" w:line="276"/>
+      </w:pPr>
+      <w:r>
+        <w:rPr>
+          <w:sz w:val="22"/>
+          <w:szCs w:val="22"/>
+        </w:rPr>
+        <w:t xml:space="preserve">The fastest way to internalize effective query patterns is to study complete, published work. The GitHub Security Lab Zero-to-Hero blog series, the Secure Code Game, individual vulnerability write-ups, and the queries shipped in the standard CodeQL packs all show how researchers move from a single seed finding to a robust, low-noise query. Pay attention to how they choose sources, model sinks, add barriers, and handle library functions that are not yet covered.</w:t>
       </w:r>
     </w:p>
     <w:p>
@@ -534,32 +466,104 @@
       </w:pPr>
       <w:bookmarkStart w:name="_Toc6" w:id="6"/>
       <w:r>
-        <w:t xml:space="preserve">Writing Efficient Predicates</w:t>
+        <w:t xml:space="preserve">Common Vulnerability Classes</w:t>
       </w:r>
       <w:bookmarkEnd w:id="6"/>
     </w:p>
     <w:p>
       <w:pPr>
-        <w:spacing w:after="80" w:line="276"/>
-      </w:pPr>
-      <w:r>
-        <w:rPr>
-          <w:sz w:val="22"/>
-          <w:szCs w:val="22"/>
-        </w:rPr>
-        <w:t xml:space="preserve">Keep predicates small and specific. The optimizer works better with clear, narrow relations than with large, overlapping ones. Prefer predicates already provided by the standard libraries over hand-written joins. Avoid unnecessary recursion and broad exists clauses when a more precise formulation exists.</w:t>
-      </w:r>
-    </w:p>
-    <w:p>
-      <w:pPr>
-        <w:spacing w:after="80" w:line="276"/>
-      </w:pPr>
-      <w:r>
-        <w:rPr>
-          <w:sz w:val="22"/>
-          <w:szCs w:val="22"/>
-        </w:rPr>
-        <w:t xml:space="preserve">A tighter formulation of an eval check (excluding certain wrappers early) is shown in examples/chapter13/performance-predicate.ql. Compare it with a naïve version that selects every call and filters later; the early filter reduces work.</w:t>
+        <w:spacing w:after="70" w:line="276"/>
+      </w:pPr>
+      <w:r>
+        <w:rPr>
+          <w:sz w:val="22"/>
+          <w:szCs w:val="22"/>
+        </w:rPr>
+        <w:t xml:space="preserve">Most security queries follow the same source-to-sink skeleton you practiced in the taint-tracking chapter. The classes you will encounter most often are:</w:t>
+      </w:r>
+    </w:p>
+    <w:p>
+      <w:pPr>
+        <w:spacing w:after="70" w:line="276"/>
+      </w:pPr>
+      <w:r>
+        <w:rPr>
+          <w:sz w:val="22"/>
+          <w:szCs w:val="22"/>
+        </w:rPr>
+        <w:t xml:space="preserve">• Injection flaws (SQL, command, LDAP, XPath)</w:t>
+      </w:r>
+    </w:p>
+    <w:p>
+      <w:pPr>
+        <w:spacing w:after="70" w:line="276"/>
+      </w:pPr>
+      <w:r>
+        <w:rPr>
+          <w:sz w:val="22"/>
+          <w:szCs w:val="22"/>
+        </w:rPr>
+        <w:t xml:space="preserve">• Cross-site scripting (reflected, stored, DOM-based)</w:t>
+      </w:r>
+    </w:p>
+    <w:p>
+      <w:pPr>
+        <w:spacing w:after="70" w:line="276"/>
+      </w:pPr>
+      <w:r>
+        <w:rPr>
+          <w:sz w:val="22"/>
+          <w:szCs w:val="22"/>
+        </w:rPr>
+        <w:t xml:space="preserve">• Path traversal and file inclusion</w:t>
+      </w:r>
+    </w:p>
+    <w:p>
+      <w:pPr>
+        <w:spacing w:after="70" w:line="276"/>
+      </w:pPr>
+      <w:r>
+        <w:rPr>
+          <w:sz w:val="22"/>
+          <w:szCs w:val="22"/>
+        </w:rPr>
+        <w:t xml:space="preserve">• Insecure deserialization</w:t>
+      </w:r>
+    </w:p>
+    <w:p>
+      <w:pPr>
+        <w:spacing w:after="70" w:line="276"/>
+      </w:pPr>
+      <w:r>
+        <w:rPr>
+          <w:sz w:val="22"/>
+          <w:szCs w:val="22"/>
+        </w:rPr>
+        <w:t xml:space="preserve">• Unsafe cryptographic or random usage</w:t>
+      </w:r>
+    </w:p>
+    <w:p>
+      <w:pPr>
+        <w:spacing w:after="70" w:line="276"/>
+      </w:pPr>
+      <w:r>
+        <w:rPr>
+          <w:sz w:val="22"/>
+          <w:szCs w:val="22"/>
+        </w:rPr>
+        <w:t xml:space="preserve">• Open redirects and SSRF</w:t>
+      </w:r>
+    </w:p>
+    <w:p>
+      <w:pPr>
+        <w:spacing w:after="70" w:line="276"/>
+      </w:pPr>
+      <w:r>
+        <w:rPr>
+          <w:sz w:val="22"/>
+          <w:szCs w:val="22"/>
+        </w:rPr>
+        <w:t xml:space="preserve">Each class has a characteristic set of sources and sinks. Once those are modeled, the configuration style remains identical.</w:t>
       </w:r>
     </w:p>
     <w:p>
@@ -568,21 +572,373 @@
       </w:pPr>
       <w:bookmarkStart w:name="_Toc7" w:id="7"/>
       <w:r>
-        <w:t xml:space="preserve">Source and Sink Precision</w:t>
+        <w:t xml:space="preserve">SQL Injection Skeleton</w:t>
       </w:r>
       <w:bookmarkEnd w:id="7"/>
     </w:p>
     <w:p>
       <w:pPr>
-        <w:spacing w:after="80" w:line="276"/>
-      </w:pPr>
-      <w:r>
-        <w:rPr>
-          <w:sz w:val="22"/>
-          <w:szCs w:val="22"/>
-        </w:rPr>
-        <w:t xml:space="preserve">Global data-flow and taint-tracking configurations are expensive when sources or sinks match too much. A source predicate that matches every string forces the engine to explore a huge graph. Start with the most specific library classes available (RemoteFlowSource, language-specific sink classes), then extend only where required. The same discipline applies to barriers: precise barriers both improve results and can prune search space.</w:t>
-      </w:r>
+        <w:spacing w:after="70" w:line="276"/>
+      </w:pPr>
+      <w:r>
+        <w:rPr>
+          <w:sz w:val="22"/>
+          <w:szCs w:val="22"/>
+        </w:rPr>
+        <w:t xml:space="preserve">A simplified path query that demonstrates the structure is in examples/chapter14/sql-injection-example.ql. In production you replace the placeholder sink with a properly modeled SQL execution API or with an extension that recognizes your data-access layer. The same file can serve as a template for command injection or LDAP injection by changing only the sink predicate.</w:t>
+      </w:r>
+    </w:p>
+    <w:p>
+      <w:pPr>
+        <w:spacing w:after="8" w:before="30"/>
+      </w:pPr>
+    </w:p>
+    <w:p>
+      <w:pPr>
+        <w:pBdr>
+          <w:left w:val="single" w:color="2E75B6" w:sz="10" w:space="4"/>
+        </w:pBdr>
+        <w:shd w:fill="F7F9FC" w:val="clear"/>
+        <w:spacing w:after="0" w:line="240"/>
+        <w:ind w:left="280"/>
+      </w:pPr>
+      <w:r>
+        <w:rPr>
+          <w:rFonts w:ascii="Consolas" w:cs="Consolas" w:eastAsia="Consolas" w:hAnsi="Consolas"/>
+          <w:color w:val="1E293B"/>
+          <w:sz w:val="18"/>
+          <w:szCs w:val="18"/>
+        </w:rPr>
+        <w:t xml:space="preserve">/**</w:t>
+      </w:r>
+    </w:p>
+    <w:p>
+      <w:pPr>
+        <w:pBdr>
+          <w:left w:val="single" w:color="2E75B6" w:sz="10" w:space="4"/>
+        </w:pBdr>
+        <w:shd w:fill="F7F9FC" w:val="clear"/>
+        <w:spacing w:after="0" w:line="240"/>
+        <w:ind w:left="280"/>
+      </w:pPr>
+      <w:r>
+        <w:rPr>
+          <w:rFonts w:ascii="Consolas" w:cs="Consolas" w:eastAsia="Consolas" w:hAnsi="Consolas"/>
+          <w:color w:val="1E293B"/>
+          <w:sz w:val="18"/>
+          <w:szCs w:val="18"/>
+        </w:rPr>
+        <w:t xml:space="preserve"> * @kind path-problem</w:t>
+      </w:r>
+    </w:p>
+    <w:p>
+      <w:pPr>
+        <w:pBdr>
+          <w:left w:val="single" w:color="2E75B6" w:sz="10" w:space="4"/>
+        </w:pBdr>
+        <w:shd w:fill="F7F9FC" w:val="clear"/>
+        <w:spacing w:after="0" w:line="240"/>
+        <w:ind w:left="280"/>
+      </w:pPr>
+      <w:r>
+        <w:rPr>
+          <w:rFonts w:ascii="Consolas" w:cs="Consolas" w:eastAsia="Consolas" w:hAnsi="Consolas"/>
+          <w:color w:val="1E293B"/>
+          <w:sz w:val="18"/>
+          <w:szCs w:val="18"/>
+        </w:rPr>
+        <w:t xml:space="preserve"> * @id mustlearn/sql-injection-example</w:t>
+      </w:r>
+    </w:p>
+    <w:p>
+      <w:pPr>
+        <w:pBdr>
+          <w:left w:val="single" w:color="2E75B6" w:sz="10" w:space="4"/>
+        </w:pBdr>
+        <w:shd w:fill="F7F9FC" w:val="clear"/>
+        <w:spacing w:after="0" w:line="240"/>
+        <w:ind w:left="280"/>
+      </w:pPr>
+      <w:r>
+        <w:rPr>
+          <w:rFonts w:ascii="Consolas" w:cs="Consolas" w:eastAsia="Consolas" w:hAnsi="Consolas"/>
+          <w:color w:val="1E293B"/>
+          <w:sz w:val="18"/>
+          <w:szCs w:val="18"/>
+        </w:rPr>
+        <w:t xml:space="preserve"> * @name Example SQL injection</w:t>
+      </w:r>
+    </w:p>
+    <w:p>
+      <w:pPr>
+        <w:pBdr>
+          <w:left w:val="single" w:color="2E75B6" w:sz="10" w:space="4"/>
+        </w:pBdr>
+        <w:shd w:fill="F7F9FC" w:val="clear"/>
+        <w:spacing w:after="0" w:line="240"/>
+        <w:ind w:left="280"/>
+      </w:pPr>
+      <w:r>
+        <w:rPr>
+          <w:rFonts w:ascii="Consolas" w:cs="Consolas" w:eastAsia="Consolas" w:hAnsi="Consolas"/>
+          <w:color w:val="1E293B"/>
+          <w:sz w:val="18"/>
+          <w:szCs w:val="18"/>
+        </w:rPr>
+        <w:t xml:space="preserve"> */</w:t>
+      </w:r>
+    </w:p>
+    <w:p>
+      <w:pPr>
+        <w:pBdr>
+          <w:left w:val="single" w:color="2E75B6" w:sz="10" w:space="4"/>
+        </w:pBdr>
+        <w:shd w:fill="F7F9FC" w:val="clear"/>
+        <w:spacing w:after="0" w:line="240"/>
+        <w:ind w:left="280"/>
+      </w:pPr>
+      <w:r>
+        <w:rPr>
+          <w:rFonts w:ascii="Consolas" w:cs="Consolas" w:eastAsia="Consolas" w:hAnsi="Consolas"/>
+          <w:color w:val="1E293B"/>
+          <w:sz w:val="18"/>
+          <w:szCs w:val="18"/>
+        </w:rPr>
+        <w:t xml:space="preserve">import javascript</w:t>
+      </w:r>
+    </w:p>
+    <w:p>
+      <w:pPr>
+        <w:pBdr>
+          <w:left w:val="single" w:color="2E75B6" w:sz="10" w:space="4"/>
+        </w:pBdr>
+        <w:shd w:fill="F7F9FC" w:val="clear"/>
+        <w:spacing w:after="0" w:line="240"/>
+        <w:ind w:left="280"/>
+      </w:pPr>
+      <w:r>
+        <w:rPr>
+          <w:rFonts w:ascii="Consolas" w:cs="Consolas" w:eastAsia="Consolas" w:hAnsi="Consolas"/>
+          <w:color w:val="1E293B"/>
+          <w:sz w:val="18"/>
+          <w:szCs w:val="18"/>
+        </w:rPr>
+        <w:t xml:space="preserve">module Config implements DataFlow::ConfigSig {</w:t>
+      </w:r>
+    </w:p>
+    <w:p>
+      <w:pPr>
+        <w:pBdr>
+          <w:left w:val="single" w:color="2E75B6" w:sz="10" w:space="4"/>
+        </w:pBdr>
+        <w:shd w:fill="F7F9FC" w:val="clear"/>
+        <w:spacing w:after="0" w:line="240"/>
+        <w:ind w:left="280"/>
+      </w:pPr>
+      <w:r>
+        <w:rPr>
+          <w:rFonts w:ascii="Consolas" w:cs="Consolas" w:eastAsia="Consolas" w:hAnsi="Consolas"/>
+          <w:color w:val="1E293B"/>
+          <w:sz w:val="18"/>
+          <w:szCs w:val="18"/>
+        </w:rPr>
+        <w:t xml:space="preserve">  predicate isSource(DataFlow::Node n) { n instanceof RemoteFlowSource }</w:t>
+      </w:r>
+    </w:p>
+    <w:p>
+      <w:pPr>
+        <w:pBdr>
+          <w:left w:val="single" w:color="2E75B6" w:sz="10" w:space="4"/>
+        </w:pBdr>
+        <w:shd w:fill="F7F9FC" w:val="clear"/>
+        <w:spacing w:after="0" w:line="240"/>
+        <w:ind w:left="280"/>
+      </w:pPr>
+      <w:r>
+        <w:rPr>
+          <w:rFonts w:ascii="Consolas" w:cs="Consolas" w:eastAsia="Consolas" w:hAnsi="Consolas"/>
+          <w:color w:val="1E293B"/>
+          <w:sz w:val="18"/>
+          <w:szCs w:val="18"/>
+        </w:rPr>
+        <w:t xml:space="preserve">  predicate isSink(DataFlow::Node n) {</w:t>
+      </w:r>
+    </w:p>
+    <w:p>
+      <w:pPr>
+        <w:pBdr>
+          <w:left w:val="single" w:color="2E75B6" w:sz="10" w:space="4"/>
+        </w:pBdr>
+        <w:shd w:fill="F7F9FC" w:val="clear"/>
+        <w:spacing w:after="0" w:line="240"/>
+        <w:ind w:left="280"/>
+      </w:pPr>
+      <w:r>
+        <w:rPr>
+          <w:rFonts w:ascii="Consolas" w:cs="Consolas" w:eastAsia="Consolas" w:hAnsi="Consolas"/>
+          <w:color w:val="1E293B"/>
+          <w:sz w:val="18"/>
+          <w:szCs w:val="18"/>
+        </w:rPr>
+        <w:t xml:space="preserve">    // Replace with a real modeled sink</w:t>
+      </w:r>
+    </w:p>
+    <w:p>
+      <w:pPr>
+        <w:pBdr>
+          <w:left w:val="single" w:color="2E75B6" w:sz="10" w:space="4"/>
+        </w:pBdr>
+        <w:shd w:fill="F7F9FC" w:val="clear"/>
+        <w:spacing w:after="0" w:line="240"/>
+        <w:ind w:left="280"/>
+      </w:pPr>
+      <w:r>
+        <w:rPr>
+          <w:rFonts w:ascii="Consolas" w:cs="Consolas" w:eastAsia="Consolas" w:hAnsi="Consolas"/>
+          <w:color w:val="1E293B"/>
+          <w:sz w:val="18"/>
+          <w:szCs w:val="18"/>
+        </w:rPr>
+        <w:t xml:space="preserve">    n.asExpr().(CallExpr).getCalleeName() = "query"</w:t>
+      </w:r>
+    </w:p>
+    <w:p>
+      <w:pPr>
+        <w:pBdr>
+          <w:left w:val="single" w:color="2E75B6" w:sz="10" w:space="4"/>
+        </w:pBdr>
+        <w:shd w:fill="F7F9FC" w:val="clear"/>
+        <w:spacing w:after="0" w:line="240"/>
+        <w:ind w:left="280"/>
+      </w:pPr>
+      <w:r>
+        <w:rPr>
+          <w:rFonts w:ascii="Consolas" w:cs="Consolas" w:eastAsia="Consolas" w:hAnsi="Consolas"/>
+          <w:color w:val="1E293B"/>
+          <w:sz w:val="18"/>
+          <w:szCs w:val="18"/>
+        </w:rPr>
+        <w:t xml:space="preserve">  }</w:t>
+      </w:r>
+    </w:p>
+    <w:p>
+      <w:pPr>
+        <w:pBdr>
+          <w:left w:val="single" w:color="2E75B6" w:sz="10" w:space="4"/>
+        </w:pBdr>
+        <w:shd w:fill="F7F9FC" w:val="clear"/>
+        <w:spacing w:after="0" w:line="240"/>
+        <w:ind w:left="280"/>
+      </w:pPr>
+      <w:r>
+        <w:rPr>
+          <w:rFonts w:ascii="Consolas" w:cs="Consolas" w:eastAsia="Consolas" w:hAnsi="Consolas"/>
+          <w:color w:val="1E293B"/>
+          <w:sz w:val="18"/>
+          <w:szCs w:val="18"/>
+        </w:rPr>
+        <w:t xml:space="preserve">}</w:t>
+      </w:r>
+    </w:p>
+    <w:p>
+      <w:pPr>
+        <w:pBdr>
+          <w:left w:val="single" w:color="2E75B6" w:sz="10" w:space="4"/>
+        </w:pBdr>
+        <w:shd w:fill="F7F9FC" w:val="clear"/>
+        <w:spacing w:after="0" w:line="240"/>
+        <w:ind w:left="280"/>
+      </w:pPr>
+      <w:r>
+        <w:rPr>
+          <w:rFonts w:ascii="Consolas" w:cs="Consolas" w:eastAsia="Consolas" w:hAnsi="Consolas"/>
+          <w:color w:val="1E293B"/>
+          <w:sz w:val="18"/>
+          <w:szCs w:val="18"/>
+        </w:rPr>
+        <w:t xml:space="preserve">module Flow = TaintTracking::Global&lt;Config&gt;;</w:t>
+      </w:r>
+    </w:p>
+    <w:p>
+      <w:pPr>
+        <w:pBdr>
+          <w:left w:val="single" w:color="2E75B6" w:sz="10" w:space="4"/>
+        </w:pBdr>
+        <w:shd w:fill="F7F9FC" w:val="clear"/>
+        <w:spacing w:after="0" w:line="240"/>
+        <w:ind w:left="280"/>
+      </w:pPr>
+      <w:r>
+        <w:rPr>
+          <w:rFonts w:ascii="Consolas" w:cs="Consolas" w:eastAsia="Consolas" w:hAnsi="Consolas"/>
+          <w:color w:val="1E293B"/>
+          <w:sz w:val="18"/>
+          <w:szCs w:val="18"/>
+        </w:rPr>
+        <w:t xml:space="preserve">import Flow::PathGraph</w:t>
+      </w:r>
+    </w:p>
+    <w:p>
+      <w:pPr>
+        <w:pBdr>
+          <w:left w:val="single" w:color="2E75B6" w:sz="10" w:space="4"/>
+        </w:pBdr>
+        <w:shd w:fill="F7F9FC" w:val="clear"/>
+        <w:spacing w:after="0" w:line="240"/>
+        <w:ind w:left="280"/>
+      </w:pPr>
+      <w:r>
+        <w:rPr>
+          <w:rFonts w:ascii="Consolas" w:cs="Consolas" w:eastAsia="Consolas" w:hAnsi="Consolas"/>
+          <w:color w:val="1E293B"/>
+          <w:sz w:val="18"/>
+          <w:szCs w:val="18"/>
+        </w:rPr>
+        <w:t xml:space="preserve">from Flow::PathNode source, Flow::PathNode sink</w:t>
+      </w:r>
+    </w:p>
+    <w:p>
+      <w:pPr>
+        <w:pBdr>
+          <w:left w:val="single" w:color="2E75B6" w:sz="10" w:space="4"/>
+        </w:pBdr>
+        <w:shd w:fill="F7F9FC" w:val="clear"/>
+        <w:spacing w:after="0" w:line="240"/>
+        <w:ind w:left="280"/>
+      </w:pPr>
+      <w:r>
+        <w:rPr>
+          <w:rFonts w:ascii="Consolas" w:cs="Consolas" w:eastAsia="Consolas" w:hAnsi="Consolas"/>
+          <w:color w:val="1E293B"/>
+          <w:sz w:val="18"/>
+          <w:szCs w:val="18"/>
+        </w:rPr>
+        <w:t xml:space="preserve">where Flow::flowPath(source, sink)</w:t>
+      </w:r>
+    </w:p>
+    <w:p>
+      <w:pPr>
+        <w:pBdr>
+          <w:left w:val="single" w:color="2E75B6" w:sz="10" w:space="4"/>
+        </w:pBdr>
+        <w:shd w:fill="F7F9FC" w:val="clear"/>
+        <w:spacing w:after="0" w:line="240"/>
+        <w:ind w:left="280"/>
+      </w:pPr>
+      <w:r>
+        <w:rPr>
+          <w:rFonts w:ascii="Consolas" w:cs="Consolas" w:eastAsia="Consolas" w:hAnsi="Consolas"/>
+          <w:color w:val="1E293B"/>
+          <w:sz w:val="18"/>
+          <w:szCs w:val="18"/>
+        </w:rPr>
+        <w:t xml:space="preserve">select sink.getNode(), source, sink, "SQL injection via $@.", source.getNode(), "user input"</w:t>
+      </w:r>
+    </w:p>
+    <w:p>
+      <w:pPr>
+        <w:spacing w:after="50" w:before="8"/>
+      </w:pPr>
     </w:p>
     <w:p>
       <w:pPr>
@@ -590,20 +946,20 @@
       </w:pPr>
       <w:bookmarkStart w:name="_Toc8" w:id="8"/>
       <w:r>
-        <w:t xml:space="preserve">Local versus Global</w:t>
+        <w:t xml:space="preserve">From Seed to Variant Analysis</w:t>
       </w:r>
       <w:bookmarkEnd w:id="8"/>
     </w:p>
     <w:p>
       <w:pPr>
-        <w:spacing w:after="80" w:line="276"/>
-      </w:pPr>
-      <w:r>
-        <w:rPr>
-          <w:sz w:val="22"/>
-          <w:szCs w:val="22"/>
-        </w:rPr>
-        <w:t xml:space="preserve">Use local data flow whenever the check does not need to cross function boundaries. Local analysis is dramatically cheaper. Only promote a query to global flow when you have confirmed that inter-procedural tracking is required for the vulnerability class you care about.</w:t>
+        <w:spacing w:after="70" w:line="276"/>
+      </w:pPr>
+      <w:r>
+        <w:rPr>
+          <w:sz w:val="22"/>
+          <w:szCs w:val="22"/>
+        </w:rPr>
+        <w:t xml:space="preserve">A typical research or internal workflow is: discover one vulnerability manually or from a report, write a query that captures the essential conditions, refine sources, sinks, barriers, and additional steps until false positives are acceptable, then run the query at scale with multi-repository variant analysis or inside CI. The finished query becomes both a detector for similar bugs and a regression test that prevents the pattern from returning.</w:t>
       </w:r>
     </w:p>
     <w:p>
@@ -612,80 +968,20 @@
       </w:pPr>
       <w:bookmarkStart w:name="_Toc9" w:id="9"/>
       <w:r>
-        <w:t xml:space="preserve">Partial-Flow Debugging</w:t>
+        <w:t xml:space="preserve">Studying Standard Library Queries</w:t>
       </w:r>
       <w:bookmarkEnd w:id="9"/>
     </w:p>
     <w:p>
       <w:pPr>
-        <w:spacing w:after="80" w:line="276"/>
-      </w:pPr>
-      <w:r>
-        <w:rPr>
-          <w:sz w:val="22"/>
-          <w:szCs w:val="22"/>
-        </w:rPr>
-        <w:t xml:space="preserve">When an expected path is absent, partial-flow predicates show the frontier—the last nodes taint actually reached. That frontier almost always identifies a missing additional flow step, an accidental barrier, or a source/sink predicate that does not match the nodes you intended. Debugging sequence:</w:t>
-      </w:r>
-    </w:p>
-    <w:p>
-      <w:pPr>
-        <w:spacing w:after="80" w:line="276"/>
-      </w:pPr>
-      <w:r>
-        <w:rPr>
-          <w:sz w:val="22"/>
-          <w:szCs w:val="22"/>
-        </w:rPr>
-        <w:t xml:space="preserve">1. Select sources alone and verify.</w:t>
-      </w:r>
-    </w:p>
-    <w:p>
-      <w:pPr>
-        <w:spacing w:after="80" w:line="276"/>
-      </w:pPr>
-      <w:r>
-        <w:rPr>
-          <w:sz w:val="22"/>
-          <w:szCs w:val="22"/>
-        </w:rPr>
-        <w:t xml:space="preserve">2. Select sinks alone and verify.</w:t>
-      </w:r>
-    </w:p>
-    <w:p>
-      <w:pPr>
-        <w:spacing w:after="80" w:line="276"/>
-      </w:pPr>
-      <w:r>
-        <w:rPr>
-          <w:sz w:val="22"/>
-          <w:szCs w:val="22"/>
-        </w:rPr>
-        <w:t xml:space="preserve">3. Disable barriers temporarily.</w:t>
-      </w:r>
-    </w:p>
-    <w:p>
-      <w:pPr>
-        <w:spacing w:after="80" w:line="276"/>
-      </w:pPr>
-      <w:r>
-        <w:rPr>
-          <w:sz w:val="22"/>
-          <w:szCs w:val="22"/>
-        </w:rPr>
-        <w:t xml:space="preserve">4. Inspect partial paths to find the stopping node.</w:t>
-      </w:r>
-    </w:p>
-    <w:p>
-      <w:pPr>
-        <w:spacing w:after="80" w:line="276"/>
-      </w:pPr>
-      <w:r>
-        <w:rPr>
-          <w:sz w:val="22"/>
-          <w:szCs w:val="22"/>
-        </w:rPr>
-        <w:t xml:space="preserve">5. Add the missing model or adjust the barrier, then re-enable constraints one at a time.</w:t>
+        <w:spacing w:after="70" w:line="276"/>
+      </w:pPr>
+      <w:r>
+        <w:rPr>
+          <w:sz w:val="22"/>
+          <w:szCs w:val="22"/>
+        </w:rPr>
+        <w:t xml:space="preserve">The queries shipped with CodeQL are excellent case studies. Open a security query for your language, observe how it defines its configuration, which library classes it reuses, and how it documents metadata and help text. Copy the structure, then adapt the source and sink predicates for an internal API. This is usually faster and more precise than starting from a blank file.</w:t>
       </w:r>
     </w:p>
     <w:p>
@@ -694,20 +990,80 @@
       </w:pPr>
       <w:bookmarkStart w:name="_Toc10" w:id="10"/>
       <w:r>
-        <w:t xml:space="preserve">Profiling and Measurement</w:t>
+        <w:t xml:space="preserve">Adapting a Case Study</w:t>
       </w:r>
       <w:bookmarkEnd w:id="10"/>
     </w:p>
     <w:p>
       <w:pPr>
-        <w:spacing w:after="80" w:line="276"/>
-      </w:pPr>
-      <w:r>
-        <w:rPr>
-          <w:sz w:val="22"/>
-          <w:szCs w:val="22"/>
-        </w:rPr>
-        <w:t xml:space="preserve">Use the CodeQL CLI timing and diagnostic options, or the VS Code extension’s performance views, to see which predicates dominate runtime. Focus optimization effort on the hottest predicates. After a change, re-measure on a representative database rather than assuming the edit helped.</w:t>
+        <w:spacing w:after="70" w:line="276"/>
+      </w:pPr>
+      <w:r>
+        <w:rPr>
+          <w:sz w:val="22"/>
+          <w:szCs w:val="22"/>
+        </w:rPr>
+        <w:t xml:space="preserve">When you adapt a published query:</w:t>
+      </w:r>
+    </w:p>
+    <w:p>
+      <w:pPr>
+        <w:spacing w:after="70" w:line="276"/>
+      </w:pPr>
+      <w:r>
+        <w:rPr>
+          <w:sz w:val="22"/>
+          <w:szCs w:val="22"/>
+        </w:rPr>
+        <w:t xml:space="preserve">1. Identify the original sources and sinks.</w:t>
+      </w:r>
+    </w:p>
+    <w:p>
+      <w:pPr>
+        <w:spacing w:after="70" w:line="276"/>
+      </w:pPr>
+      <w:r>
+        <w:rPr>
+          <w:sz w:val="22"/>
+          <w:szCs w:val="22"/>
+        </w:rPr>
+        <w:t xml:space="preserve">2. Map them to the equivalent concepts in your codebase (or add extensions).</w:t>
+      </w:r>
+    </w:p>
+    <w:p>
+      <w:pPr>
+        <w:spacing w:after="70" w:line="276"/>
+      </w:pPr>
+      <w:r>
+        <w:rPr>
+          <w:sz w:val="22"/>
+          <w:szCs w:val="22"/>
+        </w:rPr>
+        <w:t xml:space="preserve">3. Run against a small positive/negative test database.</w:t>
+      </w:r>
+    </w:p>
+    <w:p>
+      <w:pPr>
+        <w:spacing w:after="70" w:line="276"/>
+      </w:pPr>
+      <w:r>
+        <w:rPr>
+          <w:sz w:val="22"/>
+          <w:szCs w:val="22"/>
+        </w:rPr>
+        <w:t xml:space="preserve">4. Add barriers for known sanitizers.</w:t>
+      </w:r>
+    </w:p>
+    <w:p>
+      <w:pPr>
+        <w:spacing w:after="70" w:line="276"/>
+      </w:pPr>
+      <w:r>
+        <w:rPr>
+          <w:sz w:val="22"/>
+          <w:szCs w:val="22"/>
+        </w:rPr>
+        <w:t xml:space="preserve">5. Measure precision, then add the query to a suite.</w:t>
       </w:r>
     </w:p>
     <w:p>
@@ -716,124 +1072,20 @@
       </w:pPr>
       <w:bookmarkStart w:name="_Toc11" w:id="11"/>
       <w:r>
-        <w:t xml:space="preserve">Modular Design</w:t>
+        <w:t xml:space="preserve">What Good Case Studies Share</w:t>
       </w:r>
       <w:bookmarkEnd w:id="11"/>
     </w:p>
     <w:p>
       <w:pPr>
-        <w:spacing w:after="80" w:line="276"/>
-      </w:pPr>
-      <w:r>
-        <w:rPr>
-          <w:sz w:val="22"/>
-          <w:szCs w:val="22"/>
-        </w:rPr>
-        <w:t xml:space="preserve">Break complex logic into well-named predicates and modules. Modular queries are easier to test, easier to reuse, and often faster because the optimizer sees clearer boundaries. They also make partial-flow debugging simpler, because you can select intermediate predicates directly.</w:t>
-      </w:r>
-    </w:p>
-    <w:p>
-      <w:pPr>
-        <w:pStyle w:val="Heading2"/>
-      </w:pPr>
-      <w:bookmarkStart w:name="_Toc12" w:id="12"/>
-      <w:r>
-        <w:t xml:space="preserve">Common Performance Pitfalls</w:t>
-      </w:r>
-      <w:bookmarkEnd w:id="12"/>
-    </w:p>
-    <w:p>
-      <w:pPr>
-        <w:spacing w:after="80" w:line="276"/>
-      </w:pPr>
-      <w:r>
-        <w:rPr>
-          <w:sz w:val="22"/>
-          <w:szCs w:val="22"/>
-        </w:rPr>
-        <w:t xml:space="preserve">Selecting from every expression or every call without early filters. Recursive predicates that explore large graphs without bounding conditions. Configurations that start from overly broad sources. Analyzing generated or vendored code that should have been excluded at database-creation time. Fixing the database scope is frequently more effective than micro-optimizing a query.</w:t>
-      </w:r>
-    </w:p>
-    <w:p>
-      <w:pPr>
-        <w:pStyle w:val="Heading2"/>
-      </w:pPr>
-      <w:bookmarkStart w:name="_Toc13" w:id="13"/>
-      <w:r>
-        <w:t xml:space="preserve">Practical Checklist</w:t>
-      </w:r>
-      <w:bookmarkEnd w:id="13"/>
-    </w:p>
-    <w:p>
-      <w:pPr>
-        <w:spacing w:after="80" w:line="276"/>
-      </w:pPr>
-      <w:r>
-        <w:rPr>
-          <w:sz w:val="22"/>
-          <w:szCs w:val="22"/>
-        </w:rPr>
-        <w:t xml:space="preserve">• Prefer library predicates.</w:t>
-      </w:r>
-    </w:p>
-    <w:p>
-      <w:pPr>
-        <w:spacing w:after="80" w:line="276"/>
-      </w:pPr>
-      <w:r>
-        <w:rPr>
-          <w:sz w:val="22"/>
-          <w:szCs w:val="22"/>
-        </w:rPr>
-        <w:t xml:space="preserve">• Keep sources and sinks as narrow as correctness allows.</w:t>
-      </w:r>
-    </w:p>
-    <w:p>
-      <w:pPr>
-        <w:spacing w:after="80" w:line="276"/>
-      </w:pPr>
-      <w:r>
-        <w:rPr>
-          <w:sz w:val="22"/>
-          <w:szCs w:val="22"/>
-        </w:rPr>
-        <w:t xml:space="preserve">• Use local flow when sufficient.</w:t>
-      </w:r>
-    </w:p>
-    <w:p>
-      <w:pPr>
-        <w:spacing w:after="80" w:line="276"/>
-      </w:pPr>
-      <w:r>
-        <w:rPr>
-          <w:sz w:val="22"/>
-          <w:szCs w:val="22"/>
-        </w:rPr>
-        <w:t xml:space="preserve">• Add tests that cover both presence and absence of results.</w:t>
-      </w:r>
-    </w:p>
-    <w:p>
-      <w:pPr>
-        <w:spacing w:after="80" w:line="276"/>
-      </w:pPr>
-      <w:r>
-        <w:rPr>
-          <w:sz w:val="22"/>
-          <w:szCs w:val="22"/>
-        </w:rPr>
-        <w:t xml:space="preserve">• Measure before and after optimization changes.</w:t>
-      </w:r>
-    </w:p>
-    <w:p>
-      <w:pPr>
-        <w:spacing w:after="80" w:line="276"/>
-      </w:pPr>
-      <w:r>
-        <w:rPr>
-          <w:sz w:val="22"/>
-          <w:szCs w:val="22"/>
-        </w:rPr>
-        <w:t xml:space="preserve">• Exclude irrelevant code at database build time.</w:t>
+        <w:spacing w:after="70" w:line="276"/>
+      </w:pPr>
+      <w:r>
+        <w:rPr>
+          <w:sz w:val="22"/>
+          <w:szCs w:val="22"/>
+        </w:rPr>
+        <w:t xml:space="preserve">Clear metadata, a focused configuration, reuse of standard library classes, explicit handling of common sanitizers, and a set of tests. They also document limitations—what the query does not detect—so future maintainers know where models still need to be added.</w:t>
       </w:r>
     </w:p>
     <w:p>
@@ -841,22 +1093,22 @@
         <w:pStyle w:val="Heading1"/>
         <w:pageBreakBefore/>
       </w:pPr>
-      <w:bookmarkStart w:name="_Toc14" w:id="14"/>
-      <w:r>
-        <w:t xml:space="preserve">Chapter 14: Case Studies</w:t>
-      </w:r>
-      <w:bookmarkEnd w:id="14"/>
-    </w:p>
-    <w:p>
-      <w:pPr>
-        <w:spacing w:after="80" w:line="276"/>
-      </w:pPr>
-      <w:r>
-        <w:rPr>
-          <w:sz w:val="22"/>
-          <w:szCs w:val="22"/>
-        </w:rPr>
-        <w:t xml:space="preserve">Real analyses in the Security Lab series and examples/chapter14/ demonstrate efficient source-to-sink patterns you can adapt.</w:t>
+      <w:bookmarkStart w:name="_Toc12" w:id="12"/>
+      <w:r>
+        <w:t xml:space="preserve">Chapter 15: Best Practices</w:t>
+      </w:r>
+      <w:bookmarkEnd w:id="12"/>
+    </w:p>
+    <w:p>
+      <w:pPr>
+        <w:spacing w:after="70" w:line="276"/>
+      </w:pPr>
+      <w:r>
+        <w:rPr>
+          <w:sz w:val="22"/>
+          <w:szCs w:val="22"/>
+        </w:rPr>
+        <w:t xml:space="preserve">Apply the patterns from case studies: small tested configurations, library extension, and precise barriers.</w:t>
       </w:r>
     </w:p>
     <w:p>
@@ -864,50 +1116,27 @@
         <w:pStyle w:val="Heading1"/>
         <w:pageBreakBefore/>
       </w:pPr>
-      <w:bookmarkStart w:name="_Toc15" w:id="15"/>
-      <w:r>
-        <w:t xml:space="preserve">Chapter 15: Best Practices</w:t>
-      </w:r>
-      <w:bookmarkEnd w:id="15"/>
-    </w:p>
-    <w:p>
-      <w:pPr>
-        <w:spacing w:after="80" w:line="276"/>
-      </w:pPr>
-      <w:r>
-        <w:rPr>
-          <w:sz w:val="22"/>
-          <w:szCs w:val="22"/>
-        </w:rPr>
-        <w:t xml:space="preserve">Precise, modular, tested predicates plus good models keep both results and runtime acceptable in CI.</w:t>
-      </w:r>
-    </w:p>
-    <w:p>
-      <w:pPr>
-        <w:pStyle w:val="Heading1"/>
-        <w:pageBreakBefore/>
-      </w:pPr>
-      <w:bookmarkStart w:name="_Toc16" w:id="16"/>
+      <w:bookmarkStart w:name="_Toc13" w:id="13"/>
       <w:r>
         <w:t xml:space="preserve">Appendix</w:t>
       </w:r>
-      <w:bookmarkEnd w:id="16"/>
-    </w:p>
-    <w:p>
-      <w:pPr>
-        <w:spacing w:after="80" w:line="276"/>
-      </w:pPr>
-      <w:r>
-        <w:rPr>
-          <w:sz w:val="22"/>
-          <w:szCs w:val="22"/>
-        </w:rPr>
-        <w:t xml:space="preserve">Performance example: examples/chapter13/performance-predicate.ql. Official performance guidance is in the CodeQL documentation. Repository: https://github.com/rod-trent/MustLearnCodeQL.</w:t>
-      </w:r>
-    </w:p>
-    <w:p>
-      <w:pPr>
-        <w:spacing w:before="120"/>
+      <w:bookmarkEnd w:id="13"/>
+    </w:p>
+    <w:p>
+      <w:pPr>
+        <w:spacing w:after="70" w:line="276"/>
+      </w:pPr>
+      <w:r>
+        <w:rPr>
+          <w:sz w:val="22"/>
+          <w:szCs w:val="22"/>
+        </w:rPr>
+        <w:t xml:space="preserve">SQL injection example: examples/chapter14/sql-injection-example.ql. Security Lab Zero-to-Hero series and official CodeQL security queries. Repository: https://github.com/rod-trent/MustLearnCodeQL.</w:t>
+      </w:r>
+    </w:p>
+    <w:p>
+      <w:pPr>
+        <w:spacing w:before="100"/>
         <w:jc w:val="center"/>
       </w:pPr>
       <w:r>
@@ -1351,7 +1580,7 @@
     <w:next w:val="Normal"/>
     <w:qFormat/>
     <w:pPr>
-      <w:spacing w:after="50" w:before="100"/>
+      <w:spacing w:after="40" w:before="80"/>
       <w:outlineLvl w:val="0"/>
     </w:pPr>
     <w:rPr>
@@ -1369,7 +1598,7 @@
     <w:next w:val="Normal"/>
     <w:qFormat/>
     <w:pPr>
-      <w:spacing w:after="40" w:before="120"/>
+      <w:spacing w:after="30" w:before="100"/>
       <w:outlineLvl w:val="1"/>
     </w:pPr>
     <w:rPr>
